--- a/4.质量管理/1.流程制度规范类文件/040104-沟通管理制度.docx
+++ b/4.质量管理/1.流程制度规范类文件/040104-沟通管理制度.docx
@@ -1,10 +1,11 @@
 
 <file path=word/document.xml><?xml version="1.0" encoding="utf-8"?>
-<w:document xmlns:wpc="http://schemas.microsoft.com/office/word/2010/wordprocessingCanvas" xmlns:mc="http://schemas.openxmlformats.org/markup-compatibility/2006" xmlns:o="urn:schemas-microsoft-com:office:office" xmlns:r="http://schemas.openxmlformats.org/officeDocument/2006/relationships" xmlns:m="http://schemas.openxmlformats.org/officeDocument/2006/math" xmlns:v="urn:schemas-microsoft-com:vml" xmlns:wp14="http://schemas.microsoft.com/office/word/2010/wordprocessingDrawing" xmlns:wp="http://schemas.openxmlformats.org/drawingml/2006/wordprocessingDrawing" xmlns:w="http://schemas.openxmlformats.org/wordprocessingml/2006/main" xmlns:w14="http://schemas.microsoft.com/office/word/2010/wordml" xmlns:w10="urn:schemas-microsoft-com:office:word" xmlns:w15="http://schemas.microsoft.com/office/word/2012/wordml" xmlns:wpg="http://schemas.microsoft.com/office/word/2010/wordprocessingGroup" xmlns:wpi="http://schemas.microsoft.com/office/word/2010/wordprocessingInk" xmlns:wne="http://schemas.microsoft.com/office/word/2006/wordml" xmlns:wps="http://schemas.microsoft.com/office/word/2010/wordprocessingShape" xmlns:wpsCustomData="http://www.wps.cn/officeDocument/2013/wpsCustomData" mc:Ignorable="w14 w15 wp14">
+<w:document xmlns:wpc="http://schemas.microsoft.com/office/word/2010/wordprocessingCanvas" xmlns:mc="http://schemas.openxmlformats.org/markup-compatibility/2006" xmlns:o="urn:schemas-microsoft-com:office:office" xmlns:r="http://schemas.openxmlformats.org/officeDocument/2006/relationships" xmlns:m="http://schemas.openxmlformats.org/officeDocument/2006/math" xmlns:v="urn:schemas-microsoft-com:vml" xmlns:wp14="http://schemas.microsoft.com/office/word/2010/wordprocessingDrawing" xmlns:wp="http://schemas.openxmlformats.org/drawingml/2006/wordprocessingDrawing" xmlns:w10="urn:schemas-microsoft-com:office:word" xmlns:w="http://schemas.openxmlformats.org/wordprocessingml/2006/main" xmlns:w14="http://schemas.microsoft.com/office/word/2010/wordml" xmlns:w15="http://schemas.microsoft.com/office/word/2012/wordml" xmlns:wne="http://schemas.microsoft.com/office/word/2006/wordml" xmlns:wpg="http://schemas.microsoft.com/office/word/2010/wordprocessingGroup" xmlns:wpi="http://schemas.microsoft.com/office/word/2010/wordprocessingInk" xmlns:wps="http://schemas.microsoft.com/office/word/2010/wordprocessingShape" mc:Ignorable="w14 w15 wp14">
+  <!-- Generated by Aspose.Words for .NET 13.3.0.1 -->
   <w:body>
     <w:p>
       <w:pPr>
-        <w:pStyle w:val="31"/>
+        <w:pStyle w:val="a1"/>
         <w:keepNext w:val="0"/>
         <w:keepLines w:val="0"/>
         <w:pageBreakBefore w:val="0"/>
@@ -20,13 +21,13 @@
         <w:snapToGrid w:val="0"/>
         <w:textAlignment w:val="baseline"/>
       </w:pPr>
-      <w:bookmarkStart w:id="22" w:name="_GoBack"/>
-      <w:bookmarkEnd w:id="22"/>
-      <w:bookmarkStart w:id="0" w:name="_Toc5127"/>
+      <w:bookmarkStart w:id="0" w:name="_GoBack"/>
+      <w:bookmarkEnd w:id="0"/>
+      <w:bookmarkStart w:id="1" w:name="_Toc5127"/>
     </w:p>
     <w:p>
       <w:pPr>
-        <w:pStyle w:val="31"/>
+        <w:pStyle w:val="a1"/>
         <w:keepNext w:val="0"/>
         <w:keepLines w:val="0"/>
         <w:pageBreakBefore w:val="0"/>
@@ -45,11 +46,11 @@
       <w:r>
         <w:t>沟通管理制度</w:t>
       </w:r>
-      <w:bookmarkEnd w:id="0"/>
+      <w:bookmarkEnd w:id="1"/>
     </w:p>
     <w:p>
       <w:pPr>
-        <w:pStyle w:val="32"/>
+        <w:pStyle w:val="a2"/>
         <w:keepNext w:val="0"/>
         <w:keepLines w:val="0"/>
         <w:pageBreakBefore w:val="0"/>
@@ -65,11 +66,11 @@
         <w:snapToGrid w:val="0"/>
         <w:textAlignment w:val="baseline"/>
       </w:pPr>
-      <w:bookmarkStart w:id="1" w:name="_Toc1354"/>
-      <w:r>
-        <w:t>甘肃国邦信息科技有限公司</w:t>
-      </w:r>
-      <w:bookmarkEnd w:id="1"/>
+      <w:bookmarkStart w:id="2" w:name="_Toc1354"/>
+      <w:r>
+        <w:t>中达丰集团有限公司</w:t>
+      </w:r>
+      <w:bookmarkEnd w:id="2"/>
     </w:p>
     <w:p>
       <w:pPr>
@@ -90,19 +91,19 @@
         <w:ind w:left="2925"/>
         <w:textAlignment w:val="baseline"/>
         <w:rPr>
-          <w:rFonts w:ascii="宋体" w:hAnsi="宋体" w:eastAsia="宋体" w:cs="宋体"/>
+          <w:rFonts w:ascii="宋体" w:eastAsia="宋体" w:hAnsi="宋体" w:cs="宋体"/>
           <w:sz w:val="36"/>
           <w:szCs w:val="36"/>
         </w:rPr>
       </w:pPr>
       <w:r>
         <w:rPr>
-          <w:rFonts w:ascii="宋体" w:hAnsi="宋体" w:eastAsia="宋体" w:cs="宋体"/>
+          <w:rFonts w:ascii="宋体" w:eastAsia="宋体" w:hAnsi="宋体" w:cs="宋体"/>
           <w:spacing w:val="-11"/>
           <w:sz w:val="36"/>
           <w:szCs w:val="36"/>
         </w:rPr>
-        <w:t>2025年1月4日</w:t>
+        <w:t>2025年7月4日</w:t>
       </w:r>
     </w:p>
     <w:p>
@@ -123,14 +124,14 @@
         <w:spacing w:line="220" w:lineRule="auto"/>
         <w:textAlignment w:val="baseline"/>
         <w:rPr>
-          <w:rFonts w:ascii="宋体" w:hAnsi="宋体" w:eastAsia="宋体" w:cs="宋体"/>
+          <w:rFonts w:ascii="宋体" w:eastAsia="宋体" w:hAnsi="宋体" w:cs="宋体"/>
           <w:sz w:val="36"/>
           <w:szCs w:val="36"/>
         </w:rPr>
         <w:sectPr>
           <w:pgSz w:w="11906" w:h="16839"/>
           <w:pgMar w:top="1431" w:right="1785" w:bottom="0" w:left="1785" w:header="0" w:footer="0" w:gutter="0"/>
-          <w:cols w:space="720" w:num="1"/>
+          <w:cols w:num="1" w:space="720"/>
         </w:sectPr>
       </w:pPr>
     </w:p>
@@ -154,35 +155,35 @@
         <w:textAlignment w:val="baseline"/>
         <w:outlineLvl w:val="0"/>
         <w:rPr>
-          <w:rFonts w:ascii="宋体" w:hAnsi="宋体" w:eastAsia="宋体" w:cs="宋体"/>
+          <w:rFonts w:ascii="宋体" w:eastAsia="宋体" w:hAnsi="宋体" w:cs="宋体"/>
           <w:sz w:val="28"/>
           <w:szCs w:val="28"/>
         </w:rPr>
       </w:pPr>
-      <w:bookmarkStart w:id="2" w:name="_Toc10424"/>
-      <w:r>
-        <w:rPr>
-          <w:rFonts w:ascii="宋体" w:hAnsi="宋体" w:eastAsia="宋体" w:cs="宋体"/>
+      <w:bookmarkStart w:id="3" w:name="_Toc10424"/>
+      <w:r>
+        <w:rPr>
+          <w:rFonts w:ascii="宋体" w:eastAsia="宋体" w:hAnsi="宋体" w:cs="宋体"/>
           <w:spacing w:val="-3"/>
           <w:sz w:val="28"/>
           <w:szCs w:val="28"/>
         </w:rPr>
         <w:t>文档信息</w:t>
       </w:r>
-      <w:bookmarkEnd w:id="2"/>
+      <w:bookmarkEnd w:id="3"/>
     </w:p>
     <w:tbl>
       <w:tblPr>
-        <w:tblStyle w:val="24"/>
+        <w:tblStyle w:val="TableNormal0"/>
         <w:tblW w:w="9072" w:type="dxa"/>
         <w:tblInd w:w="5" w:type="dxa"/>
         <w:tblBorders>
-          <w:top w:val="single" w:color="000000" w:sz="4" w:space="0"/>
-          <w:left w:val="single" w:color="000000" w:sz="4" w:space="0"/>
-          <w:bottom w:val="single" w:color="000000" w:sz="4" w:space="0"/>
-          <w:right w:val="single" w:color="000000" w:sz="4" w:space="0"/>
-          <w:insideH w:val="single" w:color="000000" w:sz="4" w:space="0"/>
-          <w:insideV w:val="single" w:color="000000" w:sz="4" w:space="0"/>
+          <w:top w:val="single" w:sz="4" w:space="0" w:color="000000"/>
+          <w:left w:val="single" w:sz="4" w:space="0" w:color="000000"/>
+          <w:bottom w:val="single" w:sz="4" w:space="0" w:color="000000"/>
+          <w:right w:val="single" w:sz="4" w:space="0" w:color="000000"/>
+          <w:insideH w:val="single" w:sz="4" w:space="0" w:color="000000"/>
+          <w:insideV w:val="single" w:sz="4" w:space="0" w:color="000000"/>
         </w:tblBorders>
         <w:tblLayout w:type="fixed"/>
         <w:tblCellMar>
@@ -201,14 +202,17 @@
       </w:tblGrid>
       <w:tr>
         <w:tblPrEx>
+          <w:tblW w:w="9072" w:type="dxa"/>
+          <w:tblInd w:w="5" w:type="dxa"/>
           <w:tblBorders>
-            <w:top w:val="single" w:color="000000" w:sz="4" w:space="0"/>
-            <w:left w:val="single" w:color="000000" w:sz="4" w:space="0"/>
-            <w:bottom w:val="single" w:color="000000" w:sz="4" w:space="0"/>
-            <w:right w:val="single" w:color="000000" w:sz="4" w:space="0"/>
-            <w:insideH w:val="single" w:color="000000" w:sz="4" w:space="0"/>
-            <w:insideV w:val="single" w:color="000000" w:sz="4" w:space="0"/>
+            <w:top w:val="single" w:sz="4" w:space="0" w:color="000000"/>
+            <w:left w:val="single" w:sz="4" w:space="0" w:color="000000"/>
+            <w:bottom w:val="single" w:sz="4" w:space="0" w:color="000000"/>
+            <w:right w:val="single" w:sz="4" w:space="0" w:color="000000"/>
+            <w:insideH w:val="single" w:sz="4" w:space="0" w:color="000000"/>
+            <w:insideV w:val="single" w:sz="4" w:space="0" w:color="000000"/>
           </w:tblBorders>
+          <w:tblLayout w:type="fixed"/>
           <w:tblCellMar>
             <w:top w:w="0" w:type="dxa"/>
             <w:left w:w="0" w:type="dxa"/>
@@ -217,7 +221,7 @@
           </w:tblCellMar>
         </w:tblPrEx>
         <w:trPr>
-          <w:trHeight w:val="611" w:hRule="atLeast"/>
+          <w:trHeight w:val="611"/>
         </w:trPr>
         <w:tc>
           <w:tcPr>
@@ -242,14 +246,14 @@
               <w:ind w:left="207"/>
               <w:textAlignment w:val="baseline"/>
               <w:rPr>
-                <w:rFonts w:ascii="宋体" w:hAnsi="宋体" w:eastAsia="宋体" w:cs="宋体"/>
+                <w:rFonts w:ascii="宋体" w:eastAsia="宋体" w:hAnsi="宋体" w:cs="宋体"/>
                 <w:sz w:val="24"/>
                 <w:szCs w:val="24"/>
               </w:rPr>
             </w:pPr>
             <w:r>
               <w:rPr>
-                <w:rFonts w:ascii="宋体" w:hAnsi="宋体" w:eastAsia="宋体" w:cs="宋体"/>
+                <w:rFonts w:ascii="宋体" w:eastAsia="宋体" w:hAnsi="宋体" w:cs="宋体"/>
                 <w:spacing w:val="-2"/>
                 <w:sz w:val="24"/>
                 <w:szCs w:val="24"/>
@@ -282,33 +286,28 @@
               <w:ind w:left="109"/>
               <w:textAlignment w:val="baseline"/>
               <w:rPr>
-                <w:rFonts w:ascii="宋体" w:hAnsi="宋体" w:eastAsia="宋体" w:cs="宋体"/>
+                <w:rFonts w:ascii="宋体" w:eastAsia="宋体" w:hAnsi="宋体" w:cs="宋体"/>
                 <w:sz w:val="24"/>
                 <w:szCs w:val="24"/>
               </w:rPr>
             </w:pPr>
             <w:r>
               <w:rPr>
-                <w:rFonts w:ascii="宋体" w:hAnsi="宋体" w:eastAsia="宋体" w:cs="宋体"/>
+                <w:rFonts w:ascii="宋体" w:eastAsia="宋体" w:hAnsi="宋体" w:cs="宋体"/>
                 <w:spacing w:val="-1"/>
                 <w:sz w:val="24"/>
                 <w:szCs w:val="24"/>
               </w:rPr>
-              <w:t>沟通管理制度（GSGB-ITSS-GTGL）</w:t>
+              <w:t>沟通管理制度（ZDFJT-ITSS-GTGL）</w:t>
             </w:r>
           </w:p>
         </w:tc>
       </w:tr>
       <w:tr>
         <w:tblPrEx>
-          <w:tblBorders>
-            <w:top w:val="single" w:color="000000" w:sz="4" w:space="0"/>
-            <w:left w:val="single" w:color="000000" w:sz="4" w:space="0"/>
-            <w:bottom w:val="single" w:color="000000" w:sz="4" w:space="0"/>
-            <w:right w:val="single" w:color="000000" w:sz="4" w:space="0"/>
-            <w:insideH w:val="single" w:color="000000" w:sz="4" w:space="0"/>
-            <w:insideV w:val="single" w:color="000000" w:sz="4" w:space="0"/>
-          </w:tblBorders>
+          <w:tblW w:w="9072" w:type="dxa"/>
+          <w:tblInd w:w="5" w:type="dxa"/>
+          <w:tblLayout w:type="fixed"/>
           <w:tblCellMar>
             <w:top w:w="0" w:type="dxa"/>
             <w:left w:w="0" w:type="dxa"/>
@@ -317,7 +316,7 @@
           </w:tblCellMar>
         </w:tblPrEx>
         <w:trPr>
-          <w:trHeight w:val="607" w:hRule="atLeast"/>
+          <w:trHeight w:val="607"/>
         </w:trPr>
         <w:tc>
           <w:tcPr>
@@ -342,14 +341,14 @@
               <w:ind w:left="447"/>
               <w:textAlignment w:val="baseline"/>
               <w:rPr>
-                <w:rFonts w:ascii="宋体" w:hAnsi="宋体" w:eastAsia="宋体" w:cs="宋体"/>
+                <w:rFonts w:ascii="宋体" w:eastAsia="宋体" w:hAnsi="宋体" w:cs="宋体"/>
                 <w:sz w:val="24"/>
                 <w:szCs w:val="24"/>
               </w:rPr>
             </w:pPr>
             <w:r>
               <w:rPr>
-                <w:rFonts w:ascii="宋体" w:hAnsi="宋体" w:eastAsia="宋体" w:cs="宋体"/>
+                <w:rFonts w:ascii="宋体" w:eastAsia="宋体" w:hAnsi="宋体" w:cs="宋体"/>
                 <w:spacing w:val="-3"/>
                 <w:sz w:val="24"/>
                 <w:szCs w:val="24"/>
@@ -382,33 +381,28 @@
               <w:ind w:left="109"/>
               <w:textAlignment w:val="baseline"/>
               <w:rPr>
-                <w:rFonts w:ascii="宋体" w:hAnsi="宋体" w:eastAsia="宋体" w:cs="宋体"/>
+                <w:rFonts w:ascii="宋体" w:eastAsia="宋体" w:hAnsi="宋体" w:cs="宋体"/>
                 <w:sz w:val="24"/>
                 <w:szCs w:val="24"/>
               </w:rPr>
             </w:pPr>
             <w:r>
               <w:rPr>
-                <w:rFonts w:ascii="宋体" w:hAnsi="宋体" w:eastAsia="宋体" w:cs="宋体"/>
+                <w:rFonts w:ascii="宋体" w:eastAsia="宋体" w:hAnsi="宋体" w:cs="宋体"/>
                 <w:spacing w:val="-1"/>
                 <w:sz w:val="24"/>
                 <w:szCs w:val="24"/>
               </w:rPr>
-              <w:t>甘肃国邦信息科技有限公司</w:t>
+              <w:t>中达丰集团有限公司</w:t>
             </w:r>
           </w:p>
         </w:tc>
       </w:tr>
       <w:tr>
         <w:tblPrEx>
-          <w:tblBorders>
-            <w:top w:val="single" w:color="000000" w:sz="4" w:space="0"/>
-            <w:left w:val="single" w:color="000000" w:sz="4" w:space="0"/>
-            <w:bottom w:val="single" w:color="000000" w:sz="4" w:space="0"/>
-            <w:right w:val="single" w:color="000000" w:sz="4" w:space="0"/>
-            <w:insideH w:val="single" w:color="000000" w:sz="4" w:space="0"/>
-            <w:insideV w:val="single" w:color="000000" w:sz="4" w:space="0"/>
-          </w:tblBorders>
+          <w:tblW w:w="9072" w:type="dxa"/>
+          <w:tblInd w:w="5" w:type="dxa"/>
+          <w:tblLayout w:type="fixed"/>
           <w:tblCellMar>
             <w:top w:w="0" w:type="dxa"/>
             <w:left w:w="0" w:type="dxa"/>
@@ -417,7 +411,7 @@
           </w:tblCellMar>
         </w:tblPrEx>
         <w:trPr>
-          <w:trHeight w:val="607" w:hRule="atLeast"/>
+          <w:trHeight w:val="607"/>
         </w:trPr>
         <w:tc>
           <w:tcPr>
@@ -442,14 +436,14 @@
               <w:ind w:left="447"/>
               <w:textAlignment w:val="baseline"/>
               <w:rPr>
-                <w:rFonts w:ascii="宋体" w:hAnsi="宋体" w:eastAsia="宋体" w:cs="宋体"/>
+                <w:rFonts w:ascii="宋体" w:eastAsia="宋体" w:hAnsi="宋体" w:cs="宋体"/>
                 <w:sz w:val="24"/>
                 <w:szCs w:val="24"/>
               </w:rPr>
             </w:pPr>
             <w:r>
               <w:rPr>
-                <w:rFonts w:ascii="宋体" w:hAnsi="宋体" w:eastAsia="宋体" w:cs="宋体"/>
+                <w:rFonts w:ascii="宋体" w:eastAsia="宋体" w:hAnsi="宋体" w:cs="宋体"/>
                 <w:spacing w:val="-3"/>
                 <w:sz w:val="24"/>
                 <w:szCs w:val="24"/>
@@ -481,14 +475,14 @@
               <w:ind w:left="229"/>
               <w:textAlignment w:val="baseline"/>
               <w:rPr>
-                <w:rFonts w:ascii="宋体" w:hAnsi="宋体" w:eastAsia="宋体" w:cs="宋体"/>
+                <w:rFonts w:ascii="宋体" w:eastAsia="宋体" w:hAnsi="宋体" w:cs="宋体"/>
                 <w:sz w:val="24"/>
                 <w:szCs w:val="24"/>
               </w:rPr>
             </w:pPr>
             <w:r>
               <w:rPr>
-                <w:rFonts w:ascii="宋体" w:hAnsi="宋体" w:eastAsia="宋体" w:cs="宋体"/>
+                <w:rFonts w:ascii="宋体" w:eastAsia="宋体" w:hAnsi="宋体" w:cs="宋体"/>
                 <w:spacing w:val="-2"/>
                 <w:sz w:val="24"/>
                 <w:szCs w:val="24"/>
@@ -520,14 +514,14 @@
               <w:ind w:left="676"/>
               <w:textAlignment w:val="baseline"/>
               <w:rPr>
-                <w:rFonts w:ascii="宋体" w:hAnsi="宋体" w:eastAsia="宋体" w:cs="宋体"/>
+                <w:rFonts w:ascii="宋体" w:eastAsia="宋体" w:hAnsi="宋体" w:cs="宋体"/>
                 <w:sz w:val="24"/>
                 <w:szCs w:val="24"/>
               </w:rPr>
             </w:pPr>
             <w:r>
               <w:rPr>
-                <w:rFonts w:ascii="宋体" w:hAnsi="宋体" w:eastAsia="宋体" w:cs="宋体"/>
+                <w:rFonts w:ascii="宋体" w:eastAsia="宋体" w:hAnsi="宋体" w:cs="宋体"/>
                 <w:spacing w:val="-2"/>
                 <w:sz w:val="24"/>
                 <w:szCs w:val="24"/>
@@ -559,14 +553,14 @@
               <w:ind w:left="545"/>
               <w:textAlignment w:val="baseline"/>
               <w:rPr>
-                <w:rFonts w:ascii="宋体" w:hAnsi="宋体" w:eastAsia="宋体" w:cs="宋体"/>
+                <w:rFonts w:ascii="宋体" w:eastAsia="宋体" w:hAnsi="宋体" w:cs="宋体"/>
                 <w:sz w:val="24"/>
                 <w:szCs w:val="24"/>
               </w:rPr>
             </w:pPr>
             <w:r>
               <w:rPr>
-                <w:rFonts w:ascii="宋体" w:hAnsi="宋体" w:eastAsia="宋体" w:cs="宋体"/>
+                <w:rFonts w:ascii="宋体" w:eastAsia="宋体" w:hAnsi="宋体" w:cs="宋体"/>
                 <w:spacing w:val="-3"/>
                 <w:sz w:val="24"/>
                 <w:szCs w:val="24"/>
@@ -598,14 +592,14 @@
               <w:ind w:left="754"/>
               <w:textAlignment w:val="baseline"/>
               <w:rPr>
-                <w:rFonts w:ascii="宋体" w:hAnsi="宋体" w:eastAsia="宋体" w:cs="宋体"/>
+                <w:rFonts w:ascii="宋体" w:eastAsia="宋体" w:hAnsi="宋体" w:cs="宋体"/>
                 <w:sz w:val="24"/>
                 <w:szCs w:val="24"/>
               </w:rPr>
             </w:pPr>
             <w:r>
               <w:rPr>
-                <w:rFonts w:ascii="宋体" w:hAnsi="宋体" w:eastAsia="宋体" w:cs="宋体"/>
+                <w:rFonts w:ascii="宋体" w:eastAsia="宋体" w:hAnsi="宋体" w:cs="宋体"/>
                 <w:spacing w:val="-6"/>
                 <w:sz w:val="24"/>
                 <w:szCs w:val="24"/>
@@ -617,14 +611,9 @@
       </w:tr>
       <w:tr>
         <w:tblPrEx>
-          <w:tblBorders>
-            <w:top w:val="single" w:color="000000" w:sz="4" w:space="0"/>
-            <w:left w:val="single" w:color="000000" w:sz="4" w:space="0"/>
-            <w:bottom w:val="single" w:color="000000" w:sz="4" w:space="0"/>
-            <w:right w:val="single" w:color="000000" w:sz="4" w:space="0"/>
-            <w:insideH w:val="single" w:color="000000" w:sz="4" w:space="0"/>
-            <w:insideV w:val="single" w:color="000000" w:sz="4" w:space="0"/>
-          </w:tblBorders>
+          <w:tblW w:w="9072" w:type="dxa"/>
+          <w:tblInd w:w="5" w:type="dxa"/>
+          <w:tblLayout w:type="fixed"/>
           <w:tblCellMar>
             <w:top w:w="0" w:type="dxa"/>
             <w:left w:w="0" w:type="dxa"/>
@@ -633,7 +622,7 @@
           </w:tblCellMar>
         </w:tblPrEx>
         <w:trPr>
-          <w:trHeight w:val="474" w:hRule="atLeast"/>
+          <w:trHeight w:val="474"/>
         </w:trPr>
         <w:tc>
           <w:tcPr>
@@ -658,14 +647,14 @@
               <w:ind w:left="709"/>
               <w:textAlignment w:val="baseline"/>
               <w:rPr>
-                <w:rFonts w:ascii="宋体" w:hAnsi="宋体" w:eastAsia="宋体" w:cs="宋体"/>
+                <w:rFonts w:ascii="宋体" w:eastAsia="宋体" w:hAnsi="宋体" w:cs="宋体"/>
                 <w:sz w:val="21"/>
                 <w:szCs w:val="21"/>
               </w:rPr>
             </w:pPr>
             <w:r>
               <w:rPr>
-                <w:rFonts w:ascii="宋体" w:hAnsi="宋体" w:eastAsia="宋体" w:cs="宋体"/>
+                <w:rFonts w:ascii="宋体" w:eastAsia="宋体" w:hAnsi="宋体" w:cs="宋体"/>
                 <w:spacing w:val="-1"/>
                 <w:sz w:val="21"/>
                 <w:szCs w:val="21"/>
@@ -697,19 +686,19 @@
               <w:ind w:left="290"/>
               <w:textAlignment w:val="baseline"/>
               <w:rPr>
-                <w:rFonts w:ascii="宋体" w:hAnsi="宋体" w:eastAsia="宋体" w:cs="宋体"/>
+                <w:rFonts w:ascii="宋体" w:eastAsia="宋体" w:hAnsi="宋体" w:cs="宋体"/>
                 <w:sz w:val="21"/>
                 <w:szCs w:val="21"/>
               </w:rPr>
             </w:pPr>
             <w:r>
               <w:rPr>
-                <w:rFonts w:ascii="宋体" w:hAnsi="宋体" w:eastAsia="宋体" w:cs="宋体"/>
+                <w:rFonts w:ascii="宋体" w:eastAsia="宋体" w:hAnsi="宋体" w:cs="宋体"/>
                 <w:spacing w:val="-2"/>
                 <w:sz w:val="21"/>
                 <w:szCs w:val="21"/>
               </w:rPr>
-              <w:t>2025-1-4</w:t>
+              <w:t>2025-7-4</w:t>
             </w:r>
           </w:p>
         </w:tc>
@@ -736,14 +725,14 @@
               <w:ind w:left="738"/>
               <w:textAlignment w:val="baseline"/>
               <w:rPr>
-                <w:rFonts w:ascii="宋体" w:hAnsi="宋体" w:eastAsia="宋体" w:cs="宋体"/>
+                <w:rFonts w:ascii="宋体" w:eastAsia="宋体" w:hAnsi="宋体" w:cs="宋体"/>
                 <w:sz w:val="21"/>
                 <w:szCs w:val="21"/>
               </w:rPr>
             </w:pPr>
             <w:r>
               <w:rPr>
-                <w:rFonts w:ascii="宋体" w:hAnsi="宋体" w:eastAsia="宋体" w:cs="宋体"/>
+                <w:rFonts w:ascii="宋体" w:eastAsia="宋体" w:hAnsi="宋体" w:cs="宋体"/>
                 <w:spacing w:val="-3"/>
                 <w:sz w:val="21"/>
                 <w:szCs w:val="21"/>
@@ -775,7 +764,7 @@
               <w:ind w:left="470"/>
               <w:textAlignment w:val="baseline"/>
               <w:rPr>
-                <w:rFonts w:hint="default" w:ascii="宋体" w:hAnsi="宋体" w:eastAsia="宋体" w:cs="宋体"/>
+                <w:rFonts w:ascii="宋体" w:eastAsia="宋体" w:hAnsi="宋体" w:cs="宋体" w:hint="default"/>
                 <w:sz w:val="21"/>
                 <w:szCs w:val="21"/>
                 <w:lang w:val="en-US" w:eastAsia="zh-CN"/>
@@ -783,12 +772,12 @@
             </w:pPr>
             <w:r>
               <w:rPr>
-                <w:rFonts w:hint="eastAsia" w:ascii="宋体" w:hAnsi="宋体" w:eastAsia="宋体" w:cs="宋体"/>
+                <w:rFonts w:ascii="宋体" w:eastAsia="宋体" w:hAnsi="宋体" w:cs="宋体" w:hint="eastAsia"/>
                 <w:sz w:val="21"/>
                 <w:szCs w:val="21"/>
                 <w:lang w:val="en-US" w:eastAsia="zh-CN"/>
               </w:rPr>
-              <w:t>金文莉</w:t>
+              <w:t>李平</w:t>
             </w:r>
           </w:p>
         </w:tc>
@@ -815,7 +804,7 @@
               <w:ind w:left="676"/>
               <w:textAlignment w:val="baseline"/>
               <w:rPr>
-                <w:rFonts w:hint="eastAsia" w:ascii="宋体" w:hAnsi="宋体" w:eastAsia="宋体" w:cs="宋体"/>
+                <w:rFonts w:ascii="宋体" w:eastAsia="宋体" w:hAnsi="宋体" w:cs="宋体" w:hint="eastAsia"/>
                 <w:sz w:val="21"/>
                 <w:szCs w:val="21"/>
                 <w:lang w:val="en-US" w:eastAsia="zh-CN"/>
@@ -823,26 +812,21 @@
             </w:pPr>
             <w:r>
               <w:rPr>
-                <w:rFonts w:hint="eastAsia" w:ascii="宋体" w:hAnsi="宋体" w:eastAsia="宋体" w:cs="宋体"/>
+                <w:rFonts w:ascii="宋体" w:eastAsia="宋体" w:hAnsi="宋体" w:cs="宋体" w:hint="eastAsia"/>
                 <w:sz w:val="21"/>
                 <w:szCs w:val="21"/>
                 <w:lang w:val="en-US" w:eastAsia="zh-CN"/>
               </w:rPr>
-              <w:t>黄益溪</w:t>
+              <w:t>吴向阳</w:t>
             </w:r>
           </w:p>
         </w:tc>
       </w:tr>
       <w:tr>
         <w:tblPrEx>
-          <w:tblBorders>
-            <w:top w:val="single" w:color="000000" w:sz="4" w:space="0"/>
-            <w:left w:val="single" w:color="000000" w:sz="4" w:space="0"/>
-            <w:bottom w:val="single" w:color="000000" w:sz="4" w:space="0"/>
-            <w:right w:val="single" w:color="000000" w:sz="4" w:space="0"/>
-            <w:insideH w:val="single" w:color="000000" w:sz="4" w:space="0"/>
-            <w:insideV w:val="single" w:color="000000" w:sz="4" w:space="0"/>
-          </w:tblBorders>
+          <w:tblW w:w="9072" w:type="dxa"/>
+          <w:tblInd w:w="5" w:type="dxa"/>
+          <w:tblLayout w:type="fixed"/>
           <w:tblCellMar>
             <w:top w:w="0" w:type="dxa"/>
             <w:left w:w="0" w:type="dxa"/>
@@ -851,7 +835,7 @@
           </w:tblCellMar>
         </w:tblPrEx>
         <w:trPr>
-          <w:trHeight w:val="474" w:hRule="atLeast"/>
+          <w:trHeight w:val="474"/>
         </w:trPr>
         <w:tc>
           <w:tcPr>
@@ -859,7 +843,7 @@
           </w:tcPr>
           <w:p>
             <w:pPr>
-              <w:pStyle w:val="25"/>
+              <w:pStyle w:val="TableText"/>
               <w:keepNext w:val="0"/>
               <w:keepLines w:val="0"/>
               <w:pageBreakBefore w:val="0"/>
@@ -883,7 +867,7 @@
           </w:tcPr>
           <w:p>
             <w:pPr>
-              <w:pStyle w:val="25"/>
+              <w:pStyle w:val="TableText"/>
               <w:keepNext w:val="0"/>
               <w:keepLines w:val="0"/>
               <w:pageBreakBefore w:val="0"/>
@@ -907,7 +891,7 @@
           </w:tcPr>
           <w:p>
             <w:pPr>
-              <w:pStyle w:val="25"/>
+              <w:pStyle w:val="TableText"/>
               <w:keepNext w:val="0"/>
               <w:keepLines w:val="0"/>
               <w:pageBreakBefore w:val="0"/>
@@ -931,7 +915,7 @@
           </w:tcPr>
           <w:p>
             <w:pPr>
-              <w:pStyle w:val="25"/>
+              <w:pStyle w:val="TableText"/>
               <w:keepNext w:val="0"/>
               <w:keepLines w:val="0"/>
               <w:pageBreakBefore w:val="0"/>
@@ -955,7 +939,7 @@
           </w:tcPr>
           <w:p>
             <w:pPr>
-              <w:pStyle w:val="25"/>
+              <w:pStyle w:val="TableText"/>
               <w:keepNext w:val="0"/>
               <w:keepLines w:val="0"/>
               <w:pageBreakBefore w:val="0"/>
@@ -976,14 +960,9 @@
       </w:tr>
       <w:tr>
         <w:tblPrEx>
-          <w:tblBorders>
-            <w:top w:val="single" w:color="000000" w:sz="4" w:space="0"/>
-            <w:left w:val="single" w:color="000000" w:sz="4" w:space="0"/>
-            <w:bottom w:val="single" w:color="000000" w:sz="4" w:space="0"/>
-            <w:right w:val="single" w:color="000000" w:sz="4" w:space="0"/>
-            <w:insideH w:val="single" w:color="000000" w:sz="4" w:space="0"/>
-            <w:insideV w:val="single" w:color="000000" w:sz="4" w:space="0"/>
-          </w:tblBorders>
+          <w:tblW w:w="9072" w:type="dxa"/>
+          <w:tblInd w:w="5" w:type="dxa"/>
+          <w:tblLayout w:type="fixed"/>
           <w:tblCellMar>
             <w:top w:w="0" w:type="dxa"/>
             <w:left w:w="0" w:type="dxa"/>
@@ -992,7 +971,7 @@
           </w:tblCellMar>
         </w:tblPrEx>
         <w:trPr>
-          <w:trHeight w:val="474" w:hRule="atLeast"/>
+          <w:trHeight w:val="474"/>
         </w:trPr>
         <w:tc>
           <w:tcPr>
@@ -1000,7 +979,7 @@
           </w:tcPr>
           <w:p>
             <w:pPr>
-              <w:pStyle w:val="25"/>
+              <w:pStyle w:val="TableText"/>
               <w:keepNext w:val="0"/>
               <w:keepLines w:val="0"/>
               <w:pageBreakBefore w:val="0"/>
@@ -1024,7 +1003,7 @@
           </w:tcPr>
           <w:p>
             <w:pPr>
-              <w:pStyle w:val="25"/>
+              <w:pStyle w:val="TableText"/>
               <w:keepNext w:val="0"/>
               <w:keepLines w:val="0"/>
               <w:pageBreakBefore w:val="0"/>
@@ -1048,7 +1027,7 @@
           </w:tcPr>
           <w:p>
             <w:pPr>
-              <w:pStyle w:val="25"/>
+              <w:pStyle w:val="TableText"/>
               <w:keepNext w:val="0"/>
               <w:keepLines w:val="0"/>
               <w:pageBreakBefore w:val="0"/>
@@ -1072,7 +1051,7 @@
           </w:tcPr>
           <w:p>
             <w:pPr>
-              <w:pStyle w:val="25"/>
+              <w:pStyle w:val="TableText"/>
               <w:keepNext w:val="0"/>
               <w:keepLines w:val="0"/>
               <w:pageBreakBefore w:val="0"/>
@@ -1096,7 +1075,7 @@
           </w:tcPr>
           <w:p>
             <w:pPr>
-              <w:pStyle w:val="25"/>
+              <w:pStyle w:val="TableText"/>
               <w:keepNext w:val="0"/>
               <w:keepLines w:val="0"/>
               <w:pageBreakBefore w:val="0"/>
@@ -1117,14 +1096,9 @@
       </w:tr>
       <w:tr>
         <w:tblPrEx>
-          <w:tblBorders>
-            <w:top w:val="single" w:color="000000" w:sz="4" w:space="0"/>
-            <w:left w:val="single" w:color="000000" w:sz="4" w:space="0"/>
-            <w:bottom w:val="single" w:color="000000" w:sz="4" w:space="0"/>
-            <w:right w:val="single" w:color="000000" w:sz="4" w:space="0"/>
-            <w:insideH w:val="single" w:color="000000" w:sz="4" w:space="0"/>
-            <w:insideV w:val="single" w:color="000000" w:sz="4" w:space="0"/>
-          </w:tblBorders>
+          <w:tblW w:w="9072" w:type="dxa"/>
+          <w:tblInd w:w="5" w:type="dxa"/>
+          <w:tblLayout w:type="fixed"/>
           <w:tblCellMar>
             <w:top w:w="0" w:type="dxa"/>
             <w:left w:w="0" w:type="dxa"/>
@@ -1133,7 +1107,7 @@
           </w:tblCellMar>
         </w:tblPrEx>
         <w:trPr>
-          <w:trHeight w:val="474" w:hRule="atLeast"/>
+          <w:trHeight w:val="474"/>
         </w:trPr>
         <w:tc>
           <w:tcPr>
@@ -1141,7 +1115,7 @@
           </w:tcPr>
           <w:p>
             <w:pPr>
-              <w:pStyle w:val="25"/>
+              <w:pStyle w:val="TableText"/>
               <w:keepNext w:val="0"/>
               <w:keepLines w:val="0"/>
               <w:pageBreakBefore w:val="0"/>
@@ -1165,7 +1139,7 @@
           </w:tcPr>
           <w:p>
             <w:pPr>
-              <w:pStyle w:val="25"/>
+              <w:pStyle w:val="TableText"/>
               <w:keepNext w:val="0"/>
               <w:keepLines w:val="0"/>
               <w:pageBreakBefore w:val="0"/>
@@ -1189,7 +1163,7 @@
           </w:tcPr>
           <w:p>
             <w:pPr>
-              <w:pStyle w:val="25"/>
+              <w:pStyle w:val="TableText"/>
               <w:keepNext w:val="0"/>
               <w:keepLines w:val="0"/>
               <w:pageBreakBefore w:val="0"/>
@@ -1213,7 +1187,7 @@
           </w:tcPr>
           <w:p>
             <w:pPr>
-              <w:pStyle w:val="25"/>
+              <w:pStyle w:val="TableText"/>
               <w:keepNext w:val="0"/>
               <w:keepLines w:val="0"/>
               <w:pageBreakBefore w:val="0"/>
@@ -1237,7 +1211,7 @@
           </w:tcPr>
           <w:p>
             <w:pPr>
-              <w:pStyle w:val="25"/>
+              <w:pStyle w:val="TableText"/>
               <w:keepNext w:val="0"/>
               <w:keepLines w:val="0"/>
               <w:pageBreakBefore w:val="0"/>
@@ -1258,14 +1232,9 @@
       </w:tr>
       <w:tr>
         <w:tblPrEx>
-          <w:tblBorders>
-            <w:top w:val="single" w:color="000000" w:sz="4" w:space="0"/>
-            <w:left w:val="single" w:color="000000" w:sz="4" w:space="0"/>
-            <w:bottom w:val="single" w:color="000000" w:sz="4" w:space="0"/>
-            <w:right w:val="single" w:color="000000" w:sz="4" w:space="0"/>
-            <w:insideH w:val="single" w:color="000000" w:sz="4" w:space="0"/>
-            <w:insideV w:val="single" w:color="000000" w:sz="4" w:space="0"/>
-          </w:tblBorders>
+          <w:tblW w:w="9072" w:type="dxa"/>
+          <w:tblInd w:w="5" w:type="dxa"/>
+          <w:tblLayout w:type="fixed"/>
           <w:tblCellMar>
             <w:top w:w="0" w:type="dxa"/>
             <w:left w:w="0" w:type="dxa"/>
@@ -1274,7 +1243,7 @@
           </w:tblCellMar>
         </w:tblPrEx>
         <w:trPr>
-          <w:trHeight w:val="474" w:hRule="atLeast"/>
+          <w:trHeight w:val="474"/>
         </w:trPr>
         <w:tc>
           <w:tcPr>
@@ -1282,7 +1251,7 @@
           </w:tcPr>
           <w:p>
             <w:pPr>
-              <w:pStyle w:val="25"/>
+              <w:pStyle w:val="TableText"/>
               <w:keepNext w:val="0"/>
               <w:keepLines w:val="0"/>
               <w:pageBreakBefore w:val="0"/>
@@ -1306,7 +1275,7 @@
           </w:tcPr>
           <w:p>
             <w:pPr>
-              <w:pStyle w:val="25"/>
+              <w:pStyle w:val="TableText"/>
               <w:keepNext w:val="0"/>
               <w:keepLines w:val="0"/>
               <w:pageBreakBefore w:val="0"/>
@@ -1330,7 +1299,7 @@
           </w:tcPr>
           <w:p>
             <w:pPr>
-              <w:pStyle w:val="25"/>
+              <w:pStyle w:val="TableText"/>
               <w:keepNext w:val="0"/>
               <w:keepLines w:val="0"/>
               <w:pageBreakBefore w:val="0"/>
@@ -1354,7 +1323,7 @@
           </w:tcPr>
           <w:p>
             <w:pPr>
-              <w:pStyle w:val="25"/>
+              <w:pStyle w:val="TableText"/>
               <w:keepNext w:val="0"/>
               <w:keepLines w:val="0"/>
               <w:pageBreakBefore w:val="0"/>
@@ -1378,7 +1347,7 @@
           </w:tcPr>
           <w:p>
             <w:pPr>
-              <w:pStyle w:val="25"/>
+              <w:pStyle w:val="TableText"/>
               <w:keepNext w:val="0"/>
               <w:keepLines w:val="0"/>
               <w:pageBreakBefore w:val="0"/>
@@ -1399,14 +1368,9 @@
       </w:tr>
       <w:tr>
         <w:tblPrEx>
-          <w:tblBorders>
-            <w:top w:val="single" w:color="000000" w:sz="4" w:space="0"/>
-            <w:left w:val="single" w:color="000000" w:sz="4" w:space="0"/>
-            <w:bottom w:val="single" w:color="000000" w:sz="4" w:space="0"/>
-            <w:right w:val="single" w:color="000000" w:sz="4" w:space="0"/>
-            <w:insideH w:val="single" w:color="000000" w:sz="4" w:space="0"/>
-            <w:insideV w:val="single" w:color="000000" w:sz="4" w:space="0"/>
-          </w:tblBorders>
+          <w:tblW w:w="9072" w:type="dxa"/>
+          <w:tblInd w:w="5" w:type="dxa"/>
+          <w:tblLayout w:type="fixed"/>
           <w:tblCellMar>
             <w:top w:w="0" w:type="dxa"/>
             <w:left w:w="0" w:type="dxa"/>
@@ -1415,7 +1379,7 @@
           </w:tblCellMar>
         </w:tblPrEx>
         <w:trPr>
-          <w:trHeight w:val="589" w:hRule="atLeast"/>
+          <w:trHeight w:val="589"/>
         </w:trPr>
         <w:tc>
           <w:tcPr>
@@ -1423,7 +1387,7 @@
           </w:tcPr>
           <w:p>
             <w:pPr>
-              <w:pStyle w:val="25"/>
+              <w:pStyle w:val="TableText"/>
               <w:keepNext w:val="0"/>
               <w:keepLines w:val="0"/>
               <w:pageBreakBefore w:val="0"/>
@@ -1447,7 +1411,7 @@
           </w:tcPr>
           <w:p>
             <w:pPr>
-              <w:pStyle w:val="25"/>
+              <w:pStyle w:val="TableText"/>
               <w:keepNext w:val="0"/>
               <w:keepLines w:val="0"/>
               <w:pageBreakBefore w:val="0"/>
@@ -1471,7 +1435,7 @@
           </w:tcPr>
           <w:p>
             <w:pPr>
-              <w:pStyle w:val="25"/>
+              <w:pStyle w:val="TableText"/>
               <w:keepNext w:val="0"/>
               <w:keepLines w:val="0"/>
               <w:pageBreakBefore w:val="0"/>
@@ -1495,7 +1459,7 @@
           </w:tcPr>
           <w:p>
             <w:pPr>
-              <w:pStyle w:val="25"/>
+              <w:pStyle w:val="TableText"/>
               <w:keepNext w:val="0"/>
               <w:keepLines w:val="0"/>
               <w:pageBreakBefore w:val="0"/>
@@ -1519,7 +1483,7 @@
           </w:tcPr>
           <w:p>
             <w:pPr>
-              <w:pStyle w:val="25"/>
+              <w:pStyle w:val="TableText"/>
               <w:keepNext w:val="0"/>
               <w:keepLines w:val="0"/>
               <w:pageBreakBefore w:val="0"/>
@@ -1541,7 +1505,7 @@
     </w:tbl>
     <w:p>
       <w:pPr>
-        <w:pStyle w:val="12"/>
+        <w:pStyle w:val="BodyText"/>
         <w:keepNext w:val="0"/>
         <w:keepLines w:val="0"/>
         <w:pageBreakBefore w:val="0"/>
@@ -1577,14 +1541,14 @@
         <w:sectPr>
           <w:pgSz w:w="11906" w:h="16839"/>
           <w:pgMar w:top="1431" w:right="1127" w:bottom="0" w:left="1696" w:header="0" w:footer="0" w:gutter="0"/>
-          <w:cols w:space="720" w:num="1"/>
+          <w:cols w:num="1" w:space="720"/>
         </w:sectPr>
       </w:pPr>
     </w:p>
     <w:sdt>
       <w:sdtPr>
         <w:rPr>
-          <w:rFonts w:hint="eastAsia" w:ascii="Microsoft JhengHei" w:hAnsi="Microsoft JhengHei" w:eastAsia="Microsoft JhengHei" w:cs="Microsoft JhengHei"/>
+          <w:rFonts w:ascii="Microsoft JhengHei" w:eastAsia="Microsoft JhengHei" w:hAnsi="Microsoft JhengHei" w:cs="Microsoft JhengHei" w:hint="eastAsia"/>
           <w:snapToGrid w:val="0"/>
           <w:color w:val="000000"/>
           <w:kern w:val="0"/>
@@ -1600,7 +1564,7 @@
       </w:sdtPr>
       <w:sdtEndPr>
         <w:rPr>
-          <w:rFonts w:hint="eastAsia" w:ascii="Times New Roman" w:hAnsi="Times New Roman" w:eastAsia="Times New Roman" w:cs="Times New Roman"/>
+          <w:rFonts w:ascii="Times New Roman" w:eastAsia="Times New Roman" w:hAnsi="Times New Roman" w:cs="Times New Roman" w:hint="eastAsia"/>
           <w:snapToGrid w:val="0"/>
           <w:color w:val="000000"/>
           <w:kern w:val="0"/>
@@ -1626,18 +1590,18 @@
             <w:adjustRightInd w:val="0"/>
             <w:snapToGrid w:val="0"/>
             <w:spacing w:before="0" w:beforeLines="0" w:after="0" w:afterLines="0" w:line="240" w:lineRule="auto"/>
-            <w:ind w:left="0" w:leftChars="0" w:right="0" w:rightChars="0" w:firstLine="0" w:firstLineChars="0"/>
+            <w:ind w:left="0" w:right="0" w:firstLine="0" w:leftChars="0" w:rightChars="0" w:firstLineChars="0"/>
             <w:jc w:val="center"/>
             <w:textAlignment w:val="baseline"/>
             <w:rPr>
-              <w:rFonts w:hint="eastAsia" w:ascii="Microsoft JhengHei" w:hAnsi="Microsoft JhengHei" w:eastAsia="Microsoft JhengHei" w:cs="Microsoft JhengHei"/>
+              <w:rFonts w:ascii="Microsoft JhengHei" w:eastAsia="Microsoft JhengHei" w:hAnsi="Microsoft JhengHei" w:cs="Microsoft JhengHei" w:hint="eastAsia"/>
               <w:sz w:val="24"/>
               <w:szCs w:val="24"/>
             </w:rPr>
           </w:pPr>
           <w:r>
             <w:rPr>
-              <w:rFonts w:hint="eastAsia" w:ascii="Microsoft JhengHei" w:hAnsi="Microsoft JhengHei" w:eastAsia="Microsoft JhengHei" w:cs="Microsoft JhengHei"/>
+              <w:rFonts w:ascii="Microsoft JhengHei" w:eastAsia="Microsoft JhengHei" w:hAnsi="Microsoft JhengHei" w:cs="Microsoft JhengHei" w:hint="eastAsia"/>
               <w:sz w:val="24"/>
               <w:szCs w:val="24"/>
             </w:rPr>
@@ -1646,7 +1610,7 @@
         </w:p>
         <w:p>
           <w:pPr>
-            <w:pStyle w:val="16"/>
+            <w:pStyle w:val="TOC1"/>
             <w:keepNext w:val="0"/>
             <w:keepLines w:val="0"/>
             <w:pageBreakBefore w:val="0"/>
@@ -1667,7 +1631,7 @@
           </w:pPr>
           <w:r>
             <w:rPr>
-              <w:rFonts w:hint="eastAsia" w:ascii="Microsoft JhengHei" w:hAnsi="Microsoft JhengHei" w:eastAsia="Microsoft JhengHei" w:cs="Microsoft JhengHei"/>
+              <w:rFonts w:ascii="Microsoft JhengHei" w:eastAsia="Microsoft JhengHei" w:hAnsi="Microsoft JhengHei" w:cs="Microsoft JhengHei" w:hint="eastAsia"/>
               <w:sz w:val="24"/>
               <w:szCs w:val="24"/>
             </w:rPr>
@@ -1675,7 +1639,7 @@
           </w:r>
           <w:r>
             <w:rPr>
-              <w:rFonts w:hint="eastAsia" w:ascii="Microsoft JhengHei" w:hAnsi="Microsoft JhengHei" w:eastAsia="Microsoft JhengHei" w:cs="Microsoft JhengHei"/>
+              <w:rFonts w:ascii="Microsoft JhengHei" w:eastAsia="Microsoft JhengHei" w:hAnsi="Microsoft JhengHei" w:cs="Microsoft JhengHei" w:hint="eastAsia"/>
               <w:sz w:val="24"/>
               <w:szCs w:val="24"/>
             </w:rPr>
@@ -1683,7 +1647,7 @@
           </w:r>
           <w:r>
             <w:rPr>
-              <w:rFonts w:hint="eastAsia" w:ascii="Microsoft JhengHei" w:hAnsi="Microsoft JhengHei" w:eastAsia="Microsoft JhengHei" w:cs="Microsoft JhengHei"/>
+              <w:rFonts w:ascii="Microsoft JhengHei" w:eastAsia="Microsoft JhengHei" w:hAnsi="Microsoft JhengHei" w:cs="Microsoft JhengHei" w:hint="eastAsia"/>
               <w:sz w:val="24"/>
               <w:szCs w:val="24"/>
             </w:rPr>
@@ -1691,21 +1655,21 @@
           </w:r>
           <w:r>
             <w:rPr>
-              <w:rFonts w:hint="eastAsia" w:ascii="Microsoft JhengHei" w:hAnsi="Microsoft JhengHei" w:eastAsia="Microsoft JhengHei" w:cs="Microsoft JhengHei"/>
+              <w:rFonts w:ascii="Microsoft JhengHei" w:eastAsia="Microsoft JhengHei" w:hAnsi="Microsoft JhengHei" w:cs="Microsoft JhengHei" w:hint="eastAsia"/>
               <w:szCs w:val="24"/>
             </w:rPr>
             <w:fldChar w:fldCharType="begin"/>
           </w:r>
           <w:r>
             <w:rPr>
-              <w:rFonts w:hint="eastAsia" w:ascii="Microsoft JhengHei" w:hAnsi="Microsoft JhengHei" w:eastAsia="Microsoft JhengHei" w:cs="Microsoft JhengHei"/>
+              <w:rFonts w:ascii="Microsoft JhengHei" w:eastAsia="Microsoft JhengHei" w:hAnsi="Microsoft JhengHei" w:cs="Microsoft JhengHei" w:hint="eastAsia"/>
               <w:szCs w:val="24"/>
             </w:rPr>
             <w:instrText xml:space="preserve"> HYPERLINK \l _Toc5127 </w:instrText>
           </w:r>
           <w:r>
             <w:rPr>
-              <w:rFonts w:hint="eastAsia" w:ascii="Microsoft JhengHei" w:hAnsi="Microsoft JhengHei" w:eastAsia="Microsoft JhengHei" w:cs="Microsoft JhengHei"/>
+              <w:rFonts w:ascii="Microsoft JhengHei" w:eastAsia="Microsoft JhengHei" w:hAnsi="Microsoft JhengHei" w:cs="Microsoft JhengHei" w:hint="eastAsia"/>
               <w:szCs w:val="24"/>
             </w:rPr>
             <w:fldChar w:fldCharType="separate"/>
@@ -1733,7 +1697,7 @@
           </w:r>
           <w:r>
             <w:rPr>
-              <w:rFonts w:hint="eastAsia" w:ascii="Microsoft JhengHei" w:hAnsi="Microsoft JhengHei" w:eastAsia="Microsoft JhengHei" w:cs="Microsoft JhengHei"/>
+              <w:rFonts w:ascii="Microsoft JhengHei" w:eastAsia="Microsoft JhengHei" w:hAnsi="Microsoft JhengHei" w:cs="Microsoft JhengHei" w:hint="eastAsia"/>
               <w:szCs w:val="24"/>
             </w:rPr>
             <w:fldChar w:fldCharType="end"/>
@@ -1741,7 +1705,7 @@
         </w:p>
         <w:p>
           <w:pPr>
-            <w:pStyle w:val="16"/>
+            <w:pStyle w:val="TOC1"/>
             <w:keepNext w:val="0"/>
             <w:keepLines w:val="0"/>
             <w:pageBreakBefore w:val="0"/>
@@ -1762,27 +1726,27 @@
           </w:pPr>
           <w:r>
             <w:rPr>
-              <w:rFonts w:hint="eastAsia" w:ascii="Microsoft JhengHei" w:hAnsi="Microsoft JhengHei" w:eastAsia="Microsoft JhengHei" w:cs="Microsoft JhengHei"/>
+              <w:rFonts w:ascii="Microsoft JhengHei" w:eastAsia="Microsoft JhengHei" w:hAnsi="Microsoft JhengHei" w:cs="Microsoft JhengHei" w:hint="eastAsia"/>
               <w:szCs w:val="24"/>
             </w:rPr>
             <w:fldChar w:fldCharType="begin"/>
           </w:r>
           <w:r>
             <w:rPr>
-              <w:rFonts w:hint="eastAsia" w:ascii="Microsoft JhengHei" w:hAnsi="Microsoft JhengHei" w:eastAsia="Microsoft JhengHei" w:cs="Microsoft JhengHei"/>
+              <w:rFonts w:ascii="Microsoft JhengHei" w:eastAsia="Microsoft JhengHei" w:hAnsi="Microsoft JhengHei" w:cs="Microsoft JhengHei" w:hint="eastAsia"/>
               <w:szCs w:val="24"/>
             </w:rPr>
             <w:instrText xml:space="preserve"> HYPERLINK \l _Toc1354 </w:instrText>
           </w:r>
           <w:r>
             <w:rPr>
-              <w:rFonts w:hint="eastAsia" w:ascii="Microsoft JhengHei" w:hAnsi="Microsoft JhengHei" w:eastAsia="Microsoft JhengHei" w:cs="Microsoft JhengHei"/>
+              <w:rFonts w:ascii="Microsoft JhengHei" w:eastAsia="Microsoft JhengHei" w:hAnsi="Microsoft JhengHei" w:cs="Microsoft JhengHei" w:hint="eastAsia"/>
               <w:szCs w:val="24"/>
             </w:rPr>
             <w:fldChar w:fldCharType="separate"/>
           </w:r>
           <w:r>
-            <w:t>甘肃国邦信息科技有限公司</w:t>
+            <w:t>中达丰集团有限公司</w:t>
           </w:r>
           <w:r>
             <w:tab/>
@@ -1804,7 +1768,7 @@
           </w:r>
           <w:r>
             <w:rPr>
-              <w:rFonts w:hint="eastAsia" w:ascii="Microsoft JhengHei" w:hAnsi="Microsoft JhengHei" w:eastAsia="Microsoft JhengHei" w:cs="Microsoft JhengHei"/>
+              <w:rFonts w:ascii="Microsoft JhengHei" w:eastAsia="Microsoft JhengHei" w:hAnsi="Microsoft JhengHei" w:cs="Microsoft JhengHei" w:hint="eastAsia"/>
               <w:szCs w:val="24"/>
             </w:rPr>
             <w:fldChar w:fldCharType="end"/>
@@ -1812,7 +1776,7 @@
         </w:p>
         <w:p>
           <w:pPr>
-            <w:pStyle w:val="16"/>
+            <w:pStyle w:val="TOC1"/>
             <w:keepNext w:val="0"/>
             <w:keepLines w:val="0"/>
             <w:pageBreakBefore w:val="0"/>
@@ -1833,28 +1797,28 @@
           </w:pPr>
           <w:r>
             <w:rPr>
-              <w:rFonts w:hint="eastAsia" w:ascii="Microsoft JhengHei" w:hAnsi="Microsoft JhengHei" w:eastAsia="Microsoft JhengHei" w:cs="Microsoft JhengHei"/>
+              <w:rFonts w:ascii="Microsoft JhengHei" w:eastAsia="Microsoft JhengHei" w:hAnsi="Microsoft JhengHei" w:cs="Microsoft JhengHei" w:hint="eastAsia"/>
               <w:szCs w:val="24"/>
             </w:rPr>
             <w:fldChar w:fldCharType="begin"/>
           </w:r>
           <w:r>
             <w:rPr>
-              <w:rFonts w:hint="eastAsia" w:ascii="Microsoft JhengHei" w:hAnsi="Microsoft JhengHei" w:eastAsia="Microsoft JhengHei" w:cs="Microsoft JhengHei"/>
+              <w:rFonts w:ascii="Microsoft JhengHei" w:eastAsia="Microsoft JhengHei" w:hAnsi="Microsoft JhengHei" w:cs="Microsoft JhengHei" w:hint="eastAsia"/>
               <w:szCs w:val="24"/>
             </w:rPr>
             <w:instrText xml:space="preserve"> HYPERLINK \l _Toc10424 </w:instrText>
           </w:r>
           <w:r>
             <w:rPr>
-              <w:rFonts w:hint="eastAsia" w:ascii="Microsoft JhengHei" w:hAnsi="Microsoft JhengHei" w:eastAsia="Microsoft JhengHei" w:cs="Microsoft JhengHei"/>
+              <w:rFonts w:ascii="Microsoft JhengHei" w:eastAsia="Microsoft JhengHei" w:hAnsi="Microsoft JhengHei" w:cs="Microsoft JhengHei" w:hint="eastAsia"/>
               <w:szCs w:val="24"/>
             </w:rPr>
             <w:fldChar w:fldCharType="separate"/>
           </w:r>
           <w:r>
             <w:rPr>
-              <w:rFonts w:ascii="宋体" w:hAnsi="宋体" w:eastAsia="宋体" w:cs="宋体"/>
+              <w:rFonts w:ascii="宋体" w:eastAsia="宋体" w:hAnsi="宋体" w:cs="宋体"/>
               <w:spacing w:val="-3"/>
               <w:szCs w:val="28"/>
             </w:rPr>
@@ -1880,7 +1844,7 @@
           </w:r>
           <w:r>
             <w:rPr>
-              <w:rFonts w:hint="eastAsia" w:ascii="Microsoft JhengHei" w:hAnsi="Microsoft JhengHei" w:eastAsia="Microsoft JhengHei" w:cs="Microsoft JhengHei"/>
+              <w:rFonts w:ascii="Microsoft JhengHei" w:eastAsia="Microsoft JhengHei" w:hAnsi="Microsoft JhengHei" w:cs="Microsoft JhengHei" w:hint="eastAsia"/>
               <w:szCs w:val="24"/>
             </w:rPr>
             <w:fldChar w:fldCharType="end"/>
@@ -1888,7 +1852,7 @@
         </w:p>
         <w:p>
           <w:pPr>
-            <w:pStyle w:val="16"/>
+            <w:pStyle w:val="TOC1"/>
             <w:keepNext w:val="0"/>
             <w:keepLines w:val="0"/>
             <w:pageBreakBefore w:val="0"/>
@@ -1909,21 +1873,21 @@
           </w:pPr>
           <w:r>
             <w:rPr>
-              <w:rFonts w:hint="eastAsia" w:ascii="Microsoft JhengHei" w:hAnsi="Microsoft JhengHei" w:eastAsia="Microsoft JhengHei" w:cs="Microsoft JhengHei"/>
+              <w:rFonts w:ascii="Microsoft JhengHei" w:eastAsia="Microsoft JhengHei" w:hAnsi="Microsoft JhengHei" w:cs="Microsoft JhengHei" w:hint="eastAsia"/>
               <w:szCs w:val="24"/>
             </w:rPr>
             <w:fldChar w:fldCharType="begin"/>
           </w:r>
           <w:r>
             <w:rPr>
-              <w:rFonts w:hint="eastAsia" w:ascii="Microsoft JhengHei" w:hAnsi="Microsoft JhengHei" w:eastAsia="Microsoft JhengHei" w:cs="Microsoft JhengHei"/>
+              <w:rFonts w:ascii="Microsoft JhengHei" w:eastAsia="Microsoft JhengHei" w:hAnsi="Microsoft JhengHei" w:cs="Microsoft JhengHei" w:hint="eastAsia"/>
               <w:szCs w:val="24"/>
             </w:rPr>
             <w:instrText xml:space="preserve"> HYPERLINK \l _Toc3132 </w:instrText>
           </w:r>
           <w:r>
             <w:rPr>
-              <w:rFonts w:hint="eastAsia" w:ascii="Microsoft JhengHei" w:hAnsi="Microsoft JhengHei" w:eastAsia="Microsoft JhengHei" w:cs="Microsoft JhengHei"/>
+              <w:rFonts w:ascii="Microsoft JhengHei" w:eastAsia="Microsoft JhengHei" w:hAnsi="Microsoft JhengHei" w:cs="Microsoft JhengHei" w:hint="eastAsia"/>
               <w:szCs w:val="24"/>
             </w:rPr>
             <w:fldChar w:fldCharType="separate"/>
@@ -1957,7 +1921,7 @@
           </w:r>
           <w:r>
             <w:rPr>
-              <w:rFonts w:hint="eastAsia" w:ascii="Microsoft JhengHei" w:hAnsi="Microsoft JhengHei" w:eastAsia="Microsoft JhengHei" w:cs="Microsoft JhengHei"/>
+              <w:rFonts w:ascii="Microsoft JhengHei" w:eastAsia="Microsoft JhengHei" w:hAnsi="Microsoft JhengHei" w:cs="Microsoft JhengHei" w:hint="eastAsia"/>
               <w:szCs w:val="24"/>
             </w:rPr>
             <w:fldChar w:fldCharType="end"/>
@@ -1965,7 +1929,7 @@
         </w:p>
         <w:p>
           <w:pPr>
-            <w:pStyle w:val="16"/>
+            <w:pStyle w:val="TOC1"/>
             <w:keepNext w:val="0"/>
             <w:keepLines w:val="0"/>
             <w:pageBreakBefore w:val="0"/>
@@ -1986,21 +1950,21 @@
           </w:pPr>
           <w:r>
             <w:rPr>
-              <w:rFonts w:hint="eastAsia" w:ascii="Microsoft JhengHei" w:hAnsi="Microsoft JhengHei" w:eastAsia="Microsoft JhengHei" w:cs="Microsoft JhengHei"/>
+              <w:rFonts w:ascii="Microsoft JhengHei" w:eastAsia="Microsoft JhengHei" w:hAnsi="Microsoft JhengHei" w:cs="Microsoft JhengHei" w:hint="eastAsia"/>
               <w:szCs w:val="24"/>
             </w:rPr>
             <w:fldChar w:fldCharType="begin"/>
           </w:r>
           <w:r>
             <w:rPr>
-              <w:rFonts w:hint="eastAsia" w:ascii="Microsoft JhengHei" w:hAnsi="Microsoft JhengHei" w:eastAsia="Microsoft JhengHei" w:cs="Microsoft JhengHei"/>
+              <w:rFonts w:ascii="Microsoft JhengHei" w:eastAsia="Microsoft JhengHei" w:hAnsi="Microsoft JhengHei" w:cs="Microsoft JhengHei" w:hint="eastAsia"/>
               <w:szCs w:val="24"/>
             </w:rPr>
             <w:instrText xml:space="preserve"> HYPERLINK \l _Toc7671 </w:instrText>
           </w:r>
           <w:r>
             <w:rPr>
-              <w:rFonts w:hint="eastAsia" w:ascii="Microsoft JhengHei" w:hAnsi="Microsoft JhengHei" w:eastAsia="Microsoft JhengHei" w:cs="Microsoft JhengHei"/>
+              <w:rFonts w:ascii="Microsoft JhengHei" w:eastAsia="Microsoft JhengHei" w:hAnsi="Microsoft JhengHei" w:cs="Microsoft JhengHei" w:hint="eastAsia"/>
               <w:szCs w:val="24"/>
             </w:rPr>
             <w:fldChar w:fldCharType="separate"/>
@@ -2034,7 +1998,7 @@
           </w:r>
           <w:r>
             <w:rPr>
-              <w:rFonts w:hint="eastAsia" w:ascii="Microsoft JhengHei" w:hAnsi="Microsoft JhengHei" w:eastAsia="Microsoft JhengHei" w:cs="Microsoft JhengHei"/>
+              <w:rFonts w:ascii="Microsoft JhengHei" w:eastAsia="Microsoft JhengHei" w:hAnsi="Microsoft JhengHei" w:cs="Microsoft JhengHei" w:hint="eastAsia"/>
               <w:szCs w:val="24"/>
             </w:rPr>
             <w:fldChar w:fldCharType="end"/>
@@ -2042,7 +2006,7 @@
         </w:p>
         <w:p>
           <w:pPr>
-            <w:pStyle w:val="16"/>
+            <w:pStyle w:val="TOC1"/>
             <w:keepNext w:val="0"/>
             <w:keepLines w:val="0"/>
             <w:pageBreakBefore w:val="0"/>
@@ -2063,21 +2027,21 @@
           </w:pPr>
           <w:r>
             <w:rPr>
-              <w:rFonts w:hint="eastAsia" w:ascii="Microsoft JhengHei" w:hAnsi="Microsoft JhengHei" w:eastAsia="Microsoft JhengHei" w:cs="Microsoft JhengHei"/>
+              <w:rFonts w:ascii="Microsoft JhengHei" w:eastAsia="Microsoft JhengHei" w:hAnsi="Microsoft JhengHei" w:cs="Microsoft JhengHei" w:hint="eastAsia"/>
               <w:szCs w:val="24"/>
             </w:rPr>
             <w:fldChar w:fldCharType="begin"/>
           </w:r>
           <w:r>
             <w:rPr>
-              <w:rFonts w:hint="eastAsia" w:ascii="Microsoft JhengHei" w:hAnsi="Microsoft JhengHei" w:eastAsia="Microsoft JhengHei" w:cs="Microsoft JhengHei"/>
+              <w:rFonts w:ascii="Microsoft JhengHei" w:eastAsia="Microsoft JhengHei" w:hAnsi="Microsoft JhengHei" w:cs="Microsoft JhengHei" w:hint="eastAsia"/>
               <w:szCs w:val="24"/>
             </w:rPr>
             <w:instrText xml:space="preserve"> HYPERLINK \l _Toc737 </w:instrText>
           </w:r>
           <w:r>
             <w:rPr>
-              <w:rFonts w:hint="eastAsia" w:ascii="Microsoft JhengHei" w:hAnsi="Microsoft JhengHei" w:eastAsia="Microsoft JhengHei" w:cs="Microsoft JhengHei"/>
+              <w:rFonts w:ascii="Microsoft JhengHei" w:eastAsia="Microsoft JhengHei" w:hAnsi="Microsoft JhengHei" w:cs="Microsoft JhengHei" w:hint="eastAsia"/>
               <w:szCs w:val="24"/>
             </w:rPr>
             <w:fldChar w:fldCharType="separate"/>
@@ -2111,7 +2075,7 @@
           </w:r>
           <w:r>
             <w:rPr>
-              <w:rFonts w:hint="eastAsia" w:ascii="Microsoft JhengHei" w:hAnsi="Microsoft JhengHei" w:eastAsia="Microsoft JhengHei" w:cs="Microsoft JhengHei"/>
+              <w:rFonts w:ascii="Microsoft JhengHei" w:eastAsia="Microsoft JhengHei" w:hAnsi="Microsoft JhengHei" w:cs="Microsoft JhengHei" w:hint="eastAsia"/>
               <w:szCs w:val="24"/>
             </w:rPr>
             <w:fldChar w:fldCharType="end"/>
@@ -2119,7 +2083,7 @@
         </w:p>
         <w:p>
           <w:pPr>
-            <w:pStyle w:val="16"/>
+            <w:pStyle w:val="TOC1"/>
             <w:keepNext w:val="0"/>
             <w:keepLines w:val="0"/>
             <w:pageBreakBefore w:val="0"/>
@@ -2140,21 +2104,21 @@
           </w:pPr>
           <w:r>
             <w:rPr>
-              <w:rFonts w:hint="eastAsia" w:ascii="Microsoft JhengHei" w:hAnsi="Microsoft JhengHei" w:eastAsia="Microsoft JhengHei" w:cs="Microsoft JhengHei"/>
+              <w:rFonts w:ascii="Microsoft JhengHei" w:eastAsia="Microsoft JhengHei" w:hAnsi="Microsoft JhengHei" w:cs="Microsoft JhengHei" w:hint="eastAsia"/>
               <w:szCs w:val="24"/>
             </w:rPr>
             <w:fldChar w:fldCharType="begin"/>
           </w:r>
           <w:r>
             <w:rPr>
-              <w:rFonts w:hint="eastAsia" w:ascii="Microsoft JhengHei" w:hAnsi="Microsoft JhengHei" w:eastAsia="Microsoft JhengHei" w:cs="Microsoft JhengHei"/>
+              <w:rFonts w:ascii="Microsoft JhengHei" w:eastAsia="Microsoft JhengHei" w:hAnsi="Microsoft JhengHei" w:cs="Microsoft JhengHei" w:hint="eastAsia"/>
               <w:szCs w:val="24"/>
             </w:rPr>
             <w:instrText xml:space="preserve"> HYPERLINK \l _Toc22785 </w:instrText>
           </w:r>
           <w:r>
             <w:rPr>
-              <w:rFonts w:hint="eastAsia" w:ascii="Microsoft JhengHei" w:hAnsi="Microsoft JhengHei" w:eastAsia="Microsoft JhengHei" w:cs="Microsoft JhengHei"/>
+              <w:rFonts w:ascii="Microsoft JhengHei" w:eastAsia="Microsoft JhengHei" w:hAnsi="Microsoft JhengHei" w:cs="Microsoft JhengHei" w:hint="eastAsia"/>
               <w:szCs w:val="24"/>
             </w:rPr>
             <w:fldChar w:fldCharType="separate"/>
@@ -2188,7 +2152,7 @@
           </w:r>
           <w:r>
             <w:rPr>
-              <w:rFonts w:hint="eastAsia" w:ascii="Microsoft JhengHei" w:hAnsi="Microsoft JhengHei" w:eastAsia="Microsoft JhengHei" w:cs="Microsoft JhengHei"/>
+              <w:rFonts w:ascii="Microsoft JhengHei" w:eastAsia="Microsoft JhengHei" w:hAnsi="Microsoft JhengHei" w:cs="Microsoft JhengHei" w:hint="eastAsia"/>
               <w:szCs w:val="24"/>
             </w:rPr>
             <w:fldChar w:fldCharType="end"/>
@@ -2196,7 +2160,7 @@
         </w:p>
         <w:p>
           <w:pPr>
-            <w:pStyle w:val="16"/>
+            <w:pStyle w:val="TOC1"/>
             <w:keepNext w:val="0"/>
             <w:keepLines w:val="0"/>
             <w:pageBreakBefore w:val="0"/>
@@ -2217,21 +2181,21 @@
           </w:pPr>
           <w:r>
             <w:rPr>
-              <w:rFonts w:hint="eastAsia" w:ascii="Microsoft JhengHei" w:hAnsi="Microsoft JhengHei" w:eastAsia="Microsoft JhengHei" w:cs="Microsoft JhengHei"/>
+              <w:rFonts w:ascii="Microsoft JhengHei" w:eastAsia="Microsoft JhengHei" w:hAnsi="Microsoft JhengHei" w:cs="Microsoft JhengHei" w:hint="eastAsia"/>
               <w:szCs w:val="24"/>
             </w:rPr>
             <w:fldChar w:fldCharType="begin"/>
           </w:r>
           <w:r>
             <w:rPr>
-              <w:rFonts w:hint="eastAsia" w:ascii="Microsoft JhengHei" w:hAnsi="Microsoft JhengHei" w:eastAsia="Microsoft JhengHei" w:cs="Microsoft JhengHei"/>
+              <w:rFonts w:ascii="Microsoft JhengHei" w:eastAsia="Microsoft JhengHei" w:hAnsi="Microsoft JhengHei" w:cs="Microsoft JhengHei" w:hint="eastAsia"/>
               <w:szCs w:val="24"/>
             </w:rPr>
             <w:instrText xml:space="preserve"> HYPERLINK \l _Toc3703 </w:instrText>
           </w:r>
           <w:r>
             <w:rPr>
-              <w:rFonts w:hint="eastAsia" w:ascii="Microsoft JhengHei" w:hAnsi="Microsoft JhengHei" w:eastAsia="Microsoft JhengHei" w:cs="Microsoft JhengHei"/>
+              <w:rFonts w:ascii="Microsoft JhengHei" w:eastAsia="Microsoft JhengHei" w:hAnsi="Microsoft JhengHei" w:cs="Microsoft JhengHei" w:hint="eastAsia"/>
               <w:szCs w:val="24"/>
             </w:rPr>
             <w:fldChar w:fldCharType="separate"/>
@@ -2265,7 +2229,7 @@
           </w:r>
           <w:r>
             <w:rPr>
-              <w:rFonts w:hint="eastAsia" w:ascii="Microsoft JhengHei" w:hAnsi="Microsoft JhengHei" w:eastAsia="Microsoft JhengHei" w:cs="Microsoft JhengHei"/>
+              <w:rFonts w:ascii="Microsoft JhengHei" w:eastAsia="Microsoft JhengHei" w:hAnsi="Microsoft JhengHei" w:cs="Microsoft JhengHei" w:hint="eastAsia"/>
               <w:szCs w:val="24"/>
             </w:rPr>
             <w:fldChar w:fldCharType="end"/>
@@ -2273,7 +2237,7 @@
         </w:p>
         <w:p>
           <w:pPr>
-            <w:pStyle w:val="16"/>
+            <w:pStyle w:val="TOC1"/>
             <w:keepNext w:val="0"/>
             <w:keepLines w:val="0"/>
             <w:pageBreakBefore w:val="0"/>
@@ -2294,21 +2258,21 @@
           </w:pPr>
           <w:r>
             <w:rPr>
-              <w:rFonts w:hint="eastAsia" w:ascii="Microsoft JhengHei" w:hAnsi="Microsoft JhengHei" w:eastAsia="Microsoft JhengHei" w:cs="Microsoft JhengHei"/>
+              <w:rFonts w:ascii="Microsoft JhengHei" w:eastAsia="Microsoft JhengHei" w:hAnsi="Microsoft JhengHei" w:cs="Microsoft JhengHei" w:hint="eastAsia"/>
               <w:szCs w:val="24"/>
             </w:rPr>
             <w:fldChar w:fldCharType="begin"/>
           </w:r>
           <w:r>
             <w:rPr>
-              <w:rFonts w:hint="eastAsia" w:ascii="Microsoft JhengHei" w:hAnsi="Microsoft JhengHei" w:eastAsia="Microsoft JhengHei" w:cs="Microsoft JhengHei"/>
+              <w:rFonts w:ascii="Microsoft JhengHei" w:eastAsia="Microsoft JhengHei" w:hAnsi="Microsoft JhengHei" w:cs="Microsoft JhengHei" w:hint="eastAsia"/>
               <w:szCs w:val="24"/>
             </w:rPr>
             <w:instrText xml:space="preserve"> HYPERLINK \l _Toc13130 </w:instrText>
           </w:r>
           <w:r>
             <w:rPr>
-              <w:rFonts w:hint="eastAsia" w:ascii="Microsoft JhengHei" w:hAnsi="Microsoft JhengHei" w:eastAsia="Microsoft JhengHei" w:cs="Microsoft JhengHei"/>
+              <w:rFonts w:ascii="Microsoft JhengHei" w:eastAsia="Microsoft JhengHei" w:hAnsi="Microsoft JhengHei" w:cs="Microsoft JhengHei" w:hint="eastAsia"/>
               <w:szCs w:val="24"/>
             </w:rPr>
             <w:fldChar w:fldCharType="separate"/>
@@ -2342,7 +2306,7 @@
           </w:r>
           <w:r>
             <w:rPr>
-              <w:rFonts w:hint="eastAsia" w:ascii="Microsoft JhengHei" w:hAnsi="Microsoft JhengHei" w:eastAsia="Microsoft JhengHei" w:cs="Microsoft JhengHei"/>
+              <w:rFonts w:ascii="Microsoft JhengHei" w:eastAsia="Microsoft JhengHei" w:hAnsi="Microsoft JhengHei" w:cs="Microsoft JhengHei" w:hint="eastAsia"/>
               <w:szCs w:val="24"/>
             </w:rPr>
             <w:fldChar w:fldCharType="end"/>
@@ -2350,7 +2314,7 @@
         </w:p>
         <w:p>
           <w:pPr>
-            <w:pStyle w:val="17"/>
+            <w:pStyle w:val="TOC2"/>
             <w:keepNext w:val="0"/>
             <w:keepLines w:val="0"/>
             <w:pageBreakBefore w:val="0"/>
@@ -2371,21 +2335,21 @@
           </w:pPr>
           <w:r>
             <w:rPr>
-              <w:rFonts w:hint="eastAsia" w:ascii="Microsoft JhengHei" w:hAnsi="Microsoft JhengHei" w:eastAsia="Microsoft JhengHei" w:cs="Microsoft JhengHei"/>
+              <w:rFonts w:ascii="Microsoft JhengHei" w:eastAsia="Microsoft JhengHei" w:hAnsi="Microsoft JhengHei" w:cs="Microsoft JhengHei" w:hint="eastAsia"/>
               <w:szCs w:val="24"/>
             </w:rPr>
             <w:fldChar w:fldCharType="begin"/>
           </w:r>
           <w:r>
             <w:rPr>
-              <w:rFonts w:hint="eastAsia" w:ascii="Microsoft JhengHei" w:hAnsi="Microsoft JhengHei" w:eastAsia="Microsoft JhengHei" w:cs="Microsoft JhengHei"/>
+              <w:rFonts w:ascii="Microsoft JhengHei" w:eastAsia="Microsoft JhengHei" w:hAnsi="Microsoft JhengHei" w:cs="Microsoft JhengHei" w:hint="eastAsia"/>
               <w:szCs w:val="24"/>
             </w:rPr>
             <w:instrText xml:space="preserve"> HYPERLINK \l _Toc28446 </w:instrText>
           </w:r>
           <w:r>
             <w:rPr>
-              <w:rFonts w:hint="eastAsia" w:ascii="Microsoft JhengHei" w:hAnsi="Microsoft JhengHei" w:eastAsia="Microsoft JhengHei" w:cs="Microsoft JhengHei"/>
+              <w:rFonts w:ascii="Microsoft JhengHei" w:eastAsia="Microsoft JhengHei" w:hAnsi="Microsoft JhengHei" w:cs="Microsoft JhengHei" w:hint="eastAsia"/>
               <w:szCs w:val="24"/>
             </w:rPr>
             <w:fldChar w:fldCharType="separate"/>
@@ -2419,7 +2383,7 @@
           </w:r>
           <w:r>
             <w:rPr>
-              <w:rFonts w:hint="eastAsia" w:ascii="Microsoft JhengHei" w:hAnsi="Microsoft JhengHei" w:eastAsia="Microsoft JhengHei" w:cs="Microsoft JhengHei"/>
+              <w:rFonts w:ascii="Microsoft JhengHei" w:eastAsia="Microsoft JhengHei" w:hAnsi="Microsoft JhengHei" w:cs="Microsoft JhengHei" w:hint="eastAsia"/>
               <w:szCs w:val="24"/>
             </w:rPr>
             <w:fldChar w:fldCharType="end"/>
@@ -2427,7 +2391,7 @@
         </w:p>
         <w:p>
           <w:pPr>
-            <w:pStyle w:val="16"/>
+            <w:pStyle w:val="TOC1"/>
             <w:keepNext w:val="0"/>
             <w:keepLines w:val="0"/>
             <w:pageBreakBefore w:val="0"/>
@@ -2448,21 +2412,21 @@
           </w:pPr>
           <w:r>
             <w:rPr>
-              <w:rFonts w:hint="eastAsia" w:ascii="Microsoft JhengHei" w:hAnsi="Microsoft JhengHei" w:eastAsia="Microsoft JhengHei" w:cs="Microsoft JhengHei"/>
+              <w:rFonts w:ascii="Microsoft JhengHei" w:eastAsia="Microsoft JhengHei" w:hAnsi="Microsoft JhengHei" w:cs="Microsoft JhengHei" w:hint="eastAsia"/>
               <w:szCs w:val="24"/>
             </w:rPr>
             <w:fldChar w:fldCharType="begin"/>
           </w:r>
           <w:r>
             <w:rPr>
-              <w:rFonts w:hint="eastAsia" w:ascii="Microsoft JhengHei" w:hAnsi="Microsoft JhengHei" w:eastAsia="Microsoft JhengHei" w:cs="Microsoft JhengHei"/>
+              <w:rFonts w:ascii="Microsoft JhengHei" w:eastAsia="Microsoft JhengHei" w:hAnsi="Microsoft JhengHei" w:cs="Microsoft JhengHei" w:hint="eastAsia"/>
               <w:szCs w:val="24"/>
             </w:rPr>
             <w:instrText xml:space="preserve"> HYPERLINK \l _Toc3815 </w:instrText>
           </w:r>
           <w:r>
             <w:rPr>
-              <w:rFonts w:hint="eastAsia" w:ascii="Microsoft JhengHei" w:hAnsi="Microsoft JhengHei" w:eastAsia="Microsoft JhengHei" w:cs="Microsoft JhengHei"/>
+              <w:rFonts w:ascii="Microsoft JhengHei" w:eastAsia="Microsoft JhengHei" w:hAnsi="Microsoft JhengHei" w:cs="Microsoft JhengHei" w:hint="eastAsia"/>
               <w:szCs w:val="24"/>
             </w:rPr>
             <w:fldChar w:fldCharType="separate"/>
@@ -2496,7 +2460,7 @@
           </w:r>
           <w:r>
             <w:rPr>
-              <w:rFonts w:hint="eastAsia" w:ascii="Microsoft JhengHei" w:hAnsi="Microsoft JhengHei" w:eastAsia="Microsoft JhengHei" w:cs="Microsoft JhengHei"/>
+              <w:rFonts w:ascii="Microsoft JhengHei" w:eastAsia="Microsoft JhengHei" w:hAnsi="Microsoft JhengHei" w:cs="Microsoft JhengHei" w:hint="eastAsia"/>
               <w:szCs w:val="24"/>
             </w:rPr>
             <w:fldChar w:fldCharType="end"/>
@@ -2504,7 +2468,7 @@
         </w:p>
         <w:p>
           <w:pPr>
-            <w:pStyle w:val="16"/>
+            <w:pStyle w:val="TOC1"/>
             <w:keepNext w:val="0"/>
             <w:keepLines w:val="0"/>
             <w:pageBreakBefore w:val="0"/>
@@ -2525,21 +2489,21 @@
           </w:pPr>
           <w:r>
             <w:rPr>
-              <w:rFonts w:hint="eastAsia" w:ascii="Microsoft JhengHei" w:hAnsi="Microsoft JhengHei" w:eastAsia="Microsoft JhengHei" w:cs="Microsoft JhengHei"/>
+              <w:rFonts w:ascii="Microsoft JhengHei" w:eastAsia="Microsoft JhengHei" w:hAnsi="Microsoft JhengHei" w:cs="Microsoft JhengHei" w:hint="eastAsia"/>
               <w:szCs w:val="24"/>
             </w:rPr>
             <w:fldChar w:fldCharType="begin"/>
           </w:r>
           <w:r>
             <w:rPr>
-              <w:rFonts w:hint="eastAsia" w:ascii="Microsoft JhengHei" w:hAnsi="Microsoft JhengHei" w:eastAsia="Microsoft JhengHei" w:cs="Microsoft JhengHei"/>
+              <w:rFonts w:ascii="Microsoft JhengHei" w:eastAsia="Microsoft JhengHei" w:hAnsi="Microsoft JhengHei" w:cs="Microsoft JhengHei" w:hint="eastAsia"/>
               <w:szCs w:val="24"/>
             </w:rPr>
             <w:instrText xml:space="preserve"> HYPERLINK \l _Toc32560 </w:instrText>
           </w:r>
           <w:r>
             <w:rPr>
-              <w:rFonts w:hint="eastAsia" w:ascii="Microsoft JhengHei" w:hAnsi="Microsoft JhengHei" w:eastAsia="Microsoft JhengHei" w:cs="Microsoft JhengHei"/>
+              <w:rFonts w:ascii="Microsoft JhengHei" w:eastAsia="Microsoft JhengHei" w:hAnsi="Microsoft JhengHei" w:cs="Microsoft JhengHei" w:hint="eastAsia"/>
               <w:szCs w:val="24"/>
             </w:rPr>
             <w:fldChar w:fldCharType="separate"/>
@@ -2573,7 +2537,7 @@
           </w:r>
           <w:r>
             <w:rPr>
-              <w:rFonts w:hint="eastAsia" w:ascii="Microsoft JhengHei" w:hAnsi="Microsoft JhengHei" w:eastAsia="Microsoft JhengHei" w:cs="Microsoft JhengHei"/>
+              <w:rFonts w:ascii="Microsoft JhengHei" w:eastAsia="Microsoft JhengHei" w:hAnsi="Microsoft JhengHei" w:cs="Microsoft JhengHei" w:hint="eastAsia"/>
               <w:szCs w:val="24"/>
             </w:rPr>
             <w:fldChar w:fldCharType="end"/>
@@ -2581,7 +2545,7 @@
         </w:p>
         <w:p>
           <w:pPr>
-            <w:pStyle w:val="17"/>
+            <w:pStyle w:val="TOC2"/>
             <w:keepNext w:val="0"/>
             <w:keepLines w:val="0"/>
             <w:pageBreakBefore w:val="0"/>
@@ -2602,21 +2566,21 @@
           </w:pPr>
           <w:r>
             <w:rPr>
-              <w:rFonts w:hint="eastAsia" w:ascii="Microsoft JhengHei" w:hAnsi="Microsoft JhengHei" w:eastAsia="Microsoft JhengHei" w:cs="Microsoft JhengHei"/>
+              <w:rFonts w:ascii="Microsoft JhengHei" w:eastAsia="Microsoft JhengHei" w:hAnsi="Microsoft JhengHei" w:cs="Microsoft JhengHei" w:hint="eastAsia"/>
               <w:szCs w:val="24"/>
             </w:rPr>
             <w:fldChar w:fldCharType="begin"/>
           </w:r>
           <w:r>
             <w:rPr>
-              <w:rFonts w:hint="eastAsia" w:ascii="Microsoft JhengHei" w:hAnsi="Microsoft JhengHei" w:eastAsia="Microsoft JhengHei" w:cs="Microsoft JhengHei"/>
+              <w:rFonts w:ascii="Microsoft JhengHei" w:eastAsia="Microsoft JhengHei" w:hAnsi="Microsoft JhengHei" w:cs="Microsoft JhengHei" w:hint="eastAsia"/>
               <w:szCs w:val="24"/>
             </w:rPr>
             <w:instrText xml:space="preserve"> HYPERLINK \l _Toc8982 </w:instrText>
           </w:r>
           <w:r>
             <w:rPr>
-              <w:rFonts w:hint="eastAsia" w:ascii="Microsoft JhengHei" w:hAnsi="Microsoft JhengHei" w:eastAsia="Microsoft JhengHei" w:cs="Microsoft JhengHei"/>
+              <w:rFonts w:ascii="Microsoft JhengHei" w:eastAsia="Microsoft JhengHei" w:hAnsi="Microsoft JhengHei" w:cs="Microsoft JhengHei" w:hint="eastAsia"/>
               <w:szCs w:val="24"/>
             </w:rPr>
             <w:fldChar w:fldCharType="separate"/>
@@ -2650,7 +2614,7 @@
           </w:r>
           <w:r>
             <w:rPr>
-              <w:rFonts w:hint="eastAsia" w:ascii="Microsoft JhengHei" w:hAnsi="Microsoft JhengHei" w:eastAsia="Microsoft JhengHei" w:cs="Microsoft JhengHei"/>
+              <w:rFonts w:ascii="Microsoft JhengHei" w:eastAsia="Microsoft JhengHei" w:hAnsi="Microsoft JhengHei" w:cs="Microsoft JhengHei" w:hint="eastAsia"/>
               <w:szCs w:val="24"/>
             </w:rPr>
             <w:fldChar w:fldCharType="end"/>
@@ -2658,7 +2622,7 @@
         </w:p>
         <w:p>
           <w:pPr>
-            <w:pStyle w:val="17"/>
+            <w:pStyle w:val="TOC2"/>
             <w:keepNext w:val="0"/>
             <w:keepLines w:val="0"/>
             <w:pageBreakBefore w:val="0"/>
@@ -2679,21 +2643,21 @@
           </w:pPr>
           <w:r>
             <w:rPr>
-              <w:rFonts w:hint="eastAsia" w:ascii="Microsoft JhengHei" w:hAnsi="Microsoft JhengHei" w:eastAsia="Microsoft JhengHei" w:cs="Microsoft JhengHei"/>
+              <w:rFonts w:ascii="Microsoft JhengHei" w:eastAsia="Microsoft JhengHei" w:hAnsi="Microsoft JhengHei" w:cs="Microsoft JhengHei" w:hint="eastAsia"/>
               <w:szCs w:val="24"/>
             </w:rPr>
             <w:fldChar w:fldCharType="begin"/>
           </w:r>
           <w:r>
             <w:rPr>
-              <w:rFonts w:hint="eastAsia" w:ascii="Microsoft JhengHei" w:hAnsi="Microsoft JhengHei" w:eastAsia="Microsoft JhengHei" w:cs="Microsoft JhengHei"/>
+              <w:rFonts w:ascii="Microsoft JhengHei" w:eastAsia="Microsoft JhengHei" w:hAnsi="Microsoft JhengHei" w:cs="Microsoft JhengHei" w:hint="eastAsia"/>
               <w:szCs w:val="24"/>
             </w:rPr>
             <w:instrText xml:space="preserve"> HYPERLINK \l _Toc28179 </w:instrText>
           </w:r>
           <w:r>
             <w:rPr>
-              <w:rFonts w:hint="eastAsia" w:ascii="Microsoft JhengHei" w:hAnsi="Microsoft JhengHei" w:eastAsia="Microsoft JhengHei" w:cs="Microsoft JhengHei"/>
+              <w:rFonts w:ascii="Microsoft JhengHei" w:eastAsia="Microsoft JhengHei" w:hAnsi="Microsoft JhengHei" w:cs="Microsoft JhengHei" w:hint="eastAsia"/>
               <w:szCs w:val="24"/>
             </w:rPr>
             <w:fldChar w:fldCharType="separate"/>
@@ -2727,7 +2691,7 @@
           </w:r>
           <w:r>
             <w:rPr>
-              <w:rFonts w:hint="eastAsia" w:ascii="Microsoft JhengHei" w:hAnsi="Microsoft JhengHei" w:eastAsia="Microsoft JhengHei" w:cs="Microsoft JhengHei"/>
+              <w:rFonts w:ascii="Microsoft JhengHei" w:eastAsia="Microsoft JhengHei" w:hAnsi="Microsoft JhengHei" w:cs="Microsoft JhengHei" w:hint="eastAsia"/>
               <w:szCs w:val="24"/>
             </w:rPr>
             <w:fldChar w:fldCharType="end"/>
@@ -2735,7 +2699,7 @@
         </w:p>
         <w:p>
           <w:pPr>
-            <w:pStyle w:val="17"/>
+            <w:pStyle w:val="TOC2"/>
             <w:keepNext w:val="0"/>
             <w:keepLines w:val="0"/>
             <w:pageBreakBefore w:val="0"/>
@@ -2756,21 +2720,21 @@
           </w:pPr>
           <w:r>
             <w:rPr>
-              <w:rFonts w:hint="eastAsia" w:ascii="Microsoft JhengHei" w:hAnsi="Microsoft JhengHei" w:eastAsia="Microsoft JhengHei" w:cs="Microsoft JhengHei"/>
+              <w:rFonts w:ascii="Microsoft JhengHei" w:eastAsia="Microsoft JhengHei" w:hAnsi="Microsoft JhengHei" w:cs="Microsoft JhengHei" w:hint="eastAsia"/>
               <w:szCs w:val="24"/>
             </w:rPr>
             <w:fldChar w:fldCharType="begin"/>
           </w:r>
           <w:r>
             <w:rPr>
-              <w:rFonts w:hint="eastAsia" w:ascii="Microsoft JhengHei" w:hAnsi="Microsoft JhengHei" w:eastAsia="Microsoft JhengHei" w:cs="Microsoft JhengHei"/>
+              <w:rFonts w:ascii="Microsoft JhengHei" w:eastAsia="Microsoft JhengHei" w:hAnsi="Microsoft JhengHei" w:cs="Microsoft JhengHei" w:hint="eastAsia"/>
               <w:szCs w:val="24"/>
             </w:rPr>
             <w:instrText xml:space="preserve"> HYPERLINK \l _Toc27201 </w:instrText>
           </w:r>
           <w:r>
             <w:rPr>
-              <w:rFonts w:hint="eastAsia" w:ascii="Microsoft JhengHei" w:hAnsi="Microsoft JhengHei" w:eastAsia="Microsoft JhengHei" w:cs="Microsoft JhengHei"/>
+              <w:rFonts w:ascii="Microsoft JhengHei" w:eastAsia="Microsoft JhengHei" w:hAnsi="Microsoft JhengHei" w:cs="Microsoft JhengHei" w:hint="eastAsia"/>
               <w:szCs w:val="24"/>
             </w:rPr>
             <w:fldChar w:fldCharType="separate"/>
@@ -2804,7 +2768,7 @@
           </w:r>
           <w:r>
             <w:rPr>
-              <w:rFonts w:hint="eastAsia" w:ascii="Microsoft JhengHei" w:hAnsi="Microsoft JhengHei" w:eastAsia="Microsoft JhengHei" w:cs="Microsoft JhengHei"/>
+              <w:rFonts w:ascii="Microsoft JhengHei" w:eastAsia="Microsoft JhengHei" w:hAnsi="Microsoft JhengHei" w:cs="Microsoft JhengHei" w:hint="eastAsia"/>
               <w:szCs w:val="24"/>
             </w:rPr>
             <w:fldChar w:fldCharType="end"/>
@@ -2812,7 +2776,7 @@
         </w:p>
         <w:p>
           <w:pPr>
-            <w:pStyle w:val="17"/>
+            <w:pStyle w:val="TOC2"/>
             <w:keepNext w:val="0"/>
             <w:keepLines w:val="0"/>
             <w:pageBreakBefore w:val="0"/>
@@ -2833,21 +2797,21 @@
           </w:pPr>
           <w:r>
             <w:rPr>
-              <w:rFonts w:hint="eastAsia" w:ascii="Microsoft JhengHei" w:hAnsi="Microsoft JhengHei" w:eastAsia="Microsoft JhengHei" w:cs="Microsoft JhengHei"/>
+              <w:rFonts w:ascii="Microsoft JhengHei" w:eastAsia="Microsoft JhengHei" w:hAnsi="Microsoft JhengHei" w:cs="Microsoft JhengHei" w:hint="eastAsia"/>
               <w:szCs w:val="24"/>
             </w:rPr>
             <w:fldChar w:fldCharType="begin"/>
           </w:r>
           <w:r>
             <w:rPr>
-              <w:rFonts w:hint="eastAsia" w:ascii="Microsoft JhengHei" w:hAnsi="Microsoft JhengHei" w:eastAsia="Microsoft JhengHei" w:cs="Microsoft JhengHei"/>
+              <w:rFonts w:ascii="Microsoft JhengHei" w:eastAsia="Microsoft JhengHei" w:hAnsi="Microsoft JhengHei" w:cs="Microsoft JhengHei" w:hint="eastAsia"/>
               <w:szCs w:val="24"/>
             </w:rPr>
             <w:instrText xml:space="preserve"> HYPERLINK \l _Toc6842 </w:instrText>
           </w:r>
           <w:r>
             <w:rPr>
-              <w:rFonts w:hint="eastAsia" w:ascii="Microsoft JhengHei" w:hAnsi="Microsoft JhengHei" w:eastAsia="Microsoft JhengHei" w:cs="Microsoft JhengHei"/>
+              <w:rFonts w:ascii="Microsoft JhengHei" w:eastAsia="Microsoft JhengHei" w:hAnsi="Microsoft JhengHei" w:cs="Microsoft JhengHei" w:hint="eastAsia"/>
               <w:szCs w:val="24"/>
             </w:rPr>
             <w:fldChar w:fldCharType="separate"/>
@@ -2881,7 +2845,7 @@
           </w:r>
           <w:r>
             <w:rPr>
-              <w:rFonts w:hint="eastAsia" w:ascii="Microsoft JhengHei" w:hAnsi="Microsoft JhengHei" w:eastAsia="Microsoft JhengHei" w:cs="Microsoft JhengHei"/>
+              <w:rFonts w:ascii="Microsoft JhengHei" w:eastAsia="Microsoft JhengHei" w:hAnsi="Microsoft JhengHei" w:cs="Microsoft JhengHei" w:hint="eastAsia"/>
               <w:szCs w:val="24"/>
             </w:rPr>
             <w:fldChar w:fldCharType="end"/>
@@ -2889,7 +2853,7 @@
         </w:p>
         <w:p>
           <w:pPr>
-            <w:pStyle w:val="17"/>
+            <w:pStyle w:val="TOC2"/>
             <w:keepNext w:val="0"/>
             <w:keepLines w:val="0"/>
             <w:pageBreakBefore w:val="0"/>
@@ -2910,21 +2874,21 @@
           </w:pPr>
           <w:r>
             <w:rPr>
-              <w:rFonts w:hint="eastAsia" w:ascii="Microsoft JhengHei" w:hAnsi="Microsoft JhengHei" w:eastAsia="Microsoft JhengHei" w:cs="Microsoft JhengHei"/>
+              <w:rFonts w:ascii="Microsoft JhengHei" w:eastAsia="Microsoft JhengHei" w:hAnsi="Microsoft JhengHei" w:cs="Microsoft JhengHei" w:hint="eastAsia"/>
               <w:szCs w:val="24"/>
             </w:rPr>
             <w:fldChar w:fldCharType="begin"/>
           </w:r>
           <w:r>
             <w:rPr>
-              <w:rFonts w:hint="eastAsia" w:ascii="Microsoft JhengHei" w:hAnsi="Microsoft JhengHei" w:eastAsia="Microsoft JhengHei" w:cs="Microsoft JhengHei"/>
+              <w:rFonts w:ascii="Microsoft JhengHei" w:eastAsia="Microsoft JhengHei" w:hAnsi="Microsoft JhengHei" w:cs="Microsoft JhengHei" w:hint="eastAsia"/>
               <w:szCs w:val="24"/>
             </w:rPr>
             <w:instrText xml:space="preserve"> HYPERLINK \l _Toc9460 </w:instrText>
           </w:r>
           <w:r>
             <w:rPr>
-              <w:rFonts w:hint="eastAsia" w:ascii="Microsoft JhengHei" w:hAnsi="Microsoft JhengHei" w:eastAsia="Microsoft JhengHei" w:cs="Microsoft JhengHei"/>
+              <w:rFonts w:ascii="Microsoft JhengHei" w:eastAsia="Microsoft JhengHei" w:hAnsi="Microsoft JhengHei" w:cs="Microsoft JhengHei" w:hint="eastAsia"/>
               <w:szCs w:val="24"/>
             </w:rPr>
             <w:fldChar w:fldCharType="separate"/>
@@ -2958,7 +2922,7 @@
           </w:r>
           <w:r>
             <w:rPr>
-              <w:rFonts w:hint="eastAsia" w:ascii="Microsoft JhengHei" w:hAnsi="Microsoft JhengHei" w:eastAsia="Microsoft JhengHei" w:cs="Microsoft JhengHei"/>
+              <w:rFonts w:ascii="Microsoft JhengHei" w:eastAsia="Microsoft JhengHei" w:hAnsi="Microsoft JhengHei" w:cs="Microsoft JhengHei" w:hint="eastAsia"/>
               <w:szCs w:val="24"/>
             </w:rPr>
             <w:fldChar w:fldCharType="end"/>
@@ -2966,7 +2930,7 @@
         </w:p>
         <w:p>
           <w:pPr>
-            <w:pStyle w:val="17"/>
+            <w:pStyle w:val="TOC2"/>
             <w:keepNext w:val="0"/>
             <w:keepLines w:val="0"/>
             <w:pageBreakBefore w:val="0"/>
@@ -2987,21 +2951,21 @@
           </w:pPr>
           <w:r>
             <w:rPr>
-              <w:rFonts w:hint="eastAsia" w:ascii="Microsoft JhengHei" w:hAnsi="Microsoft JhengHei" w:eastAsia="Microsoft JhengHei" w:cs="Microsoft JhengHei"/>
+              <w:rFonts w:ascii="Microsoft JhengHei" w:eastAsia="Microsoft JhengHei" w:hAnsi="Microsoft JhengHei" w:cs="Microsoft JhengHei" w:hint="eastAsia"/>
               <w:szCs w:val="24"/>
             </w:rPr>
             <w:fldChar w:fldCharType="begin"/>
           </w:r>
           <w:r>
             <w:rPr>
-              <w:rFonts w:hint="eastAsia" w:ascii="Microsoft JhengHei" w:hAnsi="Microsoft JhengHei" w:eastAsia="Microsoft JhengHei" w:cs="Microsoft JhengHei"/>
+              <w:rFonts w:ascii="Microsoft JhengHei" w:eastAsia="Microsoft JhengHei" w:hAnsi="Microsoft JhengHei" w:cs="Microsoft JhengHei" w:hint="eastAsia"/>
               <w:szCs w:val="24"/>
             </w:rPr>
             <w:instrText xml:space="preserve"> HYPERLINK \l _Toc21314 </w:instrText>
           </w:r>
           <w:r>
             <w:rPr>
-              <w:rFonts w:hint="eastAsia" w:ascii="Microsoft JhengHei" w:hAnsi="Microsoft JhengHei" w:eastAsia="Microsoft JhengHei" w:cs="Microsoft JhengHei"/>
+              <w:rFonts w:ascii="Microsoft JhengHei" w:eastAsia="Microsoft JhengHei" w:hAnsi="Microsoft JhengHei" w:cs="Microsoft JhengHei" w:hint="eastAsia"/>
               <w:szCs w:val="24"/>
             </w:rPr>
             <w:fldChar w:fldCharType="separate"/>
@@ -3035,7 +2999,7 @@
           </w:r>
           <w:r>
             <w:rPr>
-              <w:rFonts w:hint="eastAsia" w:ascii="Microsoft JhengHei" w:hAnsi="Microsoft JhengHei" w:eastAsia="Microsoft JhengHei" w:cs="Microsoft JhengHei"/>
+              <w:rFonts w:ascii="Microsoft JhengHei" w:eastAsia="Microsoft JhengHei" w:hAnsi="Microsoft JhengHei" w:cs="Microsoft JhengHei" w:hint="eastAsia"/>
               <w:szCs w:val="24"/>
             </w:rPr>
             <w:fldChar w:fldCharType="end"/>
@@ -3043,7 +3007,7 @@
         </w:p>
         <w:p>
           <w:pPr>
-            <w:pStyle w:val="16"/>
+            <w:pStyle w:val="TOC1"/>
             <w:keepNext w:val="0"/>
             <w:keepLines w:val="0"/>
             <w:pageBreakBefore w:val="0"/>
@@ -3064,21 +3028,21 @@
           </w:pPr>
           <w:r>
             <w:rPr>
-              <w:rFonts w:hint="eastAsia" w:ascii="Microsoft JhengHei" w:hAnsi="Microsoft JhengHei" w:eastAsia="Microsoft JhengHei" w:cs="Microsoft JhengHei"/>
+              <w:rFonts w:ascii="Microsoft JhengHei" w:eastAsia="Microsoft JhengHei" w:hAnsi="Microsoft JhengHei" w:cs="Microsoft JhengHei" w:hint="eastAsia"/>
               <w:szCs w:val="24"/>
             </w:rPr>
             <w:fldChar w:fldCharType="begin"/>
           </w:r>
           <w:r>
             <w:rPr>
-              <w:rFonts w:hint="eastAsia" w:ascii="Microsoft JhengHei" w:hAnsi="Microsoft JhengHei" w:eastAsia="Microsoft JhengHei" w:cs="Microsoft JhengHei"/>
+              <w:rFonts w:ascii="Microsoft JhengHei" w:eastAsia="Microsoft JhengHei" w:hAnsi="Microsoft JhengHei" w:cs="Microsoft JhengHei" w:hint="eastAsia"/>
               <w:szCs w:val="24"/>
             </w:rPr>
             <w:instrText xml:space="preserve"> HYPERLINK \l _Toc16794 </w:instrText>
           </w:r>
           <w:r>
             <w:rPr>
-              <w:rFonts w:hint="eastAsia" w:ascii="Microsoft JhengHei" w:hAnsi="Microsoft JhengHei" w:eastAsia="Microsoft JhengHei" w:cs="Microsoft JhengHei"/>
+              <w:rFonts w:ascii="Microsoft JhengHei" w:eastAsia="Microsoft JhengHei" w:hAnsi="Microsoft JhengHei" w:cs="Microsoft JhengHei" w:hint="eastAsia"/>
               <w:szCs w:val="24"/>
             </w:rPr>
             <w:fldChar w:fldCharType="separate"/>
@@ -3112,7 +3076,7 @@
           </w:r>
           <w:r>
             <w:rPr>
-              <w:rFonts w:hint="eastAsia" w:ascii="Microsoft JhengHei" w:hAnsi="Microsoft JhengHei" w:eastAsia="Microsoft JhengHei" w:cs="Microsoft JhengHei"/>
+              <w:rFonts w:ascii="Microsoft JhengHei" w:eastAsia="Microsoft JhengHei" w:hAnsi="Microsoft JhengHei" w:cs="Microsoft JhengHei" w:hint="eastAsia"/>
               <w:szCs w:val="24"/>
             </w:rPr>
             <w:fldChar w:fldCharType="end"/>
@@ -3120,7 +3084,7 @@
         </w:p>
         <w:p>
           <w:pPr>
-            <w:pStyle w:val="16"/>
+            <w:pStyle w:val="TOC1"/>
             <w:keepNext w:val="0"/>
             <w:keepLines w:val="0"/>
             <w:pageBreakBefore w:val="0"/>
@@ -3141,21 +3105,21 @@
           </w:pPr>
           <w:r>
             <w:rPr>
-              <w:rFonts w:hint="eastAsia" w:ascii="Microsoft JhengHei" w:hAnsi="Microsoft JhengHei" w:eastAsia="Microsoft JhengHei" w:cs="Microsoft JhengHei"/>
+              <w:rFonts w:ascii="Microsoft JhengHei" w:eastAsia="Microsoft JhengHei" w:hAnsi="Microsoft JhengHei" w:cs="Microsoft JhengHei" w:hint="eastAsia"/>
               <w:szCs w:val="24"/>
             </w:rPr>
             <w:fldChar w:fldCharType="begin"/>
           </w:r>
           <w:r>
             <w:rPr>
-              <w:rFonts w:hint="eastAsia" w:ascii="Microsoft JhengHei" w:hAnsi="Microsoft JhengHei" w:eastAsia="Microsoft JhengHei" w:cs="Microsoft JhengHei"/>
+              <w:rFonts w:ascii="Microsoft JhengHei" w:eastAsia="Microsoft JhengHei" w:hAnsi="Microsoft JhengHei" w:cs="Microsoft JhengHei" w:hint="eastAsia"/>
               <w:szCs w:val="24"/>
             </w:rPr>
             <w:instrText xml:space="preserve"> HYPERLINK \l _Toc10815 </w:instrText>
           </w:r>
           <w:r>
             <w:rPr>
-              <w:rFonts w:hint="eastAsia" w:ascii="Microsoft JhengHei" w:hAnsi="Microsoft JhengHei" w:eastAsia="Microsoft JhengHei" w:cs="Microsoft JhengHei"/>
+              <w:rFonts w:ascii="Microsoft JhengHei" w:eastAsia="Microsoft JhengHei" w:hAnsi="Microsoft JhengHei" w:cs="Microsoft JhengHei" w:hint="eastAsia"/>
               <w:szCs w:val="24"/>
             </w:rPr>
             <w:fldChar w:fldCharType="separate"/>
@@ -3189,7 +3153,7 @@
           </w:r>
           <w:r>
             <w:rPr>
-              <w:rFonts w:hint="eastAsia" w:ascii="Microsoft JhengHei" w:hAnsi="Microsoft JhengHei" w:eastAsia="Microsoft JhengHei" w:cs="Microsoft JhengHei"/>
+              <w:rFonts w:ascii="Microsoft JhengHei" w:eastAsia="Microsoft JhengHei" w:hAnsi="Microsoft JhengHei" w:cs="Microsoft JhengHei" w:hint="eastAsia"/>
               <w:szCs w:val="24"/>
             </w:rPr>
             <w:fldChar w:fldCharType="end"/>
@@ -3213,7 +3177,7 @@
             <w:spacing w:line="219" w:lineRule="auto"/>
             <w:textAlignment w:val="baseline"/>
             <w:rPr>
-              <w:rFonts w:ascii="Times New Roman" w:hAnsi="Times New Roman" w:eastAsia="Times New Roman" w:cs="Times New Roman"/>
+              <w:rFonts w:ascii="Times New Roman" w:eastAsia="Times New Roman" w:hAnsi="Times New Roman" w:cs="Times New Roman"/>
               <w:snapToGrid w:val="0"/>
               <w:color w:val="000000"/>
               <w:kern w:val="0"/>
@@ -3224,7 +3188,7 @@
           </w:pPr>
           <w:r>
             <w:rPr>
-              <w:rFonts w:hint="eastAsia" w:ascii="Microsoft JhengHei" w:hAnsi="Microsoft JhengHei" w:eastAsia="Microsoft JhengHei" w:cs="Microsoft JhengHei"/>
+              <w:rFonts w:ascii="Microsoft JhengHei" w:eastAsia="Microsoft JhengHei" w:hAnsi="Microsoft JhengHei" w:cs="Microsoft JhengHei" w:hint="eastAsia"/>
               <w:szCs w:val="24"/>
             </w:rPr>
             <w:fldChar w:fldCharType="end"/>
@@ -3250,7 +3214,7 @@
         <w:spacing w:line="219" w:lineRule="auto"/>
         <w:textAlignment w:val="baseline"/>
         <w:rPr>
-          <w:rFonts w:ascii="Times New Roman" w:hAnsi="Times New Roman" w:eastAsia="Times New Roman" w:cs="Times New Roman"/>
+          <w:rFonts w:ascii="Times New Roman" w:eastAsia="Times New Roman" w:hAnsi="Times New Roman" w:cs="Times New Roman"/>
           <w:snapToGrid w:val="0"/>
           <w:color w:val="000000"/>
           <w:kern w:val="0"/>
@@ -3261,13 +3225,13 @@
         <w:sectPr>
           <w:pgSz w:w="11906" w:h="16839"/>
           <w:pgMar w:top="1431" w:right="1700" w:bottom="0" w:left="1709" w:header="0" w:footer="0" w:gutter="0"/>
-          <w:cols w:space="720" w:num="1"/>
+          <w:cols w:num="1" w:space="720"/>
         </w:sectPr>
       </w:pPr>
     </w:p>
     <w:p>
       <w:pPr>
-        <w:pStyle w:val="26"/>
+        <w:pStyle w:val="1"/>
         <w:keepNext w:val="0"/>
         <w:keepLines w:val="0"/>
         <w:pageBreakBefore w:val="0"/>
@@ -3283,11 +3247,11 @@
         <w:snapToGrid w:val="0"/>
         <w:textAlignment w:val="baseline"/>
       </w:pPr>
-      <w:bookmarkStart w:id="3" w:name="_Toc3132"/>
+      <w:bookmarkStart w:id="4" w:name="_Toc3132"/>
       <w:r>
         <w:t>目的</w:t>
       </w:r>
-      <w:bookmarkEnd w:id="3"/>
+      <w:bookmarkEnd w:id="4"/>
     </w:p>
     <w:p>
       <w:pPr>
@@ -3305,17 +3269,17 @@
         <w:adjustRightInd w:val="0"/>
         <w:snapToGrid w:val="0"/>
         <w:spacing w:line="360" w:lineRule="auto"/>
-        <w:ind w:left="0" w:right="0" w:firstLine="476" w:firstLineChars="200"/>
+        <w:ind w:left="0" w:right="0" w:firstLine="420" w:firstLineChars="200"/>
         <w:textAlignment w:val="baseline"/>
         <w:rPr>
-          <w:rFonts w:ascii="宋体" w:hAnsi="宋体" w:eastAsia="宋体" w:cs="宋体"/>
-          <w:sz w:val="24"/>
-          <w:szCs w:val="24"/>
-        </w:rPr>
-      </w:pPr>
-      <w:r>
-        <w:rPr>
-          <w:rFonts w:ascii="宋体" w:hAnsi="宋体" w:eastAsia="宋体" w:cs="宋体"/>
+          <w:rFonts w:ascii="宋体" w:eastAsia="宋体" w:hAnsi="宋体" w:cs="宋体"/>
+          <w:sz w:val="24"/>
+          <w:szCs w:val="24"/>
+        </w:rPr>
+      </w:pPr>
+      <w:r>
+        <w:rPr>
+          <w:rFonts w:ascii="宋体" w:eastAsia="宋体" w:hAnsi="宋体" w:cs="宋体"/>
           <w:spacing w:val="-1"/>
           <w:sz w:val="24"/>
           <w:szCs w:val="24"/>
@@ -3324,7 +3288,7 @@
       </w:r>
       <w:r>
         <w:rPr>
-          <w:rFonts w:ascii="宋体" w:hAnsi="宋体" w:eastAsia="宋体" w:cs="宋体"/>
+          <w:rFonts w:ascii="宋体" w:eastAsia="宋体" w:hAnsi="宋体" w:cs="宋体"/>
           <w:spacing w:val="-2"/>
           <w:sz w:val="24"/>
           <w:szCs w:val="24"/>
@@ -3334,7 +3298,7 @@
     </w:p>
     <w:p>
       <w:pPr>
-        <w:pStyle w:val="26"/>
+        <w:pStyle w:val="1"/>
         <w:keepNext w:val="0"/>
         <w:keepLines w:val="0"/>
         <w:pageBreakBefore w:val="0"/>
@@ -3350,11 +3314,11 @@
         <w:snapToGrid w:val="0"/>
         <w:textAlignment w:val="baseline"/>
       </w:pPr>
-      <w:bookmarkStart w:id="4" w:name="_Toc7671"/>
+      <w:bookmarkStart w:id="5" w:name="_Toc7671"/>
       <w:r>
         <w:t>适用范围</w:t>
       </w:r>
-      <w:bookmarkEnd w:id="4"/>
+      <w:bookmarkEnd w:id="5"/>
     </w:p>
     <w:p>
       <w:pPr>
@@ -3372,28 +3336,28 @@
         <w:adjustRightInd w:val="0"/>
         <w:snapToGrid w:val="0"/>
         <w:spacing w:line="360" w:lineRule="auto"/>
-        <w:ind w:left="0" w:right="0" w:firstLine="476" w:firstLineChars="200"/>
+        <w:ind w:left="0" w:right="0" w:firstLine="420" w:firstLineChars="200"/>
         <w:textAlignment w:val="baseline"/>
         <w:rPr>
-          <w:rFonts w:ascii="宋体" w:hAnsi="宋体" w:eastAsia="宋体" w:cs="宋体"/>
-          <w:spacing w:val="-1"/>
-          <w:sz w:val="24"/>
-          <w:szCs w:val="24"/>
-        </w:rPr>
-      </w:pPr>
-      <w:r>
-        <w:rPr>
-          <w:rFonts w:ascii="宋体" w:hAnsi="宋体" w:eastAsia="宋体" w:cs="宋体"/>
-          <w:spacing w:val="-1"/>
-          <w:sz w:val="24"/>
-          <w:szCs w:val="24"/>
-        </w:rPr>
-        <w:t>本制度适用于甘肃国邦信息科技有限公司（以下简称“公司 ”）</w:t>
+          <w:rFonts w:ascii="宋体" w:eastAsia="宋体" w:hAnsi="宋体" w:cs="宋体"/>
+          <w:spacing w:val="-1"/>
+          <w:sz w:val="24"/>
+          <w:szCs w:val="24"/>
+        </w:rPr>
+      </w:pPr>
+      <w:r>
+        <w:rPr>
+          <w:rFonts w:ascii="宋体" w:eastAsia="宋体" w:hAnsi="宋体" w:cs="宋体"/>
+          <w:spacing w:val="-1"/>
+          <w:sz w:val="24"/>
+          <w:szCs w:val="24"/>
+        </w:rPr>
+        <w:t>本制度适用于中达丰集团有限公司（以下简称“公司 ”）</w:t>
       </w:r>
     </w:p>
     <w:p>
       <w:pPr>
-        <w:pStyle w:val="26"/>
+        <w:pStyle w:val="1"/>
         <w:keepNext w:val="0"/>
         <w:keepLines w:val="0"/>
         <w:pageBreakBefore w:val="0"/>
@@ -3409,11 +3373,11 @@
         <w:snapToGrid w:val="0"/>
         <w:textAlignment w:val="baseline"/>
       </w:pPr>
-      <w:bookmarkStart w:id="5" w:name="_Toc737"/>
+      <w:bookmarkStart w:id="6" w:name="_Toc737"/>
       <w:r>
         <w:t>引用文件</w:t>
       </w:r>
-      <w:bookmarkEnd w:id="5"/>
+      <w:bookmarkEnd w:id="6"/>
     </w:p>
     <w:p>
       <w:pPr>
@@ -3435,17 +3399,17 @@
         <w:adjustRightInd w:val="0"/>
         <w:snapToGrid w:val="0"/>
         <w:spacing w:line="360" w:lineRule="auto"/>
-        <w:ind w:left="425" w:leftChars="0" w:hanging="425" w:firstLineChars="0"/>
+        <w:ind w:left="425" w:hanging="425" w:leftChars="0" w:firstLineChars="0"/>
         <w:textAlignment w:val="baseline"/>
         <w:rPr>
-          <w:rFonts w:ascii="宋体" w:hAnsi="宋体" w:eastAsia="宋体" w:cs="宋体"/>
-          <w:sz w:val="24"/>
-          <w:szCs w:val="24"/>
-        </w:rPr>
-      </w:pPr>
-      <w:r>
-        <w:rPr>
-          <w:rFonts w:hint="eastAsia" w:ascii="宋体" w:hAnsi="宋体" w:eastAsia="宋体" w:cs="宋体"/>
+          <w:rFonts w:ascii="宋体" w:eastAsia="宋体" w:hAnsi="宋体" w:cs="宋体"/>
+          <w:sz w:val="24"/>
+          <w:szCs w:val="24"/>
+        </w:rPr>
+      </w:pPr>
+      <w:r>
+        <w:rPr>
+          <w:rFonts w:ascii="宋体" w:eastAsia="宋体" w:hAnsi="宋体" w:cs="宋体" w:hint="eastAsia"/>
           <w:spacing w:val="95"/>
           <w:sz w:val="24"/>
           <w:szCs w:val="24"/>
@@ -3455,7 +3419,7 @@
       </w:r>
       <w:r>
         <w:rPr>
-          <w:rFonts w:hint="eastAsia" w:ascii="宋体" w:hAnsi="宋体" w:eastAsia="宋体" w:cs="宋体"/>
+          <w:rFonts w:ascii="宋体" w:eastAsia="宋体" w:hAnsi="宋体" w:cs="宋体" w:hint="eastAsia"/>
           <w:spacing w:val="-2"/>
           <w:sz w:val="24"/>
           <w:szCs w:val="24"/>
@@ -3464,7 +3428,7 @@
       </w:r>
       <w:r>
         <w:rPr>
-          <w:rFonts w:ascii="宋体" w:hAnsi="宋体" w:eastAsia="宋体" w:cs="宋体"/>
+          <w:rFonts w:ascii="宋体" w:eastAsia="宋体" w:hAnsi="宋体" w:cs="宋体"/>
           <w:spacing w:val="-2"/>
           <w:sz w:val="24"/>
           <w:szCs w:val="24"/>
@@ -3492,17 +3456,17 @@
         <w:adjustRightInd w:val="0"/>
         <w:snapToGrid w:val="0"/>
         <w:spacing w:line="360" w:lineRule="auto"/>
-        <w:ind w:left="425" w:leftChars="0" w:hanging="425" w:firstLineChars="0"/>
+        <w:ind w:left="425" w:hanging="425" w:leftChars="0" w:firstLineChars="0"/>
         <w:textAlignment w:val="baseline"/>
         <w:rPr>
-          <w:rFonts w:ascii="宋体" w:hAnsi="宋体" w:eastAsia="宋体" w:cs="宋体"/>
-          <w:sz w:val="24"/>
-          <w:szCs w:val="24"/>
-        </w:rPr>
-      </w:pPr>
-      <w:r>
-        <w:rPr>
-          <w:rFonts w:ascii="宋体" w:hAnsi="宋体" w:eastAsia="宋体" w:cs="宋体"/>
+          <w:rFonts w:ascii="宋体" w:eastAsia="宋体" w:hAnsi="宋体" w:cs="宋体"/>
+          <w:sz w:val="24"/>
+          <w:szCs w:val="24"/>
+        </w:rPr>
+      </w:pPr>
+      <w:r>
+        <w:rPr>
+          <w:rFonts w:ascii="宋体" w:eastAsia="宋体" w:hAnsi="宋体" w:cs="宋体"/>
           <w:spacing w:val="-1"/>
           <w:sz w:val="24"/>
           <w:szCs w:val="24"/>
@@ -3511,7 +3475,7 @@
       </w:r>
       <w:r>
         <w:rPr>
-          <w:rFonts w:ascii="宋体" w:hAnsi="宋体" w:eastAsia="宋体" w:cs="宋体"/>
+          <w:rFonts w:ascii="宋体" w:eastAsia="宋体" w:hAnsi="宋体" w:cs="宋体"/>
           <w:spacing w:val="-2"/>
           <w:sz w:val="24"/>
           <w:szCs w:val="24"/>
@@ -3520,7 +3484,7 @@
       </w:r>
       <w:r>
         <w:rPr>
-          <w:rFonts w:ascii="宋体" w:hAnsi="宋体" w:eastAsia="宋体" w:cs="宋体"/>
+          <w:rFonts w:ascii="宋体" w:eastAsia="宋体" w:hAnsi="宋体" w:cs="宋体"/>
           <w:spacing w:val="-33"/>
           <w:sz w:val="24"/>
           <w:szCs w:val="24"/>
@@ -3529,7 +3493,7 @@
       </w:r>
       <w:r>
         <w:rPr>
-          <w:rFonts w:ascii="宋体" w:hAnsi="宋体" w:eastAsia="宋体" w:cs="宋体"/>
+          <w:rFonts w:ascii="宋体" w:eastAsia="宋体" w:hAnsi="宋体" w:cs="宋体"/>
           <w:spacing w:val="-2"/>
           <w:sz w:val="24"/>
           <w:szCs w:val="24"/>
@@ -3538,7 +3502,7 @@
       </w:r>
       <w:r>
         <w:rPr>
-          <w:rFonts w:ascii="宋体" w:hAnsi="宋体" w:eastAsia="宋体" w:cs="宋体"/>
+          <w:rFonts w:ascii="宋体" w:eastAsia="宋体" w:hAnsi="宋体" w:cs="宋体"/>
           <w:spacing w:val="-47"/>
           <w:sz w:val="24"/>
           <w:szCs w:val="24"/>
@@ -3547,7 +3511,7 @@
       </w:r>
       <w:r>
         <w:rPr>
-          <w:rFonts w:ascii="宋体" w:hAnsi="宋体" w:eastAsia="宋体" w:cs="宋体"/>
+          <w:rFonts w:ascii="宋体" w:eastAsia="宋体" w:hAnsi="宋体" w:cs="宋体"/>
           <w:spacing w:val="-2"/>
           <w:sz w:val="24"/>
           <w:szCs w:val="24"/>
@@ -3575,17 +3539,17 @@
         <w:adjustRightInd w:val="0"/>
         <w:snapToGrid w:val="0"/>
         <w:spacing w:line="360" w:lineRule="auto"/>
-        <w:ind w:left="425" w:leftChars="0" w:hanging="425" w:firstLineChars="0"/>
+        <w:ind w:left="425" w:hanging="425" w:leftChars="0" w:firstLineChars="0"/>
         <w:textAlignment w:val="baseline"/>
         <w:rPr>
-          <w:rFonts w:ascii="宋体" w:hAnsi="宋体" w:eastAsia="宋体" w:cs="宋体"/>
-          <w:sz w:val="24"/>
-          <w:szCs w:val="24"/>
-        </w:rPr>
-      </w:pPr>
-      <w:r>
-        <w:rPr>
-          <w:rFonts w:ascii="宋体" w:hAnsi="宋体" w:eastAsia="宋体" w:cs="宋体"/>
+          <w:rFonts w:ascii="宋体" w:eastAsia="宋体" w:hAnsi="宋体" w:cs="宋体"/>
+          <w:sz w:val="24"/>
+          <w:szCs w:val="24"/>
+        </w:rPr>
+      </w:pPr>
+      <w:r>
+        <w:rPr>
+          <w:rFonts w:ascii="宋体" w:eastAsia="宋体" w:hAnsi="宋体" w:cs="宋体"/>
           <w:spacing w:val="-1"/>
           <w:sz w:val="24"/>
           <w:szCs w:val="24"/>
@@ -3613,17 +3577,17 @@
         <w:adjustRightInd w:val="0"/>
         <w:snapToGrid w:val="0"/>
         <w:spacing w:line="360" w:lineRule="auto"/>
-        <w:ind w:left="425" w:leftChars="0" w:hanging="425" w:firstLineChars="0"/>
+        <w:ind w:left="425" w:hanging="425" w:leftChars="0" w:firstLineChars="0"/>
         <w:textAlignment w:val="baseline"/>
         <w:rPr>
-          <w:rFonts w:ascii="宋体" w:hAnsi="宋体" w:eastAsia="宋体" w:cs="宋体"/>
-          <w:sz w:val="24"/>
-          <w:szCs w:val="24"/>
-        </w:rPr>
-      </w:pPr>
-      <w:r>
-        <w:rPr>
-          <w:rFonts w:ascii="宋体" w:hAnsi="宋体" w:eastAsia="宋体" w:cs="宋体"/>
+          <w:rFonts w:ascii="宋体" w:eastAsia="宋体" w:hAnsi="宋体" w:cs="宋体"/>
+          <w:sz w:val="24"/>
+          <w:szCs w:val="24"/>
+        </w:rPr>
+      </w:pPr>
+      <w:r>
+        <w:rPr>
+          <w:rFonts w:ascii="宋体" w:eastAsia="宋体" w:hAnsi="宋体" w:cs="宋体"/>
           <w:spacing w:val="-1"/>
           <w:sz w:val="24"/>
           <w:szCs w:val="24"/>
@@ -3633,7 +3597,7 @@
     </w:p>
     <w:p>
       <w:pPr>
-        <w:pStyle w:val="26"/>
+        <w:pStyle w:val="1"/>
         <w:keepNext w:val="0"/>
         <w:keepLines w:val="0"/>
         <w:pageBreakBefore w:val="0"/>
@@ -3649,11 +3613,11 @@
         <w:snapToGrid w:val="0"/>
         <w:textAlignment w:val="baseline"/>
       </w:pPr>
-      <w:bookmarkStart w:id="6" w:name="_Toc22785"/>
+      <w:bookmarkStart w:id="7" w:name="_Toc22785"/>
       <w:r>
         <w:t>术语与定义</w:t>
       </w:r>
-      <w:bookmarkEnd w:id="6"/>
+      <w:bookmarkEnd w:id="7"/>
     </w:p>
     <w:p>
       <w:pPr>
@@ -3674,14 +3638,14 @@
         <w:ind w:left="124"/>
         <w:textAlignment w:val="baseline"/>
         <w:rPr>
-          <w:rFonts w:ascii="宋体" w:hAnsi="宋体" w:eastAsia="宋体" w:cs="宋体"/>
-          <w:sz w:val="24"/>
-          <w:szCs w:val="24"/>
-        </w:rPr>
-      </w:pPr>
-      <w:r>
-        <w:rPr>
-          <w:rFonts w:ascii="宋体" w:hAnsi="宋体" w:eastAsia="宋体" w:cs="宋体"/>
+          <w:rFonts w:ascii="宋体" w:eastAsia="宋体" w:hAnsi="宋体" w:cs="宋体"/>
+          <w:sz w:val="24"/>
+          <w:szCs w:val="24"/>
+        </w:rPr>
+      </w:pPr>
+      <w:r>
+        <w:rPr>
+          <w:rFonts w:ascii="宋体" w:eastAsia="宋体" w:hAnsi="宋体" w:cs="宋体"/>
           <w:sz w:val="24"/>
           <w:szCs w:val="24"/>
         </w:rPr>
@@ -3690,7 +3654,7 @@
     </w:p>
     <w:p>
       <w:pPr>
-        <w:pStyle w:val="26"/>
+        <w:pStyle w:val="1"/>
         <w:keepNext w:val="0"/>
         <w:keepLines w:val="0"/>
         <w:pageBreakBefore w:val="0"/>
@@ -3706,11 +3670,11 @@
         <w:snapToGrid w:val="0"/>
         <w:textAlignment w:val="baseline"/>
       </w:pPr>
-      <w:bookmarkStart w:id="7" w:name="_Toc3703"/>
+      <w:bookmarkStart w:id="8" w:name="_Toc3703"/>
       <w:r>
         <w:t>角色与职责</w:t>
       </w:r>
-      <w:bookmarkEnd w:id="7"/>
+      <w:bookmarkEnd w:id="8"/>
     </w:p>
     <w:p>
       <w:pPr>
@@ -3733,16 +3697,16 @@
     </w:p>
     <w:tbl>
       <w:tblPr>
-        <w:tblStyle w:val="24"/>
+        <w:tblStyle w:val="TableNormal0"/>
         <w:tblW w:w="8521" w:type="dxa"/>
         <w:tblInd w:w="5" w:type="dxa"/>
         <w:tblBorders>
-          <w:top w:val="single" w:color="000000" w:sz="4" w:space="0"/>
-          <w:left w:val="single" w:color="000000" w:sz="4" w:space="0"/>
-          <w:bottom w:val="single" w:color="000000" w:sz="4" w:space="0"/>
-          <w:right w:val="single" w:color="000000" w:sz="4" w:space="0"/>
-          <w:insideH w:val="single" w:color="000000" w:sz="4" w:space="0"/>
-          <w:insideV w:val="single" w:color="000000" w:sz="4" w:space="0"/>
+          <w:top w:val="single" w:sz="4" w:space="0" w:color="000000"/>
+          <w:left w:val="single" w:sz="4" w:space="0" w:color="000000"/>
+          <w:bottom w:val="single" w:sz="4" w:space="0" w:color="000000"/>
+          <w:right w:val="single" w:sz="4" w:space="0" w:color="000000"/>
+          <w:insideH w:val="single" w:sz="4" w:space="0" w:color="000000"/>
+          <w:insideV w:val="single" w:sz="4" w:space="0" w:color="000000"/>
         </w:tblBorders>
         <w:tblLayout w:type="fixed"/>
         <w:tblCellMar>
@@ -3759,14 +3723,17 @@
       </w:tblGrid>
       <w:tr>
         <w:tblPrEx>
+          <w:tblW w:w="8521" w:type="dxa"/>
+          <w:tblInd w:w="5" w:type="dxa"/>
           <w:tblBorders>
-            <w:top w:val="single" w:color="000000" w:sz="4" w:space="0"/>
-            <w:left w:val="single" w:color="000000" w:sz="4" w:space="0"/>
-            <w:bottom w:val="single" w:color="000000" w:sz="4" w:space="0"/>
-            <w:right w:val="single" w:color="000000" w:sz="4" w:space="0"/>
-            <w:insideH w:val="single" w:color="000000" w:sz="4" w:space="0"/>
-            <w:insideV w:val="single" w:color="000000" w:sz="4" w:space="0"/>
+            <w:top w:val="single" w:sz="4" w:space="0" w:color="000000"/>
+            <w:left w:val="single" w:sz="4" w:space="0" w:color="000000"/>
+            <w:bottom w:val="single" w:sz="4" w:space="0" w:color="000000"/>
+            <w:right w:val="single" w:sz="4" w:space="0" w:color="000000"/>
+            <w:insideH w:val="single" w:sz="4" w:space="0" w:color="000000"/>
+            <w:insideV w:val="single" w:sz="4" w:space="0" w:color="000000"/>
           </w:tblBorders>
+          <w:tblLayout w:type="fixed"/>
           <w:tblCellMar>
             <w:top w:w="0" w:type="dxa"/>
             <w:left w:w="0" w:type="dxa"/>
@@ -3775,7 +3742,7 @@
           </w:tblCellMar>
         </w:tblPrEx>
         <w:trPr>
-          <w:trHeight w:val="470" w:hRule="atLeast"/>
+          <w:trHeight w:val="470"/>
         </w:trPr>
         <w:tc>
           <w:tcPr>
@@ -3801,14 +3768,14 @@
               <w:ind w:left="802"/>
               <w:textAlignment w:val="baseline"/>
               <w:rPr>
-                <w:rFonts w:ascii="宋体" w:hAnsi="宋体" w:eastAsia="宋体" w:cs="宋体"/>
+                <w:rFonts w:ascii="宋体" w:eastAsia="宋体" w:hAnsi="宋体" w:cs="宋体"/>
                 <w:sz w:val="21"/>
                 <w:szCs w:val="21"/>
               </w:rPr>
             </w:pPr>
             <w:r>
               <w:rPr>
-                <w:rFonts w:ascii="宋体" w:hAnsi="宋体" w:eastAsia="宋体" w:cs="宋体"/>
+                <w:rFonts w:ascii="宋体" w:eastAsia="宋体" w:hAnsi="宋体" w:cs="宋体"/>
                 <w:spacing w:val="-3"/>
                 <w:sz w:val="21"/>
                 <w:szCs w:val="21"/>
@@ -3841,14 +3808,14 @@
               <w:ind w:left="1352"/>
               <w:textAlignment w:val="baseline"/>
               <w:rPr>
-                <w:rFonts w:ascii="宋体" w:hAnsi="宋体" w:eastAsia="宋体" w:cs="宋体"/>
+                <w:rFonts w:ascii="宋体" w:eastAsia="宋体" w:hAnsi="宋体" w:cs="宋体"/>
                 <w:sz w:val="21"/>
                 <w:szCs w:val="21"/>
               </w:rPr>
             </w:pPr>
             <w:r>
               <w:rPr>
-                <w:rFonts w:ascii="宋体" w:hAnsi="宋体" w:eastAsia="宋体" w:cs="宋体"/>
+                <w:rFonts w:ascii="宋体" w:eastAsia="宋体" w:hAnsi="宋体" w:cs="宋体"/>
                 <w:spacing w:val="-3"/>
                 <w:sz w:val="21"/>
                 <w:szCs w:val="21"/>
@@ -3881,14 +3848,14 @@
               <w:ind w:left="148"/>
               <w:textAlignment w:val="baseline"/>
               <w:rPr>
-                <w:rFonts w:ascii="宋体" w:hAnsi="宋体" w:eastAsia="宋体" w:cs="宋体"/>
+                <w:rFonts w:ascii="宋体" w:eastAsia="宋体" w:hAnsi="宋体" w:cs="宋体"/>
                 <w:sz w:val="21"/>
                 <w:szCs w:val="21"/>
               </w:rPr>
             </w:pPr>
             <w:r>
               <w:rPr>
-                <w:rFonts w:ascii="宋体" w:hAnsi="宋体" w:eastAsia="宋体" w:cs="宋体"/>
+                <w:rFonts w:ascii="宋体" w:eastAsia="宋体" w:hAnsi="宋体" w:cs="宋体"/>
                 <w:spacing w:val="-3"/>
                 <w:sz w:val="21"/>
                 <w:szCs w:val="21"/>
@@ -3900,14 +3867,9 @@
       </w:tr>
       <w:tr>
         <w:tblPrEx>
-          <w:tblBorders>
-            <w:top w:val="single" w:color="000000" w:sz="4" w:space="0"/>
-            <w:left w:val="single" w:color="000000" w:sz="4" w:space="0"/>
-            <w:bottom w:val="single" w:color="000000" w:sz="4" w:space="0"/>
-            <w:right w:val="single" w:color="000000" w:sz="4" w:space="0"/>
-            <w:insideH w:val="single" w:color="000000" w:sz="4" w:space="0"/>
-            <w:insideV w:val="single" w:color="000000" w:sz="4" w:space="0"/>
-          </w:tblBorders>
+          <w:tblW w:w="8521" w:type="dxa"/>
+          <w:tblInd w:w="5" w:type="dxa"/>
+          <w:tblLayout w:type="fixed"/>
           <w:tblCellMar>
             <w:top w:w="0" w:type="dxa"/>
             <w:left w:w="0" w:type="dxa"/>
@@ -3916,7 +3878,7 @@
           </w:tblCellMar>
         </w:tblPrEx>
         <w:trPr>
-          <w:trHeight w:val="466" w:hRule="atLeast"/>
+          <w:trHeight w:val="466"/>
         </w:trPr>
         <w:tc>
           <w:tcPr>
@@ -3941,14 +3903,14 @@
               <w:ind w:left="482"/>
               <w:textAlignment w:val="baseline"/>
               <w:rPr>
-                <w:rFonts w:ascii="宋体" w:hAnsi="宋体" w:eastAsia="宋体" w:cs="宋体"/>
+                <w:rFonts w:ascii="宋体" w:eastAsia="宋体" w:hAnsi="宋体" w:cs="宋体"/>
                 <w:sz w:val="21"/>
                 <w:szCs w:val="21"/>
               </w:rPr>
             </w:pPr>
             <w:r>
               <w:rPr>
-                <w:rFonts w:ascii="宋体" w:hAnsi="宋体" w:eastAsia="宋体" w:cs="宋体"/>
+                <w:rFonts w:ascii="宋体" w:eastAsia="宋体" w:hAnsi="宋体" w:cs="宋体"/>
                 <w:spacing w:val="-2"/>
                 <w:sz w:val="21"/>
                 <w:szCs w:val="21"/>
@@ -3980,14 +3942,14 @@
               <w:ind w:left="519"/>
               <w:textAlignment w:val="baseline"/>
               <w:rPr>
-                <w:rFonts w:ascii="宋体" w:hAnsi="宋体" w:eastAsia="宋体" w:cs="宋体"/>
+                <w:rFonts w:ascii="宋体" w:eastAsia="宋体" w:hAnsi="宋体" w:cs="宋体"/>
                 <w:sz w:val="21"/>
                 <w:szCs w:val="21"/>
               </w:rPr>
             </w:pPr>
             <w:r>
               <w:rPr>
-                <w:rFonts w:ascii="宋体" w:hAnsi="宋体" w:eastAsia="宋体" w:cs="宋体"/>
+                <w:rFonts w:ascii="宋体" w:eastAsia="宋体" w:hAnsi="宋体" w:cs="宋体"/>
                 <w:spacing w:val="-2"/>
                 <w:sz w:val="21"/>
                 <w:szCs w:val="21"/>
@@ -4019,7 +3981,7 @@
               <w:ind w:left="1071"/>
               <w:textAlignment w:val="baseline"/>
               <w:rPr>
-                <w:rFonts w:hint="default" w:ascii="宋体" w:hAnsi="宋体" w:eastAsia="宋体" w:cs="宋体"/>
+                <w:rFonts w:ascii="宋体" w:eastAsia="宋体" w:hAnsi="宋体" w:cs="宋体" w:hint="default"/>
                 <w:sz w:val="21"/>
                 <w:szCs w:val="21"/>
                 <w:lang w:val="en-US" w:eastAsia="zh-CN"/>
@@ -4027,7 +3989,7 @@
             </w:pPr>
             <w:r>
               <w:rPr>
-                <w:rFonts w:ascii="宋体" w:hAnsi="宋体" w:eastAsia="宋体" w:cs="宋体"/>
+                <w:rFonts w:ascii="宋体" w:eastAsia="宋体" w:hAnsi="宋体" w:cs="宋体"/>
                 <w:spacing w:val="-2"/>
                 <w:sz w:val="21"/>
                 <w:szCs w:val="21"/>
@@ -4036,7 +3998,7 @@
             </w:r>
             <w:r>
               <w:rPr>
-                <w:rFonts w:hint="eastAsia" w:ascii="宋体" w:hAnsi="宋体" w:eastAsia="宋体" w:cs="宋体"/>
+                <w:rFonts w:ascii="宋体" w:eastAsia="宋体" w:hAnsi="宋体" w:cs="宋体" w:hint="eastAsia"/>
                 <w:spacing w:val="-2"/>
                 <w:sz w:val="21"/>
                 <w:szCs w:val="21"/>
@@ -4049,14 +4011,9 @@
       </w:tr>
       <w:tr>
         <w:tblPrEx>
-          <w:tblBorders>
-            <w:top w:val="single" w:color="000000" w:sz="4" w:space="0"/>
-            <w:left w:val="single" w:color="000000" w:sz="4" w:space="0"/>
-            <w:bottom w:val="single" w:color="000000" w:sz="4" w:space="0"/>
-            <w:right w:val="single" w:color="000000" w:sz="4" w:space="0"/>
-            <w:insideH w:val="single" w:color="000000" w:sz="4" w:space="0"/>
-            <w:insideV w:val="single" w:color="000000" w:sz="4" w:space="0"/>
-          </w:tblBorders>
+          <w:tblW w:w="8521" w:type="dxa"/>
+          <w:tblInd w:w="5" w:type="dxa"/>
+          <w:tblLayout w:type="fixed"/>
           <w:tblCellMar>
             <w:top w:w="0" w:type="dxa"/>
             <w:left w:w="0" w:type="dxa"/>
@@ -4065,7 +4022,7 @@
           </w:tblCellMar>
         </w:tblPrEx>
         <w:trPr>
-          <w:trHeight w:val="466" w:hRule="atLeast"/>
+          <w:trHeight w:val="466"/>
         </w:trPr>
         <w:tc>
           <w:tcPr>
@@ -4090,14 +4047,14 @@
               <w:ind w:left="482"/>
               <w:textAlignment w:val="baseline"/>
               <w:rPr>
-                <w:rFonts w:ascii="宋体" w:hAnsi="宋体" w:eastAsia="宋体" w:cs="宋体"/>
+                <w:rFonts w:ascii="宋体" w:eastAsia="宋体" w:hAnsi="宋体" w:cs="宋体"/>
                 <w:sz w:val="21"/>
                 <w:szCs w:val="21"/>
               </w:rPr>
             </w:pPr>
             <w:r>
               <w:rPr>
-                <w:rFonts w:ascii="宋体" w:hAnsi="宋体" w:eastAsia="宋体" w:cs="宋体"/>
+                <w:rFonts w:ascii="宋体" w:eastAsia="宋体" w:hAnsi="宋体" w:cs="宋体"/>
                 <w:spacing w:val="-2"/>
                 <w:sz w:val="21"/>
                 <w:szCs w:val="21"/>
@@ -4129,14 +4086,14 @@
               <w:ind w:left="1037"/>
               <w:textAlignment w:val="baseline"/>
               <w:rPr>
-                <w:rFonts w:ascii="宋体" w:hAnsi="宋体" w:eastAsia="宋体" w:cs="宋体"/>
+                <w:rFonts w:ascii="宋体" w:eastAsia="宋体" w:hAnsi="宋体" w:cs="宋体"/>
                 <w:sz w:val="21"/>
                 <w:szCs w:val="21"/>
               </w:rPr>
             </w:pPr>
             <w:r>
               <w:rPr>
-                <w:rFonts w:ascii="宋体" w:hAnsi="宋体" w:eastAsia="宋体" w:cs="宋体"/>
+                <w:rFonts w:ascii="宋体" w:eastAsia="宋体" w:hAnsi="宋体" w:cs="宋体"/>
                 <w:spacing w:val="-2"/>
                 <w:sz w:val="21"/>
                 <w:szCs w:val="21"/>
@@ -4168,14 +4125,14 @@
               <w:ind w:left="1284"/>
               <w:textAlignment w:val="baseline"/>
               <w:rPr>
-                <w:rFonts w:ascii="宋体" w:hAnsi="宋体" w:eastAsia="宋体" w:cs="宋体"/>
+                <w:rFonts w:ascii="宋体" w:eastAsia="宋体" w:hAnsi="宋体" w:cs="宋体"/>
                 <w:sz w:val="21"/>
                 <w:szCs w:val="21"/>
               </w:rPr>
             </w:pPr>
             <w:r>
               <w:rPr>
-                <w:rFonts w:ascii="宋体" w:hAnsi="宋体" w:eastAsia="宋体" w:cs="宋体"/>
+                <w:rFonts w:ascii="宋体" w:eastAsia="宋体" w:hAnsi="宋体" w:cs="宋体"/>
                 <w:spacing w:val="-3"/>
                 <w:sz w:val="21"/>
                 <w:szCs w:val="21"/>
@@ -4187,14 +4144,9 @@
       </w:tr>
       <w:tr>
         <w:tblPrEx>
-          <w:tblBorders>
-            <w:top w:val="single" w:color="000000" w:sz="4" w:space="0"/>
-            <w:left w:val="single" w:color="000000" w:sz="4" w:space="0"/>
-            <w:bottom w:val="single" w:color="000000" w:sz="4" w:space="0"/>
-            <w:right w:val="single" w:color="000000" w:sz="4" w:space="0"/>
-            <w:insideH w:val="single" w:color="000000" w:sz="4" w:space="0"/>
-            <w:insideV w:val="single" w:color="000000" w:sz="4" w:space="0"/>
-          </w:tblBorders>
+          <w:tblW w:w="8521" w:type="dxa"/>
+          <w:tblInd w:w="5" w:type="dxa"/>
+          <w:tblLayout w:type="fixed"/>
           <w:tblCellMar>
             <w:top w:w="0" w:type="dxa"/>
             <w:left w:w="0" w:type="dxa"/>
@@ -4203,7 +4155,7 @@
           </w:tblCellMar>
         </w:tblPrEx>
         <w:trPr>
-          <w:trHeight w:val="470" w:hRule="atLeast"/>
+          <w:trHeight w:val="470"/>
         </w:trPr>
         <w:tc>
           <w:tcPr>
@@ -4228,14 +4180,14 @@
               <w:ind w:left="704"/>
               <w:textAlignment w:val="baseline"/>
               <w:rPr>
-                <w:rFonts w:ascii="宋体" w:hAnsi="宋体" w:eastAsia="宋体" w:cs="宋体"/>
+                <w:rFonts w:ascii="宋体" w:eastAsia="宋体" w:hAnsi="宋体" w:cs="宋体"/>
                 <w:sz w:val="21"/>
                 <w:szCs w:val="21"/>
               </w:rPr>
             </w:pPr>
             <w:r>
               <w:rPr>
-                <w:rFonts w:ascii="宋体" w:hAnsi="宋体" w:eastAsia="宋体" w:cs="宋体"/>
+                <w:rFonts w:ascii="宋体" w:eastAsia="宋体" w:hAnsi="宋体" w:cs="宋体"/>
                 <w:spacing w:val="-5"/>
                 <w:sz w:val="21"/>
                 <w:szCs w:val="21"/>
@@ -4267,14 +4219,14 @@
               <w:ind w:left="1037"/>
               <w:textAlignment w:val="baseline"/>
               <w:rPr>
-                <w:rFonts w:ascii="宋体" w:hAnsi="宋体" w:eastAsia="宋体" w:cs="宋体"/>
+                <w:rFonts w:ascii="宋体" w:eastAsia="宋体" w:hAnsi="宋体" w:cs="宋体"/>
                 <w:sz w:val="21"/>
                 <w:szCs w:val="21"/>
               </w:rPr>
             </w:pPr>
             <w:r>
               <w:rPr>
-                <w:rFonts w:ascii="宋体" w:hAnsi="宋体" w:eastAsia="宋体" w:cs="宋体"/>
+                <w:rFonts w:ascii="宋体" w:eastAsia="宋体" w:hAnsi="宋体" w:cs="宋体"/>
                 <w:spacing w:val="-2"/>
                 <w:sz w:val="21"/>
                 <w:szCs w:val="21"/>
@@ -4306,14 +4258,14 @@
               <w:ind w:left="1391"/>
               <w:textAlignment w:val="baseline"/>
               <w:rPr>
-                <w:rFonts w:ascii="宋体" w:hAnsi="宋体" w:eastAsia="宋体" w:cs="宋体"/>
+                <w:rFonts w:ascii="宋体" w:eastAsia="宋体" w:hAnsi="宋体" w:cs="宋体"/>
                 <w:sz w:val="21"/>
                 <w:szCs w:val="21"/>
               </w:rPr>
             </w:pPr>
             <w:r>
               <w:rPr>
-                <w:rFonts w:ascii="宋体" w:hAnsi="宋体" w:eastAsia="宋体" w:cs="宋体"/>
+                <w:rFonts w:ascii="宋体" w:eastAsia="宋体" w:hAnsi="宋体" w:cs="宋体"/>
                 <w:spacing w:val="-4"/>
                 <w:sz w:val="21"/>
                 <w:szCs w:val="21"/>
@@ -4326,7 +4278,7 @@
     </w:tbl>
     <w:p>
       <w:pPr>
-        <w:pStyle w:val="26"/>
+        <w:pStyle w:val="1"/>
         <w:keepNext w:val="0"/>
         <w:keepLines w:val="0"/>
         <w:pageBreakBefore w:val="0"/>
@@ -4342,15 +4294,15 @@
         <w:snapToGrid w:val="0"/>
         <w:textAlignment w:val="baseline"/>
       </w:pPr>
-      <w:bookmarkStart w:id="8" w:name="_Toc13130"/>
+      <w:bookmarkStart w:id="9" w:name="_Toc13130"/>
       <w:r>
         <w:t>内部信息沟通类别</w:t>
       </w:r>
-      <w:bookmarkEnd w:id="8"/>
+      <w:bookmarkEnd w:id="9"/>
     </w:p>
     <w:p>
       <w:pPr>
-        <w:pStyle w:val="28"/>
+        <w:pStyle w:val="2"/>
         <w:keepNext w:val="0"/>
         <w:keepLines w:val="0"/>
         <w:pageBreakBefore w:val="0"/>
@@ -4366,13 +4318,13 @@
         <w:snapToGrid w:val="0"/>
         <w:textAlignment w:val="baseline"/>
       </w:pPr>
-      <w:bookmarkStart w:id="9" w:name="bookmark19"/>
-      <w:bookmarkEnd w:id="9"/>
-      <w:bookmarkStart w:id="10" w:name="_Toc28446"/>
+      <w:bookmarkStart w:id="10" w:name="bookmark19"/>
+      <w:bookmarkEnd w:id="10"/>
+      <w:bookmarkStart w:id="11" w:name="_Toc28446"/>
       <w:r>
         <w:t>内部信息沟通类别</w:t>
       </w:r>
-      <w:bookmarkEnd w:id="10"/>
+      <w:bookmarkEnd w:id="11"/>
     </w:p>
     <w:p>
       <w:pPr>
@@ -4394,18 +4346,18 @@
         <w:adjustRightInd w:val="0"/>
         <w:snapToGrid w:val="0"/>
         <w:spacing w:line="360" w:lineRule="auto"/>
-        <w:ind w:left="425" w:leftChars="0" w:hanging="425" w:firstLineChars="0"/>
+        <w:ind w:left="425" w:hanging="425" w:leftChars="0" w:firstLineChars="0"/>
         <w:textAlignment w:val="baseline"/>
         <w:rPr>
-          <w:rFonts w:ascii="宋体" w:hAnsi="宋体" w:eastAsia="宋体" w:cs="宋体"/>
-          <w:spacing w:val="-1"/>
-          <w:sz w:val="24"/>
-          <w:szCs w:val="24"/>
-        </w:rPr>
-      </w:pPr>
-      <w:r>
-        <w:rPr>
-          <w:rFonts w:ascii="宋体" w:hAnsi="宋体" w:eastAsia="宋体" w:cs="宋体"/>
+          <w:rFonts w:ascii="宋体" w:eastAsia="宋体" w:hAnsi="宋体" w:cs="宋体"/>
+          <w:spacing w:val="-1"/>
+          <w:sz w:val="24"/>
+          <w:szCs w:val="24"/>
+        </w:rPr>
+      </w:pPr>
+      <w:r>
+        <w:rPr>
+          <w:rFonts w:ascii="宋体" w:eastAsia="宋体" w:hAnsi="宋体" w:cs="宋体"/>
           <w:spacing w:val="-1"/>
           <w:sz w:val="24"/>
           <w:szCs w:val="24"/>
@@ -4433,18 +4385,18 @@
         <w:adjustRightInd w:val="0"/>
         <w:snapToGrid w:val="0"/>
         <w:spacing w:line="360" w:lineRule="auto"/>
-        <w:ind w:left="425" w:leftChars="0" w:hanging="425" w:firstLineChars="0"/>
+        <w:ind w:left="425" w:hanging="425" w:leftChars="0" w:firstLineChars="0"/>
         <w:textAlignment w:val="baseline"/>
         <w:rPr>
-          <w:rFonts w:ascii="宋体" w:hAnsi="宋体" w:eastAsia="宋体" w:cs="宋体"/>
-          <w:spacing w:val="-1"/>
-          <w:sz w:val="24"/>
-          <w:szCs w:val="24"/>
-        </w:rPr>
-      </w:pPr>
-      <w:r>
-        <w:rPr>
-          <w:rFonts w:ascii="宋体" w:hAnsi="宋体" w:eastAsia="宋体" w:cs="宋体"/>
+          <w:rFonts w:ascii="宋体" w:eastAsia="宋体" w:hAnsi="宋体" w:cs="宋体"/>
+          <w:spacing w:val="-1"/>
+          <w:sz w:val="24"/>
+          <w:szCs w:val="24"/>
+        </w:rPr>
+      </w:pPr>
+      <w:r>
+        <w:rPr>
+          <w:rFonts w:ascii="宋体" w:eastAsia="宋体" w:hAnsi="宋体" w:cs="宋体"/>
           <w:spacing w:val="-1"/>
           <w:sz w:val="24"/>
           <w:szCs w:val="24"/>
@@ -4472,18 +4424,18 @@
         <w:adjustRightInd w:val="0"/>
         <w:snapToGrid w:val="0"/>
         <w:spacing w:line="360" w:lineRule="auto"/>
-        <w:ind w:left="425" w:leftChars="0" w:hanging="425" w:firstLineChars="0"/>
+        <w:ind w:left="425" w:hanging="425" w:leftChars="0" w:firstLineChars="0"/>
         <w:textAlignment w:val="baseline"/>
         <w:rPr>
-          <w:rFonts w:ascii="宋体" w:hAnsi="宋体" w:eastAsia="宋体" w:cs="宋体"/>
-          <w:spacing w:val="-1"/>
-          <w:sz w:val="24"/>
-          <w:szCs w:val="24"/>
-        </w:rPr>
-      </w:pPr>
-      <w:r>
-        <w:rPr>
-          <w:rFonts w:ascii="宋体" w:hAnsi="宋体" w:eastAsia="宋体" w:cs="宋体"/>
+          <w:rFonts w:ascii="宋体" w:eastAsia="宋体" w:hAnsi="宋体" w:cs="宋体"/>
+          <w:spacing w:val="-1"/>
+          <w:sz w:val="24"/>
+          <w:szCs w:val="24"/>
+        </w:rPr>
+      </w:pPr>
+      <w:r>
+        <w:rPr>
+          <w:rFonts w:ascii="宋体" w:eastAsia="宋体" w:hAnsi="宋体" w:cs="宋体"/>
           <w:spacing w:val="-1"/>
           <w:sz w:val="24"/>
           <w:szCs w:val="24"/>
@@ -4511,18 +4463,18 @@
         <w:adjustRightInd w:val="0"/>
         <w:snapToGrid w:val="0"/>
         <w:spacing w:line="360" w:lineRule="auto"/>
-        <w:ind w:left="425" w:leftChars="0" w:hanging="425" w:firstLineChars="0"/>
+        <w:ind w:left="425" w:hanging="425" w:leftChars="0" w:firstLineChars="0"/>
         <w:textAlignment w:val="baseline"/>
         <w:rPr>
-          <w:rFonts w:ascii="宋体" w:hAnsi="宋体" w:eastAsia="宋体" w:cs="宋体"/>
-          <w:spacing w:val="-1"/>
-          <w:sz w:val="24"/>
-          <w:szCs w:val="24"/>
-        </w:rPr>
-      </w:pPr>
-      <w:r>
-        <w:rPr>
-          <w:rFonts w:ascii="宋体" w:hAnsi="宋体" w:eastAsia="宋体" w:cs="宋体"/>
+          <w:rFonts w:ascii="宋体" w:eastAsia="宋体" w:hAnsi="宋体" w:cs="宋体"/>
+          <w:spacing w:val="-1"/>
+          <w:sz w:val="24"/>
+          <w:szCs w:val="24"/>
+        </w:rPr>
+      </w:pPr>
+      <w:r>
+        <w:rPr>
+          <w:rFonts w:ascii="宋体" w:eastAsia="宋体" w:hAnsi="宋体" w:cs="宋体"/>
           <w:spacing w:val="-1"/>
           <w:sz w:val="24"/>
           <w:szCs w:val="24"/>
@@ -4550,18 +4502,18 @@
         <w:adjustRightInd w:val="0"/>
         <w:snapToGrid w:val="0"/>
         <w:spacing w:line="360" w:lineRule="auto"/>
-        <w:ind w:left="425" w:leftChars="0" w:hanging="425" w:firstLineChars="0"/>
+        <w:ind w:left="425" w:hanging="425" w:leftChars="0" w:firstLineChars="0"/>
         <w:textAlignment w:val="baseline"/>
         <w:rPr>
-          <w:rFonts w:ascii="宋体" w:hAnsi="宋体" w:eastAsia="宋体" w:cs="宋体"/>
-          <w:spacing w:val="-1"/>
-          <w:sz w:val="24"/>
-          <w:szCs w:val="24"/>
-        </w:rPr>
-      </w:pPr>
-      <w:r>
-        <w:rPr>
-          <w:rFonts w:ascii="宋体" w:hAnsi="宋体" w:eastAsia="宋体" w:cs="宋体"/>
+          <w:rFonts w:ascii="宋体" w:eastAsia="宋体" w:hAnsi="宋体" w:cs="宋体"/>
+          <w:spacing w:val="-1"/>
+          <w:sz w:val="24"/>
+          <w:szCs w:val="24"/>
+        </w:rPr>
+      </w:pPr>
+      <w:r>
+        <w:rPr>
+          <w:rFonts w:ascii="宋体" w:eastAsia="宋体" w:hAnsi="宋体" w:cs="宋体"/>
           <w:spacing w:val="-1"/>
           <w:sz w:val="24"/>
           <w:szCs w:val="24"/>
@@ -4589,18 +4541,18 @@
         <w:adjustRightInd w:val="0"/>
         <w:snapToGrid w:val="0"/>
         <w:spacing w:line="360" w:lineRule="auto"/>
-        <w:ind w:left="425" w:leftChars="0" w:hanging="425" w:firstLineChars="0"/>
+        <w:ind w:left="425" w:hanging="425" w:leftChars="0" w:firstLineChars="0"/>
         <w:textAlignment w:val="baseline"/>
         <w:rPr>
-          <w:rFonts w:ascii="宋体" w:hAnsi="宋体" w:eastAsia="宋体" w:cs="宋体"/>
-          <w:spacing w:val="-1"/>
-          <w:sz w:val="24"/>
-          <w:szCs w:val="24"/>
-        </w:rPr>
-      </w:pPr>
-      <w:r>
-        <w:rPr>
-          <w:rFonts w:ascii="宋体" w:hAnsi="宋体" w:eastAsia="宋体" w:cs="宋体"/>
+          <w:rFonts w:ascii="宋体" w:eastAsia="宋体" w:hAnsi="宋体" w:cs="宋体"/>
+          <w:spacing w:val="-1"/>
+          <w:sz w:val="24"/>
+          <w:szCs w:val="24"/>
+        </w:rPr>
+      </w:pPr>
+      <w:r>
+        <w:rPr>
+          <w:rFonts w:ascii="宋体" w:eastAsia="宋体" w:hAnsi="宋体" w:cs="宋体"/>
           <w:spacing w:val="-1"/>
           <w:sz w:val="24"/>
           <w:szCs w:val="24"/>
@@ -4610,7 +4562,7 @@
     </w:p>
     <w:p>
       <w:pPr>
-        <w:pStyle w:val="26"/>
+        <w:pStyle w:val="1"/>
         <w:keepNext w:val="0"/>
         <w:keepLines w:val="0"/>
         <w:pageBreakBefore w:val="0"/>
@@ -4626,11 +4578,11 @@
         <w:snapToGrid w:val="0"/>
         <w:textAlignment w:val="baseline"/>
       </w:pPr>
-      <w:bookmarkStart w:id="11" w:name="_Toc3815"/>
+      <w:bookmarkStart w:id="12" w:name="_Toc3815"/>
       <w:r>
         <w:t>内部信息沟通管理部门</w:t>
       </w:r>
-      <w:bookmarkEnd w:id="11"/>
+      <w:bookmarkEnd w:id="12"/>
     </w:p>
     <w:p>
       <w:pPr>
@@ -4648,18 +4600,18 @@
         <w:adjustRightInd w:val="0"/>
         <w:snapToGrid w:val="0"/>
         <w:spacing w:line="360" w:lineRule="auto"/>
-        <w:ind w:left="0" w:right="0" w:firstLine="476" w:firstLineChars="200"/>
+        <w:ind w:left="0" w:right="0" w:firstLine="420" w:firstLineChars="200"/>
         <w:textAlignment w:val="baseline"/>
         <w:rPr>
-          <w:rFonts w:ascii="宋体" w:hAnsi="宋体" w:eastAsia="宋体" w:cs="宋体"/>
-          <w:spacing w:val="-1"/>
-          <w:sz w:val="24"/>
-          <w:szCs w:val="24"/>
-        </w:rPr>
-      </w:pPr>
-      <w:r>
-        <w:rPr>
-          <w:rFonts w:ascii="宋体" w:hAnsi="宋体" w:eastAsia="宋体" w:cs="宋体"/>
+          <w:rFonts w:ascii="宋体" w:eastAsia="宋体" w:hAnsi="宋体" w:cs="宋体"/>
+          <w:spacing w:val="-1"/>
+          <w:sz w:val="24"/>
+          <w:szCs w:val="24"/>
+        </w:rPr>
+      </w:pPr>
+      <w:r>
+        <w:rPr>
+          <w:rFonts w:ascii="宋体" w:eastAsia="宋体" w:hAnsi="宋体" w:cs="宋体"/>
           <w:spacing w:val="-1"/>
           <w:sz w:val="24"/>
           <w:szCs w:val="24"/>
@@ -4669,7 +4621,7 @@
     </w:p>
     <w:p>
       <w:pPr>
-        <w:pStyle w:val="26"/>
+        <w:pStyle w:val="1"/>
         <w:keepNext w:val="0"/>
         <w:keepLines w:val="0"/>
         <w:pageBreakBefore w:val="0"/>
@@ -4685,15 +4637,15 @@
         <w:snapToGrid w:val="0"/>
         <w:textAlignment w:val="baseline"/>
       </w:pPr>
-      <w:bookmarkStart w:id="12" w:name="_Toc32560"/>
+      <w:bookmarkStart w:id="13" w:name="_Toc32560"/>
       <w:r>
         <w:t>内部信息沟通工作要求</w:t>
       </w:r>
-      <w:bookmarkEnd w:id="12"/>
+      <w:bookmarkEnd w:id="13"/>
     </w:p>
     <w:p>
       <w:pPr>
-        <w:pStyle w:val="28"/>
+        <w:pStyle w:val="2"/>
         <w:keepNext w:val="0"/>
         <w:keepLines w:val="0"/>
         <w:pageBreakBefore w:val="0"/>
@@ -4709,11 +4661,11 @@
         <w:snapToGrid w:val="0"/>
         <w:textAlignment w:val="baseline"/>
       </w:pPr>
-      <w:bookmarkStart w:id="13" w:name="_Toc8982"/>
+      <w:bookmarkStart w:id="14" w:name="_Toc8982"/>
       <w:r>
         <w:t>文书类信息沟通</w:t>
       </w:r>
-      <w:bookmarkEnd w:id="13"/>
+      <w:bookmarkEnd w:id="14"/>
     </w:p>
     <w:p>
       <w:pPr>
@@ -4735,10 +4687,10 @@
         <w:adjustRightInd w:val="0"/>
         <w:snapToGrid w:val="0"/>
         <w:spacing w:line="360" w:lineRule="auto"/>
-        <w:ind w:left="425" w:leftChars="0" w:hanging="425" w:firstLineChars="0"/>
+        <w:ind w:left="425" w:hanging="425" w:leftChars="0" w:firstLineChars="0"/>
         <w:textAlignment w:val="baseline"/>
         <w:rPr>
-          <w:rFonts w:hint="eastAsia" w:ascii="宋体" w:hAnsi="宋体" w:eastAsia="宋体" w:cs="宋体"/>
+          <w:rFonts w:ascii="宋体" w:eastAsia="宋体" w:hAnsi="宋体" w:cs="宋体" w:hint="eastAsia"/>
           <w:spacing w:val="-1"/>
           <w:sz w:val="24"/>
           <w:szCs w:val="24"/>
@@ -4747,7 +4699,7 @@
       </w:pPr>
       <w:r>
         <w:rPr>
-          <w:rFonts w:ascii="宋体" w:hAnsi="宋体" w:eastAsia="宋体" w:cs="宋体"/>
+          <w:rFonts w:ascii="宋体" w:eastAsia="宋体" w:hAnsi="宋体" w:cs="宋体"/>
           <w:spacing w:val="-1"/>
           <w:sz w:val="24"/>
           <w:szCs w:val="24"/>
@@ -4756,7 +4708,7 @@
       </w:r>
       <w:r>
         <w:rPr>
-          <w:rFonts w:hint="eastAsia" w:ascii="宋体" w:hAnsi="宋体" w:eastAsia="宋体" w:cs="宋体"/>
+          <w:rFonts w:ascii="宋体" w:eastAsia="宋体" w:hAnsi="宋体" w:cs="宋体" w:hint="eastAsia"/>
           <w:spacing w:val="-1"/>
           <w:sz w:val="24"/>
           <w:szCs w:val="24"/>
@@ -4785,18 +4737,18 @@
         <w:adjustRightInd w:val="0"/>
         <w:snapToGrid w:val="0"/>
         <w:spacing w:line="360" w:lineRule="auto"/>
-        <w:ind w:left="425" w:leftChars="0" w:hanging="425" w:firstLineChars="0"/>
+        <w:ind w:left="425" w:hanging="425" w:leftChars="0" w:firstLineChars="0"/>
         <w:textAlignment w:val="baseline"/>
         <w:rPr>
-          <w:rFonts w:ascii="宋体" w:hAnsi="宋体" w:eastAsia="宋体" w:cs="宋体"/>
-          <w:spacing w:val="-1"/>
-          <w:sz w:val="24"/>
-          <w:szCs w:val="24"/>
-        </w:rPr>
-      </w:pPr>
-      <w:r>
-        <w:rPr>
-          <w:rFonts w:ascii="宋体" w:hAnsi="宋体" w:eastAsia="宋体" w:cs="宋体"/>
+          <w:rFonts w:ascii="宋体" w:eastAsia="宋体" w:hAnsi="宋体" w:cs="宋体"/>
+          <w:spacing w:val="-1"/>
+          <w:sz w:val="24"/>
+          <w:szCs w:val="24"/>
+        </w:rPr>
+      </w:pPr>
+      <w:r>
+        <w:rPr>
+          <w:rFonts w:ascii="宋体" w:eastAsia="宋体" w:hAnsi="宋体" w:cs="宋体"/>
           <w:spacing w:val="-1"/>
           <w:sz w:val="24"/>
           <w:szCs w:val="24"/>
@@ -4824,18 +4776,18 @@
         <w:adjustRightInd w:val="0"/>
         <w:snapToGrid w:val="0"/>
         <w:spacing w:line="360" w:lineRule="auto"/>
-        <w:ind w:left="425" w:leftChars="0" w:hanging="425" w:firstLineChars="0"/>
+        <w:ind w:left="425" w:hanging="425" w:leftChars="0" w:firstLineChars="0"/>
         <w:textAlignment w:val="baseline"/>
         <w:rPr>
-          <w:rFonts w:ascii="宋体" w:hAnsi="宋体" w:eastAsia="宋体" w:cs="宋体"/>
-          <w:spacing w:val="-1"/>
-          <w:sz w:val="24"/>
-          <w:szCs w:val="24"/>
-        </w:rPr>
-      </w:pPr>
-      <w:r>
-        <w:rPr>
-          <w:rFonts w:ascii="宋体" w:hAnsi="宋体" w:eastAsia="宋体" w:cs="宋体"/>
+          <w:rFonts w:ascii="宋体" w:eastAsia="宋体" w:hAnsi="宋体" w:cs="宋体"/>
+          <w:spacing w:val="-1"/>
+          <w:sz w:val="24"/>
+          <w:szCs w:val="24"/>
+        </w:rPr>
+      </w:pPr>
+      <w:r>
+        <w:rPr>
+          <w:rFonts w:ascii="宋体" w:eastAsia="宋体" w:hAnsi="宋体" w:cs="宋体"/>
           <w:spacing w:val="-1"/>
           <w:sz w:val="24"/>
           <w:szCs w:val="24"/>
@@ -4845,7 +4797,7 @@
     </w:p>
     <w:p>
       <w:pPr>
-        <w:pStyle w:val="28"/>
+        <w:pStyle w:val="2"/>
         <w:keepNext w:val="0"/>
         <w:keepLines w:val="0"/>
         <w:pageBreakBefore w:val="0"/>
@@ -4861,11 +4813,11 @@
         <w:snapToGrid w:val="0"/>
         <w:textAlignment w:val="baseline"/>
       </w:pPr>
-      <w:bookmarkStart w:id="14" w:name="_Toc28179"/>
+      <w:bookmarkStart w:id="15" w:name="_Toc28179"/>
       <w:r>
         <w:t>会议沟通</w:t>
       </w:r>
-      <w:bookmarkEnd w:id="14"/>
+      <w:bookmarkEnd w:id="15"/>
     </w:p>
     <w:p>
       <w:pPr>
@@ -4887,18 +4839,18 @@
         <w:adjustRightInd w:val="0"/>
         <w:snapToGrid w:val="0"/>
         <w:spacing w:line="360" w:lineRule="auto"/>
-        <w:ind w:left="425" w:leftChars="0" w:hanging="425" w:firstLineChars="0"/>
+        <w:ind w:left="425" w:hanging="425" w:leftChars="0" w:firstLineChars="0"/>
         <w:textAlignment w:val="baseline"/>
         <w:rPr>
-          <w:rFonts w:ascii="宋体" w:hAnsi="宋体" w:eastAsia="宋体" w:cs="宋体"/>
-          <w:spacing w:val="-1"/>
-          <w:sz w:val="24"/>
-          <w:szCs w:val="24"/>
-        </w:rPr>
-      </w:pPr>
-      <w:r>
-        <w:rPr>
-          <w:rFonts w:ascii="宋体" w:hAnsi="宋体" w:eastAsia="宋体" w:cs="宋体"/>
+          <w:rFonts w:ascii="宋体" w:eastAsia="宋体" w:hAnsi="宋体" w:cs="宋体"/>
+          <w:spacing w:val="-1"/>
+          <w:sz w:val="24"/>
+          <w:szCs w:val="24"/>
+        </w:rPr>
+      </w:pPr>
+      <w:r>
+        <w:rPr>
+          <w:rFonts w:ascii="宋体" w:eastAsia="宋体" w:hAnsi="宋体" w:cs="宋体"/>
           <w:spacing w:val="-1"/>
           <w:sz w:val="24"/>
           <w:szCs w:val="24"/>
@@ -4926,18 +4878,18 @@
         <w:adjustRightInd w:val="0"/>
         <w:snapToGrid w:val="0"/>
         <w:spacing w:line="360" w:lineRule="auto"/>
-        <w:ind w:left="425" w:leftChars="0" w:hanging="425" w:firstLineChars="0"/>
+        <w:ind w:left="425" w:hanging="425" w:leftChars="0" w:firstLineChars="0"/>
         <w:textAlignment w:val="baseline"/>
         <w:rPr>
-          <w:rFonts w:ascii="宋体" w:hAnsi="宋体" w:eastAsia="宋体" w:cs="宋体"/>
-          <w:spacing w:val="-1"/>
-          <w:sz w:val="24"/>
-          <w:szCs w:val="24"/>
-        </w:rPr>
-      </w:pPr>
-      <w:r>
-        <w:rPr>
-          <w:rFonts w:ascii="宋体" w:hAnsi="宋体" w:eastAsia="宋体" w:cs="宋体"/>
+          <w:rFonts w:ascii="宋体" w:eastAsia="宋体" w:hAnsi="宋体" w:cs="宋体"/>
+          <w:spacing w:val="-1"/>
+          <w:sz w:val="24"/>
+          <w:szCs w:val="24"/>
+        </w:rPr>
+      </w:pPr>
+      <w:r>
+        <w:rPr>
+          <w:rFonts w:ascii="宋体" w:eastAsia="宋体" w:hAnsi="宋体" w:cs="宋体"/>
           <w:spacing w:val="-1"/>
           <w:sz w:val="24"/>
           <w:szCs w:val="24"/>
@@ -4965,18 +4917,18 @@
         <w:adjustRightInd w:val="0"/>
         <w:snapToGrid w:val="0"/>
         <w:spacing w:line="360" w:lineRule="auto"/>
-        <w:ind w:left="425" w:leftChars="0" w:hanging="425" w:firstLineChars="0"/>
+        <w:ind w:left="425" w:hanging="425" w:leftChars="0" w:firstLineChars="0"/>
         <w:textAlignment w:val="baseline"/>
         <w:rPr>
-          <w:rFonts w:ascii="宋体" w:hAnsi="宋体" w:eastAsia="宋体" w:cs="宋体"/>
-          <w:spacing w:val="-1"/>
-          <w:sz w:val="24"/>
-          <w:szCs w:val="24"/>
-        </w:rPr>
-      </w:pPr>
-      <w:r>
-        <w:rPr>
-          <w:rFonts w:ascii="宋体" w:hAnsi="宋体" w:eastAsia="宋体" w:cs="宋体"/>
+          <w:rFonts w:ascii="宋体" w:eastAsia="宋体" w:hAnsi="宋体" w:cs="宋体"/>
+          <w:spacing w:val="-1"/>
+          <w:sz w:val="24"/>
+          <w:szCs w:val="24"/>
+        </w:rPr>
+      </w:pPr>
+      <w:r>
+        <w:rPr>
+          <w:rFonts w:ascii="宋体" w:eastAsia="宋体" w:hAnsi="宋体" w:cs="宋体"/>
           <w:spacing w:val="-1"/>
           <w:sz w:val="24"/>
           <w:szCs w:val="24"/>
@@ -5004,18 +4956,18 @@
         <w:adjustRightInd w:val="0"/>
         <w:snapToGrid w:val="0"/>
         <w:spacing w:line="360" w:lineRule="auto"/>
-        <w:ind w:left="425" w:leftChars="0" w:hanging="425" w:firstLineChars="0"/>
+        <w:ind w:left="425" w:hanging="425" w:leftChars="0" w:firstLineChars="0"/>
         <w:textAlignment w:val="baseline"/>
         <w:rPr>
-          <w:rFonts w:ascii="宋体" w:hAnsi="宋体" w:eastAsia="宋体" w:cs="宋体"/>
-          <w:spacing w:val="-1"/>
-          <w:sz w:val="24"/>
-          <w:szCs w:val="24"/>
-        </w:rPr>
-      </w:pPr>
-      <w:r>
-        <w:rPr>
-          <w:rFonts w:ascii="宋体" w:hAnsi="宋体" w:eastAsia="宋体" w:cs="宋体"/>
+          <w:rFonts w:ascii="宋体" w:eastAsia="宋体" w:hAnsi="宋体" w:cs="宋体"/>
+          <w:spacing w:val="-1"/>
+          <w:sz w:val="24"/>
+          <w:szCs w:val="24"/>
+        </w:rPr>
+      </w:pPr>
+      <w:r>
+        <w:rPr>
+          <w:rFonts w:ascii="宋体" w:eastAsia="宋体" w:hAnsi="宋体" w:cs="宋体"/>
           <w:spacing w:val="-1"/>
           <w:sz w:val="24"/>
           <w:szCs w:val="24"/>
@@ -5025,7 +4977,7 @@
     </w:p>
     <w:p>
       <w:pPr>
-        <w:pStyle w:val="28"/>
+        <w:pStyle w:val="2"/>
         <w:keepNext w:val="0"/>
         <w:keepLines w:val="0"/>
         <w:pageBreakBefore w:val="0"/>
@@ -5041,11 +4993,11 @@
         <w:snapToGrid w:val="0"/>
         <w:textAlignment w:val="baseline"/>
       </w:pPr>
-      <w:bookmarkStart w:id="15" w:name="_Toc27201"/>
+      <w:bookmarkStart w:id="16" w:name="_Toc27201"/>
       <w:r>
         <w:t>网络信息沟通</w:t>
       </w:r>
-      <w:bookmarkEnd w:id="15"/>
+      <w:bookmarkEnd w:id="16"/>
     </w:p>
     <w:p>
       <w:pPr>
@@ -5067,18 +5019,18 @@
         <w:adjustRightInd w:val="0"/>
         <w:snapToGrid w:val="0"/>
         <w:spacing w:line="360" w:lineRule="auto"/>
-        <w:ind w:left="425" w:leftChars="0" w:hanging="425" w:firstLineChars="0"/>
+        <w:ind w:left="425" w:hanging="425" w:leftChars="0" w:firstLineChars="0"/>
         <w:textAlignment w:val="baseline"/>
         <w:rPr>
-          <w:rFonts w:ascii="宋体" w:hAnsi="宋体" w:eastAsia="宋体" w:cs="宋体"/>
-          <w:spacing w:val="-1"/>
-          <w:sz w:val="24"/>
-          <w:szCs w:val="24"/>
-        </w:rPr>
-      </w:pPr>
-      <w:r>
-        <w:rPr>
-          <w:rFonts w:ascii="宋体" w:hAnsi="宋体" w:eastAsia="宋体" w:cs="宋体"/>
+          <w:rFonts w:ascii="宋体" w:eastAsia="宋体" w:hAnsi="宋体" w:cs="宋体"/>
+          <w:spacing w:val="-1"/>
+          <w:sz w:val="24"/>
+          <w:szCs w:val="24"/>
+        </w:rPr>
+      </w:pPr>
+      <w:r>
+        <w:rPr>
+          <w:rFonts w:ascii="宋体" w:eastAsia="宋体" w:hAnsi="宋体" w:cs="宋体"/>
           <w:spacing w:val="-1"/>
           <w:sz w:val="24"/>
           <w:szCs w:val="24"/>
@@ -5106,18 +5058,18 @@
         <w:adjustRightInd w:val="0"/>
         <w:snapToGrid w:val="0"/>
         <w:spacing w:line="360" w:lineRule="auto"/>
-        <w:ind w:left="425" w:leftChars="0" w:hanging="425" w:firstLineChars="0"/>
+        <w:ind w:left="425" w:hanging="425" w:leftChars="0" w:firstLineChars="0"/>
         <w:textAlignment w:val="baseline"/>
         <w:rPr>
-          <w:rFonts w:ascii="宋体" w:hAnsi="宋体" w:eastAsia="宋体" w:cs="宋体"/>
-          <w:spacing w:val="-1"/>
-          <w:sz w:val="24"/>
-          <w:szCs w:val="24"/>
-        </w:rPr>
-      </w:pPr>
-      <w:r>
-        <w:rPr>
-          <w:rFonts w:ascii="宋体" w:hAnsi="宋体" w:eastAsia="宋体" w:cs="宋体"/>
+          <w:rFonts w:ascii="宋体" w:eastAsia="宋体" w:hAnsi="宋体" w:cs="宋体"/>
+          <w:spacing w:val="-1"/>
+          <w:sz w:val="24"/>
+          <w:szCs w:val="24"/>
+        </w:rPr>
+      </w:pPr>
+      <w:r>
+        <w:rPr>
+          <w:rFonts w:ascii="宋体" w:eastAsia="宋体" w:hAnsi="宋体" w:cs="宋体"/>
           <w:spacing w:val="-1"/>
           <w:sz w:val="24"/>
           <w:szCs w:val="24"/>
@@ -5145,18 +5097,18 @@
         <w:adjustRightInd w:val="0"/>
         <w:snapToGrid w:val="0"/>
         <w:spacing w:line="360" w:lineRule="auto"/>
-        <w:ind w:left="425" w:leftChars="0" w:hanging="425" w:firstLineChars="0"/>
+        <w:ind w:left="425" w:hanging="425" w:leftChars="0" w:firstLineChars="0"/>
         <w:textAlignment w:val="baseline"/>
         <w:rPr>
-          <w:rFonts w:ascii="宋体" w:hAnsi="宋体" w:eastAsia="宋体" w:cs="宋体"/>
-          <w:spacing w:val="-1"/>
-          <w:sz w:val="24"/>
-          <w:szCs w:val="24"/>
-        </w:rPr>
-      </w:pPr>
-      <w:r>
-        <w:rPr>
-          <w:rFonts w:ascii="宋体" w:hAnsi="宋体" w:eastAsia="宋体" w:cs="宋体"/>
+          <w:rFonts w:ascii="宋体" w:eastAsia="宋体" w:hAnsi="宋体" w:cs="宋体"/>
+          <w:spacing w:val="-1"/>
+          <w:sz w:val="24"/>
+          <w:szCs w:val="24"/>
+        </w:rPr>
+      </w:pPr>
+      <w:r>
+        <w:rPr>
+          <w:rFonts w:ascii="宋体" w:eastAsia="宋体" w:hAnsi="宋体" w:cs="宋体"/>
           <w:spacing w:val="-1"/>
           <w:sz w:val="24"/>
           <w:szCs w:val="24"/>
@@ -5184,10 +5136,10 @@
         <w:adjustRightInd w:val="0"/>
         <w:snapToGrid w:val="0"/>
         <w:spacing w:line="360" w:lineRule="auto"/>
-        <w:ind w:left="425" w:leftChars="0" w:hanging="425" w:firstLineChars="0"/>
+        <w:ind w:left="425" w:hanging="425" w:leftChars="0" w:firstLineChars="0"/>
         <w:textAlignment w:val="baseline"/>
         <w:rPr>
-          <w:rFonts w:ascii="宋体" w:hAnsi="宋体" w:eastAsia="宋体" w:cs="宋体"/>
+          <w:rFonts w:ascii="宋体" w:eastAsia="宋体" w:hAnsi="宋体" w:cs="宋体"/>
           <w:spacing w:val="-2"/>
           <w:sz w:val="24"/>
           <w:szCs w:val="24"/>
@@ -5195,7 +5147,7 @@
       </w:pPr>
       <w:r>
         <w:rPr>
-          <w:rFonts w:ascii="宋体" w:hAnsi="宋体" w:eastAsia="宋体" w:cs="宋体"/>
+          <w:rFonts w:ascii="宋体" w:eastAsia="宋体" w:hAnsi="宋体" w:cs="宋体"/>
           <w:spacing w:val="-1"/>
           <w:sz w:val="24"/>
           <w:szCs w:val="24"/>
@@ -5204,7 +5156,7 @@
       </w:r>
       <w:r>
         <w:rPr>
-          <w:rFonts w:ascii="宋体" w:hAnsi="宋体" w:eastAsia="宋体" w:cs="宋体"/>
+          <w:rFonts w:ascii="宋体" w:eastAsia="宋体" w:hAnsi="宋体" w:cs="宋体"/>
           <w:spacing w:val="-2"/>
           <w:sz w:val="24"/>
           <w:szCs w:val="24"/>
@@ -5213,7 +5165,7 @@
       </w:r>
       <w:r>
         <w:rPr>
-          <w:rFonts w:ascii="宋体" w:hAnsi="宋体" w:eastAsia="宋体" w:cs="宋体"/>
+          <w:rFonts w:ascii="宋体" w:eastAsia="宋体" w:hAnsi="宋体" w:cs="宋体"/>
           <w:spacing w:val="-1"/>
           <w:sz w:val="24"/>
           <w:szCs w:val="24"/>
@@ -5223,7 +5175,7 @@
     </w:p>
     <w:p>
       <w:pPr>
-        <w:pStyle w:val="28"/>
+        <w:pStyle w:val="2"/>
         <w:keepNext w:val="0"/>
         <w:keepLines w:val="0"/>
         <w:pageBreakBefore w:val="0"/>
@@ -5239,13 +5191,13 @@
         <w:snapToGrid w:val="0"/>
         <w:textAlignment w:val="baseline"/>
       </w:pPr>
-      <w:bookmarkStart w:id="16" w:name="bookmark1"/>
-      <w:bookmarkEnd w:id="16"/>
-      <w:bookmarkStart w:id="17" w:name="_Toc6842"/>
+      <w:bookmarkStart w:id="17" w:name="bookmark1"/>
+      <w:bookmarkEnd w:id="17"/>
+      <w:bookmarkStart w:id="18" w:name="_Toc6842"/>
       <w:r>
         <w:t>其它类沟通</w:t>
       </w:r>
-      <w:bookmarkEnd w:id="17"/>
+      <w:bookmarkEnd w:id="18"/>
     </w:p>
     <w:p>
       <w:pPr>
@@ -5267,18 +5219,18 @@
         <w:adjustRightInd w:val="0"/>
         <w:snapToGrid w:val="0"/>
         <w:spacing w:line="360" w:lineRule="auto"/>
-        <w:ind w:left="425" w:leftChars="0" w:hanging="425" w:firstLineChars="0"/>
+        <w:ind w:left="425" w:hanging="425" w:leftChars="0" w:firstLineChars="0"/>
         <w:textAlignment w:val="baseline"/>
         <w:rPr>
-          <w:rFonts w:ascii="宋体" w:hAnsi="宋体" w:eastAsia="宋体" w:cs="宋体"/>
-          <w:spacing w:val="-1"/>
-          <w:sz w:val="24"/>
-          <w:szCs w:val="24"/>
-        </w:rPr>
-      </w:pPr>
-      <w:r>
-        <w:rPr>
-          <w:rFonts w:ascii="宋体" w:hAnsi="宋体" w:eastAsia="宋体" w:cs="宋体"/>
+          <w:rFonts w:ascii="宋体" w:eastAsia="宋体" w:hAnsi="宋体" w:cs="宋体"/>
+          <w:spacing w:val="-1"/>
+          <w:sz w:val="24"/>
+          <w:szCs w:val="24"/>
+        </w:rPr>
+      </w:pPr>
+      <w:r>
+        <w:rPr>
+          <w:rFonts w:ascii="宋体" w:eastAsia="宋体" w:hAnsi="宋体" w:cs="宋体"/>
           <w:spacing w:val="-1"/>
           <w:sz w:val="24"/>
           <w:szCs w:val="24"/>
@@ -5306,18 +5258,18 @@
         <w:adjustRightInd w:val="0"/>
         <w:snapToGrid w:val="0"/>
         <w:spacing w:line="360" w:lineRule="auto"/>
-        <w:ind w:left="425" w:leftChars="0" w:hanging="425" w:firstLineChars="0"/>
+        <w:ind w:left="425" w:hanging="425" w:leftChars="0" w:firstLineChars="0"/>
         <w:textAlignment w:val="baseline"/>
         <w:rPr>
-          <w:rFonts w:ascii="宋体" w:hAnsi="宋体" w:eastAsia="宋体" w:cs="宋体"/>
-          <w:spacing w:val="-1"/>
-          <w:sz w:val="24"/>
-          <w:szCs w:val="24"/>
-        </w:rPr>
-      </w:pPr>
-      <w:r>
-        <w:rPr>
-          <w:rFonts w:ascii="宋体" w:hAnsi="宋体" w:eastAsia="宋体" w:cs="宋体"/>
+          <w:rFonts w:ascii="宋体" w:eastAsia="宋体" w:hAnsi="宋体" w:cs="宋体"/>
+          <w:spacing w:val="-1"/>
+          <w:sz w:val="24"/>
+          <w:szCs w:val="24"/>
+        </w:rPr>
+      </w:pPr>
+      <w:r>
+        <w:rPr>
+          <w:rFonts w:ascii="宋体" w:eastAsia="宋体" w:hAnsi="宋体" w:cs="宋体"/>
           <w:spacing w:val="-1"/>
           <w:sz w:val="24"/>
           <w:szCs w:val="24"/>
@@ -5345,18 +5297,18 @@
         <w:adjustRightInd w:val="0"/>
         <w:snapToGrid w:val="0"/>
         <w:spacing w:line="360" w:lineRule="auto"/>
-        <w:ind w:left="425" w:leftChars="0" w:hanging="425" w:firstLineChars="0"/>
+        <w:ind w:left="425" w:hanging="425" w:leftChars="0" w:firstLineChars="0"/>
         <w:textAlignment w:val="baseline"/>
         <w:rPr>
-          <w:rFonts w:ascii="宋体" w:hAnsi="宋体" w:eastAsia="宋体" w:cs="宋体"/>
-          <w:spacing w:val="-1"/>
-          <w:sz w:val="24"/>
-          <w:szCs w:val="24"/>
-        </w:rPr>
-      </w:pPr>
-      <w:r>
-        <w:rPr>
-          <w:rFonts w:ascii="宋体" w:hAnsi="宋体" w:eastAsia="宋体" w:cs="宋体"/>
+          <w:rFonts w:ascii="宋体" w:eastAsia="宋体" w:hAnsi="宋体" w:cs="宋体"/>
+          <w:spacing w:val="-1"/>
+          <w:sz w:val="24"/>
+          <w:szCs w:val="24"/>
+        </w:rPr>
+      </w:pPr>
+      <w:r>
+        <w:rPr>
+          <w:rFonts w:ascii="宋体" w:eastAsia="宋体" w:hAnsi="宋体" w:cs="宋体"/>
           <w:spacing w:val="-1"/>
           <w:sz w:val="24"/>
           <w:szCs w:val="24"/>
@@ -5384,18 +5336,18 @@
         <w:adjustRightInd w:val="0"/>
         <w:snapToGrid w:val="0"/>
         <w:spacing w:line="360" w:lineRule="auto"/>
-        <w:ind w:left="425" w:leftChars="0" w:hanging="425" w:firstLineChars="0"/>
+        <w:ind w:left="425" w:hanging="425" w:leftChars="0" w:firstLineChars="0"/>
         <w:textAlignment w:val="baseline"/>
         <w:rPr>
-          <w:rFonts w:ascii="宋体" w:hAnsi="宋体" w:eastAsia="宋体" w:cs="宋体"/>
-          <w:spacing w:val="-1"/>
-          <w:sz w:val="24"/>
-          <w:szCs w:val="24"/>
-        </w:rPr>
-      </w:pPr>
-      <w:r>
-        <w:rPr>
-          <w:rFonts w:ascii="宋体" w:hAnsi="宋体" w:eastAsia="宋体" w:cs="宋体"/>
+          <w:rFonts w:ascii="宋体" w:eastAsia="宋体" w:hAnsi="宋体" w:cs="宋体"/>
+          <w:spacing w:val="-1"/>
+          <w:sz w:val="24"/>
+          <w:szCs w:val="24"/>
+        </w:rPr>
+      </w:pPr>
+      <w:r>
+        <w:rPr>
+          <w:rFonts w:ascii="宋体" w:eastAsia="宋体" w:hAnsi="宋体" w:cs="宋体"/>
           <w:spacing w:val="-1"/>
           <w:sz w:val="24"/>
           <w:szCs w:val="24"/>
@@ -5423,18 +5375,18 @@
         <w:adjustRightInd w:val="0"/>
         <w:snapToGrid w:val="0"/>
         <w:spacing w:line="360" w:lineRule="auto"/>
-        <w:ind w:left="425" w:leftChars="0" w:hanging="425" w:firstLineChars="0"/>
+        <w:ind w:left="425" w:hanging="425" w:leftChars="0" w:firstLineChars="0"/>
         <w:textAlignment w:val="baseline"/>
         <w:rPr>
-          <w:rFonts w:ascii="宋体" w:hAnsi="宋体" w:eastAsia="宋体" w:cs="宋体"/>
-          <w:spacing w:val="-1"/>
-          <w:sz w:val="24"/>
-          <w:szCs w:val="24"/>
-        </w:rPr>
-      </w:pPr>
-      <w:r>
-        <w:rPr>
-          <w:rFonts w:ascii="宋体" w:hAnsi="宋体" w:eastAsia="宋体" w:cs="宋体"/>
+          <w:rFonts w:ascii="宋体" w:eastAsia="宋体" w:hAnsi="宋体" w:cs="宋体"/>
+          <w:spacing w:val="-1"/>
+          <w:sz w:val="24"/>
+          <w:szCs w:val="24"/>
+        </w:rPr>
+      </w:pPr>
+      <w:r>
+        <w:rPr>
+          <w:rFonts w:ascii="宋体" w:eastAsia="宋体" w:hAnsi="宋体" w:cs="宋体"/>
           <w:spacing w:val="-1"/>
           <w:sz w:val="24"/>
           <w:szCs w:val="24"/>
@@ -5444,7 +5396,7 @@
     </w:p>
     <w:p>
       <w:pPr>
-        <w:pStyle w:val="28"/>
+        <w:pStyle w:val="2"/>
         <w:keepNext w:val="0"/>
         <w:keepLines w:val="0"/>
         <w:pageBreakBefore w:val="0"/>
@@ -5460,11 +5412,11 @@
         <w:snapToGrid w:val="0"/>
         <w:textAlignment w:val="baseline"/>
       </w:pPr>
-      <w:bookmarkStart w:id="18" w:name="_Toc9460"/>
+      <w:bookmarkStart w:id="19" w:name="_Toc9460"/>
       <w:r>
         <w:t>越级沟通</w:t>
       </w:r>
-      <w:bookmarkEnd w:id="18"/>
+      <w:bookmarkEnd w:id="19"/>
     </w:p>
     <w:p>
       <w:pPr>
@@ -5482,17 +5434,17 @@
         <w:adjustRightInd w:val="0"/>
         <w:snapToGrid w:val="0"/>
         <w:spacing w:line="360" w:lineRule="auto"/>
-        <w:ind w:left="0" w:right="0" w:firstLine="476" w:firstLineChars="200"/>
+        <w:ind w:left="0" w:right="0" w:firstLine="420" w:firstLineChars="200"/>
         <w:textAlignment w:val="baseline"/>
         <w:rPr>
-          <w:rFonts w:ascii="宋体" w:hAnsi="宋体" w:eastAsia="宋体" w:cs="宋体"/>
-          <w:sz w:val="24"/>
-          <w:szCs w:val="24"/>
-        </w:rPr>
-      </w:pPr>
-      <w:r>
-        <w:rPr>
-          <w:rFonts w:ascii="宋体" w:hAnsi="宋体" w:eastAsia="宋体" w:cs="宋体"/>
+          <w:rFonts w:ascii="宋体" w:eastAsia="宋体" w:hAnsi="宋体" w:cs="宋体"/>
+          <w:sz w:val="24"/>
+          <w:szCs w:val="24"/>
+        </w:rPr>
+      </w:pPr>
+      <w:r>
+        <w:rPr>
+          <w:rFonts w:ascii="宋体" w:eastAsia="宋体" w:hAnsi="宋体" w:cs="宋体"/>
           <w:spacing w:val="-1"/>
           <w:sz w:val="24"/>
           <w:szCs w:val="24"/>
@@ -5501,7 +5453,7 @@
       </w:r>
       <w:r>
         <w:rPr>
-          <w:rFonts w:ascii="宋体" w:hAnsi="宋体" w:eastAsia="宋体" w:cs="宋体"/>
+          <w:rFonts w:ascii="宋体" w:eastAsia="宋体" w:hAnsi="宋体" w:cs="宋体"/>
           <w:spacing w:val="48"/>
           <w:sz w:val="24"/>
           <w:szCs w:val="24"/>
@@ -5510,7 +5462,7 @@
       </w:r>
       <w:r>
         <w:rPr>
-          <w:rFonts w:ascii="宋体" w:hAnsi="宋体" w:eastAsia="宋体" w:cs="宋体"/>
+          <w:rFonts w:ascii="宋体" w:eastAsia="宋体" w:hAnsi="宋体" w:cs="宋体"/>
           <w:spacing w:val="-1"/>
           <w:sz w:val="24"/>
           <w:szCs w:val="24"/>
@@ -5519,7 +5471,7 @@
       </w:r>
       <w:r>
         <w:rPr>
-          <w:rFonts w:ascii="宋体" w:hAnsi="宋体" w:eastAsia="宋体" w:cs="宋体"/>
+          <w:rFonts w:ascii="宋体" w:eastAsia="宋体" w:hAnsi="宋体" w:cs="宋体"/>
           <w:spacing w:val="-5"/>
           <w:sz w:val="24"/>
           <w:szCs w:val="24"/>
@@ -5547,18 +5499,18 @@
         <w:adjustRightInd w:val="0"/>
         <w:snapToGrid w:val="0"/>
         <w:spacing w:line="360" w:lineRule="auto"/>
-        <w:ind w:left="425" w:leftChars="0" w:hanging="425" w:firstLineChars="0"/>
+        <w:ind w:left="425" w:hanging="425" w:leftChars="0" w:firstLineChars="0"/>
         <w:textAlignment w:val="baseline"/>
         <w:rPr>
-          <w:rFonts w:ascii="宋体" w:hAnsi="宋体" w:eastAsia="宋体" w:cs="宋体"/>
-          <w:spacing w:val="-1"/>
-          <w:sz w:val="24"/>
-          <w:szCs w:val="24"/>
-        </w:rPr>
-      </w:pPr>
-      <w:r>
-        <w:rPr>
-          <w:rFonts w:ascii="宋体" w:hAnsi="宋体" w:eastAsia="宋体" w:cs="宋体"/>
+          <w:rFonts w:ascii="宋体" w:eastAsia="宋体" w:hAnsi="宋体" w:cs="宋体"/>
+          <w:spacing w:val="-1"/>
+          <w:sz w:val="24"/>
+          <w:szCs w:val="24"/>
+        </w:rPr>
+      </w:pPr>
+      <w:r>
+        <w:rPr>
+          <w:rFonts w:ascii="宋体" w:eastAsia="宋体" w:hAnsi="宋体" w:cs="宋体"/>
           <w:spacing w:val="-1"/>
           <w:sz w:val="24"/>
           <w:szCs w:val="24"/>
@@ -5586,18 +5538,18 @@
         <w:adjustRightInd w:val="0"/>
         <w:snapToGrid w:val="0"/>
         <w:spacing w:line="360" w:lineRule="auto"/>
-        <w:ind w:left="425" w:leftChars="0" w:hanging="425" w:firstLineChars="0"/>
+        <w:ind w:left="425" w:hanging="425" w:leftChars="0" w:firstLineChars="0"/>
         <w:textAlignment w:val="baseline"/>
         <w:rPr>
-          <w:rFonts w:ascii="宋体" w:hAnsi="宋体" w:eastAsia="宋体" w:cs="宋体"/>
-          <w:spacing w:val="-1"/>
-          <w:sz w:val="24"/>
-          <w:szCs w:val="24"/>
-        </w:rPr>
-      </w:pPr>
-      <w:r>
-        <w:rPr>
-          <w:rFonts w:ascii="宋体" w:hAnsi="宋体" w:eastAsia="宋体" w:cs="宋体"/>
+          <w:rFonts w:ascii="宋体" w:eastAsia="宋体" w:hAnsi="宋体" w:cs="宋体"/>
+          <w:spacing w:val="-1"/>
+          <w:sz w:val="24"/>
+          <w:szCs w:val="24"/>
+        </w:rPr>
+      </w:pPr>
+      <w:r>
+        <w:rPr>
+          <w:rFonts w:ascii="宋体" w:eastAsia="宋体" w:hAnsi="宋体" w:cs="宋体"/>
           <w:spacing w:val="-1"/>
           <w:sz w:val="24"/>
           <w:szCs w:val="24"/>
@@ -5625,18 +5577,18 @@
         <w:adjustRightInd w:val="0"/>
         <w:snapToGrid w:val="0"/>
         <w:spacing w:line="360" w:lineRule="auto"/>
-        <w:ind w:left="425" w:leftChars="0" w:hanging="425" w:firstLineChars="0"/>
+        <w:ind w:left="425" w:hanging="425" w:leftChars="0" w:firstLineChars="0"/>
         <w:textAlignment w:val="baseline"/>
         <w:rPr>
-          <w:rFonts w:ascii="宋体" w:hAnsi="宋体" w:eastAsia="宋体" w:cs="宋体"/>
-          <w:spacing w:val="-1"/>
-          <w:sz w:val="24"/>
-          <w:szCs w:val="24"/>
-        </w:rPr>
-      </w:pPr>
-      <w:r>
-        <w:rPr>
-          <w:rFonts w:ascii="宋体" w:hAnsi="宋体" w:eastAsia="宋体" w:cs="宋体"/>
+          <w:rFonts w:ascii="宋体" w:eastAsia="宋体" w:hAnsi="宋体" w:cs="宋体"/>
+          <w:spacing w:val="-1"/>
+          <w:sz w:val="24"/>
+          <w:szCs w:val="24"/>
+        </w:rPr>
+      </w:pPr>
+      <w:r>
+        <w:rPr>
+          <w:rFonts w:ascii="宋体" w:eastAsia="宋体" w:hAnsi="宋体" w:cs="宋体"/>
           <w:spacing w:val="-1"/>
           <w:sz w:val="24"/>
           <w:szCs w:val="24"/>
@@ -5664,17 +5616,17 @@
         <w:adjustRightInd w:val="0"/>
         <w:snapToGrid w:val="0"/>
         <w:spacing w:line="360" w:lineRule="auto"/>
-        <w:ind w:left="425" w:leftChars="0" w:hanging="425" w:firstLineChars="0"/>
+        <w:ind w:left="425" w:hanging="425" w:leftChars="0" w:firstLineChars="0"/>
         <w:textAlignment w:val="baseline"/>
         <w:rPr>
-          <w:rFonts w:ascii="宋体" w:hAnsi="宋体" w:eastAsia="宋体" w:cs="宋体"/>
-          <w:sz w:val="24"/>
-          <w:szCs w:val="24"/>
-        </w:rPr>
-      </w:pPr>
-      <w:r>
-        <w:rPr>
-          <w:rFonts w:ascii="宋体" w:hAnsi="宋体" w:eastAsia="宋体" w:cs="宋体"/>
+          <w:rFonts w:ascii="宋体" w:eastAsia="宋体" w:hAnsi="宋体" w:cs="宋体"/>
+          <w:sz w:val="24"/>
+          <w:szCs w:val="24"/>
+        </w:rPr>
+      </w:pPr>
+      <w:r>
+        <w:rPr>
+          <w:rFonts w:ascii="宋体" w:eastAsia="宋体" w:hAnsi="宋体" w:cs="宋体"/>
           <w:spacing w:val="-1"/>
           <w:sz w:val="24"/>
           <w:szCs w:val="24"/>
@@ -5684,7 +5636,7 @@
     </w:p>
     <w:p>
       <w:pPr>
-        <w:pStyle w:val="28"/>
+        <w:pStyle w:val="2"/>
         <w:keepNext w:val="0"/>
         <w:keepLines w:val="0"/>
         <w:pageBreakBefore w:val="0"/>
@@ -5700,11 +5652,11 @@
         <w:snapToGrid w:val="0"/>
         <w:textAlignment w:val="baseline"/>
       </w:pPr>
-      <w:bookmarkStart w:id="19" w:name="_Toc21314"/>
+      <w:bookmarkStart w:id="20" w:name="_Toc21314"/>
       <w:r>
         <w:t>制度的监督执行</w:t>
       </w:r>
-      <w:bookmarkEnd w:id="19"/>
+      <w:bookmarkEnd w:id="20"/>
     </w:p>
     <w:p>
       <w:pPr>
@@ -5722,18 +5674,18 @@
         <w:adjustRightInd w:val="0"/>
         <w:snapToGrid w:val="0"/>
         <w:spacing w:line="360" w:lineRule="auto"/>
-        <w:ind w:left="0" w:right="0" w:firstLine="476" w:firstLineChars="200"/>
+        <w:ind w:left="0" w:right="0" w:firstLine="420" w:firstLineChars="200"/>
         <w:textAlignment w:val="baseline"/>
         <w:rPr>
-          <w:rFonts w:ascii="宋体" w:hAnsi="宋体" w:eastAsia="宋体" w:cs="宋体"/>
-          <w:spacing w:val="-1"/>
-          <w:sz w:val="24"/>
-          <w:szCs w:val="24"/>
-        </w:rPr>
-      </w:pPr>
-      <w:r>
-        <w:rPr>
-          <w:rFonts w:ascii="宋体" w:hAnsi="宋体" w:eastAsia="宋体" w:cs="宋体"/>
+          <w:rFonts w:ascii="宋体" w:eastAsia="宋体" w:hAnsi="宋体" w:cs="宋体"/>
+          <w:spacing w:val="-1"/>
+          <w:sz w:val="24"/>
+          <w:szCs w:val="24"/>
+        </w:rPr>
+      </w:pPr>
+      <w:r>
+        <w:rPr>
+          <w:rFonts w:ascii="宋体" w:eastAsia="宋体" w:hAnsi="宋体" w:cs="宋体"/>
           <w:spacing w:val="-1"/>
           <w:sz w:val="24"/>
           <w:szCs w:val="24"/>
@@ -5743,7 +5695,7 @@
     </w:p>
     <w:p>
       <w:pPr>
-        <w:pStyle w:val="26"/>
+        <w:pStyle w:val="1"/>
         <w:keepNext w:val="0"/>
         <w:keepLines w:val="0"/>
         <w:pageBreakBefore w:val="0"/>
@@ -5759,11 +5711,11 @@
         <w:snapToGrid w:val="0"/>
         <w:textAlignment w:val="baseline"/>
       </w:pPr>
-      <w:bookmarkStart w:id="20" w:name="_Toc16794"/>
+      <w:bookmarkStart w:id="21" w:name="_Toc16794"/>
       <w:r>
         <w:t>对外沟通</w:t>
       </w:r>
-      <w:bookmarkEnd w:id="20"/>
+      <w:bookmarkEnd w:id="21"/>
     </w:p>
     <w:p>
       <w:pPr>
@@ -5785,18 +5737,18 @@
         <w:adjustRightInd w:val="0"/>
         <w:snapToGrid w:val="0"/>
         <w:spacing w:line="360" w:lineRule="auto"/>
-        <w:ind w:left="425" w:leftChars="0" w:hanging="425" w:firstLineChars="0"/>
+        <w:ind w:left="425" w:hanging="425" w:leftChars="0" w:firstLineChars="0"/>
         <w:textAlignment w:val="baseline"/>
         <w:rPr>
-          <w:rFonts w:ascii="宋体" w:hAnsi="宋体" w:eastAsia="宋体" w:cs="宋体"/>
-          <w:spacing w:val="-1"/>
-          <w:sz w:val="24"/>
-          <w:szCs w:val="24"/>
-        </w:rPr>
-      </w:pPr>
-      <w:r>
-        <w:rPr>
-          <w:rFonts w:ascii="宋体" w:hAnsi="宋体" w:eastAsia="宋体" w:cs="宋体"/>
+          <w:rFonts w:ascii="宋体" w:eastAsia="宋体" w:hAnsi="宋体" w:cs="宋体"/>
+          <w:spacing w:val="-1"/>
+          <w:sz w:val="24"/>
+          <w:szCs w:val="24"/>
+        </w:rPr>
+      </w:pPr>
+      <w:r>
+        <w:rPr>
+          <w:rFonts w:ascii="宋体" w:eastAsia="宋体" w:hAnsi="宋体" w:cs="宋体"/>
           <w:spacing w:val="-1"/>
           <w:sz w:val="24"/>
           <w:szCs w:val="24"/>
@@ -5824,18 +5776,18 @@
         <w:adjustRightInd w:val="0"/>
         <w:snapToGrid w:val="0"/>
         <w:spacing w:line="360" w:lineRule="auto"/>
-        <w:ind w:left="425" w:leftChars="0" w:hanging="425" w:firstLineChars="0"/>
+        <w:ind w:left="425" w:hanging="425" w:leftChars="0" w:firstLineChars="0"/>
         <w:textAlignment w:val="baseline"/>
         <w:rPr>
-          <w:rFonts w:ascii="宋体" w:hAnsi="宋体" w:eastAsia="宋体" w:cs="宋体"/>
-          <w:spacing w:val="-1"/>
-          <w:sz w:val="24"/>
-          <w:szCs w:val="24"/>
-        </w:rPr>
-      </w:pPr>
-      <w:r>
-        <w:rPr>
-          <w:rFonts w:ascii="宋体" w:hAnsi="宋体" w:eastAsia="宋体" w:cs="宋体"/>
+          <w:rFonts w:ascii="宋体" w:eastAsia="宋体" w:hAnsi="宋体" w:cs="宋体"/>
+          <w:spacing w:val="-1"/>
+          <w:sz w:val="24"/>
+          <w:szCs w:val="24"/>
+        </w:rPr>
+      </w:pPr>
+      <w:r>
+        <w:rPr>
+          <w:rFonts w:ascii="宋体" w:eastAsia="宋体" w:hAnsi="宋体" w:cs="宋体"/>
           <w:spacing w:val="-1"/>
           <w:sz w:val="24"/>
           <w:szCs w:val="24"/>
@@ -5863,18 +5815,18 @@
         <w:adjustRightInd w:val="0"/>
         <w:snapToGrid w:val="0"/>
         <w:spacing w:line="360" w:lineRule="auto"/>
-        <w:ind w:left="425" w:leftChars="0" w:hanging="425" w:firstLineChars="0"/>
+        <w:ind w:left="425" w:hanging="425" w:leftChars="0" w:firstLineChars="0"/>
         <w:textAlignment w:val="baseline"/>
         <w:rPr>
-          <w:rFonts w:ascii="宋体" w:hAnsi="宋体" w:eastAsia="宋体" w:cs="宋体"/>
-          <w:spacing w:val="-1"/>
-          <w:sz w:val="24"/>
-          <w:szCs w:val="24"/>
-        </w:rPr>
-      </w:pPr>
-      <w:r>
-        <w:rPr>
-          <w:rFonts w:ascii="宋体" w:hAnsi="宋体" w:eastAsia="宋体" w:cs="宋体"/>
+          <w:rFonts w:ascii="宋体" w:eastAsia="宋体" w:hAnsi="宋体" w:cs="宋体"/>
+          <w:spacing w:val="-1"/>
+          <w:sz w:val="24"/>
+          <w:szCs w:val="24"/>
+        </w:rPr>
+      </w:pPr>
+      <w:r>
+        <w:rPr>
+          <w:rFonts w:ascii="宋体" w:eastAsia="宋体" w:hAnsi="宋体" w:cs="宋体"/>
           <w:spacing w:val="-1"/>
           <w:sz w:val="24"/>
           <w:szCs w:val="24"/>
@@ -5902,18 +5854,18 @@
         <w:adjustRightInd w:val="0"/>
         <w:snapToGrid w:val="0"/>
         <w:spacing w:line="360" w:lineRule="auto"/>
-        <w:ind w:left="425" w:leftChars="0" w:hanging="425" w:firstLineChars="0"/>
+        <w:ind w:left="425" w:hanging="425" w:leftChars="0" w:firstLineChars="0"/>
         <w:textAlignment w:val="baseline"/>
         <w:rPr>
-          <w:rFonts w:ascii="宋体" w:hAnsi="宋体" w:eastAsia="宋体" w:cs="宋体"/>
-          <w:spacing w:val="-1"/>
-          <w:sz w:val="24"/>
-          <w:szCs w:val="24"/>
-        </w:rPr>
-      </w:pPr>
-      <w:r>
-        <w:rPr>
-          <w:rFonts w:ascii="宋体" w:hAnsi="宋体" w:eastAsia="宋体" w:cs="宋体"/>
+          <w:rFonts w:ascii="宋体" w:eastAsia="宋体" w:hAnsi="宋体" w:cs="宋体"/>
+          <w:spacing w:val="-1"/>
+          <w:sz w:val="24"/>
+          <w:szCs w:val="24"/>
+        </w:rPr>
+      </w:pPr>
+      <w:r>
+        <w:rPr>
+          <w:rFonts w:ascii="宋体" w:eastAsia="宋体" w:hAnsi="宋体" w:cs="宋体"/>
           <w:spacing w:val="-1"/>
           <w:sz w:val="24"/>
           <w:szCs w:val="24"/>
@@ -5941,18 +5893,18 @@
         <w:adjustRightInd w:val="0"/>
         <w:snapToGrid w:val="0"/>
         <w:spacing w:line="360" w:lineRule="auto"/>
-        <w:ind w:left="425" w:leftChars="0" w:hanging="425" w:firstLineChars="0"/>
+        <w:ind w:left="425" w:hanging="425" w:leftChars="0" w:firstLineChars="0"/>
         <w:textAlignment w:val="baseline"/>
         <w:rPr>
-          <w:rFonts w:ascii="宋体" w:hAnsi="宋体" w:eastAsia="宋体" w:cs="宋体"/>
-          <w:spacing w:val="-1"/>
-          <w:sz w:val="24"/>
-          <w:szCs w:val="24"/>
-        </w:rPr>
-      </w:pPr>
-      <w:r>
-        <w:rPr>
-          <w:rFonts w:ascii="宋体" w:hAnsi="宋体" w:eastAsia="宋体" w:cs="宋体"/>
+          <w:rFonts w:ascii="宋体" w:eastAsia="宋体" w:hAnsi="宋体" w:cs="宋体"/>
+          <w:spacing w:val="-1"/>
+          <w:sz w:val="24"/>
+          <w:szCs w:val="24"/>
+        </w:rPr>
+      </w:pPr>
+      <w:r>
+        <w:rPr>
+          <w:rFonts w:ascii="宋体" w:eastAsia="宋体" w:hAnsi="宋体" w:cs="宋体"/>
           <w:spacing w:val="-1"/>
           <w:sz w:val="24"/>
           <w:szCs w:val="24"/>
@@ -5980,18 +5932,18 @@
         <w:adjustRightInd w:val="0"/>
         <w:snapToGrid w:val="0"/>
         <w:spacing w:line="360" w:lineRule="auto"/>
-        <w:ind w:left="425" w:leftChars="0" w:hanging="425" w:firstLineChars="0"/>
+        <w:ind w:left="425" w:hanging="425" w:leftChars="0" w:firstLineChars="0"/>
         <w:textAlignment w:val="baseline"/>
         <w:rPr>
-          <w:rFonts w:ascii="宋体" w:hAnsi="宋体" w:eastAsia="宋体" w:cs="宋体"/>
-          <w:spacing w:val="-1"/>
-          <w:sz w:val="24"/>
-          <w:szCs w:val="24"/>
-        </w:rPr>
-      </w:pPr>
-      <w:r>
-        <w:rPr>
-          <w:rFonts w:ascii="宋体" w:hAnsi="宋体" w:eastAsia="宋体" w:cs="宋体"/>
+          <w:rFonts w:ascii="宋体" w:eastAsia="宋体" w:hAnsi="宋体" w:cs="宋体"/>
+          <w:spacing w:val="-1"/>
+          <w:sz w:val="24"/>
+          <w:szCs w:val="24"/>
+        </w:rPr>
+      </w:pPr>
+      <w:r>
+        <w:rPr>
+          <w:rFonts w:ascii="宋体" w:eastAsia="宋体" w:hAnsi="宋体" w:cs="宋体"/>
           <w:spacing w:val="-1"/>
           <w:sz w:val="24"/>
           <w:szCs w:val="24"/>
@@ -6001,7 +5953,7 @@
     </w:p>
     <w:p>
       <w:pPr>
-        <w:pStyle w:val="26"/>
+        <w:pStyle w:val="1"/>
         <w:keepNext w:val="0"/>
         <w:keepLines w:val="0"/>
         <w:pageBreakBefore w:val="0"/>
@@ -6017,11 +5969,11 @@
         <w:snapToGrid w:val="0"/>
         <w:textAlignment w:val="baseline"/>
       </w:pPr>
-      <w:bookmarkStart w:id="21" w:name="_Toc10815"/>
+      <w:bookmarkStart w:id="22" w:name="_Toc10815"/>
       <w:r>
         <w:t>附则</w:t>
       </w:r>
-      <w:bookmarkEnd w:id="21"/>
+      <w:bookmarkEnd w:id="22"/>
     </w:p>
     <w:p>
       <w:pPr>
@@ -6039,18 +5991,18 @@
         <w:adjustRightInd w:val="0"/>
         <w:snapToGrid w:val="0"/>
         <w:spacing w:line="360" w:lineRule="auto"/>
-        <w:ind w:left="0" w:hanging="476" w:hangingChars="200"/>
+        <w:ind w:left="0" w:hanging="420" w:hangingChars="200"/>
         <w:textAlignment w:val="baseline"/>
         <w:rPr>
-          <w:rFonts w:ascii="宋体" w:hAnsi="宋体" w:eastAsia="宋体" w:cs="宋体"/>
-          <w:spacing w:val="-1"/>
-          <w:sz w:val="24"/>
-          <w:szCs w:val="24"/>
-        </w:rPr>
-      </w:pPr>
-      <w:r>
-        <w:rPr>
-          <w:rFonts w:ascii="宋体" w:hAnsi="宋体" w:eastAsia="宋体" w:cs="宋体"/>
+          <w:rFonts w:ascii="宋体" w:eastAsia="宋体" w:hAnsi="宋体" w:cs="宋体"/>
+          <w:spacing w:val="-1"/>
+          <w:sz w:val="24"/>
+          <w:szCs w:val="24"/>
+        </w:rPr>
+      </w:pPr>
+      <w:r>
+        <w:rPr>
+          <w:rFonts w:ascii="宋体" w:eastAsia="宋体" w:hAnsi="宋体" w:cs="宋体"/>
           <w:spacing w:val="-1"/>
           <w:sz w:val="24"/>
           <w:szCs w:val="24"/>
@@ -6074,18 +6026,18 @@
         <w:adjustRightInd w:val="0"/>
         <w:snapToGrid w:val="0"/>
         <w:spacing w:line="360" w:lineRule="auto"/>
-        <w:ind w:left="0" w:hanging="476" w:hangingChars="200"/>
+        <w:ind w:left="0" w:hanging="420" w:hangingChars="200"/>
         <w:textAlignment w:val="baseline"/>
         <w:rPr>
-          <w:rFonts w:ascii="宋体" w:hAnsi="宋体" w:eastAsia="宋体" w:cs="宋体"/>
-          <w:spacing w:val="-1"/>
-          <w:sz w:val="24"/>
-          <w:szCs w:val="24"/>
-        </w:rPr>
-      </w:pPr>
-      <w:r>
-        <w:rPr>
-          <w:rFonts w:ascii="宋体" w:hAnsi="宋体" w:eastAsia="宋体" w:cs="宋体"/>
+          <w:rFonts w:ascii="宋体" w:eastAsia="宋体" w:hAnsi="宋体" w:cs="宋体"/>
+          <w:spacing w:val="-1"/>
+          <w:sz w:val="24"/>
+          <w:szCs w:val="24"/>
+        </w:rPr>
+      </w:pPr>
+      <w:r>
+        <w:rPr>
+          <w:rFonts w:ascii="宋体" w:eastAsia="宋体" w:hAnsi="宋体" w:cs="宋体"/>
           <w:spacing w:val="-1"/>
           <w:sz w:val="24"/>
           <w:szCs w:val="24"/>
@@ -6109,18 +6061,18 @@
         <w:adjustRightInd w:val="0"/>
         <w:snapToGrid w:val="0"/>
         <w:spacing w:line="360" w:lineRule="auto"/>
-        <w:ind w:left="0" w:hanging="476" w:hangingChars="200"/>
+        <w:ind w:left="0" w:hanging="420" w:hangingChars="200"/>
         <w:textAlignment w:val="baseline"/>
         <w:rPr>
-          <w:rFonts w:ascii="宋体" w:hAnsi="宋体" w:eastAsia="宋体" w:cs="宋体"/>
-          <w:spacing w:val="-1"/>
-          <w:sz w:val="24"/>
-          <w:szCs w:val="24"/>
-        </w:rPr>
-      </w:pPr>
-      <w:r>
-        <w:rPr>
-          <w:rFonts w:ascii="宋体" w:hAnsi="宋体" w:eastAsia="宋体" w:cs="宋体"/>
+          <w:rFonts w:ascii="宋体" w:eastAsia="宋体" w:hAnsi="宋体" w:cs="宋体"/>
+          <w:spacing w:val="-1"/>
+          <w:sz w:val="24"/>
+          <w:szCs w:val="24"/>
+        </w:rPr>
+      </w:pPr>
+      <w:r>
+        <w:rPr>
+          <w:rFonts w:ascii="宋体" w:eastAsia="宋体" w:hAnsi="宋体" w:cs="宋体"/>
           <w:spacing w:val="-1"/>
           <w:sz w:val="24"/>
           <w:szCs w:val="24"/>
@@ -6144,18 +6096,18 @@
         <w:adjustRightInd w:val="0"/>
         <w:snapToGrid w:val="0"/>
         <w:spacing w:line="360" w:lineRule="auto"/>
-        <w:ind w:left="0" w:hanging="476" w:hangingChars="200"/>
+        <w:ind w:left="0" w:hanging="420" w:hangingChars="200"/>
         <w:textAlignment w:val="baseline"/>
         <w:rPr>
-          <w:rFonts w:ascii="宋体" w:hAnsi="宋体" w:eastAsia="宋体" w:cs="宋体"/>
-          <w:spacing w:val="-1"/>
-          <w:sz w:val="24"/>
-          <w:szCs w:val="24"/>
-        </w:rPr>
-      </w:pPr>
-      <w:r>
-        <w:rPr>
-          <w:rFonts w:ascii="宋体" w:hAnsi="宋体" w:eastAsia="宋体" w:cs="宋体"/>
+          <w:rFonts w:ascii="宋体" w:eastAsia="宋体" w:hAnsi="宋体" w:cs="宋体"/>
+          <w:spacing w:val="-1"/>
+          <w:sz w:val="24"/>
+          <w:szCs w:val="24"/>
+        </w:rPr>
+      </w:pPr>
+      <w:r>
+        <w:rPr>
+          <w:rFonts w:ascii="宋体" w:eastAsia="宋体" w:hAnsi="宋体" w:cs="宋体"/>
           <w:spacing w:val="-1"/>
           <w:sz w:val="24"/>
           <w:szCs w:val="24"/>
@@ -6164,55 +6116,30 @@
       </w:r>
     </w:p>
     <w:sectPr>
-      <w:footerReference r:id="rId5" w:type="default"/>
+      <w:footerReference w:type="default" r:id="rId4"/>
       <w:pgSz w:w="11906" w:h="16839"/>
       <w:pgMar w:top="1431" w:right="1620" w:bottom="1374" w:left="1785" w:header="0" w:footer="1211" w:gutter="0"/>
-      <w:cols w:space="720" w:num="1"/>
+      <w:cols w:num="1" w:space="720"/>
     </w:sectPr>
   </w:body>
 </w:document>
 </file>
 
-<file path=word/endnotes.xml><?xml version="1.0" encoding="utf-8"?>
-<w:endnotes xmlns:wpc="http://schemas.microsoft.com/office/word/2010/wordprocessingCanvas" xmlns:mc="http://schemas.openxmlformats.org/markup-compatibility/2006" xmlns:o="urn:schemas-microsoft-com:office:office" xmlns:r="http://schemas.openxmlformats.org/officeDocument/2006/relationships" xmlns:m="http://schemas.openxmlformats.org/officeDocument/2006/math" xmlns:v="urn:schemas-microsoft-com:vml" xmlns:wp14="http://schemas.microsoft.com/office/word/2010/wordprocessingDrawing" xmlns:wp="http://schemas.openxmlformats.org/drawingml/2006/wordprocessingDrawing" xmlns:w="http://schemas.openxmlformats.org/wordprocessingml/2006/main" xmlns:w14="http://schemas.microsoft.com/office/word/2010/wordml" xmlns:w15="http://schemas.microsoft.com/office/word/2012/wordml" xmlns:w10="urn:schemas-microsoft-com:office:word" xmlns:wpg="http://schemas.microsoft.com/office/word/2010/wordprocessingGroup" xmlns:wpi="http://schemas.microsoft.com/office/word/2010/wordprocessingInk" xmlns:wne="http://schemas.microsoft.com/office/word/2006/wordml" xmlns:wps="http://schemas.microsoft.com/office/word/2010/wordprocessingShape" xmlns:wpsCustomData="http://www.wps.cn/officeDocument/2013/wpsCustomData" mc:Ignorable="w14 w15 wp14">
-  <w:endnote w:type="separator" w:id="0">
-    <w:p>
-      <w:pPr>
-        <w:spacing w:line="240" w:lineRule="auto"/>
-      </w:pPr>
-      <w:r>
-        <w:separator/>
-      </w:r>
-    </w:p>
-  </w:endnote>
-  <w:endnote w:type="continuationSeparator" w:id="1">
-    <w:p>
-      <w:pPr>
-        <w:spacing w:line="240" w:lineRule="auto"/>
-      </w:pPr>
-      <w:r>
-        <w:continuationSeparator/>
-      </w:r>
-    </w:p>
-  </w:endnote>
-</w:endnotes>
-</file>
-
 <file path=word/footer1.xml><?xml version="1.0" encoding="utf-8"?>
-<w:ftr xmlns:wpc="http://schemas.microsoft.com/office/word/2010/wordprocessingCanvas" xmlns:mc="http://schemas.openxmlformats.org/markup-compatibility/2006" xmlns:o="urn:schemas-microsoft-com:office:office" xmlns:r="http://schemas.openxmlformats.org/officeDocument/2006/relationships" xmlns:m="http://schemas.openxmlformats.org/officeDocument/2006/math" xmlns:v="urn:schemas-microsoft-com:vml" xmlns:wp14="http://schemas.microsoft.com/office/word/2010/wordprocessingDrawing" xmlns:wp="http://schemas.openxmlformats.org/drawingml/2006/wordprocessingDrawing" xmlns:w10="urn:schemas-microsoft-com:office:word" xmlns:w="http://schemas.openxmlformats.org/wordprocessingml/2006/main" xmlns:w14="http://schemas.microsoft.com/office/word/2010/wordml" xmlns:w15="http://schemas.microsoft.com/office/word/2012/wordml" xmlns:wpg="http://schemas.microsoft.com/office/word/2010/wordprocessingGroup" xmlns:wpi="http://schemas.microsoft.com/office/word/2010/wordprocessingInk" xmlns:wne="http://schemas.microsoft.com/office/word/2006/wordml" xmlns:wps="http://schemas.microsoft.com/office/word/2010/wordprocessingShape" xmlns:wpsCustomData="http://www.wps.cn/officeDocument/2013/wpsCustomData" mc:Ignorable="w14 w15 wp14">
+<w:ftr xmlns:wpc="http://schemas.microsoft.com/office/word/2010/wordprocessingCanvas" xmlns:mc="http://schemas.openxmlformats.org/markup-compatibility/2006" xmlns:o="urn:schemas-microsoft-com:office:office" xmlns:r="http://schemas.openxmlformats.org/officeDocument/2006/relationships" xmlns:m="http://schemas.openxmlformats.org/officeDocument/2006/math" xmlns:v="urn:schemas-microsoft-com:vml" xmlns:wp14="http://schemas.microsoft.com/office/word/2010/wordprocessingDrawing" xmlns:wp="http://schemas.openxmlformats.org/drawingml/2006/wordprocessingDrawing" xmlns:w10="urn:schemas-microsoft-com:office:word" xmlns:w="http://schemas.openxmlformats.org/wordprocessingml/2006/main" xmlns:w14="http://schemas.microsoft.com/office/word/2010/wordml" xmlns:w15="http://schemas.microsoft.com/office/word/2012/wordml" xmlns:wne="http://schemas.microsoft.com/office/word/2006/wordml" xmlns:wpg="http://schemas.microsoft.com/office/word/2010/wordprocessingGroup" xmlns:wpi="http://schemas.microsoft.com/office/word/2010/wordprocessingInk" xmlns:wps="http://schemas.microsoft.com/office/word/2010/wordprocessingShape" mc:Ignorable="w14 w15 wp14">
   <w:p>
     <w:pPr>
       <w:spacing w:line="166" w:lineRule="auto"/>
       <w:ind w:left="4125"/>
       <w:rPr>
-        <w:rFonts w:ascii="Calibri" w:hAnsi="Calibri" w:eastAsia="Calibri" w:cs="Calibri"/>
+        <w:rFonts w:ascii="Calibri" w:eastAsia="Calibri" w:hAnsi="Calibri" w:cs="Calibri"/>
         <w:sz w:val="18"/>
         <w:szCs w:val="18"/>
       </w:rPr>
     </w:pPr>
     <w:r>
       <w:rPr>
-        <w:rFonts w:ascii="Calibri" w:hAnsi="Calibri" w:eastAsia="Calibri" w:cs="Calibri"/>
+        <w:rFonts w:ascii="Calibri" w:eastAsia="Calibri" w:hAnsi="Calibri" w:cs="Calibri"/>
         <w:sz w:val="18"/>
         <w:szCs w:val="18"/>
       </w:rPr>
@@ -6222,38 +6149,13 @@
 </w:ftr>
 </file>
 
-<file path=word/footnotes.xml><?xml version="1.0" encoding="utf-8"?>
-<w:footnotes xmlns:wpc="http://schemas.microsoft.com/office/word/2010/wordprocessingCanvas" xmlns:mc="http://schemas.openxmlformats.org/markup-compatibility/2006" xmlns:o="urn:schemas-microsoft-com:office:office" xmlns:r="http://schemas.openxmlformats.org/officeDocument/2006/relationships" xmlns:m="http://schemas.openxmlformats.org/officeDocument/2006/math" xmlns:v="urn:schemas-microsoft-com:vml" xmlns:wp14="http://schemas.microsoft.com/office/word/2010/wordprocessingDrawing" xmlns:wp="http://schemas.openxmlformats.org/drawingml/2006/wordprocessingDrawing" xmlns:w="http://schemas.openxmlformats.org/wordprocessingml/2006/main" xmlns:w14="http://schemas.microsoft.com/office/word/2010/wordml" xmlns:w15="http://schemas.microsoft.com/office/word/2012/wordml" xmlns:w10="urn:schemas-microsoft-com:office:word" xmlns:wpg="http://schemas.microsoft.com/office/word/2010/wordprocessingGroup" xmlns:wpi="http://schemas.microsoft.com/office/word/2010/wordprocessingInk" xmlns:wne="http://schemas.microsoft.com/office/word/2006/wordml" xmlns:wps="http://schemas.microsoft.com/office/word/2010/wordprocessingShape" xmlns:wpsCustomData="http://www.wps.cn/officeDocument/2013/wpsCustomData" mc:Ignorable="w14 w15 wp14">
-  <w:footnote w:type="separator" w:id="0">
-    <w:p>
-      <w:pPr>
-        <w:spacing w:line="360" w:lineRule="auto"/>
-      </w:pPr>
-      <w:r>
-        <w:separator/>
-      </w:r>
-    </w:p>
-  </w:footnote>
-  <w:footnote w:type="continuationSeparator" w:id="1">
-    <w:p>
-      <w:pPr>
-        <w:spacing w:line="360" w:lineRule="auto"/>
-      </w:pPr>
-      <w:r>
-        <w:continuationSeparator/>
-      </w:r>
-    </w:p>
-  </w:footnote>
-</w:footnotes>
-</file>
-
 <file path=word/numbering.xml><?xml version="1.0" encoding="utf-8"?>
-<w:numbering xmlns:wpc="http://schemas.microsoft.com/office/word/2010/wordprocessingCanvas" xmlns:mc="http://schemas.openxmlformats.org/markup-compatibility/2006" xmlns:o="urn:schemas-microsoft-com:office:office" xmlns:r="http://schemas.openxmlformats.org/officeDocument/2006/relationships" xmlns:m="http://schemas.openxmlformats.org/officeDocument/2006/math" xmlns:v="urn:schemas-microsoft-com:vml" xmlns:wp14="http://schemas.microsoft.com/office/word/2010/wordprocessingDrawing" xmlns:wp="http://schemas.openxmlformats.org/drawingml/2006/wordprocessingDrawing" xmlns:w10="urn:schemas-microsoft-com:office:word" xmlns:w="http://schemas.openxmlformats.org/wordprocessingml/2006/main" xmlns:w14="http://schemas.microsoft.com/office/word/2010/wordml" xmlns:wpg="http://schemas.microsoft.com/office/word/2010/wordprocessingGroup" xmlns:wpi="http://schemas.microsoft.com/office/word/2010/wordprocessingInk" xmlns:wne="http://schemas.microsoft.com/office/word/2006/wordml" xmlns:wps="http://schemas.microsoft.com/office/word/2010/wordprocessingShape" xmlns:wpsCustomData="http://www.wps.cn/officeDocument/2013/wpsCustomData" mc:Ignorable="w14 wp14">
+<w:numbering xmlns:wpc="http://schemas.microsoft.com/office/word/2010/wordprocessingCanvas" xmlns:mc="http://schemas.openxmlformats.org/markup-compatibility/2006" xmlns:o="urn:schemas-microsoft-com:office:office" xmlns:r="http://schemas.openxmlformats.org/officeDocument/2006/relationships" xmlns:m="http://schemas.openxmlformats.org/officeDocument/2006/math" xmlns:v="urn:schemas-microsoft-com:vml" xmlns:wp14="http://schemas.microsoft.com/office/word/2010/wordprocessingDrawing" xmlns:wp="http://schemas.openxmlformats.org/drawingml/2006/wordprocessingDrawing" xmlns:w10="urn:schemas-microsoft-com:office:word" xmlns:w="http://schemas.openxmlformats.org/wordprocessingml/2006/main" xmlns:w14="http://schemas.microsoft.com/office/word/2010/wordml" xmlns:w15="http://schemas.microsoft.com/office/word/2012/wordml" xmlns:wne="http://schemas.microsoft.com/office/word/2006/wordml" xmlns:wpg="http://schemas.microsoft.com/office/word/2010/wordprocessingGroup" xmlns:wpi="http://schemas.microsoft.com/office/word/2010/wordprocessingInk" xmlns:wps="http://schemas.microsoft.com/office/word/2010/wordprocessingShape" mc:Ignorable="w14 w15 wp14">
   <w:abstractNum w:abstractNumId="0">
     <w:nsid w:val="8468389D"/>
     <w:multiLevelType w:val="singleLevel"/>
     <w:tmpl w:val="8468389D"/>
-    <w:lvl w:ilvl="0" w:tentative="0">
+    <w:lvl w:ilvl="0">
       <w:start w:val="1"/>
       <w:numFmt w:val="decimal"/>
       <w:lvlText w:val="(%1)"/>
@@ -6270,10 +6172,10 @@
     <w:nsid w:val="8E964DCE"/>
     <w:multiLevelType w:val="multilevel"/>
     <w:tmpl w:val="8E964DCE"/>
-    <w:lvl w:ilvl="0" w:tentative="0">
+    <w:lvl w:ilvl="0">
       <w:start w:val="1"/>
       <w:numFmt w:val="decimal"/>
-      <w:pStyle w:val="2"/>
+      <w:pStyle w:val="Heading1"/>
       <w:lvlText w:val="%1."/>
       <w:lvlJc w:val="left"/>
       <w:pPr>
@@ -6283,10 +6185,10 @@
         <w:rFonts w:hint="default"/>
       </w:rPr>
     </w:lvl>
-    <w:lvl w:ilvl="1" w:tentative="0">
+    <w:lvl w:ilvl="1">
       <w:start w:val="1"/>
       <w:numFmt w:val="decimal"/>
-      <w:pStyle w:val="3"/>
+      <w:pStyle w:val="Heading2"/>
       <w:lvlText w:val="%1.%2."/>
       <w:lvlJc w:val="left"/>
       <w:pPr>
@@ -6296,10 +6198,10 @@
         <w:rFonts w:hint="default"/>
       </w:rPr>
     </w:lvl>
-    <w:lvl w:ilvl="2" w:tentative="0">
+    <w:lvl w:ilvl="2">
       <w:start w:val="1"/>
       <w:numFmt w:val="decimal"/>
-      <w:pStyle w:val="4"/>
+      <w:pStyle w:val="Heading3"/>
       <w:lvlText w:val="%1.%2.%3."/>
       <w:lvlJc w:val="left"/>
       <w:pPr>
@@ -6309,10 +6211,10 @@
         <w:rFonts w:hint="default"/>
       </w:rPr>
     </w:lvl>
-    <w:lvl w:ilvl="3" w:tentative="0">
+    <w:lvl w:ilvl="3">
       <w:start w:val="1"/>
       <w:numFmt w:val="decimal"/>
-      <w:pStyle w:val="5"/>
+      <w:pStyle w:val="Heading4"/>
       <w:lvlText w:val="%1.%2.%3.%4."/>
       <w:lvlJc w:val="left"/>
       <w:pPr>
@@ -6322,10 +6224,10 @@
         <w:rFonts w:hint="default"/>
       </w:rPr>
     </w:lvl>
-    <w:lvl w:ilvl="4" w:tentative="0">
+    <w:lvl w:ilvl="4">
       <w:start w:val="1"/>
       <w:numFmt w:val="decimal"/>
-      <w:pStyle w:val="6"/>
+      <w:pStyle w:val="Heading5"/>
       <w:lvlText w:val="%1.%2.%3.%4.%5."/>
       <w:lvlJc w:val="left"/>
       <w:pPr>
@@ -6335,10 +6237,10 @@
         <w:rFonts w:hint="default"/>
       </w:rPr>
     </w:lvl>
-    <w:lvl w:ilvl="5" w:tentative="0">
+    <w:lvl w:ilvl="5">
       <w:start w:val="1"/>
       <w:numFmt w:val="decimal"/>
-      <w:pStyle w:val="7"/>
+      <w:pStyle w:val="Heading6"/>
       <w:lvlText w:val="%1.%2.%3.%4.%5.%6."/>
       <w:lvlJc w:val="left"/>
       <w:pPr>
@@ -6348,10 +6250,10 @@
         <w:rFonts w:hint="default"/>
       </w:rPr>
     </w:lvl>
-    <w:lvl w:ilvl="6" w:tentative="0">
+    <w:lvl w:ilvl="6">
       <w:start w:val="1"/>
       <w:numFmt w:val="decimal"/>
-      <w:pStyle w:val="8"/>
+      <w:pStyle w:val="Heading7"/>
       <w:lvlText w:val="%1.%2.%3.%4.%5.%6.%7."/>
       <w:lvlJc w:val="left"/>
       <w:pPr>
@@ -6361,10 +6263,10 @@
         <w:rFonts w:hint="default"/>
       </w:rPr>
     </w:lvl>
-    <w:lvl w:ilvl="7" w:tentative="0">
+    <w:lvl w:ilvl="7">
       <w:start w:val="1"/>
       <w:numFmt w:val="decimal"/>
-      <w:pStyle w:val="9"/>
+      <w:pStyle w:val="Heading8"/>
       <w:lvlText w:val="%1.%2.%3.%4.%5.%6.%7.%8."/>
       <w:lvlJc w:val="left"/>
       <w:pPr>
@@ -6374,10 +6276,10 @@
         <w:rFonts w:hint="default"/>
       </w:rPr>
     </w:lvl>
-    <w:lvl w:ilvl="8" w:tentative="0">
+    <w:lvl w:ilvl="8">
       <w:start w:val="1"/>
       <w:numFmt w:val="decimal"/>
-      <w:pStyle w:val="10"/>
+      <w:pStyle w:val="Heading9"/>
       <w:lvlText w:val="%1.%2.%3.%4.%5.%6.%7.%8.%9."/>
       <w:lvlJc w:val="left"/>
       <w:pPr>
@@ -6392,7 +6294,7 @@
     <w:nsid w:val="CCAD90CA"/>
     <w:multiLevelType w:val="singleLevel"/>
     <w:tmpl w:val="CCAD90CA"/>
-    <w:lvl w:ilvl="0" w:tentative="0">
+    <w:lvl w:ilvl="0">
       <w:start w:val="1"/>
       <w:numFmt w:val="decimal"/>
       <w:lvlText w:val="(%1)"/>
@@ -6409,7 +6311,7 @@
     <w:nsid w:val="D38ED05B"/>
     <w:multiLevelType w:val="singleLevel"/>
     <w:tmpl w:val="D38ED05B"/>
-    <w:lvl w:ilvl="0" w:tentative="0">
+    <w:lvl w:ilvl="0">
       <w:start w:val="1"/>
       <w:numFmt w:val="decimal"/>
       <w:lvlText w:val="(%1)"/>
@@ -6426,7 +6328,7 @@
     <w:nsid w:val="EB4125EB"/>
     <w:multiLevelType w:val="singleLevel"/>
     <w:tmpl w:val="EB4125EB"/>
-    <w:lvl w:ilvl="0" w:tentative="0">
+    <w:lvl w:ilvl="0">
       <w:start w:val="1"/>
       <w:numFmt w:val="decimal"/>
       <w:lvlText w:val="(%1)"/>
@@ -6443,7 +6345,7 @@
     <w:nsid w:val="F3B88221"/>
     <w:multiLevelType w:val="singleLevel"/>
     <w:tmpl w:val="F3B88221"/>
-    <w:lvl w:ilvl="0" w:tentative="0">
+    <w:lvl w:ilvl="0">
       <w:start w:val="1"/>
       <w:numFmt w:val="decimal"/>
       <w:lvlText w:val="(%1)"/>
@@ -6460,7 +6362,7 @@
     <w:nsid w:val="0914153D"/>
     <w:multiLevelType w:val="singleLevel"/>
     <w:tmpl w:val="0914153D"/>
-    <w:lvl w:ilvl="0" w:tentative="0">
+    <w:lvl w:ilvl="0">
       <w:start w:val="1"/>
       <w:numFmt w:val="decimal"/>
       <w:lvlText w:val="(%1)"/>
@@ -6477,7 +6379,7 @@
     <w:nsid w:val="1F3FF005"/>
     <w:multiLevelType w:val="singleLevel"/>
     <w:tmpl w:val="1F3FF005"/>
-    <w:lvl w:ilvl="0" w:tentative="0">
+    <w:lvl w:ilvl="0">
       <w:start w:val="1"/>
       <w:numFmt w:val="decimal"/>
       <w:lvlText w:val="(%1)"/>
@@ -6494,7 +6396,7 @@
     <w:nsid w:val="5D8DDEAA"/>
     <w:multiLevelType w:val="singleLevel"/>
     <w:tmpl w:val="5D8DDEAA"/>
-    <w:lvl w:ilvl="0" w:tentative="0">
+    <w:lvl w:ilvl="0">
       <w:start w:val="1"/>
       <w:numFmt w:val="decimal"/>
       <w:lvlText w:val="(%1)"/>
@@ -6538,269 +6440,267 @@
 </file>
 
 <file path=word/styles.xml><?xml version="1.0" encoding="utf-8"?>
-<w:styles xmlns:mc="http://schemas.openxmlformats.org/markup-compatibility/2006" xmlns:o="urn:schemas-microsoft-com:office:office" xmlns:r="http://schemas.openxmlformats.org/officeDocument/2006/relationships" xmlns:m="http://schemas.openxmlformats.org/officeDocument/2006/math" xmlns:v="urn:schemas-microsoft-com:vml" xmlns:w="http://schemas.openxmlformats.org/wordprocessingml/2006/main" xmlns:w14="http://schemas.microsoft.com/office/word/2010/wordml" xmlns:w10="urn:schemas-microsoft-com:office:word" xmlns:sl="http://schemas.openxmlformats.org/schemaLibrary/2006/main" xmlns:wpsCustomData="http://www.wps.cn/officeDocument/2013/wpsCustomData" mc:Ignorable="w14">
+<w:styles xmlns:mc="http://schemas.openxmlformats.org/markup-compatibility/2006" xmlns:r="http://schemas.openxmlformats.org/officeDocument/2006/relationships" xmlns:w="http://schemas.openxmlformats.org/wordprocessingml/2006/main" xmlns:w14="http://schemas.microsoft.com/office/word/2010/wordml" xmlns:w15="http://schemas.microsoft.com/office/word/2012/wordml" mc:Ignorable="w14 w15">
   <w:docDefaults>
     <w:rPrDefault>
       <w:rPr>
-        <w:rFonts w:ascii="Arial" w:hAnsi="Arial" w:eastAsia="Arial" w:cs="Arial"/>
+        <w:rFonts w:ascii="Arial" w:eastAsia="Arial" w:hAnsi="Arial" w:cs="Arial"/>
       </w:rPr>
     </w:rPrDefault>
     <w:pPrDefault/>
   </w:docDefaults>
-  <w:latentStyles w:count="260" w:defQFormat="0" w:defUnhideWhenUsed="1" w:defSemiHidden="1" w:defUIPriority="99" w:defLockedState="0">
-    <w:lsdException w:qFormat="1" w:unhideWhenUsed="0" w:uiPriority="0" w:semiHidden="0" w:name="Normal"/>
-    <w:lsdException w:qFormat="1" w:unhideWhenUsed="0" w:uiPriority="0" w:semiHidden="0" w:name="heading 1"/>
-    <w:lsdException w:qFormat="1" w:uiPriority="0" w:semiHidden="0" w:name="heading 2"/>
-    <w:lsdException w:qFormat="1" w:uiPriority="0" w:name="heading 3"/>
-    <w:lsdException w:qFormat="1" w:uiPriority="0" w:semiHidden="0" w:name="heading 4"/>
-    <w:lsdException w:qFormat="1" w:uiPriority="0" w:name="heading 5"/>
-    <w:lsdException w:qFormat="1" w:uiPriority="0" w:name="heading 6"/>
-    <w:lsdException w:qFormat="1" w:uiPriority="0" w:name="heading 7"/>
-    <w:lsdException w:qFormat="1" w:uiPriority="0" w:name="heading 8"/>
-    <w:lsdException w:qFormat="1" w:uiPriority="0" w:name="heading 9"/>
-    <w:lsdException w:unhideWhenUsed="0" w:uiPriority="0" w:semiHidden="0" w:name="index 1"/>
-    <w:lsdException w:unhideWhenUsed="0" w:uiPriority="0" w:semiHidden="0" w:name="index 2"/>
-    <w:lsdException w:unhideWhenUsed="0" w:uiPriority="0" w:semiHidden="0" w:name="index 3"/>
-    <w:lsdException w:unhideWhenUsed="0" w:uiPriority="0" w:semiHidden="0" w:name="index 4"/>
-    <w:lsdException w:unhideWhenUsed="0" w:uiPriority="0" w:semiHidden="0" w:name="index 5"/>
-    <w:lsdException w:unhideWhenUsed="0" w:uiPriority="0" w:semiHidden="0" w:name="index 6"/>
-    <w:lsdException w:unhideWhenUsed="0" w:uiPriority="0" w:semiHidden="0" w:name="index 7"/>
-    <w:lsdException w:unhideWhenUsed="0" w:uiPriority="0" w:semiHidden="0" w:name="index 8"/>
-    <w:lsdException w:unhideWhenUsed="0" w:uiPriority="0" w:semiHidden="0" w:name="index 9"/>
-    <w:lsdException w:qFormat="1" w:unhideWhenUsed="0" w:uiPriority="0" w:semiHidden="0" w:name="toc 1"/>
-    <w:lsdException w:qFormat="1" w:unhideWhenUsed="0" w:uiPriority="0" w:semiHidden="0" w:name="toc 2"/>
-    <w:lsdException w:qFormat="1" w:unhideWhenUsed="0" w:uiPriority="0" w:semiHidden="0" w:name="toc 3"/>
-    <w:lsdException w:unhideWhenUsed="0" w:uiPriority="0" w:semiHidden="0" w:name="toc 4"/>
-    <w:lsdException w:unhideWhenUsed="0" w:uiPriority="0" w:semiHidden="0" w:name="toc 5"/>
-    <w:lsdException w:unhideWhenUsed="0" w:uiPriority="0" w:semiHidden="0" w:name="toc 6"/>
-    <w:lsdException w:unhideWhenUsed="0" w:uiPriority="0" w:semiHidden="0" w:name="toc 7"/>
-    <w:lsdException w:unhideWhenUsed="0" w:uiPriority="0" w:semiHidden="0" w:name="toc 8"/>
-    <w:lsdException w:unhideWhenUsed="0" w:uiPriority="0" w:semiHidden="0" w:name="toc 9"/>
-    <w:lsdException w:unhideWhenUsed="0" w:uiPriority="0" w:semiHidden="0" w:name="Normal Indent"/>
-    <w:lsdException w:unhideWhenUsed="0" w:uiPriority="0" w:semiHidden="0" w:name="footnote text"/>
-    <w:lsdException w:qFormat="1" w:unhideWhenUsed="0" w:uiPriority="0" w:semiHidden="0" w:name="annotation text"/>
-    <w:lsdException w:qFormat="1" w:unhideWhenUsed="0" w:uiPriority="0" w:semiHidden="0" w:name="header"/>
-    <w:lsdException w:qFormat="1" w:unhideWhenUsed="0" w:uiPriority="0" w:semiHidden="0" w:name="footer"/>
-    <w:lsdException w:unhideWhenUsed="0" w:uiPriority="0" w:semiHidden="0" w:name="index heading"/>
-    <w:lsdException w:qFormat="1" w:uiPriority="0" w:name="caption"/>
-    <w:lsdException w:unhideWhenUsed="0" w:uiPriority="0" w:semiHidden="0" w:name="table of figures"/>
-    <w:lsdException w:unhideWhenUsed="0" w:uiPriority="0" w:semiHidden="0" w:name="envelope address"/>
-    <w:lsdException w:unhideWhenUsed="0" w:uiPriority="0" w:semiHidden="0" w:name="envelope return"/>
-    <w:lsdException w:unhideWhenUsed="0" w:uiPriority="0" w:semiHidden="0" w:name="footnote reference"/>
-    <w:lsdException w:unhideWhenUsed="0" w:uiPriority="0" w:semiHidden="0" w:name="annotation reference"/>
-    <w:lsdException w:unhideWhenUsed="0" w:uiPriority="0" w:semiHidden="0" w:name="line number"/>
-    <w:lsdException w:unhideWhenUsed="0" w:uiPriority="0" w:semiHidden="0" w:name="page number"/>
-    <w:lsdException w:unhideWhenUsed="0" w:uiPriority="0" w:semiHidden="0" w:name="endnote reference"/>
-    <w:lsdException w:unhideWhenUsed="0" w:uiPriority="0" w:semiHidden="0" w:name="endnote text"/>
-    <w:lsdException w:unhideWhenUsed="0" w:uiPriority="0" w:semiHidden="0" w:name="table of authorities"/>
-    <w:lsdException w:unhideWhenUsed="0" w:uiPriority="0" w:semiHidden="0" w:name="macro"/>
-    <w:lsdException w:unhideWhenUsed="0" w:uiPriority="0" w:semiHidden="0" w:name="toa heading"/>
-    <w:lsdException w:unhideWhenUsed="0" w:uiPriority="0" w:semiHidden="0" w:name="List"/>
-    <w:lsdException w:unhideWhenUsed="0" w:uiPriority="0" w:semiHidden="0" w:name="List Bullet"/>
-    <w:lsdException w:unhideWhenUsed="0" w:uiPriority="0" w:semiHidden="0" w:name="List Number"/>
-    <w:lsdException w:unhideWhenUsed="0" w:uiPriority="0" w:semiHidden="0" w:name="List 2"/>
-    <w:lsdException w:unhideWhenUsed="0" w:uiPriority="0" w:semiHidden="0" w:name="List 3"/>
-    <w:lsdException w:unhideWhenUsed="0" w:uiPriority="0" w:semiHidden="0" w:name="List 4"/>
-    <w:lsdException w:unhideWhenUsed="0" w:uiPriority="0" w:semiHidden="0" w:name="List 5"/>
-    <w:lsdException w:unhideWhenUsed="0" w:uiPriority="0" w:semiHidden="0" w:name="List Bullet 2"/>
-    <w:lsdException w:unhideWhenUsed="0" w:uiPriority="0" w:semiHidden="0" w:name="List Bullet 3"/>
-    <w:lsdException w:unhideWhenUsed="0" w:uiPriority="0" w:semiHidden="0" w:name="List Bullet 4"/>
-    <w:lsdException w:unhideWhenUsed="0" w:uiPriority="0" w:semiHidden="0" w:name="List Bullet 5"/>
-    <w:lsdException w:unhideWhenUsed="0" w:uiPriority="0" w:semiHidden="0" w:name="List Number 2"/>
-    <w:lsdException w:unhideWhenUsed="0" w:uiPriority="0" w:semiHidden="0" w:name="List Number 3"/>
-    <w:lsdException w:unhideWhenUsed="0" w:uiPriority="0" w:semiHidden="0" w:name="List Number 4"/>
-    <w:lsdException w:unhideWhenUsed="0" w:uiPriority="0" w:semiHidden="0" w:name="List Number 5"/>
-    <w:lsdException w:qFormat="1" w:unhideWhenUsed="0" w:uiPriority="0" w:semiHidden="0" w:name="Title"/>
-    <w:lsdException w:unhideWhenUsed="0" w:uiPriority="0" w:semiHidden="0" w:name="Closing"/>
-    <w:lsdException w:unhideWhenUsed="0" w:uiPriority="0" w:semiHidden="0" w:name="Signature"/>
-    <w:lsdException w:qFormat="1" w:unhideWhenUsed="0" w:uiPriority="0" w:name="Default Paragraph Font"/>
-    <w:lsdException w:qFormat="1" w:unhideWhenUsed="0" w:uiPriority="0" w:name="Body Text"/>
-    <w:lsdException w:unhideWhenUsed="0" w:uiPriority="0" w:semiHidden="0" w:name="Body Text Indent"/>
-    <w:lsdException w:unhideWhenUsed="0" w:uiPriority="0" w:semiHidden="0" w:name="List Continue"/>
-    <w:lsdException w:unhideWhenUsed="0" w:uiPriority="0" w:semiHidden="0" w:name="List Continue 2"/>
-    <w:lsdException w:unhideWhenUsed="0" w:uiPriority="0" w:semiHidden="0" w:name="List Continue 3"/>
-    <w:lsdException w:unhideWhenUsed="0" w:uiPriority="0" w:semiHidden="0" w:name="List Continue 4"/>
-    <w:lsdException w:unhideWhenUsed="0" w:uiPriority="0" w:semiHidden="0" w:name="List Continue 5"/>
-    <w:lsdException w:unhideWhenUsed="0" w:uiPriority="0" w:semiHidden="0" w:name="Message Header"/>
-    <w:lsdException w:qFormat="1" w:unhideWhenUsed="0" w:uiPriority="0" w:semiHidden="0" w:name="Subtitle"/>
-    <w:lsdException w:unhideWhenUsed="0" w:uiPriority="0" w:semiHidden="0" w:name="Salutation"/>
-    <w:lsdException w:unhideWhenUsed="0" w:uiPriority="0" w:semiHidden="0" w:name="Date"/>
-    <w:lsdException w:unhideWhenUsed="0" w:uiPriority="0" w:semiHidden="0" w:name="Body Text First Indent"/>
-    <w:lsdException w:unhideWhenUsed="0" w:uiPriority="0" w:semiHidden="0" w:name="Body Text First Indent 2"/>
-    <w:lsdException w:uiPriority="99" w:name="Note Heading"/>
-    <w:lsdException w:unhideWhenUsed="0" w:uiPriority="0" w:semiHidden="0" w:name="Body Text 2"/>
-    <w:lsdException w:unhideWhenUsed="0" w:uiPriority="0" w:semiHidden="0" w:name="Body Text 3"/>
-    <w:lsdException w:unhideWhenUsed="0" w:uiPriority="0" w:semiHidden="0" w:name="Body Text Indent 2"/>
-    <w:lsdException w:unhideWhenUsed="0" w:uiPriority="0" w:semiHidden="0" w:name="Body Text Indent 3"/>
-    <w:lsdException w:unhideWhenUsed="0" w:uiPriority="0" w:semiHidden="0" w:name="Block Text"/>
-    <w:lsdException w:unhideWhenUsed="0" w:uiPriority="0" w:semiHidden="0" w:name="Hyperlink"/>
-    <w:lsdException w:unhideWhenUsed="0" w:uiPriority="0" w:semiHidden="0" w:name="FollowedHyperlink"/>
-    <w:lsdException w:qFormat="1" w:unhideWhenUsed="0" w:uiPriority="0" w:semiHidden="0" w:name="Strong"/>
-    <w:lsdException w:qFormat="1" w:unhideWhenUsed="0" w:uiPriority="0" w:semiHidden="0" w:name="Emphasis"/>
-    <w:lsdException w:unhideWhenUsed="0" w:uiPriority="0" w:semiHidden="0" w:name="Document Map"/>
-    <w:lsdException w:unhideWhenUsed="0" w:uiPriority="0" w:semiHidden="0" w:name="Plain Text"/>
-    <w:lsdException w:unhideWhenUsed="0" w:uiPriority="0" w:semiHidden="0" w:name="E-mail Signature"/>
-    <w:lsdException w:qFormat="1" w:unhideWhenUsed="0" w:uiPriority="0" w:semiHidden="0" w:name="Normal (Web)"/>
-    <w:lsdException w:unhideWhenUsed="0" w:uiPriority="0" w:semiHidden="0" w:name="HTML Acronym"/>
-    <w:lsdException w:unhideWhenUsed="0" w:uiPriority="0" w:semiHidden="0" w:name="HTML Address"/>
-    <w:lsdException w:unhideWhenUsed="0" w:uiPriority="0" w:semiHidden="0" w:name="HTML Cite"/>
-    <w:lsdException w:unhideWhenUsed="0" w:uiPriority="0" w:semiHidden="0" w:name="HTML Code"/>
-    <w:lsdException w:unhideWhenUsed="0" w:uiPriority="0" w:semiHidden="0" w:name="HTML Definition"/>
-    <w:lsdException w:unhideWhenUsed="0" w:uiPriority="0" w:semiHidden="0" w:name="HTML Keyboard"/>
-    <w:lsdException w:unhideWhenUsed="0" w:uiPriority="0" w:semiHidden="0" w:name="HTML Preformatted"/>
-    <w:lsdException w:unhideWhenUsed="0" w:uiPriority="0" w:semiHidden="0" w:name="HTML Sample"/>
-    <w:lsdException w:unhideWhenUsed="0" w:uiPriority="0" w:semiHidden="0" w:name="HTML Typewriter"/>
-    <w:lsdException w:unhideWhenUsed="0" w:uiPriority="0" w:semiHidden="0" w:name="HTML Variable"/>
-    <w:lsdException w:qFormat="1" w:unhideWhenUsed="0" w:uiPriority="0" w:name="Normal Table"/>
-    <w:lsdException w:unhideWhenUsed="0" w:uiPriority="0" w:semiHidden="0" w:name="annotation subject"/>
-    <w:lsdException w:unhideWhenUsed="0" w:uiPriority="0" w:semiHidden="0" w:name="Table Simple 1"/>
-    <w:lsdException w:unhideWhenUsed="0" w:uiPriority="0" w:semiHidden="0" w:name="Table Simple 2"/>
-    <w:lsdException w:unhideWhenUsed="0" w:uiPriority="0" w:semiHidden="0" w:name="Table Simple 3"/>
-    <w:lsdException w:unhideWhenUsed="0" w:uiPriority="0" w:semiHidden="0" w:name="Table Classic 1"/>
-    <w:lsdException w:unhideWhenUsed="0" w:uiPriority="0" w:semiHidden="0" w:name="Table Classic 2"/>
-    <w:lsdException w:unhideWhenUsed="0" w:uiPriority="0" w:semiHidden="0" w:name="Table Classic 3"/>
-    <w:lsdException w:unhideWhenUsed="0" w:uiPriority="0" w:semiHidden="0" w:name="Table Classic 4"/>
-    <w:lsdException w:unhideWhenUsed="0" w:uiPriority="0" w:semiHidden="0" w:name="Table Colorful 1"/>
-    <w:lsdException w:unhideWhenUsed="0" w:uiPriority="0" w:semiHidden="0" w:name="Table Colorful 2"/>
-    <w:lsdException w:unhideWhenUsed="0" w:uiPriority="0" w:semiHidden="0" w:name="Table Colorful 3"/>
-    <w:lsdException w:unhideWhenUsed="0" w:uiPriority="0" w:semiHidden="0" w:name="Table Columns 1"/>
-    <w:lsdException w:unhideWhenUsed="0" w:uiPriority="0" w:semiHidden="0" w:name="Table Columns 2"/>
-    <w:lsdException w:unhideWhenUsed="0" w:uiPriority="0" w:semiHidden="0" w:name="Table Columns 3"/>
-    <w:lsdException w:unhideWhenUsed="0" w:uiPriority="0" w:semiHidden="0" w:name="Table Columns 4"/>
-    <w:lsdException w:unhideWhenUsed="0" w:uiPriority="0" w:semiHidden="0" w:name="Table Columns 5"/>
-    <w:lsdException w:unhideWhenUsed="0" w:uiPriority="0" w:semiHidden="0" w:name="Table Grid 1"/>
-    <w:lsdException w:unhideWhenUsed="0" w:uiPriority="0" w:semiHidden="0" w:name="Table Grid 2"/>
-    <w:lsdException w:unhideWhenUsed="0" w:uiPriority="0" w:semiHidden="0" w:name="Table Grid 3"/>
-    <w:lsdException w:unhideWhenUsed="0" w:uiPriority="0" w:semiHidden="0" w:name="Table Grid 4"/>
-    <w:lsdException w:unhideWhenUsed="0" w:uiPriority="0" w:semiHidden="0" w:name="Table Grid 5"/>
-    <w:lsdException w:unhideWhenUsed="0" w:uiPriority="0" w:semiHidden="0" w:name="Table Grid 6"/>
-    <w:lsdException w:unhideWhenUsed="0" w:uiPriority="0" w:semiHidden="0" w:name="Table Grid 7"/>
-    <w:lsdException w:unhideWhenUsed="0" w:uiPriority="0" w:semiHidden="0" w:name="Table Grid 8"/>
-    <w:lsdException w:unhideWhenUsed="0" w:uiPriority="0" w:semiHidden="0" w:name="Table List 1"/>
-    <w:lsdException w:unhideWhenUsed="0" w:uiPriority="0" w:semiHidden="0" w:name="Table List 2"/>
-    <w:lsdException w:unhideWhenUsed="0" w:uiPriority="0" w:semiHidden="0" w:name="Table List 3"/>
-    <w:lsdException w:unhideWhenUsed="0" w:uiPriority="0" w:semiHidden="0" w:name="Table List 4"/>
-    <w:lsdException w:unhideWhenUsed="0" w:uiPriority="0" w:semiHidden="0" w:name="Table List 5"/>
-    <w:lsdException w:unhideWhenUsed="0" w:uiPriority="0" w:semiHidden="0" w:name="Table List 6"/>
-    <w:lsdException w:unhideWhenUsed="0" w:uiPriority="0" w:semiHidden="0" w:name="Table List 7"/>
-    <w:lsdException w:unhideWhenUsed="0" w:uiPriority="0" w:semiHidden="0" w:name="Table List 8"/>
-    <w:lsdException w:unhideWhenUsed="0" w:uiPriority="0" w:semiHidden="0" w:name="Table 3D effects 1"/>
-    <w:lsdException w:unhideWhenUsed="0" w:uiPriority="0" w:semiHidden="0" w:name="Table 3D effects 2"/>
-    <w:lsdException w:unhideWhenUsed="0" w:uiPriority="0" w:semiHidden="0" w:name="Table 3D effects 3"/>
-    <w:lsdException w:unhideWhenUsed="0" w:uiPriority="0" w:semiHidden="0" w:name="Table Contemporary"/>
-    <w:lsdException w:unhideWhenUsed="0" w:uiPriority="0" w:semiHidden="0" w:name="Table Elegant"/>
-    <w:lsdException w:unhideWhenUsed="0" w:uiPriority="0" w:semiHidden="0" w:name="Table Professional"/>
-    <w:lsdException w:unhideWhenUsed="0" w:uiPriority="0" w:semiHidden="0" w:name="Table Subtle 1"/>
-    <w:lsdException w:unhideWhenUsed="0" w:uiPriority="0" w:semiHidden="0" w:name="Table Subtle 2"/>
-    <w:lsdException w:unhideWhenUsed="0" w:uiPriority="0" w:semiHidden="0" w:name="Table Web 1"/>
-    <w:lsdException w:unhideWhenUsed="0" w:uiPriority="0" w:semiHidden="0" w:name="Table Web 2"/>
-    <w:lsdException w:unhideWhenUsed="0" w:uiPriority="0" w:semiHidden="0" w:name="Table Web 3"/>
-    <w:lsdException w:unhideWhenUsed="0" w:uiPriority="0" w:semiHidden="0" w:name="Balloon Text"/>
-    <w:lsdException w:qFormat="1" w:unhideWhenUsed="0" w:uiPriority="0" w:semiHidden="0" w:name="Table Grid"/>
-    <w:lsdException w:unhideWhenUsed="0" w:uiPriority="0" w:semiHidden="0" w:name="Table Theme"/>
-    <w:lsdException w:unhideWhenUsed="0" w:uiPriority="60" w:semiHidden="0" w:name="Light Shading"/>
-    <w:lsdException w:unhideWhenUsed="0" w:uiPriority="61" w:semiHidden="0" w:name="Light List"/>
-    <w:lsdException w:unhideWhenUsed="0" w:uiPriority="62" w:semiHidden="0" w:name="Light Grid"/>
-    <w:lsdException w:unhideWhenUsed="0" w:uiPriority="63" w:semiHidden="0" w:name="Medium Shading 1"/>
-    <w:lsdException w:unhideWhenUsed="0" w:uiPriority="64" w:semiHidden="0" w:name="Medium Shading 2"/>
-    <w:lsdException w:unhideWhenUsed="0" w:uiPriority="65" w:semiHidden="0" w:name="Medium List 1"/>
-    <w:lsdException w:unhideWhenUsed="0" w:uiPriority="66" w:semiHidden="0" w:name="Medium List 2"/>
-    <w:lsdException w:unhideWhenUsed="0" w:uiPriority="67" w:semiHidden="0" w:name="Medium Grid 1"/>
-    <w:lsdException w:unhideWhenUsed="0" w:uiPriority="68" w:semiHidden="0" w:name="Medium Grid 2"/>
-    <w:lsdException w:unhideWhenUsed="0" w:uiPriority="69" w:semiHidden="0" w:name="Medium Grid 3"/>
-    <w:lsdException w:unhideWhenUsed="0" w:uiPriority="70" w:semiHidden="0" w:name="Dark List"/>
-    <w:lsdException w:unhideWhenUsed="0" w:uiPriority="71" w:semiHidden="0" w:name="Colorful Shading"/>
-    <w:lsdException w:unhideWhenUsed="0" w:uiPriority="72" w:semiHidden="0" w:name="Colorful List"/>
-    <w:lsdException w:unhideWhenUsed="0" w:uiPriority="73" w:semiHidden="0" w:name="Colorful Grid"/>
-    <w:lsdException w:unhideWhenUsed="0" w:uiPriority="60" w:semiHidden="0" w:name="Light Shading Accent 1"/>
-    <w:lsdException w:unhideWhenUsed="0" w:uiPriority="61" w:semiHidden="0" w:name="Light List Accent 1"/>
-    <w:lsdException w:unhideWhenUsed="0" w:uiPriority="62" w:semiHidden="0" w:name="Light Grid Accent 1"/>
-    <w:lsdException w:unhideWhenUsed="0" w:uiPriority="63" w:semiHidden="0" w:name="Medium Shading 1 Accent 1"/>
-    <w:lsdException w:unhideWhenUsed="0" w:uiPriority="64" w:semiHidden="0" w:name="Medium Shading 2 Accent 1"/>
-    <w:lsdException w:unhideWhenUsed="0" w:uiPriority="65" w:semiHidden="0" w:name="Medium List 1 Accent 1"/>
-    <w:lsdException w:unhideWhenUsed="0" w:uiPriority="66" w:semiHidden="0" w:name="Medium List 2 Accent 1"/>
-    <w:lsdException w:unhideWhenUsed="0" w:uiPriority="67" w:semiHidden="0" w:name="Medium Grid 1 Accent 1"/>
-    <w:lsdException w:unhideWhenUsed="0" w:uiPriority="68" w:semiHidden="0" w:name="Medium Grid 2 Accent 1"/>
-    <w:lsdException w:unhideWhenUsed="0" w:uiPriority="69" w:semiHidden="0" w:name="Medium Grid 3 Accent 1"/>
-    <w:lsdException w:unhideWhenUsed="0" w:uiPriority="70" w:semiHidden="0" w:name="Dark List Accent 1"/>
-    <w:lsdException w:unhideWhenUsed="0" w:uiPriority="71" w:semiHidden="0" w:name="Colorful Shading Accent 1"/>
-    <w:lsdException w:unhideWhenUsed="0" w:uiPriority="72" w:semiHidden="0" w:name="Colorful List Accent 1"/>
-    <w:lsdException w:unhideWhenUsed="0" w:uiPriority="73" w:semiHidden="0" w:name="Colorful Grid Accent 1"/>
-    <w:lsdException w:unhideWhenUsed="0" w:uiPriority="60" w:semiHidden="0" w:name="Light Shading Accent 2"/>
-    <w:lsdException w:unhideWhenUsed="0" w:uiPriority="61" w:semiHidden="0" w:name="Light List Accent 2"/>
-    <w:lsdException w:unhideWhenUsed="0" w:uiPriority="62" w:semiHidden="0" w:name="Light Grid Accent 2"/>
-    <w:lsdException w:unhideWhenUsed="0" w:uiPriority="63" w:semiHidden="0" w:name="Medium Shading 1 Accent 2"/>
-    <w:lsdException w:unhideWhenUsed="0" w:uiPriority="64" w:semiHidden="0" w:name="Medium Shading 2 Accent 2"/>
-    <w:lsdException w:unhideWhenUsed="0" w:uiPriority="65" w:semiHidden="0" w:name="Medium List 1 Accent 2"/>
-    <w:lsdException w:unhideWhenUsed="0" w:uiPriority="66" w:semiHidden="0" w:name="Medium List 2 Accent 2"/>
-    <w:lsdException w:unhideWhenUsed="0" w:uiPriority="67" w:semiHidden="0" w:name="Medium Grid 1 Accent 2"/>
-    <w:lsdException w:unhideWhenUsed="0" w:uiPriority="68" w:semiHidden="0" w:name="Medium Grid 2 Accent 2"/>
-    <w:lsdException w:unhideWhenUsed="0" w:uiPriority="69" w:semiHidden="0" w:name="Medium Grid 3 Accent 2"/>
-    <w:lsdException w:unhideWhenUsed="0" w:uiPriority="70" w:semiHidden="0" w:name="Dark List Accent 2"/>
-    <w:lsdException w:unhideWhenUsed="0" w:uiPriority="71" w:semiHidden="0" w:name="Colorful Shading Accent 2"/>
-    <w:lsdException w:unhideWhenUsed="0" w:uiPriority="72" w:semiHidden="0" w:name="Colorful List Accent 2"/>
-    <w:lsdException w:unhideWhenUsed="0" w:uiPriority="73" w:semiHidden="0" w:name="Colorful Grid Accent 2"/>
-    <w:lsdException w:unhideWhenUsed="0" w:uiPriority="60" w:semiHidden="0" w:name="Light Shading Accent 3"/>
-    <w:lsdException w:unhideWhenUsed="0" w:uiPriority="61" w:semiHidden="0" w:name="Light List Accent 3"/>
-    <w:lsdException w:unhideWhenUsed="0" w:uiPriority="62" w:semiHidden="0" w:name="Light Grid Accent 3"/>
-    <w:lsdException w:unhideWhenUsed="0" w:uiPriority="63" w:semiHidden="0" w:name="Medium Shading 1 Accent 3"/>
-    <w:lsdException w:unhideWhenUsed="0" w:uiPriority="64" w:semiHidden="0" w:name="Medium Shading 2 Accent 3"/>
-    <w:lsdException w:unhideWhenUsed="0" w:uiPriority="65" w:semiHidden="0" w:name="Medium List 1 Accent 3"/>
-    <w:lsdException w:unhideWhenUsed="0" w:uiPriority="66" w:semiHidden="0" w:name="Medium List 2 Accent 3"/>
-    <w:lsdException w:unhideWhenUsed="0" w:uiPriority="67" w:semiHidden="0" w:name="Medium Grid 1 Accent 3"/>
-    <w:lsdException w:unhideWhenUsed="0" w:uiPriority="68" w:semiHidden="0" w:name="Medium Grid 2 Accent 3"/>
-    <w:lsdException w:unhideWhenUsed="0" w:uiPriority="69" w:semiHidden="0" w:name="Medium Grid 3 Accent 3"/>
-    <w:lsdException w:unhideWhenUsed="0" w:uiPriority="70" w:semiHidden="0" w:name="Dark List Accent 3"/>
-    <w:lsdException w:unhideWhenUsed="0" w:uiPriority="71" w:semiHidden="0" w:name="Colorful Shading Accent 3"/>
-    <w:lsdException w:unhideWhenUsed="0" w:uiPriority="72" w:semiHidden="0" w:name="Colorful List Accent 3"/>
-    <w:lsdException w:unhideWhenUsed="0" w:uiPriority="73" w:semiHidden="0" w:name="Colorful Grid Accent 3"/>
-    <w:lsdException w:unhideWhenUsed="0" w:uiPriority="60" w:semiHidden="0" w:name="Light Shading Accent 4"/>
-    <w:lsdException w:unhideWhenUsed="0" w:uiPriority="61" w:semiHidden="0" w:name="Light List Accent 4"/>
-    <w:lsdException w:unhideWhenUsed="0" w:uiPriority="62" w:semiHidden="0" w:name="Light Grid Accent 4"/>
-    <w:lsdException w:unhideWhenUsed="0" w:uiPriority="63" w:semiHidden="0" w:name="Medium Shading 1 Accent 4"/>
-    <w:lsdException w:unhideWhenUsed="0" w:uiPriority="64" w:semiHidden="0" w:name="Medium Shading 2 Accent 4"/>
-    <w:lsdException w:unhideWhenUsed="0" w:uiPriority="65" w:semiHidden="0" w:name="Medium List 1 Accent 4"/>
-    <w:lsdException w:unhideWhenUsed="0" w:uiPriority="66" w:semiHidden="0" w:name="Medium List 2 Accent 4"/>
-    <w:lsdException w:unhideWhenUsed="0" w:uiPriority="67" w:semiHidden="0" w:name="Medium Grid 1 Accent 4"/>
-    <w:lsdException w:unhideWhenUsed="0" w:uiPriority="68" w:semiHidden="0" w:name="Medium Grid 2 Accent 4"/>
-    <w:lsdException w:unhideWhenUsed="0" w:uiPriority="69" w:semiHidden="0" w:name="Medium Grid 3 Accent 4"/>
-    <w:lsdException w:unhideWhenUsed="0" w:uiPriority="70" w:semiHidden="0" w:name="Dark List Accent 4"/>
-    <w:lsdException w:unhideWhenUsed="0" w:uiPriority="71" w:semiHidden="0" w:name="Colorful Shading Accent 4"/>
-    <w:lsdException w:unhideWhenUsed="0" w:uiPriority="72" w:semiHidden="0" w:name="Colorful List Accent 4"/>
-    <w:lsdException w:unhideWhenUsed="0" w:uiPriority="73" w:semiHidden="0" w:name="Colorful Grid Accent 4"/>
-    <w:lsdException w:unhideWhenUsed="0" w:uiPriority="60" w:semiHidden="0" w:name="Light Shading Accent 5"/>
-    <w:lsdException w:unhideWhenUsed="0" w:uiPriority="61" w:semiHidden="0" w:name="Light List Accent 5"/>
-    <w:lsdException w:unhideWhenUsed="0" w:uiPriority="62" w:semiHidden="0" w:name="Light Grid Accent 5"/>
-    <w:lsdException w:unhideWhenUsed="0" w:uiPriority="63" w:semiHidden="0" w:name="Medium Shading 1 Accent 5"/>
-    <w:lsdException w:unhideWhenUsed="0" w:uiPriority="64" w:semiHidden="0" w:name="Medium Shading 2 Accent 5"/>
-    <w:lsdException w:unhideWhenUsed="0" w:uiPriority="65" w:semiHidden="0" w:name="Medium List 1 Accent 5"/>
-    <w:lsdException w:unhideWhenUsed="0" w:uiPriority="66" w:semiHidden="0" w:name="Medium List 2 Accent 5"/>
-    <w:lsdException w:unhideWhenUsed="0" w:uiPriority="67" w:semiHidden="0" w:name="Medium Grid 1 Accent 5"/>
-    <w:lsdException w:unhideWhenUsed="0" w:uiPriority="68" w:semiHidden="0" w:name="Medium Grid 2 Accent 5"/>
-    <w:lsdException w:unhideWhenUsed="0" w:uiPriority="69" w:semiHidden="0" w:name="Medium Grid 3 Accent 5"/>
-    <w:lsdException w:unhideWhenUsed="0" w:uiPriority="70" w:semiHidden="0" w:name="Dark List Accent 5"/>
-    <w:lsdException w:unhideWhenUsed="0" w:uiPriority="71" w:semiHidden="0" w:name="Colorful Shading Accent 5"/>
-    <w:lsdException w:unhideWhenUsed="0" w:uiPriority="72" w:semiHidden="0" w:name="Colorful List Accent 5"/>
-    <w:lsdException w:unhideWhenUsed="0" w:uiPriority="73" w:semiHidden="0" w:name="Colorful Grid Accent 5"/>
-    <w:lsdException w:unhideWhenUsed="0" w:uiPriority="60" w:semiHidden="0" w:name="Light Shading Accent 6"/>
-    <w:lsdException w:unhideWhenUsed="0" w:uiPriority="61" w:semiHidden="0" w:name="Light List Accent 6"/>
-    <w:lsdException w:unhideWhenUsed="0" w:uiPriority="62" w:semiHidden="0" w:name="Light Grid Accent 6"/>
-    <w:lsdException w:unhideWhenUsed="0" w:uiPriority="63" w:semiHidden="0" w:name="Medium Shading 1 Accent 6"/>
-    <w:lsdException w:unhideWhenUsed="0" w:uiPriority="64" w:semiHidden="0" w:name="Medium Shading 2 Accent 6"/>
-    <w:lsdException w:unhideWhenUsed="0" w:uiPriority="65" w:semiHidden="0" w:name="Medium List 1 Accent 6"/>
-    <w:lsdException w:unhideWhenUsed="0" w:uiPriority="66" w:semiHidden="0" w:name="Medium List 2 Accent 6"/>
-    <w:lsdException w:unhideWhenUsed="0" w:uiPriority="67" w:semiHidden="0" w:name="Medium Grid 1 Accent 6"/>
-    <w:lsdException w:unhideWhenUsed="0" w:uiPriority="68" w:semiHidden="0" w:name="Medium Grid 2 Accent 6"/>
-    <w:lsdException w:unhideWhenUsed="0" w:uiPriority="69" w:semiHidden="0" w:name="Medium Grid 3 Accent 6"/>
-    <w:lsdException w:unhideWhenUsed="0" w:uiPriority="70" w:semiHidden="0" w:name="Dark List Accent 6"/>
-    <w:lsdException w:unhideWhenUsed="0" w:uiPriority="71" w:semiHidden="0" w:name="Colorful Shading Accent 6"/>
-    <w:lsdException w:unhideWhenUsed="0" w:uiPriority="72" w:semiHidden="0" w:name="Colorful List Accent 6"/>
-    <w:lsdException w:unhideWhenUsed="0" w:uiPriority="73" w:semiHidden="0" w:name="Colorful Grid Accent 6"/>
+  <w:latentStyles w:defLockedState="0" w:defUIPriority="99" w:defSemiHidden="1" w:defUnhideWhenUsed="1" w:defQFormat="0" w:count="260">
+    <w:lsdException w:name="Normal" w:semiHidden="0" w:uiPriority="0" w:unhideWhenUsed="0" w:qFormat="1"/>
+    <w:lsdException w:name="heading 1" w:semiHidden="0" w:uiPriority="0" w:unhideWhenUsed="0" w:qFormat="1"/>
+    <w:lsdException w:name="heading 2" w:semiHidden="0" w:uiPriority="0" w:qFormat="1"/>
+    <w:lsdException w:name="heading 3" w:uiPriority="0" w:qFormat="1"/>
+    <w:lsdException w:name="heading 4" w:semiHidden="0" w:uiPriority="0" w:qFormat="1"/>
+    <w:lsdException w:name="heading 5" w:uiPriority="0" w:qFormat="1"/>
+    <w:lsdException w:name="heading 6" w:uiPriority="0" w:qFormat="1"/>
+    <w:lsdException w:name="heading 7" w:uiPriority="0" w:qFormat="1"/>
+    <w:lsdException w:name="heading 8" w:uiPriority="0" w:qFormat="1"/>
+    <w:lsdException w:name="heading 9" w:uiPriority="0" w:qFormat="1"/>
+    <w:lsdException w:name="index 1" w:semiHidden="0" w:uiPriority="0" w:unhideWhenUsed="0"/>
+    <w:lsdException w:name="index 2" w:semiHidden="0" w:uiPriority="0" w:unhideWhenUsed="0"/>
+    <w:lsdException w:name="index 3" w:semiHidden="0" w:uiPriority="0" w:unhideWhenUsed="0"/>
+    <w:lsdException w:name="index 4" w:semiHidden="0" w:uiPriority="0" w:unhideWhenUsed="0"/>
+    <w:lsdException w:name="index 5" w:semiHidden="0" w:uiPriority="0" w:unhideWhenUsed="0"/>
+    <w:lsdException w:name="index 6" w:semiHidden="0" w:uiPriority="0" w:unhideWhenUsed="0"/>
+    <w:lsdException w:name="index 7" w:semiHidden="0" w:uiPriority="0" w:unhideWhenUsed="0"/>
+    <w:lsdException w:name="index 8" w:semiHidden="0" w:uiPriority="0" w:unhideWhenUsed="0"/>
+    <w:lsdException w:name="index 9" w:semiHidden="0" w:uiPriority="0" w:unhideWhenUsed="0"/>
+    <w:lsdException w:name="toc 1" w:semiHidden="0" w:uiPriority="0" w:unhideWhenUsed="0" w:qFormat="1"/>
+    <w:lsdException w:name="toc 2" w:semiHidden="0" w:uiPriority="0" w:unhideWhenUsed="0" w:qFormat="1"/>
+    <w:lsdException w:name="toc 3" w:semiHidden="0" w:uiPriority="0" w:unhideWhenUsed="0" w:qFormat="1"/>
+    <w:lsdException w:name="toc 4" w:semiHidden="0" w:uiPriority="0" w:unhideWhenUsed="0"/>
+    <w:lsdException w:name="toc 5" w:semiHidden="0" w:uiPriority="0" w:unhideWhenUsed="0"/>
+    <w:lsdException w:name="toc 6" w:semiHidden="0" w:uiPriority="0" w:unhideWhenUsed="0"/>
+    <w:lsdException w:name="toc 7" w:semiHidden="0" w:uiPriority="0" w:unhideWhenUsed="0"/>
+    <w:lsdException w:name="toc 8" w:semiHidden="0" w:uiPriority="0" w:unhideWhenUsed="0"/>
+    <w:lsdException w:name="toc 9" w:semiHidden="0" w:uiPriority="0" w:unhideWhenUsed="0"/>
+    <w:lsdException w:name="Normal Indent" w:semiHidden="0" w:uiPriority="0" w:unhideWhenUsed="0"/>
+    <w:lsdException w:name="footnote text" w:semiHidden="0" w:uiPriority="0" w:unhideWhenUsed="0"/>
+    <w:lsdException w:name="annotation text" w:semiHidden="0" w:uiPriority="0" w:unhideWhenUsed="0" w:qFormat="1"/>
+    <w:lsdException w:name="header" w:semiHidden="0" w:uiPriority="0" w:unhideWhenUsed="0" w:qFormat="1"/>
+    <w:lsdException w:name="footer" w:semiHidden="0" w:uiPriority="0" w:unhideWhenUsed="0" w:qFormat="1"/>
+    <w:lsdException w:name="index heading" w:semiHidden="0" w:uiPriority="0" w:unhideWhenUsed="0"/>
+    <w:lsdException w:name="caption" w:uiPriority="0" w:qFormat="1"/>
+    <w:lsdException w:name="table of figures" w:semiHidden="0" w:uiPriority="0" w:unhideWhenUsed="0"/>
+    <w:lsdException w:name="envelope address" w:semiHidden="0" w:uiPriority="0" w:unhideWhenUsed="0"/>
+    <w:lsdException w:name="envelope return" w:semiHidden="0" w:uiPriority="0" w:unhideWhenUsed="0"/>
+    <w:lsdException w:name="footnote reference" w:semiHidden="0" w:uiPriority="0" w:unhideWhenUsed="0"/>
+    <w:lsdException w:name="annotation reference" w:semiHidden="0" w:uiPriority="0" w:unhideWhenUsed="0"/>
+    <w:lsdException w:name="line number" w:semiHidden="0" w:uiPriority="0" w:unhideWhenUsed="0"/>
+    <w:lsdException w:name="page number" w:semiHidden="0" w:uiPriority="0" w:unhideWhenUsed="0"/>
+    <w:lsdException w:name="endnote reference" w:semiHidden="0" w:uiPriority="0" w:unhideWhenUsed="0"/>
+    <w:lsdException w:name="endnote text" w:semiHidden="0" w:uiPriority="0" w:unhideWhenUsed="0"/>
+    <w:lsdException w:name="table of authorities" w:semiHidden="0" w:uiPriority="0" w:unhideWhenUsed="0"/>
+    <w:lsdException w:name="macro" w:semiHidden="0" w:uiPriority="0" w:unhideWhenUsed="0"/>
+    <w:lsdException w:name="toa heading" w:semiHidden="0" w:uiPriority="0" w:unhideWhenUsed="0"/>
+    <w:lsdException w:name="List" w:semiHidden="0" w:uiPriority="0" w:unhideWhenUsed="0"/>
+    <w:lsdException w:name="List Bullet" w:semiHidden="0" w:uiPriority="0" w:unhideWhenUsed="0"/>
+    <w:lsdException w:name="List Number" w:semiHidden="0" w:uiPriority="0" w:unhideWhenUsed="0"/>
+    <w:lsdException w:name="List 2" w:semiHidden="0" w:uiPriority="0" w:unhideWhenUsed="0"/>
+    <w:lsdException w:name="List 3" w:semiHidden="0" w:uiPriority="0" w:unhideWhenUsed="0"/>
+    <w:lsdException w:name="List 4" w:semiHidden="0" w:uiPriority="0" w:unhideWhenUsed="0"/>
+    <w:lsdException w:name="List 5" w:semiHidden="0" w:uiPriority="0" w:unhideWhenUsed="0"/>
+    <w:lsdException w:name="List Bullet 2" w:semiHidden="0" w:uiPriority="0" w:unhideWhenUsed="0"/>
+    <w:lsdException w:name="List Bullet 3" w:semiHidden="0" w:uiPriority="0" w:unhideWhenUsed="0"/>
+    <w:lsdException w:name="List Bullet 4" w:semiHidden="0" w:uiPriority="0" w:unhideWhenUsed="0"/>
+    <w:lsdException w:name="List Bullet 5" w:semiHidden="0" w:uiPriority="0" w:unhideWhenUsed="0"/>
+    <w:lsdException w:name="List Number 2" w:semiHidden="0" w:uiPriority="0" w:unhideWhenUsed="0"/>
+    <w:lsdException w:name="List Number 3" w:semiHidden="0" w:uiPriority="0" w:unhideWhenUsed="0"/>
+    <w:lsdException w:name="List Number 4" w:semiHidden="0" w:uiPriority="0" w:unhideWhenUsed="0"/>
+    <w:lsdException w:name="List Number 5" w:semiHidden="0" w:uiPriority="0" w:unhideWhenUsed="0"/>
+    <w:lsdException w:name="Title" w:semiHidden="0" w:uiPriority="0" w:unhideWhenUsed="0" w:qFormat="1"/>
+    <w:lsdException w:name="Closing" w:semiHidden="0" w:uiPriority="0" w:unhideWhenUsed="0"/>
+    <w:lsdException w:name="Signature" w:semiHidden="0" w:uiPriority="0" w:unhideWhenUsed="0"/>
+    <w:lsdException w:name="Default Paragraph Font" w:uiPriority="0" w:unhideWhenUsed="0" w:qFormat="1"/>
+    <w:lsdException w:name="Body Text" w:uiPriority="0" w:unhideWhenUsed="0" w:qFormat="1"/>
+    <w:lsdException w:name="Body Text Indent" w:semiHidden="0" w:uiPriority="0" w:unhideWhenUsed="0"/>
+    <w:lsdException w:name="List Continue" w:semiHidden="0" w:uiPriority="0" w:unhideWhenUsed="0"/>
+    <w:lsdException w:name="List Continue 2" w:semiHidden="0" w:uiPriority="0" w:unhideWhenUsed="0"/>
+    <w:lsdException w:name="List Continue 3" w:semiHidden="0" w:uiPriority="0" w:unhideWhenUsed="0"/>
+    <w:lsdException w:name="List Continue 4" w:semiHidden="0" w:uiPriority="0" w:unhideWhenUsed="0"/>
+    <w:lsdException w:name="List Continue 5" w:semiHidden="0" w:uiPriority="0" w:unhideWhenUsed="0"/>
+    <w:lsdException w:name="Message Header" w:semiHidden="0" w:uiPriority="0" w:unhideWhenUsed="0"/>
+    <w:lsdException w:name="Subtitle" w:semiHidden="0" w:uiPriority="0" w:unhideWhenUsed="0" w:qFormat="1"/>
+    <w:lsdException w:name="Salutation" w:semiHidden="0" w:uiPriority="0" w:unhideWhenUsed="0"/>
+    <w:lsdException w:name="Date" w:semiHidden="0" w:uiPriority="0" w:unhideWhenUsed="0"/>
+    <w:lsdException w:name="Body Text First Indent" w:semiHidden="0" w:uiPriority="0" w:unhideWhenUsed="0"/>
+    <w:lsdException w:name="Body Text First Indent 2" w:semiHidden="0" w:uiPriority="0" w:unhideWhenUsed="0"/>
+    <w:lsdException w:name="Body Text 2" w:semiHidden="0" w:uiPriority="0" w:unhideWhenUsed="0"/>
+    <w:lsdException w:name="Body Text 3" w:semiHidden="0" w:uiPriority="0" w:unhideWhenUsed="0"/>
+    <w:lsdException w:name="Body Text Indent 2" w:semiHidden="0" w:uiPriority="0" w:unhideWhenUsed="0"/>
+    <w:lsdException w:name="Body Text Indent 3" w:semiHidden="0" w:uiPriority="0" w:unhideWhenUsed="0"/>
+    <w:lsdException w:name="Block Text" w:semiHidden="0" w:uiPriority="0" w:unhideWhenUsed="0"/>
+    <w:lsdException w:name="Hyperlink" w:semiHidden="0" w:uiPriority="0" w:unhideWhenUsed="0"/>
+    <w:lsdException w:name="FollowedHyperlink" w:semiHidden="0" w:uiPriority="0" w:unhideWhenUsed="0"/>
+    <w:lsdException w:name="Strong" w:semiHidden="0" w:uiPriority="0" w:unhideWhenUsed="0" w:qFormat="1"/>
+    <w:lsdException w:name="Emphasis" w:semiHidden="0" w:uiPriority="0" w:unhideWhenUsed="0" w:qFormat="1"/>
+    <w:lsdException w:name="Document Map" w:semiHidden="0" w:uiPriority="0" w:unhideWhenUsed="0"/>
+    <w:lsdException w:name="Plain Text" w:semiHidden="0" w:uiPriority="0" w:unhideWhenUsed="0"/>
+    <w:lsdException w:name="E-mail Signature" w:semiHidden="0" w:uiPriority="0" w:unhideWhenUsed="0"/>
+    <w:lsdException w:name="Normal (Web)" w:semiHidden="0" w:uiPriority="0" w:unhideWhenUsed="0" w:qFormat="1"/>
+    <w:lsdException w:name="HTML Acronym" w:semiHidden="0" w:uiPriority="0" w:unhideWhenUsed="0"/>
+    <w:lsdException w:name="HTML Address" w:semiHidden="0" w:uiPriority="0" w:unhideWhenUsed="0"/>
+    <w:lsdException w:name="HTML Cite" w:semiHidden="0" w:uiPriority="0" w:unhideWhenUsed="0"/>
+    <w:lsdException w:name="HTML Code" w:semiHidden="0" w:uiPriority="0" w:unhideWhenUsed="0"/>
+    <w:lsdException w:name="HTML Definition" w:semiHidden="0" w:uiPriority="0" w:unhideWhenUsed="0"/>
+    <w:lsdException w:name="HTML Keyboard" w:semiHidden="0" w:uiPriority="0" w:unhideWhenUsed="0"/>
+    <w:lsdException w:name="HTML Preformatted" w:semiHidden="0" w:uiPriority="0" w:unhideWhenUsed="0"/>
+    <w:lsdException w:name="HTML Sample" w:semiHidden="0" w:uiPriority="0" w:unhideWhenUsed="0"/>
+    <w:lsdException w:name="HTML Typewriter" w:semiHidden="0" w:uiPriority="0" w:unhideWhenUsed="0"/>
+    <w:lsdException w:name="HTML Variable" w:semiHidden="0" w:uiPriority="0" w:unhideWhenUsed="0"/>
+    <w:lsdException w:name="Normal Table" w:uiPriority="0" w:unhideWhenUsed="0" w:qFormat="1"/>
+    <w:lsdException w:name="annotation subject" w:semiHidden="0" w:uiPriority="0" w:unhideWhenUsed="0"/>
+    <w:lsdException w:name="Table Simple 1" w:semiHidden="0" w:uiPriority="0" w:unhideWhenUsed="0"/>
+    <w:lsdException w:name="Table Simple 2" w:semiHidden="0" w:uiPriority="0" w:unhideWhenUsed="0"/>
+    <w:lsdException w:name="Table Simple 3" w:semiHidden="0" w:uiPriority="0" w:unhideWhenUsed="0"/>
+    <w:lsdException w:name="Table Classic 1" w:semiHidden="0" w:uiPriority="0" w:unhideWhenUsed="0"/>
+    <w:lsdException w:name="Table Classic 2" w:semiHidden="0" w:uiPriority="0" w:unhideWhenUsed="0"/>
+    <w:lsdException w:name="Table Classic 3" w:semiHidden="0" w:uiPriority="0" w:unhideWhenUsed="0"/>
+    <w:lsdException w:name="Table Classic 4" w:semiHidden="0" w:uiPriority="0" w:unhideWhenUsed="0"/>
+    <w:lsdException w:name="Table Colorful 1" w:semiHidden="0" w:uiPriority="0" w:unhideWhenUsed="0"/>
+    <w:lsdException w:name="Table Colorful 2" w:semiHidden="0" w:uiPriority="0" w:unhideWhenUsed="0"/>
+    <w:lsdException w:name="Table Colorful 3" w:semiHidden="0" w:uiPriority="0" w:unhideWhenUsed="0"/>
+    <w:lsdException w:name="Table Columns 1" w:semiHidden="0" w:uiPriority="0" w:unhideWhenUsed="0"/>
+    <w:lsdException w:name="Table Columns 2" w:semiHidden="0" w:uiPriority="0" w:unhideWhenUsed="0"/>
+    <w:lsdException w:name="Table Columns 3" w:semiHidden="0" w:uiPriority="0" w:unhideWhenUsed="0"/>
+    <w:lsdException w:name="Table Columns 4" w:semiHidden="0" w:uiPriority="0" w:unhideWhenUsed="0"/>
+    <w:lsdException w:name="Table Columns 5" w:semiHidden="0" w:uiPriority="0" w:unhideWhenUsed="0"/>
+    <w:lsdException w:name="Table Grid 1" w:semiHidden="0" w:uiPriority="0" w:unhideWhenUsed="0"/>
+    <w:lsdException w:name="Table Grid 2" w:semiHidden="0" w:uiPriority="0" w:unhideWhenUsed="0"/>
+    <w:lsdException w:name="Table Grid 3" w:semiHidden="0" w:uiPriority="0" w:unhideWhenUsed="0"/>
+    <w:lsdException w:name="Table Grid 4" w:semiHidden="0" w:uiPriority="0" w:unhideWhenUsed="0"/>
+    <w:lsdException w:name="Table Grid 5" w:semiHidden="0" w:uiPriority="0" w:unhideWhenUsed="0"/>
+    <w:lsdException w:name="Table Grid 6" w:semiHidden="0" w:uiPriority="0" w:unhideWhenUsed="0"/>
+    <w:lsdException w:name="Table Grid 7" w:semiHidden="0" w:uiPriority="0" w:unhideWhenUsed="0"/>
+    <w:lsdException w:name="Table Grid 8" w:semiHidden="0" w:uiPriority="0" w:unhideWhenUsed="0"/>
+    <w:lsdException w:name="Table List 1" w:semiHidden="0" w:uiPriority="0" w:unhideWhenUsed="0"/>
+    <w:lsdException w:name="Table List 2" w:semiHidden="0" w:uiPriority="0" w:unhideWhenUsed="0"/>
+    <w:lsdException w:name="Table List 3" w:semiHidden="0" w:uiPriority="0" w:unhideWhenUsed="0"/>
+    <w:lsdException w:name="Table List 4" w:semiHidden="0" w:uiPriority="0" w:unhideWhenUsed="0"/>
+    <w:lsdException w:name="Table List 5" w:semiHidden="0" w:uiPriority="0" w:unhideWhenUsed="0"/>
+    <w:lsdException w:name="Table List 6" w:semiHidden="0" w:uiPriority="0" w:unhideWhenUsed="0"/>
+    <w:lsdException w:name="Table List 7" w:semiHidden="0" w:uiPriority="0" w:unhideWhenUsed="0"/>
+    <w:lsdException w:name="Table List 8" w:semiHidden="0" w:uiPriority="0" w:unhideWhenUsed="0"/>
+    <w:lsdException w:name="Table 3D effects 1" w:semiHidden="0" w:uiPriority="0" w:unhideWhenUsed="0"/>
+    <w:lsdException w:name="Table 3D effects 2" w:semiHidden="0" w:uiPriority="0" w:unhideWhenUsed="0"/>
+    <w:lsdException w:name="Table 3D effects 3" w:semiHidden="0" w:uiPriority="0" w:unhideWhenUsed="0"/>
+    <w:lsdException w:name="Table Contemporary" w:semiHidden="0" w:uiPriority="0" w:unhideWhenUsed="0"/>
+    <w:lsdException w:name="Table Elegant" w:semiHidden="0" w:uiPriority="0" w:unhideWhenUsed="0"/>
+    <w:lsdException w:name="Table Professional" w:semiHidden="0" w:uiPriority="0" w:unhideWhenUsed="0"/>
+    <w:lsdException w:name="Table Subtle 1" w:semiHidden="0" w:uiPriority="0" w:unhideWhenUsed="0"/>
+    <w:lsdException w:name="Table Subtle 2" w:semiHidden="0" w:uiPriority="0" w:unhideWhenUsed="0"/>
+    <w:lsdException w:name="Table Web 1" w:semiHidden="0" w:uiPriority="0" w:unhideWhenUsed="0"/>
+    <w:lsdException w:name="Table Web 2" w:semiHidden="0" w:uiPriority="0" w:unhideWhenUsed="0"/>
+    <w:lsdException w:name="Table Web 3" w:semiHidden="0" w:uiPriority="0" w:unhideWhenUsed="0"/>
+    <w:lsdException w:name="Balloon Text" w:semiHidden="0" w:uiPriority="0" w:unhideWhenUsed="0"/>
+    <w:lsdException w:name="Table Grid" w:semiHidden="0" w:uiPriority="0" w:unhideWhenUsed="0" w:qFormat="1"/>
+    <w:lsdException w:name="Table Theme" w:semiHidden="0" w:uiPriority="0" w:unhideWhenUsed="0"/>
+    <w:lsdException w:name="Light Shading" w:semiHidden="0" w:uiPriority="60" w:unhideWhenUsed="0"/>
+    <w:lsdException w:name="Light List" w:semiHidden="0" w:uiPriority="61" w:unhideWhenUsed="0"/>
+    <w:lsdException w:name="Light Grid" w:semiHidden="0" w:uiPriority="62" w:unhideWhenUsed="0"/>
+    <w:lsdException w:name="Medium Shading 1" w:semiHidden="0" w:uiPriority="63" w:unhideWhenUsed="0"/>
+    <w:lsdException w:name="Medium Shading 2" w:semiHidden="0" w:uiPriority="64" w:unhideWhenUsed="0"/>
+    <w:lsdException w:name="Medium List 1" w:semiHidden="0" w:uiPriority="65" w:unhideWhenUsed="0"/>
+    <w:lsdException w:name="Medium List 2" w:semiHidden="0" w:uiPriority="66" w:unhideWhenUsed="0"/>
+    <w:lsdException w:name="Medium Grid 1" w:semiHidden="0" w:uiPriority="67" w:unhideWhenUsed="0"/>
+    <w:lsdException w:name="Medium Grid 2" w:semiHidden="0" w:uiPriority="68" w:unhideWhenUsed="0"/>
+    <w:lsdException w:name="Medium Grid 3" w:semiHidden="0" w:uiPriority="69" w:unhideWhenUsed="0"/>
+    <w:lsdException w:name="Dark List" w:semiHidden="0" w:uiPriority="70" w:unhideWhenUsed="0"/>
+    <w:lsdException w:name="Colorful Shading" w:semiHidden="0" w:uiPriority="71" w:unhideWhenUsed="0"/>
+    <w:lsdException w:name="Colorful List" w:semiHidden="0" w:uiPriority="72" w:unhideWhenUsed="0"/>
+    <w:lsdException w:name="Colorful Grid" w:semiHidden="0" w:uiPriority="73" w:unhideWhenUsed="0"/>
+    <w:lsdException w:name="Light Shading Accent 1" w:semiHidden="0" w:uiPriority="60" w:unhideWhenUsed="0"/>
+    <w:lsdException w:name="Light List Accent 1" w:semiHidden="0" w:uiPriority="61" w:unhideWhenUsed="0"/>
+    <w:lsdException w:name="Light Grid Accent 1" w:semiHidden="0" w:uiPriority="62" w:unhideWhenUsed="0"/>
+    <w:lsdException w:name="Medium Shading 1 Accent 1" w:semiHidden="0" w:uiPriority="63" w:unhideWhenUsed="0"/>
+    <w:lsdException w:name="Medium Shading 2 Accent 1" w:semiHidden="0" w:uiPriority="64" w:unhideWhenUsed="0"/>
+    <w:lsdException w:name="Medium List 1 Accent 1" w:semiHidden="0" w:uiPriority="65" w:unhideWhenUsed="0"/>
+    <w:lsdException w:name="Medium List 2 Accent 1" w:semiHidden="0" w:uiPriority="66" w:unhideWhenUsed="0"/>
+    <w:lsdException w:name="Medium Grid 1 Accent 1" w:semiHidden="0" w:uiPriority="67" w:unhideWhenUsed="0"/>
+    <w:lsdException w:name="Medium Grid 2 Accent 1" w:semiHidden="0" w:uiPriority="68" w:unhideWhenUsed="0"/>
+    <w:lsdException w:name="Medium Grid 3 Accent 1" w:semiHidden="0" w:uiPriority="69" w:unhideWhenUsed="0"/>
+    <w:lsdException w:name="Dark List Accent 1" w:semiHidden="0" w:uiPriority="70" w:unhideWhenUsed="0"/>
+    <w:lsdException w:name="Colorful Shading Accent 1" w:semiHidden="0" w:uiPriority="71" w:unhideWhenUsed="0"/>
+    <w:lsdException w:name="Colorful List Accent 1" w:semiHidden="0" w:uiPriority="72" w:unhideWhenUsed="0"/>
+    <w:lsdException w:name="Colorful Grid Accent 1" w:semiHidden="0" w:uiPriority="73" w:unhideWhenUsed="0"/>
+    <w:lsdException w:name="Light Shading Accent 2" w:semiHidden="0" w:uiPriority="60" w:unhideWhenUsed="0"/>
+    <w:lsdException w:name="Light List Accent 2" w:semiHidden="0" w:uiPriority="61" w:unhideWhenUsed="0"/>
+    <w:lsdException w:name="Light Grid Accent 2" w:semiHidden="0" w:uiPriority="62" w:unhideWhenUsed="0"/>
+    <w:lsdException w:name="Medium Shading 1 Accent 2" w:semiHidden="0" w:uiPriority="63" w:unhideWhenUsed="0"/>
+    <w:lsdException w:name="Medium Shading 2 Accent 2" w:semiHidden="0" w:uiPriority="64" w:unhideWhenUsed="0"/>
+    <w:lsdException w:name="Medium List 1 Accent 2" w:semiHidden="0" w:uiPriority="65" w:unhideWhenUsed="0"/>
+    <w:lsdException w:name="Medium List 2 Accent 2" w:semiHidden="0" w:uiPriority="66" w:unhideWhenUsed="0"/>
+    <w:lsdException w:name="Medium Grid 1 Accent 2" w:semiHidden="0" w:uiPriority="67" w:unhideWhenUsed="0"/>
+    <w:lsdException w:name="Medium Grid 2 Accent 2" w:semiHidden="0" w:uiPriority="68" w:unhideWhenUsed="0"/>
+    <w:lsdException w:name="Medium Grid 3 Accent 2" w:semiHidden="0" w:uiPriority="69" w:unhideWhenUsed="0"/>
+    <w:lsdException w:name="Dark List Accent 2" w:semiHidden="0" w:uiPriority="70" w:unhideWhenUsed="0"/>
+    <w:lsdException w:name="Colorful Shading Accent 2" w:semiHidden="0" w:uiPriority="71" w:unhideWhenUsed="0"/>
+    <w:lsdException w:name="Colorful List Accent 2" w:semiHidden="0" w:uiPriority="72" w:unhideWhenUsed="0"/>
+    <w:lsdException w:name="Colorful Grid Accent 2" w:semiHidden="0" w:uiPriority="73" w:unhideWhenUsed="0"/>
+    <w:lsdException w:name="Light Shading Accent 3" w:semiHidden="0" w:uiPriority="60" w:unhideWhenUsed="0"/>
+    <w:lsdException w:name="Light List Accent 3" w:semiHidden="0" w:uiPriority="61" w:unhideWhenUsed="0"/>
+    <w:lsdException w:name="Light Grid Accent 3" w:semiHidden="0" w:uiPriority="62" w:unhideWhenUsed="0"/>
+    <w:lsdException w:name="Medium Shading 1 Accent 3" w:semiHidden="0" w:uiPriority="63" w:unhideWhenUsed="0"/>
+    <w:lsdException w:name="Medium Shading 2 Accent 3" w:semiHidden="0" w:uiPriority="64" w:unhideWhenUsed="0"/>
+    <w:lsdException w:name="Medium List 1 Accent 3" w:semiHidden="0" w:uiPriority="65" w:unhideWhenUsed="0"/>
+    <w:lsdException w:name="Medium List 2 Accent 3" w:semiHidden="0" w:uiPriority="66" w:unhideWhenUsed="0"/>
+    <w:lsdException w:name="Medium Grid 1 Accent 3" w:semiHidden="0" w:uiPriority="67" w:unhideWhenUsed="0"/>
+    <w:lsdException w:name="Medium Grid 2 Accent 3" w:semiHidden="0" w:uiPriority="68" w:unhideWhenUsed="0"/>
+    <w:lsdException w:name="Medium Grid 3 Accent 3" w:semiHidden="0" w:uiPriority="69" w:unhideWhenUsed="0"/>
+    <w:lsdException w:name="Dark List Accent 3" w:semiHidden="0" w:uiPriority="70" w:unhideWhenUsed="0"/>
+    <w:lsdException w:name="Colorful Shading Accent 3" w:semiHidden="0" w:uiPriority="71" w:unhideWhenUsed="0"/>
+    <w:lsdException w:name="Colorful List Accent 3" w:semiHidden="0" w:uiPriority="72" w:unhideWhenUsed="0"/>
+    <w:lsdException w:name="Colorful Grid Accent 3" w:semiHidden="0" w:uiPriority="73" w:unhideWhenUsed="0"/>
+    <w:lsdException w:name="Light Shading Accent 4" w:semiHidden="0" w:uiPriority="60" w:unhideWhenUsed="0"/>
+    <w:lsdException w:name="Light List Accent 4" w:semiHidden="0" w:uiPriority="61" w:unhideWhenUsed="0"/>
+    <w:lsdException w:name="Light Grid Accent 4" w:semiHidden="0" w:uiPriority="62" w:unhideWhenUsed="0"/>
+    <w:lsdException w:name="Medium Shading 1 Accent 4" w:semiHidden="0" w:uiPriority="63" w:unhideWhenUsed="0"/>
+    <w:lsdException w:name="Medium Shading 2 Accent 4" w:semiHidden="0" w:uiPriority="64" w:unhideWhenUsed="0"/>
+    <w:lsdException w:name="Medium List 1 Accent 4" w:semiHidden="0" w:uiPriority="65" w:unhideWhenUsed="0"/>
+    <w:lsdException w:name="Medium List 2 Accent 4" w:semiHidden="0" w:uiPriority="66" w:unhideWhenUsed="0"/>
+    <w:lsdException w:name="Medium Grid 1 Accent 4" w:semiHidden="0" w:uiPriority="67" w:unhideWhenUsed="0"/>
+    <w:lsdException w:name="Medium Grid 2 Accent 4" w:semiHidden="0" w:uiPriority="68" w:unhideWhenUsed="0"/>
+    <w:lsdException w:name="Medium Grid 3 Accent 4" w:semiHidden="0" w:uiPriority="69" w:unhideWhenUsed="0"/>
+    <w:lsdException w:name="Dark List Accent 4" w:semiHidden="0" w:uiPriority="70" w:unhideWhenUsed="0"/>
+    <w:lsdException w:name="Colorful Shading Accent 4" w:semiHidden="0" w:uiPriority="71" w:unhideWhenUsed="0"/>
+    <w:lsdException w:name="Colorful List Accent 4" w:semiHidden="0" w:uiPriority="72" w:unhideWhenUsed="0"/>
+    <w:lsdException w:name="Colorful Grid Accent 4" w:semiHidden="0" w:uiPriority="73" w:unhideWhenUsed="0"/>
+    <w:lsdException w:name="Light Shading Accent 5" w:semiHidden="0" w:uiPriority="60" w:unhideWhenUsed="0"/>
+    <w:lsdException w:name="Light List Accent 5" w:semiHidden="0" w:uiPriority="61" w:unhideWhenUsed="0"/>
+    <w:lsdException w:name="Light Grid Accent 5" w:semiHidden="0" w:uiPriority="62" w:unhideWhenUsed="0"/>
+    <w:lsdException w:name="Medium Shading 1 Accent 5" w:semiHidden="0" w:uiPriority="63" w:unhideWhenUsed="0"/>
+    <w:lsdException w:name="Medium Shading 2 Accent 5" w:semiHidden="0" w:uiPriority="64" w:unhideWhenUsed="0"/>
+    <w:lsdException w:name="Medium List 1 Accent 5" w:semiHidden="0" w:uiPriority="65" w:unhideWhenUsed="0"/>
+    <w:lsdException w:name="Medium List 2 Accent 5" w:semiHidden="0" w:uiPriority="66" w:unhideWhenUsed="0"/>
+    <w:lsdException w:name="Medium Grid 1 Accent 5" w:semiHidden="0" w:uiPriority="67" w:unhideWhenUsed="0"/>
+    <w:lsdException w:name="Medium Grid 2 Accent 5" w:semiHidden="0" w:uiPriority="68" w:unhideWhenUsed="0"/>
+    <w:lsdException w:name="Medium Grid 3 Accent 5" w:semiHidden="0" w:uiPriority="69" w:unhideWhenUsed="0"/>
+    <w:lsdException w:name="Dark List Accent 5" w:semiHidden="0" w:uiPriority="70" w:unhideWhenUsed="0"/>
+    <w:lsdException w:name="Colorful Shading Accent 5" w:semiHidden="0" w:uiPriority="71" w:unhideWhenUsed="0"/>
+    <w:lsdException w:name="Colorful List Accent 5" w:semiHidden="0" w:uiPriority="72" w:unhideWhenUsed="0"/>
+    <w:lsdException w:name="Colorful Grid Accent 5" w:semiHidden="0" w:uiPriority="73" w:unhideWhenUsed="0"/>
+    <w:lsdException w:name="Light Shading Accent 6" w:semiHidden="0" w:uiPriority="60" w:unhideWhenUsed="0"/>
+    <w:lsdException w:name="Light List Accent 6" w:semiHidden="0" w:uiPriority="61" w:unhideWhenUsed="0"/>
+    <w:lsdException w:name="Light Grid Accent 6" w:semiHidden="0" w:uiPriority="62" w:unhideWhenUsed="0"/>
+    <w:lsdException w:name="Medium Shading 1 Accent 6" w:semiHidden="0" w:uiPriority="63" w:unhideWhenUsed="0"/>
+    <w:lsdException w:name="Medium Shading 2 Accent 6" w:semiHidden="0" w:uiPriority="64" w:unhideWhenUsed="0"/>
+    <w:lsdException w:name="Medium List 1 Accent 6" w:semiHidden="0" w:uiPriority="65" w:unhideWhenUsed="0"/>
+    <w:lsdException w:name="Medium List 2 Accent 6" w:semiHidden="0" w:uiPriority="66" w:unhideWhenUsed="0"/>
+    <w:lsdException w:name="Medium Grid 1 Accent 6" w:semiHidden="0" w:uiPriority="67" w:unhideWhenUsed="0"/>
+    <w:lsdException w:name="Medium Grid 2 Accent 6" w:semiHidden="0" w:uiPriority="68" w:unhideWhenUsed="0"/>
+    <w:lsdException w:name="Medium Grid 3 Accent 6" w:semiHidden="0" w:uiPriority="69" w:unhideWhenUsed="0"/>
+    <w:lsdException w:name="Dark List Accent 6" w:semiHidden="0" w:uiPriority="70" w:unhideWhenUsed="0"/>
+    <w:lsdException w:name="Colorful Shading Accent 6" w:semiHidden="0" w:uiPriority="71" w:unhideWhenUsed="0"/>
+    <w:lsdException w:name="Colorful List Accent 6" w:semiHidden="0" w:uiPriority="72" w:unhideWhenUsed="0"/>
+    <w:lsdException w:name="Colorful Grid Accent 6" w:semiHidden="0" w:uiPriority="73" w:unhideWhenUsed="0"/>
   </w:latentStyles>
-  <w:style w:type="paragraph" w:default="1" w:styleId="1">
+  <w:style w:type="paragraph" w:default="1" w:styleId="Normal">
     <w:name w:val="Normal"/>
     <w:qFormat/>
-    <w:uiPriority w:val="0"/>
     <w:pPr>
       <w:kinsoku w:val="0"/>
       <w:autoSpaceDE w:val="0"/>
@@ -6812,7 +6712,7 @@
       <w:textAlignment w:val="baseline"/>
     </w:pPr>
     <w:rPr>
-      <w:rFonts w:ascii="Arial" w:hAnsi="Arial" w:eastAsia="宋体" w:cs="Arial"/>
+      <w:rFonts w:ascii="Arial" w:eastAsia="宋体" w:hAnsi="Arial" w:cs="Arial"/>
       <w:snapToGrid w:val="0"/>
       <w:color w:val="000000"/>
       <w:kern w:val="0"/>
@@ -6821,12 +6721,11 @@
       <w:lang w:val="en-US" w:eastAsia="en-US" w:bidi="ar-SA"/>
     </w:rPr>
   </w:style>
-  <w:style w:type="paragraph" w:styleId="2">
+  <w:style w:type="paragraph" w:styleId="Heading1">
     <w:name w:val="heading 1"/>
-    <w:basedOn w:val="1"/>
-    <w:next w:val="1"/>
+    <w:basedOn w:val="Normal"/>
+    <w:next w:val="Normal"/>
     <w:qFormat/>
-    <w:uiPriority w:val="0"/>
     <w:pPr>
       <w:keepNext/>
       <w:keepLines/>
@@ -6844,13 +6743,12 @@
       <w:sz w:val="44"/>
     </w:rPr>
   </w:style>
-  <w:style w:type="paragraph" w:styleId="3">
+  <w:style w:type="paragraph" w:styleId="Heading2">
     <w:name w:val="heading 2"/>
-    <w:basedOn w:val="1"/>
-    <w:next w:val="1"/>
+    <w:basedOn w:val="Normal"/>
+    <w:next w:val="Normal"/>
     <w:unhideWhenUsed/>
     <w:qFormat/>
-    <w:uiPriority w:val="0"/>
     <w:pPr>
       <w:keepNext/>
       <w:keepLines/>
@@ -6863,19 +6761,18 @@
       <w:outlineLvl w:val="1"/>
     </w:pPr>
     <w:rPr>
-      <w:rFonts w:ascii="Arial" w:hAnsi="Arial" w:eastAsia="黑体"/>
+      <w:rFonts w:ascii="Arial" w:eastAsia="黑体" w:hAnsi="Arial"/>
       <w:b/>
       <w:sz w:val="32"/>
     </w:rPr>
   </w:style>
-  <w:style w:type="paragraph" w:styleId="4">
+  <w:style w:type="paragraph" w:styleId="Heading3">
     <w:name w:val="heading 3"/>
-    <w:basedOn w:val="1"/>
-    <w:next w:val="1"/>
+    <w:basedOn w:val="Normal"/>
+    <w:next w:val="Normal"/>
     <w:semiHidden/>
     <w:unhideWhenUsed/>
     <w:qFormat/>
-    <w:uiPriority w:val="0"/>
     <w:pPr>
       <w:keepNext/>
       <w:keepLines/>
@@ -6892,13 +6789,12 @@
       <w:sz w:val="32"/>
     </w:rPr>
   </w:style>
-  <w:style w:type="paragraph" w:styleId="5">
+  <w:style w:type="paragraph" w:styleId="Heading4">
     <w:name w:val="heading 4"/>
-    <w:basedOn w:val="1"/>
-    <w:next w:val="1"/>
+    <w:basedOn w:val="Normal"/>
+    <w:next w:val="Normal"/>
     <w:unhideWhenUsed/>
     <w:qFormat/>
-    <w:uiPriority w:val="0"/>
     <w:pPr>
       <w:keepNext/>
       <w:keepLines/>
@@ -6911,19 +6807,18 @@
       <w:outlineLvl w:val="3"/>
     </w:pPr>
     <w:rPr>
-      <w:rFonts w:ascii="Arial" w:hAnsi="Arial" w:eastAsia="黑体"/>
+      <w:rFonts w:ascii="Arial" w:eastAsia="黑体" w:hAnsi="Arial"/>
       <w:b/>
       <w:sz w:val="28"/>
     </w:rPr>
   </w:style>
-  <w:style w:type="paragraph" w:styleId="6">
+  <w:style w:type="paragraph" w:styleId="Heading5">
     <w:name w:val="heading 5"/>
-    <w:basedOn w:val="1"/>
-    <w:next w:val="1"/>
+    <w:basedOn w:val="Normal"/>
+    <w:next w:val="Normal"/>
     <w:semiHidden/>
     <w:unhideWhenUsed/>
     <w:qFormat/>
-    <w:uiPriority w:val="0"/>
     <w:pPr>
       <w:keepNext/>
       <w:keepLines/>
@@ -6940,14 +6835,13 @@
       <w:sz w:val="28"/>
     </w:rPr>
   </w:style>
-  <w:style w:type="paragraph" w:styleId="7">
+  <w:style w:type="paragraph" w:styleId="Heading6">
     <w:name w:val="heading 6"/>
-    <w:basedOn w:val="1"/>
-    <w:next w:val="1"/>
+    <w:basedOn w:val="Normal"/>
+    <w:next w:val="Normal"/>
     <w:semiHidden/>
     <w:unhideWhenUsed/>
     <w:qFormat/>
-    <w:uiPriority w:val="0"/>
     <w:pPr>
       <w:keepNext/>
       <w:keepLines/>
@@ -6960,19 +6854,18 @@
       <w:outlineLvl w:val="5"/>
     </w:pPr>
     <w:rPr>
-      <w:rFonts w:ascii="Arial" w:hAnsi="Arial" w:eastAsia="黑体"/>
+      <w:rFonts w:ascii="Arial" w:eastAsia="黑体" w:hAnsi="Arial"/>
       <w:b/>
       <w:sz w:val="24"/>
     </w:rPr>
   </w:style>
-  <w:style w:type="paragraph" w:styleId="8">
+  <w:style w:type="paragraph" w:styleId="Heading7">
     <w:name w:val="heading 7"/>
-    <w:basedOn w:val="1"/>
-    <w:next w:val="1"/>
+    <w:basedOn w:val="Normal"/>
+    <w:next w:val="Normal"/>
     <w:semiHidden/>
     <w:unhideWhenUsed/>
     <w:qFormat/>
-    <w:uiPriority w:val="0"/>
     <w:pPr>
       <w:keepNext/>
       <w:keepLines/>
@@ -6989,14 +6882,13 @@
       <w:sz w:val="24"/>
     </w:rPr>
   </w:style>
-  <w:style w:type="paragraph" w:styleId="9">
+  <w:style w:type="paragraph" w:styleId="Heading8">
     <w:name w:val="heading 8"/>
-    <w:basedOn w:val="1"/>
-    <w:next w:val="1"/>
+    <w:basedOn w:val="Normal"/>
+    <w:next w:val="Normal"/>
     <w:semiHidden/>
     <w:unhideWhenUsed/>
     <w:qFormat/>
-    <w:uiPriority w:val="0"/>
     <w:pPr>
       <w:keepNext/>
       <w:keepLines/>
@@ -7009,18 +6901,17 @@
       <w:outlineLvl w:val="7"/>
     </w:pPr>
     <w:rPr>
-      <w:rFonts w:ascii="Arial" w:hAnsi="Arial" w:eastAsia="黑体"/>
+      <w:rFonts w:ascii="Arial" w:eastAsia="黑体" w:hAnsi="Arial"/>
       <w:sz w:val="24"/>
     </w:rPr>
   </w:style>
-  <w:style w:type="paragraph" w:styleId="10">
+  <w:style w:type="paragraph" w:styleId="Heading9">
     <w:name w:val="heading 9"/>
-    <w:basedOn w:val="1"/>
-    <w:next w:val="1"/>
+    <w:basedOn w:val="Normal"/>
+    <w:next w:val="Normal"/>
     <w:semiHidden/>
     <w:unhideWhenUsed/>
     <w:qFormat/>
-    <w:uiPriority w:val="0"/>
     <w:pPr>
       <w:keepNext/>
       <w:keepLines/>
@@ -7033,21 +6924,19 @@
       <w:outlineLvl w:val="8"/>
     </w:pPr>
     <w:rPr>
-      <w:rFonts w:ascii="Arial" w:hAnsi="Arial" w:eastAsia="黑体"/>
+      <w:rFonts w:ascii="Arial" w:eastAsia="黑体" w:hAnsi="Arial"/>
       <w:sz w:val="21"/>
     </w:rPr>
   </w:style>
-  <w:style w:type="character" w:default="1" w:styleId="22">
+  <w:style w:type="character" w:default="1" w:styleId="DefaultParagraphFont">
     <w:name w:val="Default Paragraph Font"/>
     <w:semiHidden/>
     <w:qFormat/>
-    <w:uiPriority w:val="0"/>
   </w:style>
-  <w:style w:type="table" w:default="1" w:styleId="20">
+  <w:style w:type="table" w:default="1" w:styleId="TableNormal">
     <w:name w:val="Normal Table"/>
     <w:semiHidden/>
     <w:qFormat/>
-    <w:uiPriority w:val="0"/>
     <w:tblPr>
       <w:tblCellMar>
         <w:top w:w="0" w:type="dxa"/>
@@ -7057,43 +6946,39 @@
       </w:tblCellMar>
     </w:tblPr>
   </w:style>
-  <w:style w:type="paragraph" w:styleId="11">
+  <w:style w:type="paragraph" w:styleId="CommentText">
     <w:name w:val="annotation text"/>
-    <w:basedOn w:val="1"/>
+    <w:basedOn w:val="Normal"/>
     <w:qFormat/>
-    <w:uiPriority w:val="0"/>
     <w:pPr>
       <w:jc w:val="left"/>
     </w:pPr>
   </w:style>
-  <w:style w:type="paragraph" w:styleId="12">
+  <w:style w:type="paragraph" w:styleId="BodyText">
     <w:name w:val="Body Text"/>
-    <w:basedOn w:val="1"/>
+    <w:basedOn w:val="Normal"/>
     <w:semiHidden/>
     <w:qFormat/>
-    <w:uiPriority w:val="0"/>
     <w:rPr>
-      <w:rFonts w:ascii="Arial" w:hAnsi="Arial" w:eastAsia="Arial" w:cs="Arial"/>
+      <w:rFonts w:ascii="Arial" w:eastAsia="Arial" w:hAnsi="Arial" w:cs="Arial"/>
       <w:sz w:val="21"/>
       <w:szCs w:val="21"/>
       <w:lang w:val="en-US" w:eastAsia="en-US" w:bidi="ar-SA"/>
     </w:rPr>
   </w:style>
-  <w:style w:type="paragraph" w:styleId="13">
+  <w:style w:type="paragraph" w:styleId="TOC3">
     <w:name w:val="toc 3"/>
-    <w:basedOn w:val="1"/>
-    <w:next w:val="1"/>
+    <w:basedOn w:val="Normal"/>
+    <w:next w:val="Normal"/>
     <w:qFormat/>
-    <w:uiPriority w:val="0"/>
     <w:pPr>
       <w:ind w:left="840" w:leftChars="400"/>
     </w:pPr>
   </w:style>
-  <w:style w:type="paragraph" w:styleId="14">
+  <w:style w:type="paragraph" w:styleId="Footer">
     <w:name w:val="footer"/>
-    <w:basedOn w:val="1"/>
+    <w:basedOn w:val="Normal"/>
     <w:qFormat/>
-    <w:uiPriority w:val="0"/>
     <w:pPr>
       <w:tabs>
         <w:tab w:val="center" w:pos="4153"/>
@@ -7106,17 +6991,16 @@
       <w:sz w:val="18"/>
     </w:rPr>
   </w:style>
-  <w:style w:type="paragraph" w:styleId="15">
+  <w:style w:type="paragraph" w:styleId="Header">
     <w:name w:val="header"/>
-    <w:basedOn w:val="1"/>
+    <w:basedOn w:val="Normal"/>
     <w:qFormat/>
-    <w:uiPriority w:val="0"/>
     <w:pPr>
       <w:pBdr>
-        <w:top w:val="none" w:color="auto" w:sz="0" w:space="0"/>
-        <w:left w:val="none" w:color="auto" w:sz="0" w:space="0"/>
-        <w:bottom w:val="none" w:color="auto" w:sz="0" w:space="0"/>
-        <w:right w:val="none" w:color="auto" w:sz="0" w:space="0"/>
+        <w:top w:val="nil"/>
+        <w:left w:val="nil"/>
+        <w:bottom w:val="nil"/>
+        <w:right w:val="nil"/>
       </w:pBdr>
       <w:tabs>
         <w:tab w:val="center" w:pos="4153"/>
@@ -7131,41 +7015,37 @@
       <w:sz w:val="18"/>
     </w:rPr>
   </w:style>
-  <w:style w:type="paragraph" w:styleId="16">
+  <w:style w:type="paragraph" w:styleId="TOC1">
     <w:name w:val="toc 1"/>
-    <w:basedOn w:val="1"/>
-    <w:next w:val="1"/>
+    <w:basedOn w:val="Normal"/>
+    <w:next w:val="Normal"/>
     <w:qFormat/>
-    <w:uiPriority w:val="0"/>
     <w:rPr>
-      <w:rFonts w:ascii="Arial" w:hAnsi="Arial" w:eastAsia="Microsoft JhengHei"/>
+      <w:rFonts w:ascii="Arial" w:eastAsia="Microsoft JhengHei" w:hAnsi="Arial"/>
       <w:sz w:val="24"/>
     </w:rPr>
   </w:style>
-  <w:style w:type="paragraph" w:styleId="17">
+  <w:style w:type="paragraph" w:styleId="TOC2">
     <w:name w:val="toc 2"/>
-    <w:basedOn w:val="1"/>
-    <w:next w:val="1"/>
+    <w:basedOn w:val="Normal"/>
+    <w:next w:val="Normal"/>
     <w:qFormat/>
-    <w:uiPriority w:val="0"/>
     <w:pPr>
       <w:ind w:left="420" w:leftChars="200"/>
     </w:pPr>
   </w:style>
-  <w:style w:type="paragraph" w:styleId="18">
+  <w:style w:type="paragraph" w:styleId="NormalWeb">
     <w:name w:val="Normal (Web)"/>
-    <w:basedOn w:val="1"/>
+    <w:basedOn w:val="Normal"/>
     <w:qFormat/>
-    <w:uiPriority w:val="0"/>
     <w:rPr>
       <w:sz w:val="24"/>
     </w:rPr>
   </w:style>
-  <w:style w:type="paragraph" w:styleId="19">
+  <w:style w:type="paragraph" w:styleId="Title">
     <w:name w:val="Title"/>
-    <w:basedOn w:val="1"/>
+    <w:basedOn w:val="Normal"/>
     <w:qFormat/>
-    <w:uiPriority w:val="0"/>
     <w:pPr>
       <w:spacing w:before="240" w:beforeLines="0" w:beforeAutospacing="0" w:after="60" w:afterLines="0" w:afterAutospacing="0"/>
       <w:jc w:val="center"/>
@@ -7177,41 +7057,38 @@
       <w:sz w:val="32"/>
     </w:rPr>
   </w:style>
-  <w:style w:type="table" w:styleId="21">
+  <w:style w:type="table" w:styleId="TableGrid">
     <w:name w:val="Table Grid"/>
-    <w:basedOn w:val="20"/>
+    <w:basedOn w:val="TableNormal"/>
     <w:qFormat/>
-    <w:uiPriority w:val="0"/>
     <w:pPr>
       <w:widowControl w:val="0"/>
       <w:jc w:val="both"/>
     </w:pPr>
     <w:tblPr>
       <w:tblBorders>
-        <w:top w:val="single" w:color="auto" w:sz="4" w:space="0"/>
-        <w:left w:val="single" w:color="auto" w:sz="4" w:space="0"/>
-        <w:bottom w:val="single" w:color="auto" w:sz="4" w:space="0"/>
-        <w:right w:val="single" w:color="auto" w:sz="4" w:space="0"/>
-        <w:insideH w:val="single" w:color="auto" w:sz="4" w:space="0"/>
-        <w:insideV w:val="single" w:color="auto" w:sz="4" w:space="0"/>
+        <w:top w:val="single" w:sz="4" w:space="0" w:color="auto"/>
+        <w:left w:val="single" w:sz="4" w:space="0" w:color="auto"/>
+        <w:bottom w:val="single" w:sz="4" w:space="0" w:color="auto"/>
+        <w:right w:val="single" w:sz="4" w:space="0" w:color="auto"/>
+        <w:insideH w:val="single" w:sz="4" w:space="0" w:color="auto"/>
+        <w:insideV w:val="single" w:sz="4" w:space="0" w:color="auto"/>
       </w:tblBorders>
     </w:tblPr>
   </w:style>
-  <w:style w:type="character" w:styleId="23">
+  <w:style w:type="character" w:styleId="Strong">
     <w:name w:val="Strong"/>
-    <w:basedOn w:val="22"/>
+    <w:basedOn w:val="DefaultParagraphFont"/>
     <w:qFormat/>
-    <w:uiPriority w:val="0"/>
     <w:rPr>
       <w:b/>
     </w:rPr>
   </w:style>
-  <w:style w:type="table" w:customStyle="1" w:styleId="24">
+  <w:style w:type="table" w:customStyle="1" w:styleId="TableNormal0">
     <w:name w:val="Table Normal_0"/>
     <w:semiHidden/>
     <w:unhideWhenUsed/>
     <w:qFormat/>
-    <w:uiPriority w:val="0"/>
     <w:tblPr>
       <w:tblCellMar>
         <w:top w:w="0" w:type="dxa"/>
@@ -7221,87 +7098,81 @@
       </w:tblCellMar>
     </w:tblPr>
   </w:style>
-  <w:style w:type="paragraph" w:customStyle="1" w:styleId="25">
+  <w:style w:type="paragraph" w:customStyle="1" w:styleId="TableText">
     <w:name w:val="Table Text"/>
-    <w:basedOn w:val="1"/>
+    <w:basedOn w:val="Normal"/>
     <w:semiHidden/>
     <w:qFormat/>
-    <w:uiPriority w:val="0"/>
     <w:rPr>
-      <w:rFonts w:ascii="宋体" w:hAnsi="宋体" w:eastAsia="宋体" w:cs="宋体"/>
+      <w:rFonts w:ascii="宋体" w:eastAsia="宋体" w:hAnsi="宋体" w:cs="宋体"/>
       <w:sz w:val="21"/>
       <w:szCs w:val="21"/>
       <w:lang w:val="en-US" w:eastAsia="en-US" w:bidi="ar-SA"/>
     </w:rPr>
   </w:style>
-  <w:style w:type="paragraph" w:customStyle="1" w:styleId="26">
+  <w:style w:type="paragraph" w:customStyle="1" w:styleId="1">
     <w:name w:val="柴_标题1"/>
-    <w:basedOn w:val="2"/>
-    <w:next w:val="27"/>
-    <w:link w:val="38"/>
+    <w:basedOn w:val="Heading1"/>
+    <w:next w:val="a"/>
+    <w:link w:val="1Char"/>
     <w:qFormat/>
-    <w:uiPriority w:val="0"/>
     <w:pPr>
       <w:spacing w:before="100" w:after="90" w:line="360" w:lineRule="auto"/>
     </w:pPr>
     <w:rPr>
-      <w:rFonts w:ascii="Arial" w:hAnsi="Arial" w:eastAsia="宋体"/>
+      <w:rFonts w:ascii="Arial" w:eastAsia="宋体" w:hAnsi="Arial"/>
       <w:sz w:val="32"/>
     </w:rPr>
   </w:style>
-  <w:style w:type="paragraph" w:customStyle="1" w:styleId="27">
+  <w:style w:type="paragraph" w:customStyle="1" w:styleId="a">
     <w:name w:val="柴_正文"/>
-    <w:basedOn w:val="12"/>
-    <w:link w:val="41"/>
+    <w:basedOn w:val="BodyText"/>
+    <w:link w:val="Char"/>
     <w:qFormat/>
-    <w:uiPriority w:val="0"/>
     <w:pPr>
       <w:spacing w:line="360" w:lineRule="auto"/>
       <w:ind w:firstLine="470" w:firstLineChars="200"/>
     </w:pPr>
     <w:rPr>
-      <w:rFonts w:ascii="Arial" w:hAnsi="Arial" w:eastAsia="宋体"/>
+      <w:rFonts w:ascii="Arial" w:eastAsia="宋体" w:hAnsi="Arial"/>
       <w:sz w:val="24"/>
       <w:lang w:eastAsia="zh-CN"/>
     </w:rPr>
   </w:style>
-  <w:style w:type="paragraph" w:customStyle="1" w:styleId="28">
+  <w:style w:type="paragraph" w:customStyle="1" w:styleId="2">
     <w:name w:val="柴_标题2"/>
-    <w:basedOn w:val="3"/>
-    <w:next w:val="27"/>
+    <w:basedOn w:val="Heading2"/>
+    <w:next w:val="a"/>
     <w:qFormat/>
-    <w:uiPriority w:val="0"/>
     <w:pPr>
       <w:spacing w:line="360" w:lineRule="auto"/>
     </w:pPr>
     <w:rPr>
-      <w:rFonts w:ascii="Arial" w:hAnsi="Arial" w:eastAsia="宋体"/>
+      <w:rFonts w:ascii="Arial" w:eastAsia="宋体" w:hAnsi="Arial"/>
       <w:sz w:val="28"/>
     </w:rPr>
   </w:style>
-  <w:style w:type="paragraph" w:customStyle="1" w:styleId="29">
+  <w:style w:type="paragraph" w:customStyle="1" w:styleId="3">
     <w:name w:val="柴_标题3"/>
-    <w:basedOn w:val="4"/>
-    <w:next w:val="27"/>
+    <w:basedOn w:val="Heading3"/>
+    <w:next w:val="a"/>
     <w:qFormat/>
-    <w:uiPriority w:val="0"/>
     <w:pPr>
       <w:spacing w:line="360" w:lineRule="auto"/>
       <w:ind w:left="0" w:firstLine="472" w:firstLineChars="200"/>
     </w:pPr>
     <w:rPr>
-      <w:rFonts w:ascii="宋体" w:hAnsi="宋体" w:eastAsia="宋体" w:cs="宋体"/>
+      <w:rFonts w:ascii="宋体" w:eastAsia="宋体" w:hAnsi="宋体" w:cs="宋体"/>
       <w:spacing w:val="-2"/>
       <w:sz w:val="24"/>
       <w:szCs w:val="24"/>
     </w:rPr>
   </w:style>
-  <w:style w:type="paragraph" w:customStyle="1" w:styleId="30">
+  <w:style w:type="paragraph" w:customStyle="1" w:styleId="a0">
     <w:name w:val="柴_目录"/>
-    <w:basedOn w:val="1"/>
-    <w:next w:val="12"/>
+    <w:basedOn w:val="Normal"/>
+    <w:next w:val="BodyText"/>
     <w:qFormat/>
-    <w:uiPriority w:val="0"/>
     <w:pPr>
       <w:tabs>
         <w:tab w:val="right" w:leader="dot" w:pos="8442"/>
@@ -7309,96 +7180,89 @@
       <w:ind w:left="0" w:leftChars="0"/>
     </w:pPr>
     <w:rPr>
-      <w:rFonts w:ascii="Arial" w:hAnsi="Arial" w:eastAsia="Microsoft JhengHei"/>
+      <w:rFonts w:ascii="Arial" w:eastAsia="Microsoft JhengHei" w:hAnsi="Arial"/>
       <w:sz w:val="24"/>
     </w:rPr>
   </w:style>
-  <w:style w:type="paragraph" w:customStyle="1" w:styleId="31">
+  <w:style w:type="paragraph" w:customStyle="1" w:styleId="a1">
     <w:name w:val="柴_公司名"/>
-    <w:basedOn w:val="19"/>
+    <w:basedOn w:val="Title"/>
     <w:qFormat/>
-    <w:uiPriority w:val="0"/>
     <w:pPr>
       <w:spacing w:after="600" w:afterLines="600"/>
     </w:pPr>
     <w:rPr>
-      <w:rFonts w:hint="eastAsia" w:ascii="宋体" w:hAnsi="宋体" w:eastAsia="宋体" w:cs="宋体"/>
+      <w:rFonts w:ascii="宋体" w:eastAsia="宋体" w:hAnsi="宋体" w:cs="宋体" w:hint="eastAsia"/>
       <w:bCs/>
       <w:spacing w:val="-6"/>
       <w:sz w:val="52"/>
       <w:szCs w:val="52"/>
     </w:rPr>
   </w:style>
-  <w:style w:type="paragraph" w:customStyle="1" w:styleId="32">
+  <w:style w:type="paragraph" w:customStyle="1" w:styleId="a2">
     <w:name w:val="柴_文档名"/>
-    <w:basedOn w:val="19"/>
+    <w:basedOn w:val="Title"/>
     <w:qFormat/>
-    <w:uiPriority w:val="0"/>
     <w:pPr>
       <w:spacing w:after="900" w:afterLines="900"/>
     </w:pPr>
     <w:rPr>
-      <w:rFonts w:ascii="黑体" w:hAnsi="黑体" w:eastAsia="黑体" w:cs="黑体"/>
+      <w:rFonts w:ascii="黑体" w:eastAsia="黑体" w:hAnsi="黑体" w:cs="黑体"/>
       <w:bCs/>
       <w:spacing w:val="-7"/>
       <w:sz w:val="52"/>
       <w:szCs w:val="52"/>
     </w:rPr>
   </w:style>
-  <w:style w:type="paragraph" w:customStyle="1" w:styleId="33">
+  <w:style w:type="paragraph" w:customStyle="1" w:styleId="WPSOffice1">
     <w:name w:val="WPSOffice手动目录 1"/>
     <w:qFormat/>
-    <w:uiPriority w:val="0"/>
     <w:pPr>
       <w:ind w:leftChars="0"/>
     </w:pPr>
     <w:rPr>
-      <w:rFonts w:ascii="Times New Roman" w:hAnsi="Times New Roman" w:eastAsia="宋体" w:cs="Times New Roman"/>
+      <w:rFonts w:ascii="Times New Roman" w:eastAsia="宋体" w:hAnsi="Times New Roman" w:cs="Times New Roman"/>
       <w:sz w:val="20"/>
       <w:szCs w:val="20"/>
     </w:rPr>
   </w:style>
-  <w:style w:type="paragraph" w:customStyle="1" w:styleId="34">
+  <w:style w:type="paragraph" w:customStyle="1" w:styleId="WPSOffice2">
     <w:name w:val="WPSOffice手动目录 2"/>
     <w:qFormat/>
-    <w:uiPriority w:val="0"/>
     <w:pPr>
       <w:ind w:leftChars="200"/>
     </w:pPr>
     <w:rPr>
-      <w:rFonts w:ascii="Times New Roman" w:hAnsi="Times New Roman" w:eastAsia="宋体" w:cs="Times New Roman"/>
+      <w:rFonts w:ascii="Times New Roman" w:eastAsia="宋体" w:hAnsi="Times New Roman" w:cs="Times New Roman"/>
       <w:sz w:val="20"/>
       <w:szCs w:val="20"/>
     </w:rPr>
   </w:style>
-  <w:style w:type="paragraph" w:customStyle="1" w:styleId="35">
+  <w:style w:type="paragraph" w:customStyle="1" w:styleId="WPSOffice3">
     <w:name w:val="WPSOffice手动目录 3"/>
     <w:qFormat/>
-    <w:uiPriority w:val="0"/>
     <w:pPr>
       <w:ind w:leftChars="400"/>
     </w:pPr>
     <w:rPr>
-      <w:rFonts w:ascii="Times New Roman" w:hAnsi="Times New Roman" w:eastAsia="宋体" w:cs="Times New Roman"/>
+      <w:rFonts w:ascii="Times New Roman" w:eastAsia="宋体" w:hAnsi="Times New Roman" w:cs="Times New Roman"/>
       <w:sz w:val="20"/>
       <w:szCs w:val="20"/>
     </w:rPr>
   </w:style>
-  <w:style w:type="paragraph" w:customStyle="1" w:styleId="36">
+  <w:style w:type="paragraph" w:customStyle="1" w:styleId="Compact">
     <w:name w:val="Compact"/>
-    <w:basedOn w:val="12"/>
+    <w:basedOn w:val="BodyText"/>
     <w:qFormat/>
-    <w:uiPriority w:val="0"/>
     <w:pPr>
       <w:spacing w:before="36" w:after="36"/>
     </w:pPr>
   </w:style>
-  <w:style w:type="table" w:customStyle="1" w:styleId="37">
+  <w:style w:type="table" w:customStyle="1" w:styleId="Table">
     <w:name w:val="Table"/>
     <w:semiHidden/>
     <w:unhideWhenUsed/>
     <w:qFormat/>
-    <w:uiPriority w:val="0"/>
     <w:tblPr>
       <w:tblCellMar>
         <w:top w:w="0" w:type="dxa"/>
@@ -7410,27 +7274,25 @@
     <w:tblStylePr w:type="firstRow">
       <w:tcPr>
         <w:tcBorders>
-          <w:bottom w:val="single" w:color="auto" w:sz="0" w:space="0"/>
+          <w:bottom w:val="single" w:sz="0" w:space="0" w:color="auto"/>
         </w:tcBorders>
         <w:vAlign w:val="bottom"/>
       </w:tcPr>
     </w:tblStylePr>
   </w:style>
-  <w:style w:type="character" w:customStyle="1" w:styleId="38">
+  <w:style w:type="character" w:customStyle="1" w:styleId="1Char">
     <w:name w:val="柴_标题1 Char"/>
-    <w:link w:val="26"/>
+    <w:link w:val="1"/>
     <w:qFormat/>
-    <w:uiPriority w:val="0"/>
     <w:rPr>
-      <w:rFonts w:ascii="Arial" w:hAnsi="Arial" w:eastAsia="宋体"/>
+      <w:rFonts w:ascii="Arial" w:eastAsia="宋体" w:hAnsi="Arial"/>
       <w:sz w:val="32"/>
     </w:rPr>
   </w:style>
-  <w:style w:type="paragraph" w:customStyle="1" w:styleId="39">
+  <w:style w:type="paragraph" w:customStyle="1" w:styleId="a3">
     <w:name w:val="柴_正文_无缩进"/>
-    <w:basedOn w:val="1"/>
+    <w:basedOn w:val="Normal"/>
     <w:qFormat/>
-    <w:uiPriority w:val="0"/>
     <w:pPr>
       <w:ind w:firstLine="0" w:firstLineChars="0"/>
     </w:pPr>
@@ -7440,31 +7302,29 @@
       <w:lang w:eastAsia="zh-CN"/>
     </w:rPr>
   </w:style>
-  <w:style w:type="paragraph" w:customStyle="1" w:styleId="40">
+  <w:style w:type="paragraph" w:customStyle="1" w:styleId="4">
     <w:name w:val="柴_标题4"/>
-    <w:basedOn w:val="5"/>
-    <w:next w:val="1"/>
+    <w:basedOn w:val="Heading4"/>
+    <w:next w:val="Normal"/>
     <w:qFormat/>
-    <w:uiPriority w:val="0"/>
     <w:pPr>
       <w:widowControl w:val="0"/>
       <w:spacing w:before="160" w:line="360" w:lineRule="auto"/>
-      <w:ind w:left="981" w:leftChars="300" w:hanging="862"/>
+      <w:ind w:left="981" w:hanging="862" w:leftChars="300"/>
     </w:pPr>
     <w:rPr>
-      <w:rFonts w:hint="eastAsia" w:ascii="Calibri" w:hAnsi="Calibri" w:eastAsia="宋体" w:cs="宋体"/>
+      <w:rFonts w:ascii="Calibri" w:eastAsia="宋体" w:hAnsi="Calibri" w:cs="宋体" w:hint="eastAsia"/>
       <w:sz w:val="24"/>
       <w:szCs w:val="24"/>
       <w:lang w:eastAsia="zh-CN" w:bidi="zh-CN"/>
     </w:rPr>
   </w:style>
-  <w:style w:type="character" w:customStyle="1" w:styleId="41">
+  <w:style w:type="character" w:customStyle="1" w:styleId="Char">
     <w:name w:val="柴_正文 Char"/>
-    <w:link w:val="27"/>
+    <w:link w:val="a"/>
     <w:qFormat/>
-    <w:uiPriority w:val="0"/>
     <w:rPr>
-      <w:rFonts w:ascii="Arial" w:hAnsi="Arial" w:eastAsia="宋体"/>
+      <w:rFonts w:ascii="Arial" w:eastAsia="宋体" w:hAnsi="Arial"/>
       <w:sz w:val="24"/>
       <w:lang w:eastAsia="zh-CN"/>
     </w:rPr>

--- a/4.质量管理/1.流程制度规范类文件/040104-沟通管理制度.docx
+++ b/4.质量管理/1.流程制度规范类文件/040104-沟通管理制度.docx
@@ -1,11 +1,10 @@
 
 <file path=word/document.xml><?xml version="1.0" encoding="utf-8"?>
-<w:document xmlns:wpc="http://schemas.microsoft.com/office/word/2010/wordprocessingCanvas" xmlns:mc="http://schemas.openxmlformats.org/markup-compatibility/2006" xmlns:o="urn:schemas-microsoft-com:office:office" xmlns:r="http://schemas.openxmlformats.org/officeDocument/2006/relationships" xmlns:m="http://schemas.openxmlformats.org/officeDocument/2006/math" xmlns:v="urn:schemas-microsoft-com:vml" xmlns:wp14="http://schemas.microsoft.com/office/word/2010/wordprocessingDrawing" xmlns:wp="http://schemas.openxmlformats.org/drawingml/2006/wordprocessingDrawing" xmlns:w10="urn:schemas-microsoft-com:office:word" xmlns:w="http://schemas.openxmlformats.org/wordprocessingml/2006/main" xmlns:w14="http://schemas.microsoft.com/office/word/2010/wordml" xmlns:w15="http://schemas.microsoft.com/office/word/2012/wordml" xmlns:wne="http://schemas.microsoft.com/office/word/2006/wordml" xmlns:wpg="http://schemas.microsoft.com/office/word/2010/wordprocessingGroup" xmlns:wpi="http://schemas.microsoft.com/office/word/2010/wordprocessingInk" xmlns:wps="http://schemas.microsoft.com/office/word/2010/wordprocessingShape" mc:Ignorable="w14 w15 wp14">
-  <!-- Generated by Aspose.Words for .NET 13.3.0.1 -->
+<w:document xmlns:wpc="http://schemas.microsoft.com/office/word/2010/wordprocessingCanvas" xmlns:mc="http://schemas.openxmlformats.org/markup-compatibility/2006" xmlns:o="urn:schemas-microsoft-com:office:office" xmlns:r="http://schemas.openxmlformats.org/officeDocument/2006/relationships" xmlns:m="http://schemas.openxmlformats.org/officeDocument/2006/math" xmlns:v="urn:schemas-microsoft-com:vml" xmlns:wp14="http://schemas.microsoft.com/office/word/2010/wordprocessingDrawing" xmlns:wp="http://schemas.openxmlformats.org/drawingml/2006/wordprocessingDrawing" xmlns:w="http://schemas.openxmlformats.org/wordprocessingml/2006/main" xmlns:w14="http://schemas.microsoft.com/office/word/2010/wordml" xmlns:w10="urn:schemas-microsoft-com:office:word" xmlns:w15="http://schemas.microsoft.com/office/word/2012/wordml" xmlns:wpg="http://schemas.microsoft.com/office/word/2010/wordprocessingGroup" xmlns:wpi="http://schemas.microsoft.com/office/word/2010/wordprocessingInk" xmlns:wne="http://schemas.microsoft.com/office/word/2006/wordml" xmlns:wps="http://schemas.microsoft.com/office/word/2010/wordprocessingShape" xmlns:wpsCustomData="http://www.wps.cn/officeDocument/2013/wpsCustomData" mc:Ignorable="w14 w15 wp14">
   <w:body>
     <w:p>
       <w:pPr>
-        <w:pStyle w:val="a1"/>
+        <w:pStyle w:val="31"/>
         <w:keepNext w:val="0"/>
         <w:keepLines w:val="0"/>
         <w:pageBreakBefore w:val="0"/>
@@ -21,13 +20,10 @@
         <w:snapToGrid w:val="0"/>
         <w:textAlignment w:val="baseline"/>
       </w:pPr>
-      <w:bookmarkStart w:id="0" w:name="_GoBack"/>
-      <w:bookmarkEnd w:id="0"/>
-      <w:bookmarkStart w:id="1" w:name="_Toc5127"/>
-    </w:p>
-    <w:p>
-      <w:pPr>
-        <w:pStyle w:val="a1"/>
+    </w:p>
+    <w:p>
+      <w:pPr>
+        <w:pStyle w:val="31"/>
         <w:keepNext w:val="0"/>
         <w:keepLines w:val="0"/>
         <w:pageBreakBefore w:val="0"/>
@@ -43,14 +39,15 @@
         <w:snapToGrid w:val="0"/>
         <w:textAlignment w:val="baseline"/>
       </w:pPr>
+      <w:bookmarkStart w:id="0" w:name="_Toc14508"/>
       <w:r>
         <w:t>沟通管理制度</w:t>
       </w:r>
-      <w:bookmarkEnd w:id="1"/>
-    </w:p>
-    <w:p>
-      <w:pPr>
-        <w:pStyle w:val="a2"/>
+      <w:bookmarkEnd w:id="0"/>
+    </w:p>
+    <w:p>
+      <w:pPr>
+        <w:pStyle w:val="32"/>
         <w:keepNext w:val="0"/>
         <w:keepLines w:val="0"/>
         <w:pageBreakBefore w:val="0"/>
@@ -66,11 +63,11 @@
         <w:snapToGrid w:val="0"/>
         <w:textAlignment w:val="baseline"/>
       </w:pPr>
-      <w:bookmarkStart w:id="2" w:name="_Toc1354"/>
+      <w:bookmarkStart w:id="1" w:name="_Toc6368"/>
       <w:r>
         <w:t>中达丰集团有限公司</w:t>
       </w:r>
-      <w:bookmarkEnd w:id="2"/>
+      <w:bookmarkEnd w:id="1"/>
     </w:p>
     <w:p>
       <w:pPr>
@@ -91,19 +88,19 @@
         <w:ind w:left="2925"/>
         <w:textAlignment w:val="baseline"/>
         <w:rPr>
-          <w:rFonts w:ascii="宋体" w:eastAsia="宋体" w:hAnsi="宋体" w:cs="宋体"/>
+          <w:rFonts w:ascii="宋体" w:hAnsi="宋体" w:eastAsia="宋体" w:cs="宋体"/>
           <w:sz w:val="36"/>
           <w:szCs w:val="36"/>
         </w:rPr>
       </w:pPr>
       <w:r>
         <w:rPr>
-          <w:rFonts w:ascii="宋体" w:eastAsia="宋体" w:hAnsi="宋体" w:cs="宋体"/>
+          <w:rFonts w:ascii="宋体" w:hAnsi="宋体" w:eastAsia="宋体" w:cs="宋体"/>
           <w:spacing w:val="-11"/>
           <w:sz w:val="36"/>
           <w:szCs w:val="36"/>
         </w:rPr>
-        <w:t>2025年7月4日</w:t>
+        <w:t>2025年4月4日</w:t>
       </w:r>
     </w:p>
     <w:p>
@@ -124,14 +121,14 @@
         <w:spacing w:line="220" w:lineRule="auto"/>
         <w:textAlignment w:val="baseline"/>
         <w:rPr>
-          <w:rFonts w:ascii="宋体" w:eastAsia="宋体" w:hAnsi="宋体" w:cs="宋体"/>
+          <w:rFonts w:ascii="宋体" w:hAnsi="宋体" w:eastAsia="宋体" w:cs="宋体"/>
           <w:sz w:val="36"/>
           <w:szCs w:val="36"/>
         </w:rPr>
         <w:sectPr>
           <w:pgSz w:w="11906" w:h="16839"/>
           <w:pgMar w:top="1431" w:right="1785" w:bottom="0" w:left="1785" w:header="0" w:footer="0" w:gutter="0"/>
-          <w:cols w:num="1" w:space="720"/>
+          <w:cols w:space="720" w:num="1"/>
         </w:sectPr>
       </w:pPr>
     </w:p>
@@ -155,35 +152,35 @@
         <w:textAlignment w:val="baseline"/>
         <w:outlineLvl w:val="0"/>
         <w:rPr>
-          <w:rFonts w:ascii="宋体" w:eastAsia="宋体" w:hAnsi="宋体" w:cs="宋体"/>
+          <w:rFonts w:ascii="宋体" w:hAnsi="宋体" w:eastAsia="宋体" w:cs="宋体"/>
           <w:sz w:val="28"/>
           <w:szCs w:val="28"/>
         </w:rPr>
       </w:pPr>
-      <w:bookmarkStart w:id="3" w:name="_Toc10424"/>
-      <w:r>
-        <w:rPr>
-          <w:rFonts w:ascii="宋体" w:eastAsia="宋体" w:hAnsi="宋体" w:cs="宋体"/>
+      <w:bookmarkStart w:id="2" w:name="_Toc329"/>
+      <w:r>
+        <w:rPr>
+          <w:rFonts w:ascii="宋体" w:hAnsi="宋体" w:eastAsia="宋体" w:cs="宋体"/>
           <w:spacing w:val="-3"/>
           <w:sz w:val="28"/>
           <w:szCs w:val="28"/>
         </w:rPr>
         <w:t>文档信息</w:t>
       </w:r>
-      <w:bookmarkEnd w:id="3"/>
+      <w:bookmarkEnd w:id="2"/>
     </w:p>
     <w:tbl>
       <w:tblPr>
-        <w:tblStyle w:val="TableNormal0"/>
+        <w:tblStyle w:val="24"/>
         <w:tblW w:w="9072" w:type="dxa"/>
         <w:tblInd w:w="5" w:type="dxa"/>
         <w:tblBorders>
-          <w:top w:val="single" w:sz="4" w:space="0" w:color="000000"/>
-          <w:left w:val="single" w:sz="4" w:space="0" w:color="000000"/>
-          <w:bottom w:val="single" w:sz="4" w:space="0" w:color="000000"/>
-          <w:right w:val="single" w:sz="4" w:space="0" w:color="000000"/>
-          <w:insideH w:val="single" w:sz="4" w:space="0" w:color="000000"/>
-          <w:insideV w:val="single" w:sz="4" w:space="0" w:color="000000"/>
+          <w:top w:val="single" w:color="000000" w:sz="4" w:space="0"/>
+          <w:left w:val="single" w:color="000000" w:sz="4" w:space="0"/>
+          <w:bottom w:val="single" w:color="000000" w:sz="4" w:space="0"/>
+          <w:right w:val="single" w:color="000000" w:sz="4" w:space="0"/>
+          <w:insideH w:val="single" w:color="000000" w:sz="4" w:space="0"/>
+          <w:insideV w:val="single" w:color="000000" w:sz="4" w:space="0"/>
         </w:tblBorders>
         <w:tblLayout w:type="fixed"/>
         <w:tblCellMar>
@@ -202,17 +199,14 @@
       </w:tblGrid>
       <w:tr>
         <w:tblPrEx>
-          <w:tblW w:w="9072" w:type="dxa"/>
-          <w:tblInd w:w="5" w:type="dxa"/>
           <w:tblBorders>
-            <w:top w:val="single" w:sz="4" w:space="0" w:color="000000"/>
-            <w:left w:val="single" w:sz="4" w:space="0" w:color="000000"/>
-            <w:bottom w:val="single" w:sz="4" w:space="0" w:color="000000"/>
-            <w:right w:val="single" w:sz="4" w:space="0" w:color="000000"/>
-            <w:insideH w:val="single" w:sz="4" w:space="0" w:color="000000"/>
-            <w:insideV w:val="single" w:sz="4" w:space="0" w:color="000000"/>
+            <w:top w:val="single" w:color="000000" w:sz="4" w:space="0"/>
+            <w:left w:val="single" w:color="000000" w:sz="4" w:space="0"/>
+            <w:bottom w:val="single" w:color="000000" w:sz="4" w:space="0"/>
+            <w:right w:val="single" w:color="000000" w:sz="4" w:space="0"/>
+            <w:insideH w:val="single" w:color="000000" w:sz="4" w:space="0"/>
+            <w:insideV w:val="single" w:color="000000" w:sz="4" w:space="0"/>
           </w:tblBorders>
-          <w:tblLayout w:type="fixed"/>
           <w:tblCellMar>
             <w:top w:w="0" w:type="dxa"/>
             <w:left w:w="0" w:type="dxa"/>
@@ -221,7 +215,7 @@
           </w:tblCellMar>
         </w:tblPrEx>
         <w:trPr>
-          <w:trHeight w:val="611"/>
+          <w:trHeight w:val="611" w:hRule="atLeast"/>
         </w:trPr>
         <w:tc>
           <w:tcPr>
@@ -246,14 +240,14 @@
               <w:ind w:left="207"/>
               <w:textAlignment w:val="baseline"/>
               <w:rPr>
-                <w:rFonts w:ascii="宋体" w:eastAsia="宋体" w:hAnsi="宋体" w:cs="宋体"/>
+                <w:rFonts w:ascii="宋体" w:hAnsi="宋体" w:eastAsia="宋体" w:cs="宋体"/>
                 <w:sz w:val="24"/>
                 <w:szCs w:val="24"/>
               </w:rPr>
             </w:pPr>
             <w:r>
               <w:rPr>
-                <w:rFonts w:ascii="宋体" w:eastAsia="宋体" w:hAnsi="宋体" w:cs="宋体"/>
+                <w:rFonts w:ascii="宋体" w:hAnsi="宋体" w:eastAsia="宋体" w:cs="宋体"/>
                 <w:spacing w:val="-2"/>
                 <w:sz w:val="24"/>
                 <w:szCs w:val="24"/>
@@ -286,14 +280,14 @@
               <w:ind w:left="109"/>
               <w:textAlignment w:val="baseline"/>
               <w:rPr>
-                <w:rFonts w:ascii="宋体" w:eastAsia="宋体" w:hAnsi="宋体" w:cs="宋体"/>
+                <w:rFonts w:ascii="宋体" w:hAnsi="宋体" w:eastAsia="宋体" w:cs="宋体"/>
                 <w:sz w:val="24"/>
                 <w:szCs w:val="24"/>
               </w:rPr>
             </w:pPr>
             <w:r>
               <w:rPr>
-                <w:rFonts w:ascii="宋体" w:eastAsia="宋体" w:hAnsi="宋体" w:cs="宋体"/>
+                <w:rFonts w:ascii="宋体" w:hAnsi="宋体" w:eastAsia="宋体" w:cs="宋体"/>
                 <w:spacing w:val="-1"/>
                 <w:sz w:val="24"/>
                 <w:szCs w:val="24"/>
@@ -305,9 +299,14 @@
       </w:tr>
       <w:tr>
         <w:tblPrEx>
-          <w:tblW w:w="9072" w:type="dxa"/>
-          <w:tblInd w:w="5" w:type="dxa"/>
-          <w:tblLayout w:type="fixed"/>
+          <w:tblBorders>
+            <w:top w:val="single" w:color="000000" w:sz="4" w:space="0"/>
+            <w:left w:val="single" w:color="000000" w:sz="4" w:space="0"/>
+            <w:bottom w:val="single" w:color="000000" w:sz="4" w:space="0"/>
+            <w:right w:val="single" w:color="000000" w:sz="4" w:space="0"/>
+            <w:insideH w:val="single" w:color="000000" w:sz="4" w:space="0"/>
+            <w:insideV w:val="single" w:color="000000" w:sz="4" w:space="0"/>
+          </w:tblBorders>
           <w:tblCellMar>
             <w:top w:w="0" w:type="dxa"/>
             <w:left w:w="0" w:type="dxa"/>
@@ -316,7 +315,7 @@
           </w:tblCellMar>
         </w:tblPrEx>
         <w:trPr>
-          <w:trHeight w:val="607"/>
+          <w:trHeight w:val="607" w:hRule="atLeast"/>
         </w:trPr>
         <w:tc>
           <w:tcPr>
@@ -341,14 +340,14 @@
               <w:ind w:left="447"/>
               <w:textAlignment w:val="baseline"/>
               <w:rPr>
-                <w:rFonts w:ascii="宋体" w:eastAsia="宋体" w:hAnsi="宋体" w:cs="宋体"/>
+                <w:rFonts w:ascii="宋体" w:hAnsi="宋体" w:eastAsia="宋体" w:cs="宋体"/>
                 <w:sz w:val="24"/>
                 <w:szCs w:val="24"/>
               </w:rPr>
             </w:pPr>
             <w:r>
               <w:rPr>
-                <w:rFonts w:ascii="宋体" w:eastAsia="宋体" w:hAnsi="宋体" w:cs="宋体"/>
+                <w:rFonts w:ascii="宋体" w:hAnsi="宋体" w:eastAsia="宋体" w:cs="宋体"/>
                 <w:spacing w:val="-3"/>
                 <w:sz w:val="24"/>
                 <w:szCs w:val="24"/>
@@ -381,14 +380,14 @@
               <w:ind w:left="109"/>
               <w:textAlignment w:val="baseline"/>
               <w:rPr>
-                <w:rFonts w:ascii="宋体" w:eastAsia="宋体" w:hAnsi="宋体" w:cs="宋体"/>
+                <w:rFonts w:ascii="宋体" w:hAnsi="宋体" w:eastAsia="宋体" w:cs="宋体"/>
                 <w:sz w:val="24"/>
                 <w:szCs w:val="24"/>
               </w:rPr>
             </w:pPr>
             <w:r>
               <w:rPr>
-                <w:rFonts w:ascii="宋体" w:eastAsia="宋体" w:hAnsi="宋体" w:cs="宋体"/>
+                <w:rFonts w:ascii="宋体" w:hAnsi="宋体" w:eastAsia="宋体" w:cs="宋体"/>
                 <w:spacing w:val="-1"/>
                 <w:sz w:val="24"/>
                 <w:szCs w:val="24"/>
@@ -400,9 +399,14 @@
       </w:tr>
       <w:tr>
         <w:tblPrEx>
-          <w:tblW w:w="9072" w:type="dxa"/>
-          <w:tblInd w:w="5" w:type="dxa"/>
-          <w:tblLayout w:type="fixed"/>
+          <w:tblBorders>
+            <w:top w:val="single" w:color="000000" w:sz="4" w:space="0"/>
+            <w:left w:val="single" w:color="000000" w:sz="4" w:space="0"/>
+            <w:bottom w:val="single" w:color="000000" w:sz="4" w:space="0"/>
+            <w:right w:val="single" w:color="000000" w:sz="4" w:space="0"/>
+            <w:insideH w:val="single" w:color="000000" w:sz="4" w:space="0"/>
+            <w:insideV w:val="single" w:color="000000" w:sz="4" w:space="0"/>
+          </w:tblBorders>
           <w:tblCellMar>
             <w:top w:w="0" w:type="dxa"/>
             <w:left w:w="0" w:type="dxa"/>
@@ -411,7 +415,7 @@
           </w:tblCellMar>
         </w:tblPrEx>
         <w:trPr>
-          <w:trHeight w:val="607"/>
+          <w:trHeight w:val="607" w:hRule="atLeast"/>
         </w:trPr>
         <w:tc>
           <w:tcPr>
@@ -436,14 +440,14 @@
               <w:ind w:left="447"/>
               <w:textAlignment w:val="baseline"/>
               <w:rPr>
-                <w:rFonts w:ascii="宋体" w:eastAsia="宋体" w:hAnsi="宋体" w:cs="宋体"/>
+                <w:rFonts w:ascii="宋体" w:hAnsi="宋体" w:eastAsia="宋体" w:cs="宋体"/>
                 <w:sz w:val="24"/>
                 <w:szCs w:val="24"/>
               </w:rPr>
             </w:pPr>
             <w:r>
               <w:rPr>
-                <w:rFonts w:ascii="宋体" w:eastAsia="宋体" w:hAnsi="宋体" w:cs="宋体"/>
+                <w:rFonts w:ascii="宋体" w:hAnsi="宋体" w:eastAsia="宋体" w:cs="宋体"/>
                 <w:spacing w:val="-3"/>
                 <w:sz w:val="24"/>
                 <w:szCs w:val="24"/>
@@ -475,14 +479,14 @@
               <w:ind w:left="229"/>
               <w:textAlignment w:val="baseline"/>
               <w:rPr>
-                <w:rFonts w:ascii="宋体" w:eastAsia="宋体" w:hAnsi="宋体" w:cs="宋体"/>
+                <w:rFonts w:ascii="宋体" w:hAnsi="宋体" w:eastAsia="宋体" w:cs="宋体"/>
                 <w:sz w:val="24"/>
                 <w:szCs w:val="24"/>
               </w:rPr>
             </w:pPr>
             <w:r>
               <w:rPr>
-                <w:rFonts w:ascii="宋体" w:eastAsia="宋体" w:hAnsi="宋体" w:cs="宋体"/>
+                <w:rFonts w:ascii="宋体" w:hAnsi="宋体" w:eastAsia="宋体" w:cs="宋体"/>
                 <w:spacing w:val="-2"/>
                 <w:sz w:val="24"/>
                 <w:szCs w:val="24"/>
@@ -514,14 +518,14 @@
               <w:ind w:left="676"/>
               <w:textAlignment w:val="baseline"/>
               <w:rPr>
-                <w:rFonts w:ascii="宋体" w:eastAsia="宋体" w:hAnsi="宋体" w:cs="宋体"/>
+                <w:rFonts w:ascii="宋体" w:hAnsi="宋体" w:eastAsia="宋体" w:cs="宋体"/>
                 <w:sz w:val="24"/>
                 <w:szCs w:val="24"/>
               </w:rPr>
             </w:pPr>
             <w:r>
               <w:rPr>
-                <w:rFonts w:ascii="宋体" w:eastAsia="宋体" w:hAnsi="宋体" w:cs="宋体"/>
+                <w:rFonts w:ascii="宋体" w:hAnsi="宋体" w:eastAsia="宋体" w:cs="宋体"/>
                 <w:spacing w:val="-2"/>
                 <w:sz w:val="24"/>
                 <w:szCs w:val="24"/>
@@ -553,14 +557,14 @@
               <w:ind w:left="545"/>
               <w:textAlignment w:val="baseline"/>
               <w:rPr>
-                <w:rFonts w:ascii="宋体" w:eastAsia="宋体" w:hAnsi="宋体" w:cs="宋体"/>
+                <w:rFonts w:ascii="宋体" w:hAnsi="宋体" w:eastAsia="宋体" w:cs="宋体"/>
                 <w:sz w:val="24"/>
                 <w:szCs w:val="24"/>
               </w:rPr>
             </w:pPr>
             <w:r>
               <w:rPr>
-                <w:rFonts w:ascii="宋体" w:eastAsia="宋体" w:hAnsi="宋体" w:cs="宋体"/>
+                <w:rFonts w:ascii="宋体" w:hAnsi="宋体" w:eastAsia="宋体" w:cs="宋体"/>
                 <w:spacing w:val="-3"/>
                 <w:sz w:val="24"/>
                 <w:szCs w:val="24"/>
@@ -592,14 +596,14 @@
               <w:ind w:left="754"/>
               <w:textAlignment w:val="baseline"/>
               <w:rPr>
-                <w:rFonts w:ascii="宋体" w:eastAsia="宋体" w:hAnsi="宋体" w:cs="宋体"/>
+                <w:rFonts w:ascii="宋体" w:hAnsi="宋体" w:eastAsia="宋体" w:cs="宋体"/>
                 <w:sz w:val="24"/>
                 <w:szCs w:val="24"/>
               </w:rPr>
             </w:pPr>
             <w:r>
               <w:rPr>
-                <w:rFonts w:ascii="宋体" w:eastAsia="宋体" w:hAnsi="宋体" w:cs="宋体"/>
+                <w:rFonts w:ascii="宋体" w:hAnsi="宋体" w:eastAsia="宋体" w:cs="宋体"/>
                 <w:spacing w:val="-6"/>
                 <w:sz w:val="24"/>
                 <w:szCs w:val="24"/>
@@ -611,9 +615,14 @@
       </w:tr>
       <w:tr>
         <w:tblPrEx>
-          <w:tblW w:w="9072" w:type="dxa"/>
-          <w:tblInd w:w="5" w:type="dxa"/>
-          <w:tblLayout w:type="fixed"/>
+          <w:tblBorders>
+            <w:top w:val="single" w:color="000000" w:sz="4" w:space="0"/>
+            <w:left w:val="single" w:color="000000" w:sz="4" w:space="0"/>
+            <w:bottom w:val="single" w:color="000000" w:sz="4" w:space="0"/>
+            <w:right w:val="single" w:color="000000" w:sz="4" w:space="0"/>
+            <w:insideH w:val="single" w:color="000000" w:sz="4" w:space="0"/>
+            <w:insideV w:val="single" w:color="000000" w:sz="4" w:space="0"/>
+          </w:tblBorders>
           <w:tblCellMar>
             <w:top w:w="0" w:type="dxa"/>
             <w:left w:w="0" w:type="dxa"/>
@@ -622,7 +631,7 @@
           </w:tblCellMar>
         </w:tblPrEx>
         <w:trPr>
-          <w:trHeight w:val="474"/>
+          <w:trHeight w:val="474" w:hRule="atLeast"/>
         </w:trPr>
         <w:tc>
           <w:tcPr>
@@ -647,14 +656,14 @@
               <w:ind w:left="709"/>
               <w:textAlignment w:val="baseline"/>
               <w:rPr>
-                <w:rFonts w:ascii="宋体" w:eastAsia="宋体" w:hAnsi="宋体" w:cs="宋体"/>
+                <w:rFonts w:ascii="宋体" w:hAnsi="宋体" w:eastAsia="宋体" w:cs="宋体"/>
                 <w:sz w:val="21"/>
                 <w:szCs w:val="21"/>
               </w:rPr>
             </w:pPr>
             <w:r>
               <w:rPr>
-                <w:rFonts w:ascii="宋体" w:eastAsia="宋体" w:hAnsi="宋体" w:cs="宋体"/>
+                <w:rFonts w:ascii="宋体" w:hAnsi="宋体" w:eastAsia="宋体" w:cs="宋体"/>
                 <w:spacing w:val="-1"/>
                 <w:sz w:val="21"/>
                 <w:szCs w:val="21"/>
@@ -686,19 +695,19 @@
               <w:ind w:left="290"/>
               <w:textAlignment w:val="baseline"/>
               <w:rPr>
-                <w:rFonts w:ascii="宋体" w:eastAsia="宋体" w:hAnsi="宋体" w:cs="宋体"/>
+                <w:rFonts w:ascii="宋体" w:hAnsi="宋体" w:eastAsia="宋体" w:cs="宋体"/>
                 <w:sz w:val="21"/>
                 <w:szCs w:val="21"/>
               </w:rPr>
             </w:pPr>
             <w:r>
               <w:rPr>
-                <w:rFonts w:ascii="宋体" w:eastAsia="宋体" w:hAnsi="宋体" w:cs="宋体"/>
+                <w:rFonts w:ascii="宋体" w:hAnsi="宋体" w:eastAsia="宋体" w:cs="宋体"/>
                 <w:spacing w:val="-2"/>
                 <w:sz w:val="21"/>
                 <w:szCs w:val="21"/>
               </w:rPr>
-              <w:t>2025-7-4</w:t>
+              <w:t>2025-4-4</w:t>
             </w:r>
           </w:p>
         </w:tc>
@@ -725,14 +734,14 @@
               <w:ind w:left="738"/>
               <w:textAlignment w:val="baseline"/>
               <w:rPr>
-                <w:rFonts w:ascii="宋体" w:eastAsia="宋体" w:hAnsi="宋体" w:cs="宋体"/>
+                <w:rFonts w:ascii="宋体" w:hAnsi="宋体" w:eastAsia="宋体" w:cs="宋体"/>
                 <w:sz w:val="21"/>
                 <w:szCs w:val="21"/>
               </w:rPr>
             </w:pPr>
             <w:r>
               <w:rPr>
-                <w:rFonts w:ascii="宋体" w:eastAsia="宋体" w:hAnsi="宋体" w:cs="宋体"/>
+                <w:rFonts w:ascii="宋体" w:hAnsi="宋体" w:eastAsia="宋体" w:cs="宋体"/>
                 <w:spacing w:val="-3"/>
                 <w:sz w:val="21"/>
                 <w:szCs w:val="21"/>
@@ -764,7 +773,7 @@
               <w:ind w:left="470"/>
               <w:textAlignment w:val="baseline"/>
               <w:rPr>
-                <w:rFonts w:ascii="宋体" w:eastAsia="宋体" w:hAnsi="宋体" w:cs="宋体" w:hint="default"/>
+                <w:rFonts w:hint="default" w:ascii="宋体" w:hAnsi="宋体" w:eastAsia="宋体" w:cs="宋体"/>
                 <w:sz w:val="21"/>
                 <w:szCs w:val="21"/>
                 <w:lang w:val="en-US" w:eastAsia="zh-CN"/>
@@ -772,7 +781,7 @@
             </w:pPr>
             <w:r>
               <w:rPr>
-                <w:rFonts w:ascii="宋体" w:eastAsia="宋体" w:hAnsi="宋体" w:cs="宋体" w:hint="eastAsia"/>
+                <w:rFonts w:hint="eastAsia" w:ascii="宋体" w:hAnsi="宋体" w:eastAsia="宋体" w:cs="宋体"/>
                 <w:sz w:val="21"/>
                 <w:szCs w:val="21"/>
                 <w:lang w:val="en-US" w:eastAsia="zh-CN"/>
@@ -804,7 +813,7 @@
               <w:ind w:left="676"/>
               <w:textAlignment w:val="baseline"/>
               <w:rPr>
-                <w:rFonts w:ascii="宋体" w:eastAsia="宋体" w:hAnsi="宋体" w:cs="宋体" w:hint="eastAsia"/>
+                <w:rFonts w:hint="eastAsia" w:ascii="宋体" w:hAnsi="宋体" w:eastAsia="宋体" w:cs="宋体"/>
                 <w:sz w:val="21"/>
                 <w:szCs w:val="21"/>
                 <w:lang w:val="en-US" w:eastAsia="zh-CN"/>
@@ -812,7 +821,7 @@
             </w:pPr>
             <w:r>
               <w:rPr>
-                <w:rFonts w:ascii="宋体" w:eastAsia="宋体" w:hAnsi="宋体" w:cs="宋体" w:hint="eastAsia"/>
+                <w:rFonts w:hint="eastAsia" w:ascii="宋体" w:hAnsi="宋体" w:eastAsia="宋体" w:cs="宋体"/>
                 <w:sz w:val="21"/>
                 <w:szCs w:val="21"/>
                 <w:lang w:val="en-US" w:eastAsia="zh-CN"/>
@@ -824,9 +833,14 @@
       </w:tr>
       <w:tr>
         <w:tblPrEx>
-          <w:tblW w:w="9072" w:type="dxa"/>
-          <w:tblInd w:w="5" w:type="dxa"/>
-          <w:tblLayout w:type="fixed"/>
+          <w:tblBorders>
+            <w:top w:val="single" w:color="000000" w:sz="4" w:space="0"/>
+            <w:left w:val="single" w:color="000000" w:sz="4" w:space="0"/>
+            <w:bottom w:val="single" w:color="000000" w:sz="4" w:space="0"/>
+            <w:right w:val="single" w:color="000000" w:sz="4" w:space="0"/>
+            <w:insideH w:val="single" w:color="000000" w:sz="4" w:space="0"/>
+            <w:insideV w:val="single" w:color="000000" w:sz="4" w:space="0"/>
+          </w:tblBorders>
           <w:tblCellMar>
             <w:top w:w="0" w:type="dxa"/>
             <w:left w:w="0" w:type="dxa"/>
@@ -835,7 +849,7 @@
           </w:tblCellMar>
         </w:tblPrEx>
         <w:trPr>
-          <w:trHeight w:val="474"/>
+          <w:trHeight w:val="474" w:hRule="atLeast"/>
         </w:trPr>
         <w:tc>
           <w:tcPr>
@@ -843,7 +857,7 @@
           </w:tcPr>
           <w:p>
             <w:pPr>
-              <w:pStyle w:val="TableText"/>
+              <w:pStyle w:val="25"/>
               <w:keepNext w:val="0"/>
               <w:keepLines w:val="0"/>
               <w:pageBreakBefore w:val="0"/>
@@ -867,7 +881,7 @@
           </w:tcPr>
           <w:p>
             <w:pPr>
-              <w:pStyle w:val="TableText"/>
+              <w:pStyle w:val="25"/>
               <w:keepNext w:val="0"/>
               <w:keepLines w:val="0"/>
               <w:pageBreakBefore w:val="0"/>
@@ -891,7 +905,7 @@
           </w:tcPr>
           <w:p>
             <w:pPr>
-              <w:pStyle w:val="TableText"/>
+              <w:pStyle w:val="25"/>
               <w:keepNext w:val="0"/>
               <w:keepLines w:val="0"/>
               <w:pageBreakBefore w:val="0"/>
@@ -915,7 +929,7 @@
           </w:tcPr>
           <w:p>
             <w:pPr>
-              <w:pStyle w:val="TableText"/>
+              <w:pStyle w:val="25"/>
               <w:keepNext w:val="0"/>
               <w:keepLines w:val="0"/>
               <w:pageBreakBefore w:val="0"/>
@@ -939,7 +953,7 @@
           </w:tcPr>
           <w:p>
             <w:pPr>
-              <w:pStyle w:val="TableText"/>
+              <w:pStyle w:val="25"/>
               <w:keepNext w:val="0"/>
               <w:keepLines w:val="0"/>
               <w:pageBreakBefore w:val="0"/>
@@ -960,9 +974,14 @@
       </w:tr>
       <w:tr>
         <w:tblPrEx>
-          <w:tblW w:w="9072" w:type="dxa"/>
-          <w:tblInd w:w="5" w:type="dxa"/>
-          <w:tblLayout w:type="fixed"/>
+          <w:tblBorders>
+            <w:top w:val="single" w:color="000000" w:sz="4" w:space="0"/>
+            <w:left w:val="single" w:color="000000" w:sz="4" w:space="0"/>
+            <w:bottom w:val="single" w:color="000000" w:sz="4" w:space="0"/>
+            <w:right w:val="single" w:color="000000" w:sz="4" w:space="0"/>
+            <w:insideH w:val="single" w:color="000000" w:sz="4" w:space="0"/>
+            <w:insideV w:val="single" w:color="000000" w:sz="4" w:space="0"/>
+          </w:tblBorders>
           <w:tblCellMar>
             <w:top w:w="0" w:type="dxa"/>
             <w:left w:w="0" w:type="dxa"/>
@@ -971,7 +990,7 @@
           </w:tblCellMar>
         </w:tblPrEx>
         <w:trPr>
-          <w:trHeight w:val="474"/>
+          <w:trHeight w:val="474" w:hRule="atLeast"/>
         </w:trPr>
         <w:tc>
           <w:tcPr>
@@ -979,7 +998,7 @@
           </w:tcPr>
           <w:p>
             <w:pPr>
-              <w:pStyle w:val="TableText"/>
+              <w:pStyle w:val="25"/>
               <w:keepNext w:val="0"/>
               <w:keepLines w:val="0"/>
               <w:pageBreakBefore w:val="0"/>
@@ -1003,7 +1022,7 @@
           </w:tcPr>
           <w:p>
             <w:pPr>
-              <w:pStyle w:val="TableText"/>
+              <w:pStyle w:val="25"/>
               <w:keepNext w:val="0"/>
               <w:keepLines w:val="0"/>
               <w:pageBreakBefore w:val="0"/>
@@ -1027,7 +1046,7 @@
           </w:tcPr>
           <w:p>
             <w:pPr>
-              <w:pStyle w:val="TableText"/>
+              <w:pStyle w:val="25"/>
               <w:keepNext w:val="0"/>
               <w:keepLines w:val="0"/>
               <w:pageBreakBefore w:val="0"/>
@@ -1051,7 +1070,7 @@
           </w:tcPr>
           <w:p>
             <w:pPr>
-              <w:pStyle w:val="TableText"/>
+              <w:pStyle w:val="25"/>
               <w:keepNext w:val="0"/>
               <w:keepLines w:val="0"/>
               <w:pageBreakBefore w:val="0"/>
@@ -1075,7 +1094,7 @@
           </w:tcPr>
           <w:p>
             <w:pPr>
-              <w:pStyle w:val="TableText"/>
+              <w:pStyle w:val="25"/>
               <w:keepNext w:val="0"/>
               <w:keepLines w:val="0"/>
               <w:pageBreakBefore w:val="0"/>
@@ -1096,9 +1115,14 @@
       </w:tr>
       <w:tr>
         <w:tblPrEx>
-          <w:tblW w:w="9072" w:type="dxa"/>
-          <w:tblInd w:w="5" w:type="dxa"/>
-          <w:tblLayout w:type="fixed"/>
+          <w:tblBorders>
+            <w:top w:val="single" w:color="000000" w:sz="4" w:space="0"/>
+            <w:left w:val="single" w:color="000000" w:sz="4" w:space="0"/>
+            <w:bottom w:val="single" w:color="000000" w:sz="4" w:space="0"/>
+            <w:right w:val="single" w:color="000000" w:sz="4" w:space="0"/>
+            <w:insideH w:val="single" w:color="000000" w:sz="4" w:space="0"/>
+            <w:insideV w:val="single" w:color="000000" w:sz="4" w:space="0"/>
+          </w:tblBorders>
           <w:tblCellMar>
             <w:top w:w="0" w:type="dxa"/>
             <w:left w:w="0" w:type="dxa"/>
@@ -1107,7 +1131,7 @@
           </w:tblCellMar>
         </w:tblPrEx>
         <w:trPr>
-          <w:trHeight w:val="474"/>
+          <w:trHeight w:val="474" w:hRule="atLeast"/>
         </w:trPr>
         <w:tc>
           <w:tcPr>
@@ -1115,7 +1139,7 @@
           </w:tcPr>
           <w:p>
             <w:pPr>
-              <w:pStyle w:val="TableText"/>
+              <w:pStyle w:val="25"/>
               <w:keepNext w:val="0"/>
               <w:keepLines w:val="0"/>
               <w:pageBreakBefore w:val="0"/>
@@ -1139,7 +1163,7 @@
           </w:tcPr>
           <w:p>
             <w:pPr>
-              <w:pStyle w:val="TableText"/>
+              <w:pStyle w:val="25"/>
               <w:keepNext w:val="0"/>
               <w:keepLines w:val="0"/>
               <w:pageBreakBefore w:val="0"/>
@@ -1163,7 +1187,7 @@
           </w:tcPr>
           <w:p>
             <w:pPr>
-              <w:pStyle w:val="TableText"/>
+              <w:pStyle w:val="25"/>
               <w:keepNext w:val="0"/>
               <w:keepLines w:val="0"/>
               <w:pageBreakBefore w:val="0"/>
@@ -1187,7 +1211,7 @@
           </w:tcPr>
           <w:p>
             <w:pPr>
-              <w:pStyle w:val="TableText"/>
+              <w:pStyle w:val="25"/>
               <w:keepNext w:val="0"/>
               <w:keepLines w:val="0"/>
               <w:pageBreakBefore w:val="0"/>
@@ -1211,7 +1235,7 @@
           </w:tcPr>
           <w:p>
             <w:pPr>
-              <w:pStyle w:val="TableText"/>
+              <w:pStyle w:val="25"/>
               <w:keepNext w:val="0"/>
               <w:keepLines w:val="0"/>
               <w:pageBreakBefore w:val="0"/>
@@ -1232,9 +1256,14 @@
       </w:tr>
       <w:tr>
         <w:tblPrEx>
-          <w:tblW w:w="9072" w:type="dxa"/>
-          <w:tblInd w:w="5" w:type="dxa"/>
-          <w:tblLayout w:type="fixed"/>
+          <w:tblBorders>
+            <w:top w:val="single" w:color="000000" w:sz="4" w:space="0"/>
+            <w:left w:val="single" w:color="000000" w:sz="4" w:space="0"/>
+            <w:bottom w:val="single" w:color="000000" w:sz="4" w:space="0"/>
+            <w:right w:val="single" w:color="000000" w:sz="4" w:space="0"/>
+            <w:insideH w:val="single" w:color="000000" w:sz="4" w:space="0"/>
+            <w:insideV w:val="single" w:color="000000" w:sz="4" w:space="0"/>
+          </w:tblBorders>
           <w:tblCellMar>
             <w:top w:w="0" w:type="dxa"/>
             <w:left w:w="0" w:type="dxa"/>
@@ -1243,7 +1272,7 @@
           </w:tblCellMar>
         </w:tblPrEx>
         <w:trPr>
-          <w:trHeight w:val="474"/>
+          <w:trHeight w:val="474" w:hRule="atLeast"/>
         </w:trPr>
         <w:tc>
           <w:tcPr>
@@ -1251,7 +1280,7 @@
           </w:tcPr>
           <w:p>
             <w:pPr>
-              <w:pStyle w:val="TableText"/>
+              <w:pStyle w:val="25"/>
               <w:keepNext w:val="0"/>
               <w:keepLines w:val="0"/>
               <w:pageBreakBefore w:val="0"/>
@@ -1275,7 +1304,7 @@
           </w:tcPr>
           <w:p>
             <w:pPr>
-              <w:pStyle w:val="TableText"/>
+              <w:pStyle w:val="25"/>
               <w:keepNext w:val="0"/>
               <w:keepLines w:val="0"/>
               <w:pageBreakBefore w:val="0"/>
@@ -1299,7 +1328,7 @@
           </w:tcPr>
           <w:p>
             <w:pPr>
-              <w:pStyle w:val="TableText"/>
+              <w:pStyle w:val="25"/>
               <w:keepNext w:val="0"/>
               <w:keepLines w:val="0"/>
               <w:pageBreakBefore w:val="0"/>
@@ -1323,7 +1352,7 @@
           </w:tcPr>
           <w:p>
             <w:pPr>
-              <w:pStyle w:val="TableText"/>
+              <w:pStyle w:val="25"/>
               <w:keepNext w:val="0"/>
               <w:keepLines w:val="0"/>
               <w:pageBreakBefore w:val="0"/>
@@ -1347,7 +1376,7 @@
           </w:tcPr>
           <w:p>
             <w:pPr>
-              <w:pStyle w:val="TableText"/>
+              <w:pStyle w:val="25"/>
               <w:keepNext w:val="0"/>
               <w:keepLines w:val="0"/>
               <w:pageBreakBefore w:val="0"/>
@@ -1368,9 +1397,14 @@
       </w:tr>
       <w:tr>
         <w:tblPrEx>
-          <w:tblW w:w="9072" w:type="dxa"/>
-          <w:tblInd w:w="5" w:type="dxa"/>
-          <w:tblLayout w:type="fixed"/>
+          <w:tblBorders>
+            <w:top w:val="single" w:color="000000" w:sz="4" w:space="0"/>
+            <w:left w:val="single" w:color="000000" w:sz="4" w:space="0"/>
+            <w:bottom w:val="single" w:color="000000" w:sz="4" w:space="0"/>
+            <w:right w:val="single" w:color="000000" w:sz="4" w:space="0"/>
+            <w:insideH w:val="single" w:color="000000" w:sz="4" w:space="0"/>
+            <w:insideV w:val="single" w:color="000000" w:sz="4" w:space="0"/>
+          </w:tblBorders>
           <w:tblCellMar>
             <w:top w:w="0" w:type="dxa"/>
             <w:left w:w="0" w:type="dxa"/>
@@ -1379,7 +1413,7 @@
           </w:tblCellMar>
         </w:tblPrEx>
         <w:trPr>
-          <w:trHeight w:val="589"/>
+          <w:trHeight w:val="589" w:hRule="atLeast"/>
         </w:trPr>
         <w:tc>
           <w:tcPr>
@@ -1387,7 +1421,7 @@
           </w:tcPr>
           <w:p>
             <w:pPr>
-              <w:pStyle w:val="TableText"/>
+              <w:pStyle w:val="25"/>
               <w:keepNext w:val="0"/>
               <w:keepLines w:val="0"/>
               <w:pageBreakBefore w:val="0"/>
@@ -1411,7 +1445,7 @@
           </w:tcPr>
           <w:p>
             <w:pPr>
-              <w:pStyle w:val="TableText"/>
+              <w:pStyle w:val="25"/>
               <w:keepNext w:val="0"/>
               <w:keepLines w:val="0"/>
               <w:pageBreakBefore w:val="0"/>
@@ -1435,7 +1469,7 @@
           </w:tcPr>
           <w:p>
             <w:pPr>
-              <w:pStyle w:val="TableText"/>
+              <w:pStyle w:val="25"/>
               <w:keepNext w:val="0"/>
               <w:keepLines w:val="0"/>
               <w:pageBreakBefore w:val="0"/>
@@ -1459,7 +1493,7 @@
           </w:tcPr>
           <w:p>
             <w:pPr>
-              <w:pStyle w:val="TableText"/>
+              <w:pStyle w:val="25"/>
               <w:keepNext w:val="0"/>
               <w:keepLines w:val="0"/>
               <w:pageBreakBefore w:val="0"/>
@@ -1483,7 +1517,7 @@
           </w:tcPr>
           <w:p>
             <w:pPr>
-              <w:pStyle w:val="TableText"/>
+              <w:pStyle w:val="25"/>
               <w:keepNext w:val="0"/>
               <w:keepLines w:val="0"/>
               <w:pageBreakBefore w:val="0"/>
@@ -1505,7 +1539,7 @@
     </w:tbl>
     <w:p>
       <w:pPr>
-        <w:pStyle w:val="BodyText"/>
+        <w:pStyle w:val="12"/>
         <w:keepNext w:val="0"/>
         <w:keepLines w:val="0"/>
         <w:pageBreakBefore w:val="0"/>
@@ -1541,14 +1575,14 @@
         <w:sectPr>
           <w:pgSz w:w="11906" w:h="16839"/>
           <w:pgMar w:top="1431" w:right="1127" w:bottom="0" w:left="1696" w:header="0" w:footer="0" w:gutter="0"/>
-          <w:cols w:num="1" w:space="720"/>
+          <w:cols w:space="720" w:num="1"/>
         </w:sectPr>
       </w:pPr>
     </w:p>
     <w:sdt>
       <w:sdtPr>
         <w:rPr>
-          <w:rFonts w:ascii="Microsoft JhengHei" w:eastAsia="Microsoft JhengHei" w:hAnsi="Microsoft JhengHei" w:cs="Microsoft JhengHei" w:hint="eastAsia"/>
+          <w:rFonts w:hint="eastAsia" w:ascii="Microsoft JhengHei" w:hAnsi="Microsoft JhengHei" w:eastAsia="Microsoft JhengHei" w:cs="Microsoft JhengHei"/>
           <w:snapToGrid w:val="0"/>
           <w:color w:val="000000"/>
           <w:kern w:val="0"/>
@@ -1564,7 +1598,7 @@
       </w:sdtPr>
       <w:sdtEndPr>
         <w:rPr>
-          <w:rFonts w:ascii="Times New Roman" w:eastAsia="Times New Roman" w:hAnsi="Times New Roman" w:cs="Times New Roman" w:hint="eastAsia"/>
+          <w:rFonts w:hint="eastAsia" w:ascii="Times New Roman" w:hAnsi="Times New Roman" w:eastAsia="Times New Roman" w:cs="Times New Roman"/>
           <w:snapToGrid w:val="0"/>
           <w:color w:val="000000"/>
           <w:kern w:val="0"/>
@@ -1590,18 +1624,18 @@
             <w:adjustRightInd w:val="0"/>
             <w:snapToGrid w:val="0"/>
             <w:spacing w:before="0" w:beforeLines="0" w:after="0" w:afterLines="0" w:line="240" w:lineRule="auto"/>
-            <w:ind w:left="0" w:right="0" w:firstLine="0" w:leftChars="0" w:rightChars="0" w:firstLineChars="0"/>
+            <w:ind w:left="0" w:leftChars="0" w:right="0" w:rightChars="0" w:firstLine="0" w:firstLineChars="0"/>
             <w:jc w:val="center"/>
             <w:textAlignment w:val="baseline"/>
             <w:rPr>
-              <w:rFonts w:ascii="Microsoft JhengHei" w:eastAsia="Microsoft JhengHei" w:hAnsi="Microsoft JhengHei" w:cs="Microsoft JhengHei" w:hint="eastAsia"/>
+              <w:rFonts w:hint="eastAsia" w:ascii="Microsoft JhengHei" w:hAnsi="Microsoft JhengHei" w:eastAsia="Microsoft JhengHei" w:cs="Microsoft JhengHei"/>
               <w:sz w:val="24"/>
               <w:szCs w:val="24"/>
             </w:rPr>
           </w:pPr>
           <w:r>
             <w:rPr>
-              <w:rFonts w:ascii="Microsoft JhengHei" w:eastAsia="Microsoft JhengHei" w:hAnsi="Microsoft JhengHei" w:cs="Microsoft JhengHei" w:hint="eastAsia"/>
+              <w:rFonts w:hint="eastAsia" w:ascii="Microsoft JhengHei" w:hAnsi="Microsoft JhengHei" w:eastAsia="Microsoft JhengHei" w:cs="Microsoft JhengHei"/>
               <w:sz w:val="24"/>
               <w:szCs w:val="24"/>
             </w:rPr>
@@ -1610,28 +1644,16 @@
         </w:p>
         <w:p>
           <w:pPr>
-            <w:pStyle w:val="TOC1"/>
-            <w:keepNext w:val="0"/>
-            <w:keepLines w:val="0"/>
-            <w:pageBreakBefore w:val="0"/>
-            <w:widowControl w:val="0"/>
+            <w:pStyle w:val="16"/>
             <w:tabs>
               <w:tab w:val="right" w:leader="dot" w:pos="8497"/>
             </w:tabs>
-            <w:kinsoku w:val="0"/>
-            <w:wordWrap/>
-            <w:overflowPunct/>
-            <w:topLinePunct w:val="0"/>
-            <w:autoSpaceDE w:val="0"/>
-            <w:autoSpaceDN w:val="0"/>
-            <w:bidi w:val="0"/>
-            <w:adjustRightInd w:val="0"/>
-            <w:snapToGrid w:val="0"/>
-            <w:textAlignment w:val="baseline"/>
           </w:pPr>
-          <w:r>
-            <w:rPr>
-              <w:rFonts w:ascii="Microsoft JhengHei" w:eastAsia="Microsoft JhengHei" w:hAnsi="Microsoft JhengHei" w:cs="Microsoft JhengHei" w:hint="eastAsia"/>
+          <w:bookmarkStart w:id="22" w:name="_GoBack"/>
+          <w:bookmarkEnd w:id="22"/>
+          <w:r>
+            <w:rPr>
+              <w:rFonts w:hint="eastAsia" w:ascii="Microsoft JhengHei" w:hAnsi="Microsoft JhengHei" w:eastAsia="Microsoft JhengHei" w:cs="Microsoft JhengHei"/>
               <w:sz w:val="24"/>
               <w:szCs w:val="24"/>
             </w:rPr>
@@ -1639,7 +1661,7 @@
           </w:r>
           <w:r>
             <w:rPr>
-              <w:rFonts w:ascii="Microsoft JhengHei" w:eastAsia="Microsoft JhengHei" w:hAnsi="Microsoft JhengHei" w:cs="Microsoft JhengHei" w:hint="eastAsia"/>
+              <w:rFonts w:hint="eastAsia" w:ascii="Microsoft JhengHei" w:hAnsi="Microsoft JhengHei" w:eastAsia="Microsoft JhengHei" w:cs="Microsoft JhengHei"/>
               <w:sz w:val="24"/>
               <w:szCs w:val="24"/>
             </w:rPr>
@@ -1647,7 +1669,7 @@
           </w:r>
           <w:r>
             <w:rPr>
-              <w:rFonts w:ascii="Microsoft JhengHei" w:eastAsia="Microsoft JhengHei" w:hAnsi="Microsoft JhengHei" w:cs="Microsoft JhengHei" w:hint="eastAsia"/>
+              <w:rFonts w:hint="eastAsia" w:ascii="Microsoft JhengHei" w:hAnsi="Microsoft JhengHei" w:eastAsia="Microsoft JhengHei" w:cs="Microsoft JhengHei"/>
               <w:sz w:val="24"/>
               <w:szCs w:val="24"/>
             </w:rPr>
@@ -1655,21 +1677,21 @@
           </w:r>
           <w:r>
             <w:rPr>
-              <w:rFonts w:ascii="Microsoft JhengHei" w:eastAsia="Microsoft JhengHei" w:hAnsi="Microsoft JhengHei" w:cs="Microsoft JhengHei" w:hint="eastAsia"/>
+              <w:rFonts w:hint="eastAsia" w:ascii="Microsoft JhengHei" w:hAnsi="Microsoft JhengHei" w:eastAsia="Microsoft JhengHei" w:cs="Microsoft JhengHei"/>
               <w:szCs w:val="24"/>
             </w:rPr>
             <w:fldChar w:fldCharType="begin"/>
           </w:r>
           <w:r>
             <w:rPr>
-              <w:rFonts w:ascii="Microsoft JhengHei" w:eastAsia="Microsoft JhengHei" w:hAnsi="Microsoft JhengHei" w:cs="Microsoft JhengHei" w:hint="eastAsia"/>
-              <w:szCs w:val="24"/>
-            </w:rPr>
-            <w:instrText xml:space="preserve"> HYPERLINK \l _Toc5127 </w:instrText>
-          </w:r>
-          <w:r>
-            <w:rPr>
-              <w:rFonts w:ascii="Microsoft JhengHei" w:eastAsia="Microsoft JhengHei" w:hAnsi="Microsoft JhengHei" w:cs="Microsoft JhengHei" w:hint="eastAsia"/>
+              <w:rFonts w:hint="eastAsia" w:ascii="Microsoft JhengHei" w:hAnsi="Microsoft JhengHei" w:eastAsia="Microsoft JhengHei" w:cs="Microsoft JhengHei"/>
+              <w:szCs w:val="24"/>
+            </w:rPr>
+            <w:instrText xml:space="preserve"> HYPERLINK \l _Toc14508 </w:instrText>
+          </w:r>
+          <w:r>
+            <w:rPr>
+              <w:rFonts w:hint="eastAsia" w:ascii="Microsoft JhengHei" w:hAnsi="Microsoft JhengHei" w:eastAsia="Microsoft JhengHei" w:cs="Microsoft JhengHei"/>
               <w:szCs w:val="24"/>
             </w:rPr>
             <w:fldChar w:fldCharType="separate"/>
@@ -1684,7 +1706,7 @@
             <w:fldChar w:fldCharType="begin"/>
           </w:r>
           <w:r>
-            <w:instrText xml:space="preserve"> PAGEREF _Toc5127 \h </w:instrText>
+            <w:instrText xml:space="preserve"> PAGEREF _Toc14508 \h </w:instrText>
           </w:r>
           <w:r>
             <w:fldChar w:fldCharType="separate"/>
@@ -1697,7 +1719,7 @@
           </w:r>
           <w:r>
             <w:rPr>
-              <w:rFonts w:ascii="Microsoft JhengHei" w:eastAsia="Microsoft JhengHei" w:hAnsi="Microsoft JhengHei" w:cs="Microsoft JhengHei" w:hint="eastAsia"/>
+              <w:rFonts w:hint="eastAsia" w:ascii="Microsoft JhengHei" w:hAnsi="Microsoft JhengHei" w:eastAsia="Microsoft JhengHei" w:cs="Microsoft JhengHei"/>
               <w:szCs w:val="24"/>
             </w:rPr>
             <w:fldChar w:fldCharType="end"/>
@@ -1705,42 +1727,28 @@
         </w:p>
         <w:p>
           <w:pPr>
-            <w:pStyle w:val="TOC1"/>
-            <w:keepNext w:val="0"/>
-            <w:keepLines w:val="0"/>
-            <w:pageBreakBefore w:val="0"/>
-            <w:widowControl w:val="0"/>
+            <w:pStyle w:val="16"/>
             <w:tabs>
               <w:tab w:val="right" w:leader="dot" w:pos="8497"/>
             </w:tabs>
-            <w:kinsoku w:val="0"/>
-            <w:wordWrap/>
-            <w:overflowPunct/>
-            <w:topLinePunct w:val="0"/>
-            <w:autoSpaceDE w:val="0"/>
-            <w:autoSpaceDN w:val="0"/>
-            <w:bidi w:val="0"/>
-            <w:adjustRightInd w:val="0"/>
-            <w:snapToGrid w:val="0"/>
-            <w:textAlignment w:val="baseline"/>
           </w:pPr>
           <w:r>
             <w:rPr>
-              <w:rFonts w:ascii="Microsoft JhengHei" w:eastAsia="Microsoft JhengHei" w:hAnsi="Microsoft JhengHei" w:cs="Microsoft JhengHei" w:hint="eastAsia"/>
+              <w:rFonts w:hint="eastAsia" w:ascii="Microsoft JhengHei" w:hAnsi="Microsoft JhengHei" w:eastAsia="Microsoft JhengHei" w:cs="Microsoft JhengHei"/>
               <w:szCs w:val="24"/>
             </w:rPr>
             <w:fldChar w:fldCharType="begin"/>
           </w:r>
           <w:r>
             <w:rPr>
-              <w:rFonts w:ascii="Microsoft JhengHei" w:eastAsia="Microsoft JhengHei" w:hAnsi="Microsoft JhengHei" w:cs="Microsoft JhengHei" w:hint="eastAsia"/>
-              <w:szCs w:val="24"/>
-            </w:rPr>
-            <w:instrText xml:space="preserve"> HYPERLINK \l _Toc1354 </w:instrText>
-          </w:r>
-          <w:r>
-            <w:rPr>
-              <w:rFonts w:ascii="Microsoft JhengHei" w:eastAsia="Microsoft JhengHei" w:hAnsi="Microsoft JhengHei" w:cs="Microsoft JhengHei" w:hint="eastAsia"/>
+              <w:rFonts w:hint="eastAsia" w:ascii="Microsoft JhengHei" w:hAnsi="Microsoft JhengHei" w:eastAsia="Microsoft JhengHei" w:cs="Microsoft JhengHei"/>
+              <w:szCs w:val="24"/>
+            </w:rPr>
+            <w:instrText xml:space="preserve"> HYPERLINK \l _Toc6368 </w:instrText>
+          </w:r>
+          <w:r>
+            <w:rPr>
+              <w:rFonts w:hint="eastAsia" w:ascii="Microsoft JhengHei" w:hAnsi="Microsoft JhengHei" w:eastAsia="Microsoft JhengHei" w:cs="Microsoft JhengHei"/>
               <w:szCs w:val="24"/>
             </w:rPr>
             <w:fldChar w:fldCharType="separate"/>
@@ -1755,7 +1763,7 @@
             <w:fldChar w:fldCharType="begin"/>
           </w:r>
           <w:r>
-            <w:instrText xml:space="preserve"> PAGEREF _Toc1354 \h </w:instrText>
+            <w:instrText xml:space="preserve"> PAGEREF _Toc6368 \h </w:instrText>
           </w:r>
           <w:r>
             <w:fldChar w:fldCharType="separate"/>
@@ -1768,7 +1776,7 @@
           </w:r>
           <w:r>
             <w:rPr>
-              <w:rFonts w:ascii="Microsoft JhengHei" w:eastAsia="Microsoft JhengHei" w:hAnsi="Microsoft JhengHei" w:cs="Microsoft JhengHei" w:hint="eastAsia"/>
+              <w:rFonts w:hint="eastAsia" w:ascii="Microsoft JhengHei" w:hAnsi="Microsoft JhengHei" w:eastAsia="Microsoft JhengHei" w:cs="Microsoft JhengHei"/>
               <w:szCs w:val="24"/>
             </w:rPr>
             <w:fldChar w:fldCharType="end"/>
@@ -1776,49 +1784,35 @@
         </w:p>
         <w:p>
           <w:pPr>
-            <w:pStyle w:val="TOC1"/>
-            <w:keepNext w:val="0"/>
-            <w:keepLines w:val="0"/>
-            <w:pageBreakBefore w:val="0"/>
-            <w:widowControl w:val="0"/>
+            <w:pStyle w:val="16"/>
             <w:tabs>
               <w:tab w:val="right" w:leader="dot" w:pos="8497"/>
             </w:tabs>
-            <w:kinsoku w:val="0"/>
-            <w:wordWrap/>
-            <w:overflowPunct/>
-            <w:topLinePunct w:val="0"/>
-            <w:autoSpaceDE w:val="0"/>
-            <w:autoSpaceDN w:val="0"/>
-            <w:bidi w:val="0"/>
-            <w:adjustRightInd w:val="0"/>
-            <w:snapToGrid w:val="0"/>
-            <w:textAlignment w:val="baseline"/>
           </w:pPr>
           <w:r>
             <w:rPr>
-              <w:rFonts w:ascii="Microsoft JhengHei" w:eastAsia="Microsoft JhengHei" w:hAnsi="Microsoft JhengHei" w:cs="Microsoft JhengHei" w:hint="eastAsia"/>
+              <w:rFonts w:hint="eastAsia" w:ascii="Microsoft JhengHei" w:hAnsi="Microsoft JhengHei" w:eastAsia="Microsoft JhengHei" w:cs="Microsoft JhengHei"/>
               <w:szCs w:val="24"/>
             </w:rPr>
             <w:fldChar w:fldCharType="begin"/>
           </w:r>
           <w:r>
             <w:rPr>
-              <w:rFonts w:ascii="Microsoft JhengHei" w:eastAsia="Microsoft JhengHei" w:hAnsi="Microsoft JhengHei" w:cs="Microsoft JhengHei" w:hint="eastAsia"/>
-              <w:szCs w:val="24"/>
-            </w:rPr>
-            <w:instrText xml:space="preserve"> HYPERLINK \l _Toc10424 </w:instrText>
-          </w:r>
-          <w:r>
-            <w:rPr>
-              <w:rFonts w:ascii="Microsoft JhengHei" w:eastAsia="Microsoft JhengHei" w:hAnsi="Microsoft JhengHei" w:cs="Microsoft JhengHei" w:hint="eastAsia"/>
+              <w:rFonts w:hint="eastAsia" w:ascii="Microsoft JhengHei" w:hAnsi="Microsoft JhengHei" w:eastAsia="Microsoft JhengHei" w:cs="Microsoft JhengHei"/>
+              <w:szCs w:val="24"/>
+            </w:rPr>
+            <w:instrText xml:space="preserve"> HYPERLINK \l _Toc329 </w:instrText>
+          </w:r>
+          <w:r>
+            <w:rPr>
+              <w:rFonts w:hint="eastAsia" w:ascii="Microsoft JhengHei" w:hAnsi="Microsoft JhengHei" w:eastAsia="Microsoft JhengHei" w:cs="Microsoft JhengHei"/>
               <w:szCs w:val="24"/>
             </w:rPr>
             <w:fldChar w:fldCharType="separate"/>
           </w:r>
           <w:r>
             <w:rPr>
-              <w:rFonts w:ascii="宋体" w:eastAsia="宋体" w:hAnsi="宋体" w:cs="宋体"/>
+              <w:rFonts w:ascii="宋体" w:hAnsi="宋体" w:eastAsia="宋体" w:cs="宋体"/>
               <w:spacing w:val="-3"/>
               <w:szCs w:val="28"/>
             </w:rPr>
@@ -1831,7 +1825,7 @@
             <w:fldChar w:fldCharType="begin"/>
           </w:r>
           <w:r>
-            <w:instrText xml:space="preserve"> PAGEREF _Toc10424 \h </w:instrText>
+            <w:instrText xml:space="preserve"> PAGEREF _Toc329 \h </w:instrText>
           </w:r>
           <w:r>
             <w:fldChar w:fldCharType="separate"/>
@@ -1844,7 +1838,7 @@
           </w:r>
           <w:r>
             <w:rPr>
-              <w:rFonts w:ascii="Microsoft JhengHei" w:eastAsia="Microsoft JhengHei" w:hAnsi="Microsoft JhengHei" w:cs="Microsoft JhengHei" w:hint="eastAsia"/>
+              <w:rFonts w:hint="eastAsia" w:ascii="Microsoft JhengHei" w:hAnsi="Microsoft JhengHei" w:eastAsia="Microsoft JhengHei" w:cs="Microsoft JhengHei"/>
               <w:szCs w:val="24"/>
             </w:rPr>
             <w:fldChar w:fldCharType="end"/>
@@ -1852,42 +1846,28 @@
         </w:p>
         <w:p>
           <w:pPr>
-            <w:pStyle w:val="TOC1"/>
-            <w:keepNext w:val="0"/>
-            <w:keepLines w:val="0"/>
-            <w:pageBreakBefore w:val="0"/>
-            <w:widowControl w:val="0"/>
+            <w:pStyle w:val="16"/>
             <w:tabs>
               <w:tab w:val="right" w:leader="dot" w:pos="8497"/>
             </w:tabs>
-            <w:kinsoku w:val="0"/>
-            <w:wordWrap/>
-            <w:overflowPunct/>
-            <w:topLinePunct w:val="0"/>
-            <w:autoSpaceDE w:val="0"/>
-            <w:autoSpaceDN w:val="0"/>
-            <w:bidi w:val="0"/>
-            <w:adjustRightInd w:val="0"/>
-            <w:snapToGrid w:val="0"/>
-            <w:textAlignment w:val="baseline"/>
           </w:pPr>
           <w:r>
             <w:rPr>
-              <w:rFonts w:ascii="Microsoft JhengHei" w:eastAsia="Microsoft JhengHei" w:hAnsi="Microsoft JhengHei" w:cs="Microsoft JhengHei" w:hint="eastAsia"/>
+              <w:rFonts w:hint="eastAsia" w:ascii="Microsoft JhengHei" w:hAnsi="Microsoft JhengHei" w:eastAsia="Microsoft JhengHei" w:cs="Microsoft JhengHei"/>
               <w:szCs w:val="24"/>
             </w:rPr>
             <w:fldChar w:fldCharType="begin"/>
           </w:r>
           <w:r>
             <w:rPr>
-              <w:rFonts w:ascii="Microsoft JhengHei" w:eastAsia="Microsoft JhengHei" w:hAnsi="Microsoft JhengHei" w:cs="Microsoft JhengHei" w:hint="eastAsia"/>
-              <w:szCs w:val="24"/>
-            </w:rPr>
-            <w:instrText xml:space="preserve"> HYPERLINK \l _Toc3132 </w:instrText>
-          </w:r>
-          <w:r>
-            <w:rPr>
-              <w:rFonts w:ascii="Microsoft JhengHei" w:eastAsia="Microsoft JhengHei" w:hAnsi="Microsoft JhengHei" w:cs="Microsoft JhengHei" w:hint="eastAsia"/>
+              <w:rFonts w:hint="eastAsia" w:ascii="Microsoft JhengHei" w:hAnsi="Microsoft JhengHei" w:eastAsia="Microsoft JhengHei" w:cs="Microsoft JhengHei"/>
+              <w:szCs w:val="24"/>
+            </w:rPr>
+            <w:instrText xml:space="preserve"> HYPERLINK \l _Toc240 </w:instrText>
+          </w:r>
+          <w:r>
+            <w:rPr>
+              <w:rFonts w:hint="eastAsia" w:ascii="Microsoft JhengHei" w:hAnsi="Microsoft JhengHei" w:eastAsia="Microsoft JhengHei" w:cs="Microsoft JhengHei"/>
               <w:szCs w:val="24"/>
             </w:rPr>
             <w:fldChar w:fldCharType="separate"/>
@@ -1908,7 +1888,7 @@
             <w:fldChar w:fldCharType="begin"/>
           </w:r>
           <w:r>
-            <w:instrText xml:space="preserve"> PAGEREF _Toc3132 \h </w:instrText>
+            <w:instrText xml:space="preserve"> PAGEREF _Toc240 \h </w:instrText>
           </w:r>
           <w:r>
             <w:fldChar w:fldCharType="separate"/>
@@ -1921,7 +1901,7 @@
           </w:r>
           <w:r>
             <w:rPr>
-              <w:rFonts w:ascii="Microsoft JhengHei" w:eastAsia="Microsoft JhengHei" w:hAnsi="Microsoft JhengHei" w:cs="Microsoft JhengHei" w:hint="eastAsia"/>
+              <w:rFonts w:hint="eastAsia" w:ascii="Microsoft JhengHei" w:hAnsi="Microsoft JhengHei" w:eastAsia="Microsoft JhengHei" w:cs="Microsoft JhengHei"/>
               <w:szCs w:val="24"/>
             </w:rPr>
             <w:fldChar w:fldCharType="end"/>
@@ -1929,42 +1909,28 @@
         </w:p>
         <w:p>
           <w:pPr>
-            <w:pStyle w:val="TOC1"/>
-            <w:keepNext w:val="0"/>
-            <w:keepLines w:val="0"/>
-            <w:pageBreakBefore w:val="0"/>
-            <w:widowControl w:val="0"/>
+            <w:pStyle w:val="16"/>
             <w:tabs>
               <w:tab w:val="right" w:leader="dot" w:pos="8497"/>
             </w:tabs>
-            <w:kinsoku w:val="0"/>
-            <w:wordWrap/>
-            <w:overflowPunct/>
-            <w:topLinePunct w:val="0"/>
-            <w:autoSpaceDE w:val="0"/>
-            <w:autoSpaceDN w:val="0"/>
-            <w:bidi w:val="0"/>
-            <w:adjustRightInd w:val="0"/>
-            <w:snapToGrid w:val="0"/>
-            <w:textAlignment w:val="baseline"/>
           </w:pPr>
           <w:r>
             <w:rPr>
-              <w:rFonts w:ascii="Microsoft JhengHei" w:eastAsia="Microsoft JhengHei" w:hAnsi="Microsoft JhengHei" w:cs="Microsoft JhengHei" w:hint="eastAsia"/>
+              <w:rFonts w:hint="eastAsia" w:ascii="Microsoft JhengHei" w:hAnsi="Microsoft JhengHei" w:eastAsia="Microsoft JhengHei" w:cs="Microsoft JhengHei"/>
               <w:szCs w:val="24"/>
             </w:rPr>
             <w:fldChar w:fldCharType="begin"/>
           </w:r>
           <w:r>
             <w:rPr>
-              <w:rFonts w:ascii="Microsoft JhengHei" w:eastAsia="Microsoft JhengHei" w:hAnsi="Microsoft JhengHei" w:cs="Microsoft JhengHei" w:hint="eastAsia"/>
-              <w:szCs w:val="24"/>
-            </w:rPr>
-            <w:instrText xml:space="preserve"> HYPERLINK \l _Toc7671 </w:instrText>
-          </w:r>
-          <w:r>
-            <w:rPr>
-              <w:rFonts w:ascii="Microsoft JhengHei" w:eastAsia="Microsoft JhengHei" w:hAnsi="Microsoft JhengHei" w:cs="Microsoft JhengHei" w:hint="eastAsia"/>
+              <w:rFonts w:hint="eastAsia" w:ascii="Microsoft JhengHei" w:hAnsi="Microsoft JhengHei" w:eastAsia="Microsoft JhengHei" w:cs="Microsoft JhengHei"/>
+              <w:szCs w:val="24"/>
+            </w:rPr>
+            <w:instrText xml:space="preserve"> HYPERLINK \l _Toc7041 </w:instrText>
+          </w:r>
+          <w:r>
+            <w:rPr>
+              <w:rFonts w:hint="eastAsia" w:ascii="Microsoft JhengHei" w:hAnsi="Microsoft JhengHei" w:eastAsia="Microsoft JhengHei" w:cs="Microsoft JhengHei"/>
               <w:szCs w:val="24"/>
             </w:rPr>
             <w:fldChar w:fldCharType="separate"/>
@@ -1985,7 +1951,7 @@
             <w:fldChar w:fldCharType="begin"/>
           </w:r>
           <w:r>
-            <w:instrText xml:space="preserve"> PAGEREF _Toc7671 \h </w:instrText>
+            <w:instrText xml:space="preserve"> PAGEREF _Toc7041 \h </w:instrText>
           </w:r>
           <w:r>
             <w:fldChar w:fldCharType="separate"/>
@@ -1998,7 +1964,7 @@
           </w:r>
           <w:r>
             <w:rPr>
-              <w:rFonts w:ascii="Microsoft JhengHei" w:eastAsia="Microsoft JhengHei" w:hAnsi="Microsoft JhengHei" w:cs="Microsoft JhengHei" w:hint="eastAsia"/>
+              <w:rFonts w:hint="eastAsia" w:ascii="Microsoft JhengHei" w:hAnsi="Microsoft JhengHei" w:eastAsia="Microsoft JhengHei" w:cs="Microsoft JhengHei"/>
               <w:szCs w:val="24"/>
             </w:rPr>
             <w:fldChar w:fldCharType="end"/>
@@ -2006,42 +1972,28 @@
         </w:p>
         <w:p>
           <w:pPr>
-            <w:pStyle w:val="TOC1"/>
-            <w:keepNext w:val="0"/>
-            <w:keepLines w:val="0"/>
-            <w:pageBreakBefore w:val="0"/>
-            <w:widowControl w:val="0"/>
+            <w:pStyle w:val="16"/>
             <w:tabs>
               <w:tab w:val="right" w:leader="dot" w:pos="8497"/>
             </w:tabs>
-            <w:kinsoku w:val="0"/>
-            <w:wordWrap/>
-            <w:overflowPunct/>
-            <w:topLinePunct w:val="0"/>
-            <w:autoSpaceDE w:val="0"/>
-            <w:autoSpaceDN w:val="0"/>
-            <w:bidi w:val="0"/>
-            <w:adjustRightInd w:val="0"/>
-            <w:snapToGrid w:val="0"/>
-            <w:textAlignment w:val="baseline"/>
           </w:pPr>
           <w:r>
             <w:rPr>
-              <w:rFonts w:ascii="Microsoft JhengHei" w:eastAsia="Microsoft JhengHei" w:hAnsi="Microsoft JhengHei" w:cs="Microsoft JhengHei" w:hint="eastAsia"/>
+              <w:rFonts w:hint="eastAsia" w:ascii="Microsoft JhengHei" w:hAnsi="Microsoft JhengHei" w:eastAsia="Microsoft JhengHei" w:cs="Microsoft JhengHei"/>
               <w:szCs w:val="24"/>
             </w:rPr>
             <w:fldChar w:fldCharType="begin"/>
           </w:r>
           <w:r>
             <w:rPr>
-              <w:rFonts w:ascii="Microsoft JhengHei" w:eastAsia="Microsoft JhengHei" w:hAnsi="Microsoft JhengHei" w:cs="Microsoft JhengHei" w:hint="eastAsia"/>
-              <w:szCs w:val="24"/>
-            </w:rPr>
-            <w:instrText xml:space="preserve"> HYPERLINK \l _Toc737 </w:instrText>
-          </w:r>
-          <w:r>
-            <w:rPr>
-              <w:rFonts w:ascii="Microsoft JhengHei" w:eastAsia="Microsoft JhengHei" w:hAnsi="Microsoft JhengHei" w:cs="Microsoft JhengHei" w:hint="eastAsia"/>
+              <w:rFonts w:hint="eastAsia" w:ascii="Microsoft JhengHei" w:hAnsi="Microsoft JhengHei" w:eastAsia="Microsoft JhengHei" w:cs="Microsoft JhengHei"/>
+              <w:szCs w:val="24"/>
+            </w:rPr>
+            <w:instrText xml:space="preserve"> HYPERLINK \l _Toc29356 </w:instrText>
+          </w:r>
+          <w:r>
+            <w:rPr>
+              <w:rFonts w:hint="eastAsia" w:ascii="Microsoft JhengHei" w:hAnsi="Microsoft JhengHei" w:eastAsia="Microsoft JhengHei" w:cs="Microsoft JhengHei"/>
               <w:szCs w:val="24"/>
             </w:rPr>
             <w:fldChar w:fldCharType="separate"/>
@@ -2062,7 +2014,7 @@
             <w:fldChar w:fldCharType="begin"/>
           </w:r>
           <w:r>
-            <w:instrText xml:space="preserve"> PAGEREF _Toc737 \h </w:instrText>
+            <w:instrText xml:space="preserve"> PAGEREF _Toc29356 \h </w:instrText>
           </w:r>
           <w:r>
             <w:fldChar w:fldCharType="separate"/>
@@ -2075,7 +2027,7 @@
           </w:r>
           <w:r>
             <w:rPr>
-              <w:rFonts w:ascii="Microsoft JhengHei" w:eastAsia="Microsoft JhengHei" w:hAnsi="Microsoft JhengHei" w:cs="Microsoft JhengHei" w:hint="eastAsia"/>
+              <w:rFonts w:hint="eastAsia" w:ascii="Microsoft JhengHei" w:hAnsi="Microsoft JhengHei" w:eastAsia="Microsoft JhengHei" w:cs="Microsoft JhengHei"/>
               <w:szCs w:val="24"/>
             </w:rPr>
             <w:fldChar w:fldCharType="end"/>
@@ -2083,42 +2035,28 @@
         </w:p>
         <w:p>
           <w:pPr>
-            <w:pStyle w:val="TOC1"/>
-            <w:keepNext w:val="0"/>
-            <w:keepLines w:val="0"/>
-            <w:pageBreakBefore w:val="0"/>
-            <w:widowControl w:val="0"/>
+            <w:pStyle w:val="16"/>
             <w:tabs>
               <w:tab w:val="right" w:leader="dot" w:pos="8497"/>
             </w:tabs>
-            <w:kinsoku w:val="0"/>
-            <w:wordWrap/>
-            <w:overflowPunct/>
-            <w:topLinePunct w:val="0"/>
-            <w:autoSpaceDE w:val="0"/>
-            <w:autoSpaceDN w:val="0"/>
-            <w:bidi w:val="0"/>
-            <w:adjustRightInd w:val="0"/>
-            <w:snapToGrid w:val="0"/>
-            <w:textAlignment w:val="baseline"/>
           </w:pPr>
           <w:r>
             <w:rPr>
-              <w:rFonts w:ascii="Microsoft JhengHei" w:eastAsia="Microsoft JhengHei" w:hAnsi="Microsoft JhengHei" w:cs="Microsoft JhengHei" w:hint="eastAsia"/>
+              <w:rFonts w:hint="eastAsia" w:ascii="Microsoft JhengHei" w:hAnsi="Microsoft JhengHei" w:eastAsia="Microsoft JhengHei" w:cs="Microsoft JhengHei"/>
               <w:szCs w:val="24"/>
             </w:rPr>
             <w:fldChar w:fldCharType="begin"/>
           </w:r>
           <w:r>
             <w:rPr>
-              <w:rFonts w:ascii="Microsoft JhengHei" w:eastAsia="Microsoft JhengHei" w:hAnsi="Microsoft JhengHei" w:cs="Microsoft JhengHei" w:hint="eastAsia"/>
-              <w:szCs w:val="24"/>
-            </w:rPr>
-            <w:instrText xml:space="preserve"> HYPERLINK \l _Toc22785 </w:instrText>
-          </w:r>
-          <w:r>
-            <w:rPr>
-              <w:rFonts w:ascii="Microsoft JhengHei" w:eastAsia="Microsoft JhengHei" w:hAnsi="Microsoft JhengHei" w:cs="Microsoft JhengHei" w:hint="eastAsia"/>
+              <w:rFonts w:hint="eastAsia" w:ascii="Microsoft JhengHei" w:hAnsi="Microsoft JhengHei" w:eastAsia="Microsoft JhengHei" w:cs="Microsoft JhengHei"/>
+              <w:szCs w:val="24"/>
+            </w:rPr>
+            <w:instrText xml:space="preserve"> HYPERLINK \l _Toc24130 </w:instrText>
+          </w:r>
+          <w:r>
+            <w:rPr>
+              <w:rFonts w:hint="eastAsia" w:ascii="Microsoft JhengHei" w:hAnsi="Microsoft JhengHei" w:eastAsia="Microsoft JhengHei" w:cs="Microsoft JhengHei"/>
               <w:szCs w:val="24"/>
             </w:rPr>
             <w:fldChar w:fldCharType="separate"/>
@@ -2139,7 +2077,7 @@
             <w:fldChar w:fldCharType="begin"/>
           </w:r>
           <w:r>
-            <w:instrText xml:space="preserve"> PAGEREF _Toc22785 \h </w:instrText>
+            <w:instrText xml:space="preserve"> PAGEREF _Toc24130 \h </w:instrText>
           </w:r>
           <w:r>
             <w:fldChar w:fldCharType="separate"/>
@@ -2152,7 +2090,7 @@
           </w:r>
           <w:r>
             <w:rPr>
-              <w:rFonts w:ascii="Microsoft JhengHei" w:eastAsia="Microsoft JhengHei" w:hAnsi="Microsoft JhengHei" w:cs="Microsoft JhengHei" w:hint="eastAsia"/>
+              <w:rFonts w:hint="eastAsia" w:ascii="Microsoft JhengHei" w:hAnsi="Microsoft JhengHei" w:eastAsia="Microsoft JhengHei" w:cs="Microsoft JhengHei"/>
               <w:szCs w:val="24"/>
             </w:rPr>
             <w:fldChar w:fldCharType="end"/>
@@ -2160,42 +2098,28 @@
         </w:p>
         <w:p>
           <w:pPr>
-            <w:pStyle w:val="TOC1"/>
-            <w:keepNext w:val="0"/>
-            <w:keepLines w:val="0"/>
-            <w:pageBreakBefore w:val="0"/>
-            <w:widowControl w:val="0"/>
+            <w:pStyle w:val="16"/>
             <w:tabs>
               <w:tab w:val="right" w:leader="dot" w:pos="8497"/>
             </w:tabs>
-            <w:kinsoku w:val="0"/>
-            <w:wordWrap/>
-            <w:overflowPunct/>
-            <w:topLinePunct w:val="0"/>
-            <w:autoSpaceDE w:val="0"/>
-            <w:autoSpaceDN w:val="0"/>
-            <w:bidi w:val="0"/>
-            <w:adjustRightInd w:val="0"/>
-            <w:snapToGrid w:val="0"/>
-            <w:textAlignment w:val="baseline"/>
           </w:pPr>
           <w:r>
             <w:rPr>
-              <w:rFonts w:ascii="Microsoft JhengHei" w:eastAsia="Microsoft JhengHei" w:hAnsi="Microsoft JhengHei" w:cs="Microsoft JhengHei" w:hint="eastAsia"/>
+              <w:rFonts w:hint="eastAsia" w:ascii="Microsoft JhengHei" w:hAnsi="Microsoft JhengHei" w:eastAsia="Microsoft JhengHei" w:cs="Microsoft JhengHei"/>
               <w:szCs w:val="24"/>
             </w:rPr>
             <w:fldChar w:fldCharType="begin"/>
           </w:r>
           <w:r>
             <w:rPr>
-              <w:rFonts w:ascii="Microsoft JhengHei" w:eastAsia="Microsoft JhengHei" w:hAnsi="Microsoft JhengHei" w:cs="Microsoft JhengHei" w:hint="eastAsia"/>
-              <w:szCs w:val="24"/>
-            </w:rPr>
-            <w:instrText xml:space="preserve"> HYPERLINK \l _Toc3703 </w:instrText>
-          </w:r>
-          <w:r>
-            <w:rPr>
-              <w:rFonts w:ascii="Microsoft JhengHei" w:eastAsia="Microsoft JhengHei" w:hAnsi="Microsoft JhengHei" w:cs="Microsoft JhengHei" w:hint="eastAsia"/>
+              <w:rFonts w:hint="eastAsia" w:ascii="Microsoft JhengHei" w:hAnsi="Microsoft JhengHei" w:eastAsia="Microsoft JhengHei" w:cs="Microsoft JhengHei"/>
+              <w:szCs w:val="24"/>
+            </w:rPr>
+            <w:instrText xml:space="preserve"> HYPERLINK \l _Toc22315 </w:instrText>
+          </w:r>
+          <w:r>
+            <w:rPr>
+              <w:rFonts w:hint="eastAsia" w:ascii="Microsoft JhengHei" w:hAnsi="Microsoft JhengHei" w:eastAsia="Microsoft JhengHei" w:cs="Microsoft JhengHei"/>
               <w:szCs w:val="24"/>
             </w:rPr>
             <w:fldChar w:fldCharType="separate"/>
@@ -2216,7 +2140,7 @@
             <w:fldChar w:fldCharType="begin"/>
           </w:r>
           <w:r>
-            <w:instrText xml:space="preserve"> PAGEREF _Toc3703 \h </w:instrText>
+            <w:instrText xml:space="preserve"> PAGEREF _Toc22315 \h </w:instrText>
           </w:r>
           <w:r>
             <w:fldChar w:fldCharType="separate"/>
@@ -2229,7 +2153,7 @@
           </w:r>
           <w:r>
             <w:rPr>
-              <w:rFonts w:ascii="Microsoft JhengHei" w:eastAsia="Microsoft JhengHei" w:hAnsi="Microsoft JhengHei" w:cs="Microsoft JhengHei" w:hint="eastAsia"/>
+              <w:rFonts w:hint="eastAsia" w:ascii="Microsoft JhengHei" w:hAnsi="Microsoft JhengHei" w:eastAsia="Microsoft JhengHei" w:cs="Microsoft JhengHei"/>
               <w:szCs w:val="24"/>
             </w:rPr>
             <w:fldChar w:fldCharType="end"/>
@@ -2237,42 +2161,28 @@
         </w:p>
         <w:p>
           <w:pPr>
-            <w:pStyle w:val="TOC1"/>
-            <w:keepNext w:val="0"/>
-            <w:keepLines w:val="0"/>
-            <w:pageBreakBefore w:val="0"/>
-            <w:widowControl w:val="0"/>
+            <w:pStyle w:val="16"/>
             <w:tabs>
               <w:tab w:val="right" w:leader="dot" w:pos="8497"/>
             </w:tabs>
-            <w:kinsoku w:val="0"/>
-            <w:wordWrap/>
-            <w:overflowPunct/>
-            <w:topLinePunct w:val="0"/>
-            <w:autoSpaceDE w:val="0"/>
-            <w:autoSpaceDN w:val="0"/>
-            <w:bidi w:val="0"/>
-            <w:adjustRightInd w:val="0"/>
-            <w:snapToGrid w:val="0"/>
-            <w:textAlignment w:val="baseline"/>
           </w:pPr>
           <w:r>
             <w:rPr>
-              <w:rFonts w:ascii="Microsoft JhengHei" w:eastAsia="Microsoft JhengHei" w:hAnsi="Microsoft JhengHei" w:cs="Microsoft JhengHei" w:hint="eastAsia"/>
+              <w:rFonts w:hint="eastAsia" w:ascii="Microsoft JhengHei" w:hAnsi="Microsoft JhengHei" w:eastAsia="Microsoft JhengHei" w:cs="Microsoft JhengHei"/>
               <w:szCs w:val="24"/>
             </w:rPr>
             <w:fldChar w:fldCharType="begin"/>
           </w:r>
           <w:r>
             <w:rPr>
-              <w:rFonts w:ascii="Microsoft JhengHei" w:eastAsia="Microsoft JhengHei" w:hAnsi="Microsoft JhengHei" w:cs="Microsoft JhengHei" w:hint="eastAsia"/>
-              <w:szCs w:val="24"/>
-            </w:rPr>
-            <w:instrText xml:space="preserve"> HYPERLINK \l _Toc13130 </w:instrText>
-          </w:r>
-          <w:r>
-            <w:rPr>
-              <w:rFonts w:ascii="Microsoft JhengHei" w:eastAsia="Microsoft JhengHei" w:hAnsi="Microsoft JhengHei" w:cs="Microsoft JhengHei" w:hint="eastAsia"/>
+              <w:rFonts w:hint="eastAsia" w:ascii="Microsoft JhengHei" w:hAnsi="Microsoft JhengHei" w:eastAsia="Microsoft JhengHei" w:cs="Microsoft JhengHei"/>
+              <w:szCs w:val="24"/>
+            </w:rPr>
+            <w:instrText xml:space="preserve"> HYPERLINK \l _Toc19615 </w:instrText>
+          </w:r>
+          <w:r>
+            <w:rPr>
+              <w:rFonts w:hint="eastAsia" w:ascii="Microsoft JhengHei" w:hAnsi="Microsoft JhengHei" w:eastAsia="Microsoft JhengHei" w:cs="Microsoft JhengHei"/>
               <w:szCs w:val="24"/>
             </w:rPr>
             <w:fldChar w:fldCharType="separate"/>
@@ -2293,7 +2203,7 @@
             <w:fldChar w:fldCharType="begin"/>
           </w:r>
           <w:r>
-            <w:instrText xml:space="preserve"> PAGEREF _Toc13130 \h </w:instrText>
+            <w:instrText xml:space="preserve"> PAGEREF _Toc19615 \h </w:instrText>
           </w:r>
           <w:r>
             <w:fldChar w:fldCharType="separate"/>
@@ -2306,7 +2216,7 @@
           </w:r>
           <w:r>
             <w:rPr>
-              <w:rFonts w:ascii="Microsoft JhengHei" w:eastAsia="Microsoft JhengHei" w:hAnsi="Microsoft JhengHei" w:cs="Microsoft JhengHei" w:hint="eastAsia"/>
+              <w:rFonts w:hint="eastAsia" w:ascii="Microsoft JhengHei" w:hAnsi="Microsoft JhengHei" w:eastAsia="Microsoft JhengHei" w:cs="Microsoft JhengHei"/>
               <w:szCs w:val="24"/>
             </w:rPr>
             <w:fldChar w:fldCharType="end"/>
@@ -2314,42 +2224,28 @@
         </w:p>
         <w:p>
           <w:pPr>
-            <w:pStyle w:val="TOC2"/>
-            <w:keepNext w:val="0"/>
-            <w:keepLines w:val="0"/>
-            <w:pageBreakBefore w:val="0"/>
-            <w:widowControl w:val="0"/>
+            <w:pStyle w:val="17"/>
             <w:tabs>
               <w:tab w:val="right" w:leader="dot" w:pos="8497"/>
             </w:tabs>
-            <w:kinsoku w:val="0"/>
-            <w:wordWrap/>
-            <w:overflowPunct/>
-            <w:topLinePunct w:val="0"/>
-            <w:autoSpaceDE w:val="0"/>
-            <w:autoSpaceDN w:val="0"/>
-            <w:bidi w:val="0"/>
-            <w:adjustRightInd w:val="0"/>
-            <w:snapToGrid w:val="0"/>
-            <w:textAlignment w:val="baseline"/>
           </w:pPr>
           <w:r>
             <w:rPr>
-              <w:rFonts w:ascii="Microsoft JhengHei" w:eastAsia="Microsoft JhengHei" w:hAnsi="Microsoft JhengHei" w:cs="Microsoft JhengHei" w:hint="eastAsia"/>
+              <w:rFonts w:hint="eastAsia" w:ascii="Microsoft JhengHei" w:hAnsi="Microsoft JhengHei" w:eastAsia="Microsoft JhengHei" w:cs="Microsoft JhengHei"/>
               <w:szCs w:val="24"/>
             </w:rPr>
             <w:fldChar w:fldCharType="begin"/>
           </w:r>
           <w:r>
             <w:rPr>
-              <w:rFonts w:ascii="Microsoft JhengHei" w:eastAsia="Microsoft JhengHei" w:hAnsi="Microsoft JhengHei" w:cs="Microsoft JhengHei" w:hint="eastAsia"/>
-              <w:szCs w:val="24"/>
-            </w:rPr>
-            <w:instrText xml:space="preserve"> HYPERLINK \l _Toc28446 </w:instrText>
-          </w:r>
-          <w:r>
-            <w:rPr>
-              <w:rFonts w:ascii="Microsoft JhengHei" w:eastAsia="Microsoft JhengHei" w:hAnsi="Microsoft JhengHei" w:cs="Microsoft JhengHei" w:hint="eastAsia"/>
+              <w:rFonts w:hint="eastAsia" w:ascii="Microsoft JhengHei" w:hAnsi="Microsoft JhengHei" w:eastAsia="Microsoft JhengHei" w:cs="Microsoft JhengHei"/>
+              <w:szCs w:val="24"/>
+            </w:rPr>
+            <w:instrText xml:space="preserve"> HYPERLINK \l _Toc21032 </w:instrText>
+          </w:r>
+          <w:r>
+            <w:rPr>
+              <w:rFonts w:hint="eastAsia" w:ascii="Microsoft JhengHei" w:hAnsi="Microsoft JhengHei" w:eastAsia="Microsoft JhengHei" w:cs="Microsoft JhengHei"/>
               <w:szCs w:val="24"/>
             </w:rPr>
             <w:fldChar w:fldCharType="separate"/>
@@ -2370,7 +2266,7 @@
             <w:fldChar w:fldCharType="begin"/>
           </w:r>
           <w:r>
-            <w:instrText xml:space="preserve"> PAGEREF _Toc28446 \h </w:instrText>
+            <w:instrText xml:space="preserve"> PAGEREF _Toc21032 \h </w:instrText>
           </w:r>
           <w:r>
             <w:fldChar w:fldCharType="separate"/>
@@ -2383,7 +2279,7 @@
           </w:r>
           <w:r>
             <w:rPr>
-              <w:rFonts w:ascii="Microsoft JhengHei" w:eastAsia="Microsoft JhengHei" w:hAnsi="Microsoft JhengHei" w:cs="Microsoft JhengHei" w:hint="eastAsia"/>
+              <w:rFonts w:hint="eastAsia" w:ascii="Microsoft JhengHei" w:hAnsi="Microsoft JhengHei" w:eastAsia="Microsoft JhengHei" w:cs="Microsoft JhengHei"/>
               <w:szCs w:val="24"/>
             </w:rPr>
             <w:fldChar w:fldCharType="end"/>
@@ -2391,42 +2287,28 @@
         </w:p>
         <w:p>
           <w:pPr>
-            <w:pStyle w:val="TOC1"/>
-            <w:keepNext w:val="0"/>
-            <w:keepLines w:val="0"/>
-            <w:pageBreakBefore w:val="0"/>
-            <w:widowControl w:val="0"/>
+            <w:pStyle w:val="16"/>
             <w:tabs>
               <w:tab w:val="right" w:leader="dot" w:pos="8497"/>
             </w:tabs>
-            <w:kinsoku w:val="0"/>
-            <w:wordWrap/>
-            <w:overflowPunct/>
-            <w:topLinePunct w:val="0"/>
-            <w:autoSpaceDE w:val="0"/>
-            <w:autoSpaceDN w:val="0"/>
-            <w:bidi w:val="0"/>
-            <w:adjustRightInd w:val="0"/>
-            <w:snapToGrid w:val="0"/>
-            <w:textAlignment w:val="baseline"/>
           </w:pPr>
           <w:r>
             <w:rPr>
-              <w:rFonts w:ascii="Microsoft JhengHei" w:eastAsia="Microsoft JhengHei" w:hAnsi="Microsoft JhengHei" w:cs="Microsoft JhengHei" w:hint="eastAsia"/>
+              <w:rFonts w:hint="eastAsia" w:ascii="Microsoft JhengHei" w:hAnsi="Microsoft JhengHei" w:eastAsia="Microsoft JhengHei" w:cs="Microsoft JhengHei"/>
               <w:szCs w:val="24"/>
             </w:rPr>
             <w:fldChar w:fldCharType="begin"/>
           </w:r>
           <w:r>
             <w:rPr>
-              <w:rFonts w:ascii="Microsoft JhengHei" w:eastAsia="Microsoft JhengHei" w:hAnsi="Microsoft JhengHei" w:cs="Microsoft JhengHei" w:hint="eastAsia"/>
-              <w:szCs w:val="24"/>
-            </w:rPr>
-            <w:instrText xml:space="preserve"> HYPERLINK \l _Toc3815 </w:instrText>
-          </w:r>
-          <w:r>
-            <w:rPr>
-              <w:rFonts w:ascii="Microsoft JhengHei" w:eastAsia="Microsoft JhengHei" w:hAnsi="Microsoft JhengHei" w:cs="Microsoft JhengHei" w:hint="eastAsia"/>
+              <w:rFonts w:hint="eastAsia" w:ascii="Microsoft JhengHei" w:hAnsi="Microsoft JhengHei" w:eastAsia="Microsoft JhengHei" w:cs="Microsoft JhengHei"/>
+              <w:szCs w:val="24"/>
+            </w:rPr>
+            <w:instrText xml:space="preserve"> HYPERLINK \l _Toc15506 </w:instrText>
+          </w:r>
+          <w:r>
+            <w:rPr>
+              <w:rFonts w:hint="eastAsia" w:ascii="Microsoft JhengHei" w:hAnsi="Microsoft JhengHei" w:eastAsia="Microsoft JhengHei" w:cs="Microsoft JhengHei"/>
               <w:szCs w:val="24"/>
             </w:rPr>
             <w:fldChar w:fldCharType="separate"/>
@@ -2447,7 +2329,7 @@
             <w:fldChar w:fldCharType="begin"/>
           </w:r>
           <w:r>
-            <w:instrText xml:space="preserve"> PAGEREF _Toc3815 \h </w:instrText>
+            <w:instrText xml:space="preserve"> PAGEREF _Toc15506 \h </w:instrText>
           </w:r>
           <w:r>
             <w:fldChar w:fldCharType="separate"/>
@@ -2460,7 +2342,7 @@
           </w:r>
           <w:r>
             <w:rPr>
-              <w:rFonts w:ascii="Microsoft JhengHei" w:eastAsia="Microsoft JhengHei" w:hAnsi="Microsoft JhengHei" w:cs="Microsoft JhengHei" w:hint="eastAsia"/>
+              <w:rFonts w:hint="eastAsia" w:ascii="Microsoft JhengHei" w:hAnsi="Microsoft JhengHei" w:eastAsia="Microsoft JhengHei" w:cs="Microsoft JhengHei"/>
               <w:szCs w:val="24"/>
             </w:rPr>
             <w:fldChar w:fldCharType="end"/>
@@ -2468,42 +2350,28 @@
         </w:p>
         <w:p>
           <w:pPr>
-            <w:pStyle w:val="TOC1"/>
-            <w:keepNext w:val="0"/>
-            <w:keepLines w:val="0"/>
-            <w:pageBreakBefore w:val="0"/>
-            <w:widowControl w:val="0"/>
+            <w:pStyle w:val="16"/>
             <w:tabs>
               <w:tab w:val="right" w:leader="dot" w:pos="8497"/>
             </w:tabs>
-            <w:kinsoku w:val="0"/>
-            <w:wordWrap/>
-            <w:overflowPunct/>
-            <w:topLinePunct w:val="0"/>
-            <w:autoSpaceDE w:val="0"/>
-            <w:autoSpaceDN w:val="0"/>
-            <w:bidi w:val="0"/>
-            <w:adjustRightInd w:val="0"/>
-            <w:snapToGrid w:val="0"/>
-            <w:textAlignment w:val="baseline"/>
           </w:pPr>
           <w:r>
             <w:rPr>
-              <w:rFonts w:ascii="Microsoft JhengHei" w:eastAsia="Microsoft JhengHei" w:hAnsi="Microsoft JhengHei" w:cs="Microsoft JhengHei" w:hint="eastAsia"/>
+              <w:rFonts w:hint="eastAsia" w:ascii="Microsoft JhengHei" w:hAnsi="Microsoft JhengHei" w:eastAsia="Microsoft JhengHei" w:cs="Microsoft JhengHei"/>
               <w:szCs w:val="24"/>
             </w:rPr>
             <w:fldChar w:fldCharType="begin"/>
           </w:r>
           <w:r>
             <w:rPr>
-              <w:rFonts w:ascii="Microsoft JhengHei" w:eastAsia="Microsoft JhengHei" w:hAnsi="Microsoft JhengHei" w:cs="Microsoft JhengHei" w:hint="eastAsia"/>
-              <w:szCs w:val="24"/>
-            </w:rPr>
-            <w:instrText xml:space="preserve"> HYPERLINK \l _Toc32560 </w:instrText>
-          </w:r>
-          <w:r>
-            <w:rPr>
-              <w:rFonts w:ascii="Microsoft JhengHei" w:eastAsia="Microsoft JhengHei" w:hAnsi="Microsoft JhengHei" w:cs="Microsoft JhengHei" w:hint="eastAsia"/>
+              <w:rFonts w:hint="eastAsia" w:ascii="Microsoft JhengHei" w:hAnsi="Microsoft JhengHei" w:eastAsia="Microsoft JhengHei" w:cs="Microsoft JhengHei"/>
+              <w:szCs w:val="24"/>
+            </w:rPr>
+            <w:instrText xml:space="preserve"> HYPERLINK \l _Toc17970 </w:instrText>
+          </w:r>
+          <w:r>
+            <w:rPr>
+              <w:rFonts w:hint="eastAsia" w:ascii="Microsoft JhengHei" w:hAnsi="Microsoft JhengHei" w:eastAsia="Microsoft JhengHei" w:cs="Microsoft JhengHei"/>
               <w:szCs w:val="24"/>
             </w:rPr>
             <w:fldChar w:fldCharType="separate"/>
@@ -2524,7 +2392,7 @@
             <w:fldChar w:fldCharType="begin"/>
           </w:r>
           <w:r>
-            <w:instrText xml:space="preserve"> PAGEREF _Toc32560 \h </w:instrText>
+            <w:instrText xml:space="preserve"> PAGEREF _Toc17970 \h </w:instrText>
           </w:r>
           <w:r>
             <w:fldChar w:fldCharType="separate"/>
@@ -2537,7 +2405,7 @@
           </w:r>
           <w:r>
             <w:rPr>
-              <w:rFonts w:ascii="Microsoft JhengHei" w:eastAsia="Microsoft JhengHei" w:hAnsi="Microsoft JhengHei" w:cs="Microsoft JhengHei" w:hint="eastAsia"/>
+              <w:rFonts w:hint="eastAsia" w:ascii="Microsoft JhengHei" w:hAnsi="Microsoft JhengHei" w:eastAsia="Microsoft JhengHei" w:cs="Microsoft JhengHei"/>
               <w:szCs w:val="24"/>
             </w:rPr>
             <w:fldChar w:fldCharType="end"/>
@@ -2545,42 +2413,28 @@
         </w:p>
         <w:p>
           <w:pPr>
-            <w:pStyle w:val="TOC2"/>
-            <w:keepNext w:val="0"/>
-            <w:keepLines w:val="0"/>
-            <w:pageBreakBefore w:val="0"/>
-            <w:widowControl w:val="0"/>
+            <w:pStyle w:val="17"/>
             <w:tabs>
               <w:tab w:val="right" w:leader="dot" w:pos="8497"/>
             </w:tabs>
-            <w:kinsoku w:val="0"/>
-            <w:wordWrap/>
-            <w:overflowPunct/>
-            <w:topLinePunct w:val="0"/>
-            <w:autoSpaceDE w:val="0"/>
-            <w:autoSpaceDN w:val="0"/>
-            <w:bidi w:val="0"/>
-            <w:adjustRightInd w:val="0"/>
-            <w:snapToGrid w:val="0"/>
-            <w:textAlignment w:val="baseline"/>
           </w:pPr>
           <w:r>
             <w:rPr>
-              <w:rFonts w:ascii="Microsoft JhengHei" w:eastAsia="Microsoft JhengHei" w:hAnsi="Microsoft JhengHei" w:cs="Microsoft JhengHei" w:hint="eastAsia"/>
+              <w:rFonts w:hint="eastAsia" w:ascii="Microsoft JhengHei" w:hAnsi="Microsoft JhengHei" w:eastAsia="Microsoft JhengHei" w:cs="Microsoft JhengHei"/>
               <w:szCs w:val="24"/>
             </w:rPr>
             <w:fldChar w:fldCharType="begin"/>
           </w:r>
           <w:r>
             <w:rPr>
-              <w:rFonts w:ascii="Microsoft JhengHei" w:eastAsia="Microsoft JhengHei" w:hAnsi="Microsoft JhengHei" w:cs="Microsoft JhengHei" w:hint="eastAsia"/>
-              <w:szCs w:val="24"/>
-            </w:rPr>
-            <w:instrText xml:space="preserve"> HYPERLINK \l _Toc8982 </w:instrText>
-          </w:r>
-          <w:r>
-            <w:rPr>
-              <w:rFonts w:ascii="Microsoft JhengHei" w:eastAsia="Microsoft JhengHei" w:hAnsi="Microsoft JhengHei" w:cs="Microsoft JhengHei" w:hint="eastAsia"/>
+              <w:rFonts w:hint="eastAsia" w:ascii="Microsoft JhengHei" w:hAnsi="Microsoft JhengHei" w:eastAsia="Microsoft JhengHei" w:cs="Microsoft JhengHei"/>
+              <w:szCs w:val="24"/>
+            </w:rPr>
+            <w:instrText xml:space="preserve"> HYPERLINK \l _Toc24805 </w:instrText>
+          </w:r>
+          <w:r>
+            <w:rPr>
+              <w:rFonts w:hint="eastAsia" w:ascii="Microsoft JhengHei" w:hAnsi="Microsoft JhengHei" w:eastAsia="Microsoft JhengHei" w:cs="Microsoft JhengHei"/>
               <w:szCs w:val="24"/>
             </w:rPr>
             <w:fldChar w:fldCharType="separate"/>
@@ -2601,7 +2455,7 @@
             <w:fldChar w:fldCharType="begin"/>
           </w:r>
           <w:r>
-            <w:instrText xml:space="preserve"> PAGEREF _Toc8982 \h </w:instrText>
+            <w:instrText xml:space="preserve"> PAGEREF _Toc24805 \h </w:instrText>
           </w:r>
           <w:r>
             <w:fldChar w:fldCharType="separate"/>
@@ -2614,7 +2468,7 @@
           </w:r>
           <w:r>
             <w:rPr>
-              <w:rFonts w:ascii="Microsoft JhengHei" w:eastAsia="Microsoft JhengHei" w:hAnsi="Microsoft JhengHei" w:cs="Microsoft JhengHei" w:hint="eastAsia"/>
+              <w:rFonts w:hint="eastAsia" w:ascii="Microsoft JhengHei" w:hAnsi="Microsoft JhengHei" w:eastAsia="Microsoft JhengHei" w:cs="Microsoft JhengHei"/>
               <w:szCs w:val="24"/>
             </w:rPr>
             <w:fldChar w:fldCharType="end"/>
@@ -2622,42 +2476,28 @@
         </w:p>
         <w:p>
           <w:pPr>
-            <w:pStyle w:val="TOC2"/>
-            <w:keepNext w:val="0"/>
-            <w:keepLines w:val="0"/>
-            <w:pageBreakBefore w:val="0"/>
-            <w:widowControl w:val="0"/>
+            <w:pStyle w:val="17"/>
             <w:tabs>
               <w:tab w:val="right" w:leader="dot" w:pos="8497"/>
             </w:tabs>
-            <w:kinsoku w:val="0"/>
-            <w:wordWrap/>
-            <w:overflowPunct/>
-            <w:topLinePunct w:val="0"/>
-            <w:autoSpaceDE w:val="0"/>
-            <w:autoSpaceDN w:val="0"/>
-            <w:bidi w:val="0"/>
-            <w:adjustRightInd w:val="0"/>
-            <w:snapToGrid w:val="0"/>
-            <w:textAlignment w:val="baseline"/>
           </w:pPr>
           <w:r>
             <w:rPr>
-              <w:rFonts w:ascii="Microsoft JhengHei" w:eastAsia="Microsoft JhengHei" w:hAnsi="Microsoft JhengHei" w:cs="Microsoft JhengHei" w:hint="eastAsia"/>
+              <w:rFonts w:hint="eastAsia" w:ascii="Microsoft JhengHei" w:hAnsi="Microsoft JhengHei" w:eastAsia="Microsoft JhengHei" w:cs="Microsoft JhengHei"/>
               <w:szCs w:val="24"/>
             </w:rPr>
             <w:fldChar w:fldCharType="begin"/>
           </w:r>
           <w:r>
             <w:rPr>
-              <w:rFonts w:ascii="Microsoft JhengHei" w:eastAsia="Microsoft JhengHei" w:hAnsi="Microsoft JhengHei" w:cs="Microsoft JhengHei" w:hint="eastAsia"/>
-              <w:szCs w:val="24"/>
-            </w:rPr>
-            <w:instrText xml:space="preserve"> HYPERLINK \l _Toc28179 </w:instrText>
-          </w:r>
-          <w:r>
-            <w:rPr>
-              <w:rFonts w:ascii="Microsoft JhengHei" w:eastAsia="Microsoft JhengHei" w:hAnsi="Microsoft JhengHei" w:cs="Microsoft JhengHei" w:hint="eastAsia"/>
+              <w:rFonts w:hint="eastAsia" w:ascii="Microsoft JhengHei" w:hAnsi="Microsoft JhengHei" w:eastAsia="Microsoft JhengHei" w:cs="Microsoft JhengHei"/>
+              <w:szCs w:val="24"/>
+            </w:rPr>
+            <w:instrText xml:space="preserve"> HYPERLINK \l _Toc29570 </w:instrText>
+          </w:r>
+          <w:r>
+            <w:rPr>
+              <w:rFonts w:hint="eastAsia" w:ascii="Microsoft JhengHei" w:hAnsi="Microsoft JhengHei" w:eastAsia="Microsoft JhengHei" w:cs="Microsoft JhengHei"/>
               <w:szCs w:val="24"/>
             </w:rPr>
             <w:fldChar w:fldCharType="separate"/>
@@ -2678,7 +2518,7 @@
             <w:fldChar w:fldCharType="begin"/>
           </w:r>
           <w:r>
-            <w:instrText xml:space="preserve"> PAGEREF _Toc28179 \h </w:instrText>
+            <w:instrText xml:space="preserve"> PAGEREF _Toc29570 \h </w:instrText>
           </w:r>
           <w:r>
             <w:fldChar w:fldCharType="separate"/>
@@ -2691,7 +2531,7 @@
           </w:r>
           <w:r>
             <w:rPr>
-              <w:rFonts w:ascii="Microsoft JhengHei" w:eastAsia="Microsoft JhengHei" w:hAnsi="Microsoft JhengHei" w:cs="Microsoft JhengHei" w:hint="eastAsia"/>
+              <w:rFonts w:hint="eastAsia" w:ascii="Microsoft JhengHei" w:hAnsi="Microsoft JhengHei" w:eastAsia="Microsoft JhengHei" w:cs="Microsoft JhengHei"/>
               <w:szCs w:val="24"/>
             </w:rPr>
             <w:fldChar w:fldCharType="end"/>
@@ -2699,42 +2539,28 @@
         </w:p>
         <w:p>
           <w:pPr>
-            <w:pStyle w:val="TOC2"/>
-            <w:keepNext w:val="0"/>
-            <w:keepLines w:val="0"/>
-            <w:pageBreakBefore w:val="0"/>
-            <w:widowControl w:val="0"/>
+            <w:pStyle w:val="17"/>
             <w:tabs>
               <w:tab w:val="right" w:leader="dot" w:pos="8497"/>
             </w:tabs>
-            <w:kinsoku w:val="0"/>
-            <w:wordWrap/>
-            <w:overflowPunct/>
-            <w:topLinePunct w:val="0"/>
-            <w:autoSpaceDE w:val="0"/>
-            <w:autoSpaceDN w:val="0"/>
-            <w:bidi w:val="0"/>
-            <w:adjustRightInd w:val="0"/>
-            <w:snapToGrid w:val="0"/>
-            <w:textAlignment w:val="baseline"/>
           </w:pPr>
           <w:r>
             <w:rPr>
-              <w:rFonts w:ascii="Microsoft JhengHei" w:eastAsia="Microsoft JhengHei" w:hAnsi="Microsoft JhengHei" w:cs="Microsoft JhengHei" w:hint="eastAsia"/>
+              <w:rFonts w:hint="eastAsia" w:ascii="Microsoft JhengHei" w:hAnsi="Microsoft JhengHei" w:eastAsia="Microsoft JhengHei" w:cs="Microsoft JhengHei"/>
               <w:szCs w:val="24"/>
             </w:rPr>
             <w:fldChar w:fldCharType="begin"/>
           </w:r>
           <w:r>
             <w:rPr>
-              <w:rFonts w:ascii="Microsoft JhengHei" w:eastAsia="Microsoft JhengHei" w:hAnsi="Microsoft JhengHei" w:cs="Microsoft JhengHei" w:hint="eastAsia"/>
-              <w:szCs w:val="24"/>
-            </w:rPr>
-            <w:instrText xml:space="preserve"> HYPERLINK \l _Toc27201 </w:instrText>
-          </w:r>
-          <w:r>
-            <w:rPr>
-              <w:rFonts w:ascii="Microsoft JhengHei" w:eastAsia="Microsoft JhengHei" w:hAnsi="Microsoft JhengHei" w:cs="Microsoft JhengHei" w:hint="eastAsia"/>
+              <w:rFonts w:hint="eastAsia" w:ascii="Microsoft JhengHei" w:hAnsi="Microsoft JhengHei" w:eastAsia="Microsoft JhengHei" w:cs="Microsoft JhengHei"/>
+              <w:szCs w:val="24"/>
+            </w:rPr>
+            <w:instrText xml:space="preserve"> HYPERLINK \l _Toc14141 </w:instrText>
+          </w:r>
+          <w:r>
+            <w:rPr>
+              <w:rFonts w:hint="eastAsia" w:ascii="Microsoft JhengHei" w:hAnsi="Microsoft JhengHei" w:eastAsia="Microsoft JhengHei" w:cs="Microsoft JhengHei"/>
               <w:szCs w:val="24"/>
             </w:rPr>
             <w:fldChar w:fldCharType="separate"/>
@@ -2755,20 +2581,20 @@
             <w:fldChar w:fldCharType="begin"/>
           </w:r>
           <w:r>
-            <w:instrText xml:space="preserve"> PAGEREF _Toc27201 \h </w:instrText>
+            <w:instrText xml:space="preserve"> PAGEREF _Toc14141 \h </w:instrText>
           </w:r>
           <w:r>
             <w:fldChar w:fldCharType="separate"/>
           </w:r>
           <w:r>
-            <w:t>6</w:t>
+            <w:t>5</w:t>
           </w:r>
           <w:r>
             <w:fldChar w:fldCharType="end"/>
           </w:r>
           <w:r>
             <w:rPr>
-              <w:rFonts w:ascii="Microsoft JhengHei" w:eastAsia="Microsoft JhengHei" w:hAnsi="Microsoft JhengHei" w:cs="Microsoft JhengHei" w:hint="eastAsia"/>
+              <w:rFonts w:hint="eastAsia" w:ascii="Microsoft JhengHei" w:hAnsi="Microsoft JhengHei" w:eastAsia="Microsoft JhengHei" w:cs="Microsoft JhengHei"/>
               <w:szCs w:val="24"/>
             </w:rPr>
             <w:fldChar w:fldCharType="end"/>
@@ -2776,42 +2602,28 @@
         </w:p>
         <w:p>
           <w:pPr>
-            <w:pStyle w:val="TOC2"/>
-            <w:keepNext w:val="0"/>
-            <w:keepLines w:val="0"/>
-            <w:pageBreakBefore w:val="0"/>
-            <w:widowControl w:val="0"/>
+            <w:pStyle w:val="17"/>
             <w:tabs>
               <w:tab w:val="right" w:leader="dot" w:pos="8497"/>
             </w:tabs>
-            <w:kinsoku w:val="0"/>
-            <w:wordWrap/>
-            <w:overflowPunct/>
-            <w:topLinePunct w:val="0"/>
-            <w:autoSpaceDE w:val="0"/>
-            <w:autoSpaceDN w:val="0"/>
-            <w:bidi w:val="0"/>
-            <w:adjustRightInd w:val="0"/>
-            <w:snapToGrid w:val="0"/>
-            <w:textAlignment w:val="baseline"/>
           </w:pPr>
           <w:r>
             <w:rPr>
-              <w:rFonts w:ascii="Microsoft JhengHei" w:eastAsia="Microsoft JhengHei" w:hAnsi="Microsoft JhengHei" w:cs="Microsoft JhengHei" w:hint="eastAsia"/>
+              <w:rFonts w:hint="eastAsia" w:ascii="Microsoft JhengHei" w:hAnsi="Microsoft JhengHei" w:eastAsia="Microsoft JhengHei" w:cs="Microsoft JhengHei"/>
               <w:szCs w:val="24"/>
             </w:rPr>
             <w:fldChar w:fldCharType="begin"/>
           </w:r>
           <w:r>
             <w:rPr>
-              <w:rFonts w:ascii="Microsoft JhengHei" w:eastAsia="Microsoft JhengHei" w:hAnsi="Microsoft JhengHei" w:cs="Microsoft JhengHei" w:hint="eastAsia"/>
-              <w:szCs w:val="24"/>
-            </w:rPr>
-            <w:instrText xml:space="preserve"> HYPERLINK \l _Toc6842 </w:instrText>
-          </w:r>
-          <w:r>
-            <w:rPr>
-              <w:rFonts w:ascii="Microsoft JhengHei" w:eastAsia="Microsoft JhengHei" w:hAnsi="Microsoft JhengHei" w:cs="Microsoft JhengHei" w:hint="eastAsia"/>
+              <w:rFonts w:hint="eastAsia" w:ascii="Microsoft JhengHei" w:hAnsi="Microsoft JhengHei" w:eastAsia="Microsoft JhengHei" w:cs="Microsoft JhengHei"/>
+              <w:szCs w:val="24"/>
+            </w:rPr>
+            <w:instrText xml:space="preserve"> HYPERLINK \l _Toc20041 </w:instrText>
+          </w:r>
+          <w:r>
+            <w:rPr>
+              <w:rFonts w:hint="eastAsia" w:ascii="Microsoft JhengHei" w:hAnsi="Microsoft JhengHei" w:eastAsia="Microsoft JhengHei" w:cs="Microsoft JhengHei"/>
               <w:szCs w:val="24"/>
             </w:rPr>
             <w:fldChar w:fldCharType="separate"/>
@@ -2832,7 +2644,7 @@
             <w:fldChar w:fldCharType="begin"/>
           </w:r>
           <w:r>
-            <w:instrText xml:space="preserve"> PAGEREF _Toc6842 \h </w:instrText>
+            <w:instrText xml:space="preserve"> PAGEREF _Toc20041 \h </w:instrText>
           </w:r>
           <w:r>
             <w:fldChar w:fldCharType="separate"/>
@@ -2845,7 +2657,7 @@
           </w:r>
           <w:r>
             <w:rPr>
-              <w:rFonts w:ascii="Microsoft JhengHei" w:eastAsia="Microsoft JhengHei" w:hAnsi="Microsoft JhengHei" w:cs="Microsoft JhengHei" w:hint="eastAsia"/>
+              <w:rFonts w:hint="eastAsia" w:ascii="Microsoft JhengHei" w:hAnsi="Microsoft JhengHei" w:eastAsia="Microsoft JhengHei" w:cs="Microsoft JhengHei"/>
               <w:szCs w:val="24"/>
             </w:rPr>
             <w:fldChar w:fldCharType="end"/>
@@ -2853,42 +2665,28 @@
         </w:p>
         <w:p>
           <w:pPr>
-            <w:pStyle w:val="TOC2"/>
-            <w:keepNext w:val="0"/>
-            <w:keepLines w:val="0"/>
-            <w:pageBreakBefore w:val="0"/>
-            <w:widowControl w:val="0"/>
+            <w:pStyle w:val="17"/>
             <w:tabs>
               <w:tab w:val="right" w:leader="dot" w:pos="8497"/>
             </w:tabs>
-            <w:kinsoku w:val="0"/>
-            <w:wordWrap/>
-            <w:overflowPunct/>
-            <w:topLinePunct w:val="0"/>
-            <w:autoSpaceDE w:val="0"/>
-            <w:autoSpaceDN w:val="0"/>
-            <w:bidi w:val="0"/>
-            <w:adjustRightInd w:val="0"/>
-            <w:snapToGrid w:val="0"/>
-            <w:textAlignment w:val="baseline"/>
           </w:pPr>
           <w:r>
             <w:rPr>
-              <w:rFonts w:ascii="Microsoft JhengHei" w:eastAsia="Microsoft JhengHei" w:hAnsi="Microsoft JhengHei" w:cs="Microsoft JhengHei" w:hint="eastAsia"/>
+              <w:rFonts w:hint="eastAsia" w:ascii="Microsoft JhengHei" w:hAnsi="Microsoft JhengHei" w:eastAsia="Microsoft JhengHei" w:cs="Microsoft JhengHei"/>
               <w:szCs w:val="24"/>
             </w:rPr>
             <w:fldChar w:fldCharType="begin"/>
           </w:r>
           <w:r>
             <w:rPr>
-              <w:rFonts w:ascii="Microsoft JhengHei" w:eastAsia="Microsoft JhengHei" w:hAnsi="Microsoft JhengHei" w:cs="Microsoft JhengHei" w:hint="eastAsia"/>
-              <w:szCs w:val="24"/>
-            </w:rPr>
-            <w:instrText xml:space="preserve"> HYPERLINK \l _Toc9460 </w:instrText>
-          </w:r>
-          <w:r>
-            <w:rPr>
-              <w:rFonts w:ascii="Microsoft JhengHei" w:eastAsia="Microsoft JhengHei" w:hAnsi="Microsoft JhengHei" w:cs="Microsoft JhengHei" w:hint="eastAsia"/>
+              <w:rFonts w:hint="eastAsia" w:ascii="Microsoft JhengHei" w:hAnsi="Microsoft JhengHei" w:eastAsia="Microsoft JhengHei" w:cs="Microsoft JhengHei"/>
+              <w:szCs w:val="24"/>
+            </w:rPr>
+            <w:instrText xml:space="preserve"> HYPERLINK \l _Toc9114 </w:instrText>
+          </w:r>
+          <w:r>
+            <w:rPr>
+              <w:rFonts w:hint="eastAsia" w:ascii="Microsoft JhengHei" w:hAnsi="Microsoft JhengHei" w:eastAsia="Microsoft JhengHei" w:cs="Microsoft JhengHei"/>
               <w:szCs w:val="24"/>
             </w:rPr>
             <w:fldChar w:fldCharType="separate"/>
@@ -2909,7 +2707,7 @@
             <w:fldChar w:fldCharType="begin"/>
           </w:r>
           <w:r>
-            <w:instrText xml:space="preserve"> PAGEREF _Toc9460 \h </w:instrText>
+            <w:instrText xml:space="preserve"> PAGEREF _Toc9114 \h </w:instrText>
           </w:r>
           <w:r>
             <w:fldChar w:fldCharType="separate"/>
@@ -2922,7 +2720,7 @@
           </w:r>
           <w:r>
             <w:rPr>
-              <w:rFonts w:ascii="Microsoft JhengHei" w:eastAsia="Microsoft JhengHei" w:hAnsi="Microsoft JhengHei" w:cs="Microsoft JhengHei" w:hint="eastAsia"/>
+              <w:rFonts w:hint="eastAsia" w:ascii="Microsoft JhengHei" w:hAnsi="Microsoft JhengHei" w:eastAsia="Microsoft JhengHei" w:cs="Microsoft JhengHei"/>
               <w:szCs w:val="24"/>
             </w:rPr>
             <w:fldChar w:fldCharType="end"/>
@@ -2930,42 +2728,28 @@
         </w:p>
         <w:p>
           <w:pPr>
-            <w:pStyle w:val="TOC2"/>
-            <w:keepNext w:val="0"/>
-            <w:keepLines w:val="0"/>
-            <w:pageBreakBefore w:val="0"/>
-            <w:widowControl w:val="0"/>
+            <w:pStyle w:val="17"/>
             <w:tabs>
               <w:tab w:val="right" w:leader="dot" w:pos="8497"/>
             </w:tabs>
-            <w:kinsoku w:val="0"/>
-            <w:wordWrap/>
-            <w:overflowPunct/>
-            <w:topLinePunct w:val="0"/>
-            <w:autoSpaceDE w:val="0"/>
-            <w:autoSpaceDN w:val="0"/>
-            <w:bidi w:val="0"/>
-            <w:adjustRightInd w:val="0"/>
-            <w:snapToGrid w:val="0"/>
-            <w:textAlignment w:val="baseline"/>
           </w:pPr>
           <w:r>
             <w:rPr>
-              <w:rFonts w:ascii="Microsoft JhengHei" w:eastAsia="Microsoft JhengHei" w:hAnsi="Microsoft JhengHei" w:cs="Microsoft JhengHei" w:hint="eastAsia"/>
+              <w:rFonts w:hint="eastAsia" w:ascii="Microsoft JhengHei" w:hAnsi="Microsoft JhengHei" w:eastAsia="Microsoft JhengHei" w:cs="Microsoft JhengHei"/>
               <w:szCs w:val="24"/>
             </w:rPr>
             <w:fldChar w:fldCharType="begin"/>
           </w:r>
           <w:r>
             <w:rPr>
-              <w:rFonts w:ascii="Microsoft JhengHei" w:eastAsia="Microsoft JhengHei" w:hAnsi="Microsoft JhengHei" w:cs="Microsoft JhengHei" w:hint="eastAsia"/>
-              <w:szCs w:val="24"/>
-            </w:rPr>
-            <w:instrText xml:space="preserve"> HYPERLINK \l _Toc21314 </w:instrText>
-          </w:r>
-          <w:r>
-            <w:rPr>
-              <w:rFonts w:ascii="Microsoft JhengHei" w:eastAsia="Microsoft JhengHei" w:hAnsi="Microsoft JhengHei" w:cs="Microsoft JhengHei" w:hint="eastAsia"/>
+              <w:rFonts w:hint="eastAsia" w:ascii="Microsoft JhengHei" w:hAnsi="Microsoft JhengHei" w:eastAsia="Microsoft JhengHei" w:cs="Microsoft JhengHei"/>
+              <w:szCs w:val="24"/>
+            </w:rPr>
+            <w:instrText xml:space="preserve"> HYPERLINK \l _Toc20667 </w:instrText>
+          </w:r>
+          <w:r>
+            <w:rPr>
+              <w:rFonts w:hint="eastAsia" w:ascii="Microsoft JhengHei" w:hAnsi="Microsoft JhengHei" w:eastAsia="Microsoft JhengHei" w:cs="Microsoft JhengHei"/>
               <w:szCs w:val="24"/>
             </w:rPr>
             <w:fldChar w:fldCharType="separate"/>
@@ -2986,7 +2770,7 @@
             <w:fldChar w:fldCharType="begin"/>
           </w:r>
           <w:r>
-            <w:instrText xml:space="preserve"> PAGEREF _Toc21314 \h </w:instrText>
+            <w:instrText xml:space="preserve"> PAGEREF _Toc20667 \h </w:instrText>
           </w:r>
           <w:r>
             <w:fldChar w:fldCharType="separate"/>
@@ -2999,7 +2783,7 @@
           </w:r>
           <w:r>
             <w:rPr>
-              <w:rFonts w:ascii="Microsoft JhengHei" w:eastAsia="Microsoft JhengHei" w:hAnsi="Microsoft JhengHei" w:cs="Microsoft JhengHei" w:hint="eastAsia"/>
+              <w:rFonts w:hint="eastAsia" w:ascii="Microsoft JhengHei" w:hAnsi="Microsoft JhengHei" w:eastAsia="Microsoft JhengHei" w:cs="Microsoft JhengHei"/>
               <w:szCs w:val="24"/>
             </w:rPr>
             <w:fldChar w:fldCharType="end"/>
@@ -3007,42 +2791,28 @@
         </w:p>
         <w:p>
           <w:pPr>
-            <w:pStyle w:val="TOC1"/>
-            <w:keepNext w:val="0"/>
-            <w:keepLines w:val="0"/>
-            <w:pageBreakBefore w:val="0"/>
-            <w:widowControl w:val="0"/>
+            <w:pStyle w:val="16"/>
             <w:tabs>
               <w:tab w:val="right" w:leader="dot" w:pos="8497"/>
             </w:tabs>
-            <w:kinsoku w:val="0"/>
-            <w:wordWrap/>
-            <w:overflowPunct/>
-            <w:topLinePunct w:val="0"/>
-            <w:autoSpaceDE w:val="0"/>
-            <w:autoSpaceDN w:val="0"/>
-            <w:bidi w:val="0"/>
-            <w:adjustRightInd w:val="0"/>
-            <w:snapToGrid w:val="0"/>
-            <w:textAlignment w:val="baseline"/>
           </w:pPr>
           <w:r>
             <w:rPr>
-              <w:rFonts w:ascii="Microsoft JhengHei" w:eastAsia="Microsoft JhengHei" w:hAnsi="Microsoft JhengHei" w:cs="Microsoft JhengHei" w:hint="eastAsia"/>
+              <w:rFonts w:hint="eastAsia" w:ascii="Microsoft JhengHei" w:hAnsi="Microsoft JhengHei" w:eastAsia="Microsoft JhengHei" w:cs="Microsoft JhengHei"/>
               <w:szCs w:val="24"/>
             </w:rPr>
             <w:fldChar w:fldCharType="begin"/>
           </w:r>
           <w:r>
             <w:rPr>
-              <w:rFonts w:ascii="Microsoft JhengHei" w:eastAsia="Microsoft JhengHei" w:hAnsi="Microsoft JhengHei" w:cs="Microsoft JhengHei" w:hint="eastAsia"/>
-              <w:szCs w:val="24"/>
-            </w:rPr>
-            <w:instrText xml:space="preserve"> HYPERLINK \l _Toc16794 </w:instrText>
-          </w:r>
-          <w:r>
-            <w:rPr>
-              <w:rFonts w:ascii="Microsoft JhengHei" w:eastAsia="Microsoft JhengHei" w:hAnsi="Microsoft JhengHei" w:cs="Microsoft JhengHei" w:hint="eastAsia"/>
+              <w:rFonts w:hint="eastAsia" w:ascii="Microsoft JhengHei" w:hAnsi="Microsoft JhengHei" w:eastAsia="Microsoft JhengHei" w:cs="Microsoft JhengHei"/>
+              <w:szCs w:val="24"/>
+            </w:rPr>
+            <w:instrText xml:space="preserve"> HYPERLINK \l _Toc3278 </w:instrText>
+          </w:r>
+          <w:r>
+            <w:rPr>
+              <w:rFonts w:hint="eastAsia" w:ascii="Microsoft JhengHei" w:hAnsi="Microsoft JhengHei" w:eastAsia="Microsoft JhengHei" w:cs="Microsoft JhengHei"/>
               <w:szCs w:val="24"/>
             </w:rPr>
             <w:fldChar w:fldCharType="separate"/>
@@ -3063,7 +2833,7 @@
             <w:fldChar w:fldCharType="begin"/>
           </w:r>
           <w:r>
-            <w:instrText xml:space="preserve"> PAGEREF _Toc16794 \h </w:instrText>
+            <w:instrText xml:space="preserve"> PAGEREF _Toc3278 \h </w:instrText>
           </w:r>
           <w:r>
             <w:fldChar w:fldCharType="separate"/>
@@ -3076,7 +2846,7 @@
           </w:r>
           <w:r>
             <w:rPr>
-              <w:rFonts w:ascii="Microsoft JhengHei" w:eastAsia="Microsoft JhengHei" w:hAnsi="Microsoft JhengHei" w:cs="Microsoft JhengHei" w:hint="eastAsia"/>
+              <w:rFonts w:hint="eastAsia" w:ascii="Microsoft JhengHei" w:hAnsi="Microsoft JhengHei" w:eastAsia="Microsoft JhengHei" w:cs="Microsoft JhengHei"/>
               <w:szCs w:val="24"/>
             </w:rPr>
             <w:fldChar w:fldCharType="end"/>
@@ -3084,42 +2854,28 @@
         </w:p>
         <w:p>
           <w:pPr>
-            <w:pStyle w:val="TOC1"/>
-            <w:keepNext w:val="0"/>
-            <w:keepLines w:val="0"/>
-            <w:pageBreakBefore w:val="0"/>
-            <w:widowControl w:val="0"/>
+            <w:pStyle w:val="16"/>
             <w:tabs>
               <w:tab w:val="right" w:leader="dot" w:pos="8497"/>
             </w:tabs>
-            <w:kinsoku w:val="0"/>
-            <w:wordWrap/>
-            <w:overflowPunct/>
-            <w:topLinePunct w:val="0"/>
-            <w:autoSpaceDE w:val="0"/>
-            <w:autoSpaceDN w:val="0"/>
-            <w:bidi w:val="0"/>
-            <w:adjustRightInd w:val="0"/>
-            <w:snapToGrid w:val="0"/>
-            <w:textAlignment w:val="baseline"/>
           </w:pPr>
           <w:r>
             <w:rPr>
-              <w:rFonts w:ascii="Microsoft JhengHei" w:eastAsia="Microsoft JhengHei" w:hAnsi="Microsoft JhengHei" w:cs="Microsoft JhengHei" w:hint="eastAsia"/>
+              <w:rFonts w:hint="eastAsia" w:ascii="Microsoft JhengHei" w:hAnsi="Microsoft JhengHei" w:eastAsia="Microsoft JhengHei" w:cs="Microsoft JhengHei"/>
               <w:szCs w:val="24"/>
             </w:rPr>
             <w:fldChar w:fldCharType="begin"/>
           </w:r>
           <w:r>
             <w:rPr>
-              <w:rFonts w:ascii="Microsoft JhengHei" w:eastAsia="Microsoft JhengHei" w:hAnsi="Microsoft JhengHei" w:cs="Microsoft JhengHei" w:hint="eastAsia"/>
-              <w:szCs w:val="24"/>
-            </w:rPr>
-            <w:instrText xml:space="preserve"> HYPERLINK \l _Toc10815 </w:instrText>
-          </w:r>
-          <w:r>
-            <w:rPr>
-              <w:rFonts w:ascii="Microsoft JhengHei" w:eastAsia="Microsoft JhengHei" w:hAnsi="Microsoft JhengHei" w:cs="Microsoft JhengHei" w:hint="eastAsia"/>
+              <w:rFonts w:hint="eastAsia" w:ascii="Microsoft JhengHei" w:hAnsi="Microsoft JhengHei" w:eastAsia="Microsoft JhengHei" w:cs="Microsoft JhengHei"/>
+              <w:szCs w:val="24"/>
+            </w:rPr>
+            <w:instrText xml:space="preserve"> HYPERLINK \l _Toc28193 </w:instrText>
+          </w:r>
+          <w:r>
+            <w:rPr>
+              <w:rFonts w:hint="eastAsia" w:ascii="Microsoft JhengHei" w:hAnsi="Microsoft JhengHei" w:eastAsia="Microsoft JhengHei" w:cs="Microsoft JhengHei"/>
               <w:szCs w:val="24"/>
             </w:rPr>
             <w:fldChar w:fldCharType="separate"/>
@@ -3140,7 +2896,7 @@
             <w:fldChar w:fldCharType="begin"/>
           </w:r>
           <w:r>
-            <w:instrText xml:space="preserve"> PAGEREF _Toc10815 \h </w:instrText>
+            <w:instrText xml:space="preserve"> PAGEREF _Toc28193 \h </w:instrText>
           </w:r>
           <w:r>
             <w:fldChar w:fldCharType="separate"/>
@@ -3153,7 +2909,7 @@
           </w:r>
           <w:r>
             <w:rPr>
-              <w:rFonts w:ascii="Microsoft JhengHei" w:eastAsia="Microsoft JhengHei" w:hAnsi="Microsoft JhengHei" w:cs="Microsoft JhengHei" w:hint="eastAsia"/>
+              <w:rFonts w:hint="eastAsia" w:ascii="Microsoft JhengHei" w:hAnsi="Microsoft JhengHei" w:eastAsia="Microsoft JhengHei" w:cs="Microsoft JhengHei"/>
               <w:szCs w:val="24"/>
             </w:rPr>
             <w:fldChar w:fldCharType="end"/>
@@ -3177,7 +2933,7 @@
             <w:spacing w:line="219" w:lineRule="auto"/>
             <w:textAlignment w:val="baseline"/>
             <w:rPr>
-              <w:rFonts w:ascii="Times New Roman" w:eastAsia="Times New Roman" w:hAnsi="Times New Roman" w:cs="Times New Roman"/>
+              <w:rFonts w:ascii="Times New Roman" w:hAnsi="Times New Roman" w:eastAsia="Times New Roman" w:cs="Times New Roman"/>
               <w:snapToGrid w:val="0"/>
               <w:color w:val="000000"/>
               <w:kern w:val="0"/>
@@ -3188,7 +2944,7 @@
           </w:pPr>
           <w:r>
             <w:rPr>
-              <w:rFonts w:ascii="Microsoft JhengHei" w:eastAsia="Microsoft JhengHei" w:hAnsi="Microsoft JhengHei" w:cs="Microsoft JhengHei" w:hint="eastAsia"/>
+              <w:rFonts w:hint="eastAsia" w:ascii="Microsoft JhengHei" w:hAnsi="Microsoft JhengHei" w:eastAsia="Microsoft JhengHei" w:cs="Microsoft JhengHei"/>
               <w:szCs w:val="24"/>
             </w:rPr>
             <w:fldChar w:fldCharType="end"/>
@@ -3214,7 +2970,7 @@
         <w:spacing w:line="219" w:lineRule="auto"/>
         <w:textAlignment w:val="baseline"/>
         <w:rPr>
-          <w:rFonts w:ascii="Times New Roman" w:eastAsia="Times New Roman" w:hAnsi="Times New Roman" w:cs="Times New Roman"/>
+          <w:rFonts w:ascii="Times New Roman" w:hAnsi="Times New Roman" w:eastAsia="Times New Roman" w:cs="Times New Roman"/>
           <w:snapToGrid w:val="0"/>
           <w:color w:val="000000"/>
           <w:kern w:val="0"/>
@@ -3225,13 +2981,13 @@
         <w:sectPr>
           <w:pgSz w:w="11906" w:h="16839"/>
           <w:pgMar w:top="1431" w:right="1700" w:bottom="0" w:left="1709" w:header="0" w:footer="0" w:gutter="0"/>
-          <w:cols w:num="1" w:space="720"/>
+          <w:cols w:space="720" w:num="1"/>
         </w:sectPr>
       </w:pPr>
     </w:p>
     <w:p>
       <w:pPr>
-        <w:pStyle w:val="1"/>
+        <w:pStyle w:val="26"/>
         <w:keepNext w:val="0"/>
         <w:keepLines w:val="0"/>
         <w:pageBreakBefore w:val="0"/>
@@ -3247,11 +3003,11 @@
         <w:snapToGrid w:val="0"/>
         <w:textAlignment w:val="baseline"/>
       </w:pPr>
-      <w:bookmarkStart w:id="4" w:name="_Toc3132"/>
+      <w:bookmarkStart w:id="3" w:name="_Toc240"/>
       <w:r>
         <w:t>目的</w:t>
       </w:r>
-      <w:bookmarkEnd w:id="4"/>
+      <w:bookmarkEnd w:id="3"/>
     </w:p>
     <w:p>
       <w:pPr>
@@ -3269,17 +3025,17 @@
         <w:adjustRightInd w:val="0"/>
         <w:snapToGrid w:val="0"/>
         <w:spacing w:line="360" w:lineRule="auto"/>
-        <w:ind w:left="0" w:right="0" w:firstLine="420" w:firstLineChars="200"/>
+        <w:ind w:left="0" w:right="0" w:firstLine="476" w:firstLineChars="200"/>
         <w:textAlignment w:val="baseline"/>
         <w:rPr>
-          <w:rFonts w:ascii="宋体" w:eastAsia="宋体" w:hAnsi="宋体" w:cs="宋体"/>
-          <w:sz w:val="24"/>
-          <w:szCs w:val="24"/>
-        </w:rPr>
-      </w:pPr>
-      <w:r>
-        <w:rPr>
-          <w:rFonts w:ascii="宋体" w:eastAsia="宋体" w:hAnsi="宋体" w:cs="宋体"/>
+          <w:rFonts w:ascii="宋体" w:hAnsi="宋体" w:eastAsia="宋体" w:cs="宋体"/>
+          <w:sz w:val="24"/>
+          <w:szCs w:val="24"/>
+        </w:rPr>
+      </w:pPr>
+      <w:r>
+        <w:rPr>
+          <w:rFonts w:ascii="宋体" w:hAnsi="宋体" w:eastAsia="宋体" w:cs="宋体"/>
           <w:spacing w:val="-1"/>
           <w:sz w:val="24"/>
           <w:szCs w:val="24"/>
@@ -3288,7 +3044,7 @@
       </w:r>
       <w:r>
         <w:rPr>
-          <w:rFonts w:ascii="宋体" w:eastAsia="宋体" w:hAnsi="宋体" w:cs="宋体"/>
+          <w:rFonts w:ascii="宋体" w:hAnsi="宋体" w:eastAsia="宋体" w:cs="宋体"/>
           <w:spacing w:val="-2"/>
           <w:sz w:val="24"/>
           <w:szCs w:val="24"/>
@@ -3298,7 +3054,7 @@
     </w:p>
     <w:p>
       <w:pPr>
-        <w:pStyle w:val="1"/>
+        <w:pStyle w:val="26"/>
         <w:keepNext w:val="0"/>
         <w:keepLines w:val="0"/>
         <w:pageBreakBefore w:val="0"/>
@@ -3314,11 +3070,11 @@
         <w:snapToGrid w:val="0"/>
         <w:textAlignment w:val="baseline"/>
       </w:pPr>
-      <w:bookmarkStart w:id="5" w:name="_Toc7671"/>
+      <w:bookmarkStart w:id="4" w:name="_Toc7041"/>
       <w:r>
         <w:t>适用范围</w:t>
       </w:r>
-      <w:bookmarkEnd w:id="5"/>
+      <w:bookmarkEnd w:id="4"/>
     </w:p>
     <w:p>
       <w:pPr>
@@ -3336,18 +3092,18 @@
         <w:adjustRightInd w:val="0"/>
         <w:snapToGrid w:val="0"/>
         <w:spacing w:line="360" w:lineRule="auto"/>
-        <w:ind w:left="0" w:right="0" w:firstLine="420" w:firstLineChars="200"/>
+        <w:ind w:left="0" w:right="0" w:firstLine="476" w:firstLineChars="200"/>
         <w:textAlignment w:val="baseline"/>
         <w:rPr>
-          <w:rFonts w:ascii="宋体" w:eastAsia="宋体" w:hAnsi="宋体" w:cs="宋体"/>
-          <w:spacing w:val="-1"/>
-          <w:sz w:val="24"/>
-          <w:szCs w:val="24"/>
-        </w:rPr>
-      </w:pPr>
-      <w:r>
-        <w:rPr>
-          <w:rFonts w:ascii="宋体" w:eastAsia="宋体" w:hAnsi="宋体" w:cs="宋体"/>
+          <w:rFonts w:ascii="宋体" w:hAnsi="宋体" w:eastAsia="宋体" w:cs="宋体"/>
+          <w:spacing w:val="-1"/>
+          <w:sz w:val="24"/>
+          <w:szCs w:val="24"/>
+        </w:rPr>
+      </w:pPr>
+      <w:r>
+        <w:rPr>
+          <w:rFonts w:ascii="宋体" w:hAnsi="宋体" w:eastAsia="宋体" w:cs="宋体"/>
           <w:spacing w:val="-1"/>
           <w:sz w:val="24"/>
           <w:szCs w:val="24"/>
@@ -3357,7 +3113,7 @@
     </w:p>
     <w:p>
       <w:pPr>
-        <w:pStyle w:val="1"/>
+        <w:pStyle w:val="26"/>
         <w:keepNext w:val="0"/>
         <w:keepLines w:val="0"/>
         <w:pageBreakBefore w:val="0"/>
@@ -3373,11 +3129,11 @@
         <w:snapToGrid w:val="0"/>
         <w:textAlignment w:val="baseline"/>
       </w:pPr>
-      <w:bookmarkStart w:id="6" w:name="_Toc737"/>
+      <w:bookmarkStart w:id="5" w:name="_Toc29356"/>
       <w:r>
         <w:t>引用文件</w:t>
       </w:r>
-      <w:bookmarkEnd w:id="6"/>
+      <w:bookmarkEnd w:id="5"/>
     </w:p>
     <w:p>
       <w:pPr>
@@ -3399,17 +3155,17 @@
         <w:adjustRightInd w:val="0"/>
         <w:snapToGrid w:val="0"/>
         <w:spacing w:line="360" w:lineRule="auto"/>
-        <w:ind w:left="425" w:hanging="425" w:leftChars="0" w:firstLineChars="0"/>
+        <w:ind w:left="425" w:leftChars="0" w:hanging="425" w:firstLineChars="0"/>
         <w:textAlignment w:val="baseline"/>
         <w:rPr>
-          <w:rFonts w:ascii="宋体" w:eastAsia="宋体" w:hAnsi="宋体" w:cs="宋体"/>
-          <w:sz w:val="24"/>
-          <w:szCs w:val="24"/>
-        </w:rPr>
-      </w:pPr>
-      <w:r>
-        <w:rPr>
-          <w:rFonts w:ascii="宋体" w:eastAsia="宋体" w:hAnsi="宋体" w:cs="宋体" w:hint="eastAsia"/>
+          <w:rFonts w:ascii="宋体" w:hAnsi="宋体" w:eastAsia="宋体" w:cs="宋体"/>
+          <w:sz w:val="24"/>
+          <w:szCs w:val="24"/>
+        </w:rPr>
+      </w:pPr>
+      <w:r>
+        <w:rPr>
+          <w:rFonts w:hint="eastAsia" w:ascii="宋体" w:hAnsi="宋体" w:eastAsia="宋体" w:cs="宋体"/>
           <w:spacing w:val="95"/>
           <w:sz w:val="24"/>
           <w:szCs w:val="24"/>
@@ -3419,7 +3175,7 @@
       </w:r>
       <w:r>
         <w:rPr>
-          <w:rFonts w:ascii="宋体" w:eastAsia="宋体" w:hAnsi="宋体" w:cs="宋体" w:hint="eastAsia"/>
+          <w:rFonts w:hint="eastAsia" w:ascii="宋体" w:hAnsi="宋体" w:eastAsia="宋体" w:cs="宋体"/>
           <w:spacing w:val="-2"/>
           <w:sz w:val="24"/>
           <w:szCs w:val="24"/>
@@ -3428,7 +3184,7 @@
       </w:r>
       <w:r>
         <w:rPr>
-          <w:rFonts w:ascii="宋体" w:eastAsia="宋体" w:hAnsi="宋体" w:cs="宋体"/>
+          <w:rFonts w:ascii="宋体" w:hAnsi="宋体" w:eastAsia="宋体" w:cs="宋体"/>
           <w:spacing w:val="-2"/>
           <w:sz w:val="24"/>
           <w:szCs w:val="24"/>
@@ -3456,17 +3212,17 @@
         <w:adjustRightInd w:val="0"/>
         <w:snapToGrid w:val="0"/>
         <w:spacing w:line="360" w:lineRule="auto"/>
-        <w:ind w:left="425" w:hanging="425" w:leftChars="0" w:firstLineChars="0"/>
+        <w:ind w:left="425" w:leftChars="0" w:hanging="425" w:firstLineChars="0"/>
         <w:textAlignment w:val="baseline"/>
         <w:rPr>
-          <w:rFonts w:ascii="宋体" w:eastAsia="宋体" w:hAnsi="宋体" w:cs="宋体"/>
-          <w:sz w:val="24"/>
-          <w:szCs w:val="24"/>
-        </w:rPr>
-      </w:pPr>
-      <w:r>
-        <w:rPr>
-          <w:rFonts w:ascii="宋体" w:eastAsia="宋体" w:hAnsi="宋体" w:cs="宋体"/>
+          <w:rFonts w:ascii="宋体" w:hAnsi="宋体" w:eastAsia="宋体" w:cs="宋体"/>
+          <w:sz w:val="24"/>
+          <w:szCs w:val="24"/>
+        </w:rPr>
+      </w:pPr>
+      <w:r>
+        <w:rPr>
+          <w:rFonts w:ascii="宋体" w:hAnsi="宋体" w:eastAsia="宋体" w:cs="宋体"/>
           <w:spacing w:val="-1"/>
           <w:sz w:val="24"/>
           <w:szCs w:val="24"/>
@@ -3475,7 +3231,7 @@
       </w:r>
       <w:r>
         <w:rPr>
-          <w:rFonts w:ascii="宋体" w:eastAsia="宋体" w:hAnsi="宋体" w:cs="宋体"/>
+          <w:rFonts w:ascii="宋体" w:hAnsi="宋体" w:eastAsia="宋体" w:cs="宋体"/>
           <w:spacing w:val="-2"/>
           <w:sz w:val="24"/>
           <w:szCs w:val="24"/>
@@ -3484,7 +3240,7 @@
       </w:r>
       <w:r>
         <w:rPr>
-          <w:rFonts w:ascii="宋体" w:eastAsia="宋体" w:hAnsi="宋体" w:cs="宋体"/>
+          <w:rFonts w:ascii="宋体" w:hAnsi="宋体" w:eastAsia="宋体" w:cs="宋体"/>
           <w:spacing w:val="-33"/>
           <w:sz w:val="24"/>
           <w:szCs w:val="24"/>
@@ -3493,7 +3249,7 @@
       </w:r>
       <w:r>
         <w:rPr>
-          <w:rFonts w:ascii="宋体" w:eastAsia="宋体" w:hAnsi="宋体" w:cs="宋体"/>
+          <w:rFonts w:ascii="宋体" w:hAnsi="宋体" w:eastAsia="宋体" w:cs="宋体"/>
           <w:spacing w:val="-2"/>
           <w:sz w:val="24"/>
           <w:szCs w:val="24"/>
@@ -3502,7 +3258,7 @@
       </w:r>
       <w:r>
         <w:rPr>
-          <w:rFonts w:ascii="宋体" w:eastAsia="宋体" w:hAnsi="宋体" w:cs="宋体"/>
+          <w:rFonts w:ascii="宋体" w:hAnsi="宋体" w:eastAsia="宋体" w:cs="宋体"/>
           <w:spacing w:val="-47"/>
           <w:sz w:val="24"/>
           <w:szCs w:val="24"/>
@@ -3511,7 +3267,7 @@
       </w:r>
       <w:r>
         <w:rPr>
-          <w:rFonts w:ascii="宋体" w:eastAsia="宋体" w:hAnsi="宋体" w:cs="宋体"/>
+          <w:rFonts w:ascii="宋体" w:hAnsi="宋体" w:eastAsia="宋体" w:cs="宋体"/>
           <w:spacing w:val="-2"/>
           <w:sz w:val="24"/>
           <w:szCs w:val="24"/>
@@ -3539,17 +3295,17 @@
         <w:adjustRightInd w:val="0"/>
         <w:snapToGrid w:val="0"/>
         <w:spacing w:line="360" w:lineRule="auto"/>
-        <w:ind w:left="425" w:hanging="425" w:leftChars="0" w:firstLineChars="0"/>
+        <w:ind w:left="425" w:leftChars="0" w:hanging="425" w:firstLineChars="0"/>
         <w:textAlignment w:val="baseline"/>
         <w:rPr>
-          <w:rFonts w:ascii="宋体" w:eastAsia="宋体" w:hAnsi="宋体" w:cs="宋体"/>
-          <w:sz w:val="24"/>
-          <w:szCs w:val="24"/>
-        </w:rPr>
-      </w:pPr>
-      <w:r>
-        <w:rPr>
-          <w:rFonts w:ascii="宋体" w:eastAsia="宋体" w:hAnsi="宋体" w:cs="宋体"/>
+          <w:rFonts w:ascii="宋体" w:hAnsi="宋体" w:eastAsia="宋体" w:cs="宋体"/>
+          <w:sz w:val="24"/>
+          <w:szCs w:val="24"/>
+        </w:rPr>
+      </w:pPr>
+      <w:r>
+        <w:rPr>
+          <w:rFonts w:ascii="宋体" w:hAnsi="宋体" w:eastAsia="宋体" w:cs="宋体"/>
           <w:spacing w:val="-1"/>
           <w:sz w:val="24"/>
           <w:szCs w:val="24"/>
@@ -3577,17 +3333,17 @@
         <w:adjustRightInd w:val="0"/>
         <w:snapToGrid w:val="0"/>
         <w:spacing w:line="360" w:lineRule="auto"/>
-        <w:ind w:left="425" w:hanging="425" w:leftChars="0" w:firstLineChars="0"/>
+        <w:ind w:left="425" w:leftChars="0" w:hanging="425" w:firstLineChars="0"/>
         <w:textAlignment w:val="baseline"/>
         <w:rPr>
-          <w:rFonts w:ascii="宋体" w:eastAsia="宋体" w:hAnsi="宋体" w:cs="宋体"/>
-          <w:sz w:val="24"/>
-          <w:szCs w:val="24"/>
-        </w:rPr>
-      </w:pPr>
-      <w:r>
-        <w:rPr>
-          <w:rFonts w:ascii="宋体" w:eastAsia="宋体" w:hAnsi="宋体" w:cs="宋体"/>
+          <w:rFonts w:ascii="宋体" w:hAnsi="宋体" w:eastAsia="宋体" w:cs="宋体"/>
+          <w:sz w:val="24"/>
+          <w:szCs w:val="24"/>
+        </w:rPr>
+      </w:pPr>
+      <w:r>
+        <w:rPr>
+          <w:rFonts w:ascii="宋体" w:hAnsi="宋体" w:eastAsia="宋体" w:cs="宋体"/>
           <w:spacing w:val="-1"/>
           <w:sz w:val="24"/>
           <w:szCs w:val="24"/>
@@ -3597,7 +3353,7 @@
     </w:p>
     <w:p>
       <w:pPr>
-        <w:pStyle w:val="1"/>
+        <w:pStyle w:val="26"/>
         <w:keepNext w:val="0"/>
         <w:keepLines w:val="0"/>
         <w:pageBreakBefore w:val="0"/>
@@ -3613,11 +3369,11 @@
         <w:snapToGrid w:val="0"/>
         <w:textAlignment w:val="baseline"/>
       </w:pPr>
-      <w:bookmarkStart w:id="7" w:name="_Toc22785"/>
+      <w:bookmarkStart w:id="6" w:name="_Toc24130"/>
       <w:r>
         <w:t>术语与定义</w:t>
       </w:r>
-      <w:bookmarkEnd w:id="7"/>
+      <w:bookmarkEnd w:id="6"/>
     </w:p>
     <w:p>
       <w:pPr>
@@ -3638,14 +3394,14 @@
         <w:ind w:left="124"/>
         <w:textAlignment w:val="baseline"/>
         <w:rPr>
-          <w:rFonts w:ascii="宋体" w:eastAsia="宋体" w:hAnsi="宋体" w:cs="宋体"/>
-          <w:sz w:val="24"/>
-          <w:szCs w:val="24"/>
-        </w:rPr>
-      </w:pPr>
-      <w:r>
-        <w:rPr>
-          <w:rFonts w:ascii="宋体" w:eastAsia="宋体" w:hAnsi="宋体" w:cs="宋体"/>
+          <w:rFonts w:ascii="宋体" w:hAnsi="宋体" w:eastAsia="宋体" w:cs="宋体"/>
+          <w:sz w:val="24"/>
+          <w:szCs w:val="24"/>
+        </w:rPr>
+      </w:pPr>
+      <w:r>
+        <w:rPr>
+          <w:rFonts w:ascii="宋体" w:hAnsi="宋体" w:eastAsia="宋体" w:cs="宋体"/>
           <w:sz w:val="24"/>
           <w:szCs w:val="24"/>
         </w:rPr>
@@ -3654,7 +3410,7 @@
     </w:p>
     <w:p>
       <w:pPr>
-        <w:pStyle w:val="1"/>
+        <w:pStyle w:val="26"/>
         <w:keepNext w:val="0"/>
         <w:keepLines w:val="0"/>
         <w:pageBreakBefore w:val="0"/>
@@ -3670,11 +3426,11 @@
         <w:snapToGrid w:val="0"/>
         <w:textAlignment w:val="baseline"/>
       </w:pPr>
-      <w:bookmarkStart w:id="8" w:name="_Toc3703"/>
+      <w:bookmarkStart w:id="7" w:name="_Toc22315"/>
       <w:r>
         <w:t>角色与职责</w:t>
       </w:r>
-      <w:bookmarkEnd w:id="8"/>
+      <w:bookmarkEnd w:id="7"/>
     </w:p>
     <w:p>
       <w:pPr>
@@ -3697,16 +3453,16 @@
     </w:p>
     <w:tbl>
       <w:tblPr>
-        <w:tblStyle w:val="TableNormal0"/>
+        <w:tblStyle w:val="24"/>
         <w:tblW w:w="8521" w:type="dxa"/>
         <w:tblInd w:w="5" w:type="dxa"/>
         <w:tblBorders>
-          <w:top w:val="single" w:sz="4" w:space="0" w:color="000000"/>
-          <w:left w:val="single" w:sz="4" w:space="0" w:color="000000"/>
-          <w:bottom w:val="single" w:sz="4" w:space="0" w:color="000000"/>
-          <w:right w:val="single" w:sz="4" w:space="0" w:color="000000"/>
-          <w:insideH w:val="single" w:sz="4" w:space="0" w:color="000000"/>
-          <w:insideV w:val="single" w:sz="4" w:space="0" w:color="000000"/>
+          <w:top w:val="single" w:color="000000" w:sz="4" w:space="0"/>
+          <w:left w:val="single" w:color="000000" w:sz="4" w:space="0"/>
+          <w:bottom w:val="single" w:color="000000" w:sz="4" w:space="0"/>
+          <w:right w:val="single" w:color="000000" w:sz="4" w:space="0"/>
+          <w:insideH w:val="single" w:color="000000" w:sz="4" w:space="0"/>
+          <w:insideV w:val="single" w:color="000000" w:sz="4" w:space="0"/>
         </w:tblBorders>
         <w:tblLayout w:type="fixed"/>
         <w:tblCellMar>
@@ -3723,17 +3479,14 @@
       </w:tblGrid>
       <w:tr>
         <w:tblPrEx>
-          <w:tblW w:w="8521" w:type="dxa"/>
-          <w:tblInd w:w="5" w:type="dxa"/>
           <w:tblBorders>
-            <w:top w:val="single" w:sz="4" w:space="0" w:color="000000"/>
-            <w:left w:val="single" w:sz="4" w:space="0" w:color="000000"/>
-            <w:bottom w:val="single" w:sz="4" w:space="0" w:color="000000"/>
-            <w:right w:val="single" w:sz="4" w:space="0" w:color="000000"/>
-            <w:insideH w:val="single" w:sz="4" w:space="0" w:color="000000"/>
-            <w:insideV w:val="single" w:sz="4" w:space="0" w:color="000000"/>
+            <w:top w:val="single" w:color="000000" w:sz="4" w:space="0"/>
+            <w:left w:val="single" w:color="000000" w:sz="4" w:space="0"/>
+            <w:bottom w:val="single" w:color="000000" w:sz="4" w:space="0"/>
+            <w:right w:val="single" w:color="000000" w:sz="4" w:space="0"/>
+            <w:insideH w:val="single" w:color="000000" w:sz="4" w:space="0"/>
+            <w:insideV w:val="single" w:color="000000" w:sz="4" w:space="0"/>
           </w:tblBorders>
-          <w:tblLayout w:type="fixed"/>
           <w:tblCellMar>
             <w:top w:w="0" w:type="dxa"/>
             <w:left w:w="0" w:type="dxa"/>
@@ -3742,7 +3495,7 @@
           </w:tblCellMar>
         </w:tblPrEx>
         <w:trPr>
-          <w:trHeight w:val="470"/>
+          <w:trHeight w:val="470" w:hRule="atLeast"/>
         </w:trPr>
         <w:tc>
           <w:tcPr>
@@ -3768,14 +3521,14 @@
               <w:ind w:left="802"/>
               <w:textAlignment w:val="baseline"/>
               <w:rPr>
-                <w:rFonts w:ascii="宋体" w:eastAsia="宋体" w:hAnsi="宋体" w:cs="宋体"/>
+                <w:rFonts w:ascii="宋体" w:hAnsi="宋体" w:eastAsia="宋体" w:cs="宋体"/>
                 <w:sz w:val="21"/>
                 <w:szCs w:val="21"/>
               </w:rPr>
             </w:pPr>
             <w:r>
               <w:rPr>
-                <w:rFonts w:ascii="宋体" w:eastAsia="宋体" w:hAnsi="宋体" w:cs="宋体"/>
+                <w:rFonts w:ascii="宋体" w:hAnsi="宋体" w:eastAsia="宋体" w:cs="宋体"/>
                 <w:spacing w:val="-3"/>
                 <w:sz w:val="21"/>
                 <w:szCs w:val="21"/>
@@ -3808,14 +3561,14 @@
               <w:ind w:left="1352"/>
               <w:textAlignment w:val="baseline"/>
               <w:rPr>
-                <w:rFonts w:ascii="宋体" w:eastAsia="宋体" w:hAnsi="宋体" w:cs="宋体"/>
+                <w:rFonts w:ascii="宋体" w:hAnsi="宋体" w:eastAsia="宋体" w:cs="宋体"/>
                 <w:sz w:val="21"/>
                 <w:szCs w:val="21"/>
               </w:rPr>
             </w:pPr>
             <w:r>
               <w:rPr>
-                <w:rFonts w:ascii="宋体" w:eastAsia="宋体" w:hAnsi="宋体" w:cs="宋体"/>
+                <w:rFonts w:ascii="宋体" w:hAnsi="宋体" w:eastAsia="宋体" w:cs="宋体"/>
                 <w:spacing w:val="-3"/>
                 <w:sz w:val="21"/>
                 <w:szCs w:val="21"/>
@@ -3848,14 +3601,14 @@
               <w:ind w:left="148"/>
               <w:textAlignment w:val="baseline"/>
               <w:rPr>
-                <w:rFonts w:ascii="宋体" w:eastAsia="宋体" w:hAnsi="宋体" w:cs="宋体"/>
+                <w:rFonts w:ascii="宋体" w:hAnsi="宋体" w:eastAsia="宋体" w:cs="宋体"/>
                 <w:sz w:val="21"/>
                 <w:szCs w:val="21"/>
               </w:rPr>
             </w:pPr>
             <w:r>
               <w:rPr>
-                <w:rFonts w:ascii="宋体" w:eastAsia="宋体" w:hAnsi="宋体" w:cs="宋体"/>
+                <w:rFonts w:ascii="宋体" w:hAnsi="宋体" w:eastAsia="宋体" w:cs="宋体"/>
                 <w:spacing w:val="-3"/>
                 <w:sz w:val="21"/>
                 <w:szCs w:val="21"/>
@@ -3867,9 +3620,14 @@
       </w:tr>
       <w:tr>
         <w:tblPrEx>
-          <w:tblW w:w="8521" w:type="dxa"/>
-          <w:tblInd w:w="5" w:type="dxa"/>
-          <w:tblLayout w:type="fixed"/>
+          <w:tblBorders>
+            <w:top w:val="single" w:color="000000" w:sz="4" w:space="0"/>
+            <w:left w:val="single" w:color="000000" w:sz="4" w:space="0"/>
+            <w:bottom w:val="single" w:color="000000" w:sz="4" w:space="0"/>
+            <w:right w:val="single" w:color="000000" w:sz="4" w:space="0"/>
+            <w:insideH w:val="single" w:color="000000" w:sz="4" w:space="0"/>
+            <w:insideV w:val="single" w:color="000000" w:sz="4" w:space="0"/>
+          </w:tblBorders>
           <w:tblCellMar>
             <w:top w:w="0" w:type="dxa"/>
             <w:left w:w="0" w:type="dxa"/>
@@ -3878,7 +3636,7 @@
           </w:tblCellMar>
         </w:tblPrEx>
         <w:trPr>
-          <w:trHeight w:val="466"/>
+          <w:trHeight w:val="466" w:hRule="atLeast"/>
         </w:trPr>
         <w:tc>
           <w:tcPr>
@@ -3903,14 +3661,14 @@
               <w:ind w:left="482"/>
               <w:textAlignment w:val="baseline"/>
               <w:rPr>
-                <w:rFonts w:ascii="宋体" w:eastAsia="宋体" w:hAnsi="宋体" w:cs="宋体"/>
+                <w:rFonts w:ascii="宋体" w:hAnsi="宋体" w:eastAsia="宋体" w:cs="宋体"/>
                 <w:sz w:val="21"/>
                 <w:szCs w:val="21"/>
               </w:rPr>
             </w:pPr>
             <w:r>
               <w:rPr>
-                <w:rFonts w:ascii="宋体" w:eastAsia="宋体" w:hAnsi="宋体" w:cs="宋体"/>
+                <w:rFonts w:ascii="宋体" w:hAnsi="宋体" w:eastAsia="宋体" w:cs="宋体"/>
                 <w:spacing w:val="-2"/>
                 <w:sz w:val="21"/>
                 <w:szCs w:val="21"/>
@@ -3942,14 +3700,14 @@
               <w:ind w:left="519"/>
               <w:textAlignment w:val="baseline"/>
               <w:rPr>
-                <w:rFonts w:ascii="宋体" w:eastAsia="宋体" w:hAnsi="宋体" w:cs="宋体"/>
+                <w:rFonts w:ascii="宋体" w:hAnsi="宋体" w:eastAsia="宋体" w:cs="宋体"/>
                 <w:sz w:val="21"/>
                 <w:szCs w:val="21"/>
               </w:rPr>
             </w:pPr>
             <w:r>
               <w:rPr>
-                <w:rFonts w:ascii="宋体" w:eastAsia="宋体" w:hAnsi="宋体" w:cs="宋体"/>
+                <w:rFonts w:ascii="宋体" w:hAnsi="宋体" w:eastAsia="宋体" w:cs="宋体"/>
                 <w:spacing w:val="-2"/>
                 <w:sz w:val="21"/>
                 <w:szCs w:val="21"/>
@@ -3981,7 +3739,7 @@
               <w:ind w:left="1071"/>
               <w:textAlignment w:val="baseline"/>
               <w:rPr>
-                <w:rFonts w:ascii="宋体" w:eastAsia="宋体" w:hAnsi="宋体" w:cs="宋体" w:hint="default"/>
+                <w:rFonts w:hint="default" w:ascii="宋体" w:hAnsi="宋体" w:eastAsia="宋体" w:cs="宋体"/>
                 <w:sz w:val="21"/>
                 <w:szCs w:val="21"/>
                 <w:lang w:val="en-US" w:eastAsia="zh-CN"/>
@@ -3989,7 +3747,7 @@
             </w:pPr>
             <w:r>
               <w:rPr>
-                <w:rFonts w:ascii="宋体" w:eastAsia="宋体" w:hAnsi="宋体" w:cs="宋体"/>
+                <w:rFonts w:ascii="宋体" w:hAnsi="宋体" w:eastAsia="宋体" w:cs="宋体"/>
                 <w:spacing w:val="-2"/>
                 <w:sz w:val="21"/>
                 <w:szCs w:val="21"/>
@@ -3998,7 +3756,7 @@
             </w:r>
             <w:r>
               <w:rPr>
-                <w:rFonts w:ascii="宋体" w:eastAsia="宋体" w:hAnsi="宋体" w:cs="宋体" w:hint="eastAsia"/>
+                <w:rFonts w:hint="eastAsia" w:ascii="宋体" w:hAnsi="宋体" w:eastAsia="宋体" w:cs="宋体"/>
                 <w:spacing w:val="-2"/>
                 <w:sz w:val="21"/>
                 <w:szCs w:val="21"/>
@@ -4011,9 +3769,14 @@
       </w:tr>
       <w:tr>
         <w:tblPrEx>
-          <w:tblW w:w="8521" w:type="dxa"/>
-          <w:tblInd w:w="5" w:type="dxa"/>
-          <w:tblLayout w:type="fixed"/>
+          <w:tblBorders>
+            <w:top w:val="single" w:color="000000" w:sz="4" w:space="0"/>
+            <w:left w:val="single" w:color="000000" w:sz="4" w:space="0"/>
+            <w:bottom w:val="single" w:color="000000" w:sz="4" w:space="0"/>
+            <w:right w:val="single" w:color="000000" w:sz="4" w:space="0"/>
+            <w:insideH w:val="single" w:color="000000" w:sz="4" w:space="0"/>
+            <w:insideV w:val="single" w:color="000000" w:sz="4" w:space="0"/>
+          </w:tblBorders>
           <w:tblCellMar>
             <w:top w:w="0" w:type="dxa"/>
             <w:left w:w="0" w:type="dxa"/>
@@ -4022,7 +3785,7 @@
           </w:tblCellMar>
         </w:tblPrEx>
         <w:trPr>
-          <w:trHeight w:val="466"/>
+          <w:trHeight w:val="466" w:hRule="atLeast"/>
         </w:trPr>
         <w:tc>
           <w:tcPr>
@@ -4047,14 +3810,14 @@
               <w:ind w:left="482"/>
               <w:textAlignment w:val="baseline"/>
               <w:rPr>
-                <w:rFonts w:ascii="宋体" w:eastAsia="宋体" w:hAnsi="宋体" w:cs="宋体"/>
+                <w:rFonts w:ascii="宋体" w:hAnsi="宋体" w:eastAsia="宋体" w:cs="宋体"/>
                 <w:sz w:val="21"/>
                 <w:szCs w:val="21"/>
               </w:rPr>
             </w:pPr>
             <w:r>
               <w:rPr>
-                <w:rFonts w:ascii="宋体" w:eastAsia="宋体" w:hAnsi="宋体" w:cs="宋体"/>
+                <w:rFonts w:ascii="宋体" w:hAnsi="宋体" w:eastAsia="宋体" w:cs="宋体"/>
                 <w:spacing w:val="-2"/>
                 <w:sz w:val="21"/>
                 <w:szCs w:val="21"/>
@@ -4086,14 +3849,14 @@
               <w:ind w:left="1037"/>
               <w:textAlignment w:val="baseline"/>
               <w:rPr>
-                <w:rFonts w:ascii="宋体" w:eastAsia="宋体" w:hAnsi="宋体" w:cs="宋体"/>
+                <w:rFonts w:ascii="宋体" w:hAnsi="宋体" w:eastAsia="宋体" w:cs="宋体"/>
                 <w:sz w:val="21"/>
                 <w:szCs w:val="21"/>
               </w:rPr>
             </w:pPr>
             <w:r>
               <w:rPr>
-                <w:rFonts w:ascii="宋体" w:eastAsia="宋体" w:hAnsi="宋体" w:cs="宋体"/>
+                <w:rFonts w:ascii="宋体" w:hAnsi="宋体" w:eastAsia="宋体" w:cs="宋体"/>
                 <w:spacing w:val="-2"/>
                 <w:sz w:val="21"/>
                 <w:szCs w:val="21"/>
@@ -4125,14 +3888,14 @@
               <w:ind w:left="1284"/>
               <w:textAlignment w:val="baseline"/>
               <w:rPr>
-                <w:rFonts w:ascii="宋体" w:eastAsia="宋体" w:hAnsi="宋体" w:cs="宋体"/>
+                <w:rFonts w:ascii="宋体" w:hAnsi="宋体" w:eastAsia="宋体" w:cs="宋体"/>
                 <w:sz w:val="21"/>
                 <w:szCs w:val="21"/>
               </w:rPr>
             </w:pPr>
             <w:r>
               <w:rPr>
-                <w:rFonts w:ascii="宋体" w:eastAsia="宋体" w:hAnsi="宋体" w:cs="宋体"/>
+                <w:rFonts w:ascii="宋体" w:hAnsi="宋体" w:eastAsia="宋体" w:cs="宋体"/>
                 <w:spacing w:val="-3"/>
                 <w:sz w:val="21"/>
                 <w:szCs w:val="21"/>
@@ -4144,9 +3907,14 @@
       </w:tr>
       <w:tr>
         <w:tblPrEx>
-          <w:tblW w:w="8521" w:type="dxa"/>
-          <w:tblInd w:w="5" w:type="dxa"/>
-          <w:tblLayout w:type="fixed"/>
+          <w:tblBorders>
+            <w:top w:val="single" w:color="000000" w:sz="4" w:space="0"/>
+            <w:left w:val="single" w:color="000000" w:sz="4" w:space="0"/>
+            <w:bottom w:val="single" w:color="000000" w:sz="4" w:space="0"/>
+            <w:right w:val="single" w:color="000000" w:sz="4" w:space="0"/>
+            <w:insideH w:val="single" w:color="000000" w:sz="4" w:space="0"/>
+            <w:insideV w:val="single" w:color="000000" w:sz="4" w:space="0"/>
+          </w:tblBorders>
           <w:tblCellMar>
             <w:top w:w="0" w:type="dxa"/>
             <w:left w:w="0" w:type="dxa"/>
@@ -4155,7 +3923,7 @@
           </w:tblCellMar>
         </w:tblPrEx>
         <w:trPr>
-          <w:trHeight w:val="470"/>
+          <w:trHeight w:val="470" w:hRule="atLeast"/>
         </w:trPr>
         <w:tc>
           <w:tcPr>
@@ -4180,14 +3948,14 @@
               <w:ind w:left="704"/>
               <w:textAlignment w:val="baseline"/>
               <w:rPr>
-                <w:rFonts w:ascii="宋体" w:eastAsia="宋体" w:hAnsi="宋体" w:cs="宋体"/>
+                <w:rFonts w:ascii="宋体" w:hAnsi="宋体" w:eastAsia="宋体" w:cs="宋体"/>
                 <w:sz w:val="21"/>
                 <w:szCs w:val="21"/>
               </w:rPr>
             </w:pPr>
             <w:r>
               <w:rPr>
-                <w:rFonts w:ascii="宋体" w:eastAsia="宋体" w:hAnsi="宋体" w:cs="宋体"/>
+                <w:rFonts w:ascii="宋体" w:hAnsi="宋体" w:eastAsia="宋体" w:cs="宋体"/>
                 <w:spacing w:val="-5"/>
                 <w:sz w:val="21"/>
                 <w:szCs w:val="21"/>
@@ -4219,14 +3987,14 @@
               <w:ind w:left="1037"/>
               <w:textAlignment w:val="baseline"/>
               <w:rPr>
-                <w:rFonts w:ascii="宋体" w:eastAsia="宋体" w:hAnsi="宋体" w:cs="宋体"/>
+                <w:rFonts w:ascii="宋体" w:hAnsi="宋体" w:eastAsia="宋体" w:cs="宋体"/>
                 <w:sz w:val="21"/>
                 <w:szCs w:val="21"/>
               </w:rPr>
             </w:pPr>
             <w:r>
               <w:rPr>
-                <w:rFonts w:ascii="宋体" w:eastAsia="宋体" w:hAnsi="宋体" w:cs="宋体"/>
+                <w:rFonts w:ascii="宋体" w:hAnsi="宋体" w:eastAsia="宋体" w:cs="宋体"/>
                 <w:spacing w:val="-2"/>
                 <w:sz w:val="21"/>
                 <w:szCs w:val="21"/>
@@ -4258,14 +4026,14 @@
               <w:ind w:left="1391"/>
               <w:textAlignment w:val="baseline"/>
               <w:rPr>
-                <w:rFonts w:ascii="宋体" w:eastAsia="宋体" w:hAnsi="宋体" w:cs="宋体"/>
+                <w:rFonts w:ascii="宋体" w:hAnsi="宋体" w:eastAsia="宋体" w:cs="宋体"/>
                 <w:sz w:val="21"/>
                 <w:szCs w:val="21"/>
               </w:rPr>
             </w:pPr>
             <w:r>
               <w:rPr>
-                <w:rFonts w:ascii="宋体" w:eastAsia="宋体" w:hAnsi="宋体" w:cs="宋体"/>
+                <w:rFonts w:ascii="宋体" w:hAnsi="宋体" w:eastAsia="宋体" w:cs="宋体"/>
                 <w:spacing w:val="-4"/>
                 <w:sz w:val="21"/>
                 <w:szCs w:val="21"/>
@@ -4278,7 +4046,7 @@
     </w:tbl>
     <w:p>
       <w:pPr>
-        <w:pStyle w:val="1"/>
+        <w:pStyle w:val="26"/>
         <w:keepNext w:val="0"/>
         <w:keepLines w:val="0"/>
         <w:pageBreakBefore w:val="0"/>
@@ -4294,15 +4062,15 @@
         <w:snapToGrid w:val="0"/>
         <w:textAlignment w:val="baseline"/>
       </w:pPr>
-      <w:bookmarkStart w:id="9" w:name="_Toc13130"/>
+      <w:bookmarkStart w:id="8" w:name="_Toc19615"/>
       <w:r>
         <w:t>内部信息沟通类别</w:t>
       </w:r>
-      <w:bookmarkEnd w:id="9"/>
-    </w:p>
-    <w:p>
-      <w:pPr>
-        <w:pStyle w:val="2"/>
+      <w:bookmarkEnd w:id="8"/>
+    </w:p>
+    <w:p>
+      <w:pPr>
+        <w:pStyle w:val="28"/>
         <w:keepNext w:val="0"/>
         <w:keepLines w:val="0"/>
         <w:pageBreakBefore w:val="0"/>
@@ -4318,13 +4086,13 @@
         <w:snapToGrid w:val="0"/>
         <w:textAlignment w:val="baseline"/>
       </w:pPr>
-      <w:bookmarkStart w:id="10" w:name="bookmark19"/>
+      <w:bookmarkStart w:id="9" w:name="bookmark19"/>
+      <w:bookmarkEnd w:id="9"/>
+      <w:bookmarkStart w:id="10" w:name="_Toc21032"/>
+      <w:r>
+        <w:t>内部信息沟通类别</w:t>
+      </w:r>
       <w:bookmarkEnd w:id="10"/>
-      <w:bookmarkStart w:id="11" w:name="_Toc28446"/>
-      <w:r>
-        <w:t>内部信息沟通类别</w:t>
-      </w:r>
-      <w:bookmarkEnd w:id="11"/>
     </w:p>
     <w:p>
       <w:pPr>
@@ -4346,18 +4114,18 @@
         <w:adjustRightInd w:val="0"/>
         <w:snapToGrid w:val="0"/>
         <w:spacing w:line="360" w:lineRule="auto"/>
-        <w:ind w:left="425" w:hanging="425" w:leftChars="0" w:firstLineChars="0"/>
+        <w:ind w:left="425" w:leftChars="0" w:hanging="425" w:firstLineChars="0"/>
         <w:textAlignment w:val="baseline"/>
         <w:rPr>
-          <w:rFonts w:ascii="宋体" w:eastAsia="宋体" w:hAnsi="宋体" w:cs="宋体"/>
-          <w:spacing w:val="-1"/>
-          <w:sz w:val="24"/>
-          <w:szCs w:val="24"/>
-        </w:rPr>
-      </w:pPr>
-      <w:r>
-        <w:rPr>
-          <w:rFonts w:ascii="宋体" w:eastAsia="宋体" w:hAnsi="宋体" w:cs="宋体"/>
+          <w:rFonts w:ascii="宋体" w:hAnsi="宋体" w:eastAsia="宋体" w:cs="宋体"/>
+          <w:spacing w:val="-1"/>
+          <w:sz w:val="24"/>
+          <w:szCs w:val="24"/>
+        </w:rPr>
+      </w:pPr>
+      <w:r>
+        <w:rPr>
+          <w:rFonts w:ascii="宋体" w:hAnsi="宋体" w:eastAsia="宋体" w:cs="宋体"/>
           <w:spacing w:val="-1"/>
           <w:sz w:val="24"/>
           <w:szCs w:val="24"/>
@@ -4385,18 +4153,18 @@
         <w:adjustRightInd w:val="0"/>
         <w:snapToGrid w:val="0"/>
         <w:spacing w:line="360" w:lineRule="auto"/>
-        <w:ind w:left="425" w:hanging="425" w:leftChars="0" w:firstLineChars="0"/>
+        <w:ind w:left="425" w:leftChars="0" w:hanging="425" w:firstLineChars="0"/>
         <w:textAlignment w:val="baseline"/>
         <w:rPr>
-          <w:rFonts w:ascii="宋体" w:eastAsia="宋体" w:hAnsi="宋体" w:cs="宋体"/>
-          <w:spacing w:val="-1"/>
-          <w:sz w:val="24"/>
-          <w:szCs w:val="24"/>
-        </w:rPr>
-      </w:pPr>
-      <w:r>
-        <w:rPr>
-          <w:rFonts w:ascii="宋体" w:eastAsia="宋体" w:hAnsi="宋体" w:cs="宋体"/>
+          <w:rFonts w:ascii="宋体" w:hAnsi="宋体" w:eastAsia="宋体" w:cs="宋体"/>
+          <w:spacing w:val="-1"/>
+          <w:sz w:val="24"/>
+          <w:szCs w:val="24"/>
+        </w:rPr>
+      </w:pPr>
+      <w:r>
+        <w:rPr>
+          <w:rFonts w:ascii="宋体" w:hAnsi="宋体" w:eastAsia="宋体" w:cs="宋体"/>
           <w:spacing w:val="-1"/>
           <w:sz w:val="24"/>
           <w:szCs w:val="24"/>
@@ -4424,18 +4192,18 @@
         <w:adjustRightInd w:val="0"/>
         <w:snapToGrid w:val="0"/>
         <w:spacing w:line="360" w:lineRule="auto"/>
-        <w:ind w:left="425" w:hanging="425" w:leftChars="0" w:firstLineChars="0"/>
+        <w:ind w:left="425" w:leftChars="0" w:hanging="425" w:firstLineChars="0"/>
         <w:textAlignment w:val="baseline"/>
         <w:rPr>
-          <w:rFonts w:ascii="宋体" w:eastAsia="宋体" w:hAnsi="宋体" w:cs="宋体"/>
-          <w:spacing w:val="-1"/>
-          <w:sz w:val="24"/>
-          <w:szCs w:val="24"/>
-        </w:rPr>
-      </w:pPr>
-      <w:r>
-        <w:rPr>
-          <w:rFonts w:ascii="宋体" w:eastAsia="宋体" w:hAnsi="宋体" w:cs="宋体"/>
+          <w:rFonts w:ascii="宋体" w:hAnsi="宋体" w:eastAsia="宋体" w:cs="宋体"/>
+          <w:spacing w:val="-1"/>
+          <w:sz w:val="24"/>
+          <w:szCs w:val="24"/>
+        </w:rPr>
+      </w:pPr>
+      <w:r>
+        <w:rPr>
+          <w:rFonts w:ascii="宋体" w:hAnsi="宋体" w:eastAsia="宋体" w:cs="宋体"/>
           <w:spacing w:val="-1"/>
           <w:sz w:val="24"/>
           <w:szCs w:val="24"/>
@@ -4463,18 +4231,18 @@
         <w:adjustRightInd w:val="0"/>
         <w:snapToGrid w:val="0"/>
         <w:spacing w:line="360" w:lineRule="auto"/>
-        <w:ind w:left="425" w:hanging="425" w:leftChars="0" w:firstLineChars="0"/>
+        <w:ind w:left="425" w:leftChars="0" w:hanging="425" w:firstLineChars="0"/>
         <w:textAlignment w:val="baseline"/>
         <w:rPr>
-          <w:rFonts w:ascii="宋体" w:eastAsia="宋体" w:hAnsi="宋体" w:cs="宋体"/>
-          <w:spacing w:val="-1"/>
-          <w:sz w:val="24"/>
-          <w:szCs w:val="24"/>
-        </w:rPr>
-      </w:pPr>
-      <w:r>
-        <w:rPr>
-          <w:rFonts w:ascii="宋体" w:eastAsia="宋体" w:hAnsi="宋体" w:cs="宋体"/>
+          <w:rFonts w:ascii="宋体" w:hAnsi="宋体" w:eastAsia="宋体" w:cs="宋体"/>
+          <w:spacing w:val="-1"/>
+          <w:sz w:val="24"/>
+          <w:szCs w:val="24"/>
+        </w:rPr>
+      </w:pPr>
+      <w:r>
+        <w:rPr>
+          <w:rFonts w:ascii="宋体" w:hAnsi="宋体" w:eastAsia="宋体" w:cs="宋体"/>
           <w:spacing w:val="-1"/>
           <w:sz w:val="24"/>
           <w:szCs w:val="24"/>
@@ -4502,18 +4270,18 @@
         <w:adjustRightInd w:val="0"/>
         <w:snapToGrid w:val="0"/>
         <w:spacing w:line="360" w:lineRule="auto"/>
-        <w:ind w:left="425" w:hanging="425" w:leftChars="0" w:firstLineChars="0"/>
+        <w:ind w:left="425" w:leftChars="0" w:hanging="425" w:firstLineChars="0"/>
         <w:textAlignment w:val="baseline"/>
         <w:rPr>
-          <w:rFonts w:ascii="宋体" w:eastAsia="宋体" w:hAnsi="宋体" w:cs="宋体"/>
-          <w:spacing w:val="-1"/>
-          <w:sz w:val="24"/>
-          <w:szCs w:val="24"/>
-        </w:rPr>
-      </w:pPr>
-      <w:r>
-        <w:rPr>
-          <w:rFonts w:ascii="宋体" w:eastAsia="宋体" w:hAnsi="宋体" w:cs="宋体"/>
+          <w:rFonts w:ascii="宋体" w:hAnsi="宋体" w:eastAsia="宋体" w:cs="宋体"/>
+          <w:spacing w:val="-1"/>
+          <w:sz w:val="24"/>
+          <w:szCs w:val="24"/>
+        </w:rPr>
+      </w:pPr>
+      <w:r>
+        <w:rPr>
+          <w:rFonts w:ascii="宋体" w:hAnsi="宋体" w:eastAsia="宋体" w:cs="宋体"/>
           <w:spacing w:val="-1"/>
           <w:sz w:val="24"/>
           <w:szCs w:val="24"/>
@@ -4541,18 +4309,18 @@
         <w:adjustRightInd w:val="0"/>
         <w:snapToGrid w:val="0"/>
         <w:spacing w:line="360" w:lineRule="auto"/>
-        <w:ind w:left="425" w:hanging="425" w:leftChars="0" w:firstLineChars="0"/>
+        <w:ind w:left="425" w:leftChars="0" w:hanging="425" w:firstLineChars="0"/>
         <w:textAlignment w:val="baseline"/>
         <w:rPr>
-          <w:rFonts w:ascii="宋体" w:eastAsia="宋体" w:hAnsi="宋体" w:cs="宋体"/>
-          <w:spacing w:val="-1"/>
-          <w:sz w:val="24"/>
-          <w:szCs w:val="24"/>
-        </w:rPr>
-      </w:pPr>
-      <w:r>
-        <w:rPr>
-          <w:rFonts w:ascii="宋体" w:eastAsia="宋体" w:hAnsi="宋体" w:cs="宋体"/>
+          <w:rFonts w:ascii="宋体" w:hAnsi="宋体" w:eastAsia="宋体" w:cs="宋体"/>
+          <w:spacing w:val="-1"/>
+          <w:sz w:val="24"/>
+          <w:szCs w:val="24"/>
+        </w:rPr>
+      </w:pPr>
+      <w:r>
+        <w:rPr>
+          <w:rFonts w:ascii="宋体" w:hAnsi="宋体" w:eastAsia="宋体" w:cs="宋体"/>
           <w:spacing w:val="-1"/>
           <w:sz w:val="24"/>
           <w:szCs w:val="24"/>
@@ -4562,7 +4330,7 @@
     </w:p>
     <w:p>
       <w:pPr>
-        <w:pStyle w:val="1"/>
+        <w:pStyle w:val="26"/>
         <w:keepNext w:val="0"/>
         <w:keepLines w:val="0"/>
         <w:pageBreakBefore w:val="0"/>
@@ -4578,11 +4346,11 @@
         <w:snapToGrid w:val="0"/>
         <w:textAlignment w:val="baseline"/>
       </w:pPr>
-      <w:bookmarkStart w:id="12" w:name="_Toc3815"/>
+      <w:bookmarkStart w:id="11" w:name="_Toc15506"/>
       <w:r>
         <w:t>内部信息沟通管理部门</w:t>
       </w:r>
-      <w:bookmarkEnd w:id="12"/>
+      <w:bookmarkEnd w:id="11"/>
     </w:p>
     <w:p>
       <w:pPr>
@@ -4600,18 +4368,18 @@
         <w:adjustRightInd w:val="0"/>
         <w:snapToGrid w:val="0"/>
         <w:spacing w:line="360" w:lineRule="auto"/>
-        <w:ind w:left="0" w:right="0" w:firstLine="420" w:firstLineChars="200"/>
+        <w:ind w:left="0" w:right="0" w:firstLine="476" w:firstLineChars="200"/>
         <w:textAlignment w:val="baseline"/>
         <w:rPr>
-          <w:rFonts w:ascii="宋体" w:eastAsia="宋体" w:hAnsi="宋体" w:cs="宋体"/>
-          <w:spacing w:val="-1"/>
-          <w:sz w:val="24"/>
-          <w:szCs w:val="24"/>
-        </w:rPr>
-      </w:pPr>
-      <w:r>
-        <w:rPr>
-          <w:rFonts w:ascii="宋体" w:eastAsia="宋体" w:hAnsi="宋体" w:cs="宋体"/>
+          <w:rFonts w:ascii="宋体" w:hAnsi="宋体" w:eastAsia="宋体" w:cs="宋体"/>
+          <w:spacing w:val="-1"/>
+          <w:sz w:val="24"/>
+          <w:szCs w:val="24"/>
+        </w:rPr>
+      </w:pPr>
+      <w:r>
+        <w:rPr>
+          <w:rFonts w:ascii="宋体" w:hAnsi="宋体" w:eastAsia="宋体" w:cs="宋体"/>
           <w:spacing w:val="-1"/>
           <w:sz w:val="24"/>
           <w:szCs w:val="24"/>
@@ -4621,7 +4389,7 @@
     </w:p>
     <w:p>
       <w:pPr>
-        <w:pStyle w:val="1"/>
+        <w:pStyle w:val="26"/>
         <w:keepNext w:val="0"/>
         <w:keepLines w:val="0"/>
         <w:pageBreakBefore w:val="0"/>
@@ -4637,15 +4405,15 @@
         <w:snapToGrid w:val="0"/>
         <w:textAlignment w:val="baseline"/>
       </w:pPr>
-      <w:bookmarkStart w:id="13" w:name="_Toc32560"/>
+      <w:bookmarkStart w:id="12" w:name="_Toc17970"/>
       <w:r>
         <w:t>内部信息沟通工作要求</w:t>
       </w:r>
-      <w:bookmarkEnd w:id="13"/>
-    </w:p>
-    <w:p>
-      <w:pPr>
-        <w:pStyle w:val="2"/>
+      <w:bookmarkEnd w:id="12"/>
+    </w:p>
+    <w:p>
+      <w:pPr>
+        <w:pStyle w:val="28"/>
         <w:keepNext w:val="0"/>
         <w:keepLines w:val="0"/>
         <w:pageBreakBefore w:val="0"/>
@@ -4661,11 +4429,11 @@
         <w:snapToGrid w:val="0"/>
         <w:textAlignment w:val="baseline"/>
       </w:pPr>
-      <w:bookmarkStart w:id="14" w:name="_Toc8982"/>
+      <w:bookmarkStart w:id="13" w:name="_Toc24805"/>
       <w:r>
         <w:t>文书类信息沟通</w:t>
       </w:r>
-      <w:bookmarkEnd w:id="14"/>
+      <w:bookmarkEnd w:id="13"/>
     </w:p>
     <w:p>
       <w:pPr>
@@ -4687,10 +4455,10 @@
         <w:adjustRightInd w:val="0"/>
         <w:snapToGrid w:val="0"/>
         <w:spacing w:line="360" w:lineRule="auto"/>
-        <w:ind w:left="425" w:hanging="425" w:leftChars="0" w:firstLineChars="0"/>
+        <w:ind w:left="425" w:leftChars="0" w:hanging="425" w:firstLineChars="0"/>
         <w:textAlignment w:val="baseline"/>
         <w:rPr>
-          <w:rFonts w:ascii="宋体" w:eastAsia="宋体" w:hAnsi="宋体" w:cs="宋体" w:hint="eastAsia"/>
+          <w:rFonts w:hint="eastAsia" w:ascii="宋体" w:hAnsi="宋体" w:eastAsia="宋体" w:cs="宋体"/>
           <w:spacing w:val="-1"/>
           <w:sz w:val="24"/>
           <w:szCs w:val="24"/>
@@ -4699,7 +4467,7 @@
       </w:pPr>
       <w:r>
         <w:rPr>
-          <w:rFonts w:ascii="宋体" w:eastAsia="宋体" w:hAnsi="宋体" w:cs="宋体"/>
+          <w:rFonts w:ascii="宋体" w:hAnsi="宋体" w:eastAsia="宋体" w:cs="宋体"/>
           <w:spacing w:val="-1"/>
           <w:sz w:val="24"/>
           <w:szCs w:val="24"/>
@@ -4708,7 +4476,7 @@
       </w:r>
       <w:r>
         <w:rPr>
-          <w:rFonts w:ascii="宋体" w:eastAsia="宋体" w:hAnsi="宋体" w:cs="宋体" w:hint="eastAsia"/>
+          <w:rFonts w:hint="eastAsia" w:ascii="宋体" w:hAnsi="宋体" w:eastAsia="宋体" w:cs="宋体"/>
           <w:spacing w:val="-1"/>
           <w:sz w:val="24"/>
           <w:szCs w:val="24"/>
@@ -4737,18 +4505,18 @@
         <w:adjustRightInd w:val="0"/>
         <w:snapToGrid w:val="0"/>
         <w:spacing w:line="360" w:lineRule="auto"/>
-        <w:ind w:left="425" w:hanging="425" w:leftChars="0" w:firstLineChars="0"/>
+        <w:ind w:left="425" w:leftChars="0" w:hanging="425" w:firstLineChars="0"/>
         <w:textAlignment w:val="baseline"/>
         <w:rPr>
-          <w:rFonts w:ascii="宋体" w:eastAsia="宋体" w:hAnsi="宋体" w:cs="宋体"/>
-          <w:spacing w:val="-1"/>
-          <w:sz w:val="24"/>
-          <w:szCs w:val="24"/>
-        </w:rPr>
-      </w:pPr>
-      <w:r>
-        <w:rPr>
-          <w:rFonts w:ascii="宋体" w:eastAsia="宋体" w:hAnsi="宋体" w:cs="宋体"/>
+          <w:rFonts w:ascii="宋体" w:hAnsi="宋体" w:eastAsia="宋体" w:cs="宋体"/>
+          <w:spacing w:val="-1"/>
+          <w:sz w:val="24"/>
+          <w:szCs w:val="24"/>
+        </w:rPr>
+      </w:pPr>
+      <w:r>
+        <w:rPr>
+          <w:rFonts w:ascii="宋体" w:hAnsi="宋体" w:eastAsia="宋体" w:cs="宋体"/>
           <w:spacing w:val="-1"/>
           <w:sz w:val="24"/>
           <w:szCs w:val="24"/>
@@ -4776,18 +4544,18 @@
         <w:adjustRightInd w:val="0"/>
         <w:snapToGrid w:val="0"/>
         <w:spacing w:line="360" w:lineRule="auto"/>
-        <w:ind w:left="425" w:hanging="425" w:leftChars="0" w:firstLineChars="0"/>
+        <w:ind w:left="425" w:leftChars="0" w:hanging="425" w:firstLineChars="0"/>
         <w:textAlignment w:val="baseline"/>
         <w:rPr>
-          <w:rFonts w:ascii="宋体" w:eastAsia="宋体" w:hAnsi="宋体" w:cs="宋体"/>
-          <w:spacing w:val="-1"/>
-          <w:sz w:val="24"/>
-          <w:szCs w:val="24"/>
-        </w:rPr>
-      </w:pPr>
-      <w:r>
-        <w:rPr>
-          <w:rFonts w:ascii="宋体" w:eastAsia="宋体" w:hAnsi="宋体" w:cs="宋体"/>
+          <w:rFonts w:ascii="宋体" w:hAnsi="宋体" w:eastAsia="宋体" w:cs="宋体"/>
+          <w:spacing w:val="-1"/>
+          <w:sz w:val="24"/>
+          <w:szCs w:val="24"/>
+        </w:rPr>
+      </w:pPr>
+      <w:r>
+        <w:rPr>
+          <w:rFonts w:ascii="宋体" w:hAnsi="宋体" w:eastAsia="宋体" w:cs="宋体"/>
           <w:spacing w:val="-1"/>
           <w:sz w:val="24"/>
           <w:szCs w:val="24"/>
@@ -4797,7 +4565,7 @@
     </w:p>
     <w:p>
       <w:pPr>
-        <w:pStyle w:val="2"/>
+        <w:pStyle w:val="28"/>
         <w:keepNext w:val="0"/>
         <w:keepLines w:val="0"/>
         <w:pageBreakBefore w:val="0"/>
@@ -4813,11 +4581,11 @@
         <w:snapToGrid w:val="0"/>
         <w:textAlignment w:val="baseline"/>
       </w:pPr>
-      <w:bookmarkStart w:id="15" w:name="_Toc28179"/>
+      <w:bookmarkStart w:id="14" w:name="_Toc29570"/>
       <w:r>
         <w:t>会议沟通</w:t>
       </w:r>
-      <w:bookmarkEnd w:id="15"/>
+      <w:bookmarkEnd w:id="14"/>
     </w:p>
     <w:p>
       <w:pPr>
@@ -4839,18 +4607,18 @@
         <w:adjustRightInd w:val="0"/>
         <w:snapToGrid w:val="0"/>
         <w:spacing w:line="360" w:lineRule="auto"/>
-        <w:ind w:left="425" w:hanging="425" w:leftChars="0" w:firstLineChars="0"/>
+        <w:ind w:left="425" w:leftChars="0" w:hanging="425" w:firstLineChars="0"/>
         <w:textAlignment w:val="baseline"/>
         <w:rPr>
-          <w:rFonts w:ascii="宋体" w:eastAsia="宋体" w:hAnsi="宋体" w:cs="宋体"/>
-          <w:spacing w:val="-1"/>
-          <w:sz w:val="24"/>
-          <w:szCs w:val="24"/>
-        </w:rPr>
-      </w:pPr>
-      <w:r>
-        <w:rPr>
-          <w:rFonts w:ascii="宋体" w:eastAsia="宋体" w:hAnsi="宋体" w:cs="宋体"/>
+          <w:rFonts w:ascii="宋体" w:hAnsi="宋体" w:eastAsia="宋体" w:cs="宋体"/>
+          <w:spacing w:val="-1"/>
+          <w:sz w:val="24"/>
+          <w:szCs w:val="24"/>
+        </w:rPr>
+      </w:pPr>
+      <w:r>
+        <w:rPr>
+          <w:rFonts w:ascii="宋体" w:hAnsi="宋体" w:eastAsia="宋体" w:cs="宋体"/>
           <w:spacing w:val="-1"/>
           <w:sz w:val="24"/>
           <w:szCs w:val="24"/>
@@ -4878,18 +4646,18 @@
         <w:adjustRightInd w:val="0"/>
         <w:snapToGrid w:val="0"/>
         <w:spacing w:line="360" w:lineRule="auto"/>
-        <w:ind w:left="425" w:hanging="425" w:leftChars="0" w:firstLineChars="0"/>
+        <w:ind w:left="425" w:leftChars="0" w:hanging="425" w:firstLineChars="0"/>
         <w:textAlignment w:val="baseline"/>
         <w:rPr>
-          <w:rFonts w:ascii="宋体" w:eastAsia="宋体" w:hAnsi="宋体" w:cs="宋体"/>
-          <w:spacing w:val="-1"/>
-          <w:sz w:val="24"/>
-          <w:szCs w:val="24"/>
-        </w:rPr>
-      </w:pPr>
-      <w:r>
-        <w:rPr>
-          <w:rFonts w:ascii="宋体" w:eastAsia="宋体" w:hAnsi="宋体" w:cs="宋体"/>
+          <w:rFonts w:ascii="宋体" w:hAnsi="宋体" w:eastAsia="宋体" w:cs="宋体"/>
+          <w:spacing w:val="-1"/>
+          <w:sz w:val="24"/>
+          <w:szCs w:val="24"/>
+        </w:rPr>
+      </w:pPr>
+      <w:r>
+        <w:rPr>
+          <w:rFonts w:ascii="宋体" w:hAnsi="宋体" w:eastAsia="宋体" w:cs="宋体"/>
           <w:spacing w:val="-1"/>
           <w:sz w:val="24"/>
           <w:szCs w:val="24"/>
@@ -4917,18 +4685,18 @@
         <w:adjustRightInd w:val="0"/>
         <w:snapToGrid w:val="0"/>
         <w:spacing w:line="360" w:lineRule="auto"/>
-        <w:ind w:left="425" w:hanging="425" w:leftChars="0" w:firstLineChars="0"/>
+        <w:ind w:left="425" w:leftChars="0" w:hanging="425" w:firstLineChars="0"/>
         <w:textAlignment w:val="baseline"/>
         <w:rPr>
-          <w:rFonts w:ascii="宋体" w:eastAsia="宋体" w:hAnsi="宋体" w:cs="宋体"/>
-          <w:spacing w:val="-1"/>
-          <w:sz w:val="24"/>
-          <w:szCs w:val="24"/>
-        </w:rPr>
-      </w:pPr>
-      <w:r>
-        <w:rPr>
-          <w:rFonts w:ascii="宋体" w:eastAsia="宋体" w:hAnsi="宋体" w:cs="宋体"/>
+          <w:rFonts w:ascii="宋体" w:hAnsi="宋体" w:eastAsia="宋体" w:cs="宋体"/>
+          <w:spacing w:val="-1"/>
+          <w:sz w:val="24"/>
+          <w:szCs w:val="24"/>
+        </w:rPr>
+      </w:pPr>
+      <w:r>
+        <w:rPr>
+          <w:rFonts w:ascii="宋体" w:hAnsi="宋体" w:eastAsia="宋体" w:cs="宋体"/>
           <w:spacing w:val="-1"/>
           <w:sz w:val="24"/>
           <w:szCs w:val="24"/>
@@ -4956,18 +4724,18 @@
         <w:adjustRightInd w:val="0"/>
         <w:snapToGrid w:val="0"/>
         <w:spacing w:line="360" w:lineRule="auto"/>
-        <w:ind w:left="425" w:hanging="425" w:leftChars="0" w:firstLineChars="0"/>
+        <w:ind w:left="425" w:leftChars="0" w:hanging="425" w:firstLineChars="0"/>
         <w:textAlignment w:val="baseline"/>
         <w:rPr>
-          <w:rFonts w:ascii="宋体" w:eastAsia="宋体" w:hAnsi="宋体" w:cs="宋体"/>
-          <w:spacing w:val="-1"/>
-          <w:sz w:val="24"/>
-          <w:szCs w:val="24"/>
-        </w:rPr>
-      </w:pPr>
-      <w:r>
-        <w:rPr>
-          <w:rFonts w:ascii="宋体" w:eastAsia="宋体" w:hAnsi="宋体" w:cs="宋体"/>
+          <w:rFonts w:ascii="宋体" w:hAnsi="宋体" w:eastAsia="宋体" w:cs="宋体"/>
+          <w:spacing w:val="-1"/>
+          <w:sz w:val="24"/>
+          <w:szCs w:val="24"/>
+        </w:rPr>
+      </w:pPr>
+      <w:r>
+        <w:rPr>
+          <w:rFonts w:ascii="宋体" w:hAnsi="宋体" w:eastAsia="宋体" w:cs="宋体"/>
           <w:spacing w:val="-1"/>
           <w:sz w:val="24"/>
           <w:szCs w:val="24"/>
@@ -4977,7 +4745,7 @@
     </w:p>
     <w:p>
       <w:pPr>
-        <w:pStyle w:val="2"/>
+        <w:pStyle w:val="28"/>
         <w:keepNext w:val="0"/>
         <w:keepLines w:val="0"/>
         <w:pageBreakBefore w:val="0"/>
@@ -4993,11 +4761,11 @@
         <w:snapToGrid w:val="0"/>
         <w:textAlignment w:val="baseline"/>
       </w:pPr>
-      <w:bookmarkStart w:id="16" w:name="_Toc27201"/>
+      <w:bookmarkStart w:id="15" w:name="_Toc14141"/>
       <w:r>
         <w:t>网络信息沟通</w:t>
       </w:r>
-      <w:bookmarkEnd w:id="16"/>
+      <w:bookmarkEnd w:id="15"/>
     </w:p>
     <w:p>
       <w:pPr>
@@ -5019,18 +4787,18 @@
         <w:adjustRightInd w:val="0"/>
         <w:snapToGrid w:val="0"/>
         <w:spacing w:line="360" w:lineRule="auto"/>
-        <w:ind w:left="425" w:hanging="425" w:leftChars="0" w:firstLineChars="0"/>
+        <w:ind w:left="425" w:leftChars="0" w:hanging="425" w:firstLineChars="0"/>
         <w:textAlignment w:val="baseline"/>
         <w:rPr>
-          <w:rFonts w:ascii="宋体" w:eastAsia="宋体" w:hAnsi="宋体" w:cs="宋体"/>
-          <w:spacing w:val="-1"/>
-          <w:sz w:val="24"/>
-          <w:szCs w:val="24"/>
-        </w:rPr>
-      </w:pPr>
-      <w:r>
-        <w:rPr>
-          <w:rFonts w:ascii="宋体" w:eastAsia="宋体" w:hAnsi="宋体" w:cs="宋体"/>
+          <w:rFonts w:ascii="宋体" w:hAnsi="宋体" w:eastAsia="宋体" w:cs="宋体"/>
+          <w:spacing w:val="-1"/>
+          <w:sz w:val="24"/>
+          <w:szCs w:val="24"/>
+        </w:rPr>
+      </w:pPr>
+      <w:r>
+        <w:rPr>
+          <w:rFonts w:ascii="宋体" w:hAnsi="宋体" w:eastAsia="宋体" w:cs="宋体"/>
           <w:spacing w:val="-1"/>
           <w:sz w:val="24"/>
           <w:szCs w:val="24"/>
@@ -5058,18 +4826,18 @@
         <w:adjustRightInd w:val="0"/>
         <w:snapToGrid w:val="0"/>
         <w:spacing w:line="360" w:lineRule="auto"/>
-        <w:ind w:left="425" w:hanging="425" w:leftChars="0" w:firstLineChars="0"/>
+        <w:ind w:left="425" w:leftChars="0" w:hanging="425" w:firstLineChars="0"/>
         <w:textAlignment w:val="baseline"/>
         <w:rPr>
-          <w:rFonts w:ascii="宋体" w:eastAsia="宋体" w:hAnsi="宋体" w:cs="宋体"/>
-          <w:spacing w:val="-1"/>
-          <w:sz w:val="24"/>
-          <w:szCs w:val="24"/>
-        </w:rPr>
-      </w:pPr>
-      <w:r>
-        <w:rPr>
-          <w:rFonts w:ascii="宋体" w:eastAsia="宋体" w:hAnsi="宋体" w:cs="宋体"/>
+          <w:rFonts w:ascii="宋体" w:hAnsi="宋体" w:eastAsia="宋体" w:cs="宋体"/>
+          <w:spacing w:val="-1"/>
+          <w:sz w:val="24"/>
+          <w:szCs w:val="24"/>
+        </w:rPr>
+      </w:pPr>
+      <w:r>
+        <w:rPr>
+          <w:rFonts w:ascii="宋体" w:hAnsi="宋体" w:eastAsia="宋体" w:cs="宋体"/>
           <w:spacing w:val="-1"/>
           <w:sz w:val="24"/>
           <w:szCs w:val="24"/>
@@ -5097,18 +4865,18 @@
         <w:adjustRightInd w:val="0"/>
         <w:snapToGrid w:val="0"/>
         <w:spacing w:line="360" w:lineRule="auto"/>
-        <w:ind w:left="425" w:hanging="425" w:leftChars="0" w:firstLineChars="0"/>
+        <w:ind w:left="425" w:leftChars="0" w:hanging="425" w:firstLineChars="0"/>
         <w:textAlignment w:val="baseline"/>
         <w:rPr>
-          <w:rFonts w:ascii="宋体" w:eastAsia="宋体" w:hAnsi="宋体" w:cs="宋体"/>
-          <w:spacing w:val="-1"/>
-          <w:sz w:val="24"/>
-          <w:szCs w:val="24"/>
-        </w:rPr>
-      </w:pPr>
-      <w:r>
-        <w:rPr>
-          <w:rFonts w:ascii="宋体" w:eastAsia="宋体" w:hAnsi="宋体" w:cs="宋体"/>
+          <w:rFonts w:ascii="宋体" w:hAnsi="宋体" w:eastAsia="宋体" w:cs="宋体"/>
+          <w:spacing w:val="-1"/>
+          <w:sz w:val="24"/>
+          <w:szCs w:val="24"/>
+        </w:rPr>
+      </w:pPr>
+      <w:r>
+        <w:rPr>
+          <w:rFonts w:ascii="宋体" w:hAnsi="宋体" w:eastAsia="宋体" w:cs="宋体"/>
           <w:spacing w:val="-1"/>
           <w:sz w:val="24"/>
           <w:szCs w:val="24"/>
@@ -5136,10 +4904,10 @@
         <w:adjustRightInd w:val="0"/>
         <w:snapToGrid w:val="0"/>
         <w:spacing w:line="360" w:lineRule="auto"/>
-        <w:ind w:left="425" w:hanging="425" w:leftChars="0" w:firstLineChars="0"/>
+        <w:ind w:left="425" w:leftChars="0" w:hanging="425" w:firstLineChars="0"/>
         <w:textAlignment w:val="baseline"/>
         <w:rPr>
-          <w:rFonts w:ascii="宋体" w:eastAsia="宋体" w:hAnsi="宋体" w:cs="宋体"/>
+          <w:rFonts w:ascii="宋体" w:hAnsi="宋体" w:eastAsia="宋体" w:cs="宋体"/>
           <w:spacing w:val="-2"/>
           <w:sz w:val="24"/>
           <w:szCs w:val="24"/>
@@ -5147,7 +4915,7 @@
       </w:pPr>
       <w:r>
         <w:rPr>
-          <w:rFonts w:ascii="宋体" w:eastAsia="宋体" w:hAnsi="宋体" w:cs="宋体"/>
+          <w:rFonts w:ascii="宋体" w:hAnsi="宋体" w:eastAsia="宋体" w:cs="宋体"/>
           <w:spacing w:val="-1"/>
           <w:sz w:val="24"/>
           <w:szCs w:val="24"/>
@@ -5156,7 +4924,7 @@
       </w:r>
       <w:r>
         <w:rPr>
-          <w:rFonts w:ascii="宋体" w:eastAsia="宋体" w:hAnsi="宋体" w:cs="宋体"/>
+          <w:rFonts w:ascii="宋体" w:hAnsi="宋体" w:eastAsia="宋体" w:cs="宋体"/>
           <w:spacing w:val="-2"/>
           <w:sz w:val="24"/>
           <w:szCs w:val="24"/>
@@ -5165,7 +4933,7 @@
       </w:r>
       <w:r>
         <w:rPr>
-          <w:rFonts w:ascii="宋体" w:eastAsia="宋体" w:hAnsi="宋体" w:cs="宋体"/>
+          <w:rFonts w:ascii="宋体" w:hAnsi="宋体" w:eastAsia="宋体" w:cs="宋体"/>
           <w:spacing w:val="-1"/>
           <w:sz w:val="24"/>
           <w:szCs w:val="24"/>
@@ -5175,7 +4943,7 @@
     </w:p>
     <w:p>
       <w:pPr>
-        <w:pStyle w:val="2"/>
+        <w:pStyle w:val="28"/>
         <w:keepNext w:val="0"/>
         <w:keepLines w:val="0"/>
         <w:pageBreakBefore w:val="0"/>
@@ -5191,13 +4959,13 @@
         <w:snapToGrid w:val="0"/>
         <w:textAlignment w:val="baseline"/>
       </w:pPr>
-      <w:bookmarkStart w:id="17" w:name="bookmark1"/>
+      <w:bookmarkStart w:id="16" w:name="bookmark1"/>
+      <w:bookmarkEnd w:id="16"/>
+      <w:bookmarkStart w:id="17" w:name="_Toc20041"/>
+      <w:r>
+        <w:t>其它类沟通</w:t>
+      </w:r>
       <w:bookmarkEnd w:id="17"/>
-      <w:bookmarkStart w:id="18" w:name="_Toc6842"/>
-      <w:r>
-        <w:t>其它类沟通</w:t>
-      </w:r>
-      <w:bookmarkEnd w:id="18"/>
     </w:p>
     <w:p>
       <w:pPr>
@@ -5219,18 +4987,18 @@
         <w:adjustRightInd w:val="0"/>
         <w:snapToGrid w:val="0"/>
         <w:spacing w:line="360" w:lineRule="auto"/>
-        <w:ind w:left="425" w:hanging="425" w:leftChars="0" w:firstLineChars="0"/>
+        <w:ind w:left="425" w:leftChars="0" w:hanging="425" w:firstLineChars="0"/>
         <w:textAlignment w:val="baseline"/>
         <w:rPr>
-          <w:rFonts w:ascii="宋体" w:eastAsia="宋体" w:hAnsi="宋体" w:cs="宋体"/>
-          <w:spacing w:val="-1"/>
-          <w:sz w:val="24"/>
-          <w:szCs w:val="24"/>
-        </w:rPr>
-      </w:pPr>
-      <w:r>
-        <w:rPr>
-          <w:rFonts w:ascii="宋体" w:eastAsia="宋体" w:hAnsi="宋体" w:cs="宋体"/>
+          <w:rFonts w:ascii="宋体" w:hAnsi="宋体" w:eastAsia="宋体" w:cs="宋体"/>
+          <w:spacing w:val="-1"/>
+          <w:sz w:val="24"/>
+          <w:szCs w:val="24"/>
+        </w:rPr>
+      </w:pPr>
+      <w:r>
+        <w:rPr>
+          <w:rFonts w:ascii="宋体" w:hAnsi="宋体" w:eastAsia="宋体" w:cs="宋体"/>
           <w:spacing w:val="-1"/>
           <w:sz w:val="24"/>
           <w:szCs w:val="24"/>
@@ -5258,18 +5026,18 @@
         <w:adjustRightInd w:val="0"/>
         <w:snapToGrid w:val="0"/>
         <w:spacing w:line="360" w:lineRule="auto"/>
-        <w:ind w:left="425" w:hanging="425" w:leftChars="0" w:firstLineChars="0"/>
+        <w:ind w:left="425" w:leftChars="0" w:hanging="425" w:firstLineChars="0"/>
         <w:textAlignment w:val="baseline"/>
         <w:rPr>
-          <w:rFonts w:ascii="宋体" w:eastAsia="宋体" w:hAnsi="宋体" w:cs="宋体"/>
-          <w:spacing w:val="-1"/>
-          <w:sz w:val="24"/>
-          <w:szCs w:val="24"/>
-        </w:rPr>
-      </w:pPr>
-      <w:r>
-        <w:rPr>
-          <w:rFonts w:ascii="宋体" w:eastAsia="宋体" w:hAnsi="宋体" w:cs="宋体"/>
+          <w:rFonts w:ascii="宋体" w:hAnsi="宋体" w:eastAsia="宋体" w:cs="宋体"/>
+          <w:spacing w:val="-1"/>
+          <w:sz w:val="24"/>
+          <w:szCs w:val="24"/>
+        </w:rPr>
+      </w:pPr>
+      <w:r>
+        <w:rPr>
+          <w:rFonts w:ascii="宋体" w:hAnsi="宋体" w:eastAsia="宋体" w:cs="宋体"/>
           <w:spacing w:val="-1"/>
           <w:sz w:val="24"/>
           <w:szCs w:val="24"/>
@@ -5297,18 +5065,18 @@
         <w:adjustRightInd w:val="0"/>
         <w:snapToGrid w:val="0"/>
         <w:spacing w:line="360" w:lineRule="auto"/>
-        <w:ind w:left="425" w:hanging="425" w:leftChars="0" w:firstLineChars="0"/>
+        <w:ind w:left="425" w:leftChars="0" w:hanging="425" w:firstLineChars="0"/>
         <w:textAlignment w:val="baseline"/>
         <w:rPr>
-          <w:rFonts w:ascii="宋体" w:eastAsia="宋体" w:hAnsi="宋体" w:cs="宋体"/>
-          <w:spacing w:val="-1"/>
-          <w:sz w:val="24"/>
-          <w:szCs w:val="24"/>
-        </w:rPr>
-      </w:pPr>
-      <w:r>
-        <w:rPr>
-          <w:rFonts w:ascii="宋体" w:eastAsia="宋体" w:hAnsi="宋体" w:cs="宋体"/>
+          <w:rFonts w:ascii="宋体" w:hAnsi="宋体" w:eastAsia="宋体" w:cs="宋体"/>
+          <w:spacing w:val="-1"/>
+          <w:sz w:val="24"/>
+          <w:szCs w:val="24"/>
+        </w:rPr>
+      </w:pPr>
+      <w:r>
+        <w:rPr>
+          <w:rFonts w:ascii="宋体" w:hAnsi="宋体" w:eastAsia="宋体" w:cs="宋体"/>
           <w:spacing w:val="-1"/>
           <w:sz w:val="24"/>
           <w:szCs w:val="24"/>
@@ -5336,18 +5104,18 @@
         <w:adjustRightInd w:val="0"/>
         <w:snapToGrid w:val="0"/>
         <w:spacing w:line="360" w:lineRule="auto"/>
-        <w:ind w:left="425" w:hanging="425" w:leftChars="0" w:firstLineChars="0"/>
+        <w:ind w:left="425" w:leftChars="0" w:hanging="425" w:firstLineChars="0"/>
         <w:textAlignment w:val="baseline"/>
         <w:rPr>
-          <w:rFonts w:ascii="宋体" w:eastAsia="宋体" w:hAnsi="宋体" w:cs="宋体"/>
-          <w:spacing w:val="-1"/>
-          <w:sz w:val="24"/>
-          <w:szCs w:val="24"/>
-        </w:rPr>
-      </w:pPr>
-      <w:r>
-        <w:rPr>
-          <w:rFonts w:ascii="宋体" w:eastAsia="宋体" w:hAnsi="宋体" w:cs="宋体"/>
+          <w:rFonts w:ascii="宋体" w:hAnsi="宋体" w:eastAsia="宋体" w:cs="宋体"/>
+          <w:spacing w:val="-1"/>
+          <w:sz w:val="24"/>
+          <w:szCs w:val="24"/>
+        </w:rPr>
+      </w:pPr>
+      <w:r>
+        <w:rPr>
+          <w:rFonts w:ascii="宋体" w:hAnsi="宋体" w:eastAsia="宋体" w:cs="宋体"/>
           <w:spacing w:val="-1"/>
           <w:sz w:val="24"/>
           <w:szCs w:val="24"/>
@@ -5375,18 +5143,18 @@
         <w:adjustRightInd w:val="0"/>
         <w:snapToGrid w:val="0"/>
         <w:spacing w:line="360" w:lineRule="auto"/>
-        <w:ind w:left="425" w:hanging="425" w:leftChars="0" w:firstLineChars="0"/>
+        <w:ind w:left="425" w:leftChars="0" w:hanging="425" w:firstLineChars="0"/>
         <w:textAlignment w:val="baseline"/>
         <w:rPr>
-          <w:rFonts w:ascii="宋体" w:eastAsia="宋体" w:hAnsi="宋体" w:cs="宋体"/>
-          <w:spacing w:val="-1"/>
-          <w:sz w:val="24"/>
-          <w:szCs w:val="24"/>
-        </w:rPr>
-      </w:pPr>
-      <w:r>
-        <w:rPr>
-          <w:rFonts w:ascii="宋体" w:eastAsia="宋体" w:hAnsi="宋体" w:cs="宋体"/>
+          <w:rFonts w:ascii="宋体" w:hAnsi="宋体" w:eastAsia="宋体" w:cs="宋体"/>
+          <w:spacing w:val="-1"/>
+          <w:sz w:val="24"/>
+          <w:szCs w:val="24"/>
+        </w:rPr>
+      </w:pPr>
+      <w:r>
+        <w:rPr>
+          <w:rFonts w:ascii="宋体" w:hAnsi="宋体" w:eastAsia="宋体" w:cs="宋体"/>
           <w:spacing w:val="-1"/>
           <w:sz w:val="24"/>
           <w:szCs w:val="24"/>
@@ -5396,7 +5164,7 @@
     </w:p>
     <w:p>
       <w:pPr>
-        <w:pStyle w:val="2"/>
+        <w:pStyle w:val="28"/>
         <w:keepNext w:val="0"/>
         <w:keepLines w:val="0"/>
         <w:pageBreakBefore w:val="0"/>
@@ -5412,11 +5180,11 @@
         <w:snapToGrid w:val="0"/>
         <w:textAlignment w:val="baseline"/>
       </w:pPr>
-      <w:bookmarkStart w:id="19" w:name="_Toc9460"/>
+      <w:bookmarkStart w:id="18" w:name="_Toc9114"/>
       <w:r>
         <w:t>越级沟通</w:t>
       </w:r>
-      <w:bookmarkEnd w:id="19"/>
+      <w:bookmarkEnd w:id="18"/>
     </w:p>
     <w:p>
       <w:pPr>
@@ -5434,17 +5202,17 @@
         <w:adjustRightInd w:val="0"/>
         <w:snapToGrid w:val="0"/>
         <w:spacing w:line="360" w:lineRule="auto"/>
-        <w:ind w:left="0" w:right="0" w:firstLine="420" w:firstLineChars="200"/>
+        <w:ind w:left="0" w:right="0" w:firstLine="476" w:firstLineChars="200"/>
         <w:textAlignment w:val="baseline"/>
         <w:rPr>
-          <w:rFonts w:ascii="宋体" w:eastAsia="宋体" w:hAnsi="宋体" w:cs="宋体"/>
-          <w:sz w:val="24"/>
-          <w:szCs w:val="24"/>
-        </w:rPr>
-      </w:pPr>
-      <w:r>
-        <w:rPr>
-          <w:rFonts w:ascii="宋体" w:eastAsia="宋体" w:hAnsi="宋体" w:cs="宋体"/>
+          <w:rFonts w:ascii="宋体" w:hAnsi="宋体" w:eastAsia="宋体" w:cs="宋体"/>
+          <w:sz w:val="24"/>
+          <w:szCs w:val="24"/>
+        </w:rPr>
+      </w:pPr>
+      <w:r>
+        <w:rPr>
+          <w:rFonts w:ascii="宋体" w:hAnsi="宋体" w:eastAsia="宋体" w:cs="宋体"/>
           <w:spacing w:val="-1"/>
           <w:sz w:val="24"/>
           <w:szCs w:val="24"/>
@@ -5453,7 +5221,7 @@
       </w:r>
       <w:r>
         <w:rPr>
-          <w:rFonts w:ascii="宋体" w:eastAsia="宋体" w:hAnsi="宋体" w:cs="宋体"/>
+          <w:rFonts w:ascii="宋体" w:hAnsi="宋体" w:eastAsia="宋体" w:cs="宋体"/>
           <w:spacing w:val="48"/>
           <w:sz w:val="24"/>
           <w:szCs w:val="24"/>
@@ -5462,7 +5230,7 @@
       </w:r>
       <w:r>
         <w:rPr>
-          <w:rFonts w:ascii="宋体" w:eastAsia="宋体" w:hAnsi="宋体" w:cs="宋体"/>
+          <w:rFonts w:ascii="宋体" w:hAnsi="宋体" w:eastAsia="宋体" w:cs="宋体"/>
           <w:spacing w:val="-1"/>
           <w:sz w:val="24"/>
           <w:szCs w:val="24"/>
@@ -5471,7 +5239,7 @@
       </w:r>
       <w:r>
         <w:rPr>
-          <w:rFonts w:ascii="宋体" w:eastAsia="宋体" w:hAnsi="宋体" w:cs="宋体"/>
+          <w:rFonts w:ascii="宋体" w:hAnsi="宋体" w:eastAsia="宋体" w:cs="宋体"/>
           <w:spacing w:val="-5"/>
           <w:sz w:val="24"/>
           <w:szCs w:val="24"/>
@@ -5499,18 +5267,18 @@
         <w:adjustRightInd w:val="0"/>
         <w:snapToGrid w:val="0"/>
         <w:spacing w:line="360" w:lineRule="auto"/>
-        <w:ind w:left="425" w:hanging="425" w:leftChars="0" w:firstLineChars="0"/>
+        <w:ind w:left="425" w:leftChars="0" w:hanging="425" w:firstLineChars="0"/>
         <w:textAlignment w:val="baseline"/>
         <w:rPr>
-          <w:rFonts w:ascii="宋体" w:eastAsia="宋体" w:hAnsi="宋体" w:cs="宋体"/>
-          <w:spacing w:val="-1"/>
-          <w:sz w:val="24"/>
-          <w:szCs w:val="24"/>
-        </w:rPr>
-      </w:pPr>
-      <w:r>
-        <w:rPr>
-          <w:rFonts w:ascii="宋体" w:eastAsia="宋体" w:hAnsi="宋体" w:cs="宋体"/>
+          <w:rFonts w:ascii="宋体" w:hAnsi="宋体" w:eastAsia="宋体" w:cs="宋体"/>
+          <w:spacing w:val="-1"/>
+          <w:sz w:val="24"/>
+          <w:szCs w:val="24"/>
+        </w:rPr>
+      </w:pPr>
+      <w:r>
+        <w:rPr>
+          <w:rFonts w:ascii="宋体" w:hAnsi="宋体" w:eastAsia="宋体" w:cs="宋体"/>
           <w:spacing w:val="-1"/>
           <w:sz w:val="24"/>
           <w:szCs w:val="24"/>
@@ -5538,18 +5306,18 @@
         <w:adjustRightInd w:val="0"/>
         <w:snapToGrid w:val="0"/>
         <w:spacing w:line="360" w:lineRule="auto"/>
-        <w:ind w:left="425" w:hanging="425" w:leftChars="0" w:firstLineChars="0"/>
+        <w:ind w:left="425" w:leftChars="0" w:hanging="425" w:firstLineChars="0"/>
         <w:textAlignment w:val="baseline"/>
         <w:rPr>
-          <w:rFonts w:ascii="宋体" w:eastAsia="宋体" w:hAnsi="宋体" w:cs="宋体"/>
-          <w:spacing w:val="-1"/>
-          <w:sz w:val="24"/>
-          <w:szCs w:val="24"/>
-        </w:rPr>
-      </w:pPr>
-      <w:r>
-        <w:rPr>
-          <w:rFonts w:ascii="宋体" w:eastAsia="宋体" w:hAnsi="宋体" w:cs="宋体"/>
+          <w:rFonts w:ascii="宋体" w:hAnsi="宋体" w:eastAsia="宋体" w:cs="宋体"/>
+          <w:spacing w:val="-1"/>
+          <w:sz w:val="24"/>
+          <w:szCs w:val="24"/>
+        </w:rPr>
+      </w:pPr>
+      <w:r>
+        <w:rPr>
+          <w:rFonts w:ascii="宋体" w:hAnsi="宋体" w:eastAsia="宋体" w:cs="宋体"/>
           <w:spacing w:val="-1"/>
           <w:sz w:val="24"/>
           <w:szCs w:val="24"/>
@@ -5577,18 +5345,18 @@
         <w:adjustRightInd w:val="0"/>
         <w:snapToGrid w:val="0"/>
         <w:spacing w:line="360" w:lineRule="auto"/>
-        <w:ind w:left="425" w:hanging="425" w:leftChars="0" w:firstLineChars="0"/>
+        <w:ind w:left="425" w:leftChars="0" w:hanging="425" w:firstLineChars="0"/>
         <w:textAlignment w:val="baseline"/>
         <w:rPr>
-          <w:rFonts w:ascii="宋体" w:eastAsia="宋体" w:hAnsi="宋体" w:cs="宋体"/>
-          <w:spacing w:val="-1"/>
-          <w:sz w:val="24"/>
-          <w:szCs w:val="24"/>
-        </w:rPr>
-      </w:pPr>
-      <w:r>
-        <w:rPr>
-          <w:rFonts w:ascii="宋体" w:eastAsia="宋体" w:hAnsi="宋体" w:cs="宋体"/>
+          <w:rFonts w:ascii="宋体" w:hAnsi="宋体" w:eastAsia="宋体" w:cs="宋体"/>
+          <w:spacing w:val="-1"/>
+          <w:sz w:val="24"/>
+          <w:szCs w:val="24"/>
+        </w:rPr>
+      </w:pPr>
+      <w:r>
+        <w:rPr>
+          <w:rFonts w:ascii="宋体" w:hAnsi="宋体" w:eastAsia="宋体" w:cs="宋体"/>
           <w:spacing w:val="-1"/>
           <w:sz w:val="24"/>
           <w:szCs w:val="24"/>
@@ -5616,17 +5384,17 @@
         <w:adjustRightInd w:val="0"/>
         <w:snapToGrid w:val="0"/>
         <w:spacing w:line="360" w:lineRule="auto"/>
-        <w:ind w:left="425" w:hanging="425" w:leftChars="0" w:firstLineChars="0"/>
+        <w:ind w:left="425" w:leftChars="0" w:hanging="425" w:firstLineChars="0"/>
         <w:textAlignment w:val="baseline"/>
         <w:rPr>
-          <w:rFonts w:ascii="宋体" w:eastAsia="宋体" w:hAnsi="宋体" w:cs="宋体"/>
-          <w:sz w:val="24"/>
-          <w:szCs w:val="24"/>
-        </w:rPr>
-      </w:pPr>
-      <w:r>
-        <w:rPr>
-          <w:rFonts w:ascii="宋体" w:eastAsia="宋体" w:hAnsi="宋体" w:cs="宋体"/>
+          <w:rFonts w:ascii="宋体" w:hAnsi="宋体" w:eastAsia="宋体" w:cs="宋体"/>
+          <w:sz w:val="24"/>
+          <w:szCs w:val="24"/>
+        </w:rPr>
+      </w:pPr>
+      <w:r>
+        <w:rPr>
+          <w:rFonts w:ascii="宋体" w:hAnsi="宋体" w:eastAsia="宋体" w:cs="宋体"/>
           <w:spacing w:val="-1"/>
           <w:sz w:val="24"/>
           <w:szCs w:val="24"/>
@@ -5636,7 +5404,7 @@
     </w:p>
     <w:p>
       <w:pPr>
-        <w:pStyle w:val="2"/>
+        <w:pStyle w:val="28"/>
         <w:keepNext w:val="0"/>
         <w:keepLines w:val="0"/>
         <w:pageBreakBefore w:val="0"/>
@@ -5652,11 +5420,11 @@
         <w:snapToGrid w:val="0"/>
         <w:textAlignment w:val="baseline"/>
       </w:pPr>
-      <w:bookmarkStart w:id="20" w:name="_Toc21314"/>
+      <w:bookmarkStart w:id="19" w:name="_Toc20667"/>
       <w:r>
         <w:t>制度的监督执行</w:t>
       </w:r>
-      <w:bookmarkEnd w:id="20"/>
+      <w:bookmarkEnd w:id="19"/>
     </w:p>
     <w:p>
       <w:pPr>
@@ -5674,18 +5442,18 @@
         <w:adjustRightInd w:val="0"/>
         <w:snapToGrid w:val="0"/>
         <w:spacing w:line="360" w:lineRule="auto"/>
-        <w:ind w:left="0" w:right="0" w:firstLine="420" w:firstLineChars="200"/>
+        <w:ind w:left="0" w:right="0" w:firstLine="476" w:firstLineChars="200"/>
         <w:textAlignment w:val="baseline"/>
         <w:rPr>
-          <w:rFonts w:ascii="宋体" w:eastAsia="宋体" w:hAnsi="宋体" w:cs="宋体"/>
-          <w:spacing w:val="-1"/>
-          <w:sz w:val="24"/>
-          <w:szCs w:val="24"/>
-        </w:rPr>
-      </w:pPr>
-      <w:r>
-        <w:rPr>
-          <w:rFonts w:ascii="宋体" w:eastAsia="宋体" w:hAnsi="宋体" w:cs="宋体"/>
+          <w:rFonts w:ascii="宋体" w:hAnsi="宋体" w:eastAsia="宋体" w:cs="宋体"/>
+          <w:spacing w:val="-1"/>
+          <w:sz w:val="24"/>
+          <w:szCs w:val="24"/>
+        </w:rPr>
+      </w:pPr>
+      <w:r>
+        <w:rPr>
+          <w:rFonts w:ascii="宋体" w:hAnsi="宋体" w:eastAsia="宋体" w:cs="宋体"/>
           <w:spacing w:val="-1"/>
           <w:sz w:val="24"/>
           <w:szCs w:val="24"/>
@@ -5695,7 +5463,7 @@
     </w:p>
     <w:p>
       <w:pPr>
-        <w:pStyle w:val="1"/>
+        <w:pStyle w:val="26"/>
         <w:keepNext w:val="0"/>
         <w:keepLines w:val="0"/>
         <w:pageBreakBefore w:val="0"/>
@@ -5711,11 +5479,11 @@
         <w:snapToGrid w:val="0"/>
         <w:textAlignment w:val="baseline"/>
       </w:pPr>
-      <w:bookmarkStart w:id="21" w:name="_Toc16794"/>
+      <w:bookmarkStart w:id="20" w:name="_Toc3278"/>
       <w:r>
         <w:t>对外沟通</w:t>
       </w:r>
-      <w:bookmarkEnd w:id="21"/>
+      <w:bookmarkEnd w:id="20"/>
     </w:p>
     <w:p>
       <w:pPr>
@@ -5737,18 +5505,18 @@
         <w:adjustRightInd w:val="0"/>
         <w:snapToGrid w:val="0"/>
         <w:spacing w:line="360" w:lineRule="auto"/>
-        <w:ind w:left="425" w:hanging="425" w:leftChars="0" w:firstLineChars="0"/>
+        <w:ind w:left="425" w:leftChars="0" w:hanging="425" w:firstLineChars="0"/>
         <w:textAlignment w:val="baseline"/>
         <w:rPr>
-          <w:rFonts w:ascii="宋体" w:eastAsia="宋体" w:hAnsi="宋体" w:cs="宋体"/>
-          <w:spacing w:val="-1"/>
-          <w:sz w:val="24"/>
-          <w:szCs w:val="24"/>
-        </w:rPr>
-      </w:pPr>
-      <w:r>
-        <w:rPr>
-          <w:rFonts w:ascii="宋体" w:eastAsia="宋体" w:hAnsi="宋体" w:cs="宋体"/>
+          <w:rFonts w:ascii="宋体" w:hAnsi="宋体" w:eastAsia="宋体" w:cs="宋体"/>
+          <w:spacing w:val="-1"/>
+          <w:sz w:val="24"/>
+          <w:szCs w:val="24"/>
+        </w:rPr>
+      </w:pPr>
+      <w:r>
+        <w:rPr>
+          <w:rFonts w:ascii="宋体" w:hAnsi="宋体" w:eastAsia="宋体" w:cs="宋体"/>
           <w:spacing w:val="-1"/>
           <w:sz w:val="24"/>
           <w:szCs w:val="24"/>
@@ -5776,18 +5544,18 @@
         <w:adjustRightInd w:val="0"/>
         <w:snapToGrid w:val="0"/>
         <w:spacing w:line="360" w:lineRule="auto"/>
-        <w:ind w:left="425" w:hanging="425" w:leftChars="0" w:firstLineChars="0"/>
+        <w:ind w:left="425" w:leftChars="0" w:hanging="425" w:firstLineChars="0"/>
         <w:textAlignment w:val="baseline"/>
         <w:rPr>
-          <w:rFonts w:ascii="宋体" w:eastAsia="宋体" w:hAnsi="宋体" w:cs="宋体"/>
-          <w:spacing w:val="-1"/>
-          <w:sz w:val="24"/>
-          <w:szCs w:val="24"/>
-        </w:rPr>
-      </w:pPr>
-      <w:r>
-        <w:rPr>
-          <w:rFonts w:ascii="宋体" w:eastAsia="宋体" w:hAnsi="宋体" w:cs="宋体"/>
+          <w:rFonts w:ascii="宋体" w:hAnsi="宋体" w:eastAsia="宋体" w:cs="宋体"/>
+          <w:spacing w:val="-1"/>
+          <w:sz w:val="24"/>
+          <w:szCs w:val="24"/>
+        </w:rPr>
+      </w:pPr>
+      <w:r>
+        <w:rPr>
+          <w:rFonts w:ascii="宋体" w:hAnsi="宋体" w:eastAsia="宋体" w:cs="宋体"/>
           <w:spacing w:val="-1"/>
           <w:sz w:val="24"/>
           <w:szCs w:val="24"/>
@@ -5815,18 +5583,18 @@
         <w:adjustRightInd w:val="0"/>
         <w:snapToGrid w:val="0"/>
         <w:spacing w:line="360" w:lineRule="auto"/>
-        <w:ind w:left="425" w:hanging="425" w:leftChars="0" w:firstLineChars="0"/>
+        <w:ind w:left="425" w:leftChars="0" w:hanging="425" w:firstLineChars="0"/>
         <w:textAlignment w:val="baseline"/>
         <w:rPr>
-          <w:rFonts w:ascii="宋体" w:eastAsia="宋体" w:hAnsi="宋体" w:cs="宋体"/>
-          <w:spacing w:val="-1"/>
-          <w:sz w:val="24"/>
-          <w:szCs w:val="24"/>
-        </w:rPr>
-      </w:pPr>
-      <w:r>
-        <w:rPr>
-          <w:rFonts w:ascii="宋体" w:eastAsia="宋体" w:hAnsi="宋体" w:cs="宋体"/>
+          <w:rFonts w:ascii="宋体" w:hAnsi="宋体" w:eastAsia="宋体" w:cs="宋体"/>
+          <w:spacing w:val="-1"/>
+          <w:sz w:val="24"/>
+          <w:szCs w:val="24"/>
+        </w:rPr>
+      </w:pPr>
+      <w:r>
+        <w:rPr>
+          <w:rFonts w:ascii="宋体" w:hAnsi="宋体" w:eastAsia="宋体" w:cs="宋体"/>
           <w:spacing w:val="-1"/>
           <w:sz w:val="24"/>
           <w:szCs w:val="24"/>
@@ -5854,18 +5622,18 @@
         <w:adjustRightInd w:val="0"/>
         <w:snapToGrid w:val="0"/>
         <w:spacing w:line="360" w:lineRule="auto"/>
-        <w:ind w:left="425" w:hanging="425" w:leftChars="0" w:firstLineChars="0"/>
+        <w:ind w:left="425" w:leftChars="0" w:hanging="425" w:firstLineChars="0"/>
         <w:textAlignment w:val="baseline"/>
         <w:rPr>
-          <w:rFonts w:ascii="宋体" w:eastAsia="宋体" w:hAnsi="宋体" w:cs="宋体"/>
-          <w:spacing w:val="-1"/>
-          <w:sz w:val="24"/>
-          <w:szCs w:val="24"/>
-        </w:rPr>
-      </w:pPr>
-      <w:r>
-        <w:rPr>
-          <w:rFonts w:ascii="宋体" w:eastAsia="宋体" w:hAnsi="宋体" w:cs="宋体"/>
+          <w:rFonts w:ascii="宋体" w:hAnsi="宋体" w:eastAsia="宋体" w:cs="宋体"/>
+          <w:spacing w:val="-1"/>
+          <w:sz w:val="24"/>
+          <w:szCs w:val="24"/>
+        </w:rPr>
+      </w:pPr>
+      <w:r>
+        <w:rPr>
+          <w:rFonts w:ascii="宋体" w:hAnsi="宋体" w:eastAsia="宋体" w:cs="宋体"/>
           <w:spacing w:val="-1"/>
           <w:sz w:val="24"/>
           <w:szCs w:val="24"/>
@@ -5893,18 +5661,18 @@
         <w:adjustRightInd w:val="0"/>
         <w:snapToGrid w:val="0"/>
         <w:spacing w:line="360" w:lineRule="auto"/>
-        <w:ind w:left="425" w:hanging="425" w:leftChars="0" w:firstLineChars="0"/>
+        <w:ind w:left="425" w:leftChars="0" w:hanging="425" w:firstLineChars="0"/>
         <w:textAlignment w:val="baseline"/>
         <w:rPr>
-          <w:rFonts w:ascii="宋体" w:eastAsia="宋体" w:hAnsi="宋体" w:cs="宋体"/>
-          <w:spacing w:val="-1"/>
-          <w:sz w:val="24"/>
-          <w:szCs w:val="24"/>
-        </w:rPr>
-      </w:pPr>
-      <w:r>
-        <w:rPr>
-          <w:rFonts w:ascii="宋体" w:eastAsia="宋体" w:hAnsi="宋体" w:cs="宋体"/>
+          <w:rFonts w:ascii="宋体" w:hAnsi="宋体" w:eastAsia="宋体" w:cs="宋体"/>
+          <w:spacing w:val="-1"/>
+          <w:sz w:val="24"/>
+          <w:szCs w:val="24"/>
+        </w:rPr>
+      </w:pPr>
+      <w:r>
+        <w:rPr>
+          <w:rFonts w:ascii="宋体" w:hAnsi="宋体" w:eastAsia="宋体" w:cs="宋体"/>
           <w:spacing w:val="-1"/>
           <w:sz w:val="24"/>
           <w:szCs w:val="24"/>
@@ -5932,18 +5700,18 @@
         <w:adjustRightInd w:val="0"/>
         <w:snapToGrid w:val="0"/>
         <w:spacing w:line="360" w:lineRule="auto"/>
-        <w:ind w:left="425" w:hanging="425" w:leftChars="0" w:firstLineChars="0"/>
+        <w:ind w:left="425" w:leftChars="0" w:hanging="425" w:firstLineChars="0"/>
         <w:textAlignment w:val="baseline"/>
         <w:rPr>
-          <w:rFonts w:ascii="宋体" w:eastAsia="宋体" w:hAnsi="宋体" w:cs="宋体"/>
-          <w:spacing w:val="-1"/>
-          <w:sz w:val="24"/>
-          <w:szCs w:val="24"/>
-        </w:rPr>
-      </w:pPr>
-      <w:r>
-        <w:rPr>
-          <w:rFonts w:ascii="宋体" w:eastAsia="宋体" w:hAnsi="宋体" w:cs="宋体"/>
+          <w:rFonts w:ascii="宋体" w:hAnsi="宋体" w:eastAsia="宋体" w:cs="宋体"/>
+          <w:spacing w:val="-1"/>
+          <w:sz w:val="24"/>
+          <w:szCs w:val="24"/>
+        </w:rPr>
+      </w:pPr>
+      <w:r>
+        <w:rPr>
+          <w:rFonts w:ascii="宋体" w:hAnsi="宋体" w:eastAsia="宋体" w:cs="宋体"/>
           <w:spacing w:val="-1"/>
           <w:sz w:val="24"/>
           <w:szCs w:val="24"/>
@@ -5953,7 +5721,7 @@
     </w:p>
     <w:p>
       <w:pPr>
-        <w:pStyle w:val="1"/>
+        <w:pStyle w:val="26"/>
         <w:keepNext w:val="0"/>
         <w:keepLines w:val="0"/>
         <w:pageBreakBefore w:val="0"/>
@@ -5969,11 +5737,11 @@
         <w:snapToGrid w:val="0"/>
         <w:textAlignment w:val="baseline"/>
       </w:pPr>
-      <w:bookmarkStart w:id="22" w:name="_Toc10815"/>
+      <w:bookmarkStart w:id="21" w:name="_Toc28193"/>
       <w:r>
         <w:t>附则</w:t>
       </w:r>
-      <w:bookmarkEnd w:id="22"/>
+      <w:bookmarkEnd w:id="21"/>
     </w:p>
     <w:p>
       <w:pPr>
@@ -5991,18 +5759,18 @@
         <w:adjustRightInd w:val="0"/>
         <w:snapToGrid w:val="0"/>
         <w:spacing w:line="360" w:lineRule="auto"/>
-        <w:ind w:left="0" w:hanging="420" w:hangingChars="200"/>
+        <w:ind w:left="0" w:hanging="476" w:hangingChars="200"/>
         <w:textAlignment w:val="baseline"/>
         <w:rPr>
-          <w:rFonts w:ascii="宋体" w:eastAsia="宋体" w:hAnsi="宋体" w:cs="宋体"/>
-          <w:spacing w:val="-1"/>
-          <w:sz w:val="24"/>
-          <w:szCs w:val="24"/>
-        </w:rPr>
-      </w:pPr>
-      <w:r>
-        <w:rPr>
-          <w:rFonts w:ascii="宋体" w:eastAsia="宋体" w:hAnsi="宋体" w:cs="宋体"/>
+          <w:rFonts w:ascii="宋体" w:hAnsi="宋体" w:eastAsia="宋体" w:cs="宋体"/>
+          <w:spacing w:val="-1"/>
+          <w:sz w:val="24"/>
+          <w:szCs w:val="24"/>
+        </w:rPr>
+      </w:pPr>
+      <w:r>
+        <w:rPr>
+          <w:rFonts w:ascii="宋体" w:hAnsi="宋体" w:eastAsia="宋体" w:cs="宋体"/>
           <w:spacing w:val="-1"/>
           <w:sz w:val="24"/>
           <w:szCs w:val="24"/>
@@ -6026,18 +5794,18 @@
         <w:adjustRightInd w:val="0"/>
         <w:snapToGrid w:val="0"/>
         <w:spacing w:line="360" w:lineRule="auto"/>
-        <w:ind w:left="0" w:hanging="420" w:hangingChars="200"/>
+        <w:ind w:left="0" w:hanging="476" w:hangingChars="200"/>
         <w:textAlignment w:val="baseline"/>
         <w:rPr>
-          <w:rFonts w:ascii="宋体" w:eastAsia="宋体" w:hAnsi="宋体" w:cs="宋体"/>
-          <w:spacing w:val="-1"/>
-          <w:sz w:val="24"/>
-          <w:szCs w:val="24"/>
-        </w:rPr>
-      </w:pPr>
-      <w:r>
-        <w:rPr>
-          <w:rFonts w:ascii="宋体" w:eastAsia="宋体" w:hAnsi="宋体" w:cs="宋体"/>
+          <w:rFonts w:ascii="宋体" w:hAnsi="宋体" w:eastAsia="宋体" w:cs="宋体"/>
+          <w:spacing w:val="-1"/>
+          <w:sz w:val="24"/>
+          <w:szCs w:val="24"/>
+        </w:rPr>
+      </w:pPr>
+      <w:r>
+        <w:rPr>
+          <w:rFonts w:ascii="宋体" w:hAnsi="宋体" w:eastAsia="宋体" w:cs="宋体"/>
           <w:spacing w:val="-1"/>
           <w:sz w:val="24"/>
           <w:szCs w:val="24"/>
@@ -6061,18 +5829,18 @@
         <w:adjustRightInd w:val="0"/>
         <w:snapToGrid w:val="0"/>
         <w:spacing w:line="360" w:lineRule="auto"/>
-        <w:ind w:left="0" w:hanging="420" w:hangingChars="200"/>
+        <w:ind w:left="0" w:hanging="476" w:hangingChars="200"/>
         <w:textAlignment w:val="baseline"/>
         <w:rPr>
-          <w:rFonts w:ascii="宋体" w:eastAsia="宋体" w:hAnsi="宋体" w:cs="宋体"/>
-          <w:spacing w:val="-1"/>
-          <w:sz w:val="24"/>
-          <w:szCs w:val="24"/>
-        </w:rPr>
-      </w:pPr>
-      <w:r>
-        <w:rPr>
-          <w:rFonts w:ascii="宋体" w:eastAsia="宋体" w:hAnsi="宋体" w:cs="宋体"/>
+          <w:rFonts w:ascii="宋体" w:hAnsi="宋体" w:eastAsia="宋体" w:cs="宋体"/>
+          <w:spacing w:val="-1"/>
+          <w:sz w:val="24"/>
+          <w:szCs w:val="24"/>
+        </w:rPr>
+      </w:pPr>
+      <w:r>
+        <w:rPr>
+          <w:rFonts w:ascii="宋体" w:hAnsi="宋体" w:eastAsia="宋体" w:cs="宋体"/>
           <w:spacing w:val="-1"/>
           <w:sz w:val="24"/>
           <w:szCs w:val="24"/>
@@ -6096,18 +5864,18 @@
         <w:adjustRightInd w:val="0"/>
         <w:snapToGrid w:val="0"/>
         <w:spacing w:line="360" w:lineRule="auto"/>
-        <w:ind w:left="0" w:hanging="420" w:hangingChars="200"/>
+        <w:ind w:left="0" w:hanging="476" w:hangingChars="200"/>
         <w:textAlignment w:val="baseline"/>
         <w:rPr>
-          <w:rFonts w:ascii="宋体" w:eastAsia="宋体" w:hAnsi="宋体" w:cs="宋体"/>
-          <w:spacing w:val="-1"/>
-          <w:sz w:val="24"/>
-          <w:szCs w:val="24"/>
-        </w:rPr>
-      </w:pPr>
-      <w:r>
-        <w:rPr>
-          <w:rFonts w:ascii="宋体" w:eastAsia="宋体" w:hAnsi="宋体" w:cs="宋体"/>
+          <w:rFonts w:ascii="宋体" w:hAnsi="宋体" w:eastAsia="宋体" w:cs="宋体"/>
+          <w:spacing w:val="-1"/>
+          <w:sz w:val="24"/>
+          <w:szCs w:val="24"/>
+        </w:rPr>
+      </w:pPr>
+      <w:r>
+        <w:rPr>
+          <w:rFonts w:ascii="宋体" w:hAnsi="宋体" w:eastAsia="宋体" w:cs="宋体"/>
           <w:spacing w:val="-1"/>
           <w:sz w:val="24"/>
           <w:szCs w:val="24"/>
@@ -6116,30 +5884,55 @@
       </w:r>
     </w:p>
     <w:sectPr>
-      <w:footerReference w:type="default" r:id="rId4"/>
+      <w:footerReference r:id="rId5" w:type="default"/>
       <w:pgSz w:w="11906" w:h="16839"/>
       <w:pgMar w:top="1431" w:right="1620" w:bottom="1374" w:left="1785" w:header="0" w:footer="1211" w:gutter="0"/>
-      <w:cols w:num="1" w:space="720"/>
+      <w:cols w:space="720" w:num="1"/>
     </w:sectPr>
   </w:body>
 </w:document>
 </file>
 
+<file path=word/endnotes.xml><?xml version="1.0" encoding="utf-8"?>
+<w:endnotes xmlns:wpc="http://schemas.microsoft.com/office/word/2010/wordprocessingCanvas" xmlns:mc="http://schemas.openxmlformats.org/markup-compatibility/2006" xmlns:o="urn:schemas-microsoft-com:office:office" xmlns:r="http://schemas.openxmlformats.org/officeDocument/2006/relationships" xmlns:m="http://schemas.openxmlformats.org/officeDocument/2006/math" xmlns:v="urn:schemas-microsoft-com:vml" xmlns:wp14="http://schemas.microsoft.com/office/word/2010/wordprocessingDrawing" xmlns:wp="http://schemas.openxmlformats.org/drawingml/2006/wordprocessingDrawing" xmlns:w="http://schemas.openxmlformats.org/wordprocessingml/2006/main" xmlns:w14="http://schemas.microsoft.com/office/word/2010/wordml" xmlns:w15="http://schemas.microsoft.com/office/word/2012/wordml" xmlns:w10="urn:schemas-microsoft-com:office:word" xmlns:wpg="http://schemas.microsoft.com/office/word/2010/wordprocessingGroup" xmlns:wpi="http://schemas.microsoft.com/office/word/2010/wordprocessingInk" xmlns:wne="http://schemas.microsoft.com/office/word/2006/wordml" xmlns:wps="http://schemas.microsoft.com/office/word/2010/wordprocessingShape" xmlns:wpsCustomData="http://www.wps.cn/officeDocument/2013/wpsCustomData" mc:Ignorable="w14 w15 wp14">
+  <w:endnote w:type="separator" w:id="0">
+    <w:p>
+      <w:pPr>
+        <w:spacing w:line="240" w:lineRule="auto"/>
+      </w:pPr>
+      <w:r>
+        <w:separator/>
+      </w:r>
+    </w:p>
+  </w:endnote>
+  <w:endnote w:type="continuationSeparator" w:id="1">
+    <w:p>
+      <w:pPr>
+        <w:spacing w:line="240" w:lineRule="auto"/>
+      </w:pPr>
+      <w:r>
+        <w:continuationSeparator/>
+      </w:r>
+    </w:p>
+  </w:endnote>
+</w:endnotes>
+</file>
+
 <file path=word/footer1.xml><?xml version="1.0" encoding="utf-8"?>
-<w:ftr xmlns:wpc="http://schemas.microsoft.com/office/word/2010/wordprocessingCanvas" xmlns:mc="http://schemas.openxmlformats.org/markup-compatibility/2006" xmlns:o="urn:schemas-microsoft-com:office:office" xmlns:r="http://schemas.openxmlformats.org/officeDocument/2006/relationships" xmlns:m="http://schemas.openxmlformats.org/officeDocument/2006/math" xmlns:v="urn:schemas-microsoft-com:vml" xmlns:wp14="http://schemas.microsoft.com/office/word/2010/wordprocessingDrawing" xmlns:wp="http://schemas.openxmlformats.org/drawingml/2006/wordprocessingDrawing" xmlns:w10="urn:schemas-microsoft-com:office:word" xmlns:w="http://schemas.openxmlformats.org/wordprocessingml/2006/main" xmlns:w14="http://schemas.microsoft.com/office/word/2010/wordml" xmlns:w15="http://schemas.microsoft.com/office/word/2012/wordml" xmlns:wne="http://schemas.microsoft.com/office/word/2006/wordml" xmlns:wpg="http://schemas.microsoft.com/office/word/2010/wordprocessingGroup" xmlns:wpi="http://schemas.microsoft.com/office/word/2010/wordprocessingInk" xmlns:wps="http://schemas.microsoft.com/office/word/2010/wordprocessingShape" mc:Ignorable="w14 w15 wp14">
+<w:ftr xmlns:wpc="http://schemas.microsoft.com/office/word/2010/wordprocessingCanvas" xmlns:mc="http://schemas.openxmlformats.org/markup-compatibility/2006" xmlns:o="urn:schemas-microsoft-com:office:office" xmlns:r="http://schemas.openxmlformats.org/officeDocument/2006/relationships" xmlns:m="http://schemas.openxmlformats.org/officeDocument/2006/math" xmlns:v="urn:schemas-microsoft-com:vml" xmlns:wp14="http://schemas.microsoft.com/office/word/2010/wordprocessingDrawing" xmlns:wp="http://schemas.openxmlformats.org/drawingml/2006/wordprocessingDrawing" xmlns:w10="urn:schemas-microsoft-com:office:word" xmlns:w="http://schemas.openxmlformats.org/wordprocessingml/2006/main" xmlns:w14="http://schemas.microsoft.com/office/word/2010/wordml" xmlns:w15="http://schemas.microsoft.com/office/word/2012/wordml" xmlns:wpg="http://schemas.microsoft.com/office/word/2010/wordprocessingGroup" xmlns:wpi="http://schemas.microsoft.com/office/word/2010/wordprocessingInk" xmlns:wne="http://schemas.microsoft.com/office/word/2006/wordml" xmlns:wps="http://schemas.microsoft.com/office/word/2010/wordprocessingShape" xmlns:wpsCustomData="http://www.wps.cn/officeDocument/2013/wpsCustomData" mc:Ignorable="w14 w15 wp14">
   <w:p>
     <w:pPr>
       <w:spacing w:line="166" w:lineRule="auto"/>
       <w:ind w:left="4125"/>
       <w:rPr>
-        <w:rFonts w:ascii="Calibri" w:eastAsia="Calibri" w:hAnsi="Calibri" w:cs="Calibri"/>
+        <w:rFonts w:ascii="Calibri" w:hAnsi="Calibri" w:eastAsia="Calibri" w:cs="Calibri"/>
         <w:sz w:val="18"/>
         <w:szCs w:val="18"/>
       </w:rPr>
     </w:pPr>
     <w:r>
       <w:rPr>
-        <w:rFonts w:ascii="Calibri" w:eastAsia="Calibri" w:hAnsi="Calibri" w:cs="Calibri"/>
+        <w:rFonts w:ascii="Calibri" w:hAnsi="Calibri" w:eastAsia="Calibri" w:cs="Calibri"/>
         <w:sz w:val="18"/>
         <w:szCs w:val="18"/>
       </w:rPr>
@@ -6149,13 +5942,38 @@
 </w:ftr>
 </file>
 
+<file path=word/footnotes.xml><?xml version="1.0" encoding="utf-8"?>
+<w:footnotes xmlns:wpc="http://schemas.microsoft.com/office/word/2010/wordprocessingCanvas" xmlns:mc="http://schemas.openxmlformats.org/markup-compatibility/2006" xmlns:o="urn:schemas-microsoft-com:office:office" xmlns:r="http://schemas.openxmlformats.org/officeDocument/2006/relationships" xmlns:m="http://schemas.openxmlformats.org/officeDocument/2006/math" xmlns:v="urn:schemas-microsoft-com:vml" xmlns:wp14="http://schemas.microsoft.com/office/word/2010/wordprocessingDrawing" xmlns:wp="http://schemas.openxmlformats.org/drawingml/2006/wordprocessingDrawing" xmlns:w="http://schemas.openxmlformats.org/wordprocessingml/2006/main" xmlns:w14="http://schemas.microsoft.com/office/word/2010/wordml" xmlns:w15="http://schemas.microsoft.com/office/word/2012/wordml" xmlns:w10="urn:schemas-microsoft-com:office:word" xmlns:wpg="http://schemas.microsoft.com/office/word/2010/wordprocessingGroup" xmlns:wpi="http://schemas.microsoft.com/office/word/2010/wordprocessingInk" xmlns:wne="http://schemas.microsoft.com/office/word/2006/wordml" xmlns:wps="http://schemas.microsoft.com/office/word/2010/wordprocessingShape" xmlns:wpsCustomData="http://www.wps.cn/officeDocument/2013/wpsCustomData" mc:Ignorable="w14 w15 wp14">
+  <w:footnote w:type="separator" w:id="0">
+    <w:p>
+      <w:pPr>
+        <w:spacing w:line="360" w:lineRule="auto"/>
+      </w:pPr>
+      <w:r>
+        <w:separator/>
+      </w:r>
+    </w:p>
+  </w:footnote>
+  <w:footnote w:type="continuationSeparator" w:id="1">
+    <w:p>
+      <w:pPr>
+        <w:spacing w:line="360" w:lineRule="auto"/>
+      </w:pPr>
+      <w:r>
+        <w:continuationSeparator/>
+      </w:r>
+    </w:p>
+  </w:footnote>
+</w:footnotes>
+</file>
+
 <file path=word/numbering.xml><?xml version="1.0" encoding="utf-8"?>
-<w:numbering xmlns:wpc="http://schemas.microsoft.com/office/word/2010/wordprocessingCanvas" xmlns:mc="http://schemas.openxmlformats.org/markup-compatibility/2006" xmlns:o="urn:schemas-microsoft-com:office:office" xmlns:r="http://schemas.openxmlformats.org/officeDocument/2006/relationships" xmlns:m="http://schemas.openxmlformats.org/officeDocument/2006/math" xmlns:v="urn:schemas-microsoft-com:vml" xmlns:wp14="http://schemas.microsoft.com/office/word/2010/wordprocessingDrawing" xmlns:wp="http://schemas.openxmlformats.org/drawingml/2006/wordprocessingDrawing" xmlns:w10="urn:schemas-microsoft-com:office:word" xmlns:w="http://schemas.openxmlformats.org/wordprocessingml/2006/main" xmlns:w14="http://schemas.microsoft.com/office/word/2010/wordml" xmlns:w15="http://schemas.microsoft.com/office/word/2012/wordml" xmlns:wne="http://schemas.microsoft.com/office/word/2006/wordml" xmlns:wpg="http://schemas.microsoft.com/office/word/2010/wordprocessingGroup" xmlns:wpi="http://schemas.microsoft.com/office/word/2010/wordprocessingInk" xmlns:wps="http://schemas.microsoft.com/office/word/2010/wordprocessingShape" mc:Ignorable="w14 w15 wp14">
+<w:numbering xmlns:wpc="http://schemas.microsoft.com/office/word/2010/wordprocessingCanvas" xmlns:mc="http://schemas.openxmlformats.org/markup-compatibility/2006" xmlns:o="urn:schemas-microsoft-com:office:office" xmlns:r="http://schemas.openxmlformats.org/officeDocument/2006/relationships" xmlns:m="http://schemas.openxmlformats.org/officeDocument/2006/math" xmlns:v="urn:schemas-microsoft-com:vml" xmlns:wp14="http://schemas.microsoft.com/office/word/2010/wordprocessingDrawing" xmlns:wp="http://schemas.openxmlformats.org/drawingml/2006/wordprocessingDrawing" xmlns:w10="urn:schemas-microsoft-com:office:word" xmlns:w="http://schemas.openxmlformats.org/wordprocessingml/2006/main" xmlns:w14="http://schemas.microsoft.com/office/word/2010/wordml" xmlns:wpg="http://schemas.microsoft.com/office/word/2010/wordprocessingGroup" xmlns:wpi="http://schemas.microsoft.com/office/word/2010/wordprocessingInk" xmlns:wne="http://schemas.microsoft.com/office/word/2006/wordml" xmlns:wps="http://schemas.microsoft.com/office/word/2010/wordprocessingShape" xmlns:wpsCustomData="http://www.wps.cn/officeDocument/2013/wpsCustomData" mc:Ignorable="w14 wp14">
   <w:abstractNum w:abstractNumId="0">
     <w:nsid w:val="8468389D"/>
     <w:multiLevelType w:val="singleLevel"/>
     <w:tmpl w:val="8468389D"/>
-    <w:lvl w:ilvl="0">
+    <w:lvl w:ilvl="0" w:tentative="0">
       <w:start w:val="1"/>
       <w:numFmt w:val="decimal"/>
       <w:lvlText w:val="(%1)"/>
@@ -6172,10 +5990,10 @@
     <w:nsid w:val="8E964DCE"/>
     <w:multiLevelType w:val="multilevel"/>
     <w:tmpl w:val="8E964DCE"/>
-    <w:lvl w:ilvl="0">
+    <w:lvl w:ilvl="0" w:tentative="0">
       <w:start w:val="1"/>
       <w:numFmt w:val="decimal"/>
-      <w:pStyle w:val="Heading1"/>
+      <w:pStyle w:val="2"/>
       <w:lvlText w:val="%1."/>
       <w:lvlJc w:val="left"/>
       <w:pPr>
@@ -6185,10 +6003,10 @@
         <w:rFonts w:hint="default"/>
       </w:rPr>
     </w:lvl>
-    <w:lvl w:ilvl="1">
+    <w:lvl w:ilvl="1" w:tentative="0">
       <w:start w:val="1"/>
       <w:numFmt w:val="decimal"/>
-      <w:pStyle w:val="Heading2"/>
+      <w:pStyle w:val="3"/>
       <w:lvlText w:val="%1.%2."/>
       <w:lvlJc w:val="left"/>
       <w:pPr>
@@ -6198,10 +6016,10 @@
         <w:rFonts w:hint="default"/>
       </w:rPr>
     </w:lvl>
-    <w:lvl w:ilvl="2">
+    <w:lvl w:ilvl="2" w:tentative="0">
       <w:start w:val="1"/>
       <w:numFmt w:val="decimal"/>
-      <w:pStyle w:val="Heading3"/>
+      <w:pStyle w:val="4"/>
       <w:lvlText w:val="%1.%2.%3."/>
       <w:lvlJc w:val="left"/>
       <w:pPr>
@@ -6211,10 +6029,10 @@
         <w:rFonts w:hint="default"/>
       </w:rPr>
     </w:lvl>
-    <w:lvl w:ilvl="3">
+    <w:lvl w:ilvl="3" w:tentative="0">
       <w:start w:val="1"/>
       <w:numFmt w:val="decimal"/>
-      <w:pStyle w:val="Heading4"/>
+      <w:pStyle w:val="5"/>
       <w:lvlText w:val="%1.%2.%3.%4."/>
       <w:lvlJc w:val="left"/>
       <w:pPr>
@@ -6224,10 +6042,10 @@
         <w:rFonts w:hint="default"/>
       </w:rPr>
     </w:lvl>
-    <w:lvl w:ilvl="4">
+    <w:lvl w:ilvl="4" w:tentative="0">
       <w:start w:val="1"/>
       <w:numFmt w:val="decimal"/>
-      <w:pStyle w:val="Heading5"/>
+      <w:pStyle w:val="6"/>
       <w:lvlText w:val="%1.%2.%3.%4.%5."/>
       <w:lvlJc w:val="left"/>
       <w:pPr>
@@ -6237,10 +6055,10 @@
         <w:rFonts w:hint="default"/>
       </w:rPr>
     </w:lvl>
-    <w:lvl w:ilvl="5">
+    <w:lvl w:ilvl="5" w:tentative="0">
       <w:start w:val="1"/>
       <w:numFmt w:val="decimal"/>
-      <w:pStyle w:val="Heading6"/>
+      <w:pStyle w:val="7"/>
       <w:lvlText w:val="%1.%2.%3.%4.%5.%6."/>
       <w:lvlJc w:val="left"/>
       <w:pPr>
@@ -6250,10 +6068,10 @@
         <w:rFonts w:hint="default"/>
       </w:rPr>
     </w:lvl>
-    <w:lvl w:ilvl="6">
+    <w:lvl w:ilvl="6" w:tentative="0">
       <w:start w:val="1"/>
       <w:numFmt w:val="decimal"/>
-      <w:pStyle w:val="Heading7"/>
+      <w:pStyle w:val="8"/>
       <w:lvlText w:val="%1.%2.%3.%4.%5.%6.%7."/>
       <w:lvlJc w:val="left"/>
       <w:pPr>
@@ -6263,10 +6081,10 @@
         <w:rFonts w:hint="default"/>
       </w:rPr>
     </w:lvl>
-    <w:lvl w:ilvl="7">
+    <w:lvl w:ilvl="7" w:tentative="0">
       <w:start w:val="1"/>
       <w:numFmt w:val="decimal"/>
-      <w:pStyle w:val="Heading8"/>
+      <w:pStyle w:val="9"/>
       <w:lvlText w:val="%1.%2.%3.%4.%5.%6.%7.%8."/>
       <w:lvlJc w:val="left"/>
       <w:pPr>
@@ -6276,10 +6094,10 @@
         <w:rFonts w:hint="default"/>
       </w:rPr>
     </w:lvl>
-    <w:lvl w:ilvl="8">
+    <w:lvl w:ilvl="8" w:tentative="0">
       <w:start w:val="1"/>
       <w:numFmt w:val="decimal"/>
-      <w:pStyle w:val="Heading9"/>
+      <w:pStyle w:val="10"/>
       <w:lvlText w:val="%1.%2.%3.%4.%5.%6.%7.%8.%9."/>
       <w:lvlJc w:val="left"/>
       <w:pPr>
@@ -6294,7 +6112,7 @@
     <w:nsid w:val="CCAD90CA"/>
     <w:multiLevelType w:val="singleLevel"/>
     <w:tmpl w:val="CCAD90CA"/>
-    <w:lvl w:ilvl="0">
+    <w:lvl w:ilvl="0" w:tentative="0">
       <w:start w:val="1"/>
       <w:numFmt w:val="decimal"/>
       <w:lvlText w:val="(%1)"/>
@@ -6311,7 +6129,7 @@
     <w:nsid w:val="D38ED05B"/>
     <w:multiLevelType w:val="singleLevel"/>
     <w:tmpl w:val="D38ED05B"/>
-    <w:lvl w:ilvl="0">
+    <w:lvl w:ilvl="0" w:tentative="0">
       <w:start w:val="1"/>
       <w:numFmt w:val="decimal"/>
       <w:lvlText w:val="(%1)"/>
@@ -6328,7 +6146,7 @@
     <w:nsid w:val="EB4125EB"/>
     <w:multiLevelType w:val="singleLevel"/>
     <w:tmpl w:val="EB4125EB"/>
-    <w:lvl w:ilvl="0">
+    <w:lvl w:ilvl="0" w:tentative="0">
       <w:start w:val="1"/>
       <w:numFmt w:val="decimal"/>
       <w:lvlText w:val="(%1)"/>
@@ -6345,7 +6163,7 @@
     <w:nsid w:val="F3B88221"/>
     <w:multiLevelType w:val="singleLevel"/>
     <w:tmpl w:val="F3B88221"/>
-    <w:lvl w:ilvl="0">
+    <w:lvl w:ilvl="0" w:tentative="0">
       <w:start w:val="1"/>
       <w:numFmt w:val="decimal"/>
       <w:lvlText w:val="(%1)"/>
@@ -6362,7 +6180,7 @@
     <w:nsid w:val="0914153D"/>
     <w:multiLevelType w:val="singleLevel"/>
     <w:tmpl w:val="0914153D"/>
-    <w:lvl w:ilvl="0">
+    <w:lvl w:ilvl="0" w:tentative="0">
       <w:start w:val="1"/>
       <w:numFmt w:val="decimal"/>
       <w:lvlText w:val="(%1)"/>
@@ -6379,7 +6197,7 @@
     <w:nsid w:val="1F3FF005"/>
     <w:multiLevelType w:val="singleLevel"/>
     <w:tmpl w:val="1F3FF005"/>
-    <w:lvl w:ilvl="0">
+    <w:lvl w:ilvl="0" w:tentative="0">
       <w:start w:val="1"/>
       <w:numFmt w:val="decimal"/>
       <w:lvlText w:val="(%1)"/>
@@ -6396,7 +6214,7 @@
     <w:nsid w:val="5D8DDEAA"/>
     <w:multiLevelType w:val="singleLevel"/>
     <w:tmpl w:val="5D8DDEAA"/>
-    <w:lvl w:ilvl="0">
+    <w:lvl w:ilvl="0" w:tentative="0">
       <w:start w:val="1"/>
       <w:numFmt w:val="decimal"/>
       <w:lvlText w:val="(%1)"/>
@@ -6440,267 +6258,269 @@
 </file>
 
 <file path=word/styles.xml><?xml version="1.0" encoding="utf-8"?>
-<w:styles xmlns:mc="http://schemas.openxmlformats.org/markup-compatibility/2006" xmlns:r="http://schemas.openxmlformats.org/officeDocument/2006/relationships" xmlns:w="http://schemas.openxmlformats.org/wordprocessingml/2006/main" xmlns:w14="http://schemas.microsoft.com/office/word/2010/wordml" xmlns:w15="http://schemas.microsoft.com/office/word/2012/wordml" mc:Ignorable="w14 w15">
+<w:styles xmlns:mc="http://schemas.openxmlformats.org/markup-compatibility/2006" xmlns:o="urn:schemas-microsoft-com:office:office" xmlns:r="http://schemas.openxmlformats.org/officeDocument/2006/relationships" xmlns:m="http://schemas.openxmlformats.org/officeDocument/2006/math" xmlns:v="urn:schemas-microsoft-com:vml" xmlns:w="http://schemas.openxmlformats.org/wordprocessingml/2006/main" xmlns:w14="http://schemas.microsoft.com/office/word/2010/wordml" xmlns:w10="urn:schemas-microsoft-com:office:word" xmlns:sl="http://schemas.openxmlformats.org/schemaLibrary/2006/main" xmlns:wpsCustomData="http://www.wps.cn/officeDocument/2013/wpsCustomData" mc:Ignorable="w14">
   <w:docDefaults>
     <w:rPrDefault>
       <w:rPr>
-        <w:rFonts w:ascii="Arial" w:eastAsia="Arial" w:hAnsi="Arial" w:cs="Arial"/>
+        <w:rFonts w:ascii="Arial" w:hAnsi="Arial" w:eastAsia="Arial" w:cs="Arial"/>
       </w:rPr>
     </w:rPrDefault>
     <w:pPrDefault/>
   </w:docDefaults>
-  <w:latentStyles w:defLockedState="0" w:defUIPriority="99" w:defSemiHidden="1" w:defUnhideWhenUsed="1" w:defQFormat="0" w:count="260">
-    <w:lsdException w:name="Normal" w:semiHidden="0" w:uiPriority="0" w:unhideWhenUsed="0" w:qFormat="1"/>
-    <w:lsdException w:name="heading 1" w:semiHidden="0" w:uiPriority="0" w:unhideWhenUsed="0" w:qFormat="1"/>
-    <w:lsdException w:name="heading 2" w:semiHidden="0" w:uiPriority="0" w:qFormat="1"/>
-    <w:lsdException w:name="heading 3" w:uiPriority="0" w:qFormat="1"/>
-    <w:lsdException w:name="heading 4" w:semiHidden="0" w:uiPriority="0" w:qFormat="1"/>
-    <w:lsdException w:name="heading 5" w:uiPriority="0" w:qFormat="1"/>
-    <w:lsdException w:name="heading 6" w:uiPriority="0" w:qFormat="1"/>
-    <w:lsdException w:name="heading 7" w:uiPriority="0" w:qFormat="1"/>
-    <w:lsdException w:name="heading 8" w:uiPriority="0" w:qFormat="1"/>
-    <w:lsdException w:name="heading 9" w:uiPriority="0" w:qFormat="1"/>
-    <w:lsdException w:name="index 1" w:semiHidden="0" w:uiPriority="0" w:unhideWhenUsed="0"/>
-    <w:lsdException w:name="index 2" w:semiHidden="0" w:uiPriority="0" w:unhideWhenUsed="0"/>
-    <w:lsdException w:name="index 3" w:semiHidden="0" w:uiPriority="0" w:unhideWhenUsed="0"/>
-    <w:lsdException w:name="index 4" w:semiHidden="0" w:uiPriority="0" w:unhideWhenUsed="0"/>
-    <w:lsdException w:name="index 5" w:semiHidden="0" w:uiPriority="0" w:unhideWhenUsed="0"/>
-    <w:lsdException w:name="index 6" w:semiHidden="0" w:uiPriority="0" w:unhideWhenUsed="0"/>
-    <w:lsdException w:name="index 7" w:semiHidden="0" w:uiPriority="0" w:unhideWhenUsed="0"/>
-    <w:lsdException w:name="index 8" w:semiHidden="0" w:uiPriority="0" w:unhideWhenUsed="0"/>
-    <w:lsdException w:name="index 9" w:semiHidden="0" w:uiPriority="0" w:unhideWhenUsed="0"/>
-    <w:lsdException w:name="toc 1" w:semiHidden="0" w:uiPriority="0" w:unhideWhenUsed="0" w:qFormat="1"/>
-    <w:lsdException w:name="toc 2" w:semiHidden="0" w:uiPriority="0" w:unhideWhenUsed="0" w:qFormat="1"/>
-    <w:lsdException w:name="toc 3" w:semiHidden="0" w:uiPriority="0" w:unhideWhenUsed="0" w:qFormat="1"/>
-    <w:lsdException w:name="toc 4" w:semiHidden="0" w:uiPriority="0" w:unhideWhenUsed="0"/>
-    <w:lsdException w:name="toc 5" w:semiHidden="0" w:uiPriority="0" w:unhideWhenUsed="0"/>
-    <w:lsdException w:name="toc 6" w:semiHidden="0" w:uiPriority="0" w:unhideWhenUsed="0"/>
-    <w:lsdException w:name="toc 7" w:semiHidden="0" w:uiPriority="0" w:unhideWhenUsed="0"/>
-    <w:lsdException w:name="toc 8" w:semiHidden="0" w:uiPriority="0" w:unhideWhenUsed="0"/>
-    <w:lsdException w:name="toc 9" w:semiHidden="0" w:uiPriority="0" w:unhideWhenUsed="0"/>
-    <w:lsdException w:name="Normal Indent" w:semiHidden="0" w:uiPriority="0" w:unhideWhenUsed="0"/>
-    <w:lsdException w:name="footnote text" w:semiHidden="0" w:uiPriority="0" w:unhideWhenUsed="0"/>
-    <w:lsdException w:name="annotation text" w:semiHidden="0" w:uiPriority="0" w:unhideWhenUsed="0" w:qFormat="1"/>
-    <w:lsdException w:name="header" w:semiHidden="0" w:uiPriority="0" w:unhideWhenUsed="0" w:qFormat="1"/>
-    <w:lsdException w:name="footer" w:semiHidden="0" w:uiPriority="0" w:unhideWhenUsed="0" w:qFormat="1"/>
-    <w:lsdException w:name="index heading" w:semiHidden="0" w:uiPriority="0" w:unhideWhenUsed="0"/>
-    <w:lsdException w:name="caption" w:uiPriority="0" w:qFormat="1"/>
-    <w:lsdException w:name="table of figures" w:semiHidden="0" w:uiPriority="0" w:unhideWhenUsed="0"/>
-    <w:lsdException w:name="envelope address" w:semiHidden="0" w:uiPriority="0" w:unhideWhenUsed="0"/>
-    <w:lsdException w:name="envelope return" w:semiHidden="0" w:uiPriority="0" w:unhideWhenUsed="0"/>
-    <w:lsdException w:name="footnote reference" w:semiHidden="0" w:uiPriority="0" w:unhideWhenUsed="0"/>
-    <w:lsdException w:name="annotation reference" w:semiHidden="0" w:uiPriority="0" w:unhideWhenUsed="0"/>
-    <w:lsdException w:name="line number" w:semiHidden="0" w:uiPriority="0" w:unhideWhenUsed="0"/>
-    <w:lsdException w:name="page number" w:semiHidden="0" w:uiPriority="0" w:unhideWhenUsed="0"/>
-    <w:lsdException w:name="endnote reference" w:semiHidden="0" w:uiPriority="0" w:unhideWhenUsed="0"/>
-    <w:lsdException w:name="endnote text" w:semiHidden="0" w:uiPriority="0" w:unhideWhenUsed="0"/>
-    <w:lsdException w:name="table of authorities" w:semiHidden="0" w:uiPriority="0" w:unhideWhenUsed="0"/>
-    <w:lsdException w:name="macro" w:semiHidden="0" w:uiPriority="0" w:unhideWhenUsed="0"/>
-    <w:lsdException w:name="toa heading" w:semiHidden="0" w:uiPriority="0" w:unhideWhenUsed="0"/>
-    <w:lsdException w:name="List" w:semiHidden="0" w:uiPriority="0" w:unhideWhenUsed="0"/>
-    <w:lsdException w:name="List Bullet" w:semiHidden="0" w:uiPriority="0" w:unhideWhenUsed="0"/>
-    <w:lsdException w:name="List Number" w:semiHidden="0" w:uiPriority="0" w:unhideWhenUsed="0"/>
-    <w:lsdException w:name="List 2" w:semiHidden="0" w:uiPriority="0" w:unhideWhenUsed="0"/>
-    <w:lsdException w:name="List 3" w:semiHidden="0" w:uiPriority="0" w:unhideWhenUsed="0"/>
-    <w:lsdException w:name="List 4" w:semiHidden="0" w:uiPriority="0" w:unhideWhenUsed="0"/>
-    <w:lsdException w:name="List 5" w:semiHidden="0" w:uiPriority="0" w:unhideWhenUsed="0"/>
-    <w:lsdException w:name="List Bullet 2" w:semiHidden="0" w:uiPriority="0" w:unhideWhenUsed="0"/>
-    <w:lsdException w:name="List Bullet 3" w:semiHidden="0" w:uiPriority="0" w:unhideWhenUsed="0"/>
-    <w:lsdException w:name="List Bullet 4" w:semiHidden="0" w:uiPriority="0" w:unhideWhenUsed="0"/>
-    <w:lsdException w:name="List Bullet 5" w:semiHidden="0" w:uiPriority="0" w:unhideWhenUsed="0"/>
-    <w:lsdException w:name="List Number 2" w:semiHidden="0" w:uiPriority="0" w:unhideWhenUsed="0"/>
-    <w:lsdException w:name="List Number 3" w:semiHidden="0" w:uiPriority="0" w:unhideWhenUsed="0"/>
-    <w:lsdException w:name="List Number 4" w:semiHidden="0" w:uiPriority="0" w:unhideWhenUsed="0"/>
-    <w:lsdException w:name="List Number 5" w:semiHidden="0" w:uiPriority="0" w:unhideWhenUsed="0"/>
-    <w:lsdException w:name="Title" w:semiHidden="0" w:uiPriority="0" w:unhideWhenUsed="0" w:qFormat="1"/>
-    <w:lsdException w:name="Closing" w:semiHidden="0" w:uiPriority="0" w:unhideWhenUsed="0"/>
-    <w:lsdException w:name="Signature" w:semiHidden="0" w:uiPriority="0" w:unhideWhenUsed="0"/>
-    <w:lsdException w:name="Default Paragraph Font" w:uiPriority="0" w:unhideWhenUsed="0" w:qFormat="1"/>
-    <w:lsdException w:name="Body Text" w:uiPriority="0" w:unhideWhenUsed="0" w:qFormat="1"/>
-    <w:lsdException w:name="Body Text Indent" w:semiHidden="0" w:uiPriority="0" w:unhideWhenUsed="0"/>
-    <w:lsdException w:name="List Continue" w:semiHidden="0" w:uiPriority="0" w:unhideWhenUsed="0"/>
-    <w:lsdException w:name="List Continue 2" w:semiHidden="0" w:uiPriority="0" w:unhideWhenUsed="0"/>
-    <w:lsdException w:name="List Continue 3" w:semiHidden="0" w:uiPriority="0" w:unhideWhenUsed="0"/>
-    <w:lsdException w:name="List Continue 4" w:semiHidden="0" w:uiPriority="0" w:unhideWhenUsed="0"/>
-    <w:lsdException w:name="List Continue 5" w:semiHidden="0" w:uiPriority="0" w:unhideWhenUsed="0"/>
-    <w:lsdException w:name="Message Header" w:semiHidden="0" w:uiPriority="0" w:unhideWhenUsed="0"/>
-    <w:lsdException w:name="Subtitle" w:semiHidden="0" w:uiPriority="0" w:unhideWhenUsed="0" w:qFormat="1"/>
-    <w:lsdException w:name="Salutation" w:semiHidden="0" w:uiPriority="0" w:unhideWhenUsed="0"/>
-    <w:lsdException w:name="Date" w:semiHidden="0" w:uiPriority="0" w:unhideWhenUsed="0"/>
-    <w:lsdException w:name="Body Text First Indent" w:semiHidden="0" w:uiPriority="0" w:unhideWhenUsed="0"/>
-    <w:lsdException w:name="Body Text First Indent 2" w:semiHidden="0" w:uiPriority="0" w:unhideWhenUsed="0"/>
-    <w:lsdException w:name="Body Text 2" w:semiHidden="0" w:uiPriority="0" w:unhideWhenUsed="0"/>
-    <w:lsdException w:name="Body Text 3" w:semiHidden="0" w:uiPriority="0" w:unhideWhenUsed="0"/>
-    <w:lsdException w:name="Body Text Indent 2" w:semiHidden="0" w:uiPriority="0" w:unhideWhenUsed="0"/>
-    <w:lsdException w:name="Body Text Indent 3" w:semiHidden="0" w:uiPriority="0" w:unhideWhenUsed="0"/>
-    <w:lsdException w:name="Block Text" w:semiHidden="0" w:uiPriority="0" w:unhideWhenUsed="0"/>
-    <w:lsdException w:name="Hyperlink" w:semiHidden="0" w:uiPriority="0" w:unhideWhenUsed="0"/>
-    <w:lsdException w:name="FollowedHyperlink" w:semiHidden="0" w:uiPriority="0" w:unhideWhenUsed="0"/>
-    <w:lsdException w:name="Strong" w:semiHidden="0" w:uiPriority="0" w:unhideWhenUsed="0" w:qFormat="1"/>
-    <w:lsdException w:name="Emphasis" w:semiHidden="0" w:uiPriority="0" w:unhideWhenUsed="0" w:qFormat="1"/>
-    <w:lsdException w:name="Document Map" w:semiHidden="0" w:uiPriority="0" w:unhideWhenUsed="0"/>
-    <w:lsdException w:name="Plain Text" w:semiHidden="0" w:uiPriority="0" w:unhideWhenUsed="0"/>
-    <w:lsdException w:name="E-mail Signature" w:semiHidden="0" w:uiPriority="0" w:unhideWhenUsed="0"/>
-    <w:lsdException w:name="Normal (Web)" w:semiHidden="0" w:uiPriority="0" w:unhideWhenUsed="0" w:qFormat="1"/>
-    <w:lsdException w:name="HTML Acronym" w:semiHidden="0" w:uiPriority="0" w:unhideWhenUsed="0"/>
-    <w:lsdException w:name="HTML Address" w:semiHidden="0" w:uiPriority="0" w:unhideWhenUsed="0"/>
-    <w:lsdException w:name="HTML Cite" w:semiHidden="0" w:uiPriority="0" w:unhideWhenUsed="0"/>
-    <w:lsdException w:name="HTML Code" w:semiHidden="0" w:uiPriority="0" w:unhideWhenUsed="0"/>
-    <w:lsdException w:name="HTML Definition" w:semiHidden="0" w:uiPriority="0" w:unhideWhenUsed="0"/>
-    <w:lsdException w:name="HTML Keyboard" w:semiHidden="0" w:uiPriority="0" w:unhideWhenUsed="0"/>
-    <w:lsdException w:name="HTML Preformatted" w:semiHidden="0" w:uiPriority="0" w:unhideWhenUsed="0"/>
-    <w:lsdException w:name="HTML Sample" w:semiHidden="0" w:uiPriority="0" w:unhideWhenUsed="0"/>
-    <w:lsdException w:name="HTML Typewriter" w:semiHidden="0" w:uiPriority="0" w:unhideWhenUsed="0"/>
-    <w:lsdException w:name="HTML Variable" w:semiHidden="0" w:uiPriority="0" w:unhideWhenUsed="0"/>
-    <w:lsdException w:name="Normal Table" w:uiPriority="0" w:unhideWhenUsed="0" w:qFormat="1"/>
-    <w:lsdException w:name="annotation subject" w:semiHidden="0" w:uiPriority="0" w:unhideWhenUsed="0"/>
-    <w:lsdException w:name="Table Simple 1" w:semiHidden="0" w:uiPriority="0" w:unhideWhenUsed="0"/>
-    <w:lsdException w:name="Table Simple 2" w:semiHidden="0" w:uiPriority="0" w:unhideWhenUsed="0"/>
-    <w:lsdException w:name="Table Simple 3" w:semiHidden="0" w:uiPriority="0" w:unhideWhenUsed="0"/>
-    <w:lsdException w:name="Table Classic 1" w:semiHidden="0" w:uiPriority="0" w:unhideWhenUsed="0"/>
-    <w:lsdException w:name="Table Classic 2" w:semiHidden="0" w:uiPriority="0" w:unhideWhenUsed="0"/>
-    <w:lsdException w:name="Table Classic 3" w:semiHidden="0" w:uiPriority="0" w:unhideWhenUsed="0"/>
-    <w:lsdException w:name="Table Classic 4" w:semiHidden="0" w:uiPriority="0" w:unhideWhenUsed="0"/>
-    <w:lsdException w:name="Table Colorful 1" w:semiHidden="0" w:uiPriority="0" w:unhideWhenUsed="0"/>
-    <w:lsdException w:name="Table Colorful 2" w:semiHidden="0" w:uiPriority="0" w:unhideWhenUsed="0"/>
-    <w:lsdException w:name="Table Colorful 3" w:semiHidden="0" w:uiPriority="0" w:unhideWhenUsed="0"/>
-    <w:lsdException w:name="Table Columns 1" w:semiHidden="0" w:uiPriority="0" w:unhideWhenUsed="0"/>
-    <w:lsdException w:name="Table Columns 2" w:semiHidden="0" w:uiPriority="0" w:unhideWhenUsed="0"/>
-    <w:lsdException w:name="Table Columns 3" w:semiHidden="0" w:uiPriority="0" w:unhideWhenUsed="0"/>
-    <w:lsdException w:name="Table Columns 4" w:semiHidden="0" w:uiPriority="0" w:unhideWhenUsed="0"/>
-    <w:lsdException w:name="Table Columns 5" w:semiHidden="0" w:uiPriority="0" w:unhideWhenUsed="0"/>
-    <w:lsdException w:name="Table Grid 1" w:semiHidden="0" w:uiPriority="0" w:unhideWhenUsed="0"/>
-    <w:lsdException w:name="Table Grid 2" w:semiHidden="0" w:uiPriority="0" w:unhideWhenUsed="0"/>
-    <w:lsdException w:name="Table Grid 3" w:semiHidden="0" w:uiPriority="0" w:unhideWhenUsed="0"/>
-    <w:lsdException w:name="Table Grid 4" w:semiHidden="0" w:uiPriority="0" w:unhideWhenUsed="0"/>
-    <w:lsdException w:name="Table Grid 5" w:semiHidden="0" w:uiPriority="0" w:unhideWhenUsed="0"/>
-    <w:lsdException w:name="Table Grid 6" w:semiHidden="0" w:uiPriority="0" w:unhideWhenUsed="0"/>
-    <w:lsdException w:name="Table Grid 7" w:semiHidden="0" w:uiPriority="0" w:unhideWhenUsed="0"/>
-    <w:lsdException w:name="Table Grid 8" w:semiHidden="0" w:uiPriority="0" w:unhideWhenUsed="0"/>
-    <w:lsdException w:name="Table List 1" w:semiHidden="0" w:uiPriority="0" w:unhideWhenUsed="0"/>
-    <w:lsdException w:name="Table List 2" w:semiHidden="0" w:uiPriority="0" w:unhideWhenUsed="0"/>
-    <w:lsdException w:name="Table List 3" w:semiHidden="0" w:uiPriority="0" w:unhideWhenUsed="0"/>
-    <w:lsdException w:name="Table List 4" w:semiHidden="0" w:uiPriority="0" w:unhideWhenUsed="0"/>
-    <w:lsdException w:name="Table List 5" w:semiHidden="0" w:uiPriority="0" w:unhideWhenUsed="0"/>
-    <w:lsdException w:name="Table List 6" w:semiHidden="0" w:uiPriority="0" w:unhideWhenUsed="0"/>
-    <w:lsdException w:name="Table List 7" w:semiHidden="0" w:uiPriority="0" w:unhideWhenUsed="0"/>
-    <w:lsdException w:name="Table List 8" w:semiHidden="0" w:uiPriority="0" w:unhideWhenUsed="0"/>
-    <w:lsdException w:name="Table 3D effects 1" w:semiHidden="0" w:uiPriority="0" w:unhideWhenUsed="0"/>
-    <w:lsdException w:name="Table 3D effects 2" w:semiHidden="0" w:uiPriority="0" w:unhideWhenUsed="0"/>
-    <w:lsdException w:name="Table 3D effects 3" w:semiHidden="0" w:uiPriority="0" w:unhideWhenUsed="0"/>
-    <w:lsdException w:name="Table Contemporary" w:semiHidden="0" w:uiPriority="0" w:unhideWhenUsed="0"/>
-    <w:lsdException w:name="Table Elegant" w:semiHidden="0" w:uiPriority="0" w:unhideWhenUsed="0"/>
-    <w:lsdException w:name="Table Professional" w:semiHidden="0" w:uiPriority="0" w:unhideWhenUsed="0"/>
-    <w:lsdException w:name="Table Subtle 1" w:semiHidden="0" w:uiPriority="0" w:unhideWhenUsed="0"/>
-    <w:lsdException w:name="Table Subtle 2" w:semiHidden="0" w:uiPriority="0" w:unhideWhenUsed="0"/>
-    <w:lsdException w:name="Table Web 1" w:semiHidden="0" w:uiPriority="0" w:unhideWhenUsed="0"/>
-    <w:lsdException w:name="Table Web 2" w:semiHidden="0" w:uiPriority="0" w:unhideWhenUsed="0"/>
-    <w:lsdException w:name="Table Web 3" w:semiHidden="0" w:uiPriority="0" w:unhideWhenUsed="0"/>
-    <w:lsdException w:name="Balloon Text" w:semiHidden="0" w:uiPriority="0" w:unhideWhenUsed="0"/>
-    <w:lsdException w:name="Table Grid" w:semiHidden="0" w:uiPriority="0" w:unhideWhenUsed="0" w:qFormat="1"/>
-    <w:lsdException w:name="Table Theme" w:semiHidden="0" w:uiPriority="0" w:unhideWhenUsed="0"/>
-    <w:lsdException w:name="Light Shading" w:semiHidden="0" w:uiPriority="60" w:unhideWhenUsed="0"/>
-    <w:lsdException w:name="Light List" w:semiHidden="0" w:uiPriority="61" w:unhideWhenUsed="0"/>
-    <w:lsdException w:name="Light Grid" w:semiHidden="0" w:uiPriority="62" w:unhideWhenUsed="0"/>
-    <w:lsdException w:name="Medium Shading 1" w:semiHidden="0" w:uiPriority="63" w:unhideWhenUsed="0"/>
-    <w:lsdException w:name="Medium Shading 2" w:semiHidden="0" w:uiPriority="64" w:unhideWhenUsed="0"/>
-    <w:lsdException w:name="Medium List 1" w:semiHidden="0" w:uiPriority="65" w:unhideWhenUsed="0"/>
-    <w:lsdException w:name="Medium List 2" w:semiHidden="0" w:uiPriority="66" w:unhideWhenUsed="0"/>
-    <w:lsdException w:name="Medium Grid 1" w:semiHidden="0" w:uiPriority="67" w:unhideWhenUsed="0"/>
-    <w:lsdException w:name="Medium Grid 2" w:semiHidden="0" w:uiPriority="68" w:unhideWhenUsed="0"/>
-    <w:lsdException w:name="Medium Grid 3" w:semiHidden="0" w:uiPriority="69" w:unhideWhenUsed="0"/>
-    <w:lsdException w:name="Dark List" w:semiHidden="0" w:uiPriority="70" w:unhideWhenUsed="0"/>
-    <w:lsdException w:name="Colorful Shading" w:semiHidden="0" w:uiPriority="71" w:unhideWhenUsed="0"/>
-    <w:lsdException w:name="Colorful List" w:semiHidden="0" w:uiPriority="72" w:unhideWhenUsed="0"/>
-    <w:lsdException w:name="Colorful Grid" w:semiHidden="0" w:uiPriority="73" w:unhideWhenUsed="0"/>
-    <w:lsdException w:name="Light Shading Accent 1" w:semiHidden="0" w:uiPriority="60" w:unhideWhenUsed="0"/>
-    <w:lsdException w:name="Light List Accent 1" w:semiHidden="0" w:uiPriority="61" w:unhideWhenUsed="0"/>
-    <w:lsdException w:name="Light Grid Accent 1" w:semiHidden="0" w:uiPriority="62" w:unhideWhenUsed="0"/>
-    <w:lsdException w:name="Medium Shading 1 Accent 1" w:semiHidden="0" w:uiPriority="63" w:unhideWhenUsed="0"/>
-    <w:lsdException w:name="Medium Shading 2 Accent 1" w:semiHidden="0" w:uiPriority="64" w:unhideWhenUsed="0"/>
-    <w:lsdException w:name="Medium List 1 Accent 1" w:semiHidden="0" w:uiPriority="65" w:unhideWhenUsed="0"/>
-    <w:lsdException w:name="Medium List 2 Accent 1" w:semiHidden="0" w:uiPriority="66" w:unhideWhenUsed="0"/>
-    <w:lsdException w:name="Medium Grid 1 Accent 1" w:semiHidden="0" w:uiPriority="67" w:unhideWhenUsed="0"/>
-    <w:lsdException w:name="Medium Grid 2 Accent 1" w:semiHidden="0" w:uiPriority="68" w:unhideWhenUsed="0"/>
-    <w:lsdException w:name="Medium Grid 3 Accent 1" w:semiHidden="0" w:uiPriority="69" w:unhideWhenUsed="0"/>
-    <w:lsdException w:name="Dark List Accent 1" w:semiHidden="0" w:uiPriority="70" w:unhideWhenUsed="0"/>
-    <w:lsdException w:name="Colorful Shading Accent 1" w:semiHidden="0" w:uiPriority="71" w:unhideWhenUsed="0"/>
-    <w:lsdException w:name="Colorful List Accent 1" w:semiHidden="0" w:uiPriority="72" w:unhideWhenUsed="0"/>
-    <w:lsdException w:name="Colorful Grid Accent 1" w:semiHidden="0" w:uiPriority="73" w:unhideWhenUsed="0"/>
-    <w:lsdException w:name="Light Shading Accent 2" w:semiHidden="0" w:uiPriority="60" w:unhideWhenUsed="0"/>
-    <w:lsdException w:name="Light List Accent 2" w:semiHidden="0" w:uiPriority="61" w:unhideWhenUsed="0"/>
-    <w:lsdException w:name="Light Grid Accent 2" w:semiHidden="0" w:uiPriority="62" w:unhideWhenUsed="0"/>
-    <w:lsdException w:name="Medium Shading 1 Accent 2" w:semiHidden="0" w:uiPriority="63" w:unhideWhenUsed="0"/>
-    <w:lsdException w:name="Medium Shading 2 Accent 2" w:semiHidden="0" w:uiPriority="64" w:unhideWhenUsed="0"/>
-    <w:lsdException w:name="Medium List 1 Accent 2" w:semiHidden="0" w:uiPriority="65" w:unhideWhenUsed="0"/>
-    <w:lsdException w:name="Medium List 2 Accent 2" w:semiHidden="0" w:uiPriority="66" w:unhideWhenUsed="0"/>
-    <w:lsdException w:name="Medium Grid 1 Accent 2" w:semiHidden="0" w:uiPriority="67" w:unhideWhenUsed="0"/>
-    <w:lsdException w:name="Medium Grid 2 Accent 2" w:semiHidden="0" w:uiPriority="68" w:unhideWhenUsed="0"/>
-    <w:lsdException w:name="Medium Grid 3 Accent 2" w:semiHidden="0" w:uiPriority="69" w:unhideWhenUsed="0"/>
-    <w:lsdException w:name="Dark List Accent 2" w:semiHidden="0" w:uiPriority="70" w:unhideWhenUsed="0"/>
-    <w:lsdException w:name="Colorful Shading Accent 2" w:semiHidden="0" w:uiPriority="71" w:unhideWhenUsed="0"/>
-    <w:lsdException w:name="Colorful List Accent 2" w:semiHidden="0" w:uiPriority="72" w:unhideWhenUsed="0"/>
-    <w:lsdException w:name="Colorful Grid Accent 2" w:semiHidden="0" w:uiPriority="73" w:unhideWhenUsed="0"/>
-    <w:lsdException w:name="Light Shading Accent 3" w:semiHidden="0" w:uiPriority="60" w:unhideWhenUsed="0"/>
-    <w:lsdException w:name="Light List Accent 3" w:semiHidden="0" w:uiPriority="61" w:unhideWhenUsed="0"/>
-    <w:lsdException w:name="Light Grid Accent 3" w:semiHidden="0" w:uiPriority="62" w:unhideWhenUsed="0"/>
-    <w:lsdException w:name="Medium Shading 1 Accent 3" w:semiHidden="0" w:uiPriority="63" w:unhideWhenUsed="0"/>
-    <w:lsdException w:name="Medium Shading 2 Accent 3" w:semiHidden="0" w:uiPriority="64" w:unhideWhenUsed="0"/>
-    <w:lsdException w:name="Medium List 1 Accent 3" w:semiHidden="0" w:uiPriority="65" w:unhideWhenUsed="0"/>
-    <w:lsdException w:name="Medium List 2 Accent 3" w:semiHidden="0" w:uiPriority="66" w:unhideWhenUsed="0"/>
-    <w:lsdException w:name="Medium Grid 1 Accent 3" w:semiHidden="0" w:uiPriority="67" w:unhideWhenUsed="0"/>
-    <w:lsdException w:name="Medium Grid 2 Accent 3" w:semiHidden="0" w:uiPriority="68" w:unhideWhenUsed="0"/>
-    <w:lsdException w:name="Medium Grid 3 Accent 3" w:semiHidden="0" w:uiPriority="69" w:unhideWhenUsed="0"/>
-    <w:lsdException w:name="Dark List Accent 3" w:semiHidden="0" w:uiPriority="70" w:unhideWhenUsed="0"/>
-    <w:lsdException w:name="Colorful Shading Accent 3" w:semiHidden="0" w:uiPriority="71" w:unhideWhenUsed="0"/>
-    <w:lsdException w:name="Colorful List Accent 3" w:semiHidden="0" w:uiPriority="72" w:unhideWhenUsed="0"/>
-    <w:lsdException w:name="Colorful Grid Accent 3" w:semiHidden="0" w:uiPriority="73" w:unhideWhenUsed="0"/>
-    <w:lsdException w:name="Light Shading Accent 4" w:semiHidden="0" w:uiPriority="60" w:unhideWhenUsed="0"/>
-    <w:lsdException w:name="Light List Accent 4" w:semiHidden="0" w:uiPriority="61" w:unhideWhenUsed="0"/>
-    <w:lsdException w:name="Light Grid Accent 4" w:semiHidden="0" w:uiPriority="62" w:unhideWhenUsed="0"/>
-    <w:lsdException w:name="Medium Shading 1 Accent 4" w:semiHidden="0" w:uiPriority="63" w:unhideWhenUsed="0"/>
-    <w:lsdException w:name="Medium Shading 2 Accent 4" w:semiHidden="0" w:uiPriority="64" w:unhideWhenUsed="0"/>
-    <w:lsdException w:name="Medium List 1 Accent 4" w:semiHidden="0" w:uiPriority="65" w:unhideWhenUsed="0"/>
-    <w:lsdException w:name="Medium List 2 Accent 4" w:semiHidden="0" w:uiPriority="66" w:unhideWhenUsed="0"/>
-    <w:lsdException w:name="Medium Grid 1 Accent 4" w:semiHidden="0" w:uiPriority="67" w:unhideWhenUsed="0"/>
-    <w:lsdException w:name="Medium Grid 2 Accent 4" w:semiHidden="0" w:uiPriority="68" w:unhideWhenUsed="0"/>
-    <w:lsdException w:name="Medium Grid 3 Accent 4" w:semiHidden="0" w:uiPriority="69" w:unhideWhenUsed="0"/>
-    <w:lsdException w:name="Dark List Accent 4" w:semiHidden="0" w:uiPriority="70" w:unhideWhenUsed="0"/>
-    <w:lsdException w:name="Colorful Shading Accent 4" w:semiHidden="0" w:uiPriority="71" w:unhideWhenUsed="0"/>
-    <w:lsdException w:name="Colorful List Accent 4" w:semiHidden="0" w:uiPriority="72" w:unhideWhenUsed="0"/>
-    <w:lsdException w:name="Colorful Grid Accent 4" w:semiHidden="0" w:uiPriority="73" w:unhideWhenUsed="0"/>
-    <w:lsdException w:name="Light Shading Accent 5" w:semiHidden="0" w:uiPriority="60" w:unhideWhenUsed="0"/>
-    <w:lsdException w:name="Light List Accent 5" w:semiHidden="0" w:uiPriority="61" w:unhideWhenUsed="0"/>
-    <w:lsdException w:name="Light Grid Accent 5" w:semiHidden="0" w:uiPriority="62" w:unhideWhenUsed="0"/>
-    <w:lsdException w:name="Medium Shading 1 Accent 5" w:semiHidden="0" w:uiPriority="63" w:unhideWhenUsed="0"/>
-    <w:lsdException w:name="Medium Shading 2 Accent 5" w:semiHidden="0" w:uiPriority="64" w:unhideWhenUsed="0"/>
-    <w:lsdException w:name="Medium List 1 Accent 5" w:semiHidden="0" w:uiPriority="65" w:unhideWhenUsed="0"/>
-    <w:lsdException w:name="Medium List 2 Accent 5" w:semiHidden="0" w:uiPriority="66" w:unhideWhenUsed="0"/>
-    <w:lsdException w:name="Medium Grid 1 Accent 5" w:semiHidden="0" w:uiPriority="67" w:unhideWhenUsed="0"/>
-    <w:lsdException w:name="Medium Grid 2 Accent 5" w:semiHidden="0" w:uiPriority="68" w:unhideWhenUsed="0"/>
-    <w:lsdException w:name="Medium Grid 3 Accent 5" w:semiHidden="0" w:uiPriority="69" w:unhideWhenUsed="0"/>
-    <w:lsdException w:name="Dark List Accent 5" w:semiHidden="0" w:uiPriority="70" w:unhideWhenUsed="0"/>
-    <w:lsdException w:name="Colorful Shading Accent 5" w:semiHidden="0" w:uiPriority="71" w:unhideWhenUsed="0"/>
-    <w:lsdException w:name="Colorful List Accent 5" w:semiHidden="0" w:uiPriority="72" w:unhideWhenUsed="0"/>
-    <w:lsdException w:name="Colorful Grid Accent 5" w:semiHidden="0" w:uiPriority="73" w:unhideWhenUsed="0"/>
-    <w:lsdException w:name="Light Shading Accent 6" w:semiHidden="0" w:uiPriority="60" w:unhideWhenUsed="0"/>
-    <w:lsdException w:name="Light List Accent 6" w:semiHidden="0" w:uiPriority="61" w:unhideWhenUsed="0"/>
-    <w:lsdException w:name="Light Grid Accent 6" w:semiHidden="0" w:uiPriority="62" w:unhideWhenUsed="0"/>
-    <w:lsdException w:name="Medium Shading 1 Accent 6" w:semiHidden="0" w:uiPriority="63" w:unhideWhenUsed="0"/>
-    <w:lsdException w:name="Medium Shading 2 Accent 6" w:semiHidden="0" w:uiPriority="64" w:unhideWhenUsed="0"/>
-    <w:lsdException w:name="Medium List 1 Accent 6" w:semiHidden="0" w:uiPriority="65" w:unhideWhenUsed="0"/>
-    <w:lsdException w:name="Medium List 2 Accent 6" w:semiHidden="0" w:uiPriority="66" w:unhideWhenUsed="0"/>
-    <w:lsdException w:name="Medium Grid 1 Accent 6" w:semiHidden="0" w:uiPriority="67" w:unhideWhenUsed="0"/>
-    <w:lsdException w:name="Medium Grid 2 Accent 6" w:semiHidden="0" w:uiPriority="68" w:unhideWhenUsed="0"/>
-    <w:lsdException w:name="Medium Grid 3 Accent 6" w:semiHidden="0" w:uiPriority="69" w:unhideWhenUsed="0"/>
-    <w:lsdException w:name="Dark List Accent 6" w:semiHidden="0" w:uiPriority="70" w:unhideWhenUsed="0"/>
-    <w:lsdException w:name="Colorful Shading Accent 6" w:semiHidden="0" w:uiPriority="71" w:unhideWhenUsed="0"/>
-    <w:lsdException w:name="Colorful List Accent 6" w:semiHidden="0" w:uiPriority="72" w:unhideWhenUsed="0"/>
-    <w:lsdException w:name="Colorful Grid Accent 6" w:semiHidden="0" w:uiPriority="73" w:unhideWhenUsed="0"/>
+  <w:latentStyles w:count="260" w:defQFormat="0" w:defUnhideWhenUsed="1" w:defSemiHidden="1" w:defUIPriority="99" w:defLockedState="0">
+    <w:lsdException w:qFormat="1" w:unhideWhenUsed="0" w:uiPriority="0" w:semiHidden="0" w:name="Normal"/>
+    <w:lsdException w:qFormat="1" w:unhideWhenUsed="0" w:uiPriority="0" w:semiHidden="0" w:name="heading 1"/>
+    <w:lsdException w:qFormat="1" w:uiPriority="0" w:semiHidden="0" w:name="heading 2"/>
+    <w:lsdException w:qFormat="1" w:uiPriority="0" w:name="heading 3"/>
+    <w:lsdException w:qFormat="1" w:uiPriority="0" w:semiHidden="0" w:name="heading 4"/>
+    <w:lsdException w:qFormat="1" w:uiPriority="0" w:name="heading 5"/>
+    <w:lsdException w:qFormat="1" w:uiPriority="0" w:name="heading 6"/>
+    <w:lsdException w:qFormat="1" w:uiPriority="0" w:name="heading 7"/>
+    <w:lsdException w:qFormat="1" w:uiPriority="0" w:name="heading 8"/>
+    <w:lsdException w:qFormat="1" w:uiPriority="0" w:name="heading 9"/>
+    <w:lsdException w:unhideWhenUsed="0" w:uiPriority="0" w:semiHidden="0" w:name="index 1"/>
+    <w:lsdException w:unhideWhenUsed="0" w:uiPriority="0" w:semiHidden="0" w:name="index 2"/>
+    <w:lsdException w:unhideWhenUsed="0" w:uiPriority="0" w:semiHidden="0" w:name="index 3"/>
+    <w:lsdException w:unhideWhenUsed="0" w:uiPriority="0" w:semiHidden="0" w:name="index 4"/>
+    <w:lsdException w:unhideWhenUsed="0" w:uiPriority="0" w:semiHidden="0" w:name="index 5"/>
+    <w:lsdException w:unhideWhenUsed="0" w:uiPriority="0" w:semiHidden="0" w:name="index 6"/>
+    <w:lsdException w:unhideWhenUsed="0" w:uiPriority="0" w:semiHidden="0" w:name="index 7"/>
+    <w:lsdException w:unhideWhenUsed="0" w:uiPriority="0" w:semiHidden="0" w:name="index 8"/>
+    <w:lsdException w:unhideWhenUsed="0" w:uiPriority="0" w:semiHidden="0" w:name="index 9"/>
+    <w:lsdException w:qFormat="1" w:unhideWhenUsed="0" w:uiPriority="0" w:semiHidden="0" w:name="toc 1"/>
+    <w:lsdException w:qFormat="1" w:unhideWhenUsed="0" w:uiPriority="0" w:semiHidden="0" w:name="toc 2"/>
+    <w:lsdException w:qFormat="1" w:unhideWhenUsed="0" w:uiPriority="0" w:semiHidden="0" w:name="toc 3"/>
+    <w:lsdException w:unhideWhenUsed="0" w:uiPriority="0" w:semiHidden="0" w:name="toc 4"/>
+    <w:lsdException w:unhideWhenUsed="0" w:uiPriority="0" w:semiHidden="0" w:name="toc 5"/>
+    <w:lsdException w:unhideWhenUsed="0" w:uiPriority="0" w:semiHidden="0" w:name="toc 6"/>
+    <w:lsdException w:unhideWhenUsed="0" w:uiPriority="0" w:semiHidden="0" w:name="toc 7"/>
+    <w:lsdException w:unhideWhenUsed="0" w:uiPriority="0" w:semiHidden="0" w:name="toc 8"/>
+    <w:lsdException w:unhideWhenUsed="0" w:uiPriority="0" w:semiHidden="0" w:name="toc 9"/>
+    <w:lsdException w:unhideWhenUsed="0" w:uiPriority="0" w:semiHidden="0" w:name="Normal Indent"/>
+    <w:lsdException w:unhideWhenUsed="0" w:uiPriority="0" w:semiHidden="0" w:name="footnote text"/>
+    <w:lsdException w:qFormat="1" w:unhideWhenUsed="0" w:uiPriority="0" w:semiHidden="0" w:name="annotation text"/>
+    <w:lsdException w:qFormat="1" w:unhideWhenUsed="0" w:uiPriority="0" w:semiHidden="0" w:name="header"/>
+    <w:lsdException w:qFormat="1" w:unhideWhenUsed="0" w:uiPriority="0" w:semiHidden="0" w:name="footer"/>
+    <w:lsdException w:unhideWhenUsed="0" w:uiPriority="0" w:semiHidden="0" w:name="index heading"/>
+    <w:lsdException w:qFormat="1" w:uiPriority="0" w:name="caption"/>
+    <w:lsdException w:unhideWhenUsed="0" w:uiPriority="0" w:semiHidden="0" w:name="table of figures"/>
+    <w:lsdException w:unhideWhenUsed="0" w:uiPriority="0" w:semiHidden="0" w:name="envelope address"/>
+    <w:lsdException w:unhideWhenUsed="0" w:uiPriority="0" w:semiHidden="0" w:name="envelope return"/>
+    <w:lsdException w:unhideWhenUsed="0" w:uiPriority="0" w:semiHidden="0" w:name="footnote reference"/>
+    <w:lsdException w:unhideWhenUsed="0" w:uiPriority="0" w:semiHidden="0" w:name="annotation reference"/>
+    <w:lsdException w:unhideWhenUsed="0" w:uiPriority="0" w:semiHidden="0" w:name="line number"/>
+    <w:lsdException w:unhideWhenUsed="0" w:uiPriority="0" w:semiHidden="0" w:name="page number"/>
+    <w:lsdException w:unhideWhenUsed="0" w:uiPriority="0" w:semiHidden="0" w:name="endnote reference"/>
+    <w:lsdException w:unhideWhenUsed="0" w:uiPriority="0" w:semiHidden="0" w:name="endnote text"/>
+    <w:lsdException w:unhideWhenUsed="0" w:uiPriority="0" w:semiHidden="0" w:name="table of authorities"/>
+    <w:lsdException w:unhideWhenUsed="0" w:uiPriority="0" w:semiHidden="0" w:name="macro"/>
+    <w:lsdException w:unhideWhenUsed="0" w:uiPriority="0" w:semiHidden="0" w:name="toa heading"/>
+    <w:lsdException w:unhideWhenUsed="0" w:uiPriority="0" w:semiHidden="0" w:name="List"/>
+    <w:lsdException w:unhideWhenUsed="0" w:uiPriority="0" w:semiHidden="0" w:name="List Bullet"/>
+    <w:lsdException w:unhideWhenUsed="0" w:uiPriority="0" w:semiHidden="0" w:name="List Number"/>
+    <w:lsdException w:unhideWhenUsed="0" w:uiPriority="0" w:semiHidden="0" w:name="List 2"/>
+    <w:lsdException w:unhideWhenUsed="0" w:uiPriority="0" w:semiHidden="0" w:name="List 3"/>
+    <w:lsdException w:unhideWhenUsed="0" w:uiPriority="0" w:semiHidden="0" w:name="List 4"/>
+    <w:lsdException w:unhideWhenUsed="0" w:uiPriority="0" w:semiHidden="0" w:name="List 5"/>
+    <w:lsdException w:unhideWhenUsed="0" w:uiPriority="0" w:semiHidden="0" w:name="List Bullet 2"/>
+    <w:lsdException w:unhideWhenUsed="0" w:uiPriority="0" w:semiHidden="0" w:name="List Bullet 3"/>
+    <w:lsdException w:unhideWhenUsed="0" w:uiPriority="0" w:semiHidden="0" w:name="List Bullet 4"/>
+    <w:lsdException w:unhideWhenUsed="0" w:uiPriority="0" w:semiHidden="0" w:name="List Bullet 5"/>
+    <w:lsdException w:unhideWhenUsed="0" w:uiPriority="0" w:semiHidden="0" w:name="List Number 2"/>
+    <w:lsdException w:unhideWhenUsed="0" w:uiPriority="0" w:semiHidden="0" w:name="List Number 3"/>
+    <w:lsdException w:unhideWhenUsed="0" w:uiPriority="0" w:semiHidden="0" w:name="List Number 4"/>
+    <w:lsdException w:unhideWhenUsed="0" w:uiPriority="0" w:semiHidden="0" w:name="List Number 5"/>
+    <w:lsdException w:qFormat="1" w:unhideWhenUsed="0" w:uiPriority="0" w:semiHidden="0" w:name="Title"/>
+    <w:lsdException w:unhideWhenUsed="0" w:uiPriority="0" w:semiHidden="0" w:name="Closing"/>
+    <w:lsdException w:unhideWhenUsed="0" w:uiPriority="0" w:semiHidden="0" w:name="Signature"/>
+    <w:lsdException w:qFormat="1" w:unhideWhenUsed="0" w:uiPriority="0" w:name="Default Paragraph Font"/>
+    <w:lsdException w:qFormat="1" w:unhideWhenUsed="0" w:uiPriority="0" w:name="Body Text"/>
+    <w:lsdException w:unhideWhenUsed="0" w:uiPriority="0" w:semiHidden="0" w:name="Body Text Indent"/>
+    <w:lsdException w:unhideWhenUsed="0" w:uiPriority="0" w:semiHidden="0" w:name="List Continue"/>
+    <w:lsdException w:unhideWhenUsed="0" w:uiPriority="0" w:semiHidden="0" w:name="List Continue 2"/>
+    <w:lsdException w:unhideWhenUsed="0" w:uiPriority="0" w:semiHidden="0" w:name="List Continue 3"/>
+    <w:lsdException w:unhideWhenUsed="0" w:uiPriority="0" w:semiHidden="0" w:name="List Continue 4"/>
+    <w:lsdException w:unhideWhenUsed="0" w:uiPriority="0" w:semiHidden="0" w:name="List Continue 5"/>
+    <w:lsdException w:unhideWhenUsed="0" w:uiPriority="0" w:semiHidden="0" w:name="Message Header"/>
+    <w:lsdException w:qFormat="1" w:unhideWhenUsed="0" w:uiPriority="0" w:semiHidden="0" w:name="Subtitle"/>
+    <w:lsdException w:unhideWhenUsed="0" w:uiPriority="0" w:semiHidden="0" w:name="Salutation"/>
+    <w:lsdException w:unhideWhenUsed="0" w:uiPriority="0" w:semiHidden="0" w:name="Date"/>
+    <w:lsdException w:unhideWhenUsed="0" w:uiPriority="0" w:semiHidden="0" w:name="Body Text First Indent"/>
+    <w:lsdException w:unhideWhenUsed="0" w:uiPriority="0" w:semiHidden="0" w:name="Body Text First Indent 2"/>
+    <w:lsdException w:uiPriority="99" w:name="Note Heading"/>
+    <w:lsdException w:unhideWhenUsed="0" w:uiPriority="0" w:semiHidden="0" w:name="Body Text 2"/>
+    <w:lsdException w:unhideWhenUsed="0" w:uiPriority="0" w:semiHidden="0" w:name="Body Text 3"/>
+    <w:lsdException w:unhideWhenUsed="0" w:uiPriority="0" w:semiHidden="0" w:name="Body Text Indent 2"/>
+    <w:lsdException w:unhideWhenUsed="0" w:uiPriority="0" w:semiHidden="0" w:name="Body Text Indent 3"/>
+    <w:lsdException w:unhideWhenUsed="0" w:uiPriority="0" w:semiHidden="0" w:name="Block Text"/>
+    <w:lsdException w:unhideWhenUsed="0" w:uiPriority="0" w:semiHidden="0" w:name="Hyperlink"/>
+    <w:lsdException w:unhideWhenUsed="0" w:uiPriority="0" w:semiHidden="0" w:name="FollowedHyperlink"/>
+    <w:lsdException w:qFormat="1" w:unhideWhenUsed="0" w:uiPriority="0" w:semiHidden="0" w:name="Strong"/>
+    <w:lsdException w:qFormat="1" w:unhideWhenUsed="0" w:uiPriority="0" w:semiHidden="0" w:name="Emphasis"/>
+    <w:lsdException w:unhideWhenUsed="0" w:uiPriority="0" w:semiHidden="0" w:name="Document Map"/>
+    <w:lsdException w:unhideWhenUsed="0" w:uiPriority="0" w:semiHidden="0" w:name="Plain Text"/>
+    <w:lsdException w:unhideWhenUsed="0" w:uiPriority="0" w:semiHidden="0" w:name="E-mail Signature"/>
+    <w:lsdException w:qFormat="1" w:unhideWhenUsed="0" w:uiPriority="0" w:semiHidden="0" w:name="Normal (Web)"/>
+    <w:lsdException w:unhideWhenUsed="0" w:uiPriority="0" w:semiHidden="0" w:name="HTML Acronym"/>
+    <w:lsdException w:unhideWhenUsed="0" w:uiPriority="0" w:semiHidden="0" w:name="HTML Address"/>
+    <w:lsdException w:unhideWhenUsed="0" w:uiPriority="0" w:semiHidden="0" w:name="HTML Cite"/>
+    <w:lsdException w:unhideWhenUsed="0" w:uiPriority="0" w:semiHidden="0" w:name="HTML Code"/>
+    <w:lsdException w:unhideWhenUsed="0" w:uiPriority="0" w:semiHidden="0" w:name="HTML Definition"/>
+    <w:lsdException w:unhideWhenUsed="0" w:uiPriority="0" w:semiHidden="0" w:name="HTML Keyboard"/>
+    <w:lsdException w:unhideWhenUsed="0" w:uiPriority="0" w:semiHidden="0" w:name="HTML Preformatted"/>
+    <w:lsdException w:unhideWhenUsed="0" w:uiPriority="0" w:semiHidden="0" w:name="HTML Sample"/>
+    <w:lsdException w:unhideWhenUsed="0" w:uiPriority="0" w:semiHidden="0" w:name="HTML Typewriter"/>
+    <w:lsdException w:unhideWhenUsed="0" w:uiPriority="0" w:semiHidden="0" w:name="HTML Variable"/>
+    <w:lsdException w:qFormat="1" w:unhideWhenUsed="0" w:uiPriority="0" w:name="Normal Table"/>
+    <w:lsdException w:unhideWhenUsed="0" w:uiPriority="0" w:semiHidden="0" w:name="annotation subject"/>
+    <w:lsdException w:unhideWhenUsed="0" w:uiPriority="0" w:semiHidden="0" w:name="Table Simple 1"/>
+    <w:lsdException w:unhideWhenUsed="0" w:uiPriority="0" w:semiHidden="0" w:name="Table Simple 2"/>
+    <w:lsdException w:unhideWhenUsed="0" w:uiPriority="0" w:semiHidden="0" w:name="Table Simple 3"/>
+    <w:lsdException w:unhideWhenUsed="0" w:uiPriority="0" w:semiHidden="0" w:name="Table Classic 1"/>
+    <w:lsdException w:unhideWhenUsed="0" w:uiPriority="0" w:semiHidden="0" w:name="Table Classic 2"/>
+    <w:lsdException w:unhideWhenUsed="0" w:uiPriority="0" w:semiHidden="0" w:name="Table Classic 3"/>
+    <w:lsdException w:unhideWhenUsed="0" w:uiPriority="0" w:semiHidden="0" w:name="Table Classic 4"/>
+    <w:lsdException w:unhideWhenUsed="0" w:uiPriority="0" w:semiHidden="0" w:name="Table Colorful 1"/>
+    <w:lsdException w:unhideWhenUsed="0" w:uiPriority="0" w:semiHidden="0" w:name="Table Colorful 2"/>
+    <w:lsdException w:unhideWhenUsed="0" w:uiPriority="0" w:semiHidden="0" w:name="Table Colorful 3"/>
+    <w:lsdException w:unhideWhenUsed="0" w:uiPriority="0" w:semiHidden="0" w:name="Table Columns 1"/>
+    <w:lsdException w:unhideWhenUsed="0" w:uiPriority="0" w:semiHidden="0" w:name="Table Columns 2"/>
+    <w:lsdException w:unhideWhenUsed="0" w:uiPriority="0" w:semiHidden="0" w:name="Table Columns 3"/>
+    <w:lsdException w:unhideWhenUsed="0" w:uiPriority="0" w:semiHidden="0" w:name="Table Columns 4"/>
+    <w:lsdException w:unhideWhenUsed="0" w:uiPriority="0" w:semiHidden="0" w:name="Table Columns 5"/>
+    <w:lsdException w:unhideWhenUsed="0" w:uiPriority="0" w:semiHidden="0" w:name="Table Grid 1"/>
+    <w:lsdException w:unhideWhenUsed="0" w:uiPriority="0" w:semiHidden="0" w:name="Table Grid 2"/>
+    <w:lsdException w:unhideWhenUsed="0" w:uiPriority="0" w:semiHidden="0" w:name="Table Grid 3"/>
+    <w:lsdException w:unhideWhenUsed="0" w:uiPriority="0" w:semiHidden="0" w:name="Table Grid 4"/>
+    <w:lsdException w:unhideWhenUsed="0" w:uiPriority="0" w:semiHidden="0" w:name="Table Grid 5"/>
+    <w:lsdException w:unhideWhenUsed="0" w:uiPriority="0" w:semiHidden="0" w:name="Table Grid 6"/>
+    <w:lsdException w:unhideWhenUsed="0" w:uiPriority="0" w:semiHidden="0" w:name="Table Grid 7"/>
+    <w:lsdException w:unhideWhenUsed="0" w:uiPriority="0" w:semiHidden="0" w:name="Table Grid 8"/>
+    <w:lsdException w:unhideWhenUsed="0" w:uiPriority="0" w:semiHidden="0" w:name="Table List 1"/>
+    <w:lsdException w:unhideWhenUsed="0" w:uiPriority="0" w:semiHidden="0" w:name="Table List 2"/>
+    <w:lsdException w:unhideWhenUsed="0" w:uiPriority="0" w:semiHidden="0" w:name="Table List 3"/>
+    <w:lsdException w:unhideWhenUsed="0" w:uiPriority="0" w:semiHidden="0" w:name="Table List 4"/>
+    <w:lsdException w:unhideWhenUsed="0" w:uiPriority="0" w:semiHidden="0" w:name="Table List 5"/>
+    <w:lsdException w:unhideWhenUsed="0" w:uiPriority="0" w:semiHidden="0" w:name="Table List 6"/>
+    <w:lsdException w:unhideWhenUsed="0" w:uiPriority="0" w:semiHidden="0" w:name="Table List 7"/>
+    <w:lsdException w:unhideWhenUsed="0" w:uiPriority="0" w:semiHidden="0" w:name="Table List 8"/>
+    <w:lsdException w:unhideWhenUsed="0" w:uiPriority="0" w:semiHidden="0" w:name="Table 3D effects 1"/>
+    <w:lsdException w:unhideWhenUsed="0" w:uiPriority="0" w:semiHidden="0" w:name="Table 3D effects 2"/>
+    <w:lsdException w:unhideWhenUsed="0" w:uiPriority="0" w:semiHidden="0" w:name="Table 3D effects 3"/>
+    <w:lsdException w:unhideWhenUsed="0" w:uiPriority="0" w:semiHidden="0" w:name="Table Contemporary"/>
+    <w:lsdException w:unhideWhenUsed="0" w:uiPriority="0" w:semiHidden="0" w:name="Table Elegant"/>
+    <w:lsdException w:unhideWhenUsed="0" w:uiPriority="0" w:semiHidden="0" w:name="Table Professional"/>
+    <w:lsdException w:unhideWhenUsed="0" w:uiPriority="0" w:semiHidden="0" w:name="Table Subtle 1"/>
+    <w:lsdException w:unhideWhenUsed="0" w:uiPriority="0" w:semiHidden="0" w:name="Table Subtle 2"/>
+    <w:lsdException w:unhideWhenUsed="0" w:uiPriority="0" w:semiHidden="0" w:name="Table Web 1"/>
+    <w:lsdException w:unhideWhenUsed="0" w:uiPriority="0" w:semiHidden="0" w:name="Table Web 2"/>
+    <w:lsdException w:unhideWhenUsed="0" w:uiPriority="0" w:semiHidden="0" w:name="Table Web 3"/>
+    <w:lsdException w:unhideWhenUsed="0" w:uiPriority="0" w:semiHidden="0" w:name="Balloon Text"/>
+    <w:lsdException w:qFormat="1" w:unhideWhenUsed="0" w:uiPriority="0" w:semiHidden="0" w:name="Table Grid"/>
+    <w:lsdException w:unhideWhenUsed="0" w:uiPriority="0" w:semiHidden="0" w:name="Table Theme"/>
+    <w:lsdException w:unhideWhenUsed="0" w:uiPriority="60" w:semiHidden="0" w:name="Light Shading"/>
+    <w:lsdException w:unhideWhenUsed="0" w:uiPriority="61" w:semiHidden="0" w:name="Light List"/>
+    <w:lsdException w:unhideWhenUsed="0" w:uiPriority="62" w:semiHidden="0" w:name="Light Grid"/>
+    <w:lsdException w:unhideWhenUsed="0" w:uiPriority="63" w:semiHidden="0" w:name="Medium Shading 1"/>
+    <w:lsdException w:unhideWhenUsed="0" w:uiPriority="64" w:semiHidden="0" w:name="Medium Shading 2"/>
+    <w:lsdException w:unhideWhenUsed="0" w:uiPriority="65" w:semiHidden="0" w:name="Medium List 1"/>
+    <w:lsdException w:unhideWhenUsed="0" w:uiPriority="66" w:semiHidden="0" w:name="Medium List 2"/>
+    <w:lsdException w:unhideWhenUsed="0" w:uiPriority="67" w:semiHidden="0" w:name="Medium Grid 1"/>
+    <w:lsdException w:unhideWhenUsed="0" w:uiPriority="68" w:semiHidden="0" w:name="Medium Grid 2"/>
+    <w:lsdException w:unhideWhenUsed="0" w:uiPriority="69" w:semiHidden="0" w:name="Medium Grid 3"/>
+    <w:lsdException w:unhideWhenUsed="0" w:uiPriority="70" w:semiHidden="0" w:name="Dark List"/>
+    <w:lsdException w:unhideWhenUsed="0" w:uiPriority="71" w:semiHidden="0" w:name="Colorful Shading"/>
+    <w:lsdException w:unhideWhenUsed="0" w:uiPriority="72" w:semiHidden="0" w:name="Colorful List"/>
+    <w:lsdException w:unhideWhenUsed="0" w:uiPriority="73" w:semiHidden="0" w:name="Colorful Grid"/>
+    <w:lsdException w:unhideWhenUsed="0" w:uiPriority="60" w:semiHidden="0" w:name="Light Shading Accent 1"/>
+    <w:lsdException w:unhideWhenUsed="0" w:uiPriority="61" w:semiHidden="0" w:name="Light List Accent 1"/>
+    <w:lsdException w:unhideWhenUsed="0" w:uiPriority="62" w:semiHidden="0" w:name="Light Grid Accent 1"/>
+    <w:lsdException w:unhideWhenUsed="0" w:uiPriority="63" w:semiHidden="0" w:name="Medium Shading 1 Accent 1"/>
+    <w:lsdException w:unhideWhenUsed="0" w:uiPriority="64" w:semiHidden="0" w:name="Medium Shading 2 Accent 1"/>
+    <w:lsdException w:unhideWhenUsed="0" w:uiPriority="65" w:semiHidden="0" w:name="Medium List 1 Accent 1"/>
+    <w:lsdException w:unhideWhenUsed="0" w:uiPriority="66" w:semiHidden="0" w:name="Medium List 2 Accent 1"/>
+    <w:lsdException w:unhideWhenUsed="0" w:uiPriority="67" w:semiHidden="0" w:name="Medium Grid 1 Accent 1"/>
+    <w:lsdException w:unhideWhenUsed="0" w:uiPriority="68" w:semiHidden="0" w:name="Medium Grid 2 Accent 1"/>
+    <w:lsdException w:unhideWhenUsed="0" w:uiPriority="69" w:semiHidden="0" w:name="Medium Grid 3 Accent 1"/>
+    <w:lsdException w:unhideWhenUsed="0" w:uiPriority="70" w:semiHidden="0" w:name="Dark List Accent 1"/>
+    <w:lsdException w:unhideWhenUsed="0" w:uiPriority="71" w:semiHidden="0" w:name="Colorful Shading Accent 1"/>
+    <w:lsdException w:unhideWhenUsed="0" w:uiPriority="72" w:semiHidden="0" w:name="Colorful List Accent 1"/>
+    <w:lsdException w:unhideWhenUsed="0" w:uiPriority="73" w:semiHidden="0" w:name="Colorful Grid Accent 1"/>
+    <w:lsdException w:unhideWhenUsed="0" w:uiPriority="60" w:semiHidden="0" w:name="Light Shading Accent 2"/>
+    <w:lsdException w:unhideWhenUsed="0" w:uiPriority="61" w:semiHidden="0" w:name="Light List Accent 2"/>
+    <w:lsdException w:unhideWhenUsed="0" w:uiPriority="62" w:semiHidden="0" w:name="Light Grid Accent 2"/>
+    <w:lsdException w:unhideWhenUsed="0" w:uiPriority="63" w:semiHidden="0" w:name="Medium Shading 1 Accent 2"/>
+    <w:lsdException w:unhideWhenUsed="0" w:uiPriority="64" w:semiHidden="0" w:name="Medium Shading 2 Accent 2"/>
+    <w:lsdException w:unhideWhenUsed="0" w:uiPriority="65" w:semiHidden="0" w:name="Medium List 1 Accent 2"/>
+    <w:lsdException w:unhideWhenUsed="0" w:uiPriority="66" w:semiHidden="0" w:name="Medium List 2 Accent 2"/>
+    <w:lsdException w:unhideWhenUsed="0" w:uiPriority="67" w:semiHidden="0" w:name="Medium Grid 1 Accent 2"/>
+    <w:lsdException w:unhideWhenUsed="0" w:uiPriority="68" w:semiHidden="0" w:name="Medium Grid 2 Accent 2"/>
+    <w:lsdException w:unhideWhenUsed="0" w:uiPriority="69" w:semiHidden="0" w:name="Medium Grid 3 Accent 2"/>
+    <w:lsdException w:unhideWhenUsed="0" w:uiPriority="70" w:semiHidden="0" w:name="Dark List Accent 2"/>
+    <w:lsdException w:unhideWhenUsed="0" w:uiPriority="71" w:semiHidden="0" w:name="Colorful Shading Accent 2"/>
+    <w:lsdException w:unhideWhenUsed="0" w:uiPriority="72" w:semiHidden="0" w:name="Colorful List Accent 2"/>
+    <w:lsdException w:unhideWhenUsed="0" w:uiPriority="73" w:semiHidden="0" w:name="Colorful Grid Accent 2"/>
+    <w:lsdException w:unhideWhenUsed="0" w:uiPriority="60" w:semiHidden="0" w:name="Light Shading Accent 3"/>
+    <w:lsdException w:unhideWhenUsed="0" w:uiPriority="61" w:semiHidden="0" w:name="Light List Accent 3"/>
+    <w:lsdException w:unhideWhenUsed="0" w:uiPriority="62" w:semiHidden="0" w:name="Light Grid Accent 3"/>
+    <w:lsdException w:unhideWhenUsed="0" w:uiPriority="63" w:semiHidden="0" w:name="Medium Shading 1 Accent 3"/>
+    <w:lsdException w:unhideWhenUsed="0" w:uiPriority="64" w:semiHidden="0" w:name="Medium Shading 2 Accent 3"/>
+    <w:lsdException w:unhideWhenUsed="0" w:uiPriority="65" w:semiHidden="0" w:name="Medium List 1 Accent 3"/>
+    <w:lsdException w:unhideWhenUsed="0" w:uiPriority="66" w:semiHidden="0" w:name="Medium List 2 Accent 3"/>
+    <w:lsdException w:unhideWhenUsed="0" w:uiPriority="67" w:semiHidden="0" w:name="Medium Grid 1 Accent 3"/>
+    <w:lsdException w:unhideWhenUsed="0" w:uiPriority="68" w:semiHidden="0" w:name="Medium Grid 2 Accent 3"/>
+    <w:lsdException w:unhideWhenUsed="0" w:uiPriority="69" w:semiHidden="0" w:name="Medium Grid 3 Accent 3"/>
+    <w:lsdException w:unhideWhenUsed="0" w:uiPriority="70" w:semiHidden="0" w:name="Dark List Accent 3"/>
+    <w:lsdException w:unhideWhenUsed="0" w:uiPriority="71" w:semiHidden="0" w:name="Colorful Shading Accent 3"/>
+    <w:lsdException w:unhideWhenUsed="0" w:uiPriority="72" w:semiHidden="0" w:name="Colorful List Accent 3"/>
+    <w:lsdException w:unhideWhenUsed="0" w:uiPriority="73" w:semiHidden="0" w:name="Colorful Grid Accent 3"/>
+    <w:lsdException w:unhideWhenUsed="0" w:uiPriority="60" w:semiHidden="0" w:name="Light Shading Accent 4"/>
+    <w:lsdException w:unhideWhenUsed="0" w:uiPriority="61" w:semiHidden="0" w:name="Light List Accent 4"/>
+    <w:lsdException w:unhideWhenUsed="0" w:uiPriority="62" w:semiHidden="0" w:name="Light Grid Accent 4"/>
+    <w:lsdException w:unhideWhenUsed="0" w:uiPriority="63" w:semiHidden="0" w:name="Medium Shading 1 Accent 4"/>
+    <w:lsdException w:unhideWhenUsed="0" w:uiPriority="64" w:semiHidden="0" w:name="Medium Shading 2 Accent 4"/>
+    <w:lsdException w:unhideWhenUsed="0" w:uiPriority="65" w:semiHidden="0" w:name="Medium List 1 Accent 4"/>
+    <w:lsdException w:unhideWhenUsed="0" w:uiPriority="66" w:semiHidden="0" w:name="Medium List 2 Accent 4"/>
+    <w:lsdException w:unhideWhenUsed="0" w:uiPriority="67" w:semiHidden="0" w:name="Medium Grid 1 Accent 4"/>
+    <w:lsdException w:unhideWhenUsed="0" w:uiPriority="68" w:semiHidden="0" w:name="Medium Grid 2 Accent 4"/>
+    <w:lsdException w:unhideWhenUsed="0" w:uiPriority="69" w:semiHidden="0" w:name="Medium Grid 3 Accent 4"/>
+    <w:lsdException w:unhideWhenUsed="0" w:uiPriority="70" w:semiHidden="0" w:name="Dark List Accent 4"/>
+    <w:lsdException w:unhideWhenUsed="0" w:uiPriority="71" w:semiHidden="0" w:name="Colorful Shading Accent 4"/>
+    <w:lsdException w:unhideWhenUsed="0" w:uiPriority="72" w:semiHidden="0" w:name="Colorful List Accent 4"/>
+    <w:lsdException w:unhideWhenUsed="0" w:uiPriority="73" w:semiHidden="0" w:name="Colorful Grid Accent 4"/>
+    <w:lsdException w:unhideWhenUsed="0" w:uiPriority="60" w:semiHidden="0" w:name="Light Shading Accent 5"/>
+    <w:lsdException w:unhideWhenUsed="0" w:uiPriority="61" w:semiHidden="0" w:name="Light List Accent 5"/>
+    <w:lsdException w:unhideWhenUsed="0" w:uiPriority="62" w:semiHidden="0" w:name="Light Grid Accent 5"/>
+    <w:lsdException w:unhideWhenUsed="0" w:uiPriority="63" w:semiHidden="0" w:name="Medium Shading 1 Accent 5"/>
+    <w:lsdException w:unhideWhenUsed="0" w:uiPriority="64" w:semiHidden="0" w:name="Medium Shading 2 Accent 5"/>
+    <w:lsdException w:unhideWhenUsed="0" w:uiPriority="65" w:semiHidden="0" w:name="Medium List 1 Accent 5"/>
+    <w:lsdException w:unhideWhenUsed="0" w:uiPriority="66" w:semiHidden="0" w:name="Medium List 2 Accent 5"/>
+    <w:lsdException w:unhideWhenUsed="0" w:uiPriority="67" w:semiHidden="0" w:name="Medium Grid 1 Accent 5"/>
+    <w:lsdException w:unhideWhenUsed="0" w:uiPriority="68" w:semiHidden="0" w:name="Medium Grid 2 Accent 5"/>
+    <w:lsdException w:unhideWhenUsed="0" w:uiPriority="69" w:semiHidden="0" w:name="Medium Grid 3 Accent 5"/>
+    <w:lsdException w:unhideWhenUsed="0" w:uiPriority="70" w:semiHidden="0" w:name="Dark List Accent 5"/>
+    <w:lsdException w:unhideWhenUsed="0" w:uiPriority="71" w:semiHidden="0" w:name="Colorful Shading Accent 5"/>
+    <w:lsdException w:unhideWhenUsed="0" w:uiPriority="72" w:semiHidden="0" w:name="Colorful List Accent 5"/>
+    <w:lsdException w:unhideWhenUsed="0" w:uiPriority="73" w:semiHidden="0" w:name="Colorful Grid Accent 5"/>
+    <w:lsdException w:unhideWhenUsed="0" w:uiPriority="60" w:semiHidden="0" w:name="Light Shading Accent 6"/>
+    <w:lsdException w:unhideWhenUsed="0" w:uiPriority="61" w:semiHidden="0" w:name="Light List Accent 6"/>
+    <w:lsdException w:unhideWhenUsed="0" w:uiPriority="62" w:semiHidden="0" w:name="Light Grid Accent 6"/>
+    <w:lsdException w:unhideWhenUsed="0" w:uiPriority="63" w:semiHidden="0" w:name="Medium Shading 1 Accent 6"/>
+    <w:lsdException w:unhideWhenUsed="0" w:uiPriority="64" w:semiHidden="0" w:name="Medium Shading 2 Accent 6"/>
+    <w:lsdException w:unhideWhenUsed="0" w:uiPriority="65" w:semiHidden="0" w:name="Medium List 1 Accent 6"/>
+    <w:lsdException w:unhideWhenUsed="0" w:uiPriority="66" w:semiHidden="0" w:name="Medium List 2 Accent 6"/>
+    <w:lsdException w:unhideWhenUsed="0" w:uiPriority="67" w:semiHidden="0" w:name="Medium Grid 1 Accent 6"/>
+    <w:lsdException w:unhideWhenUsed="0" w:uiPriority="68" w:semiHidden="0" w:name="Medium Grid 2 Accent 6"/>
+    <w:lsdException w:unhideWhenUsed="0" w:uiPriority="69" w:semiHidden="0" w:name="Medium Grid 3 Accent 6"/>
+    <w:lsdException w:unhideWhenUsed="0" w:uiPriority="70" w:semiHidden="0" w:name="Dark List Accent 6"/>
+    <w:lsdException w:unhideWhenUsed="0" w:uiPriority="71" w:semiHidden="0" w:name="Colorful Shading Accent 6"/>
+    <w:lsdException w:unhideWhenUsed="0" w:uiPriority="72" w:semiHidden="0" w:name="Colorful List Accent 6"/>
+    <w:lsdException w:unhideWhenUsed="0" w:uiPriority="73" w:semiHidden="0" w:name="Colorful Grid Accent 6"/>
   </w:latentStyles>
-  <w:style w:type="paragraph" w:default="1" w:styleId="Normal">
+  <w:style w:type="paragraph" w:default="1" w:styleId="1">
     <w:name w:val="Normal"/>
     <w:qFormat/>
+    <w:uiPriority w:val="0"/>
     <w:pPr>
       <w:kinsoku w:val="0"/>
       <w:autoSpaceDE w:val="0"/>
@@ -6712,7 +6532,7 @@
       <w:textAlignment w:val="baseline"/>
     </w:pPr>
     <w:rPr>
-      <w:rFonts w:ascii="Arial" w:eastAsia="宋体" w:hAnsi="Arial" w:cs="Arial"/>
+      <w:rFonts w:ascii="Arial" w:hAnsi="Arial" w:eastAsia="宋体" w:cs="Arial"/>
       <w:snapToGrid w:val="0"/>
       <w:color w:val="000000"/>
       <w:kern w:val="0"/>
@@ -6721,11 +6541,12 @@
       <w:lang w:val="en-US" w:eastAsia="en-US" w:bidi="ar-SA"/>
     </w:rPr>
   </w:style>
-  <w:style w:type="paragraph" w:styleId="Heading1">
+  <w:style w:type="paragraph" w:styleId="2">
     <w:name w:val="heading 1"/>
-    <w:basedOn w:val="Normal"/>
-    <w:next w:val="Normal"/>
+    <w:basedOn w:val="1"/>
+    <w:next w:val="1"/>
     <w:qFormat/>
+    <w:uiPriority w:val="0"/>
     <w:pPr>
       <w:keepNext/>
       <w:keepLines/>
@@ -6743,12 +6564,13 @@
       <w:sz w:val="44"/>
     </w:rPr>
   </w:style>
-  <w:style w:type="paragraph" w:styleId="Heading2">
+  <w:style w:type="paragraph" w:styleId="3">
     <w:name w:val="heading 2"/>
-    <w:basedOn w:val="Normal"/>
-    <w:next w:val="Normal"/>
+    <w:basedOn w:val="1"/>
+    <w:next w:val="1"/>
     <w:unhideWhenUsed/>
     <w:qFormat/>
+    <w:uiPriority w:val="0"/>
     <w:pPr>
       <w:keepNext/>
       <w:keepLines/>
@@ -6761,18 +6583,19 @@
       <w:outlineLvl w:val="1"/>
     </w:pPr>
     <w:rPr>
-      <w:rFonts w:ascii="Arial" w:eastAsia="黑体" w:hAnsi="Arial"/>
+      <w:rFonts w:ascii="Arial" w:hAnsi="Arial" w:eastAsia="黑体"/>
       <w:b/>
       <w:sz w:val="32"/>
     </w:rPr>
   </w:style>
-  <w:style w:type="paragraph" w:styleId="Heading3">
+  <w:style w:type="paragraph" w:styleId="4">
     <w:name w:val="heading 3"/>
-    <w:basedOn w:val="Normal"/>
-    <w:next w:val="Normal"/>
+    <w:basedOn w:val="1"/>
+    <w:next w:val="1"/>
     <w:semiHidden/>
     <w:unhideWhenUsed/>
     <w:qFormat/>
+    <w:uiPriority w:val="0"/>
     <w:pPr>
       <w:keepNext/>
       <w:keepLines/>
@@ -6789,12 +6612,13 @@
       <w:sz w:val="32"/>
     </w:rPr>
   </w:style>
-  <w:style w:type="paragraph" w:styleId="Heading4">
+  <w:style w:type="paragraph" w:styleId="5">
     <w:name w:val="heading 4"/>
-    <w:basedOn w:val="Normal"/>
-    <w:next w:val="Normal"/>
+    <w:basedOn w:val="1"/>
+    <w:next w:val="1"/>
     <w:unhideWhenUsed/>
     <w:qFormat/>
+    <w:uiPriority w:val="0"/>
     <w:pPr>
       <w:keepNext/>
       <w:keepLines/>
@@ -6807,18 +6631,19 @@
       <w:outlineLvl w:val="3"/>
     </w:pPr>
     <w:rPr>
-      <w:rFonts w:ascii="Arial" w:eastAsia="黑体" w:hAnsi="Arial"/>
+      <w:rFonts w:ascii="Arial" w:hAnsi="Arial" w:eastAsia="黑体"/>
       <w:b/>
       <w:sz w:val="28"/>
     </w:rPr>
   </w:style>
-  <w:style w:type="paragraph" w:styleId="Heading5">
+  <w:style w:type="paragraph" w:styleId="6">
     <w:name w:val="heading 5"/>
-    <w:basedOn w:val="Normal"/>
-    <w:next w:val="Normal"/>
+    <w:basedOn w:val="1"/>
+    <w:next w:val="1"/>
     <w:semiHidden/>
     <w:unhideWhenUsed/>
     <w:qFormat/>
+    <w:uiPriority w:val="0"/>
     <w:pPr>
       <w:keepNext/>
       <w:keepLines/>
@@ -6835,13 +6660,14 @@
       <w:sz w:val="28"/>
     </w:rPr>
   </w:style>
-  <w:style w:type="paragraph" w:styleId="Heading6">
+  <w:style w:type="paragraph" w:styleId="7">
     <w:name w:val="heading 6"/>
-    <w:basedOn w:val="Normal"/>
-    <w:next w:val="Normal"/>
+    <w:basedOn w:val="1"/>
+    <w:next w:val="1"/>
     <w:semiHidden/>
     <w:unhideWhenUsed/>
     <w:qFormat/>
+    <w:uiPriority w:val="0"/>
     <w:pPr>
       <w:keepNext/>
       <w:keepLines/>
@@ -6854,18 +6680,19 @@
       <w:outlineLvl w:val="5"/>
     </w:pPr>
     <w:rPr>
-      <w:rFonts w:ascii="Arial" w:eastAsia="黑体" w:hAnsi="Arial"/>
+      <w:rFonts w:ascii="Arial" w:hAnsi="Arial" w:eastAsia="黑体"/>
       <w:b/>
       <w:sz w:val="24"/>
     </w:rPr>
   </w:style>
-  <w:style w:type="paragraph" w:styleId="Heading7">
+  <w:style w:type="paragraph" w:styleId="8">
     <w:name w:val="heading 7"/>
-    <w:basedOn w:val="Normal"/>
-    <w:next w:val="Normal"/>
+    <w:basedOn w:val="1"/>
+    <w:next w:val="1"/>
     <w:semiHidden/>
     <w:unhideWhenUsed/>
     <w:qFormat/>
+    <w:uiPriority w:val="0"/>
     <w:pPr>
       <w:keepNext/>
       <w:keepLines/>
@@ -6882,13 +6709,14 @@
       <w:sz w:val="24"/>
     </w:rPr>
   </w:style>
-  <w:style w:type="paragraph" w:styleId="Heading8">
+  <w:style w:type="paragraph" w:styleId="9">
     <w:name w:val="heading 8"/>
-    <w:basedOn w:val="Normal"/>
-    <w:next w:val="Normal"/>
+    <w:basedOn w:val="1"/>
+    <w:next w:val="1"/>
     <w:semiHidden/>
     <w:unhideWhenUsed/>
     <w:qFormat/>
+    <w:uiPriority w:val="0"/>
     <w:pPr>
       <w:keepNext/>
       <w:keepLines/>
@@ -6901,17 +6729,18 @@
       <w:outlineLvl w:val="7"/>
     </w:pPr>
     <w:rPr>
-      <w:rFonts w:ascii="Arial" w:eastAsia="黑体" w:hAnsi="Arial"/>
+      <w:rFonts w:ascii="Arial" w:hAnsi="Arial" w:eastAsia="黑体"/>
       <w:sz w:val="24"/>
     </w:rPr>
   </w:style>
-  <w:style w:type="paragraph" w:styleId="Heading9">
+  <w:style w:type="paragraph" w:styleId="10">
     <w:name w:val="heading 9"/>
-    <w:basedOn w:val="Normal"/>
-    <w:next w:val="Normal"/>
+    <w:basedOn w:val="1"/>
+    <w:next w:val="1"/>
     <w:semiHidden/>
     <w:unhideWhenUsed/>
     <w:qFormat/>
+    <w:uiPriority w:val="0"/>
     <w:pPr>
       <w:keepNext/>
       <w:keepLines/>
@@ -6924,19 +6753,21 @@
       <w:outlineLvl w:val="8"/>
     </w:pPr>
     <w:rPr>
-      <w:rFonts w:ascii="Arial" w:eastAsia="黑体" w:hAnsi="Arial"/>
+      <w:rFonts w:ascii="Arial" w:hAnsi="Arial" w:eastAsia="黑体"/>
       <w:sz w:val="21"/>
     </w:rPr>
   </w:style>
-  <w:style w:type="character" w:default="1" w:styleId="DefaultParagraphFont">
+  <w:style w:type="character" w:default="1" w:styleId="22">
     <w:name w:val="Default Paragraph Font"/>
     <w:semiHidden/>
     <w:qFormat/>
+    <w:uiPriority w:val="0"/>
   </w:style>
-  <w:style w:type="table" w:default="1" w:styleId="TableNormal">
+  <w:style w:type="table" w:default="1" w:styleId="20">
     <w:name w:val="Normal Table"/>
     <w:semiHidden/>
     <w:qFormat/>
+    <w:uiPriority w:val="0"/>
     <w:tblPr>
       <w:tblCellMar>
         <w:top w:w="0" w:type="dxa"/>
@@ -6946,39 +6777,43 @@
       </w:tblCellMar>
     </w:tblPr>
   </w:style>
-  <w:style w:type="paragraph" w:styleId="CommentText">
+  <w:style w:type="paragraph" w:styleId="11">
     <w:name w:val="annotation text"/>
-    <w:basedOn w:val="Normal"/>
+    <w:basedOn w:val="1"/>
     <w:qFormat/>
+    <w:uiPriority w:val="0"/>
     <w:pPr>
       <w:jc w:val="left"/>
     </w:pPr>
   </w:style>
-  <w:style w:type="paragraph" w:styleId="BodyText">
+  <w:style w:type="paragraph" w:styleId="12">
     <w:name w:val="Body Text"/>
-    <w:basedOn w:val="Normal"/>
+    <w:basedOn w:val="1"/>
     <w:semiHidden/>
     <w:qFormat/>
+    <w:uiPriority w:val="0"/>
     <w:rPr>
-      <w:rFonts w:ascii="Arial" w:eastAsia="Arial" w:hAnsi="Arial" w:cs="Arial"/>
+      <w:rFonts w:ascii="Arial" w:hAnsi="Arial" w:eastAsia="Arial" w:cs="Arial"/>
       <w:sz w:val="21"/>
       <w:szCs w:val="21"/>
       <w:lang w:val="en-US" w:eastAsia="en-US" w:bidi="ar-SA"/>
     </w:rPr>
   </w:style>
-  <w:style w:type="paragraph" w:styleId="TOC3">
+  <w:style w:type="paragraph" w:styleId="13">
     <w:name w:val="toc 3"/>
-    <w:basedOn w:val="Normal"/>
-    <w:next w:val="Normal"/>
+    <w:basedOn w:val="1"/>
+    <w:next w:val="1"/>
     <w:qFormat/>
+    <w:uiPriority w:val="0"/>
     <w:pPr>
       <w:ind w:left="840" w:leftChars="400"/>
     </w:pPr>
   </w:style>
-  <w:style w:type="paragraph" w:styleId="Footer">
+  <w:style w:type="paragraph" w:styleId="14">
     <w:name w:val="footer"/>
-    <w:basedOn w:val="Normal"/>
+    <w:basedOn w:val="1"/>
     <w:qFormat/>
+    <w:uiPriority w:val="0"/>
     <w:pPr>
       <w:tabs>
         <w:tab w:val="center" w:pos="4153"/>
@@ -6991,16 +6826,17 @@
       <w:sz w:val="18"/>
     </w:rPr>
   </w:style>
-  <w:style w:type="paragraph" w:styleId="Header">
+  <w:style w:type="paragraph" w:styleId="15">
     <w:name w:val="header"/>
-    <w:basedOn w:val="Normal"/>
+    <w:basedOn w:val="1"/>
     <w:qFormat/>
+    <w:uiPriority w:val="0"/>
     <w:pPr>
       <w:pBdr>
-        <w:top w:val="nil"/>
-        <w:left w:val="nil"/>
-        <w:bottom w:val="nil"/>
-        <w:right w:val="nil"/>
+        <w:top w:val="none" w:color="auto" w:sz="0" w:space="0"/>
+        <w:left w:val="none" w:color="auto" w:sz="0" w:space="0"/>
+        <w:bottom w:val="none" w:color="auto" w:sz="0" w:space="0"/>
+        <w:right w:val="none" w:color="auto" w:sz="0" w:space="0"/>
       </w:pBdr>
       <w:tabs>
         <w:tab w:val="center" w:pos="4153"/>
@@ -7015,37 +6851,41 @@
       <w:sz w:val="18"/>
     </w:rPr>
   </w:style>
-  <w:style w:type="paragraph" w:styleId="TOC1">
+  <w:style w:type="paragraph" w:styleId="16">
     <w:name w:val="toc 1"/>
-    <w:basedOn w:val="Normal"/>
-    <w:next w:val="Normal"/>
+    <w:basedOn w:val="1"/>
+    <w:next w:val="1"/>
     <w:qFormat/>
+    <w:uiPriority w:val="0"/>
     <w:rPr>
-      <w:rFonts w:ascii="Arial" w:eastAsia="Microsoft JhengHei" w:hAnsi="Arial"/>
+      <w:rFonts w:ascii="Arial" w:hAnsi="Arial" w:eastAsia="Microsoft JhengHei"/>
       <w:sz w:val="24"/>
     </w:rPr>
   </w:style>
-  <w:style w:type="paragraph" w:styleId="TOC2">
+  <w:style w:type="paragraph" w:styleId="17">
     <w:name w:val="toc 2"/>
-    <w:basedOn w:val="Normal"/>
-    <w:next w:val="Normal"/>
+    <w:basedOn w:val="1"/>
+    <w:next w:val="1"/>
     <w:qFormat/>
+    <w:uiPriority w:val="0"/>
     <w:pPr>
       <w:ind w:left="420" w:leftChars="200"/>
     </w:pPr>
   </w:style>
-  <w:style w:type="paragraph" w:styleId="NormalWeb">
+  <w:style w:type="paragraph" w:styleId="18">
     <w:name w:val="Normal (Web)"/>
-    <w:basedOn w:val="Normal"/>
+    <w:basedOn w:val="1"/>
     <w:qFormat/>
+    <w:uiPriority w:val="0"/>
     <w:rPr>
       <w:sz w:val="24"/>
     </w:rPr>
   </w:style>
-  <w:style w:type="paragraph" w:styleId="Title">
+  <w:style w:type="paragraph" w:styleId="19">
     <w:name w:val="Title"/>
-    <w:basedOn w:val="Normal"/>
+    <w:basedOn w:val="1"/>
     <w:qFormat/>
+    <w:uiPriority w:val="0"/>
     <w:pPr>
       <w:spacing w:before="240" w:beforeLines="0" w:beforeAutospacing="0" w:after="60" w:afterLines="0" w:afterAutospacing="0"/>
       <w:jc w:val="center"/>
@@ -7057,38 +6897,41 @@
       <w:sz w:val="32"/>
     </w:rPr>
   </w:style>
-  <w:style w:type="table" w:styleId="TableGrid">
+  <w:style w:type="table" w:styleId="21">
     <w:name w:val="Table Grid"/>
-    <w:basedOn w:val="TableNormal"/>
+    <w:basedOn w:val="20"/>
     <w:qFormat/>
+    <w:uiPriority w:val="0"/>
     <w:pPr>
       <w:widowControl w:val="0"/>
       <w:jc w:val="both"/>
     </w:pPr>
     <w:tblPr>
       <w:tblBorders>
-        <w:top w:val="single" w:sz="4" w:space="0" w:color="auto"/>
-        <w:left w:val="single" w:sz="4" w:space="0" w:color="auto"/>
-        <w:bottom w:val="single" w:sz="4" w:space="0" w:color="auto"/>
-        <w:right w:val="single" w:sz="4" w:space="0" w:color="auto"/>
-        <w:insideH w:val="single" w:sz="4" w:space="0" w:color="auto"/>
-        <w:insideV w:val="single" w:sz="4" w:space="0" w:color="auto"/>
+        <w:top w:val="single" w:color="auto" w:sz="4" w:space="0"/>
+        <w:left w:val="single" w:color="auto" w:sz="4" w:space="0"/>
+        <w:bottom w:val="single" w:color="auto" w:sz="4" w:space="0"/>
+        <w:right w:val="single" w:color="auto" w:sz="4" w:space="0"/>
+        <w:insideH w:val="single" w:color="auto" w:sz="4" w:space="0"/>
+        <w:insideV w:val="single" w:color="auto" w:sz="4" w:space="0"/>
       </w:tblBorders>
     </w:tblPr>
   </w:style>
-  <w:style w:type="character" w:styleId="Strong">
+  <w:style w:type="character" w:styleId="23">
     <w:name w:val="Strong"/>
-    <w:basedOn w:val="DefaultParagraphFont"/>
+    <w:basedOn w:val="22"/>
     <w:qFormat/>
+    <w:uiPriority w:val="0"/>
     <w:rPr>
       <w:b/>
     </w:rPr>
   </w:style>
-  <w:style w:type="table" w:customStyle="1" w:styleId="TableNormal0">
+  <w:style w:type="table" w:customStyle="1" w:styleId="24">
     <w:name w:val="Table Normal_0"/>
     <w:semiHidden/>
     <w:unhideWhenUsed/>
     <w:qFormat/>
+    <w:uiPriority w:val="0"/>
     <w:tblPr>
       <w:tblCellMar>
         <w:top w:w="0" w:type="dxa"/>
@@ -7098,81 +6941,87 @@
       </w:tblCellMar>
     </w:tblPr>
   </w:style>
-  <w:style w:type="paragraph" w:customStyle="1" w:styleId="TableText">
+  <w:style w:type="paragraph" w:customStyle="1" w:styleId="25">
     <w:name w:val="Table Text"/>
-    <w:basedOn w:val="Normal"/>
+    <w:basedOn w:val="1"/>
     <w:semiHidden/>
     <w:qFormat/>
+    <w:uiPriority w:val="0"/>
     <w:rPr>
-      <w:rFonts w:ascii="宋体" w:eastAsia="宋体" w:hAnsi="宋体" w:cs="宋体"/>
+      <w:rFonts w:ascii="宋体" w:hAnsi="宋体" w:eastAsia="宋体" w:cs="宋体"/>
       <w:sz w:val="21"/>
       <w:szCs w:val="21"/>
       <w:lang w:val="en-US" w:eastAsia="en-US" w:bidi="ar-SA"/>
     </w:rPr>
   </w:style>
-  <w:style w:type="paragraph" w:customStyle="1" w:styleId="1">
+  <w:style w:type="paragraph" w:customStyle="1" w:styleId="26">
     <w:name w:val="柴_标题1"/>
-    <w:basedOn w:val="Heading1"/>
-    <w:next w:val="a"/>
-    <w:link w:val="1Char"/>
+    <w:basedOn w:val="2"/>
+    <w:next w:val="27"/>
+    <w:link w:val="38"/>
     <w:qFormat/>
+    <w:uiPriority w:val="0"/>
     <w:pPr>
       <w:spacing w:before="100" w:after="90" w:line="360" w:lineRule="auto"/>
     </w:pPr>
     <w:rPr>
-      <w:rFonts w:ascii="Arial" w:eastAsia="宋体" w:hAnsi="Arial"/>
+      <w:rFonts w:ascii="Arial" w:hAnsi="Arial" w:eastAsia="宋体"/>
       <w:sz w:val="32"/>
     </w:rPr>
   </w:style>
-  <w:style w:type="paragraph" w:customStyle="1" w:styleId="a">
+  <w:style w:type="paragraph" w:customStyle="1" w:styleId="27">
     <w:name w:val="柴_正文"/>
-    <w:basedOn w:val="BodyText"/>
-    <w:link w:val="Char"/>
+    <w:basedOn w:val="12"/>
+    <w:link w:val="41"/>
     <w:qFormat/>
+    <w:uiPriority w:val="0"/>
     <w:pPr>
       <w:spacing w:line="360" w:lineRule="auto"/>
       <w:ind w:firstLine="470" w:firstLineChars="200"/>
     </w:pPr>
     <w:rPr>
-      <w:rFonts w:ascii="Arial" w:eastAsia="宋体" w:hAnsi="Arial"/>
+      <w:rFonts w:ascii="Arial" w:hAnsi="Arial" w:eastAsia="宋体"/>
       <w:sz w:val="24"/>
       <w:lang w:eastAsia="zh-CN"/>
     </w:rPr>
   </w:style>
-  <w:style w:type="paragraph" w:customStyle="1" w:styleId="2">
+  <w:style w:type="paragraph" w:customStyle="1" w:styleId="28">
     <w:name w:val="柴_标题2"/>
-    <w:basedOn w:val="Heading2"/>
-    <w:next w:val="a"/>
+    <w:basedOn w:val="3"/>
+    <w:next w:val="27"/>
     <w:qFormat/>
+    <w:uiPriority w:val="0"/>
     <w:pPr>
       <w:spacing w:line="360" w:lineRule="auto"/>
     </w:pPr>
     <w:rPr>
-      <w:rFonts w:ascii="Arial" w:eastAsia="宋体" w:hAnsi="Arial"/>
+      <w:rFonts w:ascii="Arial" w:hAnsi="Arial" w:eastAsia="宋体"/>
       <w:sz w:val="28"/>
     </w:rPr>
   </w:style>
-  <w:style w:type="paragraph" w:customStyle="1" w:styleId="3">
+  <w:style w:type="paragraph" w:customStyle="1" w:styleId="29">
     <w:name w:val="柴_标题3"/>
-    <w:basedOn w:val="Heading3"/>
-    <w:next w:val="a"/>
+    <w:basedOn w:val="4"/>
+    <w:next w:val="27"/>
     <w:qFormat/>
+    <w:uiPriority w:val="0"/>
     <w:pPr>
       <w:spacing w:line="360" w:lineRule="auto"/>
       <w:ind w:left="0" w:firstLine="472" w:firstLineChars="200"/>
     </w:pPr>
     <w:rPr>
-      <w:rFonts w:ascii="宋体" w:eastAsia="宋体" w:hAnsi="宋体" w:cs="宋体"/>
+      <w:rFonts w:ascii="宋体" w:hAnsi="宋体" w:eastAsia="宋体" w:cs="宋体"/>
       <w:spacing w:val="-2"/>
       <w:sz w:val="24"/>
       <w:szCs w:val="24"/>
     </w:rPr>
   </w:style>
-  <w:style w:type="paragraph" w:customStyle="1" w:styleId="a0">
+  <w:style w:type="paragraph" w:customStyle="1" w:styleId="30">
     <w:name w:val="柴_目录"/>
-    <w:basedOn w:val="Normal"/>
-    <w:next w:val="BodyText"/>
+    <w:basedOn w:val="1"/>
+    <w:next w:val="12"/>
     <w:qFormat/>
+    <w:uiPriority w:val="0"/>
     <w:pPr>
       <w:tabs>
         <w:tab w:val="right" w:leader="dot" w:pos="8442"/>
@@ -7180,89 +7029,96 @@
       <w:ind w:left="0" w:leftChars="0"/>
     </w:pPr>
     <w:rPr>
-      <w:rFonts w:ascii="Arial" w:eastAsia="Microsoft JhengHei" w:hAnsi="Arial"/>
+      <w:rFonts w:ascii="Arial" w:hAnsi="Arial" w:eastAsia="Microsoft JhengHei"/>
       <w:sz w:val="24"/>
     </w:rPr>
   </w:style>
-  <w:style w:type="paragraph" w:customStyle="1" w:styleId="a1">
+  <w:style w:type="paragraph" w:customStyle="1" w:styleId="31">
     <w:name w:val="柴_公司名"/>
-    <w:basedOn w:val="Title"/>
+    <w:basedOn w:val="19"/>
     <w:qFormat/>
+    <w:uiPriority w:val="0"/>
     <w:pPr>
       <w:spacing w:after="600" w:afterLines="600"/>
     </w:pPr>
     <w:rPr>
-      <w:rFonts w:ascii="宋体" w:eastAsia="宋体" w:hAnsi="宋体" w:cs="宋体" w:hint="eastAsia"/>
+      <w:rFonts w:hint="eastAsia" w:ascii="宋体" w:hAnsi="宋体" w:eastAsia="宋体" w:cs="宋体"/>
       <w:bCs/>
       <w:spacing w:val="-6"/>
       <w:sz w:val="52"/>
       <w:szCs w:val="52"/>
     </w:rPr>
   </w:style>
-  <w:style w:type="paragraph" w:customStyle="1" w:styleId="a2">
+  <w:style w:type="paragraph" w:customStyle="1" w:styleId="32">
     <w:name w:val="柴_文档名"/>
-    <w:basedOn w:val="Title"/>
+    <w:basedOn w:val="19"/>
     <w:qFormat/>
+    <w:uiPriority w:val="0"/>
     <w:pPr>
       <w:spacing w:after="900" w:afterLines="900"/>
     </w:pPr>
     <w:rPr>
-      <w:rFonts w:ascii="黑体" w:eastAsia="黑体" w:hAnsi="黑体" w:cs="黑体"/>
+      <w:rFonts w:ascii="黑体" w:hAnsi="黑体" w:eastAsia="黑体" w:cs="黑体"/>
       <w:bCs/>
       <w:spacing w:val="-7"/>
       <w:sz w:val="52"/>
       <w:szCs w:val="52"/>
     </w:rPr>
   </w:style>
-  <w:style w:type="paragraph" w:customStyle="1" w:styleId="WPSOffice1">
+  <w:style w:type="paragraph" w:customStyle="1" w:styleId="33">
     <w:name w:val="WPSOffice手动目录 1"/>
     <w:qFormat/>
+    <w:uiPriority w:val="0"/>
     <w:pPr>
       <w:ind w:leftChars="0"/>
     </w:pPr>
     <w:rPr>
-      <w:rFonts w:ascii="Times New Roman" w:eastAsia="宋体" w:hAnsi="Times New Roman" w:cs="Times New Roman"/>
+      <w:rFonts w:ascii="Times New Roman" w:hAnsi="Times New Roman" w:eastAsia="宋体" w:cs="Times New Roman"/>
       <w:sz w:val="20"/>
       <w:szCs w:val="20"/>
     </w:rPr>
   </w:style>
-  <w:style w:type="paragraph" w:customStyle="1" w:styleId="WPSOffice2">
+  <w:style w:type="paragraph" w:customStyle="1" w:styleId="34">
     <w:name w:val="WPSOffice手动目录 2"/>
     <w:qFormat/>
+    <w:uiPriority w:val="0"/>
     <w:pPr>
       <w:ind w:leftChars="200"/>
     </w:pPr>
     <w:rPr>
-      <w:rFonts w:ascii="Times New Roman" w:eastAsia="宋体" w:hAnsi="Times New Roman" w:cs="Times New Roman"/>
+      <w:rFonts w:ascii="Times New Roman" w:hAnsi="Times New Roman" w:eastAsia="宋体" w:cs="Times New Roman"/>
       <w:sz w:val="20"/>
       <w:szCs w:val="20"/>
     </w:rPr>
   </w:style>
-  <w:style w:type="paragraph" w:customStyle="1" w:styleId="WPSOffice3">
+  <w:style w:type="paragraph" w:customStyle="1" w:styleId="35">
     <w:name w:val="WPSOffice手动目录 3"/>
     <w:qFormat/>
+    <w:uiPriority w:val="0"/>
     <w:pPr>
       <w:ind w:leftChars="400"/>
     </w:pPr>
     <w:rPr>
-      <w:rFonts w:ascii="Times New Roman" w:eastAsia="宋体" w:hAnsi="Times New Roman" w:cs="Times New Roman"/>
+      <w:rFonts w:ascii="Times New Roman" w:hAnsi="Times New Roman" w:eastAsia="宋体" w:cs="Times New Roman"/>
       <w:sz w:val="20"/>
       <w:szCs w:val="20"/>
     </w:rPr>
   </w:style>
-  <w:style w:type="paragraph" w:customStyle="1" w:styleId="Compact">
+  <w:style w:type="paragraph" w:customStyle="1" w:styleId="36">
     <w:name w:val="Compact"/>
-    <w:basedOn w:val="BodyText"/>
+    <w:basedOn w:val="12"/>
     <w:qFormat/>
+    <w:uiPriority w:val="0"/>
     <w:pPr>
       <w:spacing w:before="36" w:after="36"/>
     </w:pPr>
   </w:style>
-  <w:style w:type="table" w:customStyle="1" w:styleId="Table">
+  <w:style w:type="table" w:customStyle="1" w:styleId="37">
     <w:name w:val="Table"/>
     <w:semiHidden/>
     <w:unhideWhenUsed/>
     <w:qFormat/>
+    <w:uiPriority w:val="0"/>
     <w:tblPr>
       <w:tblCellMar>
         <w:top w:w="0" w:type="dxa"/>
@@ -7274,25 +7130,27 @@
     <w:tblStylePr w:type="firstRow">
       <w:tcPr>
         <w:tcBorders>
-          <w:bottom w:val="single" w:sz="0" w:space="0" w:color="auto"/>
+          <w:bottom w:val="single" w:color="auto" w:sz="0" w:space="0"/>
         </w:tcBorders>
         <w:vAlign w:val="bottom"/>
       </w:tcPr>
     </w:tblStylePr>
   </w:style>
-  <w:style w:type="character" w:customStyle="1" w:styleId="1Char">
+  <w:style w:type="character" w:customStyle="1" w:styleId="38">
     <w:name w:val="柴_标题1 Char"/>
-    <w:link w:val="1"/>
+    <w:link w:val="26"/>
     <w:qFormat/>
+    <w:uiPriority w:val="0"/>
     <w:rPr>
-      <w:rFonts w:ascii="Arial" w:eastAsia="宋体" w:hAnsi="Arial"/>
+      <w:rFonts w:ascii="Arial" w:hAnsi="Arial" w:eastAsia="宋体"/>
       <w:sz w:val="32"/>
     </w:rPr>
   </w:style>
-  <w:style w:type="paragraph" w:customStyle="1" w:styleId="a3">
+  <w:style w:type="paragraph" w:customStyle="1" w:styleId="39">
     <w:name w:val="柴_正文_无缩进"/>
-    <w:basedOn w:val="Normal"/>
+    <w:basedOn w:val="1"/>
     <w:qFormat/>
+    <w:uiPriority w:val="0"/>
     <w:pPr>
       <w:ind w:firstLine="0" w:firstLineChars="0"/>
     </w:pPr>
@@ -7302,29 +7160,31 @@
       <w:lang w:eastAsia="zh-CN"/>
     </w:rPr>
   </w:style>
-  <w:style w:type="paragraph" w:customStyle="1" w:styleId="4">
+  <w:style w:type="paragraph" w:customStyle="1" w:styleId="40">
     <w:name w:val="柴_标题4"/>
-    <w:basedOn w:val="Heading4"/>
-    <w:next w:val="Normal"/>
+    <w:basedOn w:val="5"/>
+    <w:next w:val="1"/>
     <w:qFormat/>
+    <w:uiPriority w:val="0"/>
     <w:pPr>
       <w:widowControl w:val="0"/>
       <w:spacing w:before="160" w:line="360" w:lineRule="auto"/>
-      <w:ind w:left="981" w:hanging="862" w:leftChars="300"/>
+      <w:ind w:left="981" w:leftChars="300" w:hanging="862"/>
     </w:pPr>
     <w:rPr>
-      <w:rFonts w:ascii="Calibri" w:eastAsia="宋体" w:hAnsi="Calibri" w:cs="宋体" w:hint="eastAsia"/>
+      <w:rFonts w:hint="eastAsia" w:ascii="Calibri" w:hAnsi="Calibri" w:eastAsia="宋体" w:cs="宋体"/>
       <w:sz w:val="24"/>
       <w:szCs w:val="24"/>
       <w:lang w:eastAsia="zh-CN" w:bidi="zh-CN"/>
     </w:rPr>
   </w:style>
-  <w:style w:type="character" w:customStyle="1" w:styleId="Char">
+  <w:style w:type="character" w:customStyle="1" w:styleId="41">
     <w:name w:val="柴_正文 Char"/>
-    <w:link w:val="a"/>
+    <w:link w:val="27"/>
     <w:qFormat/>
+    <w:uiPriority w:val="0"/>
     <w:rPr>
-      <w:rFonts w:ascii="Arial" w:eastAsia="宋体" w:hAnsi="Arial"/>
+      <w:rFonts w:ascii="Arial" w:hAnsi="Arial" w:eastAsia="宋体"/>
       <w:sz w:val="24"/>
       <w:lang w:eastAsia="zh-CN"/>
     </w:rPr>

--- a/4.质量管理/1.流程制度规范类文件/040104-沟通管理制度.docx
+++ b/4.质量管理/1.流程制度规范类文件/040104-沟通管理制度.docx
@@ -39,7 +39,7 @@
         <w:snapToGrid w:val="0"/>
         <w:textAlignment w:val="baseline"/>
       </w:pPr>
-      <w:bookmarkStart w:id="0" w:name="_Toc14508"/>
+      <w:bookmarkStart w:id="0" w:name="_Toc9497"/>
       <w:r>
         <w:t>沟通管理制度</w:t>
       </w:r>
@@ -63,7 +63,7 @@
         <w:snapToGrid w:val="0"/>
         <w:textAlignment w:val="baseline"/>
       </w:pPr>
-      <w:bookmarkStart w:id="1" w:name="_Toc6368"/>
+      <w:bookmarkStart w:id="1" w:name="_Toc18905"/>
       <w:r>
         <w:t>中达丰集团有限公司</w:t>
       </w:r>
@@ -157,7 +157,7 @@
           <w:szCs w:val="28"/>
         </w:rPr>
       </w:pPr>
-      <w:bookmarkStart w:id="2" w:name="_Toc329"/>
+      <w:bookmarkStart w:id="2" w:name="_Toc12307"/>
       <w:r>
         <w:rPr>
           <w:rFonts w:ascii="宋体" w:hAnsi="宋体" w:eastAsia="宋体" w:cs="宋体"/>
@@ -1687,7 +1687,7 @@
               <w:rFonts w:hint="eastAsia" w:ascii="Microsoft JhengHei" w:hAnsi="Microsoft JhengHei" w:eastAsia="Microsoft JhengHei" w:cs="Microsoft JhengHei"/>
               <w:szCs w:val="24"/>
             </w:rPr>
-            <w:instrText xml:space="preserve"> HYPERLINK \l _Toc14508 </w:instrText>
+            <w:instrText xml:space="preserve"> HYPERLINK \l _Toc9497 </w:instrText>
           </w:r>
           <w:r>
             <w:rPr>
@@ -1706,7 +1706,7 @@
             <w:fldChar w:fldCharType="begin"/>
           </w:r>
           <w:r>
-            <w:instrText xml:space="preserve"> PAGEREF _Toc14508 \h </w:instrText>
+            <w:instrText xml:space="preserve"> PAGEREF _Toc9497 \h </w:instrText>
           </w:r>
           <w:r>
             <w:fldChar w:fldCharType="separate"/>
@@ -1744,7 +1744,7 @@
               <w:rFonts w:hint="eastAsia" w:ascii="Microsoft JhengHei" w:hAnsi="Microsoft JhengHei" w:eastAsia="Microsoft JhengHei" w:cs="Microsoft JhengHei"/>
               <w:szCs w:val="24"/>
             </w:rPr>
-            <w:instrText xml:space="preserve"> HYPERLINK \l _Toc6368 </w:instrText>
+            <w:instrText xml:space="preserve"> HYPERLINK \l _Toc18905 </w:instrText>
           </w:r>
           <w:r>
             <w:rPr>
@@ -1763,7 +1763,7 @@
             <w:fldChar w:fldCharType="begin"/>
           </w:r>
           <w:r>
-            <w:instrText xml:space="preserve"> PAGEREF _Toc6368 \h </w:instrText>
+            <w:instrText xml:space="preserve"> PAGEREF _Toc18905 \h </w:instrText>
           </w:r>
           <w:r>
             <w:fldChar w:fldCharType="separate"/>
@@ -1801,7 +1801,7 @@
               <w:rFonts w:hint="eastAsia" w:ascii="Microsoft JhengHei" w:hAnsi="Microsoft JhengHei" w:eastAsia="Microsoft JhengHei" w:cs="Microsoft JhengHei"/>
               <w:szCs w:val="24"/>
             </w:rPr>
-            <w:instrText xml:space="preserve"> HYPERLINK \l _Toc329 </w:instrText>
+            <w:instrText xml:space="preserve"> HYPERLINK \l _Toc12307 </w:instrText>
           </w:r>
           <w:r>
             <w:rPr>
@@ -1825,7 +1825,7 @@
             <w:fldChar w:fldCharType="begin"/>
           </w:r>
           <w:r>
-            <w:instrText xml:space="preserve"> PAGEREF _Toc329 \h </w:instrText>
+            <w:instrText xml:space="preserve"> PAGEREF _Toc12307 \h </w:instrText>
           </w:r>
           <w:r>
             <w:fldChar w:fldCharType="separate"/>
@@ -1863,7 +1863,7 @@
               <w:rFonts w:hint="eastAsia" w:ascii="Microsoft JhengHei" w:hAnsi="Microsoft JhengHei" w:eastAsia="Microsoft JhengHei" w:cs="Microsoft JhengHei"/>
               <w:szCs w:val="24"/>
             </w:rPr>
-            <w:instrText xml:space="preserve"> HYPERLINK \l _Toc240 </w:instrText>
+            <w:instrText xml:space="preserve"> HYPERLINK \l _Toc550 </w:instrText>
           </w:r>
           <w:r>
             <w:rPr>
@@ -1888,7 +1888,7 @@
             <w:fldChar w:fldCharType="begin"/>
           </w:r>
           <w:r>
-            <w:instrText xml:space="preserve"> PAGEREF _Toc240 \h </w:instrText>
+            <w:instrText xml:space="preserve"> PAGEREF _Toc550 \h </w:instrText>
           </w:r>
           <w:r>
             <w:fldChar w:fldCharType="separate"/>
@@ -1926,7 +1926,7 @@
               <w:rFonts w:hint="eastAsia" w:ascii="Microsoft JhengHei" w:hAnsi="Microsoft JhengHei" w:eastAsia="Microsoft JhengHei" w:cs="Microsoft JhengHei"/>
               <w:szCs w:val="24"/>
             </w:rPr>
-            <w:instrText xml:space="preserve"> HYPERLINK \l _Toc7041 </w:instrText>
+            <w:instrText xml:space="preserve"> HYPERLINK \l _Toc14110 </w:instrText>
           </w:r>
           <w:r>
             <w:rPr>
@@ -1951,7 +1951,7 @@
             <w:fldChar w:fldCharType="begin"/>
           </w:r>
           <w:r>
-            <w:instrText xml:space="preserve"> PAGEREF _Toc7041 \h </w:instrText>
+            <w:instrText xml:space="preserve"> PAGEREF _Toc14110 \h </w:instrText>
           </w:r>
           <w:r>
             <w:fldChar w:fldCharType="separate"/>
@@ -1989,7 +1989,7 @@
               <w:rFonts w:hint="eastAsia" w:ascii="Microsoft JhengHei" w:hAnsi="Microsoft JhengHei" w:eastAsia="Microsoft JhengHei" w:cs="Microsoft JhengHei"/>
               <w:szCs w:val="24"/>
             </w:rPr>
-            <w:instrText xml:space="preserve"> HYPERLINK \l _Toc29356 </w:instrText>
+            <w:instrText xml:space="preserve"> HYPERLINK \l _Toc10833 </w:instrText>
           </w:r>
           <w:r>
             <w:rPr>
@@ -2014,7 +2014,7 @@
             <w:fldChar w:fldCharType="begin"/>
           </w:r>
           <w:r>
-            <w:instrText xml:space="preserve"> PAGEREF _Toc29356 \h </w:instrText>
+            <w:instrText xml:space="preserve"> PAGEREF _Toc10833 \h </w:instrText>
           </w:r>
           <w:r>
             <w:fldChar w:fldCharType="separate"/>
@@ -2052,7 +2052,7 @@
               <w:rFonts w:hint="eastAsia" w:ascii="Microsoft JhengHei" w:hAnsi="Microsoft JhengHei" w:eastAsia="Microsoft JhengHei" w:cs="Microsoft JhengHei"/>
               <w:szCs w:val="24"/>
             </w:rPr>
-            <w:instrText xml:space="preserve"> HYPERLINK \l _Toc24130 </w:instrText>
+            <w:instrText xml:space="preserve"> HYPERLINK \l _Toc8019 </w:instrText>
           </w:r>
           <w:r>
             <w:rPr>
@@ -2077,7 +2077,7 @@
             <w:fldChar w:fldCharType="begin"/>
           </w:r>
           <w:r>
-            <w:instrText xml:space="preserve"> PAGEREF _Toc24130 \h </w:instrText>
+            <w:instrText xml:space="preserve"> PAGEREF _Toc8019 \h </w:instrText>
           </w:r>
           <w:r>
             <w:fldChar w:fldCharType="separate"/>
@@ -2115,7 +2115,7 @@
               <w:rFonts w:hint="eastAsia" w:ascii="Microsoft JhengHei" w:hAnsi="Microsoft JhengHei" w:eastAsia="Microsoft JhengHei" w:cs="Microsoft JhengHei"/>
               <w:szCs w:val="24"/>
             </w:rPr>
-            <w:instrText xml:space="preserve"> HYPERLINK \l _Toc22315 </w:instrText>
+            <w:instrText xml:space="preserve"> HYPERLINK \l _Toc1454 </w:instrText>
           </w:r>
           <w:r>
             <w:rPr>
@@ -2140,7 +2140,7 @@
             <w:fldChar w:fldCharType="begin"/>
           </w:r>
           <w:r>
-            <w:instrText xml:space="preserve"> PAGEREF _Toc22315 \h </w:instrText>
+            <w:instrText xml:space="preserve"> PAGEREF _Toc1454 \h </w:instrText>
           </w:r>
           <w:r>
             <w:fldChar w:fldCharType="separate"/>
@@ -2178,7 +2178,7 @@
               <w:rFonts w:hint="eastAsia" w:ascii="Microsoft JhengHei" w:hAnsi="Microsoft JhengHei" w:eastAsia="Microsoft JhengHei" w:cs="Microsoft JhengHei"/>
               <w:szCs w:val="24"/>
             </w:rPr>
-            <w:instrText xml:space="preserve"> HYPERLINK \l _Toc19615 </w:instrText>
+            <w:instrText xml:space="preserve"> HYPERLINK \l _Toc12012 </w:instrText>
           </w:r>
           <w:r>
             <w:rPr>
@@ -2203,7 +2203,7 @@
             <w:fldChar w:fldCharType="begin"/>
           </w:r>
           <w:r>
-            <w:instrText xml:space="preserve"> PAGEREF _Toc19615 \h </w:instrText>
+            <w:instrText xml:space="preserve"> PAGEREF _Toc12012 \h </w:instrText>
           </w:r>
           <w:r>
             <w:fldChar w:fldCharType="separate"/>
@@ -2241,7 +2241,7 @@
               <w:rFonts w:hint="eastAsia" w:ascii="Microsoft JhengHei" w:hAnsi="Microsoft JhengHei" w:eastAsia="Microsoft JhengHei" w:cs="Microsoft JhengHei"/>
               <w:szCs w:val="24"/>
             </w:rPr>
-            <w:instrText xml:space="preserve"> HYPERLINK \l _Toc21032 </w:instrText>
+            <w:instrText xml:space="preserve"> HYPERLINK \l _Toc22774 </w:instrText>
           </w:r>
           <w:r>
             <w:rPr>
@@ -2266,7 +2266,7 @@
             <w:fldChar w:fldCharType="begin"/>
           </w:r>
           <w:r>
-            <w:instrText xml:space="preserve"> PAGEREF _Toc21032 \h </w:instrText>
+            <w:instrText xml:space="preserve"> PAGEREF _Toc22774 \h </w:instrText>
           </w:r>
           <w:r>
             <w:fldChar w:fldCharType="separate"/>
@@ -2304,7 +2304,7 @@
               <w:rFonts w:hint="eastAsia" w:ascii="Microsoft JhengHei" w:hAnsi="Microsoft JhengHei" w:eastAsia="Microsoft JhengHei" w:cs="Microsoft JhengHei"/>
               <w:szCs w:val="24"/>
             </w:rPr>
-            <w:instrText xml:space="preserve"> HYPERLINK \l _Toc15506 </w:instrText>
+            <w:instrText xml:space="preserve"> HYPERLINK \l _Toc31102 </w:instrText>
           </w:r>
           <w:r>
             <w:rPr>
@@ -2329,7 +2329,7 @@
             <w:fldChar w:fldCharType="begin"/>
           </w:r>
           <w:r>
-            <w:instrText xml:space="preserve"> PAGEREF _Toc15506 \h </w:instrText>
+            <w:instrText xml:space="preserve"> PAGEREF _Toc31102 \h </w:instrText>
           </w:r>
           <w:r>
             <w:fldChar w:fldCharType="separate"/>
@@ -2367,7 +2367,7 @@
               <w:rFonts w:hint="eastAsia" w:ascii="Microsoft JhengHei" w:hAnsi="Microsoft JhengHei" w:eastAsia="Microsoft JhengHei" w:cs="Microsoft JhengHei"/>
               <w:szCs w:val="24"/>
             </w:rPr>
-            <w:instrText xml:space="preserve"> HYPERLINK \l _Toc17970 </w:instrText>
+            <w:instrText xml:space="preserve"> HYPERLINK \l _Toc19490 </w:instrText>
           </w:r>
           <w:r>
             <w:rPr>
@@ -2392,7 +2392,7 @@
             <w:fldChar w:fldCharType="begin"/>
           </w:r>
           <w:r>
-            <w:instrText xml:space="preserve"> PAGEREF _Toc17970 \h </w:instrText>
+            <w:instrText xml:space="preserve"> PAGEREF _Toc19490 \h </w:instrText>
           </w:r>
           <w:r>
             <w:fldChar w:fldCharType="separate"/>
@@ -2430,7 +2430,7 @@
               <w:rFonts w:hint="eastAsia" w:ascii="Microsoft JhengHei" w:hAnsi="Microsoft JhengHei" w:eastAsia="Microsoft JhengHei" w:cs="Microsoft JhengHei"/>
               <w:szCs w:val="24"/>
             </w:rPr>
-            <w:instrText xml:space="preserve"> HYPERLINK \l _Toc24805 </w:instrText>
+            <w:instrText xml:space="preserve"> HYPERLINK \l _Toc18158 </w:instrText>
           </w:r>
           <w:r>
             <w:rPr>
@@ -2455,7 +2455,7 @@
             <w:fldChar w:fldCharType="begin"/>
           </w:r>
           <w:r>
-            <w:instrText xml:space="preserve"> PAGEREF _Toc24805 \h </w:instrText>
+            <w:instrText xml:space="preserve"> PAGEREF _Toc18158 \h </w:instrText>
           </w:r>
           <w:r>
             <w:fldChar w:fldCharType="separate"/>
@@ -2493,7 +2493,7 @@
               <w:rFonts w:hint="eastAsia" w:ascii="Microsoft JhengHei" w:hAnsi="Microsoft JhengHei" w:eastAsia="Microsoft JhengHei" w:cs="Microsoft JhengHei"/>
               <w:szCs w:val="24"/>
             </w:rPr>
-            <w:instrText xml:space="preserve"> HYPERLINK \l _Toc29570 </w:instrText>
+            <w:instrText xml:space="preserve"> HYPERLINK \l _Toc4111 </w:instrText>
           </w:r>
           <w:r>
             <w:rPr>
@@ -2518,7 +2518,7 @@
             <w:fldChar w:fldCharType="begin"/>
           </w:r>
           <w:r>
-            <w:instrText xml:space="preserve"> PAGEREF _Toc29570 \h </w:instrText>
+            <w:instrText xml:space="preserve"> PAGEREF _Toc4111 \h </w:instrText>
           </w:r>
           <w:r>
             <w:fldChar w:fldCharType="separate"/>
@@ -2556,7 +2556,7 @@
               <w:rFonts w:hint="eastAsia" w:ascii="Microsoft JhengHei" w:hAnsi="Microsoft JhengHei" w:eastAsia="Microsoft JhengHei" w:cs="Microsoft JhengHei"/>
               <w:szCs w:val="24"/>
             </w:rPr>
-            <w:instrText xml:space="preserve"> HYPERLINK \l _Toc14141 </w:instrText>
+            <w:instrText xml:space="preserve"> HYPERLINK \l _Toc4874 </w:instrText>
           </w:r>
           <w:r>
             <w:rPr>
@@ -2581,7 +2581,7 @@
             <w:fldChar w:fldCharType="begin"/>
           </w:r>
           <w:r>
-            <w:instrText xml:space="preserve"> PAGEREF _Toc14141 \h </w:instrText>
+            <w:instrText xml:space="preserve"> PAGEREF _Toc4874 \h </w:instrText>
           </w:r>
           <w:r>
             <w:fldChar w:fldCharType="separate"/>
@@ -2619,7 +2619,7 @@
               <w:rFonts w:hint="eastAsia" w:ascii="Microsoft JhengHei" w:hAnsi="Microsoft JhengHei" w:eastAsia="Microsoft JhengHei" w:cs="Microsoft JhengHei"/>
               <w:szCs w:val="24"/>
             </w:rPr>
-            <w:instrText xml:space="preserve"> HYPERLINK \l _Toc20041 </w:instrText>
+            <w:instrText xml:space="preserve"> HYPERLINK \l _Toc3631 </w:instrText>
           </w:r>
           <w:r>
             <w:rPr>
@@ -2644,7 +2644,7 @@
             <w:fldChar w:fldCharType="begin"/>
           </w:r>
           <w:r>
-            <w:instrText xml:space="preserve"> PAGEREF _Toc20041 \h </w:instrText>
+            <w:instrText xml:space="preserve"> PAGEREF _Toc3631 \h </w:instrText>
           </w:r>
           <w:r>
             <w:fldChar w:fldCharType="separate"/>
@@ -2682,7 +2682,7 @@
               <w:rFonts w:hint="eastAsia" w:ascii="Microsoft JhengHei" w:hAnsi="Microsoft JhengHei" w:eastAsia="Microsoft JhengHei" w:cs="Microsoft JhengHei"/>
               <w:szCs w:val="24"/>
             </w:rPr>
-            <w:instrText xml:space="preserve"> HYPERLINK \l _Toc9114 </w:instrText>
+            <w:instrText xml:space="preserve"> HYPERLINK \l _Toc29423 </w:instrText>
           </w:r>
           <w:r>
             <w:rPr>
@@ -2707,7 +2707,7 @@
             <w:fldChar w:fldCharType="begin"/>
           </w:r>
           <w:r>
-            <w:instrText xml:space="preserve"> PAGEREF _Toc9114 \h </w:instrText>
+            <w:instrText xml:space="preserve"> PAGEREF _Toc29423 \h </w:instrText>
           </w:r>
           <w:r>
             <w:fldChar w:fldCharType="separate"/>
@@ -2745,7 +2745,7 @@
               <w:rFonts w:hint="eastAsia" w:ascii="Microsoft JhengHei" w:hAnsi="Microsoft JhengHei" w:eastAsia="Microsoft JhengHei" w:cs="Microsoft JhengHei"/>
               <w:szCs w:val="24"/>
             </w:rPr>
-            <w:instrText xml:space="preserve"> HYPERLINK \l _Toc20667 </w:instrText>
+            <w:instrText xml:space="preserve"> HYPERLINK \l _Toc23253 </w:instrText>
           </w:r>
           <w:r>
             <w:rPr>
@@ -2770,7 +2770,7 @@
             <w:fldChar w:fldCharType="begin"/>
           </w:r>
           <w:r>
-            <w:instrText xml:space="preserve"> PAGEREF _Toc20667 \h </w:instrText>
+            <w:instrText xml:space="preserve"> PAGEREF _Toc23253 \h </w:instrText>
           </w:r>
           <w:r>
             <w:fldChar w:fldCharType="separate"/>
@@ -2808,7 +2808,7 @@
               <w:rFonts w:hint="eastAsia" w:ascii="Microsoft JhengHei" w:hAnsi="Microsoft JhengHei" w:eastAsia="Microsoft JhengHei" w:cs="Microsoft JhengHei"/>
               <w:szCs w:val="24"/>
             </w:rPr>
-            <w:instrText xml:space="preserve"> HYPERLINK \l _Toc3278 </w:instrText>
+            <w:instrText xml:space="preserve"> HYPERLINK \l _Toc22180 </w:instrText>
           </w:r>
           <w:r>
             <w:rPr>
@@ -2833,7 +2833,7 @@
             <w:fldChar w:fldCharType="begin"/>
           </w:r>
           <w:r>
-            <w:instrText xml:space="preserve"> PAGEREF _Toc3278 \h </w:instrText>
+            <w:instrText xml:space="preserve"> PAGEREF _Toc22180 \h </w:instrText>
           </w:r>
           <w:r>
             <w:fldChar w:fldCharType="separate"/>
@@ -2871,7 +2871,7 @@
               <w:rFonts w:hint="eastAsia" w:ascii="Microsoft JhengHei" w:hAnsi="Microsoft JhengHei" w:eastAsia="Microsoft JhengHei" w:cs="Microsoft JhengHei"/>
               <w:szCs w:val="24"/>
             </w:rPr>
-            <w:instrText xml:space="preserve"> HYPERLINK \l _Toc28193 </w:instrText>
+            <w:instrText xml:space="preserve"> HYPERLINK \l _Toc9955 </w:instrText>
           </w:r>
           <w:r>
             <w:rPr>
@@ -2896,7 +2896,7 @@
             <w:fldChar w:fldCharType="begin"/>
           </w:r>
           <w:r>
-            <w:instrText xml:space="preserve"> PAGEREF _Toc28193 \h </w:instrText>
+            <w:instrText xml:space="preserve"> PAGEREF _Toc9955 \h </w:instrText>
           </w:r>
           <w:r>
             <w:fldChar w:fldCharType="separate"/>
@@ -3003,7 +3003,7 @@
         <w:snapToGrid w:val="0"/>
         <w:textAlignment w:val="baseline"/>
       </w:pPr>
-      <w:bookmarkStart w:id="3" w:name="_Toc240"/>
+      <w:bookmarkStart w:id="3" w:name="_Toc550"/>
       <w:r>
         <w:t>目的</w:t>
       </w:r>
@@ -3011,45 +3011,11 @@
     </w:p>
     <w:p>
       <w:pPr>
-        <w:keepNext w:val="0"/>
-        <w:keepLines w:val="0"/>
-        <w:pageBreakBefore w:val="0"/>
-        <w:widowControl w:val="0"/>
-        <w:kinsoku w:val="0"/>
-        <w:wordWrap/>
-        <w:overflowPunct/>
-        <w:topLinePunct w:val="0"/>
-        <w:autoSpaceDE w:val="0"/>
-        <w:autoSpaceDN w:val="0"/>
-        <w:bidi w:val="0"/>
-        <w:adjustRightInd w:val="0"/>
-        <w:snapToGrid w:val="0"/>
-        <w:spacing w:line="360" w:lineRule="auto"/>
-        <w:ind w:left="0" w:right="0" w:firstLine="476" w:firstLineChars="200"/>
-        <w:textAlignment w:val="baseline"/>
-        <w:rPr>
-          <w:rFonts w:ascii="宋体" w:hAnsi="宋体" w:eastAsia="宋体" w:cs="宋体"/>
-          <w:sz w:val="24"/>
-          <w:szCs w:val="24"/>
-        </w:rPr>
-      </w:pPr>
-      <w:r>
-        <w:rPr>
-          <w:rFonts w:ascii="宋体" w:hAnsi="宋体" w:eastAsia="宋体" w:cs="宋体"/>
-          <w:spacing w:val="-1"/>
-          <w:sz w:val="24"/>
-          <w:szCs w:val="24"/>
-        </w:rPr>
-        <w:t>为提高工作效率，避免出现因内部各环节沟通不及时或不顺畅导致的工作脱节、互相推诿、埋怨现象，增进团结友爱，紧密配合意识</w:t>
-      </w:r>
-      <w:r>
-        <w:rPr>
-          <w:rFonts w:ascii="宋体" w:hAnsi="宋体" w:eastAsia="宋体" w:cs="宋体"/>
-          <w:spacing w:val="-2"/>
-          <w:sz w:val="24"/>
-          <w:szCs w:val="24"/>
-        </w:rPr>
-        <w:t>，特制订本制度。</w:t>
+        <w:pStyle w:val="27"/>
+        <w:bidi w:val="0"/>
+      </w:pPr>
+      <w:r>
+        <w:t>为提高工作效率，避免出现因内部各环节沟通不及时或不顺畅导致的工作脱节、互相推诿、埋怨现象，增进团结友爱，紧密配合意识，特制订本制度。</w:t>
       </w:r>
     </w:p>
     <w:p>
@@ -3070,7 +3036,7 @@
         <w:snapToGrid w:val="0"/>
         <w:textAlignment w:val="baseline"/>
       </w:pPr>
-      <w:bookmarkStart w:id="4" w:name="_Toc7041"/>
+      <w:bookmarkStart w:id="4" w:name="_Toc14110"/>
       <w:r>
         <w:t>适用范围</w:t>
       </w:r>
@@ -3078,36 +3044,10 @@
     </w:p>
     <w:p>
       <w:pPr>
-        <w:keepNext w:val="0"/>
-        <w:keepLines w:val="0"/>
-        <w:pageBreakBefore w:val="0"/>
-        <w:widowControl w:val="0"/>
-        <w:kinsoku w:val="0"/>
-        <w:wordWrap/>
-        <w:overflowPunct/>
-        <w:topLinePunct w:val="0"/>
-        <w:autoSpaceDE w:val="0"/>
-        <w:autoSpaceDN w:val="0"/>
-        <w:bidi w:val="0"/>
-        <w:adjustRightInd w:val="0"/>
-        <w:snapToGrid w:val="0"/>
-        <w:spacing w:line="360" w:lineRule="auto"/>
-        <w:ind w:left="0" w:right="0" w:firstLine="476" w:firstLineChars="200"/>
-        <w:textAlignment w:val="baseline"/>
-        <w:rPr>
-          <w:rFonts w:ascii="宋体" w:hAnsi="宋体" w:eastAsia="宋体" w:cs="宋体"/>
-          <w:spacing w:val="-1"/>
-          <w:sz w:val="24"/>
-          <w:szCs w:val="24"/>
-        </w:rPr>
-      </w:pPr>
-      <w:r>
-        <w:rPr>
-          <w:rFonts w:ascii="宋体" w:hAnsi="宋体" w:eastAsia="宋体" w:cs="宋体"/>
-          <w:spacing w:val="-1"/>
-          <w:sz w:val="24"/>
-          <w:szCs w:val="24"/>
-        </w:rPr>
+        <w:pStyle w:val="27"/>
+        <w:bidi w:val="0"/>
+      </w:pPr>
+      <w:r>
         <w:t>本制度适用于中达丰集团有限公司（以下简称“公司 ”）</w:t>
       </w:r>
     </w:p>
@@ -3129,7 +3069,7 @@
         <w:snapToGrid w:val="0"/>
         <w:textAlignment w:val="baseline"/>
       </w:pPr>
-      <w:bookmarkStart w:id="5" w:name="_Toc29356"/>
+      <w:bookmarkStart w:id="5" w:name="_Toc10833"/>
       <w:r>
         <w:t>引用文件</w:t>
       </w:r>
@@ -3137,217 +3077,70 @@
     </w:p>
     <w:p>
       <w:pPr>
-        <w:keepNext w:val="0"/>
-        <w:keepLines w:val="0"/>
-        <w:pageBreakBefore w:val="0"/>
-        <w:widowControl w:val="0"/>
+        <w:pStyle w:val="27"/>
         <w:numPr>
           <w:ilvl w:val="0"/>
           <w:numId w:val="2"/>
         </w:numPr>
-        <w:kinsoku w:val="0"/>
-        <w:wordWrap/>
-        <w:overflowPunct/>
-        <w:topLinePunct w:val="0"/>
-        <w:autoSpaceDE w:val="0"/>
-        <w:autoSpaceDN w:val="0"/>
-        <w:bidi w:val="0"/>
-        <w:adjustRightInd w:val="0"/>
-        <w:snapToGrid w:val="0"/>
-        <w:spacing w:line="360" w:lineRule="auto"/>
+        <w:bidi w:val="0"/>
         <w:ind w:left="425" w:leftChars="0" w:hanging="425" w:firstLineChars="0"/>
-        <w:textAlignment w:val="baseline"/>
+      </w:pPr>
+      <w:r>
         <w:rPr>
-          <w:rFonts w:ascii="宋体" w:hAnsi="宋体" w:eastAsia="宋体" w:cs="宋体"/>
-          <w:sz w:val="24"/>
-          <w:szCs w:val="24"/>
-        </w:rPr>
-      </w:pPr>
-      <w:r>
-        <w:rPr>
-          <w:rFonts w:hint="eastAsia" w:ascii="宋体" w:hAnsi="宋体" w:eastAsia="宋体" w:cs="宋体"/>
-          <w:spacing w:val="95"/>
-          <w:sz w:val="24"/>
-          <w:szCs w:val="24"/>
+          <w:rFonts w:hint="eastAsia"/>
           <w:lang w:val="en-US" w:eastAsia="zh-CN"/>
         </w:rPr>
         <w:t>T</w:t>
       </w:r>
       <w:r>
         <w:rPr>
-          <w:rFonts w:hint="eastAsia" w:ascii="宋体" w:hAnsi="宋体" w:eastAsia="宋体" w:cs="宋体"/>
-          <w:spacing w:val="-2"/>
-          <w:sz w:val="24"/>
-          <w:szCs w:val="24"/>
+          <w:rFonts w:hint="eastAsia"/>
         </w:rPr>
         <w:t>/CESA 1299—2023</w:t>
       </w:r>
       <w:r>
-        <w:rPr>
-          <w:rFonts w:ascii="宋体" w:hAnsi="宋体" w:eastAsia="宋体" w:cs="宋体"/>
-          <w:spacing w:val="-2"/>
-          <w:sz w:val="24"/>
-          <w:szCs w:val="24"/>
-        </w:rPr>
         <w:t xml:space="preserve"> 《信息技术服务 运行维护服务能力成熟度模型》</w:t>
       </w:r>
     </w:p>
     <w:p>
       <w:pPr>
-        <w:keepNext w:val="0"/>
-        <w:keepLines w:val="0"/>
-        <w:pageBreakBefore w:val="0"/>
-        <w:widowControl w:val="0"/>
+        <w:pStyle w:val="27"/>
         <w:numPr>
           <w:ilvl w:val="0"/>
           <w:numId w:val="2"/>
         </w:numPr>
-        <w:kinsoku w:val="0"/>
-        <w:wordWrap/>
-        <w:overflowPunct/>
-        <w:topLinePunct w:val="0"/>
-        <w:autoSpaceDE w:val="0"/>
-        <w:autoSpaceDN w:val="0"/>
-        <w:bidi w:val="0"/>
-        <w:adjustRightInd w:val="0"/>
-        <w:snapToGrid w:val="0"/>
-        <w:spacing w:line="360" w:lineRule="auto"/>
+        <w:bidi w:val="0"/>
         <w:ind w:left="425" w:leftChars="0" w:hanging="425" w:firstLineChars="0"/>
-        <w:textAlignment w:val="baseline"/>
-        <w:rPr>
-          <w:rFonts w:ascii="宋体" w:hAnsi="宋体" w:eastAsia="宋体" w:cs="宋体"/>
-          <w:sz w:val="24"/>
-          <w:szCs w:val="24"/>
-        </w:rPr>
-      </w:pPr>
-      <w:r>
-        <w:rPr>
-          <w:rFonts w:ascii="宋体" w:hAnsi="宋体" w:eastAsia="宋体" w:cs="宋体"/>
-          <w:spacing w:val="-1"/>
-          <w:sz w:val="24"/>
-          <w:szCs w:val="24"/>
-        </w:rPr>
-        <w:t xml:space="preserve">GB/T 28827.1-2022 </w:t>
-      </w:r>
-      <w:r>
-        <w:rPr>
-          <w:rFonts w:ascii="宋体" w:hAnsi="宋体" w:eastAsia="宋体" w:cs="宋体"/>
-          <w:spacing w:val="-2"/>
-          <w:sz w:val="24"/>
-          <w:szCs w:val="24"/>
-        </w:rPr>
-        <w:t>《信息技术服务 运行维护 第</w:t>
-      </w:r>
-      <w:r>
-        <w:rPr>
-          <w:rFonts w:ascii="宋体" w:hAnsi="宋体" w:eastAsia="宋体" w:cs="宋体"/>
-          <w:spacing w:val="-33"/>
-          <w:sz w:val="24"/>
-          <w:szCs w:val="24"/>
-        </w:rPr>
-        <w:t xml:space="preserve"> </w:t>
-      </w:r>
-      <w:r>
-        <w:rPr>
-          <w:rFonts w:ascii="宋体" w:hAnsi="宋体" w:eastAsia="宋体" w:cs="宋体"/>
-          <w:spacing w:val="-2"/>
-          <w:sz w:val="24"/>
-          <w:szCs w:val="24"/>
-        </w:rPr>
-        <w:t>1</w:t>
-      </w:r>
-      <w:r>
-        <w:rPr>
-          <w:rFonts w:ascii="宋体" w:hAnsi="宋体" w:eastAsia="宋体" w:cs="宋体"/>
-          <w:spacing w:val="-47"/>
-          <w:sz w:val="24"/>
-          <w:szCs w:val="24"/>
-        </w:rPr>
-        <w:t xml:space="preserve"> </w:t>
-      </w:r>
-      <w:r>
-        <w:rPr>
-          <w:rFonts w:ascii="宋体" w:hAnsi="宋体" w:eastAsia="宋体" w:cs="宋体"/>
-          <w:spacing w:val="-2"/>
-          <w:sz w:val="24"/>
-          <w:szCs w:val="24"/>
-        </w:rPr>
-        <w:t>部分：通用要求》</w:t>
-      </w:r>
-    </w:p>
-    <w:p>
-      <w:pPr>
-        <w:keepNext w:val="0"/>
-        <w:keepLines w:val="0"/>
-        <w:pageBreakBefore w:val="0"/>
-        <w:widowControl w:val="0"/>
+      </w:pPr>
+      <w:r>
+        <w:t>GB/T 28827.1-2022 《信息技术服务 运行维护 第 1 部分：通用要求》</w:t>
+      </w:r>
+    </w:p>
+    <w:p>
+      <w:pPr>
+        <w:pStyle w:val="27"/>
         <w:numPr>
           <w:ilvl w:val="0"/>
           <w:numId w:val="2"/>
         </w:numPr>
-        <w:kinsoku w:val="0"/>
-        <w:wordWrap/>
-        <w:overflowPunct/>
-        <w:topLinePunct w:val="0"/>
-        <w:autoSpaceDE w:val="0"/>
-        <w:autoSpaceDN w:val="0"/>
-        <w:bidi w:val="0"/>
-        <w:adjustRightInd w:val="0"/>
-        <w:snapToGrid w:val="0"/>
-        <w:spacing w:line="360" w:lineRule="auto"/>
+        <w:bidi w:val="0"/>
         <w:ind w:left="425" w:leftChars="0" w:hanging="425" w:firstLineChars="0"/>
-        <w:textAlignment w:val="baseline"/>
-        <w:rPr>
-          <w:rFonts w:ascii="宋体" w:hAnsi="宋体" w:eastAsia="宋体" w:cs="宋体"/>
-          <w:sz w:val="24"/>
-          <w:szCs w:val="24"/>
-        </w:rPr>
-      </w:pPr>
-      <w:r>
-        <w:rPr>
-          <w:rFonts w:ascii="宋体" w:hAnsi="宋体" w:eastAsia="宋体" w:cs="宋体"/>
-          <w:spacing w:val="-1"/>
-          <w:sz w:val="24"/>
-          <w:szCs w:val="24"/>
-        </w:rPr>
+      </w:pPr>
+      <w:r>
         <w:t>GB/T 29264-2012 《信息技术服务 分类与代码》</w:t>
       </w:r>
     </w:p>
     <w:p>
       <w:pPr>
-        <w:keepNext w:val="0"/>
-        <w:keepLines w:val="0"/>
-        <w:pageBreakBefore w:val="0"/>
-        <w:widowControl w:val="0"/>
+        <w:pStyle w:val="27"/>
         <w:numPr>
           <w:ilvl w:val="0"/>
           <w:numId w:val="2"/>
         </w:numPr>
-        <w:kinsoku w:val="0"/>
-        <w:wordWrap/>
-        <w:overflowPunct/>
-        <w:topLinePunct w:val="0"/>
-        <w:autoSpaceDE w:val="0"/>
-        <w:autoSpaceDN w:val="0"/>
-        <w:bidi w:val="0"/>
-        <w:adjustRightInd w:val="0"/>
-        <w:snapToGrid w:val="0"/>
-        <w:spacing w:line="360" w:lineRule="auto"/>
+        <w:bidi w:val="0"/>
         <w:ind w:left="425" w:leftChars="0" w:hanging="425" w:firstLineChars="0"/>
-        <w:textAlignment w:val="baseline"/>
-        <w:rPr>
-          <w:rFonts w:ascii="宋体" w:hAnsi="宋体" w:eastAsia="宋体" w:cs="宋体"/>
-          <w:sz w:val="24"/>
-          <w:szCs w:val="24"/>
-        </w:rPr>
-      </w:pPr>
-      <w:r>
-        <w:rPr>
-          <w:rFonts w:ascii="宋体" w:hAnsi="宋体" w:eastAsia="宋体" w:cs="宋体"/>
-          <w:spacing w:val="-1"/>
-          <w:sz w:val="24"/>
-          <w:szCs w:val="24"/>
-        </w:rPr>
+      </w:pPr>
+      <w:r>
         <w:t>国家有关法律、法规及行业标准</w:t>
       </w:r>
     </w:p>
@@ -3369,7 +3162,7 @@
         <w:snapToGrid w:val="0"/>
         <w:textAlignment w:val="baseline"/>
       </w:pPr>
-      <w:bookmarkStart w:id="6" w:name="_Toc24130"/>
+      <w:bookmarkStart w:id="6" w:name="_Toc8019"/>
       <w:r>
         <w:t>术语与定义</w:t>
       </w:r>
@@ -3377,34 +3170,10 @@
     </w:p>
     <w:p>
       <w:pPr>
-        <w:keepNext w:val="0"/>
-        <w:keepLines w:val="0"/>
-        <w:pageBreakBefore w:val="0"/>
-        <w:widowControl w:val="0"/>
-        <w:kinsoku w:val="0"/>
-        <w:wordWrap/>
-        <w:overflowPunct/>
-        <w:topLinePunct w:val="0"/>
-        <w:autoSpaceDE w:val="0"/>
-        <w:autoSpaceDN w:val="0"/>
-        <w:bidi w:val="0"/>
-        <w:adjustRightInd w:val="0"/>
-        <w:snapToGrid w:val="0"/>
-        <w:spacing w:before="178" w:line="220" w:lineRule="auto"/>
-        <w:ind w:left="124"/>
-        <w:textAlignment w:val="baseline"/>
-        <w:rPr>
-          <w:rFonts w:ascii="宋体" w:hAnsi="宋体" w:eastAsia="宋体" w:cs="宋体"/>
-          <w:sz w:val="24"/>
-          <w:szCs w:val="24"/>
-        </w:rPr>
-      </w:pPr>
-      <w:r>
-        <w:rPr>
-          <w:rFonts w:ascii="宋体" w:hAnsi="宋体" w:eastAsia="宋体" w:cs="宋体"/>
-          <w:sz w:val="24"/>
-          <w:szCs w:val="24"/>
-        </w:rPr>
+        <w:pStyle w:val="27"/>
+        <w:bidi w:val="0"/>
+      </w:pPr>
+      <w:r>
         <w:t>无</w:t>
       </w:r>
     </w:p>
@@ -3426,7 +3195,7 @@
         <w:snapToGrid w:val="0"/>
         <w:textAlignment w:val="baseline"/>
       </w:pPr>
-      <w:bookmarkStart w:id="7" w:name="_Toc22315"/>
+      <w:bookmarkStart w:id="7" w:name="_Toc1454"/>
       <w:r>
         <w:t>角色与职责</w:t>
       </w:r>
@@ -4062,7 +3831,7 @@
         <w:snapToGrid w:val="0"/>
         <w:textAlignment w:val="baseline"/>
       </w:pPr>
-      <w:bookmarkStart w:id="8" w:name="_Toc19615"/>
+      <w:bookmarkStart w:id="8" w:name="_Toc12012"/>
       <w:r>
         <w:t>内部信息沟通类别</w:t>
       </w:r>
@@ -4088,7 +3857,7 @@
       </w:pPr>
       <w:bookmarkStart w:id="9" w:name="bookmark19"/>
       <w:bookmarkEnd w:id="9"/>
-      <w:bookmarkStart w:id="10" w:name="_Toc21032"/>
+      <w:bookmarkStart w:id="10" w:name="_Toc22774"/>
       <w:r>
         <w:t>内部信息沟通类别</w:t>
       </w:r>
@@ -4096,235 +3865,84 @@
     </w:p>
     <w:p>
       <w:pPr>
-        <w:keepNext w:val="0"/>
-        <w:keepLines w:val="0"/>
-        <w:pageBreakBefore w:val="0"/>
-        <w:widowControl w:val="0"/>
+        <w:pStyle w:val="39"/>
         <w:numPr>
           <w:ilvl w:val="0"/>
           <w:numId w:val="3"/>
         </w:numPr>
-        <w:kinsoku w:val="0"/>
-        <w:wordWrap/>
-        <w:overflowPunct/>
-        <w:topLinePunct w:val="0"/>
-        <w:autoSpaceDE w:val="0"/>
-        <w:autoSpaceDN w:val="0"/>
-        <w:bidi w:val="0"/>
-        <w:adjustRightInd w:val="0"/>
-        <w:snapToGrid w:val="0"/>
-        <w:spacing w:line="360" w:lineRule="auto"/>
-        <w:ind w:left="425" w:leftChars="0" w:hanging="425" w:firstLineChars="0"/>
-        <w:textAlignment w:val="baseline"/>
-        <w:rPr>
-          <w:rFonts w:ascii="宋体" w:hAnsi="宋体" w:eastAsia="宋体" w:cs="宋体"/>
-          <w:spacing w:val="-1"/>
-          <w:sz w:val="24"/>
-          <w:szCs w:val="24"/>
-        </w:rPr>
-      </w:pPr>
-      <w:r>
-        <w:rPr>
-          <w:rFonts w:ascii="宋体" w:hAnsi="宋体" w:eastAsia="宋体" w:cs="宋体"/>
-          <w:spacing w:val="-1"/>
-          <w:sz w:val="24"/>
-          <w:szCs w:val="24"/>
-        </w:rPr>
+        <w:bidi w:val="0"/>
+      </w:pPr>
+      <w:r>
         <w:t>正式沟通：文书类信息沟通、会议沟通、网络沟通、其它类沟通等；</w:t>
       </w:r>
     </w:p>
     <w:p>
       <w:pPr>
-        <w:keepNext w:val="0"/>
-        <w:keepLines w:val="0"/>
-        <w:pageBreakBefore w:val="0"/>
-        <w:widowControl w:val="0"/>
+        <w:pStyle w:val="39"/>
         <w:numPr>
           <w:ilvl w:val="0"/>
           <w:numId w:val="3"/>
         </w:numPr>
-        <w:kinsoku w:val="0"/>
-        <w:wordWrap/>
-        <w:overflowPunct/>
-        <w:topLinePunct w:val="0"/>
-        <w:autoSpaceDE w:val="0"/>
-        <w:autoSpaceDN w:val="0"/>
-        <w:bidi w:val="0"/>
-        <w:adjustRightInd w:val="0"/>
-        <w:snapToGrid w:val="0"/>
-        <w:spacing w:line="360" w:lineRule="auto"/>
-        <w:ind w:left="425" w:leftChars="0" w:hanging="425" w:firstLineChars="0"/>
-        <w:textAlignment w:val="baseline"/>
-        <w:rPr>
-          <w:rFonts w:ascii="宋体" w:hAnsi="宋体" w:eastAsia="宋体" w:cs="宋体"/>
-          <w:spacing w:val="-1"/>
-          <w:sz w:val="24"/>
-          <w:szCs w:val="24"/>
-        </w:rPr>
-      </w:pPr>
-      <w:r>
-        <w:rPr>
-          <w:rFonts w:ascii="宋体" w:hAnsi="宋体" w:eastAsia="宋体" w:cs="宋体"/>
-          <w:spacing w:val="-1"/>
-          <w:sz w:val="24"/>
-          <w:szCs w:val="24"/>
-        </w:rPr>
+        <w:bidi w:val="0"/>
+      </w:pPr>
+      <w:r>
         <w:t>非正式沟通：户外拓展运动、节日庆典活动；</w:t>
       </w:r>
     </w:p>
     <w:p>
       <w:pPr>
-        <w:keepNext w:val="0"/>
-        <w:keepLines w:val="0"/>
-        <w:pageBreakBefore w:val="0"/>
-        <w:widowControl w:val="0"/>
+        <w:pStyle w:val="39"/>
         <w:numPr>
           <w:ilvl w:val="0"/>
           <w:numId w:val="3"/>
         </w:numPr>
-        <w:kinsoku w:val="0"/>
-        <w:wordWrap/>
-        <w:overflowPunct/>
-        <w:topLinePunct w:val="0"/>
-        <w:autoSpaceDE w:val="0"/>
-        <w:autoSpaceDN w:val="0"/>
-        <w:bidi w:val="0"/>
-        <w:adjustRightInd w:val="0"/>
-        <w:snapToGrid w:val="0"/>
-        <w:spacing w:line="360" w:lineRule="auto"/>
-        <w:ind w:left="425" w:leftChars="0" w:hanging="425" w:firstLineChars="0"/>
-        <w:textAlignment w:val="baseline"/>
-        <w:rPr>
-          <w:rFonts w:ascii="宋体" w:hAnsi="宋体" w:eastAsia="宋体" w:cs="宋体"/>
-          <w:spacing w:val="-1"/>
-          <w:sz w:val="24"/>
-          <w:szCs w:val="24"/>
-        </w:rPr>
-      </w:pPr>
-      <w:r>
-        <w:rPr>
-          <w:rFonts w:ascii="宋体" w:hAnsi="宋体" w:eastAsia="宋体" w:cs="宋体"/>
-          <w:spacing w:val="-1"/>
-          <w:sz w:val="24"/>
-          <w:szCs w:val="24"/>
-        </w:rPr>
+        <w:bidi w:val="0"/>
+      </w:pPr>
+      <w:r>
         <w:t>文书类信息沟通包括：文件、工作计划与总结、各项工作报表、各项工作记录等各类书面的信息；</w:t>
       </w:r>
     </w:p>
     <w:p>
       <w:pPr>
-        <w:keepNext w:val="0"/>
-        <w:keepLines w:val="0"/>
-        <w:pageBreakBefore w:val="0"/>
-        <w:widowControl w:val="0"/>
+        <w:pStyle w:val="39"/>
         <w:numPr>
           <w:ilvl w:val="0"/>
           <w:numId w:val="3"/>
         </w:numPr>
-        <w:kinsoku w:val="0"/>
-        <w:wordWrap/>
-        <w:overflowPunct/>
-        <w:topLinePunct w:val="0"/>
-        <w:autoSpaceDE w:val="0"/>
-        <w:autoSpaceDN w:val="0"/>
-        <w:bidi w:val="0"/>
-        <w:adjustRightInd w:val="0"/>
-        <w:snapToGrid w:val="0"/>
-        <w:spacing w:line="360" w:lineRule="auto"/>
-        <w:ind w:left="425" w:leftChars="0" w:hanging="425" w:firstLineChars="0"/>
-        <w:textAlignment w:val="baseline"/>
-        <w:rPr>
-          <w:rFonts w:ascii="宋体" w:hAnsi="宋体" w:eastAsia="宋体" w:cs="宋体"/>
-          <w:spacing w:val="-1"/>
-          <w:sz w:val="24"/>
-          <w:szCs w:val="24"/>
-        </w:rPr>
-      </w:pPr>
-      <w:r>
-        <w:rPr>
-          <w:rFonts w:ascii="宋体" w:hAnsi="宋体" w:eastAsia="宋体" w:cs="宋体"/>
-          <w:spacing w:val="-1"/>
-          <w:sz w:val="24"/>
-          <w:szCs w:val="24"/>
-        </w:rPr>
+        <w:bidi w:val="0"/>
+      </w:pPr>
+      <w:r>
         <w:t>会议沟通主要包括：公司级专题工作会议、小组讨论会议、项目例会和茶话会等；</w:t>
       </w:r>
     </w:p>
     <w:p>
       <w:pPr>
-        <w:keepNext w:val="0"/>
-        <w:keepLines w:val="0"/>
-        <w:pageBreakBefore w:val="0"/>
-        <w:widowControl w:val="0"/>
+        <w:pStyle w:val="39"/>
         <w:numPr>
           <w:ilvl w:val="0"/>
           <w:numId w:val="3"/>
         </w:numPr>
-        <w:kinsoku w:val="0"/>
-        <w:wordWrap/>
-        <w:overflowPunct/>
-        <w:topLinePunct w:val="0"/>
-        <w:autoSpaceDE w:val="0"/>
-        <w:autoSpaceDN w:val="0"/>
-        <w:bidi w:val="0"/>
-        <w:adjustRightInd w:val="0"/>
-        <w:snapToGrid w:val="0"/>
-        <w:spacing w:line="360" w:lineRule="auto"/>
-        <w:ind w:left="425" w:leftChars="0" w:hanging="425" w:firstLineChars="0"/>
-        <w:textAlignment w:val="baseline"/>
-        <w:rPr>
-          <w:rFonts w:ascii="宋体" w:hAnsi="宋体" w:eastAsia="宋体" w:cs="宋体"/>
-          <w:spacing w:val="-1"/>
-          <w:sz w:val="24"/>
-          <w:szCs w:val="24"/>
-        </w:rPr>
-      </w:pPr>
-      <w:r>
-        <w:rPr>
-          <w:rFonts w:ascii="宋体" w:hAnsi="宋体" w:eastAsia="宋体" w:cs="宋体"/>
-          <w:spacing w:val="-1"/>
-          <w:sz w:val="24"/>
-          <w:szCs w:val="24"/>
-        </w:rPr>
+        <w:bidi w:val="0"/>
+      </w:pPr>
+      <w:r>
         <w:t>网络沟通主要包括：企业 QQ 群、公司电子邮箱、电话沟通等；</w:t>
       </w:r>
     </w:p>
     <w:p>
       <w:pPr>
-        <w:keepNext w:val="0"/>
-        <w:keepLines w:val="0"/>
-        <w:pageBreakBefore w:val="0"/>
-        <w:widowControl w:val="0"/>
+        <w:pStyle w:val="39"/>
         <w:numPr>
           <w:ilvl w:val="0"/>
           <w:numId w:val="3"/>
         </w:numPr>
-        <w:kinsoku w:val="0"/>
-        <w:wordWrap/>
-        <w:overflowPunct/>
-        <w:topLinePunct w:val="0"/>
-        <w:autoSpaceDE w:val="0"/>
-        <w:autoSpaceDN w:val="0"/>
-        <w:bidi w:val="0"/>
-        <w:adjustRightInd w:val="0"/>
-        <w:snapToGrid w:val="0"/>
-        <w:spacing w:line="360" w:lineRule="auto"/>
-        <w:ind w:left="425" w:leftChars="0" w:hanging="425" w:firstLineChars="0"/>
-        <w:textAlignment w:val="baseline"/>
+        <w:bidi w:val="0"/>
         <w:rPr>
           <w:rFonts w:ascii="宋体" w:hAnsi="宋体" w:eastAsia="宋体" w:cs="宋体"/>
           <w:spacing w:val="-1"/>
-          <w:sz w:val="24"/>
           <w:szCs w:val="24"/>
         </w:rPr>
       </w:pPr>
       <w:r>
-        <w:rPr>
-          <w:rFonts w:ascii="宋体" w:hAnsi="宋体" w:eastAsia="宋体" w:cs="宋体"/>
-          <w:spacing w:val="-1"/>
-          <w:sz w:val="24"/>
-          <w:szCs w:val="24"/>
-        </w:rPr>
         <w:t>其它类沟通：培训、面谈、调查、意见箱等；</w:t>
       </w:r>
     </w:p>
@@ -4346,7 +3964,7 @@
         <w:snapToGrid w:val="0"/>
         <w:textAlignment w:val="baseline"/>
       </w:pPr>
-      <w:bookmarkStart w:id="11" w:name="_Toc15506"/>
+      <w:bookmarkStart w:id="11" w:name="_Toc31102"/>
       <w:r>
         <w:t>内部信息沟通管理部门</w:t>
       </w:r>
@@ -4354,36 +3972,15 @@
     </w:p>
     <w:p>
       <w:pPr>
-        <w:keepNext w:val="0"/>
-        <w:keepLines w:val="0"/>
-        <w:pageBreakBefore w:val="0"/>
-        <w:widowControl w:val="0"/>
-        <w:kinsoku w:val="0"/>
-        <w:wordWrap/>
-        <w:overflowPunct/>
-        <w:topLinePunct w:val="0"/>
-        <w:autoSpaceDE w:val="0"/>
-        <w:autoSpaceDN w:val="0"/>
-        <w:bidi w:val="0"/>
-        <w:adjustRightInd w:val="0"/>
-        <w:snapToGrid w:val="0"/>
-        <w:spacing w:line="360" w:lineRule="auto"/>
-        <w:ind w:left="0" w:right="0" w:firstLine="476" w:firstLineChars="200"/>
-        <w:textAlignment w:val="baseline"/>
+        <w:pStyle w:val="27"/>
+        <w:bidi w:val="0"/>
         <w:rPr>
           <w:rFonts w:ascii="宋体" w:hAnsi="宋体" w:eastAsia="宋体" w:cs="宋体"/>
           <w:spacing w:val="-1"/>
-          <w:sz w:val="24"/>
           <w:szCs w:val="24"/>
         </w:rPr>
       </w:pPr>
       <w:r>
-        <w:rPr>
-          <w:rFonts w:ascii="宋体" w:hAnsi="宋体" w:eastAsia="宋体" w:cs="宋体"/>
-          <w:spacing w:val="-1"/>
-          <w:sz w:val="24"/>
-          <w:szCs w:val="24"/>
-        </w:rPr>
         <w:t>质量部负责公司内部信息沟通制度的建立和协调管理，各职能部门负责本部门与所属业务对接信息沟通工作。</w:t>
       </w:r>
     </w:p>
@@ -4405,7 +4002,7 @@
         <w:snapToGrid w:val="0"/>
         <w:textAlignment w:val="baseline"/>
       </w:pPr>
-      <w:bookmarkStart w:id="12" w:name="_Toc17970"/>
+      <w:bookmarkStart w:id="12" w:name="_Toc19490"/>
       <w:r>
         <w:t>内部信息沟通工作要求</w:t>
       </w:r>
@@ -4429,7 +4026,7 @@
         <w:snapToGrid w:val="0"/>
         <w:textAlignment w:val="baseline"/>
       </w:pPr>
-      <w:bookmarkStart w:id="13" w:name="_Toc24805"/>
+      <w:bookmarkStart w:id="13" w:name="_Toc18158"/>
       <w:r>
         <w:t>文书类信息沟通</w:t>
       </w:r>
@@ -4437,49 +4034,23 @@
     </w:p>
     <w:p>
       <w:pPr>
-        <w:keepNext w:val="0"/>
-        <w:keepLines w:val="0"/>
-        <w:pageBreakBefore w:val="0"/>
-        <w:widowControl w:val="0"/>
+        <w:pStyle w:val="39"/>
         <w:numPr>
           <w:ilvl w:val="0"/>
           <w:numId w:val="4"/>
         </w:numPr>
-        <w:kinsoku w:val="0"/>
-        <w:wordWrap/>
-        <w:overflowPunct/>
-        <w:topLinePunct w:val="0"/>
-        <w:autoSpaceDE w:val="0"/>
-        <w:autoSpaceDN w:val="0"/>
-        <w:bidi w:val="0"/>
-        <w:adjustRightInd w:val="0"/>
-        <w:snapToGrid w:val="0"/>
-        <w:spacing w:line="360" w:lineRule="auto"/>
-        <w:ind w:left="425" w:leftChars="0" w:hanging="425" w:firstLineChars="0"/>
-        <w:textAlignment w:val="baseline"/>
+        <w:bidi w:val="0"/>
         <w:rPr>
-          <w:rFonts w:hint="eastAsia" w:ascii="宋体" w:hAnsi="宋体" w:eastAsia="宋体" w:cs="宋体"/>
-          <w:spacing w:val="-1"/>
-          <w:sz w:val="24"/>
-          <w:szCs w:val="24"/>
+          <w:rFonts w:hint="eastAsia"/>
           <w:lang w:val="en-US" w:eastAsia="zh-CN"/>
         </w:rPr>
       </w:pPr>
       <w:r>
+        <w:t>文件沟通：对于公司下发的各类文件，各部门认真学习，贯彻文件精神，以确保文件内容沟通、执行到位</w:t>
+      </w:r>
+      <w:r>
         <w:rPr>
-          <w:rFonts w:ascii="宋体" w:hAnsi="宋体" w:eastAsia="宋体" w:cs="宋体"/>
-          <w:spacing w:val="-1"/>
-          <w:sz w:val="24"/>
-          <w:szCs w:val="24"/>
-        </w:rPr>
-        <w:t>文件沟通：对于公司下发的各类文件，各部门认真学习，贯彻文件精神，以确保文件内容沟通、执行到位</w:t>
-      </w:r>
-      <w:r>
-        <w:rPr>
-          <w:rFonts w:hint="eastAsia" w:ascii="宋体" w:hAnsi="宋体" w:eastAsia="宋体" w:cs="宋体"/>
-          <w:spacing w:val="-1"/>
-          <w:sz w:val="24"/>
-          <w:szCs w:val="24"/>
+          <w:rFonts w:hint="eastAsia"/>
           <w:lang w:val="en-US" w:eastAsia="zh-CN"/>
         </w:rPr>
         <w:t>.</w:t>
@@ -4487,79 +4058,27 @@
     </w:p>
     <w:p>
       <w:pPr>
-        <w:keepNext w:val="0"/>
-        <w:keepLines w:val="0"/>
-        <w:pageBreakBefore w:val="0"/>
-        <w:widowControl w:val="0"/>
+        <w:pStyle w:val="39"/>
         <w:numPr>
           <w:ilvl w:val="0"/>
           <w:numId w:val="4"/>
         </w:numPr>
-        <w:kinsoku w:val="0"/>
-        <w:wordWrap/>
-        <w:overflowPunct/>
-        <w:topLinePunct w:val="0"/>
-        <w:autoSpaceDE w:val="0"/>
-        <w:autoSpaceDN w:val="0"/>
-        <w:bidi w:val="0"/>
-        <w:adjustRightInd w:val="0"/>
-        <w:snapToGrid w:val="0"/>
-        <w:spacing w:line="360" w:lineRule="auto"/>
-        <w:ind w:left="425" w:leftChars="0" w:hanging="425" w:firstLineChars="0"/>
-        <w:textAlignment w:val="baseline"/>
-        <w:rPr>
-          <w:rFonts w:ascii="宋体" w:hAnsi="宋体" w:eastAsia="宋体" w:cs="宋体"/>
-          <w:spacing w:val="-1"/>
-          <w:sz w:val="24"/>
-          <w:szCs w:val="24"/>
-        </w:rPr>
-      </w:pPr>
-      <w:r>
-        <w:rPr>
-          <w:rFonts w:ascii="宋体" w:hAnsi="宋体" w:eastAsia="宋体" w:cs="宋体"/>
-          <w:spacing w:val="-1"/>
-          <w:sz w:val="24"/>
-          <w:szCs w:val="24"/>
-        </w:rPr>
+        <w:bidi w:val="0"/>
+      </w:pPr>
+      <w:r>
         <w:t>工作类报告：类似于报告的沟通方式还有请示、向公司上一级主管提出意见或建议等。需要批复或口头上给予反馈，从而形成上下信息交流上的互动；</w:t>
       </w:r>
     </w:p>
     <w:p>
       <w:pPr>
-        <w:keepNext w:val="0"/>
-        <w:keepLines w:val="0"/>
-        <w:pageBreakBefore w:val="0"/>
-        <w:widowControl w:val="0"/>
+        <w:pStyle w:val="39"/>
         <w:numPr>
           <w:ilvl w:val="0"/>
           <w:numId w:val="4"/>
         </w:numPr>
-        <w:kinsoku w:val="0"/>
-        <w:wordWrap/>
-        <w:overflowPunct/>
-        <w:topLinePunct w:val="0"/>
-        <w:autoSpaceDE w:val="0"/>
-        <w:autoSpaceDN w:val="0"/>
-        <w:bidi w:val="0"/>
-        <w:adjustRightInd w:val="0"/>
-        <w:snapToGrid w:val="0"/>
-        <w:spacing w:line="360" w:lineRule="auto"/>
-        <w:ind w:left="425" w:leftChars="0" w:hanging="425" w:firstLineChars="0"/>
-        <w:textAlignment w:val="baseline"/>
-        <w:rPr>
-          <w:rFonts w:ascii="宋体" w:hAnsi="宋体" w:eastAsia="宋体" w:cs="宋体"/>
-          <w:spacing w:val="-1"/>
-          <w:sz w:val="24"/>
-          <w:szCs w:val="24"/>
-        </w:rPr>
-      </w:pPr>
-      <w:r>
-        <w:rPr>
-          <w:rFonts w:ascii="宋体" w:hAnsi="宋体" w:eastAsia="宋体" w:cs="宋体"/>
-          <w:spacing w:val="-1"/>
-          <w:sz w:val="24"/>
-          <w:szCs w:val="24"/>
-        </w:rPr>
+        <w:bidi w:val="0"/>
+      </w:pPr>
+      <w:r>
         <w:t>简报：各部门、各项目用于汇总专项或综合工作信息而制作的书面材料。由质量部每月制作各项目完成工程量、完成产值等内容。</w:t>
       </w:r>
     </w:p>
@@ -4581,7 +4100,7 @@
         <w:snapToGrid w:val="0"/>
         <w:textAlignment w:val="baseline"/>
       </w:pPr>
-      <w:bookmarkStart w:id="14" w:name="_Toc29570"/>
+      <w:bookmarkStart w:id="14" w:name="_Toc4111"/>
       <w:r>
         <w:t>会议沟通</w:t>
       </w:r>
@@ -4589,157 +4108,62 @@
     </w:p>
     <w:p>
       <w:pPr>
-        <w:keepNext w:val="0"/>
-        <w:keepLines w:val="0"/>
-        <w:pageBreakBefore w:val="0"/>
-        <w:widowControl w:val="0"/>
+        <w:pStyle w:val="39"/>
         <w:numPr>
           <w:ilvl w:val="0"/>
           <w:numId w:val="5"/>
         </w:numPr>
-        <w:kinsoku w:val="0"/>
-        <w:wordWrap/>
-        <w:overflowPunct/>
-        <w:topLinePunct w:val="0"/>
-        <w:autoSpaceDE w:val="0"/>
-        <w:autoSpaceDN w:val="0"/>
-        <w:bidi w:val="0"/>
-        <w:adjustRightInd w:val="0"/>
-        <w:snapToGrid w:val="0"/>
-        <w:spacing w:line="360" w:lineRule="auto"/>
+        <w:bidi w:val="0"/>
         <w:ind w:left="425" w:leftChars="0" w:hanging="425" w:firstLineChars="0"/>
-        <w:textAlignment w:val="baseline"/>
-        <w:rPr>
-          <w:rFonts w:ascii="宋体" w:hAnsi="宋体" w:eastAsia="宋体" w:cs="宋体"/>
-          <w:spacing w:val="-1"/>
-          <w:sz w:val="24"/>
-          <w:szCs w:val="24"/>
-        </w:rPr>
-      </w:pPr>
-      <w:r>
-        <w:rPr>
-          <w:rFonts w:ascii="宋体" w:hAnsi="宋体" w:eastAsia="宋体" w:cs="宋体"/>
-          <w:spacing w:val="-1"/>
-          <w:sz w:val="24"/>
-          <w:szCs w:val="24"/>
-        </w:rPr>
+      </w:pPr>
+      <w:r>
         <w:t>召开公司级专题工作会议，各部门专题会议、部门例会后，形成会议纪要，由专题工作主办部门起草，经主办部门负责人审核，报主持会议的公司领导签发、传阅。</w:t>
       </w:r>
     </w:p>
     <w:p>
       <w:pPr>
-        <w:keepNext w:val="0"/>
-        <w:keepLines w:val="0"/>
-        <w:pageBreakBefore w:val="0"/>
-        <w:widowControl w:val="0"/>
+        <w:pStyle w:val="39"/>
         <w:numPr>
           <w:ilvl w:val="0"/>
           <w:numId w:val="5"/>
         </w:numPr>
-        <w:kinsoku w:val="0"/>
-        <w:wordWrap/>
-        <w:overflowPunct/>
-        <w:topLinePunct w:val="0"/>
-        <w:autoSpaceDE w:val="0"/>
-        <w:autoSpaceDN w:val="0"/>
-        <w:bidi w:val="0"/>
-        <w:adjustRightInd w:val="0"/>
-        <w:snapToGrid w:val="0"/>
-        <w:spacing w:line="360" w:lineRule="auto"/>
+        <w:bidi w:val="0"/>
         <w:ind w:left="425" w:leftChars="0" w:hanging="425" w:firstLineChars="0"/>
-        <w:textAlignment w:val="baseline"/>
-        <w:rPr>
-          <w:rFonts w:ascii="宋体" w:hAnsi="宋体" w:eastAsia="宋体" w:cs="宋体"/>
-          <w:spacing w:val="-1"/>
-          <w:sz w:val="24"/>
-          <w:szCs w:val="24"/>
-        </w:rPr>
-      </w:pPr>
-      <w:r>
-        <w:rPr>
-          <w:rFonts w:ascii="宋体" w:hAnsi="宋体" w:eastAsia="宋体" w:cs="宋体"/>
-          <w:spacing w:val="-1"/>
-          <w:sz w:val="24"/>
-          <w:szCs w:val="24"/>
-        </w:rPr>
+      </w:pPr>
+      <w:r>
         <w:t>形成会议纪要，由主办部门起草，经部门（中心）负责人审核签发，主送公司领导传阅。</w:t>
       </w:r>
     </w:p>
     <w:p>
       <w:pPr>
-        <w:keepNext w:val="0"/>
-        <w:keepLines w:val="0"/>
-        <w:pageBreakBefore w:val="0"/>
-        <w:widowControl w:val="0"/>
+        <w:pStyle w:val="39"/>
         <w:numPr>
           <w:ilvl w:val="0"/>
           <w:numId w:val="5"/>
         </w:numPr>
-        <w:kinsoku w:val="0"/>
-        <w:wordWrap/>
-        <w:overflowPunct/>
-        <w:topLinePunct w:val="0"/>
-        <w:autoSpaceDE w:val="0"/>
-        <w:autoSpaceDN w:val="0"/>
-        <w:bidi w:val="0"/>
-        <w:adjustRightInd w:val="0"/>
-        <w:snapToGrid w:val="0"/>
-        <w:spacing w:line="360" w:lineRule="auto"/>
+        <w:bidi w:val="0"/>
         <w:ind w:left="425" w:leftChars="0" w:hanging="425" w:firstLineChars="0"/>
-        <w:textAlignment w:val="baseline"/>
-        <w:rPr>
-          <w:rFonts w:ascii="宋体" w:hAnsi="宋体" w:eastAsia="宋体" w:cs="宋体"/>
-          <w:spacing w:val="-1"/>
-          <w:sz w:val="24"/>
-          <w:szCs w:val="24"/>
-        </w:rPr>
-      </w:pPr>
-      <w:r>
-        <w:rPr>
-          <w:rFonts w:ascii="宋体" w:hAnsi="宋体" w:eastAsia="宋体" w:cs="宋体"/>
-          <w:spacing w:val="-1"/>
-          <w:sz w:val="24"/>
-          <w:szCs w:val="24"/>
-        </w:rPr>
+      </w:pPr>
+      <w:r>
         <w:t>其它会议需沟通的信息由主办部门主持人向总经理进行口头汇报会。</w:t>
       </w:r>
     </w:p>
     <w:p>
       <w:pPr>
-        <w:keepNext w:val="0"/>
-        <w:keepLines w:val="0"/>
-        <w:pageBreakBefore w:val="0"/>
-        <w:widowControl w:val="0"/>
+        <w:pStyle w:val="39"/>
         <w:numPr>
           <w:ilvl w:val="0"/>
           <w:numId w:val="5"/>
         </w:numPr>
-        <w:kinsoku w:val="0"/>
-        <w:wordWrap/>
-        <w:overflowPunct/>
-        <w:topLinePunct w:val="0"/>
-        <w:autoSpaceDE w:val="0"/>
-        <w:autoSpaceDN w:val="0"/>
-        <w:bidi w:val="0"/>
-        <w:adjustRightInd w:val="0"/>
-        <w:snapToGrid w:val="0"/>
-        <w:spacing w:line="360" w:lineRule="auto"/>
+        <w:bidi w:val="0"/>
         <w:ind w:left="425" w:leftChars="0" w:hanging="425" w:firstLineChars="0"/>
-        <w:textAlignment w:val="baseline"/>
         <w:rPr>
           <w:rFonts w:ascii="宋体" w:hAnsi="宋体" w:eastAsia="宋体" w:cs="宋体"/>
           <w:spacing w:val="-1"/>
-          <w:sz w:val="24"/>
           <w:szCs w:val="24"/>
         </w:rPr>
       </w:pPr>
       <w:r>
-        <w:rPr>
-          <w:rFonts w:ascii="宋体" w:hAnsi="宋体" w:eastAsia="宋体" w:cs="宋体"/>
-          <w:spacing w:val="-1"/>
-          <w:sz w:val="24"/>
-          <w:szCs w:val="24"/>
-        </w:rPr>
         <w:t>会议沟通讲究会议效率，开会要有结果，不能议而不决，会后要抓好执行、跟踪、检查、评估、反馈等环节</w:t>
       </w:r>
     </w:p>
@@ -4761,7 +4185,7 @@
         <w:snapToGrid w:val="0"/>
         <w:textAlignment w:val="baseline"/>
       </w:pPr>
-      <w:bookmarkStart w:id="15" w:name="_Toc14141"/>
+      <w:bookmarkStart w:id="15" w:name="_Toc4874"/>
       <w:r>
         <w:t>网络信息沟通</w:t>
       </w:r>
@@ -4769,176 +4193,59 @@
     </w:p>
     <w:p>
       <w:pPr>
-        <w:keepNext w:val="0"/>
-        <w:keepLines w:val="0"/>
-        <w:pageBreakBefore w:val="0"/>
-        <w:widowControl w:val="0"/>
+        <w:pStyle w:val="39"/>
         <w:numPr>
           <w:ilvl w:val="0"/>
           <w:numId w:val="6"/>
         </w:numPr>
-        <w:kinsoku w:val="0"/>
-        <w:wordWrap/>
-        <w:overflowPunct/>
-        <w:topLinePunct w:val="0"/>
-        <w:autoSpaceDE w:val="0"/>
-        <w:autoSpaceDN w:val="0"/>
-        <w:bidi w:val="0"/>
-        <w:adjustRightInd w:val="0"/>
-        <w:snapToGrid w:val="0"/>
-        <w:spacing w:line="360" w:lineRule="auto"/>
-        <w:ind w:left="425" w:leftChars="0" w:hanging="425" w:firstLineChars="0"/>
-        <w:textAlignment w:val="baseline"/>
-        <w:rPr>
-          <w:rFonts w:ascii="宋体" w:hAnsi="宋体" w:eastAsia="宋体" w:cs="宋体"/>
-          <w:spacing w:val="-1"/>
-          <w:sz w:val="24"/>
-          <w:szCs w:val="24"/>
-        </w:rPr>
-      </w:pPr>
-      <w:r>
-        <w:rPr>
-          <w:rFonts w:ascii="宋体" w:hAnsi="宋体" w:eastAsia="宋体" w:cs="宋体"/>
-          <w:spacing w:val="-1"/>
-          <w:sz w:val="24"/>
-          <w:szCs w:val="24"/>
-        </w:rPr>
+        <w:bidi w:val="0"/>
+      </w:pPr>
+      <w:r>
         <w:t>由质量部将公司、总经理、职能部门及各管理中心负责人工作所用的电子邮箱汇总并进行发布。用于管理者与员工之间对工作中提出的意见和建议的沟通</w:t>
       </w:r>
     </w:p>
     <w:p>
       <w:pPr>
-        <w:keepNext w:val="0"/>
-        <w:keepLines w:val="0"/>
-        <w:pageBreakBefore w:val="0"/>
-        <w:widowControl w:val="0"/>
+        <w:pStyle w:val="39"/>
         <w:numPr>
           <w:ilvl w:val="0"/>
           <w:numId w:val="6"/>
         </w:numPr>
-        <w:kinsoku w:val="0"/>
-        <w:wordWrap/>
-        <w:overflowPunct/>
-        <w:topLinePunct w:val="0"/>
-        <w:autoSpaceDE w:val="0"/>
-        <w:autoSpaceDN w:val="0"/>
-        <w:bidi w:val="0"/>
-        <w:adjustRightInd w:val="0"/>
-        <w:snapToGrid w:val="0"/>
-        <w:spacing w:line="360" w:lineRule="auto"/>
-        <w:ind w:left="425" w:leftChars="0" w:hanging="425" w:firstLineChars="0"/>
-        <w:textAlignment w:val="baseline"/>
-        <w:rPr>
-          <w:rFonts w:ascii="宋体" w:hAnsi="宋体" w:eastAsia="宋体" w:cs="宋体"/>
-          <w:spacing w:val="-1"/>
-          <w:sz w:val="24"/>
-          <w:szCs w:val="24"/>
-        </w:rPr>
-      </w:pPr>
-      <w:r>
-        <w:rPr>
-          <w:rFonts w:ascii="宋体" w:hAnsi="宋体" w:eastAsia="宋体" w:cs="宋体"/>
-          <w:spacing w:val="-1"/>
-          <w:sz w:val="24"/>
-          <w:szCs w:val="24"/>
-        </w:rPr>
+        <w:bidi w:val="0"/>
+      </w:pPr>
+      <w:r>
         <w:t>质量管理专员每周五将邮件中需要进行回复的问题进行汇总，分发各职能部门负责人对提出的问题进行解答，由质量部统一进行回复；对于各部门暂时不能准确答复的问题给予说明，并书面报总经理，做详细登记。</w:t>
       </w:r>
     </w:p>
     <w:p>
       <w:pPr>
-        <w:keepNext w:val="0"/>
-        <w:keepLines w:val="0"/>
-        <w:pageBreakBefore w:val="0"/>
-        <w:widowControl w:val="0"/>
+        <w:pStyle w:val="39"/>
         <w:numPr>
           <w:ilvl w:val="0"/>
           <w:numId w:val="6"/>
         </w:numPr>
-        <w:kinsoku w:val="0"/>
-        <w:wordWrap/>
-        <w:overflowPunct/>
-        <w:topLinePunct w:val="0"/>
-        <w:autoSpaceDE w:val="0"/>
-        <w:autoSpaceDN w:val="0"/>
-        <w:bidi w:val="0"/>
-        <w:adjustRightInd w:val="0"/>
-        <w:snapToGrid w:val="0"/>
-        <w:spacing w:line="360" w:lineRule="auto"/>
-        <w:ind w:left="425" w:leftChars="0" w:hanging="425" w:firstLineChars="0"/>
-        <w:textAlignment w:val="baseline"/>
-        <w:rPr>
-          <w:rFonts w:ascii="宋体" w:hAnsi="宋体" w:eastAsia="宋体" w:cs="宋体"/>
-          <w:spacing w:val="-1"/>
-          <w:sz w:val="24"/>
-          <w:szCs w:val="24"/>
-        </w:rPr>
-      </w:pPr>
-      <w:r>
-        <w:rPr>
-          <w:rFonts w:ascii="宋体" w:hAnsi="宋体" w:eastAsia="宋体" w:cs="宋体"/>
-          <w:spacing w:val="-1"/>
-          <w:sz w:val="24"/>
-          <w:szCs w:val="24"/>
-        </w:rPr>
+        <w:bidi w:val="0"/>
+      </w:pPr>
+      <w:r>
         <w:t>对提出的建议、意见进行汇总，书面汇总后报总经理审批。</w:t>
       </w:r>
     </w:p>
     <w:p>
       <w:pPr>
-        <w:keepNext w:val="0"/>
-        <w:keepLines w:val="0"/>
-        <w:pageBreakBefore w:val="0"/>
-        <w:widowControl w:val="0"/>
+        <w:pStyle w:val="39"/>
         <w:numPr>
           <w:ilvl w:val="0"/>
           <w:numId w:val="6"/>
         </w:numPr>
-        <w:kinsoku w:val="0"/>
-        <w:wordWrap/>
-        <w:overflowPunct/>
-        <w:topLinePunct w:val="0"/>
-        <w:autoSpaceDE w:val="0"/>
-        <w:autoSpaceDN w:val="0"/>
-        <w:bidi w:val="0"/>
-        <w:adjustRightInd w:val="0"/>
-        <w:snapToGrid w:val="0"/>
-        <w:spacing w:line="360" w:lineRule="auto"/>
-        <w:ind w:left="425" w:leftChars="0" w:hanging="425" w:firstLineChars="0"/>
-        <w:textAlignment w:val="baseline"/>
+        <w:bidi w:val="0"/>
         <w:rPr>
           <w:rFonts w:ascii="宋体" w:hAnsi="宋体" w:eastAsia="宋体" w:cs="宋体"/>
           <w:spacing w:val="-2"/>
-          <w:sz w:val="24"/>
           <w:szCs w:val="24"/>
         </w:rPr>
       </w:pPr>
       <w:r>
-        <w:rPr>
-          <w:rFonts w:ascii="宋体" w:hAnsi="宋体" w:eastAsia="宋体" w:cs="宋体"/>
-          <w:spacing w:val="-1"/>
-          <w:sz w:val="24"/>
-          <w:szCs w:val="24"/>
-        </w:rPr>
-        <w:t>各部门按照公司信息报送</w:t>
-      </w:r>
-      <w:r>
-        <w:rPr>
-          <w:rFonts w:ascii="宋体" w:hAnsi="宋体" w:eastAsia="宋体" w:cs="宋体"/>
-          <w:spacing w:val="-2"/>
-          <w:sz w:val="24"/>
-          <w:szCs w:val="24"/>
-        </w:rPr>
-        <w:t>制度的要求，积极按时上报信息，网络工程师应及时</w:t>
-      </w:r>
-      <w:r>
-        <w:rPr>
-          <w:rFonts w:ascii="宋体" w:hAnsi="宋体" w:eastAsia="宋体" w:cs="宋体"/>
-          <w:spacing w:val="-1"/>
-          <w:sz w:val="24"/>
-          <w:szCs w:val="24"/>
-        </w:rPr>
-        <w:t>刷新企业最新动态。</w:t>
+        <w:t>各部门按照公司信息报送制度的要求，积极按时上报信息，网络工程师应及时刷新企业最新动态。</w:t>
       </w:r>
     </w:p>
     <w:p>
@@ -4961,7 +4268,7 @@
       </w:pPr>
       <w:bookmarkStart w:id="16" w:name="bookmark1"/>
       <w:bookmarkEnd w:id="16"/>
-      <w:bookmarkStart w:id="17" w:name="_Toc20041"/>
+      <w:bookmarkStart w:id="17" w:name="_Toc3631"/>
       <w:r>
         <w:t>其它类沟通</w:t>
       </w:r>
@@ -4969,196 +4276,71 @@
     </w:p>
     <w:p>
       <w:pPr>
-        <w:keepNext w:val="0"/>
-        <w:keepLines w:val="0"/>
-        <w:pageBreakBefore w:val="0"/>
-        <w:widowControl w:val="0"/>
+        <w:pStyle w:val="39"/>
         <w:numPr>
           <w:ilvl w:val="0"/>
           <w:numId w:val="7"/>
         </w:numPr>
-        <w:kinsoku w:val="0"/>
-        <w:wordWrap/>
-        <w:overflowPunct/>
-        <w:topLinePunct w:val="0"/>
-        <w:autoSpaceDE w:val="0"/>
-        <w:autoSpaceDN w:val="0"/>
-        <w:bidi w:val="0"/>
-        <w:adjustRightInd w:val="0"/>
-        <w:snapToGrid w:val="0"/>
-        <w:spacing w:line="360" w:lineRule="auto"/>
-        <w:ind w:left="425" w:leftChars="0" w:hanging="425" w:firstLineChars="0"/>
-        <w:textAlignment w:val="baseline"/>
-        <w:rPr>
-          <w:rFonts w:ascii="宋体" w:hAnsi="宋体" w:eastAsia="宋体" w:cs="宋体"/>
-          <w:spacing w:val="-1"/>
-          <w:sz w:val="24"/>
-          <w:szCs w:val="24"/>
-        </w:rPr>
-      </w:pPr>
-      <w:r>
-        <w:rPr>
-          <w:rFonts w:ascii="宋体" w:hAnsi="宋体" w:eastAsia="宋体" w:cs="宋体"/>
-          <w:spacing w:val="-1"/>
-          <w:sz w:val="24"/>
-          <w:szCs w:val="24"/>
-        </w:rPr>
+        <w:bidi w:val="0"/>
+      </w:pPr>
+      <w:r>
         <w:t>培训：新员工入职培训、领导者及管理者培训、专业培训、通用技能培训等，要多以体验式、课堂式、交流研讨会等形式，注重培训效果的巩固与应用，将相关信息进行记录。</w:t>
       </w:r>
     </w:p>
     <w:p>
       <w:pPr>
-        <w:keepNext w:val="0"/>
-        <w:keepLines w:val="0"/>
-        <w:pageBreakBefore w:val="0"/>
-        <w:widowControl w:val="0"/>
+        <w:pStyle w:val="39"/>
         <w:numPr>
           <w:ilvl w:val="0"/>
           <w:numId w:val="7"/>
         </w:numPr>
-        <w:kinsoku w:val="0"/>
-        <w:wordWrap/>
-        <w:overflowPunct/>
-        <w:topLinePunct w:val="0"/>
-        <w:autoSpaceDE w:val="0"/>
-        <w:autoSpaceDN w:val="0"/>
-        <w:bidi w:val="0"/>
-        <w:adjustRightInd w:val="0"/>
-        <w:snapToGrid w:val="0"/>
-        <w:spacing w:line="360" w:lineRule="auto"/>
-        <w:ind w:left="425" w:leftChars="0" w:hanging="425" w:firstLineChars="0"/>
-        <w:textAlignment w:val="baseline"/>
-        <w:rPr>
-          <w:rFonts w:ascii="宋体" w:hAnsi="宋体" w:eastAsia="宋体" w:cs="宋体"/>
-          <w:spacing w:val="-1"/>
-          <w:sz w:val="24"/>
-          <w:szCs w:val="24"/>
-        </w:rPr>
-      </w:pPr>
-      <w:r>
-        <w:rPr>
-          <w:rFonts w:ascii="宋体" w:hAnsi="宋体" w:eastAsia="宋体" w:cs="宋体"/>
-          <w:spacing w:val="-1"/>
-          <w:sz w:val="24"/>
-          <w:szCs w:val="24"/>
-        </w:rPr>
+        <w:bidi w:val="0"/>
+      </w:pPr>
+      <w:r>
         <w:t>面谈：管理者与员工进行的一对一、一对多、或多对多的面谈沟通，有效征求员工意见，反馈工作信息，激励员工行为。</w:t>
       </w:r>
     </w:p>
     <w:p>
       <w:pPr>
-        <w:keepNext w:val="0"/>
-        <w:keepLines w:val="0"/>
-        <w:pageBreakBefore w:val="0"/>
-        <w:widowControl w:val="0"/>
+        <w:pStyle w:val="39"/>
         <w:numPr>
           <w:ilvl w:val="0"/>
           <w:numId w:val="7"/>
         </w:numPr>
-        <w:kinsoku w:val="0"/>
-        <w:wordWrap/>
-        <w:overflowPunct/>
-        <w:topLinePunct w:val="0"/>
-        <w:autoSpaceDE w:val="0"/>
-        <w:autoSpaceDN w:val="0"/>
-        <w:bidi w:val="0"/>
-        <w:adjustRightInd w:val="0"/>
-        <w:snapToGrid w:val="0"/>
-        <w:spacing w:line="360" w:lineRule="auto"/>
-        <w:ind w:left="425" w:leftChars="0" w:hanging="425" w:firstLineChars="0"/>
-        <w:textAlignment w:val="baseline"/>
-        <w:rPr>
-          <w:rFonts w:ascii="宋体" w:hAnsi="宋体" w:eastAsia="宋体" w:cs="宋体"/>
-          <w:spacing w:val="-1"/>
-          <w:sz w:val="24"/>
-          <w:szCs w:val="24"/>
-        </w:rPr>
-      </w:pPr>
-      <w:r>
-        <w:rPr>
-          <w:rFonts w:ascii="宋体" w:hAnsi="宋体" w:eastAsia="宋体" w:cs="宋体"/>
-          <w:spacing w:val="-1"/>
-          <w:sz w:val="24"/>
-          <w:szCs w:val="24"/>
-        </w:rPr>
+        <w:bidi w:val="0"/>
+      </w:pPr>
+      <w:r>
         <w:t>调查： 在各项与员工相关的管理制度下发之前，要充分沟通，了解员</w:t>
       </w:r>
     </w:p>
     <w:p>
       <w:pPr>
-        <w:keepNext w:val="0"/>
-        <w:keepLines w:val="0"/>
-        <w:pageBreakBefore w:val="0"/>
-        <w:widowControl w:val="0"/>
+        <w:pStyle w:val="39"/>
         <w:numPr>
           <w:ilvl w:val="0"/>
           <w:numId w:val="7"/>
         </w:numPr>
-        <w:kinsoku w:val="0"/>
-        <w:wordWrap/>
-        <w:overflowPunct/>
-        <w:topLinePunct w:val="0"/>
-        <w:autoSpaceDE w:val="0"/>
-        <w:autoSpaceDN w:val="0"/>
-        <w:bidi w:val="0"/>
-        <w:adjustRightInd w:val="0"/>
-        <w:snapToGrid w:val="0"/>
-        <w:spacing w:line="360" w:lineRule="auto"/>
-        <w:ind w:left="425" w:leftChars="0" w:hanging="425" w:firstLineChars="0"/>
-        <w:textAlignment w:val="baseline"/>
-        <w:rPr>
-          <w:rFonts w:ascii="宋体" w:hAnsi="宋体" w:eastAsia="宋体" w:cs="宋体"/>
-          <w:spacing w:val="-1"/>
-          <w:sz w:val="24"/>
-          <w:szCs w:val="24"/>
-        </w:rPr>
-      </w:pPr>
-      <w:r>
-        <w:rPr>
-          <w:rFonts w:ascii="宋体" w:hAnsi="宋体" w:eastAsia="宋体" w:cs="宋体"/>
-          <w:spacing w:val="-1"/>
-          <w:sz w:val="24"/>
-          <w:szCs w:val="24"/>
-        </w:rPr>
+        <w:bidi w:val="0"/>
+      </w:pPr>
+      <w:r>
         <w:t>工对制度的意见或建议；在各项与工作相关的制度和流程下发之前，要和相关岗位的员工充分沟通，听取他们的分析，了解他们的意见和建议，提高制度与流程的准确性与可执行性；公司下发的文件，要通过通知、公告栏等方式及时、准确地向全体员工传达。</w:t>
       </w:r>
     </w:p>
     <w:p>
       <w:pPr>
-        <w:keepNext w:val="0"/>
-        <w:keepLines w:val="0"/>
-        <w:pageBreakBefore w:val="0"/>
-        <w:widowControl w:val="0"/>
+        <w:pStyle w:val="39"/>
         <w:numPr>
           <w:ilvl w:val="0"/>
           <w:numId w:val="7"/>
         </w:numPr>
-        <w:kinsoku w:val="0"/>
-        <w:wordWrap/>
-        <w:overflowPunct/>
-        <w:topLinePunct w:val="0"/>
-        <w:autoSpaceDE w:val="0"/>
-        <w:autoSpaceDN w:val="0"/>
-        <w:bidi w:val="0"/>
-        <w:adjustRightInd w:val="0"/>
-        <w:snapToGrid w:val="0"/>
-        <w:spacing w:line="360" w:lineRule="auto"/>
-        <w:ind w:left="425" w:leftChars="0" w:hanging="425" w:firstLineChars="0"/>
-        <w:textAlignment w:val="baseline"/>
+        <w:bidi w:val="0"/>
         <w:rPr>
           <w:rFonts w:ascii="宋体" w:hAnsi="宋体" w:eastAsia="宋体" w:cs="宋体"/>
           <w:spacing w:val="-1"/>
-          <w:sz w:val="24"/>
           <w:szCs w:val="24"/>
         </w:rPr>
       </w:pPr>
       <w:r>
-        <w:rPr>
-          <w:rFonts w:ascii="宋体" w:hAnsi="宋体" w:eastAsia="宋体" w:cs="宋体"/>
-          <w:spacing w:val="-1"/>
-          <w:sz w:val="24"/>
-          <w:szCs w:val="24"/>
-        </w:rPr>
         <w:t>意见箱：由质量管理专员每周五进行开箱收信，要高度重视，按电子邮件类型进行办理。</w:t>
       </w:r>
     </w:p>
@@ -5180,7 +4362,7 @@
         <w:snapToGrid w:val="0"/>
         <w:textAlignment w:val="baseline"/>
       </w:pPr>
-      <w:bookmarkStart w:id="18" w:name="_Toc9114"/>
+      <w:bookmarkStart w:id="18" w:name="_Toc29423"/>
       <w:r>
         <w:t>越级沟通</w:t>
       </w:r>
@@ -5188,63 +4370,15 @@
     </w:p>
     <w:p>
       <w:pPr>
-        <w:keepNext w:val="0"/>
-        <w:keepLines w:val="0"/>
-        <w:pageBreakBefore w:val="0"/>
-        <w:widowControl w:val="0"/>
-        <w:kinsoku w:val="0"/>
-        <w:wordWrap/>
-        <w:overflowPunct/>
-        <w:topLinePunct w:val="0"/>
-        <w:autoSpaceDE w:val="0"/>
-        <w:autoSpaceDN w:val="0"/>
-        <w:bidi w:val="0"/>
-        <w:adjustRightInd w:val="0"/>
-        <w:snapToGrid w:val="0"/>
-        <w:spacing w:line="360" w:lineRule="auto"/>
-        <w:ind w:left="0" w:right="0" w:firstLine="476" w:firstLineChars="200"/>
-        <w:textAlignment w:val="baseline"/>
+        <w:pStyle w:val="27"/>
+        <w:bidi w:val="0"/>
         <w:rPr>
           <w:rFonts w:ascii="宋体" w:hAnsi="宋体" w:eastAsia="宋体" w:cs="宋体"/>
-          <w:sz w:val="24"/>
           <w:szCs w:val="24"/>
         </w:rPr>
       </w:pPr>
       <w:r>
-        <w:rPr>
-          <w:rFonts w:ascii="宋体" w:hAnsi="宋体" w:eastAsia="宋体" w:cs="宋体"/>
-          <w:spacing w:val="-1"/>
-          <w:sz w:val="24"/>
-          <w:szCs w:val="24"/>
-        </w:rPr>
-        <w:t>对于正常的工作，各级工作人员要养成一种逐级上报的习惯。</w:t>
-      </w:r>
-      <w:r>
-        <w:rPr>
-          <w:rFonts w:ascii="宋体" w:hAnsi="宋体" w:eastAsia="宋体" w:cs="宋体"/>
-          <w:spacing w:val="48"/>
-          <w:sz w:val="24"/>
-          <w:szCs w:val="24"/>
-        </w:rPr>
-        <w:t xml:space="preserve"> </w:t>
-      </w:r>
-      <w:r>
-        <w:rPr>
-          <w:rFonts w:ascii="宋体" w:hAnsi="宋体" w:eastAsia="宋体" w:cs="宋体"/>
-          <w:spacing w:val="-1"/>
-          <w:sz w:val="24"/>
-          <w:szCs w:val="24"/>
-        </w:rPr>
-        <w:t>但当工作中</w:t>
-      </w:r>
-      <w:r>
-        <w:rPr>
-          <w:rFonts w:ascii="宋体" w:hAnsi="宋体" w:eastAsia="宋体" w:cs="宋体"/>
-          <w:spacing w:val="-5"/>
-          <w:sz w:val="24"/>
-          <w:szCs w:val="24"/>
-        </w:rPr>
-        <w:t>出现如下情况时，可以进行越级沟通：</w:t>
+        <w:t>对于正常的工作，各级工作人员要养成一种逐级上报的习惯。 但当工作中出现如下情况时，可以进行越级沟通：</w:t>
       </w:r>
     </w:p>
     <w:p>
@@ -5420,7 +4554,7 @@
         <w:snapToGrid w:val="0"/>
         <w:textAlignment w:val="baseline"/>
       </w:pPr>
-      <w:bookmarkStart w:id="19" w:name="_Toc20667"/>
+      <w:bookmarkStart w:id="19" w:name="_Toc23253"/>
       <w:r>
         <w:t>制度的监督执行</w:t>
       </w:r>
@@ -5428,36 +4562,15 @@
     </w:p>
     <w:p>
       <w:pPr>
-        <w:keepNext w:val="0"/>
-        <w:keepLines w:val="0"/>
-        <w:pageBreakBefore w:val="0"/>
-        <w:widowControl w:val="0"/>
-        <w:kinsoku w:val="0"/>
-        <w:wordWrap/>
-        <w:overflowPunct/>
-        <w:topLinePunct w:val="0"/>
-        <w:autoSpaceDE w:val="0"/>
-        <w:autoSpaceDN w:val="0"/>
-        <w:bidi w:val="0"/>
-        <w:adjustRightInd w:val="0"/>
-        <w:snapToGrid w:val="0"/>
-        <w:spacing w:line="360" w:lineRule="auto"/>
-        <w:ind w:left="0" w:right="0" w:firstLine="476" w:firstLineChars="200"/>
-        <w:textAlignment w:val="baseline"/>
+        <w:pStyle w:val="27"/>
+        <w:bidi w:val="0"/>
         <w:rPr>
           <w:rFonts w:ascii="宋体" w:hAnsi="宋体" w:eastAsia="宋体" w:cs="宋体"/>
           <w:spacing w:val="-1"/>
-          <w:sz w:val="24"/>
           <w:szCs w:val="24"/>
         </w:rPr>
       </w:pPr>
       <w:r>
-        <w:rPr>
-          <w:rFonts w:ascii="宋体" w:hAnsi="宋体" w:eastAsia="宋体" w:cs="宋体"/>
-          <w:spacing w:val="-1"/>
-          <w:sz w:val="24"/>
-          <w:szCs w:val="24"/>
-        </w:rPr>
         <w:t>质量部负责对信息内部沟通进行检查，各部门需提供相应的书面材料。对因信息不畅，造成工作任务未完成部门及个人将予以通报批评。</w:t>
       </w:r>
     </w:p>
@@ -5479,7 +4592,7 @@
         <w:snapToGrid w:val="0"/>
         <w:textAlignment w:val="baseline"/>
       </w:pPr>
-      <w:bookmarkStart w:id="20" w:name="_Toc3278"/>
+      <w:bookmarkStart w:id="20" w:name="_Toc22180"/>
       <w:r>
         <w:t>对外沟通</w:t>
       </w:r>
@@ -5487,235 +4600,85 @@
     </w:p>
     <w:p>
       <w:pPr>
-        <w:keepNext w:val="0"/>
-        <w:keepLines w:val="0"/>
-        <w:pageBreakBefore w:val="0"/>
-        <w:widowControl w:val="0"/>
+        <w:pStyle w:val="39"/>
         <w:numPr>
           <w:ilvl w:val="0"/>
           <w:numId w:val="9"/>
         </w:numPr>
-        <w:kinsoku w:val="0"/>
-        <w:wordWrap/>
-        <w:overflowPunct/>
-        <w:topLinePunct w:val="0"/>
-        <w:autoSpaceDE w:val="0"/>
-        <w:autoSpaceDN w:val="0"/>
-        <w:bidi w:val="0"/>
-        <w:adjustRightInd w:val="0"/>
-        <w:snapToGrid w:val="0"/>
-        <w:spacing w:line="360" w:lineRule="auto"/>
+        <w:bidi w:val="0"/>
         <w:ind w:left="425" w:leftChars="0" w:hanging="425" w:firstLineChars="0"/>
-        <w:textAlignment w:val="baseline"/>
-        <w:rPr>
-          <w:rFonts w:ascii="宋体" w:hAnsi="宋体" w:eastAsia="宋体" w:cs="宋体"/>
-          <w:spacing w:val="-1"/>
-          <w:sz w:val="24"/>
-          <w:szCs w:val="24"/>
-        </w:rPr>
-      </w:pPr>
-      <w:r>
-        <w:rPr>
-          <w:rFonts w:ascii="宋体" w:hAnsi="宋体" w:eastAsia="宋体" w:cs="宋体"/>
-          <w:spacing w:val="-1"/>
-          <w:sz w:val="24"/>
-          <w:szCs w:val="24"/>
-        </w:rPr>
+      </w:pPr>
+      <w:r>
         <w:t>本公司的产品信息，以质量目标、口头、书面或广告等方式让客户了解。</w:t>
       </w:r>
     </w:p>
     <w:p>
       <w:pPr>
-        <w:keepNext w:val="0"/>
-        <w:keepLines w:val="0"/>
-        <w:pageBreakBefore w:val="0"/>
-        <w:widowControl w:val="0"/>
+        <w:pStyle w:val="39"/>
         <w:numPr>
           <w:ilvl w:val="0"/>
           <w:numId w:val="9"/>
         </w:numPr>
-        <w:kinsoku w:val="0"/>
-        <w:wordWrap/>
-        <w:overflowPunct/>
-        <w:topLinePunct w:val="0"/>
-        <w:autoSpaceDE w:val="0"/>
-        <w:autoSpaceDN w:val="0"/>
-        <w:bidi w:val="0"/>
-        <w:adjustRightInd w:val="0"/>
-        <w:snapToGrid w:val="0"/>
-        <w:spacing w:line="360" w:lineRule="auto"/>
+        <w:bidi w:val="0"/>
         <w:ind w:left="425" w:leftChars="0" w:hanging="425" w:firstLineChars="0"/>
-        <w:textAlignment w:val="baseline"/>
-        <w:rPr>
-          <w:rFonts w:ascii="宋体" w:hAnsi="宋体" w:eastAsia="宋体" w:cs="宋体"/>
-          <w:spacing w:val="-1"/>
-          <w:sz w:val="24"/>
-          <w:szCs w:val="24"/>
-        </w:rPr>
-      </w:pPr>
-      <w:r>
-        <w:rPr>
-          <w:rFonts w:ascii="宋体" w:hAnsi="宋体" w:eastAsia="宋体" w:cs="宋体"/>
-          <w:spacing w:val="-1"/>
-          <w:sz w:val="24"/>
-          <w:szCs w:val="24"/>
-        </w:rPr>
+      </w:pPr>
+      <w:r>
         <w:t>运维部主动掌握客户的需求或客户需求服务时，由承办人员填写内部联络单，反映给部门主管签核，以确定客户服务的需求。业务人员针对内部联络单之需求，适时处理客户需求，并将相关部门所回复的处理结果填入内部联络单呈部门主管核阅，将处理结果以电话、传真或邮寄方式回复客户确认是否满足其客户需求。</w:t>
       </w:r>
     </w:p>
     <w:p>
       <w:pPr>
-        <w:keepNext w:val="0"/>
-        <w:keepLines w:val="0"/>
-        <w:pageBreakBefore w:val="0"/>
-        <w:widowControl w:val="0"/>
+        <w:pStyle w:val="39"/>
         <w:numPr>
           <w:ilvl w:val="0"/>
           <w:numId w:val="9"/>
         </w:numPr>
-        <w:kinsoku w:val="0"/>
-        <w:wordWrap/>
-        <w:overflowPunct/>
-        <w:topLinePunct w:val="0"/>
-        <w:autoSpaceDE w:val="0"/>
-        <w:autoSpaceDN w:val="0"/>
-        <w:bidi w:val="0"/>
-        <w:adjustRightInd w:val="0"/>
-        <w:snapToGrid w:val="0"/>
-        <w:spacing w:line="360" w:lineRule="auto"/>
+        <w:bidi w:val="0"/>
         <w:ind w:left="425" w:leftChars="0" w:hanging="425" w:firstLineChars="0"/>
-        <w:textAlignment w:val="baseline"/>
-        <w:rPr>
-          <w:rFonts w:ascii="宋体" w:hAnsi="宋体" w:eastAsia="宋体" w:cs="宋体"/>
-          <w:spacing w:val="-1"/>
-          <w:sz w:val="24"/>
-          <w:szCs w:val="24"/>
-        </w:rPr>
-      </w:pPr>
-      <w:r>
-        <w:rPr>
-          <w:rFonts w:ascii="宋体" w:hAnsi="宋体" w:eastAsia="宋体" w:cs="宋体"/>
-          <w:spacing w:val="-1"/>
-          <w:sz w:val="24"/>
-          <w:szCs w:val="24"/>
-        </w:rPr>
+      </w:pPr>
+      <w:r>
         <w:t>由公司授权运维部负责与客户签订合同或合同变更，处理方式依顾客要求评审控制程序规定办理。</w:t>
       </w:r>
     </w:p>
     <w:p>
       <w:pPr>
-        <w:keepNext w:val="0"/>
-        <w:keepLines w:val="0"/>
-        <w:pageBreakBefore w:val="0"/>
-        <w:widowControl w:val="0"/>
+        <w:pStyle w:val="39"/>
         <w:numPr>
           <w:ilvl w:val="0"/>
           <w:numId w:val="9"/>
         </w:numPr>
-        <w:kinsoku w:val="0"/>
-        <w:wordWrap/>
-        <w:overflowPunct/>
-        <w:topLinePunct w:val="0"/>
-        <w:autoSpaceDE w:val="0"/>
-        <w:autoSpaceDN w:val="0"/>
-        <w:bidi w:val="0"/>
-        <w:adjustRightInd w:val="0"/>
-        <w:snapToGrid w:val="0"/>
-        <w:spacing w:line="360" w:lineRule="auto"/>
+        <w:bidi w:val="0"/>
         <w:ind w:left="425" w:leftChars="0" w:hanging="425" w:firstLineChars="0"/>
-        <w:textAlignment w:val="baseline"/>
-        <w:rPr>
-          <w:rFonts w:ascii="宋体" w:hAnsi="宋体" w:eastAsia="宋体" w:cs="宋体"/>
-          <w:spacing w:val="-1"/>
-          <w:sz w:val="24"/>
-          <w:szCs w:val="24"/>
-        </w:rPr>
-      </w:pPr>
-      <w:r>
-        <w:rPr>
-          <w:rFonts w:ascii="宋体" w:hAnsi="宋体" w:eastAsia="宋体" w:cs="宋体"/>
-          <w:spacing w:val="-1"/>
-          <w:sz w:val="24"/>
-          <w:szCs w:val="24"/>
-        </w:rPr>
+      </w:pPr>
+      <w:r>
         <w:t>客户以书面或口头等方式，向运维部提出抱怨时，必须将抱怨事实依据客户信息反馈管理制度规定办理。</w:t>
       </w:r>
     </w:p>
     <w:p>
       <w:pPr>
-        <w:keepNext w:val="0"/>
-        <w:keepLines w:val="0"/>
-        <w:pageBreakBefore w:val="0"/>
-        <w:widowControl w:val="0"/>
+        <w:pStyle w:val="39"/>
         <w:numPr>
           <w:ilvl w:val="0"/>
           <w:numId w:val="9"/>
         </w:numPr>
-        <w:kinsoku w:val="0"/>
-        <w:wordWrap/>
-        <w:overflowPunct/>
-        <w:topLinePunct w:val="0"/>
-        <w:autoSpaceDE w:val="0"/>
-        <w:autoSpaceDN w:val="0"/>
-        <w:bidi w:val="0"/>
-        <w:adjustRightInd w:val="0"/>
-        <w:snapToGrid w:val="0"/>
-        <w:spacing w:line="360" w:lineRule="auto"/>
+        <w:bidi w:val="0"/>
         <w:ind w:left="425" w:leftChars="0" w:hanging="425" w:firstLineChars="0"/>
-        <w:textAlignment w:val="baseline"/>
-        <w:rPr>
-          <w:rFonts w:ascii="宋体" w:hAnsi="宋体" w:eastAsia="宋体" w:cs="宋体"/>
-          <w:spacing w:val="-1"/>
-          <w:sz w:val="24"/>
-          <w:szCs w:val="24"/>
-        </w:rPr>
-      </w:pPr>
-      <w:r>
-        <w:rPr>
-          <w:rFonts w:ascii="宋体" w:hAnsi="宋体" w:eastAsia="宋体" w:cs="宋体"/>
-          <w:spacing w:val="-1"/>
-          <w:sz w:val="24"/>
-          <w:szCs w:val="24"/>
-        </w:rPr>
+      </w:pPr>
+      <w:r>
         <w:t>运维部应定期调查客户对本公司产品/服务的状况，以了解客户的满意度或意见，参照客户满意监视和测量控制程序执行。</w:t>
       </w:r>
     </w:p>
     <w:p>
       <w:pPr>
-        <w:keepNext w:val="0"/>
-        <w:keepLines w:val="0"/>
-        <w:pageBreakBefore w:val="0"/>
-        <w:widowControl w:val="0"/>
+        <w:pStyle w:val="39"/>
         <w:numPr>
           <w:ilvl w:val="0"/>
           <w:numId w:val="9"/>
         </w:numPr>
-        <w:kinsoku w:val="0"/>
-        <w:wordWrap/>
-        <w:overflowPunct/>
-        <w:topLinePunct w:val="0"/>
-        <w:autoSpaceDE w:val="0"/>
-        <w:autoSpaceDN w:val="0"/>
-        <w:bidi w:val="0"/>
-        <w:adjustRightInd w:val="0"/>
-        <w:snapToGrid w:val="0"/>
-        <w:spacing w:line="360" w:lineRule="auto"/>
+        <w:bidi w:val="0"/>
         <w:ind w:left="425" w:leftChars="0" w:hanging="425" w:firstLineChars="0"/>
-        <w:textAlignment w:val="baseline"/>
-        <w:rPr>
-          <w:rFonts w:ascii="宋体" w:hAnsi="宋体" w:eastAsia="宋体" w:cs="宋体"/>
-          <w:spacing w:val="-1"/>
-          <w:sz w:val="24"/>
-          <w:szCs w:val="24"/>
-        </w:rPr>
-      </w:pPr>
-      <w:r>
-        <w:rPr>
-          <w:rFonts w:ascii="宋体" w:hAnsi="宋体" w:eastAsia="宋体" w:cs="宋体"/>
-          <w:spacing w:val="-1"/>
-          <w:sz w:val="24"/>
-          <w:szCs w:val="24"/>
-        </w:rPr>
+      </w:pPr>
+      <w:r>
         <w:t>客户抱怨的信息亦应适时宣导使员工知悉，以作为鼓励或激励的依据</w:t>
       </w:r>
     </w:p>
@@ -5737,7 +4700,7 @@
         <w:snapToGrid w:val="0"/>
         <w:textAlignment w:val="baseline"/>
       </w:pPr>
-      <w:bookmarkStart w:id="21" w:name="_Toc28193"/>
+      <w:bookmarkStart w:id="21" w:name="_Toc9955"/>
       <w:r>
         <w:t>附则</w:t>
       </w:r>
@@ -5745,142 +4708,54 @@
     </w:p>
     <w:p>
       <w:pPr>
-        <w:keepNext w:val="0"/>
-        <w:keepLines w:val="0"/>
-        <w:pageBreakBefore w:val="0"/>
-        <w:widowControl w:val="0"/>
-        <w:kinsoku w:val="0"/>
-        <w:wordWrap/>
-        <w:overflowPunct/>
-        <w:topLinePunct w:val="0"/>
-        <w:autoSpaceDE w:val="0"/>
-        <w:autoSpaceDN w:val="0"/>
-        <w:bidi w:val="0"/>
-        <w:adjustRightInd w:val="0"/>
-        <w:snapToGrid w:val="0"/>
-        <w:spacing w:line="360" w:lineRule="auto"/>
-        <w:ind w:left="0" w:hanging="476" w:hangingChars="200"/>
-        <w:textAlignment w:val="baseline"/>
-        <w:rPr>
-          <w:rFonts w:ascii="宋体" w:hAnsi="宋体" w:eastAsia="宋体" w:cs="宋体"/>
-          <w:spacing w:val="-1"/>
-          <w:sz w:val="24"/>
-          <w:szCs w:val="24"/>
-        </w:rPr>
-      </w:pPr>
-      <w:r>
-        <w:rPr>
-          <w:rFonts w:ascii="宋体" w:hAnsi="宋体" w:eastAsia="宋体" w:cs="宋体"/>
-          <w:spacing w:val="-1"/>
-          <w:sz w:val="24"/>
-          <w:szCs w:val="24"/>
-        </w:rPr>
-        <w:t>1. 公司内部沟通管理工作由公司的质量部实施管理。</w:t>
-      </w:r>
-    </w:p>
-    <w:p>
-      <w:pPr>
-        <w:keepNext w:val="0"/>
-        <w:keepLines w:val="0"/>
-        <w:pageBreakBefore w:val="0"/>
-        <w:widowControl w:val="0"/>
-        <w:kinsoku w:val="0"/>
-        <w:wordWrap/>
-        <w:overflowPunct/>
-        <w:topLinePunct w:val="0"/>
-        <w:autoSpaceDE w:val="0"/>
-        <w:autoSpaceDN w:val="0"/>
-        <w:bidi w:val="0"/>
-        <w:adjustRightInd w:val="0"/>
-        <w:snapToGrid w:val="0"/>
-        <w:spacing w:line="360" w:lineRule="auto"/>
-        <w:ind w:left="0" w:hanging="476" w:hangingChars="200"/>
-        <w:textAlignment w:val="baseline"/>
-        <w:rPr>
-          <w:rFonts w:ascii="宋体" w:hAnsi="宋体" w:eastAsia="宋体" w:cs="宋体"/>
-          <w:spacing w:val="-1"/>
-          <w:sz w:val="24"/>
-          <w:szCs w:val="24"/>
-        </w:rPr>
-      </w:pPr>
-      <w:r>
-        <w:rPr>
-          <w:rFonts w:ascii="宋体" w:hAnsi="宋体" w:eastAsia="宋体" w:cs="宋体"/>
-          <w:spacing w:val="-1"/>
-          <w:sz w:val="24"/>
-          <w:szCs w:val="24"/>
-        </w:rPr>
-        <w:t>2. 本制度未尽事宜按国家法律、法规、规范性文件和本公司章程规定执行。</w:t>
-      </w:r>
-    </w:p>
-    <w:p>
-      <w:pPr>
-        <w:keepNext w:val="0"/>
-        <w:keepLines w:val="0"/>
-        <w:pageBreakBefore w:val="0"/>
-        <w:widowControl w:val="0"/>
-        <w:kinsoku w:val="0"/>
-        <w:wordWrap/>
-        <w:overflowPunct/>
-        <w:topLinePunct w:val="0"/>
-        <w:autoSpaceDE w:val="0"/>
-        <w:autoSpaceDN w:val="0"/>
-        <w:bidi w:val="0"/>
-        <w:adjustRightInd w:val="0"/>
-        <w:snapToGrid w:val="0"/>
-        <w:spacing w:line="360" w:lineRule="auto"/>
-        <w:ind w:left="0" w:hanging="476" w:hangingChars="200"/>
-        <w:textAlignment w:val="baseline"/>
-        <w:rPr>
-          <w:rFonts w:ascii="宋体" w:hAnsi="宋体" w:eastAsia="宋体" w:cs="宋体"/>
-          <w:spacing w:val="-1"/>
-          <w:sz w:val="24"/>
-          <w:szCs w:val="24"/>
-        </w:rPr>
-      </w:pPr>
-      <w:r>
-        <w:rPr>
-          <w:rFonts w:ascii="宋体" w:hAnsi="宋体" w:eastAsia="宋体" w:cs="宋体"/>
-          <w:spacing w:val="-1"/>
-          <w:sz w:val="24"/>
-          <w:szCs w:val="24"/>
-        </w:rPr>
-        <w:t>3. 本制度与国法律、法规、规范性文件和本公司章程规定不一致的，以有关国家法律、法规、规范性文件和本公司章程规定为准。</w:t>
-      </w:r>
-    </w:p>
-    <w:p>
-      <w:pPr>
-        <w:keepNext w:val="0"/>
-        <w:keepLines w:val="0"/>
-        <w:pageBreakBefore w:val="0"/>
-        <w:widowControl w:val="0"/>
-        <w:kinsoku w:val="0"/>
-        <w:wordWrap/>
-        <w:overflowPunct/>
-        <w:topLinePunct w:val="0"/>
-        <w:autoSpaceDE w:val="0"/>
-        <w:autoSpaceDN w:val="0"/>
-        <w:bidi w:val="0"/>
-        <w:adjustRightInd w:val="0"/>
-        <w:snapToGrid w:val="0"/>
-        <w:spacing w:line="360" w:lineRule="auto"/>
-        <w:ind w:left="0" w:hanging="476" w:hangingChars="200"/>
-        <w:textAlignment w:val="baseline"/>
-        <w:rPr>
-          <w:rFonts w:ascii="宋体" w:hAnsi="宋体" w:eastAsia="宋体" w:cs="宋体"/>
-          <w:spacing w:val="-1"/>
-          <w:sz w:val="24"/>
-          <w:szCs w:val="24"/>
-        </w:rPr>
-      </w:pPr>
-      <w:r>
-        <w:rPr>
-          <w:rFonts w:ascii="宋体" w:hAnsi="宋体" w:eastAsia="宋体" w:cs="宋体"/>
-          <w:spacing w:val="-1"/>
-          <w:sz w:val="24"/>
-          <w:szCs w:val="24"/>
-        </w:rPr>
-        <w:t>4. 本制度由公司质量部拟定, 自公司总经理批准颁布之日起施行。</w:t>
+        <w:pStyle w:val="39"/>
+        <w:numPr>
+          <w:ilvl w:val="0"/>
+          <w:numId w:val="10"/>
+        </w:numPr>
+        <w:bidi w:val="0"/>
+      </w:pPr>
+      <w:r>
+        <w:t>公司内部沟通管理工作由公司的质量部实施管理。</w:t>
+      </w:r>
+    </w:p>
+    <w:p>
+      <w:pPr>
+        <w:pStyle w:val="39"/>
+        <w:numPr>
+          <w:ilvl w:val="0"/>
+          <w:numId w:val="10"/>
+        </w:numPr>
+        <w:bidi w:val="0"/>
+      </w:pPr>
+      <w:r>
+        <w:t>本制度未尽事宜按国家法律、法规、规范性文件和本公司章程规定执行。</w:t>
+      </w:r>
+    </w:p>
+    <w:p>
+      <w:pPr>
+        <w:pStyle w:val="39"/>
+        <w:numPr>
+          <w:ilvl w:val="0"/>
+          <w:numId w:val="10"/>
+        </w:numPr>
+        <w:bidi w:val="0"/>
+      </w:pPr>
+      <w:r>
+        <w:t>本制度与国法律、法规、规范性文件和本公司章程规定不一致的，以有关国家法律、法规、规范性文件和本公司章程规定为准。</w:t>
+      </w:r>
+    </w:p>
+    <w:p>
+      <w:pPr>
+        <w:pStyle w:val="39"/>
+        <w:numPr>
+          <w:ilvl w:val="0"/>
+          <w:numId w:val="10"/>
+        </w:numPr>
+        <w:bidi w:val="0"/>
+      </w:pPr>
+      <w:r>
+        <w:t>本制度由公司质量部拟定, 自公司总经理批准颁布之日起施行。</w:t>
       </w:r>
     </w:p>
     <w:sectPr>
@@ -5970,23 +4845,6 @@
 <file path=word/numbering.xml><?xml version="1.0" encoding="utf-8"?>
 <w:numbering xmlns:wpc="http://schemas.microsoft.com/office/word/2010/wordprocessingCanvas" xmlns:mc="http://schemas.openxmlformats.org/markup-compatibility/2006" xmlns:o="urn:schemas-microsoft-com:office:office" xmlns:r="http://schemas.openxmlformats.org/officeDocument/2006/relationships" xmlns:m="http://schemas.openxmlformats.org/officeDocument/2006/math" xmlns:v="urn:schemas-microsoft-com:vml" xmlns:wp14="http://schemas.microsoft.com/office/word/2010/wordprocessingDrawing" xmlns:wp="http://schemas.openxmlformats.org/drawingml/2006/wordprocessingDrawing" xmlns:w10="urn:schemas-microsoft-com:office:word" xmlns:w="http://schemas.openxmlformats.org/wordprocessingml/2006/main" xmlns:w14="http://schemas.microsoft.com/office/word/2010/wordml" xmlns:wpg="http://schemas.microsoft.com/office/word/2010/wordprocessingGroup" xmlns:wpi="http://schemas.microsoft.com/office/word/2010/wordprocessingInk" xmlns:wne="http://schemas.microsoft.com/office/word/2006/wordml" xmlns:wps="http://schemas.microsoft.com/office/word/2010/wordprocessingShape" xmlns:wpsCustomData="http://www.wps.cn/officeDocument/2013/wpsCustomData" mc:Ignorable="w14 wp14">
   <w:abstractNum w:abstractNumId="0">
-    <w:nsid w:val="8468389D"/>
-    <w:multiLevelType w:val="singleLevel"/>
-    <w:tmpl w:val="8468389D"/>
-    <w:lvl w:ilvl="0" w:tentative="0">
-      <w:start w:val="1"/>
-      <w:numFmt w:val="decimal"/>
-      <w:lvlText w:val="(%1)"/>
-      <w:lvlJc w:val="left"/>
-      <w:pPr>
-        <w:ind w:left="425" w:hanging="425"/>
-      </w:pPr>
-      <w:rPr>
-        <w:rFonts w:hint="default"/>
-      </w:rPr>
-    </w:lvl>
-  </w:abstractNum>
-  <w:abstractNum w:abstractNumId="1">
     <w:nsid w:val="8E964DCE"/>
     <w:multiLevelType w:val="multilevel"/>
     <w:tmpl w:val="8E964DCE"/>
@@ -6108,14 +4966,31 @@
       </w:rPr>
     </w:lvl>
   </w:abstractNum>
-  <w:abstractNum w:abstractNumId="2">
-    <w:nsid w:val="CCAD90CA"/>
+  <w:abstractNum w:abstractNumId="1">
+    <w:nsid w:val="90B525AA"/>
     <w:multiLevelType w:val="singleLevel"/>
-    <w:tmpl w:val="CCAD90CA"/>
+    <w:tmpl w:val="90B525AA"/>
     <w:lvl w:ilvl="0" w:tentative="0">
       <w:start w:val="1"/>
       <w:numFmt w:val="decimal"/>
-      <w:lvlText w:val="(%1)"/>
+      <w:lvlText w:val="%1."/>
+      <w:lvlJc w:val="left"/>
+      <w:pPr>
+        <w:ind w:left="425" w:hanging="425"/>
+      </w:pPr>
+      <w:rPr>
+        <w:rFonts w:hint="default"/>
+      </w:rPr>
+    </w:lvl>
+  </w:abstractNum>
+  <w:abstractNum w:abstractNumId="2">
+    <w:nsid w:val="A91A82BD"/>
+    <w:multiLevelType w:val="singleLevel"/>
+    <w:tmpl w:val="A91A82BD"/>
+    <w:lvl w:ilvl="0" w:tentative="0">
+      <w:start w:val="1"/>
+      <w:numFmt w:val="decimal"/>
+      <w:lvlText w:val="%1."/>
       <w:lvlJc w:val="left"/>
       <w:pPr>
         <w:ind w:left="425" w:hanging="425"/>
@@ -6126,13 +5001,13 @@
     </w:lvl>
   </w:abstractNum>
   <w:abstractNum w:abstractNumId="3">
-    <w:nsid w:val="D38ED05B"/>
+    <w:nsid w:val="A9F43299"/>
     <w:multiLevelType w:val="singleLevel"/>
-    <w:tmpl w:val="D38ED05B"/>
+    <w:tmpl w:val="A9F43299"/>
     <w:lvl w:ilvl="0" w:tentative="0">
       <w:start w:val="1"/>
       <w:numFmt w:val="decimal"/>
-      <w:lvlText w:val="(%1)"/>
+      <w:lvlText w:val="%1."/>
       <w:lvlJc w:val="left"/>
       <w:pPr>
         <w:ind w:left="425" w:hanging="425"/>
@@ -6143,13 +5018,13 @@
     </w:lvl>
   </w:abstractNum>
   <w:abstractNum w:abstractNumId="4">
-    <w:nsid w:val="EB4125EB"/>
+    <w:nsid w:val="B0A01691"/>
     <w:multiLevelType w:val="singleLevel"/>
-    <w:tmpl w:val="EB4125EB"/>
+    <w:tmpl w:val="B0A01691"/>
     <w:lvl w:ilvl="0" w:tentative="0">
       <w:start w:val="1"/>
       <w:numFmt w:val="decimal"/>
-      <w:lvlText w:val="(%1)"/>
+      <w:lvlText w:val="%1."/>
       <w:lvlJc w:val="left"/>
       <w:pPr>
         <w:ind w:left="425" w:hanging="425"/>
@@ -6160,13 +5035,13 @@
     </w:lvl>
   </w:abstractNum>
   <w:abstractNum w:abstractNumId="5">
-    <w:nsid w:val="F3B88221"/>
+    <w:nsid w:val="CA778B3A"/>
     <w:multiLevelType w:val="singleLevel"/>
-    <w:tmpl w:val="F3B88221"/>
+    <w:tmpl w:val="CA778B3A"/>
     <w:lvl w:ilvl="0" w:tentative="0">
       <w:start w:val="1"/>
       <w:numFmt w:val="decimal"/>
-      <w:lvlText w:val="(%1)"/>
+      <w:lvlText w:val="%1."/>
       <w:lvlJc w:val="left"/>
       <w:pPr>
         <w:ind w:left="425" w:hanging="425"/>
@@ -6177,13 +5052,13 @@
     </w:lvl>
   </w:abstractNum>
   <w:abstractNum w:abstractNumId="6">
-    <w:nsid w:val="0914153D"/>
+    <w:nsid w:val="CC04EA55"/>
     <w:multiLevelType w:val="singleLevel"/>
-    <w:tmpl w:val="0914153D"/>
+    <w:tmpl w:val="CC04EA55"/>
     <w:lvl w:ilvl="0" w:tentative="0">
       <w:start w:val="1"/>
       <w:numFmt w:val="decimal"/>
-      <w:lvlText w:val="(%1)"/>
+      <w:lvlText w:val="%1."/>
       <w:lvlJc w:val="left"/>
       <w:pPr>
         <w:ind w:left="425" w:hanging="425"/>
@@ -6194,13 +5069,13 @@
     </w:lvl>
   </w:abstractNum>
   <w:abstractNum w:abstractNumId="7">
-    <w:nsid w:val="1F3FF005"/>
+    <w:nsid w:val="1CB1C6C9"/>
     <w:multiLevelType w:val="singleLevel"/>
-    <w:tmpl w:val="1F3FF005"/>
+    <w:tmpl w:val="1CB1C6C9"/>
     <w:lvl w:ilvl="0" w:tentative="0">
       <w:start w:val="1"/>
       <w:numFmt w:val="decimal"/>
-      <w:lvlText w:val="(%1)"/>
+      <w:lvlText w:val="%1."/>
       <w:lvlJc w:val="left"/>
       <w:pPr>
         <w:ind w:left="425" w:hanging="425"/>
@@ -6211,13 +5086,30 @@
     </w:lvl>
   </w:abstractNum>
   <w:abstractNum w:abstractNumId="8">
-    <w:nsid w:val="5D8DDEAA"/>
+    <w:nsid w:val="24E3493E"/>
     <w:multiLevelType w:val="singleLevel"/>
-    <w:tmpl w:val="5D8DDEAA"/>
+    <w:tmpl w:val="24E3493E"/>
     <w:lvl w:ilvl="0" w:tentative="0">
       <w:start w:val="1"/>
       <w:numFmt w:val="decimal"/>
-      <w:lvlText w:val="(%1)"/>
+      <w:lvlText w:val="%1."/>
+      <w:lvlJc w:val="left"/>
+      <w:pPr>
+        <w:ind w:left="425" w:hanging="425"/>
+      </w:pPr>
+      <w:rPr>
+        <w:rFonts w:hint="default"/>
+      </w:rPr>
+    </w:lvl>
+  </w:abstractNum>
+  <w:abstractNum w:abstractNumId="9">
+    <w:nsid w:val="5F60F0DB"/>
+    <w:multiLevelType w:val="singleLevel"/>
+    <w:tmpl w:val="5F60F0DB"/>
+    <w:lvl w:ilvl="0" w:tentative="0">
+      <w:start w:val="1"/>
+      <w:numFmt w:val="decimal"/>
+      <w:lvlText w:val="%1."/>
       <w:lvlJc w:val="left"/>
       <w:pPr>
         <w:ind w:left="425" w:hanging="425"/>
@@ -6228,31 +5120,34 @@
     </w:lvl>
   </w:abstractNum>
   <w:num w:numId="1">
-    <w:abstractNumId w:val="1"/>
+    <w:abstractNumId w:val="0"/>
   </w:num>
   <w:num w:numId="2">
-    <w:abstractNumId w:val="0"/>
+    <w:abstractNumId w:val="2"/>
   </w:num>
   <w:num w:numId="3">
-    <w:abstractNumId w:val="6"/>
+    <w:abstractNumId w:val="4"/>
   </w:num>
   <w:num w:numId="4">
-    <w:abstractNumId w:val="3"/>
+    <w:abstractNumId w:val="5"/>
   </w:num>
   <w:num w:numId="5">
     <w:abstractNumId w:val="8"/>
   </w:num>
   <w:num w:numId="6">
+    <w:abstractNumId w:val="3"/>
+  </w:num>
+  <w:num w:numId="7">
+    <w:abstractNumId w:val="6"/>
+  </w:num>
+  <w:num w:numId="8">
+    <w:abstractNumId w:val="1"/>
+  </w:num>
+  <w:num w:numId="9">
     <w:abstractNumId w:val="7"/>
   </w:num>
-  <w:num w:numId="7">
-    <w:abstractNumId w:val="5"/>
-  </w:num>
-  <w:num w:numId="8">
-    <w:abstractNumId w:val="2"/>
-  </w:num>
-  <w:num w:numId="9">
-    <w:abstractNumId w:val="4"/>
+  <w:num w:numId="10">
+    <w:abstractNumId w:val="9"/>
   </w:num>
 </w:numbering>
 </file>

--- a/4.质量管理/1.流程制度规范类文件/040104-沟通管理制度.docx
+++ b/4.质量管理/1.流程制度规范类文件/040104-沟通管理制度.docx
@@ -39,7 +39,7 @@
         <w:snapToGrid w:val="0"/>
         <w:textAlignment w:val="baseline"/>
       </w:pPr>
-      <w:bookmarkStart w:id="0" w:name="_Toc9497"/>
+      <w:bookmarkStart w:id="0" w:name="_Toc1293"/>
       <w:r>
         <w:t>沟通管理制度</w:t>
       </w:r>
@@ -63,7 +63,7 @@
         <w:snapToGrid w:val="0"/>
         <w:textAlignment w:val="baseline"/>
       </w:pPr>
-      <w:bookmarkStart w:id="1" w:name="_Toc18905"/>
+      <w:bookmarkStart w:id="1" w:name="_Toc30584"/>
       <w:r>
         <w:t>中达丰集团有限公司</w:t>
       </w:r>
@@ -157,7 +157,7 @@
           <w:szCs w:val="28"/>
         </w:rPr>
       </w:pPr>
-      <w:bookmarkStart w:id="2" w:name="_Toc12307"/>
+      <w:bookmarkStart w:id="2" w:name="_Toc9982"/>
       <w:r>
         <w:rPr>
           <w:rFonts w:ascii="宋体" w:hAnsi="宋体" w:eastAsia="宋体" w:cs="宋体"/>
@@ -1687,7 +1687,7 @@
               <w:rFonts w:hint="eastAsia" w:ascii="Microsoft JhengHei" w:hAnsi="Microsoft JhengHei" w:eastAsia="Microsoft JhengHei" w:cs="Microsoft JhengHei"/>
               <w:szCs w:val="24"/>
             </w:rPr>
-            <w:instrText xml:space="preserve"> HYPERLINK \l _Toc9497 </w:instrText>
+            <w:instrText xml:space="preserve"> HYPERLINK \l _Toc1293 </w:instrText>
           </w:r>
           <w:r>
             <w:rPr>
@@ -1706,7 +1706,7 @@
             <w:fldChar w:fldCharType="begin"/>
           </w:r>
           <w:r>
-            <w:instrText xml:space="preserve"> PAGEREF _Toc9497 \h </w:instrText>
+            <w:instrText xml:space="preserve"> PAGEREF _Toc1293 \h </w:instrText>
           </w:r>
           <w:r>
             <w:fldChar w:fldCharType="separate"/>
@@ -1744,7 +1744,7 @@
               <w:rFonts w:hint="eastAsia" w:ascii="Microsoft JhengHei" w:hAnsi="Microsoft JhengHei" w:eastAsia="Microsoft JhengHei" w:cs="Microsoft JhengHei"/>
               <w:szCs w:val="24"/>
             </w:rPr>
-            <w:instrText xml:space="preserve"> HYPERLINK \l _Toc18905 </w:instrText>
+            <w:instrText xml:space="preserve"> HYPERLINK \l _Toc30584 </w:instrText>
           </w:r>
           <w:r>
             <w:rPr>
@@ -1763,7 +1763,7 @@
             <w:fldChar w:fldCharType="begin"/>
           </w:r>
           <w:r>
-            <w:instrText xml:space="preserve"> PAGEREF _Toc18905 \h </w:instrText>
+            <w:instrText xml:space="preserve"> PAGEREF _Toc30584 \h </w:instrText>
           </w:r>
           <w:r>
             <w:fldChar w:fldCharType="separate"/>
@@ -1801,7 +1801,7 @@
               <w:rFonts w:hint="eastAsia" w:ascii="Microsoft JhengHei" w:hAnsi="Microsoft JhengHei" w:eastAsia="Microsoft JhengHei" w:cs="Microsoft JhengHei"/>
               <w:szCs w:val="24"/>
             </w:rPr>
-            <w:instrText xml:space="preserve"> HYPERLINK \l _Toc12307 </w:instrText>
+            <w:instrText xml:space="preserve"> HYPERLINK \l _Toc9982 </w:instrText>
           </w:r>
           <w:r>
             <w:rPr>
@@ -1825,7 +1825,7 @@
             <w:fldChar w:fldCharType="begin"/>
           </w:r>
           <w:r>
-            <w:instrText xml:space="preserve"> PAGEREF _Toc12307 \h </w:instrText>
+            <w:instrText xml:space="preserve"> PAGEREF _Toc9982 \h </w:instrText>
           </w:r>
           <w:r>
             <w:fldChar w:fldCharType="separate"/>
@@ -1863,7 +1863,7 @@
               <w:rFonts w:hint="eastAsia" w:ascii="Microsoft JhengHei" w:hAnsi="Microsoft JhengHei" w:eastAsia="Microsoft JhengHei" w:cs="Microsoft JhengHei"/>
               <w:szCs w:val="24"/>
             </w:rPr>
-            <w:instrText xml:space="preserve"> HYPERLINK \l _Toc550 </w:instrText>
+            <w:instrText xml:space="preserve"> HYPERLINK \l _Toc25930 </w:instrText>
           </w:r>
           <w:r>
             <w:rPr>
@@ -1888,7 +1888,7 @@
             <w:fldChar w:fldCharType="begin"/>
           </w:r>
           <w:r>
-            <w:instrText xml:space="preserve"> PAGEREF _Toc550 \h </w:instrText>
+            <w:instrText xml:space="preserve"> PAGEREF _Toc25930 \h </w:instrText>
           </w:r>
           <w:r>
             <w:fldChar w:fldCharType="separate"/>
@@ -1926,7 +1926,7 @@
               <w:rFonts w:hint="eastAsia" w:ascii="Microsoft JhengHei" w:hAnsi="Microsoft JhengHei" w:eastAsia="Microsoft JhengHei" w:cs="Microsoft JhengHei"/>
               <w:szCs w:val="24"/>
             </w:rPr>
-            <w:instrText xml:space="preserve"> HYPERLINK \l _Toc14110 </w:instrText>
+            <w:instrText xml:space="preserve"> HYPERLINK \l _Toc24641 </w:instrText>
           </w:r>
           <w:r>
             <w:rPr>
@@ -1951,7 +1951,7 @@
             <w:fldChar w:fldCharType="begin"/>
           </w:r>
           <w:r>
-            <w:instrText xml:space="preserve"> PAGEREF _Toc14110 \h </w:instrText>
+            <w:instrText xml:space="preserve"> PAGEREF _Toc24641 \h </w:instrText>
           </w:r>
           <w:r>
             <w:fldChar w:fldCharType="separate"/>
@@ -1989,7 +1989,7 @@
               <w:rFonts w:hint="eastAsia" w:ascii="Microsoft JhengHei" w:hAnsi="Microsoft JhengHei" w:eastAsia="Microsoft JhengHei" w:cs="Microsoft JhengHei"/>
               <w:szCs w:val="24"/>
             </w:rPr>
-            <w:instrText xml:space="preserve"> HYPERLINK \l _Toc10833 </w:instrText>
+            <w:instrText xml:space="preserve"> HYPERLINK \l _Toc14459 </w:instrText>
           </w:r>
           <w:r>
             <w:rPr>
@@ -2014,7 +2014,7 @@
             <w:fldChar w:fldCharType="begin"/>
           </w:r>
           <w:r>
-            <w:instrText xml:space="preserve"> PAGEREF _Toc10833 \h </w:instrText>
+            <w:instrText xml:space="preserve"> PAGEREF _Toc14459 \h </w:instrText>
           </w:r>
           <w:r>
             <w:fldChar w:fldCharType="separate"/>
@@ -2052,7 +2052,7 @@
               <w:rFonts w:hint="eastAsia" w:ascii="Microsoft JhengHei" w:hAnsi="Microsoft JhengHei" w:eastAsia="Microsoft JhengHei" w:cs="Microsoft JhengHei"/>
               <w:szCs w:val="24"/>
             </w:rPr>
-            <w:instrText xml:space="preserve"> HYPERLINK \l _Toc8019 </w:instrText>
+            <w:instrText xml:space="preserve"> HYPERLINK \l _Toc21598 </w:instrText>
           </w:r>
           <w:r>
             <w:rPr>
@@ -2077,7 +2077,7 @@
             <w:fldChar w:fldCharType="begin"/>
           </w:r>
           <w:r>
-            <w:instrText xml:space="preserve"> PAGEREF _Toc8019 \h </w:instrText>
+            <w:instrText xml:space="preserve"> PAGEREF _Toc21598 \h </w:instrText>
           </w:r>
           <w:r>
             <w:fldChar w:fldCharType="separate"/>
@@ -2115,7 +2115,7 @@
               <w:rFonts w:hint="eastAsia" w:ascii="Microsoft JhengHei" w:hAnsi="Microsoft JhengHei" w:eastAsia="Microsoft JhengHei" w:cs="Microsoft JhengHei"/>
               <w:szCs w:val="24"/>
             </w:rPr>
-            <w:instrText xml:space="preserve"> HYPERLINK \l _Toc1454 </w:instrText>
+            <w:instrText xml:space="preserve"> HYPERLINK \l _Toc21295 </w:instrText>
           </w:r>
           <w:r>
             <w:rPr>
@@ -2140,7 +2140,7 @@
             <w:fldChar w:fldCharType="begin"/>
           </w:r>
           <w:r>
-            <w:instrText xml:space="preserve"> PAGEREF _Toc1454 \h </w:instrText>
+            <w:instrText xml:space="preserve"> PAGEREF _Toc21295 \h </w:instrText>
           </w:r>
           <w:r>
             <w:fldChar w:fldCharType="separate"/>
@@ -2178,7 +2178,7 @@
               <w:rFonts w:hint="eastAsia" w:ascii="Microsoft JhengHei" w:hAnsi="Microsoft JhengHei" w:eastAsia="Microsoft JhengHei" w:cs="Microsoft JhengHei"/>
               <w:szCs w:val="24"/>
             </w:rPr>
-            <w:instrText xml:space="preserve"> HYPERLINK \l _Toc12012 </w:instrText>
+            <w:instrText xml:space="preserve"> HYPERLINK \l _Toc24257 </w:instrText>
           </w:r>
           <w:r>
             <w:rPr>
@@ -2203,7 +2203,7 @@
             <w:fldChar w:fldCharType="begin"/>
           </w:r>
           <w:r>
-            <w:instrText xml:space="preserve"> PAGEREF _Toc12012 \h </w:instrText>
+            <w:instrText xml:space="preserve"> PAGEREF _Toc24257 \h </w:instrText>
           </w:r>
           <w:r>
             <w:fldChar w:fldCharType="separate"/>
@@ -2241,7 +2241,7 @@
               <w:rFonts w:hint="eastAsia" w:ascii="Microsoft JhengHei" w:hAnsi="Microsoft JhengHei" w:eastAsia="Microsoft JhengHei" w:cs="Microsoft JhengHei"/>
               <w:szCs w:val="24"/>
             </w:rPr>
-            <w:instrText xml:space="preserve"> HYPERLINK \l _Toc22774 </w:instrText>
+            <w:instrText xml:space="preserve"> HYPERLINK \l _Toc26030 </w:instrText>
           </w:r>
           <w:r>
             <w:rPr>
@@ -2266,7 +2266,7 @@
             <w:fldChar w:fldCharType="begin"/>
           </w:r>
           <w:r>
-            <w:instrText xml:space="preserve"> PAGEREF _Toc22774 \h </w:instrText>
+            <w:instrText xml:space="preserve"> PAGEREF _Toc26030 \h </w:instrText>
           </w:r>
           <w:r>
             <w:fldChar w:fldCharType="separate"/>
@@ -2304,7 +2304,7 @@
               <w:rFonts w:hint="eastAsia" w:ascii="Microsoft JhengHei" w:hAnsi="Microsoft JhengHei" w:eastAsia="Microsoft JhengHei" w:cs="Microsoft JhengHei"/>
               <w:szCs w:val="24"/>
             </w:rPr>
-            <w:instrText xml:space="preserve"> HYPERLINK \l _Toc31102 </w:instrText>
+            <w:instrText xml:space="preserve"> HYPERLINK \l _Toc20209 </w:instrText>
           </w:r>
           <w:r>
             <w:rPr>
@@ -2329,7 +2329,7 @@
             <w:fldChar w:fldCharType="begin"/>
           </w:r>
           <w:r>
-            <w:instrText xml:space="preserve"> PAGEREF _Toc31102 \h </w:instrText>
+            <w:instrText xml:space="preserve"> PAGEREF _Toc20209 \h </w:instrText>
           </w:r>
           <w:r>
             <w:fldChar w:fldCharType="separate"/>
@@ -2367,7 +2367,7 @@
               <w:rFonts w:hint="eastAsia" w:ascii="Microsoft JhengHei" w:hAnsi="Microsoft JhengHei" w:eastAsia="Microsoft JhengHei" w:cs="Microsoft JhengHei"/>
               <w:szCs w:val="24"/>
             </w:rPr>
-            <w:instrText xml:space="preserve"> HYPERLINK \l _Toc19490 </w:instrText>
+            <w:instrText xml:space="preserve"> HYPERLINK \l _Toc26681 </w:instrText>
           </w:r>
           <w:r>
             <w:rPr>
@@ -2392,7 +2392,7 @@
             <w:fldChar w:fldCharType="begin"/>
           </w:r>
           <w:r>
-            <w:instrText xml:space="preserve"> PAGEREF _Toc19490 \h </w:instrText>
+            <w:instrText xml:space="preserve"> PAGEREF _Toc26681 \h </w:instrText>
           </w:r>
           <w:r>
             <w:fldChar w:fldCharType="separate"/>
@@ -2430,7 +2430,7 @@
               <w:rFonts w:hint="eastAsia" w:ascii="Microsoft JhengHei" w:hAnsi="Microsoft JhengHei" w:eastAsia="Microsoft JhengHei" w:cs="Microsoft JhengHei"/>
               <w:szCs w:val="24"/>
             </w:rPr>
-            <w:instrText xml:space="preserve"> HYPERLINK \l _Toc18158 </w:instrText>
+            <w:instrText xml:space="preserve"> HYPERLINK \l _Toc28569 </w:instrText>
           </w:r>
           <w:r>
             <w:rPr>
@@ -2455,7 +2455,7 @@
             <w:fldChar w:fldCharType="begin"/>
           </w:r>
           <w:r>
-            <w:instrText xml:space="preserve"> PAGEREF _Toc18158 \h </w:instrText>
+            <w:instrText xml:space="preserve"> PAGEREF _Toc28569 \h </w:instrText>
           </w:r>
           <w:r>
             <w:fldChar w:fldCharType="separate"/>
@@ -2493,7 +2493,7 @@
               <w:rFonts w:hint="eastAsia" w:ascii="Microsoft JhengHei" w:hAnsi="Microsoft JhengHei" w:eastAsia="Microsoft JhengHei" w:cs="Microsoft JhengHei"/>
               <w:szCs w:val="24"/>
             </w:rPr>
-            <w:instrText xml:space="preserve"> HYPERLINK \l _Toc4111 </w:instrText>
+            <w:instrText xml:space="preserve"> HYPERLINK \l _Toc10362 </w:instrText>
           </w:r>
           <w:r>
             <w:rPr>
@@ -2518,7 +2518,7 @@
             <w:fldChar w:fldCharType="begin"/>
           </w:r>
           <w:r>
-            <w:instrText xml:space="preserve"> PAGEREF _Toc4111 \h </w:instrText>
+            <w:instrText xml:space="preserve"> PAGEREF _Toc10362 \h </w:instrText>
           </w:r>
           <w:r>
             <w:fldChar w:fldCharType="separate"/>
@@ -2556,7 +2556,7 @@
               <w:rFonts w:hint="eastAsia" w:ascii="Microsoft JhengHei" w:hAnsi="Microsoft JhengHei" w:eastAsia="Microsoft JhengHei" w:cs="Microsoft JhengHei"/>
               <w:szCs w:val="24"/>
             </w:rPr>
-            <w:instrText xml:space="preserve"> HYPERLINK \l _Toc4874 </w:instrText>
+            <w:instrText xml:space="preserve"> HYPERLINK \l _Toc30405 </w:instrText>
           </w:r>
           <w:r>
             <w:rPr>
@@ -2581,7 +2581,7 @@
             <w:fldChar w:fldCharType="begin"/>
           </w:r>
           <w:r>
-            <w:instrText xml:space="preserve"> PAGEREF _Toc4874 \h </w:instrText>
+            <w:instrText xml:space="preserve"> PAGEREF _Toc30405 \h </w:instrText>
           </w:r>
           <w:r>
             <w:fldChar w:fldCharType="separate"/>
@@ -2619,7 +2619,7 @@
               <w:rFonts w:hint="eastAsia" w:ascii="Microsoft JhengHei" w:hAnsi="Microsoft JhengHei" w:eastAsia="Microsoft JhengHei" w:cs="Microsoft JhengHei"/>
               <w:szCs w:val="24"/>
             </w:rPr>
-            <w:instrText xml:space="preserve"> HYPERLINK \l _Toc3631 </w:instrText>
+            <w:instrText xml:space="preserve"> HYPERLINK \l _Toc12107 </w:instrText>
           </w:r>
           <w:r>
             <w:rPr>
@@ -2644,7 +2644,7 @@
             <w:fldChar w:fldCharType="begin"/>
           </w:r>
           <w:r>
-            <w:instrText xml:space="preserve"> PAGEREF _Toc3631 \h </w:instrText>
+            <w:instrText xml:space="preserve"> PAGEREF _Toc12107 \h </w:instrText>
           </w:r>
           <w:r>
             <w:fldChar w:fldCharType="separate"/>
@@ -2682,7 +2682,7 @@
               <w:rFonts w:hint="eastAsia" w:ascii="Microsoft JhengHei" w:hAnsi="Microsoft JhengHei" w:eastAsia="Microsoft JhengHei" w:cs="Microsoft JhengHei"/>
               <w:szCs w:val="24"/>
             </w:rPr>
-            <w:instrText xml:space="preserve"> HYPERLINK \l _Toc29423 </w:instrText>
+            <w:instrText xml:space="preserve"> HYPERLINK \l _Toc12535 </w:instrText>
           </w:r>
           <w:r>
             <w:rPr>
@@ -2707,7 +2707,7 @@
             <w:fldChar w:fldCharType="begin"/>
           </w:r>
           <w:r>
-            <w:instrText xml:space="preserve"> PAGEREF _Toc29423 \h </w:instrText>
+            <w:instrText xml:space="preserve"> PAGEREF _Toc12535 \h </w:instrText>
           </w:r>
           <w:r>
             <w:fldChar w:fldCharType="separate"/>
@@ -2745,7 +2745,7 @@
               <w:rFonts w:hint="eastAsia" w:ascii="Microsoft JhengHei" w:hAnsi="Microsoft JhengHei" w:eastAsia="Microsoft JhengHei" w:cs="Microsoft JhengHei"/>
               <w:szCs w:val="24"/>
             </w:rPr>
-            <w:instrText xml:space="preserve"> HYPERLINK \l _Toc23253 </w:instrText>
+            <w:instrText xml:space="preserve"> HYPERLINK \l _Toc10734 </w:instrText>
           </w:r>
           <w:r>
             <w:rPr>
@@ -2770,7 +2770,7 @@
             <w:fldChar w:fldCharType="begin"/>
           </w:r>
           <w:r>
-            <w:instrText xml:space="preserve"> PAGEREF _Toc23253 \h </w:instrText>
+            <w:instrText xml:space="preserve"> PAGEREF _Toc10734 \h </w:instrText>
           </w:r>
           <w:r>
             <w:fldChar w:fldCharType="separate"/>
@@ -2808,7 +2808,7 @@
               <w:rFonts w:hint="eastAsia" w:ascii="Microsoft JhengHei" w:hAnsi="Microsoft JhengHei" w:eastAsia="Microsoft JhengHei" w:cs="Microsoft JhengHei"/>
               <w:szCs w:val="24"/>
             </w:rPr>
-            <w:instrText xml:space="preserve"> HYPERLINK \l _Toc22180 </w:instrText>
+            <w:instrText xml:space="preserve"> HYPERLINK \l _Toc1541 </w:instrText>
           </w:r>
           <w:r>
             <w:rPr>
@@ -2833,7 +2833,7 @@
             <w:fldChar w:fldCharType="begin"/>
           </w:r>
           <w:r>
-            <w:instrText xml:space="preserve"> PAGEREF _Toc22180 \h </w:instrText>
+            <w:instrText xml:space="preserve"> PAGEREF _Toc1541 \h </w:instrText>
           </w:r>
           <w:r>
             <w:fldChar w:fldCharType="separate"/>
@@ -2871,7 +2871,7 @@
               <w:rFonts w:hint="eastAsia" w:ascii="Microsoft JhengHei" w:hAnsi="Microsoft JhengHei" w:eastAsia="Microsoft JhengHei" w:cs="Microsoft JhengHei"/>
               <w:szCs w:val="24"/>
             </w:rPr>
-            <w:instrText xml:space="preserve"> HYPERLINK \l _Toc9955 </w:instrText>
+            <w:instrText xml:space="preserve"> HYPERLINK \l _Toc6649 </w:instrText>
           </w:r>
           <w:r>
             <w:rPr>
@@ -2896,7 +2896,7 @@
             <w:fldChar w:fldCharType="begin"/>
           </w:r>
           <w:r>
-            <w:instrText xml:space="preserve"> PAGEREF _Toc9955 \h </w:instrText>
+            <w:instrText xml:space="preserve"> PAGEREF _Toc6649 \h </w:instrText>
           </w:r>
           <w:r>
             <w:fldChar w:fldCharType="separate"/>
@@ -3003,7 +3003,7 @@
         <w:snapToGrid w:val="0"/>
         <w:textAlignment w:val="baseline"/>
       </w:pPr>
-      <w:bookmarkStart w:id="3" w:name="_Toc550"/>
+      <w:bookmarkStart w:id="3" w:name="_Toc25930"/>
       <w:r>
         <w:t>目的</w:t>
       </w:r>
@@ -3036,7 +3036,7 @@
         <w:snapToGrid w:val="0"/>
         <w:textAlignment w:val="baseline"/>
       </w:pPr>
-      <w:bookmarkStart w:id="4" w:name="_Toc14110"/>
+      <w:bookmarkStart w:id="4" w:name="_Toc24641"/>
       <w:r>
         <w:t>适用范围</w:t>
       </w:r>
@@ -3069,7 +3069,7 @@
         <w:snapToGrid w:val="0"/>
         <w:textAlignment w:val="baseline"/>
       </w:pPr>
-      <w:bookmarkStart w:id="5" w:name="_Toc10833"/>
+      <w:bookmarkStart w:id="5" w:name="_Toc14459"/>
       <w:r>
         <w:t>引用文件</w:t>
       </w:r>
@@ -3162,7 +3162,7 @@
         <w:snapToGrid w:val="0"/>
         <w:textAlignment w:val="baseline"/>
       </w:pPr>
-      <w:bookmarkStart w:id="6" w:name="_Toc8019"/>
+      <w:bookmarkStart w:id="6" w:name="_Toc21598"/>
       <w:r>
         <w:t>术语与定义</w:t>
       </w:r>
@@ -3195,7 +3195,7 @@
         <w:snapToGrid w:val="0"/>
         <w:textAlignment w:val="baseline"/>
       </w:pPr>
-      <w:bookmarkStart w:id="7" w:name="_Toc1454"/>
+      <w:bookmarkStart w:id="7" w:name="_Toc21295"/>
       <w:r>
         <w:t>角色与职责</w:t>
       </w:r>
@@ -3831,7 +3831,7 @@
         <w:snapToGrid w:val="0"/>
         <w:textAlignment w:val="baseline"/>
       </w:pPr>
-      <w:bookmarkStart w:id="8" w:name="_Toc12012"/>
+      <w:bookmarkStart w:id="8" w:name="_Toc24257"/>
       <w:r>
         <w:t>内部信息沟通类别</w:t>
       </w:r>
@@ -3857,7 +3857,7 @@
       </w:pPr>
       <w:bookmarkStart w:id="9" w:name="bookmark19"/>
       <w:bookmarkEnd w:id="9"/>
-      <w:bookmarkStart w:id="10" w:name="_Toc22774"/>
+      <w:bookmarkStart w:id="10" w:name="_Toc26030"/>
       <w:r>
         <w:t>内部信息沟通类别</w:t>
       </w:r>
@@ -3964,7 +3964,7 @@
         <w:snapToGrid w:val="0"/>
         <w:textAlignment w:val="baseline"/>
       </w:pPr>
-      <w:bookmarkStart w:id="11" w:name="_Toc31102"/>
+      <w:bookmarkStart w:id="11" w:name="_Toc20209"/>
       <w:r>
         <w:t>内部信息沟通管理部门</w:t>
       </w:r>
@@ -4002,7 +4002,7 @@
         <w:snapToGrid w:val="0"/>
         <w:textAlignment w:val="baseline"/>
       </w:pPr>
-      <w:bookmarkStart w:id="12" w:name="_Toc19490"/>
+      <w:bookmarkStart w:id="12" w:name="_Toc26681"/>
       <w:r>
         <w:t>内部信息沟通工作要求</w:t>
       </w:r>
@@ -4026,7 +4026,7 @@
         <w:snapToGrid w:val="0"/>
         <w:textAlignment w:val="baseline"/>
       </w:pPr>
-      <w:bookmarkStart w:id="13" w:name="_Toc18158"/>
+      <w:bookmarkStart w:id="13" w:name="_Toc28569"/>
       <w:r>
         <w:t>文书类信息沟通</w:t>
       </w:r>
@@ -4100,7 +4100,7 @@
         <w:snapToGrid w:val="0"/>
         <w:textAlignment w:val="baseline"/>
       </w:pPr>
-      <w:bookmarkStart w:id="14" w:name="_Toc4111"/>
+      <w:bookmarkStart w:id="14" w:name="_Toc10362"/>
       <w:r>
         <w:t>会议沟通</w:t>
       </w:r>
@@ -4185,7 +4185,7 @@
         <w:snapToGrid w:val="0"/>
         <w:textAlignment w:val="baseline"/>
       </w:pPr>
-      <w:bookmarkStart w:id="15" w:name="_Toc4874"/>
+      <w:bookmarkStart w:id="15" w:name="_Toc30405"/>
       <w:r>
         <w:t>网络信息沟通</w:t>
       </w:r>
@@ -4268,7 +4268,7 @@
       </w:pPr>
       <w:bookmarkStart w:id="16" w:name="bookmark1"/>
       <w:bookmarkEnd w:id="16"/>
-      <w:bookmarkStart w:id="17" w:name="_Toc3631"/>
+      <w:bookmarkStart w:id="17" w:name="_Toc12107"/>
       <w:r>
         <w:t>其它类沟通</w:t>
       </w:r>
@@ -4362,7 +4362,7 @@
         <w:snapToGrid w:val="0"/>
         <w:textAlignment w:val="baseline"/>
       </w:pPr>
-      <w:bookmarkStart w:id="18" w:name="_Toc29423"/>
+      <w:bookmarkStart w:id="18" w:name="_Toc12535"/>
       <w:r>
         <w:t>越级沟通</w:t>
       </w:r>
@@ -4554,7 +4554,7 @@
         <w:snapToGrid w:val="0"/>
         <w:textAlignment w:val="baseline"/>
       </w:pPr>
-      <w:bookmarkStart w:id="19" w:name="_Toc23253"/>
+      <w:bookmarkStart w:id="19" w:name="_Toc10734"/>
       <w:r>
         <w:t>制度的监督执行</w:t>
       </w:r>
@@ -4592,7 +4592,7 @@
         <w:snapToGrid w:val="0"/>
         <w:textAlignment w:val="baseline"/>
       </w:pPr>
-      <w:bookmarkStart w:id="20" w:name="_Toc22180"/>
+      <w:bookmarkStart w:id="20" w:name="_Toc1541"/>
       <w:r>
         <w:t>对外沟通</w:t>
       </w:r>
@@ -4700,7 +4700,7 @@
         <w:snapToGrid w:val="0"/>
         <w:textAlignment w:val="baseline"/>
       </w:pPr>
-      <w:bookmarkStart w:id="21" w:name="_Toc9955"/>
+      <w:bookmarkStart w:id="21" w:name="_Toc6649"/>
       <w:r>
         <w:t>附则</w:t>
       </w:r>

--- a/4.质量管理/1.流程制度规范类文件/040104-沟通管理制度.docx
+++ b/4.质量管理/1.流程制度规范类文件/040104-沟通管理制度.docx
@@ -39,7 +39,7 @@
         <w:snapToGrid w:val="0"/>
         <w:textAlignment w:val="baseline"/>
       </w:pPr>
-      <w:bookmarkStart w:id="0" w:name="_Toc1293"/>
+      <w:bookmarkStart w:id="0" w:name="_Toc22106"/>
       <w:r>
         <w:t>沟通管理制度</w:t>
       </w:r>
@@ -63,7 +63,7 @@
         <w:snapToGrid w:val="0"/>
         <w:textAlignment w:val="baseline"/>
       </w:pPr>
-      <w:bookmarkStart w:id="1" w:name="_Toc30584"/>
+      <w:bookmarkStart w:id="1" w:name="_Toc32326"/>
       <w:r>
         <w:t>中达丰集团有限公司</w:t>
       </w:r>
@@ -157,7 +157,7 @@
           <w:szCs w:val="28"/>
         </w:rPr>
       </w:pPr>
-      <w:bookmarkStart w:id="2" w:name="_Toc9982"/>
+      <w:bookmarkStart w:id="2" w:name="_Toc5897"/>
       <w:r>
         <w:rPr>
           <w:rFonts w:ascii="宋体" w:hAnsi="宋体" w:eastAsia="宋体" w:cs="宋体"/>
@@ -1687,7 +1687,7 @@
               <w:rFonts w:hint="eastAsia" w:ascii="Microsoft JhengHei" w:hAnsi="Microsoft JhengHei" w:eastAsia="Microsoft JhengHei" w:cs="Microsoft JhengHei"/>
               <w:szCs w:val="24"/>
             </w:rPr>
-            <w:instrText xml:space="preserve"> HYPERLINK \l _Toc1293 </w:instrText>
+            <w:instrText xml:space="preserve"> HYPERLINK \l _Toc22106 </w:instrText>
           </w:r>
           <w:r>
             <w:rPr>
@@ -1706,7 +1706,7 @@
             <w:fldChar w:fldCharType="begin"/>
           </w:r>
           <w:r>
-            <w:instrText xml:space="preserve"> PAGEREF _Toc1293 \h </w:instrText>
+            <w:instrText xml:space="preserve"> PAGEREF _Toc22106 \h </w:instrText>
           </w:r>
           <w:r>
             <w:fldChar w:fldCharType="separate"/>
@@ -1744,7 +1744,7 @@
               <w:rFonts w:hint="eastAsia" w:ascii="Microsoft JhengHei" w:hAnsi="Microsoft JhengHei" w:eastAsia="Microsoft JhengHei" w:cs="Microsoft JhengHei"/>
               <w:szCs w:val="24"/>
             </w:rPr>
-            <w:instrText xml:space="preserve"> HYPERLINK \l _Toc30584 </w:instrText>
+            <w:instrText xml:space="preserve"> HYPERLINK \l _Toc32326 </w:instrText>
           </w:r>
           <w:r>
             <w:rPr>
@@ -1763,7 +1763,7 @@
             <w:fldChar w:fldCharType="begin"/>
           </w:r>
           <w:r>
-            <w:instrText xml:space="preserve"> PAGEREF _Toc30584 \h </w:instrText>
+            <w:instrText xml:space="preserve"> PAGEREF _Toc32326 \h </w:instrText>
           </w:r>
           <w:r>
             <w:fldChar w:fldCharType="separate"/>
@@ -1801,7 +1801,7 @@
               <w:rFonts w:hint="eastAsia" w:ascii="Microsoft JhengHei" w:hAnsi="Microsoft JhengHei" w:eastAsia="Microsoft JhengHei" w:cs="Microsoft JhengHei"/>
               <w:szCs w:val="24"/>
             </w:rPr>
-            <w:instrText xml:space="preserve"> HYPERLINK \l _Toc9982 </w:instrText>
+            <w:instrText xml:space="preserve"> HYPERLINK \l _Toc5897 </w:instrText>
           </w:r>
           <w:r>
             <w:rPr>
@@ -1825,7 +1825,7 @@
             <w:fldChar w:fldCharType="begin"/>
           </w:r>
           <w:r>
-            <w:instrText xml:space="preserve"> PAGEREF _Toc9982 \h </w:instrText>
+            <w:instrText xml:space="preserve"> PAGEREF _Toc5897 \h </w:instrText>
           </w:r>
           <w:r>
             <w:fldChar w:fldCharType="separate"/>
@@ -1863,7 +1863,7 @@
               <w:rFonts w:hint="eastAsia" w:ascii="Microsoft JhengHei" w:hAnsi="Microsoft JhengHei" w:eastAsia="Microsoft JhengHei" w:cs="Microsoft JhengHei"/>
               <w:szCs w:val="24"/>
             </w:rPr>
-            <w:instrText xml:space="preserve"> HYPERLINK \l _Toc25930 </w:instrText>
+            <w:instrText xml:space="preserve"> HYPERLINK \l _Toc27164 </w:instrText>
           </w:r>
           <w:r>
             <w:rPr>
@@ -1888,7 +1888,7 @@
             <w:fldChar w:fldCharType="begin"/>
           </w:r>
           <w:r>
-            <w:instrText xml:space="preserve"> PAGEREF _Toc25930 \h </w:instrText>
+            <w:instrText xml:space="preserve"> PAGEREF _Toc27164 \h </w:instrText>
           </w:r>
           <w:r>
             <w:fldChar w:fldCharType="separate"/>
@@ -1926,7 +1926,7 @@
               <w:rFonts w:hint="eastAsia" w:ascii="Microsoft JhengHei" w:hAnsi="Microsoft JhengHei" w:eastAsia="Microsoft JhengHei" w:cs="Microsoft JhengHei"/>
               <w:szCs w:val="24"/>
             </w:rPr>
-            <w:instrText xml:space="preserve"> HYPERLINK \l _Toc24641 </w:instrText>
+            <w:instrText xml:space="preserve"> HYPERLINK \l _Toc27649 </w:instrText>
           </w:r>
           <w:r>
             <w:rPr>
@@ -1951,7 +1951,7 @@
             <w:fldChar w:fldCharType="begin"/>
           </w:r>
           <w:r>
-            <w:instrText xml:space="preserve"> PAGEREF _Toc24641 \h </w:instrText>
+            <w:instrText xml:space="preserve"> PAGEREF _Toc27649 \h </w:instrText>
           </w:r>
           <w:r>
             <w:fldChar w:fldCharType="separate"/>
@@ -1989,7 +1989,7 @@
               <w:rFonts w:hint="eastAsia" w:ascii="Microsoft JhengHei" w:hAnsi="Microsoft JhengHei" w:eastAsia="Microsoft JhengHei" w:cs="Microsoft JhengHei"/>
               <w:szCs w:val="24"/>
             </w:rPr>
-            <w:instrText xml:space="preserve"> HYPERLINK \l _Toc14459 </w:instrText>
+            <w:instrText xml:space="preserve"> HYPERLINK \l _Toc15204 </w:instrText>
           </w:r>
           <w:r>
             <w:rPr>
@@ -2014,7 +2014,7 @@
             <w:fldChar w:fldCharType="begin"/>
           </w:r>
           <w:r>
-            <w:instrText xml:space="preserve"> PAGEREF _Toc14459 \h </w:instrText>
+            <w:instrText xml:space="preserve"> PAGEREF _Toc15204 \h </w:instrText>
           </w:r>
           <w:r>
             <w:fldChar w:fldCharType="separate"/>
@@ -2052,7 +2052,7 @@
               <w:rFonts w:hint="eastAsia" w:ascii="Microsoft JhengHei" w:hAnsi="Microsoft JhengHei" w:eastAsia="Microsoft JhengHei" w:cs="Microsoft JhengHei"/>
               <w:szCs w:val="24"/>
             </w:rPr>
-            <w:instrText xml:space="preserve"> HYPERLINK \l _Toc21598 </w:instrText>
+            <w:instrText xml:space="preserve"> HYPERLINK \l _Toc15025 </w:instrText>
           </w:r>
           <w:r>
             <w:rPr>
@@ -2077,7 +2077,7 @@
             <w:fldChar w:fldCharType="begin"/>
           </w:r>
           <w:r>
-            <w:instrText xml:space="preserve"> PAGEREF _Toc21598 \h </w:instrText>
+            <w:instrText xml:space="preserve"> PAGEREF _Toc15025 \h </w:instrText>
           </w:r>
           <w:r>
             <w:fldChar w:fldCharType="separate"/>
@@ -2115,7 +2115,7 @@
               <w:rFonts w:hint="eastAsia" w:ascii="Microsoft JhengHei" w:hAnsi="Microsoft JhengHei" w:eastAsia="Microsoft JhengHei" w:cs="Microsoft JhengHei"/>
               <w:szCs w:val="24"/>
             </w:rPr>
-            <w:instrText xml:space="preserve"> HYPERLINK \l _Toc21295 </w:instrText>
+            <w:instrText xml:space="preserve"> HYPERLINK \l _Toc28250 </w:instrText>
           </w:r>
           <w:r>
             <w:rPr>
@@ -2140,7 +2140,7 @@
             <w:fldChar w:fldCharType="begin"/>
           </w:r>
           <w:r>
-            <w:instrText xml:space="preserve"> PAGEREF _Toc21295 \h </w:instrText>
+            <w:instrText xml:space="preserve"> PAGEREF _Toc28250 \h </w:instrText>
           </w:r>
           <w:r>
             <w:fldChar w:fldCharType="separate"/>
@@ -2178,7 +2178,7 @@
               <w:rFonts w:hint="eastAsia" w:ascii="Microsoft JhengHei" w:hAnsi="Microsoft JhengHei" w:eastAsia="Microsoft JhengHei" w:cs="Microsoft JhengHei"/>
               <w:szCs w:val="24"/>
             </w:rPr>
-            <w:instrText xml:space="preserve"> HYPERLINK \l _Toc24257 </w:instrText>
+            <w:instrText xml:space="preserve"> HYPERLINK \l _Toc4323 </w:instrText>
           </w:r>
           <w:r>
             <w:rPr>
@@ -2203,7 +2203,7 @@
             <w:fldChar w:fldCharType="begin"/>
           </w:r>
           <w:r>
-            <w:instrText xml:space="preserve"> PAGEREF _Toc24257 \h </w:instrText>
+            <w:instrText xml:space="preserve"> PAGEREF _Toc4323 \h </w:instrText>
           </w:r>
           <w:r>
             <w:fldChar w:fldCharType="separate"/>
@@ -2241,7 +2241,7 @@
               <w:rFonts w:hint="eastAsia" w:ascii="Microsoft JhengHei" w:hAnsi="Microsoft JhengHei" w:eastAsia="Microsoft JhengHei" w:cs="Microsoft JhengHei"/>
               <w:szCs w:val="24"/>
             </w:rPr>
-            <w:instrText xml:space="preserve"> HYPERLINK \l _Toc26030 </w:instrText>
+            <w:instrText xml:space="preserve"> HYPERLINK \l _Toc14894 </w:instrText>
           </w:r>
           <w:r>
             <w:rPr>
@@ -2266,7 +2266,7 @@
             <w:fldChar w:fldCharType="begin"/>
           </w:r>
           <w:r>
-            <w:instrText xml:space="preserve"> PAGEREF _Toc26030 \h </w:instrText>
+            <w:instrText xml:space="preserve"> PAGEREF _Toc14894 \h </w:instrText>
           </w:r>
           <w:r>
             <w:fldChar w:fldCharType="separate"/>
@@ -2304,7 +2304,7 @@
               <w:rFonts w:hint="eastAsia" w:ascii="Microsoft JhengHei" w:hAnsi="Microsoft JhengHei" w:eastAsia="Microsoft JhengHei" w:cs="Microsoft JhengHei"/>
               <w:szCs w:val="24"/>
             </w:rPr>
-            <w:instrText xml:space="preserve"> HYPERLINK \l _Toc20209 </w:instrText>
+            <w:instrText xml:space="preserve"> HYPERLINK \l _Toc28493 </w:instrText>
           </w:r>
           <w:r>
             <w:rPr>
@@ -2329,7 +2329,7 @@
             <w:fldChar w:fldCharType="begin"/>
           </w:r>
           <w:r>
-            <w:instrText xml:space="preserve"> PAGEREF _Toc20209 \h </w:instrText>
+            <w:instrText xml:space="preserve"> PAGEREF _Toc28493 \h </w:instrText>
           </w:r>
           <w:r>
             <w:fldChar w:fldCharType="separate"/>
@@ -2367,7 +2367,7 @@
               <w:rFonts w:hint="eastAsia" w:ascii="Microsoft JhengHei" w:hAnsi="Microsoft JhengHei" w:eastAsia="Microsoft JhengHei" w:cs="Microsoft JhengHei"/>
               <w:szCs w:val="24"/>
             </w:rPr>
-            <w:instrText xml:space="preserve"> HYPERLINK \l _Toc26681 </w:instrText>
+            <w:instrText xml:space="preserve"> HYPERLINK \l _Toc20957 </w:instrText>
           </w:r>
           <w:r>
             <w:rPr>
@@ -2392,7 +2392,7 @@
             <w:fldChar w:fldCharType="begin"/>
           </w:r>
           <w:r>
-            <w:instrText xml:space="preserve"> PAGEREF _Toc26681 \h </w:instrText>
+            <w:instrText xml:space="preserve"> PAGEREF _Toc20957 \h </w:instrText>
           </w:r>
           <w:r>
             <w:fldChar w:fldCharType="separate"/>
@@ -2430,7 +2430,7 @@
               <w:rFonts w:hint="eastAsia" w:ascii="Microsoft JhengHei" w:hAnsi="Microsoft JhengHei" w:eastAsia="Microsoft JhengHei" w:cs="Microsoft JhengHei"/>
               <w:szCs w:val="24"/>
             </w:rPr>
-            <w:instrText xml:space="preserve"> HYPERLINK \l _Toc28569 </w:instrText>
+            <w:instrText xml:space="preserve"> HYPERLINK \l _Toc9619 </w:instrText>
           </w:r>
           <w:r>
             <w:rPr>
@@ -2455,7 +2455,7 @@
             <w:fldChar w:fldCharType="begin"/>
           </w:r>
           <w:r>
-            <w:instrText xml:space="preserve"> PAGEREF _Toc28569 \h </w:instrText>
+            <w:instrText xml:space="preserve"> PAGEREF _Toc9619 \h </w:instrText>
           </w:r>
           <w:r>
             <w:fldChar w:fldCharType="separate"/>
@@ -2493,7 +2493,7 @@
               <w:rFonts w:hint="eastAsia" w:ascii="Microsoft JhengHei" w:hAnsi="Microsoft JhengHei" w:eastAsia="Microsoft JhengHei" w:cs="Microsoft JhengHei"/>
               <w:szCs w:val="24"/>
             </w:rPr>
-            <w:instrText xml:space="preserve"> HYPERLINK \l _Toc10362 </w:instrText>
+            <w:instrText xml:space="preserve"> HYPERLINK \l _Toc29876 </w:instrText>
           </w:r>
           <w:r>
             <w:rPr>
@@ -2518,7 +2518,7 @@
             <w:fldChar w:fldCharType="begin"/>
           </w:r>
           <w:r>
-            <w:instrText xml:space="preserve"> PAGEREF _Toc10362 \h </w:instrText>
+            <w:instrText xml:space="preserve"> PAGEREF _Toc29876 \h </w:instrText>
           </w:r>
           <w:r>
             <w:fldChar w:fldCharType="separate"/>
@@ -2556,7 +2556,7 @@
               <w:rFonts w:hint="eastAsia" w:ascii="Microsoft JhengHei" w:hAnsi="Microsoft JhengHei" w:eastAsia="Microsoft JhengHei" w:cs="Microsoft JhengHei"/>
               <w:szCs w:val="24"/>
             </w:rPr>
-            <w:instrText xml:space="preserve"> HYPERLINK \l _Toc30405 </w:instrText>
+            <w:instrText xml:space="preserve"> HYPERLINK \l _Toc13112 </w:instrText>
           </w:r>
           <w:r>
             <w:rPr>
@@ -2581,7 +2581,7 @@
             <w:fldChar w:fldCharType="begin"/>
           </w:r>
           <w:r>
-            <w:instrText xml:space="preserve"> PAGEREF _Toc30405 \h </w:instrText>
+            <w:instrText xml:space="preserve"> PAGEREF _Toc13112 \h </w:instrText>
           </w:r>
           <w:r>
             <w:fldChar w:fldCharType="separate"/>
@@ -2619,7 +2619,7 @@
               <w:rFonts w:hint="eastAsia" w:ascii="Microsoft JhengHei" w:hAnsi="Microsoft JhengHei" w:eastAsia="Microsoft JhengHei" w:cs="Microsoft JhengHei"/>
               <w:szCs w:val="24"/>
             </w:rPr>
-            <w:instrText xml:space="preserve"> HYPERLINK \l _Toc12107 </w:instrText>
+            <w:instrText xml:space="preserve"> HYPERLINK \l _Toc5093 </w:instrText>
           </w:r>
           <w:r>
             <w:rPr>
@@ -2644,7 +2644,7 @@
             <w:fldChar w:fldCharType="begin"/>
           </w:r>
           <w:r>
-            <w:instrText xml:space="preserve"> PAGEREF _Toc12107 \h </w:instrText>
+            <w:instrText xml:space="preserve"> PAGEREF _Toc5093 \h </w:instrText>
           </w:r>
           <w:r>
             <w:fldChar w:fldCharType="separate"/>
@@ -2682,7 +2682,7 @@
               <w:rFonts w:hint="eastAsia" w:ascii="Microsoft JhengHei" w:hAnsi="Microsoft JhengHei" w:eastAsia="Microsoft JhengHei" w:cs="Microsoft JhengHei"/>
               <w:szCs w:val="24"/>
             </w:rPr>
-            <w:instrText xml:space="preserve"> HYPERLINK \l _Toc12535 </w:instrText>
+            <w:instrText xml:space="preserve"> HYPERLINK \l _Toc32094 </w:instrText>
           </w:r>
           <w:r>
             <w:rPr>
@@ -2707,7 +2707,7 @@
             <w:fldChar w:fldCharType="begin"/>
           </w:r>
           <w:r>
-            <w:instrText xml:space="preserve"> PAGEREF _Toc12535 \h </w:instrText>
+            <w:instrText xml:space="preserve"> PAGEREF _Toc32094 \h </w:instrText>
           </w:r>
           <w:r>
             <w:fldChar w:fldCharType="separate"/>
@@ -2745,7 +2745,7 @@
               <w:rFonts w:hint="eastAsia" w:ascii="Microsoft JhengHei" w:hAnsi="Microsoft JhengHei" w:eastAsia="Microsoft JhengHei" w:cs="Microsoft JhengHei"/>
               <w:szCs w:val="24"/>
             </w:rPr>
-            <w:instrText xml:space="preserve"> HYPERLINK \l _Toc10734 </w:instrText>
+            <w:instrText xml:space="preserve"> HYPERLINK \l _Toc15840 </w:instrText>
           </w:r>
           <w:r>
             <w:rPr>
@@ -2770,7 +2770,7 @@
             <w:fldChar w:fldCharType="begin"/>
           </w:r>
           <w:r>
-            <w:instrText xml:space="preserve"> PAGEREF _Toc10734 \h </w:instrText>
+            <w:instrText xml:space="preserve"> PAGEREF _Toc15840 \h </w:instrText>
           </w:r>
           <w:r>
             <w:fldChar w:fldCharType="separate"/>
@@ -2808,7 +2808,7 @@
               <w:rFonts w:hint="eastAsia" w:ascii="Microsoft JhengHei" w:hAnsi="Microsoft JhengHei" w:eastAsia="Microsoft JhengHei" w:cs="Microsoft JhengHei"/>
               <w:szCs w:val="24"/>
             </w:rPr>
-            <w:instrText xml:space="preserve"> HYPERLINK \l _Toc1541 </w:instrText>
+            <w:instrText xml:space="preserve"> HYPERLINK \l _Toc26438 </w:instrText>
           </w:r>
           <w:r>
             <w:rPr>
@@ -2833,7 +2833,7 @@
             <w:fldChar w:fldCharType="begin"/>
           </w:r>
           <w:r>
-            <w:instrText xml:space="preserve"> PAGEREF _Toc1541 \h </w:instrText>
+            <w:instrText xml:space="preserve"> PAGEREF _Toc26438 \h </w:instrText>
           </w:r>
           <w:r>
             <w:fldChar w:fldCharType="separate"/>
@@ -2871,7 +2871,7 @@
               <w:rFonts w:hint="eastAsia" w:ascii="Microsoft JhengHei" w:hAnsi="Microsoft JhengHei" w:eastAsia="Microsoft JhengHei" w:cs="Microsoft JhengHei"/>
               <w:szCs w:val="24"/>
             </w:rPr>
-            <w:instrText xml:space="preserve"> HYPERLINK \l _Toc6649 </w:instrText>
+            <w:instrText xml:space="preserve"> HYPERLINK \l _Toc17734 </w:instrText>
           </w:r>
           <w:r>
             <w:rPr>
@@ -2896,7 +2896,7 @@
             <w:fldChar w:fldCharType="begin"/>
           </w:r>
           <w:r>
-            <w:instrText xml:space="preserve"> PAGEREF _Toc6649 \h </w:instrText>
+            <w:instrText xml:space="preserve"> PAGEREF _Toc17734 \h </w:instrText>
           </w:r>
           <w:r>
             <w:fldChar w:fldCharType="separate"/>
@@ -3003,7 +3003,7 @@
         <w:snapToGrid w:val="0"/>
         <w:textAlignment w:val="baseline"/>
       </w:pPr>
-      <w:bookmarkStart w:id="3" w:name="_Toc25930"/>
+      <w:bookmarkStart w:id="3" w:name="_Toc27164"/>
       <w:r>
         <w:t>目的</w:t>
       </w:r>
@@ -3036,7 +3036,7 @@
         <w:snapToGrid w:val="0"/>
         <w:textAlignment w:val="baseline"/>
       </w:pPr>
-      <w:bookmarkStart w:id="4" w:name="_Toc24641"/>
+      <w:bookmarkStart w:id="4" w:name="_Toc27649"/>
       <w:r>
         <w:t>适用范围</w:t>
       </w:r>
@@ -3069,7 +3069,7 @@
         <w:snapToGrid w:val="0"/>
         <w:textAlignment w:val="baseline"/>
       </w:pPr>
-      <w:bookmarkStart w:id="5" w:name="_Toc14459"/>
+      <w:bookmarkStart w:id="5" w:name="_Toc15204"/>
       <w:r>
         <w:t>引用文件</w:t>
       </w:r>
@@ -3162,7 +3162,7 @@
         <w:snapToGrid w:val="0"/>
         <w:textAlignment w:val="baseline"/>
       </w:pPr>
-      <w:bookmarkStart w:id="6" w:name="_Toc21598"/>
+      <w:bookmarkStart w:id="6" w:name="_Toc15025"/>
       <w:r>
         <w:t>术语与定义</w:t>
       </w:r>
@@ -3195,7 +3195,7 @@
         <w:snapToGrid w:val="0"/>
         <w:textAlignment w:val="baseline"/>
       </w:pPr>
-      <w:bookmarkStart w:id="7" w:name="_Toc21295"/>
+      <w:bookmarkStart w:id="7" w:name="_Toc28250"/>
       <w:r>
         <w:t>角色与职责</w:t>
       </w:r>
@@ -3831,7 +3831,7 @@
         <w:snapToGrid w:val="0"/>
         <w:textAlignment w:val="baseline"/>
       </w:pPr>
-      <w:bookmarkStart w:id="8" w:name="_Toc24257"/>
+      <w:bookmarkStart w:id="8" w:name="_Toc4323"/>
       <w:r>
         <w:t>内部信息沟通类别</w:t>
       </w:r>
@@ -3857,7 +3857,7 @@
       </w:pPr>
       <w:bookmarkStart w:id="9" w:name="bookmark19"/>
       <w:bookmarkEnd w:id="9"/>
-      <w:bookmarkStart w:id="10" w:name="_Toc26030"/>
+      <w:bookmarkStart w:id="10" w:name="_Toc14894"/>
       <w:r>
         <w:t>内部信息沟通类别</w:t>
       </w:r>
@@ -3964,7 +3964,7 @@
         <w:snapToGrid w:val="0"/>
         <w:textAlignment w:val="baseline"/>
       </w:pPr>
-      <w:bookmarkStart w:id="11" w:name="_Toc20209"/>
+      <w:bookmarkStart w:id="11" w:name="_Toc28493"/>
       <w:r>
         <w:t>内部信息沟通管理部门</w:t>
       </w:r>
@@ -4002,7 +4002,7 @@
         <w:snapToGrid w:val="0"/>
         <w:textAlignment w:val="baseline"/>
       </w:pPr>
-      <w:bookmarkStart w:id="12" w:name="_Toc26681"/>
+      <w:bookmarkStart w:id="12" w:name="_Toc20957"/>
       <w:r>
         <w:t>内部信息沟通工作要求</w:t>
       </w:r>
@@ -4026,7 +4026,7 @@
         <w:snapToGrid w:val="0"/>
         <w:textAlignment w:val="baseline"/>
       </w:pPr>
-      <w:bookmarkStart w:id="13" w:name="_Toc28569"/>
+      <w:bookmarkStart w:id="13" w:name="_Toc9619"/>
       <w:r>
         <w:t>文书类信息沟通</w:t>
       </w:r>
@@ -4100,7 +4100,7 @@
         <w:snapToGrid w:val="0"/>
         <w:textAlignment w:val="baseline"/>
       </w:pPr>
-      <w:bookmarkStart w:id="14" w:name="_Toc10362"/>
+      <w:bookmarkStart w:id="14" w:name="_Toc29876"/>
       <w:r>
         <w:t>会议沟通</w:t>
       </w:r>
@@ -4185,7 +4185,7 @@
         <w:snapToGrid w:val="0"/>
         <w:textAlignment w:val="baseline"/>
       </w:pPr>
-      <w:bookmarkStart w:id="15" w:name="_Toc30405"/>
+      <w:bookmarkStart w:id="15" w:name="_Toc13112"/>
       <w:r>
         <w:t>网络信息沟通</w:t>
       </w:r>
@@ -4268,7 +4268,7 @@
       </w:pPr>
       <w:bookmarkStart w:id="16" w:name="bookmark1"/>
       <w:bookmarkEnd w:id="16"/>
-      <w:bookmarkStart w:id="17" w:name="_Toc12107"/>
+      <w:bookmarkStart w:id="17" w:name="_Toc5093"/>
       <w:r>
         <w:t>其它类沟通</w:t>
       </w:r>
@@ -4362,7 +4362,7 @@
         <w:snapToGrid w:val="0"/>
         <w:textAlignment w:val="baseline"/>
       </w:pPr>
-      <w:bookmarkStart w:id="18" w:name="_Toc12535"/>
+      <w:bookmarkStart w:id="18" w:name="_Toc32094"/>
       <w:r>
         <w:t>越级沟通</w:t>
       </w:r>
@@ -4554,7 +4554,7 @@
         <w:snapToGrid w:val="0"/>
         <w:textAlignment w:val="baseline"/>
       </w:pPr>
-      <w:bookmarkStart w:id="19" w:name="_Toc10734"/>
+      <w:bookmarkStart w:id="19" w:name="_Toc15840"/>
       <w:r>
         <w:t>制度的监督执行</w:t>
       </w:r>
@@ -4592,7 +4592,7 @@
         <w:snapToGrid w:val="0"/>
         <w:textAlignment w:val="baseline"/>
       </w:pPr>
-      <w:bookmarkStart w:id="20" w:name="_Toc1541"/>
+      <w:bookmarkStart w:id="20" w:name="_Toc26438"/>
       <w:r>
         <w:t>对外沟通</w:t>
       </w:r>
@@ -4700,7 +4700,7 @@
         <w:snapToGrid w:val="0"/>
         <w:textAlignment w:val="baseline"/>
       </w:pPr>
-      <w:bookmarkStart w:id="21" w:name="_Toc6649"/>
+      <w:bookmarkStart w:id="21" w:name="_Toc17734"/>
       <w:r>
         <w:t>附则</w:t>
       </w:r>

--- a/4.质量管理/1.流程制度规范类文件/040104-沟通管理制度.docx
+++ b/4.质量管理/1.流程制度规范类文件/040104-沟通管理制度.docx
@@ -20,6 +20,8 @@
         <w:snapToGrid w:val="0"/>
         <w:textAlignment w:val="baseline"/>
       </w:pPr>
+      <w:bookmarkStart w:id="22" w:name="_GoBack"/>
+      <w:bookmarkEnd w:id="22"/>
     </w:p>
     <w:p>
       <w:pPr>
@@ -781,12 +783,12 @@
             </w:pPr>
             <w:r>
               <w:rPr>
-                <w:rFonts w:hint="eastAsia" w:ascii="宋体" w:hAnsi="宋体" w:eastAsia="宋体" w:cs="宋体"/>
+                <w:rFonts w:hint="eastAsia" w:ascii="宋体" w:hAnsi="宋体" w:cs="宋体"/>
                 <w:sz w:val="21"/>
                 <w:szCs w:val="21"/>
                 <w:lang w:val="en-US" w:eastAsia="zh-CN"/>
               </w:rPr>
-              <w:t>李平</w:t>
+              <w:t>吴广</w:t>
             </w:r>
           </w:p>
         </w:tc>
@@ -1649,8 +1651,6 @@
               <w:tab w:val="right" w:leader="dot" w:pos="8497"/>
             </w:tabs>
           </w:pPr>
-          <w:bookmarkStart w:id="22" w:name="_GoBack"/>
-          <w:bookmarkEnd w:id="22"/>
           <w:r>
             <w:rPr>
               <w:rFonts w:hint="eastAsia" w:ascii="Microsoft JhengHei" w:hAnsi="Microsoft JhengHei" w:eastAsia="Microsoft JhengHei" w:cs="Microsoft JhengHei"/>
